--- a/06-学生侧材料/讲义/2-结构化学/原子结构补充-超级充实版（自学完整）.docx
+++ b/06-学生侧材料/讲义/2-结构化学/原子结构补充-超级充实版（自学完整）.docx
@@ -2440,7 +2440,7 @@
         <w:rPr>
           <w:rFonts w:hint="eastAsia" w:ascii="Times New Roman" w:hAnsi="Times New Roman" w:eastAsia="FangSong" w:cs="Times New Roman"/>
         </w:rPr>
-        <w:t>这就是为什么在多电子原子中</w:t>
+        <w:t>因此在多电子原子中</w:t>
       </w:r>
       <w:r>
         <w:rPr>
@@ -4157,12 +4157,6 @@
       </w:pPr>
       <w:r>
         <w:rPr>
-          <w:rFonts w:hint="eastAsia" w:ascii="Times New Roman" w:hAnsi="Times New Roman" w:eastAsia="FangSong" w:cs="Times New Roman"/>
-        </w:rPr>
-        <w:t>很多同学会把</w:t>
-      </w:r>
-      <w:r>
-        <w:rPr>
           <w:rFonts w:hint="eastAsia" w:ascii="Times New Roman" w:hAnsi="Times New Roman" w:eastAsia="Times New Roman" w:cs="Times New Roman"/>
         </w:rPr>
         <w:t>“</w:t>
@@ -4183,7 +4177,7 @@
         <w:rPr>
           <w:rFonts w:hint="eastAsia" w:ascii="Times New Roman" w:hAnsi="Times New Roman" w:eastAsia="FangSong" w:cs="Times New Roman"/>
         </w:rPr>
-        <w:t>和</w:t>
+        <w:t>与</w:t>
       </w:r>
       <w:r>
         <w:rPr>
@@ -4207,7 +4201,7 @@
         <w:rPr>
           <w:rFonts w:hint="eastAsia" w:ascii="Times New Roman" w:hAnsi="Times New Roman" w:eastAsia="FangSong" w:cs="Times New Roman"/>
         </w:rPr>
-        <w:t>混成一件事</w:t>
+        <w:t>常被混为一谈</w:t>
       </w:r>
       <w:r>
         <w:rPr>
@@ -4219,7 +4213,7 @@
         <w:rPr>
           <w:rFonts w:hint="eastAsia" w:ascii="Times New Roman" w:hAnsi="Times New Roman" w:eastAsia="FangSong" w:cs="Times New Roman"/>
         </w:rPr>
-        <w:t>其实不是</w:t>
+        <w:t>实则二者不同</w:t>
       </w:r>
       <w:r>
         <w:rPr>
@@ -7429,7 +7423,7 @@
         <w:rPr>
           <w:rFonts w:hint="eastAsia" w:ascii="Times New Roman" w:hAnsi="Times New Roman" w:eastAsia="FangSong" w:cs="Times New Roman"/>
         </w:rPr>
-        <w:t>空穴的角动量耦合规则与电子形式上非常相似</w:t>
+        <w:t>空穴的角动量耦合规则与电子形式上十分相似</w:t>
       </w:r>
       <w:r>
         <w:rPr>
@@ -7592,7 +7586,7 @@
         <w:rPr>
           <w:rFonts w:hint="eastAsia" w:ascii="Times New Roman" w:hAnsi="Times New Roman" w:eastAsia="FangSong" w:cs="Times New Roman"/>
         </w:rPr>
-        <w:t>这就是为什么</w:t>
+        <w:t>因此</w:t>
       </w:r>
       <w:r>
         <w:rPr>
@@ -9078,7 +9072,7 @@
         <w:rPr>
           <w:rFonts w:hint="eastAsia" w:ascii="Times New Roman" w:hAnsi="Times New Roman" w:eastAsia="FangSong" w:cs="Times New Roman"/>
         </w:rPr>
-        <w:t>不再总是特别</w:t>
+        <w:t>不再总是</w:t>
       </w:r>
       <w:r>
         <w:rPr>
@@ -14038,7 +14032,7 @@
         <w:rPr>
           <w:rFonts w:hint="eastAsia" w:ascii="Times New Roman" w:hAnsi="Times New Roman" w:eastAsia="FangSong" w:cs="Times New Roman"/>
         </w:rPr>
-        <w:t>用一句话区分</w:t>
+        <w:t>用要点区分</w:t>
       </w:r>
       <w:r>
         <w:rPr>
@@ -18690,7 +18684,7 @@
     <ns0:name ns0:val="Verbatim Char"/>
     <ns0:basedOn ns0:val="BodyTextChar"/>
     <ns0:rPr>
-      <ns0:rFonts ns0:ascii="SimSun" ns0:hAnsi="SimSun" ns0:eastAsia="SimSun" ns0:cs="SimSun"/>
+      <ns0:rFonts ns0:ascii="SimSun" ns0:cs="SimSun" ns0:eastAsia="SimSun" ns0:hAnsi="SimSun"/>
       <ns0:b ns0:val="0"/>
       <ns0:sz ns0:val="20"/>
     </ns0:rPr>
@@ -18760,7 +18754,7 @@
       <w:wordWrap w:val="off"/>
     </w:pPr>
     <ns0:rPr>
-      <w:rFonts w:ascii="SimSun" w:hAnsi="SimSun" w:eastAsia="SimSun" w:cs="SimSun"/>
+      <w:rFonts ns0:ascii="SimSun" ns0:hAnsi="SimSun" ns0:eastAsia="SimSun" ns0:cs="SimSun"/>
     </ns0:rPr>
   </w:style>
   <w:style w:type="character" w:customStyle="1" w:styleId="KeywordTok">

--- a/06-学生侧材料/讲义/2-结构化学/原子结构补充-超级充实版（自学完整）.docx
+++ b/06-学生侧材料/讲义/2-结构化学/原子结构补充-超级充实版（自学完整）.docx
@@ -13991,7 +13991,7 @@
         <w:t>练习题</w:t>
       </w:r>
     </w:p>
-    <w:bookmarkStart w:id="42" w:name="基础巩固"/>
+    <w:bookmarkStart w:id="42" w:name="基础巩固4-题"/>
     <w:p>
       <w:pPr>
         <w:pStyle w:val="Heading3"/>
@@ -14007,7 +14007,31 @@
         <w:rPr>
           <w:rFonts w:hint="eastAsia" w:ascii="Times New Roman" w:hAnsi="Times New Roman" w:eastAsia="SimHei" w:cs="Times New Roman"/>
         </w:rPr>
-        <w:t xml:space="preserve">基础巩固</w:t>
+        <w:t>基础巩固</w:t>
+      </w:r>
+      <w:r>
+        <w:rPr>
+          <w:rFonts w:hint="eastAsia" w:ascii="Times New Roman" w:hAnsi="Times New Roman" w:eastAsia="Times New Roman" w:cs="Times New Roman"/>
+        </w:rPr>
+        <w:t>（4</w:t>
+      </w:r>
+      <w:r>
+        <w:rPr>
+          <w:rFonts w:ascii="Times New Roman" w:hAnsi="Times New Roman" w:eastAsia="Times New Roman" w:cs="Times New Roman"/>
+        </w:rPr>
+        <w:t xml:space="preserve"> </w:t>
+      </w:r>
+      <w:r>
+        <w:rPr>
+          <w:rFonts w:hint="eastAsia" w:ascii="Times New Roman" w:hAnsi="Times New Roman" w:eastAsia="SimHei" w:cs="Times New Roman"/>
+        </w:rPr>
+        <w:t>题</w:t>
+      </w:r>
+      <w:r>
+        <w:rPr>
+          <w:rFonts w:hint="eastAsia" w:ascii="Times New Roman" w:hAnsi="Times New Roman" w:eastAsia="Times New Roman" w:cs="Times New Roman"/>
+        </w:rPr>
+        <w:t>）</w:t>
       </w:r>
     </w:p>
     <w:p>
@@ -14338,7 +14362,7 @@
       </w:r>
     </w:p>
     <w:bookmarkEnd w:id="42"/>
-    <w:bookmarkStart w:id="43" w:name="提高训练"/>
+    <w:bookmarkStart w:id="43" w:name="提高训练4-题"/>
     <w:p>
       <w:pPr>
         <w:pStyle w:val="Heading3"/>
@@ -14354,7 +14378,31 @@
         <w:rPr>
           <w:rFonts w:hint="eastAsia" w:ascii="Times New Roman" w:hAnsi="Times New Roman" w:eastAsia="SimHei" w:cs="Times New Roman"/>
         </w:rPr>
-        <w:t xml:space="preserve">提高训练</w:t>
+        <w:t>提高训练</w:t>
+      </w:r>
+      <w:r>
+        <w:rPr>
+          <w:rFonts w:hint="eastAsia" w:ascii="Times New Roman" w:hAnsi="Times New Roman" w:eastAsia="Times New Roman" w:cs="Times New Roman"/>
+        </w:rPr>
+        <w:t>（4</w:t>
+      </w:r>
+      <w:r>
+        <w:rPr>
+          <w:rFonts w:ascii="Times New Roman" w:hAnsi="Times New Roman" w:eastAsia="Times New Roman" w:cs="Times New Roman"/>
+        </w:rPr>
+        <w:t xml:space="preserve"> </w:t>
+      </w:r>
+      <w:r>
+        <w:rPr>
+          <w:rFonts w:hint="eastAsia" w:ascii="Times New Roman" w:hAnsi="Times New Roman" w:eastAsia="SimHei" w:cs="Times New Roman"/>
+        </w:rPr>
+        <w:t>题</w:t>
+      </w:r>
+      <w:r>
+        <w:rPr>
+          <w:rFonts w:hint="eastAsia" w:ascii="Times New Roman" w:hAnsi="Times New Roman" w:eastAsia="Times New Roman" w:cs="Times New Roman"/>
+        </w:rPr>
+        <w:t>）</w:t>
       </w:r>
     </w:p>
     <w:p>
@@ -14710,7 +14758,7 @@
       </w:r>
     </w:p>
     <w:bookmarkEnd w:id="43"/>
-    <w:bookmarkStart w:id="44" w:name="挑战题"/>
+    <w:bookmarkStart w:id="44" w:name="挑战题3-题"/>
     <w:p>
       <w:pPr>
         <w:pStyle w:val="Heading3"/>
@@ -14726,7 +14774,31 @@
         <w:rPr>
           <w:rFonts w:hint="eastAsia" w:ascii="Times New Roman" w:hAnsi="Times New Roman" w:eastAsia="SimHei" w:cs="Times New Roman"/>
         </w:rPr>
-        <w:t xml:space="preserve">挑战题</w:t>
+        <w:t>挑战题</w:t>
+      </w:r>
+      <w:r>
+        <w:rPr>
+          <w:rFonts w:hint="eastAsia" w:ascii="Times New Roman" w:hAnsi="Times New Roman" w:eastAsia="Times New Roman" w:cs="Times New Roman"/>
+        </w:rPr>
+        <w:t>（3</w:t>
+      </w:r>
+      <w:r>
+        <w:rPr>
+          <w:rFonts w:ascii="Times New Roman" w:hAnsi="Times New Roman" w:eastAsia="Times New Roman" w:cs="Times New Roman"/>
+        </w:rPr>
+        <w:t xml:space="preserve"> </w:t>
+      </w:r>
+      <w:r>
+        <w:rPr>
+          <w:rFonts w:hint="eastAsia" w:ascii="Times New Roman" w:hAnsi="Times New Roman" w:eastAsia="SimHei" w:cs="Times New Roman"/>
+        </w:rPr>
+        <w:t>题</w:t>
+      </w:r>
+      <w:r>
+        <w:rPr>
+          <w:rFonts w:hint="eastAsia" w:ascii="Times New Roman" w:hAnsi="Times New Roman" w:eastAsia="Times New Roman" w:cs="Times New Roman"/>
+        </w:rPr>
+        <w:t>）</w:t>
       </w:r>
     </w:p>
     <w:p>
@@ -15105,7 +15177,7 @@
         <w:t>参考答案</w:t>
       </w:r>
     </w:p>
-    <w:bookmarkStart w:id="46" w:name="基础巩固-1"/>
+    <w:bookmarkStart w:id="46" w:name="基础巩固"/>
     <w:p>
       <w:pPr>
         <w:pStyle w:val="Heading3"/>
@@ -15550,7 +15622,7 @@
       </w:r>
     </w:p>
     <w:bookmarkEnd w:id="46"/>
-    <w:bookmarkStart w:id="47" w:name="提高训练-1"/>
+    <w:bookmarkStart w:id="47" w:name="提高训练"/>
     <w:p>
       <w:pPr>
         <w:pStyle w:val="Heading3"/>
@@ -16463,7 +16535,7 @@
       </w:r>
     </w:p>
     <w:bookmarkEnd w:id="47"/>
-    <w:bookmarkStart w:id="48" w:name="挑战题-1"/>
+    <w:bookmarkStart w:id="48" w:name="挑战题"/>
     <w:p>
       <w:pPr>
         <w:pStyle w:val="Heading3"/>

--- a/06-学生侧材料/讲义/2-结构化学/原子结构补充-超级充实版（自学完整）.docx
+++ b/06-学生侧材料/讲义/2-结构化学/原子结构补充-超级充实版（自学完整）.docx
@@ -55,6 +55,539 @@
     </w:p>
     <w:p>
       <w:pPr>
+        <w:pStyle w:val="BlockText"/>
+        <w:spacing w:after="80"/>
+      </w:pPr>
+      <w:r>
+        <w:rPr>
+          <w:rFonts w:hint="eastAsia" w:ascii="Times New Roman" w:hAnsi="Times New Roman" w:eastAsia="FangSong" w:cs="Times New Roman"/>
+        </w:rPr>
+        <w:t>对齐考纲</w:t>
+      </w:r>
+      <w:r>
+        <w:rPr>
+          <w:rFonts w:hint="eastAsia" w:ascii="Times New Roman" w:hAnsi="Times New Roman" w:eastAsia="Times New Roman" w:cs="Times New Roman"/>
+        </w:rPr>
+        <w:t>：</w:t>
+      </w:r>
+      <w:r>
+        <w:rPr>
+          <w:rFonts w:hint="eastAsia" w:ascii="Times New Roman" w:hAnsi="Times New Roman" w:eastAsia="FangSong" w:cs="Times New Roman"/>
+        </w:rPr>
+        <w:t>决赛</w:t>
+      </w:r>
+      <w:r>
+        <w:rPr>
+          <w:rFonts w:hint="eastAsia" w:ascii="Times New Roman" w:hAnsi="Times New Roman" w:eastAsia="Times New Roman" w:cs="Times New Roman"/>
+        </w:rPr>
+        <w:t>01</w:t>
+      </w:r>
+      <w:r>
+        <w:rPr>
+          <w:rFonts w:ascii="Times New Roman" w:hAnsi="Times New Roman" w:eastAsia="Times New Roman" w:cs="Times New Roman"/>
+        </w:rPr>
+        <w:t xml:space="preserve"> </w:t>
+      </w:r>
+      <w:r>
+        <w:rPr>
+          <w:rFonts w:hint="eastAsia" w:ascii="Times New Roman" w:hAnsi="Times New Roman" w:eastAsia="FangSong" w:cs="Times New Roman"/>
+        </w:rPr>
+        <w:t xml:space="preserve">原子结构补充</w:t>
+      </w:r>
+    </w:p>
+    <w:tbl>
+      <w:tblPr>
+        <w:tblStyle w:val="Table"/>
+        <w:tblW w:type="pct" w:w="5000"/>
+        <w:tblLayout w:type="fixed"/>
+        <w:tblLook w:firstRow="1" w:lastRow="0" w:firstColumn="0" w:lastColumn="0" w:noHBand="0" w:noVBand="0" w:val="0020"/>
+      </w:tblPr>
+      <w:tblGrid>
+        <w:gridCol w:w="3960"/>
+        <w:gridCol w:w="3960"/>
+      </w:tblGrid>
+      <w:tr>
+        <w:trPr>
+          <w:tblHeader w:val="on"/>
+        </w:trPr>
+        <w:tc>
+          <w:tcPr/>
+          <w:p>
+            <w:pPr>
+              <w:pStyle w:val="Compact"/>
+              <w:jc w:val="center"/>
+            </w:pPr>
+            <w:r>
+              <w:rPr>
+                <w:rFonts w:hint="eastAsia" w:ascii="Times New Roman" w:hAnsi="Times New Roman" w:eastAsia="SimHei" w:cs="Times New Roman"/>
+                <w:b/>
+              </w:rPr>
+              <w:t xml:space="preserve">考纲条目</w:t>
+            </w:r>
+          </w:p>
+        </w:tc>
+        <w:tc>
+          <w:tcPr/>
+          <w:p>
+            <w:pPr>
+              <w:pStyle w:val="Compact"/>
+              <w:jc w:val="center"/>
+            </w:pPr>
+            <w:r>
+              <w:rPr>
+                <w:rFonts w:hint="eastAsia" w:ascii="Times New Roman" w:hAnsi="Times New Roman" w:eastAsia="SimHei" w:cs="Times New Roman"/>
+                <w:b/>
+              </w:rPr>
+              <w:t xml:space="preserve">学完本讲你应能</w:t>
+            </w:r>
+          </w:p>
+        </w:tc>
+      </w:tr>
+      <w:tr>
+        <w:tc>
+          <w:tcPr/>
+          <w:p>
+            <w:pPr>
+              <w:pStyle w:val="Compact"/>
+              <w:jc w:val="center"/>
+            </w:pPr>
+            <w:r>
+              <w:rPr>
+                <w:rFonts w:hint="eastAsia" w:ascii="Times New Roman" w:hAnsi="Times New Roman" w:eastAsia="FangSong" w:cs="Times New Roman"/>
+              </w:rPr>
+              <w:t>决赛</w:t>
+            </w:r>
+            <w:r>
+              <w:rPr>
+                <w:rFonts w:hint="eastAsia" w:ascii="Times New Roman" w:hAnsi="Times New Roman" w:eastAsia="Times New Roman" w:cs="Times New Roman"/>
+              </w:rPr>
+              <w:t>01</w:t>
+            </w:r>
+            <w:r>
+              <w:rPr>
+                <w:rFonts w:ascii="Times New Roman" w:hAnsi="Times New Roman" w:eastAsia="Times New Roman" w:cs="Times New Roman"/>
+              </w:rPr>
+              <w:t xml:space="preserve"> </w:t>
+            </w:r>
+            <w:r>
+              <w:rPr>
+                <w:rFonts w:hint="eastAsia" w:ascii="Times New Roman" w:hAnsi="Times New Roman" w:eastAsia="FangSong" w:cs="Times New Roman"/>
+              </w:rPr>
+              <w:t xml:space="preserve">原子结构补充</w:t>
+            </w:r>
+          </w:p>
+        </w:tc>
+        <w:tc>
+          <w:tcPr/>
+          <w:p>
+            <w:pPr>
+              <w:pStyle w:val="Compact"/>
+              <w:jc w:val="center"/>
+            </w:pPr>
+            <w:r>
+              <w:rPr>
+                <w:rFonts w:hint="eastAsia" w:ascii="Times New Roman" w:hAnsi="Times New Roman" w:eastAsia="FangSong" w:cs="Times New Roman"/>
+              </w:rPr>
+              <w:t>能说清第一轮</w:t>
+            </w:r>
+            <w:r>
+              <w:rPr>
+                <w:rFonts w:hint="eastAsia" w:ascii="Times New Roman" w:hAnsi="Times New Roman" w:eastAsia="Times New Roman" w:cs="Times New Roman"/>
+              </w:rPr>
+              <w:t>“</w:t>
+            </w:r>
+            <w:r>
+              <w:rPr>
+                <w:rFonts w:hint="eastAsia" w:ascii="Times New Roman" w:hAnsi="Times New Roman" w:eastAsia="FangSong" w:cs="Times New Roman"/>
+              </w:rPr>
+              <w:t>电子排布规则</w:t>
+            </w:r>
+            <w:r>
+              <w:rPr>
+                <w:rFonts w:hint="eastAsia" w:ascii="Times New Roman" w:hAnsi="Times New Roman" w:eastAsia="Times New Roman" w:cs="Times New Roman"/>
+              </w:rPr>
+              <w:t>”</w:t>
+            </w:r>
+            <w:r>
+              <w:rPr>
+                <w:rFonts w:hint="eastAsia" w:ascii="Times New Roman" w:hAnsi="Times New Roman" w:eastAsia="FangSong" w:cs="Times New Roman"/>
+              </w:rPr>
+              <w:t>背后到底用了哪些近似</w:t>
+            </w:r>
+            <w:r>
+              <w:rPr>
+                <w:rFonts w:hint="eastAsia" w:ascii="Times New Roman" w:hAnsi="Times New Roman" w:eastAsia="Times New Roman" w:cs="Times New Roman"/>
+              </w:rPr>
+              <w:t>，</w:t>
+            </w:r>
+            <w:r>
+              <w:rPr>
+                <w:rFonts w:hint="eastAsia" w:ascii="Times New Roman" w:hAnsi="Times New Roman" w:eastAsia="FangSong" w:cs="Times New Roman"/>
+              </w:rPr>
+              <w:t>以及这些近似各自解决什么问题</w:t>
+            </w:r>
+            <w:r>
+              <w:rPr>
+                <w:rFonts w:hint="eastAsia" w:ascii="Times New Roman" w:hAnsi="Times New Roman" w:eastAsia="Times New Roman" w:cs="Times New Roman"/>
+              </w:rPr>
+              <w:t>；</w:t>
+            </w:r>
+            <w:r>
+              <w:rPr>
+                <w:rFonts w:hint="eastAsia" w:ascii="Times New Roman" w:hAnsi="Times New Roman" w:eastAsia="FangSong" w:cs="Times New Roman"/>
+              </w:rPr>
+              <w:t>能区分</w:t>
+            </w:r>
+            <w:r>
+              <w:rPr>
+                <w:rFonts w:ascii="Times New Roman" w:hAnsi="Times New Roman" w:eastAsia="Times New Roman" w:cs="Times New Roman"/>
+              </w:rPr>
+              <w:t xml:space="preserve"> Slater </w:t>
+            </w:r>
+            <w:r>
+              <w:rPr>
+                <w:rFonts w:hint="eastAsia" w:ascii="Times New Roman" w:hAnsi="Times New Roman" w:eastAsia="FangSong" w:cs="Times New Roman"/>
+              </w:rPr>
+              <w:t>规则</w:t>
+            </w:r>
+            <w:r>
+              <w:rPr>
+                <w:rFonts w:hint="eastAsia" w:ascii="Times New Roman" w:hAnsi="Times New Roman" w:eastAsia="Times New Roman" w:cs="Times New Roman"/>
+              </w:rPr>
+              <w:t>、</w:t>
+            </w:r>
+            <w:r>
+              <w:rPr>
+                <w:rFonts w:hint="eastAsia" w:ascii="Times New Roman" w:hAnsi="Times New Roman" w:eastAsia="FangSong" w:cs="Times New Roman"/>
+              </w:rPr>
+              <w:t>中心力场近似</w:t>
+            </w:r>
+            <w:r>
+              <w:rPr>
+                <w:rFonts w:hint="eastAsia" w:ascii="Times New Roman" w:hAnsi="Times New Roman" w:eastAsia="Times New Roman" w:cs="Times New Roman"/>
+              </w:rPr>
+              <w:t>、</w:t>
+            </w:r>
+            <w:r>
+              <w:rPr>
+                <w:rFonts w:hint="eastAsia" w:ascii="Times New Roman" w:hAnsi="Times New Roman" w:eastAsia="FangSong" w:cs="Times New Roman"/>
+              </w:rPr>
+              <w:t>自洽场</w:t>
+            </w:r>
+            <w:r>
+              <w:rPr>
+                <w:rFonts w:hint="eastAsia" w:ascii="Times New Roman" w:hAnsi="Times New Roman" w:eastAsia="Times New Roman" w:cs="Times New Roman"/>
+              </w:rPr>
+              <w:t>、Hartree-Fock、</w:t>
+            </w:r>
+            <w:r>
+              <w:rPr>
+                <w:rFonts w:hint="eastAsia" w:ascii="Times New Roman" w:hAnsi="Times New Roman" w:eastAsia="FangSong" w:cs="Times New Roman"/>
+              </w:rPr>
+              <w:t>电子相关这些层次</w:t>
+            </w:r>
+            <w:r>
+              <w:rPr>
+                <w:rFonts w:hint="eastAsia" w:ascii="Times New Roman" w:hAnsi="Times New Roman" w:eastAsia="Times New Roman" w:cs="Times New Roman"/>
+              </w:rPr>
+              <w:t>；</w:t>
+            </w:r>
+            <w:r>
+              <w:rPr>
+                <w:rFonts w:hint="eastAsia" w:ascii="Times New Roman" w:hAnsi="Times New Roman" w:eastAsia="FangSong" w:cs="Times New Roman"/>
+              </w:rPr>
+              <w:t>能读懂并书写原子项符号</w:t>
+            </w:r>
+            <w:r>
+              <w:rPr>
+                <w:rFonts w:ascii="Times New Roman" w:hAnsi="Times New Roman" w:eastAsia="Times New Roman" w:cs="Times New Roman"/>
+              </w:rPr>
+              <w:t xml:space="preserve"> </w:t>
+            </w:r>
+            <m:oMath>
+              <m:sSup>
+                <m:e>
+                  <m:r>
+                    <m:t>​</m:t>
+                  </m:r>
+                </m:e>
+                <m:sup>
+                  <m:r>
+                    <m:t>2</m:t>
+                  </m:r>
+                  <m:r>
+                    <m:t>S</m:t>
+                  </m:r>
+                  <m:r>
+                    <m:rPr>
+                      <m:sty m:val="p"/>
+                    </m:rPr>
+                    <m:t>+</m:t>
+                  </m:r>
+                  <m:r>
+                    <m:t>1</m:t>
+                  </m:r>
+                </m:sup>
+              </m:sSup>
+              <m:sSub>
+                <m:e>
+                  <m:r>
+                    <m:t>L</m:t>
+                  </m:r>
+                </m:e>
+                <m:sub>
+                  <m:r>
+                    <m:t>J</m:t>
+                  </m:r>
+                </m:sub>
+              </m:sSub>
+            </m:oMath>
+            <w:r>
+              <w:rPr>
+                <w:rFonts w:hint="eastAsia" w:ascii="Times New Roman" w:hAnsi="Times New Roman" w:eastAsia="Times New Roman" w:cs="Times New Roman"/>
+              </w:rPr>
+              <w:t>，</w:t>
+            </w:r>
+            <w:r>
+              <w:rPr>
+                <w:rFonts w:hint="eastAsia" w:ascii="Times New Roman" w:hAnsi="Times New Roman" w:eastAsia="FangSong" w:cs="Times New Roman"/>
+              </w:rPr>
+              <w:t>会用</w:t>
+            </w:r>
+            <w:r>
+              <w:rPr>
+                <w:rFonts w:ascii="Times New Roman" w:hAnsi="Times New Roman" w:eastAsia="Times New Roman" w:cs="Times New Roman"/>
+              </w:rPr>
+              <w:t xml:space="preserve"> Hund </w:t>
+            </w:r>
+            <w:r>
+              <w:rPr>
+                <w:rFonts w:hint="eastAsia" w:ascii="Times New Roman" w:hAnsi="Times New Roman" w:eastAsia="FangSong" w:cs="Times New Roman"/>
+              </w:rPr>
+              <w:t>规则判断基态项</w:t>
+            </w:r>
+            <w:r>
+              <w:rPr>
+                <w:rFonts w:hint="eastAsia" w:ascii="Times New Roman" w:hAnsi="Times New Roman" w:eastAsia="Times New Roman" w:cs="Times New Roman"/>
+              </w:rPr>
+              <w:t>；</w:t>
+            </w:r>
+            <w:r>
+              <w:rPr>
+                <w:rFonts w:hint="eastAsia" w:ascii="Times New Roman" w:hAnsi="Times New Roman" w:eastAsia="FangSong" w:cs="Times New Roman"/>
+              </w:rPr>
+              <w:t>能理解</w:t>
+            </w:r>
+            <w:r>
+              <w:rPr>
+                <w:rFonts w:ascii="Times New Roman" w:hAnsi="Times New Roman" w:eastAsia="Times New Roman" w:cs="Times New Roman"/>
+              </w:rPr>
+              <w:t xml:space="preserve"> LS </w:t>
+            </w:r>
+            <w:r>
+              <w:rPr>
+                <w:rFonts w:hint="eastAsia" w:ascii="Times New Roman" w:hAnsi="Times New Roman" w:eastAsia="FangSong" w:cs="Times New Roman"/>
+              </w:rPr>
+              <w:t>耦合与自旋轨道耦合的物理图像</w:t>
+            </w:r>
+            <w:r>
+              <w:rPr>
+                <w:rFonts w:hint="eastAsia" w:ascii="Times New Roman" w:hAnsi="Times New Roman" w:eastAsia="Times New Roman" w:cs="Times New Roman"/>
+              </w:rPr>
+              <w:t>，</w:t>
+            </w:r>
+            <w:r>
+              <w:rPr>
+                <w:rFonts w:hint="eastAsia" w:ascii="Times New Roman" w:hAnsi="Times New Roman" w:eastAsia="FangSong" w:cs="Times New Roman"/>
+              </w:rPr>
+              <w:t>判断少于半充满和多于半充满时的</w:t>
+            </w:r>
+            <w:r>
+              <w:rPr>
+                <w:rFonts w:ascii="Times New Roman" w:hAnsi="Times New Roman" w:eastAsia="Times New Roman" w:cs="Times New Roman"/>
+              </w:rPr>
+              <w:t xml:space="preserve"> </w:t>
+            </w:r>
+            <m:oMath>
+              <m:r>
+                <m:t>J</m:t>
+              </m:r>
+            </m:oMath>
+            <w:r>
+              <w:rPr>
+                <w:rFonts w:ascii="Times New Roman" w:hAnsi="Times New Roman" w:eastAsia="Times New Roman" w:cs="Times New Roman"/>
+              </w:rPr>
+              <w:t xml:space="preserve"> </w:t>
+            </w:r>
+            <w:r>
+              <w:rPr>
+                <w:rFonts w:hint="eastAsia" w:ascii="Times New Roman" w:hAnsi="Times New Roman" w:eastAsia="FangSong" w:cs="Times New Roman"/>
+              </w:rPr>
+              <w:t>排序</w:t>
+            </w:r>
+            <w:r>
+              <w:rPr>
+                <w:rFonts w:hint="eastAsia" w:ascii="Times New Roman" w:hAnsi="Times New Roman" w:eastAsia="Times New Roman" w:cs="Times New Roman"/>
+              </w:rPr>
+              <w:t>；</w:t>
+            </w:r>
+            <w:r>
+              <w:rPr>
+                <w:rFonts w:hint="eastAsia" w:ascii="Times New Roman" w:hAnsi="Times New Roman" w:eastAsia="FangSong" w:cs="Times New Roman"/>
+              </w:rPr>
+              <w:t>能用相对论效应解释镧系收缩</w:t>
+            </w:r>
+            <w:r>
+              <w:rPr>
+                <w:rFonts w:hint="eastAsia" w:ascii="Times New Roman" w:hAnsi="Times New Roman" w:eastAsia="Times New Roman" w:cs="Times New Roman"/>
+              </w:rPr>
+              <w:t>、</w:t>
+            </w:r>
+            <w:r>
+              <w:rPr>
+                <w:rFonts w:hint="eastAsia" w:ascii="Times New Roman" w:hAnsi="Times New Roman" w:eastAsia="FangSong" w:cs="Times New Roman"/>
+              </w:rPr>
+              <w:t>惰性电子对效应</w:t>
+            </w:r>
+            <w:r>
+              <w:rPr>
+                <w:rFonts w:hint="eastAsia" w:ascii="Times New Roman" w:hAnsi="Times New Roman" w:eastAsia="Times New Roman" w:cs="Times New Roman"/>
+              </w:rPr>
+              <w:t>、Au</w:t>
+            </w:r>
+            <w:r>
+              <w:rPr>
+                <w:rFonts w:ascii="Times New Roman" w:hAnsi="Times New Roman" w:eastAsia="Times New Roman" w:cs="Times New Roman"/>
+              </w:rPr>
+              <w:t xml:space="preserve"> </w:t>
+            </w:r>
+            <w:r>
+              <w:rPr>
+                <w:rFonts w:hint="eastAsia" w:ascii="Times New Roman" w:hAnsi="Times New Roman" w:eastAsia="FangSong" w:cs="Times New Roman"/>
+              </w:rPr>
+              <w:t>呈黄色</w:t>
+            </w:r>
+            <w:r>
+              <w:rPr>
+                <w:rFonts w:hint="eastAsia" w:ascii="Times New Roman" w:hAnsi="Times New Roman" w:eastAsia="Times New Roman" w:cs="Times New Roman"/>
+              </w:rPr>
+              <w:t>、Hg</w:t>
+            </w:r>
+            <w:r>
+              <w:rPr>
+                <w:rFonts w:ascii="Times New Roman" w:hAnsi="Times New Roman" w:eastAsia="Times New Roman" w:cs="Times New Roman"/>
+              </w:rPr>
+              <w:t xml:space="preserve"> </w:t>
+            </w:r>
+            <w:r>
+              <w:rPr>
+                <w:rFonts w:hint="eastAsia" w:ascii="Times New Roman" w:hAnsi="Times New Roman" w:eastAsia="FangSong" w:cs="Times New Roman"/>
+              </w:rPr>
+              <w:t>常温为液体等典型现象</w:t>
+            </w:r>
+            <w:r>
+              <w:rPr>
+                <w:rFonts w:hint="eastAsia" w:ascii="Times New Roman" w:hAnsi="Times New Roman" w:eastAsia="Times New Roman" w:cs="Times New Roman"/>
+              </w:rPr>
+              <w:t>；</w:t>
+            </w:r>
+            <w:r>
+              <w:rPr>
+                <w:rFonts w:hint="eastAsia" w:ascii="Times New Roman" w:hAnsi="Times New Roman" w:eastAsia="FangSong" w:cs="Times New Roman"/>
+              </w:rPr>
+              <w:t>能把这些深化工具反过来用于解释近年结构题</w:t>
+            </w:r>
+            <w:r>
+              <w:rPr>
+                <w:rFonts w:hint="eastAsia" w:ascii="Times New Roman" w:hAnsi="Times New Roman" w:eastAsia="Times New Roman" w:cs="Times New Roman"/>
+              </w:rPr>
+              <w:t>、</w:t>
+            </w:r>
+            <w:r>
+              <w:rPr>
+                <w:rFonts w:hint="eastAsia" w:ascii="Times New Roman" w:hAnsi="Times New Roman" w:eastAsia="FangSong" w:cs="Times New Roman"/>
+              </w:rPr>
+              <w:t>配位题和元素性质反常题</w:t>
+            </w:r>
+          </w:p>
+        </w:tc>
+      </w:tr>
+    </w:tbl>
+    <w:p>
+      <w:pPr>
+        <w:spacing w:before="160" w:after="80"/>
+      </w:pPr>
+      <w:r>
+        <w:pict>
+          <v:rect style="width:0;height:1.5pt" o:hralign="center" o:hrstd="t" o:hr="t"/>
+        </w:pict>
+      </w:r>
+    </w:p>
+    <w:bookmarkEnd w:id="9"/>
+    <w:bookmarkStart w:id="10" w:name="一这一讲比第一轮多了什么"/>
+    <w:p>
+      <w:pPr>
+        <w:pStyle w:val="Heading2"/>
+        <w:spacing w:before="280" w:after="120"/>
+      </w:pPr>
+      <w:r>
+        <w:rPr>
+          <w:rFonts w:hint="eastAsia" w:ascii="Times New Roman" w:hAnsi="Times New Roman" w:eastAsia="SimHei" w:cs="Times New Roman"/>
+        </w:rPr>
+        <w:t>一</w:t>
+      </w:r>
+      <w:r>
+        <w:rPr>
+          <w:rFonts w:hint="eastAsia" w:ascii="Times New Roman" w:hAnsi="Times New Roman" w:eastAsia="Times New Roman" w:cs="Times New Roman"/>
+        </w:rPr>
+        <w:t>、</w:t>
+      </w:r>
+      <w:r>
+        <w:rPr>
+          <w:rFonts w:hint="eastAsia" w:ascii="Times New Roman" w:hAnsi="Times New Roman" w:eastAsia="SimHei" w:cs="Times New Roman"/>
+        </w:rPr>
+        <w:t>这一讲比第一轮多了什么</w:t>
+      </w:r>
+    </w:p>
+    <w:p>
+      <w:pPr>
+        <w:pStyle w:val="FirstParagraph"/>
+      </w:pPr>
+      <w:r>
+        <w:rPr>
+          <w:rFonts w:hint="eastAsia" w:ascii="Times New Roman" w:hAnsi="Times New Roman" w:eastAsia="FangSong" w:cs="Times New Roman"/>
+        </w:rPr>
+        <w:t>第一轮的原子结构</w:t>
+      </w:r>
+      <w:r>
+        <w:rPr>
+          <w:rFonts w:hint="eastAsia" w:ascii="Times New Roman" w:hAnsi="Times New Roman" w:eastAsia="Times New Roman" w:cs="Times New Roman"/>
+        </w:rPr>
+        <w:t>，</w:t>
+      </w:r>
+      <w:r>
+        <w:rPr>
+          <w:rFonts w:hint="eastAsia" w:ascii="Times New Roman" w:hAnsi="Times New Roman" w:eastAsia="FangSong" w:cs="Times New Roman"/>
+        </w:rPr>
+        <w:t>核心任务是建立一套</w:t>
+      </w:r>
+      <w:r>
+        <w:rPr>
+          <w:rFonts w:hint="eastAsia" w:ascii="Times New Roman" w:hAnsi="Times New Roman" w:eastAsia="FangSong" w:cs="Times New Roman"/>
+          <w:b/>
+          <w:bCs/>
+        </w:rPr>
+        <w:t xml:space="preserve">可做题的工具</w:t>
+      </w:r>
+      <w:r>
+        <w:rPr>
+          <w:rFonts w:hint="eastAsia" w:ascii="Times New Roman" w:hAnsi="Times New Roman" w:eastAsia="Times New Roman" w:cs="Times New Roman"/>
+        </w:rPr>
+        <w:t xml:space="preserve">：</w:t>
+      </w:r>
+    </w:p>
+    <w:p>
+      <w:pPr>
         <w:pStyle w:val="Compact"/>
         <w:numPr>
           <w:ilvl w:val="0"/>
@@ -65,43 +598,7 @@
         <w:rPr>
           <w:rFonts w:hint="eastAsia" w:ascii="Times New Roman" w:hAnsi="Times New Roman" w:eastAsia="FangSong" w:cs="Times New Roman"/>
         </w:rPr>
-        <w:t>能说清第一轮</w:t>
-      </w:r>
-      <w:r>
-        <w:rPr>
-          <w:rFonts w:hint="eastAsia" w:ascii="Times New Roman" w:hAnsi="Times New Roman" w:eastAsia="Times New Roman" w:cs="Times New Roman"/>
-        </w:rPr>
-        <w:t>“</w:t>
-      </w:r>
-      <w:r>
-        <w:rPr>
-          <w:rFonts w:hint="eastAsia" w:ascii="Times New Roman" w:hAnsi="Times New Roman" w:eastAsia="FangSong" w:cs="Times New Roman"/>
-        </w:rPr>
-        <w:t>电子排布规则</w:t>
-      </w:r>
-      <w:r>
-        <w:rPr>
-          <w:rFonts w:hint="eastAsia" w:ascii="Times New Roman" w:hAnsi="Times New Roman" w:eastAsia="Times New Roman" w:cs="Times New Roman"/>
-        </w:rPr>
-        <w:t>”</w:t>
-      </w:r>
-      <w:r>
-        <w:rPr>
-          <w:rFonts w:hint="eastAsia" w:ascii="Times New Roman" w:hAnsi="Times New Roman" w:eastAsia="FangSong" w:cs="Times New Roman"/>
-        </w:rPr>
-        <w:t>背后到底用了哪些近似</w:t>
-      </w:r>
-      <w:r>
-        <w:rPr>
-          <w:rFonts w:hint="eastAsia" w:ascii="Times New Roman" w:hAnsi="Times New Roman" w:eastAsia="Times New Roman" w:cs="Times New Roman"/>
-        </w:rPr>
-        <w:t>，</w:t>
-      </w:r>
-      <w:r>
-        <w:rPr>
-          <w:rFonts w:hint="eastAsia" w:ascii="Times New Roman" w:hAnsi="Times New Roman" w:eastAsia="FangSong" w:cs="Times New Roman"/>
-        </w:rPr>
-        <w:t>以及这些近似各自解决什么问题</w:t>
+        <w:t xml:space="preserve">四个量子数</w:t>
       </w:r>
     </w:p>
     <w:p>
@@ -116,55 +613,7 @@
         <w:rPr>
           <w:rFonts w:hint="eastAsia" w:ascii="Times New Roman" w:hAnsi="Times New Roman" w:eastAsia="FangSong" w:cs="Times New Roman"/>
         </w:rPr>
-        <w:t xml:space="preserve">能区分</w:t>
-      </w:r>
-      <w:r>
-        <w:rPr>
-          <w:rFonts w:ascii="Times New Roman" w:hAnsi="Times New Roman" w:eastAsia="Times New Roman" w:cs="Times New Roman"/>
-        </w:rPr>
-        <w:t xml:space="preserve"> Slater </w:t>
-      </w:r>
-      <w:r>
-        <w:rPr>
-          <w:rFonts w:hint="eastAsia" w:ascii="Times New Roman" w:hAnsi="Times New Roman" w:eastAsia="FangSong" w:cs="Times New Roman"/>
-        </w:rPr>
-        <w:t>规则</w:t>
-      </w:r>
-      <w:r>
-        <w:rPr>
-          <w:rFonts w:hint="eastAsia" w:ascii="Times New Roman" w:hAnsi="Times New Roman" w:eastAsia="Times New Roman" w:cs="Times New Roman"/>
-        </w:rPr>
-        <w:t>、</w:t>
-      </w:r>
-      <w:r>
-        <w:rPr>
-          <w:rFonts w:hint="eastAsia" w:ascii="Times New Roman" w:hAnsi="Times New Roman" w:eastAsia="FangSong" w:cs="Times New Roman"/>
-        </w:rPr>
-        <w:t>中心力场近似</w:t>
-      </w:r>
-      <w:r>
-        <w:rPr>
-          <w:rFonts w:hint="eastAsia" w:ascii="Times New Roman" w:hAnsi="Times New Roman" w:eastAsia="Times New Roman" w:cs="Times New Roman"/>
-        </w:rPr>
-        <w:t>、</w:t>
-      </w:r>
-      <w:r>
-        <w:rPr>
-          <w:rFonts w:hint="eastAsia" w:ascii="Times New Roman" w:hAnsi="Times New Roman" w:eastAsia="FangSong" w:cs="Times New Roman"/>
-        </w:rPr>
-        <w:t>自洽场</w:t>
-      </w:r>
-      <w:r>
-        <w:rPr>
-          <w:rFonts w:hint="eastAsia" w:ascii="Times New Roman" w:hAnsi="Times New Roman" w:eastAsia="Times New Roman" w:cs="Times New Roman"/>
-        </w:rPr>
-        <w:t>、Hartree-Fock、</w:t>
-      </w:r>
-      <w:r>
-        <w:rPr>
-          <w:rFonts w:hint="eastAsia" w:ascii="Times New Roman" w:hAnsi="Times New Roman" w:eastAsia="FangSong" w:cs="Times New Roman"/>
-        </w:rPr>
-        <w:t>电子相关这些层次</w:t>
+        <w:t xml:space="preserve">电子排布三原则</w:t>
       </w:r>
     </w:p>
     <w:p>
@@ -179,83 +628,19 @@
         <w:rPr>
           <w:rFonts w:hint="eastAsia" w:ascii="Times New Roman" w:hAnsi="Times New Roman" w:eastAsia="FangSong" w:cs="Times New Roman"/>
         </w:rPr>
-        <w:t xml:space="preserve">能读懂并书写原子项符号</w:t>
-      </w:r>
-      <w:r>
-        <w:rPr>
-          <w:rFonts w:ascii="Times New Roman" w:hAnsi="Times New Roman" w:eastAsia="Times New Roman" w:cs="Times New Roman"/>
-        </w:rPr>
-        <w:t xml:space="preserve"> </w:t>
-      </w:r>
-      <m:oMath>
-        <m:oMathPr>
-          <m:ctrlPr>
-            <w:rPr>
-              <w:sz w:val="28"/>
-              <w:szCs w:val="28"/>
-            </w:rPr>
-          </m:ctrlPr>
-        </m:oMathPr>
-        <m:sSup>
-          <m:e>
-            <m:r>
-              <m:t>​</m:t>
-            </m:r>
-          </m:e>
-          <m:sup>
-            <m:r>
-              <m:t>2</m:t>
-            </m:r>
-            <m:r>
-              <m:t>S</m:t>
-            </m:r>
-            <m:r>
-              <m:rPr>
-                <m:sty m:val="p"/>
-              </m:rPr>
-              <m:t>+</m:t>
-            </m:r>
-            <m:r>
-              <m:t>1</m:t>
-            </m:r>
-          </m:sup>
-        </m:sSup>
-        <m:sSub>
-          <m:e>
-            <m:r>
-              <m:t>L</m:t>
-            </m:r>
-          </m:e>
-          <m:sub>
-            <m:r>
-              <m:t>J</m:t>
-            </m:r>
-          </m:sub>
-        </m:sSub>
-      </m:oMath>
-      <w:r>
-        <w:rPr>
-          <w:rFonts w:hint="eastAsia" w:ascii="Times New Roman" w:hAnsi="Times New Roman" w:eastAsia="Times New Roman" w:cs="Times New Roman"/>
-        </w:rPr>
-        <w:t>，</w:t>
-      </w:r>
-      <w:r>
-        <w:rPr>
-          <w:rFonts w:hint="eastAsia" w:ascii="Times New Roman" w:hAnsi="Times New Roman" w:eastAsia="FangSong" w:cs="Times New Roman"/>
-        </w:rPr>
-        <w:t>会用</w:t>
-      </w:r>
-      <w:r>
-        <w:rPr>
-          <w:rFonts w:ascii="Times New Roman" w:hAnsi="Times New Roman" w:eastAsia="Times New Roman" w:cs="Times New Roman"/>
-        </w:rPr>
-        <w:t xml:space="preserve"> Hund </w:t>
-      </w:r>
-      <w:r>
-        <w:rPr>
-          <w:rFonts w:hint="eastAsia" w:ascii="Times New Roman" w:hAnsi="Times New Roman" w:eastAsia="FangSong" w:cs="Times New Roman"/>
-        </w:rPr>
-        <w:t xml:space="preserve">规则判断基态项</w:t>
+        <w:t>屏蔽</w:t>
+      </w:r>
+      <w:r>
+        <w:rPr>
+          <w:rFonts w:hint="eastAsia" w:ascii="Times New Roman" w:hAnsi="Times New Roman" w:eastAsia="Times New Roman" w:cs="Times New Roman"/>
+        </w:rPr>
+        <w:t>、</w:t>
+      </w:r>
+      <w:r>
+        <w:rPr>
+          <w:rFonts w:hint="eastAsia" w:ascii="Times New Roman" w:hAnsi="Times New Roman" w:eastAsia="FangSong" w:cs="Times New Roman"/>
+        </w:rPr>
+        <w:t>钻穿和有效核电荷</w:t>
       </w:r>
     </w:p>
     <w:p>
@@ -270,19 +655,18 @@
         <w:rPr>
           <w:rFonts w:hint="eastAsia" w:ascii="Times New Roman" w:hAnsi="Times New Roman" w:eastAsia="FangSong" w:cs="Times New Roman"/>
         </w:rPr>
-        <w:t xml:space="preserve">能理解</w:t>
-      </w:r>
-      <w:r>
-        <w:rPr>
-          <w:rFonts w:ascii="Times New Roman" w:hAnsi="Times New Roman" w:eastAsia="Times New Roman" w:cs="Times New Roman"/>
-        </w:rPr>
-        <w:t xml:space="preserve"> LS </w:t>
-      </w:r>
-      <w:r>
-        <w:rPr>
-          <w:rFonts w:hint="eastAsia" w:ascii="Times New Roman" w:hAnsi="Times New Roman" w:eastAsia="FangSong" w:cs="Times New Roman"/>
-        </w:rPr>
-        <w:t>耦合与自旋轨道耦合的物理图像</w:t>
+        <w:t xml:space="preserve">周期律四趋势</w:t>
+      </w:r>
+    </w:p>
+    <w:p>
+      <w:pPr>
+        <w:pStyle w:val="FirstParagraph"/>
+      </w:pPr>
+      <w:r>
+        <w:rPr>
+          <w:rFonts w:hint="eastAsia" w:ascii="Times New Roman" w:hAnsi="Times New Roman" w:eastAsia="FangSong" w:cs="Times New Roman"/>
+        </w:rPr>
+        <w:t>但到第三轮或决赛</w:t>
       </w:r>
       <w:r>
         <w:rPr>
@@ -294,183 +678,13 @@
         <w:rPr>
           <w:rFonts w:hint="eastAsia" w:ascii="Times New Roman" w:hAnsi="Times New Roman" w:eastAsia="FangSong" w:cs="Times New Roman"/>
         </w:rPr>
-        <w:t>判断少于半充满和多于半充满时的</w:t>
-      </w:r>
-      <w:r>
-        <w:rPr>
-          <w:rFonts w:ascii="Times New Roman" w:hAnsi="Times New Roman" w:eastAsia="Times New Roman" w:cs="Times New Roman"/>
-        </w:rPr>
-        <w:t xml:space="preserve"> </w:t>
-      </w:r>
-      <m:oMath>
-        <m:r>
-          <m:t>J</m:t>
-        </m:r>
-      </m:oMath>
-      <w:r>
-        <w:rPr>
-          <w:rFonts w:ascii="Times New Roman" w:hAnsi="Times New Roman" w:eastAsia="Times New Roman" w:cs="Times New Roman"/>
-        </w:rPr>
-        <w:t xml:space="preserve"> </w:t>
-      </w:r>
-      <w:r>
-        <w:rPr>
-          <w:rFonts w:hint="eastAsia" w:ascii="Times New Roman" w:hAnsi="Times New Roman" w:eastAsia="FangSong" w:cs="Times New Roman"/>
-        </w:rPr>
-        <w:t xml:space="preserve">排序</w:t>
-      </w:r>
-    </w:p>
-    <w:p>
-      <w:pPr>
-        <w:pStyle w:val="Compact"/>
-        <w:numPr>
-          <w:ilvl w:val="0"/>
-          <w:numId w:val="1001"/>
-        </w:numPr>
-      </w:pPr>
-      <w:r>
-        <w:rPr>
-          <w:rFonts w:hint="eastAsia" w:ascii="Times New Roman" w:hAnsi="Times New Roman" w:eastAsia="FangSong" w:cs="Times New Roman"/>
-        </w:rPr>
-        <w:t>能用相对论效应解释镧系收缩</w:t>
-      </w:r>
-      <w:r>
-        <w:rPr>
-          <w:rFonts w:hint="eastAsia" w:ascii="Times New Roman" w:hAnsi="Times New Roman" w:eastAsia="Times New Roman" w:cs="Times New Roman"/>
-        </w:rPr>
-        <w:t>、</w:t>
-      </w:r>
-      <w:r>
-        <w:rPr>
-          <w:rFonts w:hint="eastAsia" w:ascii="Times New Roman" w:hAnsi="Times New Roman" w:eastAsia="FangSong" w:cs="Times New Roman"/>
-        </w:rPr>
-        <w:t>惰性电子对效应</w:t>
-      </w:r>
-      <w:r>
-        <w:rPr>
-          <w:rFonts w:hint="eastAsia" w:ascii="Times New Roman" w:hAnsi="Times New Roman" w:eastAsia="Times New Roman" w:cs="Times New Roman"/>
-        </w:rPr>
-        <w:t>、Au</w:t>
-      </w:r>
-      <w:r>
-        <w:rPr>
-          <w:rFonts w:ascii="Times New Roman" w:hAnsi="Times New Roman" w:eastAsia="Times New Roman" w:cs="Times New Roman"/>
-        </w:rPr>
-        <w:t xml:space="preserve"> </w:t>
-      </w:r>
-      <w:r>
-        <w:rPr>
-          <w:rFonts w:hint="eastAsia" w:ascii="Times New Roman" w:hAnsi="Times New Roman" w:eastAsia="FangSong" w:cs="Times New Roman"/>
-        </w:rPr>
-        <w:t>呈黄色</w:t>
-      </w:r>
-      <w:r>
-        <w:rPr>
-          <w:rFonts w:hint="eastAsia" w:ascii="Times New Roman" w:hAnsi="Times New Roman" w:eastAsia="Times New Roman" w:cs="Times New Roman"/>
-        </w:rPr>
-        <w:t>、Hg</w:t>
-      </w:r>
-      <w:r>
-        <w:rPr>
-          <w:rFonts w:ascii="Times New Roman" w:hAnsi="Times New Roman" w:eastAsia="Times New Roman" w:cs="Times New Roman"/>
-        </w:rPr>
-        <w:t xml:space="preserve"> </w:t>
-      </w:r>
-      <w:r>
-        <w:rPr>
-          <w:rFonts w:hint="eastAsia" w:ascii="Times New Roman" w:hAnsi="Times New Roman" w:eastAsia="FangSong" w:cs="Times New Roman"/>
-        </w:rPr>
-        <w:t xml:space="preserve">常温为液体等典型现象</w:t>
-      </w:r>
-    </w:p>
-    <w:p>
-      <w:pPr>
-        <w:pStyle w:val="Compact"/>
-        <w:numPr>
-          <w:ilvl w:val="0"/>
-          <w:numId w:val="1001"/>
-        </w:numPr>
-      </w:pPr>
-      <w:r>
-        <w:rPr>
-          <w:rFonts w:hint="eastAsia" w:ascii="Times New Roman" w:hAnsi="Times New Roman" w:eastAsia="FangSong" w:cs="Times New Roman"/>
-        </w:rPr>
-        <w:t>能把这些深化工具反过来用于解释近年结构题</w:t>
-      </w:r>
-      <w:r>
-        <w:rPr>
-          <w:rFonts w:hint="eastAsia" w:ascii="Times New Roman" w:hAnsi="Times New Roman" w:eastAsia="Times New Roman" w:cs="Times New Roman"/>
-        </w:rPr>
-        <w:t>、</w:t>
-      </w:r>
-      <w:r>
-        <w:rPr>
-          <w:rFonts w:hint="eastAsia" w:ascii="Times New Roman" w:hAnsi="Times New Roman" w:eastAsia="FangSong" w:cs="Times New Roman"/>
-        </w:rPr>
-        <w:t>配位题和元素性质反常题</w:t>
-      </w:r>
-    </w:p>
-    <w:bookmarkEnd w:id="9"/>
-    <w:bookmarkStart w:id="10" w:name="一这一讲比第一轮多了什么"/>
-    <w:p>
-      <w:pPr>
-        <w:pStyle w:val="Heading2"/>
-        <w:spacing w:before="280" w:after="120"/>
-      </w:pPr>
-      <w:r>
-        <w:rPr>
-          <w:rFonts w:hint="eastAsia" w:ascii="Times New Roman" w:hAnsi="Times New Roman" w:eastAsia="SimHei" w:cs="Times New Roman"/>
-        </w:rPr>
-        <w:t>一</w:t>
-      </w:r>
-      <w:r>
-        <w:rPr>
-          <w:rFonts w:hint="eastAsia" w:ascii="Times New Roman" w:hAnsi="Times New Roman" w:eastAsia="Times New Roman" w:cs="Times New Roman"/>
-        </w:rPr>
-        <w:t>、</w:t>
-      </w:r>
-      <w:r>
-        <w:rPr>
-          <w:rFonts w:hint="eastAsia" w:ascii="Times New Roman" w:hAnsi="Times New Roman" w:eastAsia="SimHei" w:cs="Times New Roman"/>
-        </w:rPr>
-        <w:t>这一讲比第一轮多了什么</w:t>
-      </w:r>
-    </w:p>
-    <w:p>
-      <w:pPr>
-        <w:pStyle w:val="FirstParagraph"/>
-      </w:pPr>
-      <w:r>
-        <w:rPr>
-          <w:rFonts w:hint="eastAsia" w:ascii="Times New Roman" w:hAnsi="Times New Roman" w:eastAsia="FangSong" w:cs="Times New Roman"/>
-        </w:rPr>
-        <w:t>第一轮的原子结构</w:t>
-      </w:r>
-      <w:r>
-        <w:rPr>
-          <w:rFonts w:hint="eastAsia" w:ascii="Times New Roman" w:hAnsi="Times New Roman" w:eastAsia="Times New Roman" w:cs="Times New Roman"/>
-        </w:rPr>
-        <w:t>，</w:t>
-      </w:r>
-      <w:r>
-        <w:rPr>
-          <w:rFonts w:hint="eastAsia" w:ascii="Times New Roman" w:hAnsi="Times New Roman" w:eastAsia="FangSong" w:cs="Times New Roman"/>
-        </w:rPr>
-        <w:t>核心任务是建立一套</w:t>
-      </w:r>
-      <w:r>
-        <w:rPr>
-          <w:rFonts w:hint="eastAsia" w:ascii="Times New Roman" w:hAnsi="Times New Roman" w:eastAsia="FangSong" w:cs="Times New Roman"/>
-          <w:b/>
-          <w:bCs/>
-        </w:rPr>
-        <w:t xml:space="preserve">可做题的工具</w:t>
-      </w:r>
-      <w:r>
-        <w:rPr>
-          <w:rFonts w:hint="eastAsia" w:ascii="Times New Roman" w:hAnsi="Times New Roman" w:eastAsia="Times New Roman" w:cs="Times New Roman"/>
-        </w:rPr>
-        <w:t xml:space="preserve">：</w:t>
+        <w:t>这些工具会遇到三个明显瓶颈</w:t>
+      </w:r>
+      <w:r>
+        <w:rPr>
+          <w:rFonts w:hint="eastAsia" w:ascii="Times New Roman" w:hAnsi="Times New Roman" w:eastAsia="Times New Roman" w:cs="Times New Roman"/>
+        </w:rPr>
+        <w:t>：</w:t>
       </w:r>
     </w:p>
     <w:p>
@@ -483,9 +697,105 @@
       </w:pPr>
       <w:r>
         <w:rPr>
-          <w:rFonts w:hint="eastAsia" w:ascii="Times New Roman" w:hAnsi="Times New Roman" w:eastAsia="FangSong" w:cs="Times New Roman"/>
-        </w:rPr>
-        <w:t xml:space="preserve">四个量子数</w:t>
+          <w:rFonts w:hint="eastAsia" w:ascii="Times New Roman" w:hAnsi="Times New Roman" w:eastAsia="Times New Roman" w:cs="Times New Roman"/>
+          <w:b/>
+          <w:bCs/>
+        </w:rPr>
+        <w:t>“</w:t>
+      </w:r>
+      <w:r>
+        <w:rPr>
+          <w:rFonts w:hint="eastAsia" w:ascii="Times New Roman" w:hAnsi="Times New Roman" w:eastAsia="FangSong" w:cs="Times New Roman"/>
+          <w:b/>
+          <w:bCs/>
+        </w:rPr>
+        <w:t>为什么先填</w:t>
+      </w:r>
+      <w:r>
+        <w:rPr>
+          <w:rFonts w:ascii="Times New Roman" w:hAnsi="Times New Roman" w:eastAsia="Times New Roman" w:cs="Times New Roman"/>
+          <w:b/>
+          <w:bCs/>
+        </w:rPr>
+        <w:t xml:space="preserve"> </w:t>
+      </w:r>
+      <w:r>
+        <w:rPr>
+          <w:rFonts w:hint="eastAsia" w:ascii="Times New Roman" w:hAnsi="Times New Roman" w:eastAsia="Times New Roman" w:cs="Times New Roman"/>
+          <w:b/>
+          <w:bCs/>
+        </w:rPr>
+        <w:t>4s、</w:t>
+      </w:r>
+      <w:r>
+        <w:rPr>
+          <w:rFonts w:hint="eastAsia" w:ascii="Times New Roman" w:hAnsi="Times New Roman" w:eastAsia="FangSong" w:cs="Times New Roman"/>
+          <w:b/>
+          <w:bCs/>
+        </w:rPr>
+        <w:t>却又先失</w:t>
+      </w:r>
+      <w:r>
+        <w:rPr>
+          <w:rFonts w:ascii="Times New Roman" w:hAnsi="Times New Roman" w:eastAsia="Times New Roman" w:cs="Times New Roman"/>
+          <w:b/>
+          <w:bCs/>
+        </w:rPr>
+        <w:t xml:space="preserve"> 4s”</w:t>
+      </w:r>
+      <w:r>
+        <w:rPr>
+          <w:rFonts w:hint="eastAsia" w:ascii="Times New Roman" w:hAnsi="Times New Roman" w:eastAsia="Times New Roman" w:cs="Times New Roman"/>
+        </w:rPr>
+        <w:t>，</w:t>
+      </w:r>
+      <w:r>
+        <w:rPr>
+          <w:rFonts w:hint="eastAsia" w:ascii="Times New Roman" w:hAnsi="Times New Roman" w:eastAsia="FangSong" w:cs="Times New Roman"/>
+        </w:rPr>
+        <w:t>只靠口头说</w:t>
+      </w:r>
+      <w:r>
+        <w:rPr>
+          <w:rFonts w:hint="eastAsia" w:ascii="Times New Roman" w:hAnsi="Times New Roman" w:eastAsia="Times New Roman" w:cs="Times New Roman"/>
+        </w:rPr>
+        <w:t>“</w:t>
+      </w:r>
+      <w:r>
+        <w:rPr>
+          <w:rFonts w:hint="eastAsia" w:ascii="Times New Roman" w:hAnsi="Times New Roman" w:eastAsia="FangSong" w:cs="Times New Roman"/>
+        </w:rPr>
+        <w:t>钻穿更强</w:t>
+      </w:r>
+      <w:r>
+        <w:rPr>
+          <w:rFonts w:hint="eastAsia" w:ascii="Times New Roman" w:hAnsi="Times New Roman" w:eastAsia="Times New Roman" w:cs="Times New Roman"/>
+        </w:rPr>
+        <w:t>”</w:t>
+      </w:r>
+      <w:r>
+        <w:rPr>
+          <w:rFonts w:hint="eastAsia" w:ascii="Times New Roman" w:hAnsi="Times New Roman" w:eastAsia="FangSong" w:cs="Times New Roman"/>
+        </w:rPr>
+        <w:t>还不够</w:t>
+      </w:r>
+      <w:r>
+        <w:rPr>
+          <w:rFonts w:hint="eastAsia" w:ascii="Times New Roman" w:hAnsi="Times New Roman" w:eastAsia="Times New Roman" w:cs="Times New Roman"/>
+        </w:rPr>
+        <w:t>，</w:t>
+      </w:r>
+      <w:r>
+        <w:rPr>
+          <w:rFonts w:hint="eastAsia" w:ascii="Times New Roman" w:hAnsi="Times New Roman" w:eastAsia="FangSong" w:cs="Times New Roman"/>
+        </w:rPr>
+        <w:t>需要看到多电子原子近似的层级</w:t>
+      </w:r>
+      <w:r>
+        <w:rPr>
+          <w:rFonts w:hint="eastAsia" w:ascii="Times New Roman" w:hAnsi="Times New Roman" w:eastAsia="Times New Roman" w:cs="Times New Roman"/>
+        </w:rPr>
+        <w:t>。</w:t>
       </w:r>
     </w:p>
     <w:p>
@@ -498,9 +808,165 @@
       </w:pPr>
       <w:r>
         <w:rPr>
-          <w:rFonts w:hint="eastAsia" w:ascii="Times New Roman" w:hAnsi="Times New Roman" w:eastAsia="FangSong" w:cs="Times New Roman"/>
-        </w:rPr>
-        <w:t xml:space="preserve">电子排布三原则</w:t>
+          <w:rFonts w:hint="eastAsia" w:ascii="Times New Roman" w:hAnsi="Times New Roman" w:eastAsia="Times New Roman" w:cs="Times New Roman"/>
+          <w:b/>
+          <w:bCs/>
+        </w:rPr>
+        <w:t>“</w:t>
+      </w:r>
+      <w:r>
+        <w:rPr>
+          <w:rFonts w:hint="eastAsia" w:ascii="Times New Roman" w:hAnsi="Times New Roman" w:eastAsia="FangSong" w:cs="Times New Roman"/>
+          <w:b/>
+          <w:bCs/>
+        </w:rPr>
+        <w:t>为什么</w:t>
+      </w:r>
+      <w:r>
+        <w:rPr>
+          <w:rFonts w:ascii="Times New Roman" w:hAnsi="Times New Roman" w:eastAsia="Times New Roman" w:cs="Times New Roman"/>
+          <w:b/>
+          <w:bCs/>
+        </w:rPr>
+        <w:t xml:space="preserve"> C </w:t>
+      </w:r>
+      <w:r>
+        <w:rPr>
+          <w:rFonts w:hint="eastAsia" w:ascii="Times New Roman" w:hAnsi="Times New Roman" w:eastAsia="FangSong" w:cs="Times New Roman"/>
+          <w:b/>
+          <w:bCs/>
+        </w:rPr>
+        <w:t xml:space="preserve">的基态是</w:t>
+      </w:r>
+      <w:r>
+        <w:rPr>
+          <w:rFonts w:ascii="Times New Roman" w:hAnsi="Times New Roman" w:eastAsia="Times New Roman" w:cs="Times New Roman"/>
+          <w:b/>
+          <w:bCs/>
+        </w:rPr>
+        <w:t xml:space="preserve"> </w:t>
+      </w:r>
+      <m:oMath>
+        <m:sSup>
+          <m:e>
+            <m:r>
+              <m:t>​</m:t>
+            </m:r>
+          </m:e>
+          <m:sup>
+            <m:r>
+              <m:t>3</m:t>
+            </m:r>
+          </m:sup>
+        </m:sSup>
+        <m:sSub>
+          <m:e>
+            <m:r>
+              <m:t>P</m:t>
+            </m:r>
+          </m:e>
+          <m:sub>
+            <m:r>
+              <m:t>0</m:t>
+            </m:r>
+          </m:sub>
+        </m:sSub>
+      </m:oMath>
+      <w:r>
+        <w:rPr>
+          <w:rFonts w:hint="eastAsia" w:ascii="Times New Roman" w:hAnsi="Times New Roman" w:eastAsia="Times New Roman" w:cs="Times New Roman"/>
+          <w:b/>
+          <w:bCs/>
+        </w:rPr>
+        <w:t xml:space="preserve">，O</w:t>
+      </w:r>
+      <w:r>
+        <w:rPr>
+          <w:rFonts w:ascii="Times New Roman" w:hAnsi="Times New Roman" w:eastAsia="Times New Roman" w:cs="Times New Roman"/>
+          <w:b/>
+          <w:bCs/>
+        </w:rPr>
+        <w:t xml:space="preserve"> </w:t>
+      </w:r>
+      <w:r>
+        <w:rPr>
+          <w:rFonts w:hint="eastAsia" w:ascii="Times New Roman" w:hAnsi="Times New Roman" w:eastAsia="FangSong" w:cs="Times New Roman"/>
+          <w:b/>
+          <w:bCs/>
+        </w:rPr>
+        <w:t xml:space="preserve">的基态是</w:t>
+      </w:r>
+      <w:r>
+        <w:rPr>
+          <w:rFonts w:ascii="Times New Roman" w:hAnsi="Times New Roman" w:eastAsia="Times New Roman" w:cs="Times New Roman"/>
+          <w:b/>
+          <w:bCs/>
+        </w:rPr>
+        <w:t xml:space="preserve"> </w:t>
+      </w:r>
+      <m:oMath>
+        <m:sSup>
+          <m:e>
+            <m:r>
+              <m:t>​</m:t>
+            </m:r>
+          </m:e>
+          <m:sup>
+            <m:r>
+              <m:t>3</m:t>
+            </m:r>
+          </m:sup>
+        </m:sSup>
+        <m:sSub>
+          <m:e>
+            <m:r>
+              <m:t>P</m:t>
+            </m:r>
+          </m:e>
+          <m:sub>
+            <m:r>
+              <m:t>2</m:t>
+            </m:r>
+          </m:sub>
+        </m:sSub>
+      </m:oMath>
+      <w:r>
+        <w:rPr>
+          <w:rFonts w:ascii="Times New Roman" w:hAnsi="Times New Roman" w:eastAsia="Times New Roman" w:cs="Times New Roman"/>
+          <w:b/>
+          <w:bCs/>
+        </w:rPr>
+        <w:t xml:space="preserve">”</w:t>
+      </w:r>
+      <w:r>
+        <w:rPr>
+          <w:rFonts w:hint="eastAsia" w:ascii="Times New Roman" w:hAnsi="Times New Roman" w:eastAsia="Times New Roman" w:cs="Times New Roman"/>
+        </w:rPr>
+        <w:t>，</w:t>
+      </w:r>
+      <w:r>
+        <w:rPr>
+          <w:rFonts w:hint="eastAsia" w:ascii="Times New Roman" w:hAnsi="Times New Roman" w:eastAsia="FangSong" w:cs="Times New Roman"/>
+        </w:rPr>
+        <w:t>这已经不是简单电子排布题</w:t>
+      </w:r>
+      <w:r>
+        <w:rPr>
+          <w:rFonts w:hint="eastAsia" w:ascii="Times New Roman" w:hAnsi="Times New Roman" w:eastAsia="Times New Roman" w:cs="Times New Roman"/>
+        </w:rPr>
+        <w:t>，</w:t>
+      </w:r>
+      <w:r>
+        <w:rPr>
+          <w:rFonts w:hint="eastAsia" w:ascii="Times New Roman" w:hAnsi="Times New Roman" w:eastAsia="FangSong" w:cs="Times New Roman"/>
+        </w:rPr>
+        <w:t>而是项符号和自旋轨道耦合问题</w:t>
+      </w:r>
+      <w:r>
+        <w:rPr>
+          <w:rFonts w:hint="eastAsia" w:ascii="Times New Roman" w:hAnsi="Times New Roman" w:eastAsia="Times New Roman" w:cs="Times New Roman"/>
+        </w:rPr>
+        <w:t>。</w:t>
       </w:r>
     </w:p>
     <w:p>
@@ -513,36 +979,101 @@
       </w:pPr>
       <w:r>
         <w:rPr>
-          <w:rFonts w:hint="eastAsia" w:ascii="Times New Roman" w:hAnsi="Times New Roman" w:eastAsia="FangSong" w:cs="Times New Roman"/>
-        </w:rPr>
-        <w:t>屏蔽</w:t>
-      </w:r>
-      <w:r>
-        <w:rPr>
-          <w:rFonts w:hint="eastAsia" w:ascii="Times New Roman" w:hAnsi="Times New Roman" w:eastAsia="Times New Roman" w:cs="Times New Roman"/>
-        </w:rPr>
-        <w:t>、</w:t>
-      </w:r>
-      <w:r>
-        <w:rPr>
-          <w:rFonts w:hint="eastAsia" w:ascii="Times New Roman" w:hAnsi="Times New Roman" w:eastAsia="FangSong" w:cs="Times New Roman"/>
-        </w:rPr>
-        <w:t>钻穿和有效核电荷</w:t>
-      </w:r>
-    </w:p>
-    <w:p>
-      <w:pPr>
-        <w:pStyle w:val="Compact"/>
-        <w:numPr>
-          <w:ilvl w:val="0"/>
-          <w:numId w:val="1002"/>
-        </w:numPr>
-      </w:pPr>
-      <w:r>
-        <w:rPr>
-          <w:rFonts w:hint="eastAsia" w:ascii="Times New Roman" w:hAnsi="Times New Roman" w:eastAsia="FangSong" w:cs="Times New Roman"/>
-        </w:rPr>
-        <w:t xml:space="preserve">周期律四趋势</w:t>
+          <w:rFonts w:hint="eastAsia" w:ascii="Times New Roman" w:hAnsi="Times New Roman" w:eastAsia="Times New Roman" w:cs="Times New Roman"/>
+          <w:b/>
+          <w:bCs/>
+        </w:rPr>
+        <w:t>“</w:t>
+      </w:r>
+      <w:r>
+        <w:rPr>
+          <w:rFonts w:hint="eastAsia" w:ascii="Times New Roman" w:hAnsi="Times New Roman" w:eastAsia="FangSong" w:cs="Times New Roman"/>
+          <w:b/>
+          <w:bCs/>
+        </w:rPr>
+        <w:t>为什么</w:t>
+      </w:r>
+      <w:r>
+        <w:rPr>
+          <w:rFonts w:ascii="Times New Roman" w:hAnsi="Times New Roman" w:eastAsia="Times New Roman" w:cs="Times New Roman"/>
+          <w:b/>
+          <w:bCs/>
+        </w:rPr>
+        <w:t xml:space="preserve"> Tl </w:t>
+      </w:r>
+      <w:r>
+        <w:rPr>
+          <w:rFonts w:hint="eastAsia" w:ascii="Times New Roman" w:hAnsi="Times New Roman" w:eastAsia="FangSong" w:cs="Times New Roman"/>
+          <w:b/>
+          <w:bCs/>
+        </w:rPr>
+        <w:t xml:space="preserve">更稳定</w:t>
+      </w:r>
+      <w:r>
+        <w:rPr>
+          <w:rFonts w:ascii="Times New Roman" w:hAnsi="Times New Roman" w:eastAsia="Times New Roman" w:cs="Times New Roman"/>
+          <w:b/>
+          <w:bCs/>
+        </w:rPr>
+        <w:t xml:space="preserve"> +1、Au </w:t>
+      </w:r>
+      <w:r>
+        <w:rPr>
+          <w:rFonts w:hint="eastAsia" w:ascii="Times New Roman" w:hAnsi="Times New Roman" w:eastAsia="FangSong" w:cs="Times New Roman"/>
+          <w:b/>
+          <w:bCs/>
+        </w:rPr>
+        <w:t>是黄色</w:t>
+      </w:r>
+      <w:r>
+        <w:rPr>
+          <w:rFonts w:hint="eastAsia" w:ascii="Times New Roman" w:hAnsi="Times New Roman" w:eastAsia="Times New Roman" w:cs="Times New Roman"/>
+          <w:b/>
+          <w:bCs/>
+        </w:rPr>
+        <w:t>、Hg</w:t>
+      </w:r>
+      <w:r>
+        <w:rPr>
+          <w:rFonts w:ascii="Times New Roman" w:hAnsi="Times New Roman" w:eastAsia="Times New Roman" w:cs="Times New Roman"/>
+          <w:b/>
+          <w:bCs/>
+        </w:rPr>
+        <w:t xml:space="preserve"> </w:t>
+      </w:r>
+      <w:r>
+        <w:rPr>
+          <w:rFonts w:hint="eastAsia" w:ascii="Times New Roman" w:hAnsi="Times New Roman" w:eastAsia="FangSong" w:cs="Times New Roman"/>
+          <w:b/>
+          <w:bCs/>
+        </w:rPr>
+        <w:t>常温是液体</w:t>
+      </w:r>
+      <w:r>
+        <w:rPr>
+          <w:rFonts w:hint="eastAsia" w:ascii="Times New Roman" w:hAnsi="Times New Roman" w:eastAsia="Times New Roman" w:cs="Times New Roman"/>
+          <w:b/>
+          <w:bCs/>
+        </w:rPr>
+        <w:t>”</w:t>
+      </w:r>
+      <w:r>
+        <w:rPr>
+          <w:rFonts w:hint="eastAsia" w:ascii="Times New Roman" w:hAnsi="Times New Roman" w:eastAsia="Times New Roman" w:cs="Times New Roman"/>
+        </w:rPr>
+        <w:t>，</w:t>
+      </w:r>
+      <w:r>
+        <w:rPr>
+          <w:rFonts w:hint="eastAsia" w:ascii="Times New Roman" w:hAnsi="Times New Roman" w:eastAsia="FangSong" w:cs="Times New Roman"/>
+        </w:rPr>
+        <w:t>这类现象离不开相对论效应</w:t>
+      </w:r>
+      <w:r>
+        <w:rPr>
+          <w:rFonts w:hint="eastAsia" w:ascii="Times New Roman" w:hAnsi="Times New Roman" w:eastAsia="Times New Roman" w:cs="Times New Roman"/>
+        </w:rPr>
+        <w:t>。</w:t>
       </w:r>
     </w:p>
     <w:p>
@@ -553,19 +1084,7 @@
         <w:rPr>
           <w:rFonts w:hint="eastAsia" w:ascii="Times New Roman" w:hAnsi="Times New Roman" w:eastAsia="FangSong" w:cs="Times New Roman"/>
         </w:rPr>
-        <w:t>但到第三轮或决赛</w:t>
-      </w:r>
-      <w:r>
-        <w:rPr>
-          <w:rFonts w:hint="eastAsia" w:ascii="Times New Roman" w:hAnsi="Times New Roman" w:eastAsia="Times New Roman" w:cs="Times New Roman"/>
-        </w:rPr>
-        <w:t>，</w:t>
-      </w:r>
-      <w:r>
-        <w:rPr>
-          <w:rFonts w:hint="eastAsia" w:ascii="Times New Roman" w:hAnsi="Times New Roman" w:eastAsia="FangSong" w:cs="Times New Roman"/>
-        </w:rPr>
-        <w:t>这些工具会遇到三个明显瓶颈</w:t>
+        <w:t>所以本讲真正补的是三根主线</w:t>
       </w:r>
       <w:r>
         <w:rPr>
@@ -584,105 +1103,11 @@
       </w:pPr>
       <w:r>
         <w:rPr>
-          <w:rFonts w:hint="eastAsia" w:ascii="Times New Roman" w:hAnsi="Times New Roman" w:eastAsia="Times New Roman" w:cs="Times New Roman"/>
+          <w:rFonts w:hint="eastAsia" w:ascii="Times New Roman" w:hAnsi="Times New Roman" w:eastAsia="FangSong" w:cs="Times New Roman"/>
           <w:b/>
           <w:bCs/>
         </w:rPr>
-        <w:t>“</w:t>
-      </w:r>
-      <w:r>
-        <w:rPr>
-          <w:rFonts w:hint="eastAsia" w:ascii="Times New Roman" w:hAnsi="Times New Roman" w:eastAsia="FangSong" w:cs="Times New Roman"/>
-          <w:b/>
-          <w:bCs/>
-        </w:rPr>
-        <w:t>为什么先填</w:t>
-      </w:r>
-      <w:r>
-        <w:rPr>
-          <w:rFonts w:ascii="Times New Roman" w:hAnsi="Times New Roman" w:eastAsia="Times New Roman" w:cs="Times New Roman"/>
-          <w:b/>
-          <w:bCs/>
-        </w:rPr>
-        <w:t xml:space="preserve"> </w:t>
-      </w:r>
-      <w:r>
-        <w:rPr>
-          <w:rFonts w:hint="eastAsia" w:ascii="Times New Roman" w:hAnsi="Times New Roman" w:eastAsia="Times New Roman" w:cs="Times New Roman"/>
-          <w:b/>
-          <w:bCs/>
-        </w:rPr>
-        <w:t>4s、</w:t>
-      </w:r>
-      <w:r>
-        <w:rPr>
-          <w:rFonts w:hint="eastAsia" w:ascii="Times New Roman" w:hAnsi="Times New Roman" w:eastAsia="FangSong" w:cs="Times New Roman"/>
-          <w:b/>
-          <w:bCs/>
-        </w:rPr>
-        <w:t>却又先失</w:t>
-      </w:r>
-      <w:r>
-        <w:rPr>
-          <w:rFonts w:ascii="Times New Roman" w:hAnsi="Times New Roman" w:eastAsia="Times New Roman" w:cs="Times New Roman"/>
-          <w:b/>
-          <w:bCs/>
-        </w:rPr>
-        <w:t xml:space="preserve"> 4s”</w:t>
-      </w:r>
-      <w:r>
-        <w:rPr>
-          <w:rFonts w:hint="eastAsia" w:ascii="Times New Roman" w:hAnsi="Times New Roman" w:eastAsia="Times New Roman" w:cs="Times New Roman"/>
-        </w:rPr>
-        <w:t>，</w:t>
-      </w:r>
-      <w:r>
-        <w:rPr>
-          <w:rFonts w:hint="eastAsia" w:ascii="Times New Roman" w:hAnsi="Times New Roman" w:eastAsia="FangSong" w:cs="Times New Roman"/>
-        </w:rPr>
-        <w:t>只靠口头说</w:t>
-      </w:r>
-      <w:r>
-        <w:rPr>
-          <w:rFonts w:hint="eastAsia" w:ascii="Times New Roman" w:hAnsi="Times New Roman" w:eastAsia="Times New Roman" w:cs="Times New Roman"/>
-        </w:rPr>
-        <w:t>“</w:t>
-      </w:r>
-      <w:r>
-        <w:rPr>
-          <w:rFonts w:hint="eastAsia" w:ascii="Times New Roman" w:hAnsi="Times New Roman" w:eastAsia="FangSong" w:cs="Times New Roman"/>
-        </w:rPr>
-        <w:t>钻穿更强</w:t>
-      </w:r>
-      <w:r>
-        <w:rPr>
-          <w:rFonts w:hint="eastAsia" w:ascii="Times New Roman" w:hAnsi="Times New Roman" w:eastAsia="Times New Roman" w:cs="Times New Roman"/>
-        </w:rPr>
-        <w:t>”</w:t>
-      </w:r>
-      <w:r>
-        <w:rPr>
-          <w:rFonts w:hint="eastAsia" w:ascii="Times New Roman" w:hAnsi="Times New Roman" w:eastAsia="FangSong" w:cs="Times New Roman"/>
-        </w:rPr>
-        <w:t>还不够</w:t>
-      </w:r>
-      <w:r>
-        <w:rPr>
-          <w:rFonts w:hint="eastAsia" w:ascii="Times New Roman" w:hAnsi="Times New Roman" w:eastAsia="Times New Roman" w:cs="Times New Roman"/>
-        </w:rPr>
-        <w:t>，</w:t>
-      </w:r>
-      <w:r>
-        <w:rPr>
-          <w:rFonts w:hint="eastAsia" w:ascii="Times New Roman" w:hAnsi="Times New Roman" w:eastAsia="FangSong" w:cs="Times New Roman"/>
-        </w:rPr>
-        <w:t>需要看到多电子原子近似的层级</w:t>
-      </w:r>
-      <w:r>
-        <w:rPr>
-          <w:rFonts w:hint="eastAsia" w:ascii="Times New Roman" w:hAnsi="Times New Roman" w:eastAsia="Times New Roman" w:cs="Times New Roman"/>
-        </w:rPr>
-        <w:t>。</w:t>
+        <w:t xml:space="preserve">多电子原子如何近似处理</w:t>
       </w:r>
     </w:p>
     <w:p>
@@ -695,165 +1120,11 @@
       </w:pPr>
       <w:r>
         <w:rPr>
-          <w:rFonts w:hint="eastAsia" w:ascii="Times New Roman" w:hAnsi="Times New Roman" w:eastAsia="Times New Roman" w:cs="Times New Roman"/>
+          <w:rFonts w:hint="eastAsia" w:ascii="Times New Roman" w:hAnsi="Times New Roman" w:eastAsia="FangSong" w:cs="Times New Roman"/>
           <w:b/>
           <w:bCs/>
         </w:rPr>
-        <w:t>“</w:t>
-      </w:r>
-      <w:r>
-        <w:rPr>
-          <w:rFonts w:hint="eastAsia" w:ascii="Times New Roman" w:hAnsi="Times New Roman" w:eastAsia="FangSong" w:cs="Times New Roman"/>
-          <w:b/>
-          <w:bCs/>
-        </w:rPr>
-        <w:t>为什么</w:t>
-      </w:r>
-      <w:r>
-        <w:rPr>
-          <w:rFonts w:ascii="Times New Roman" w:hAnsi="Times New Roman" w:eastAsia="Times New Roman" w:cs="Times New Roman"/>
-          <w:b/>
-          <w:bCs/>
-        </w:rPr>
-        <w:t xml:space="preserve"> C </w:t>
-      </w:r>
-      <w:r>
-        <w:rPr>
-          <w:rFonts w:hint="eastAsia" w:ascii="Times New Roman" w:hAnsi="Times New Roman" w:eastAsia="FangSong" w:cs="Times New Roman"/>
-          <w:b/>
-          <w:bCs/>
-        </w:rPr>
-        <w:t xml:space="preserve">的基态是</w:t>
-      </w:r>
-      <w:r>
-        <w:rPr>
-          <w:rFonts w:ascii="Times New Roman" w:hAnsi="Times New Roman" w:eastAsia="Times New Roman" w:cs="Times New Roman"/>
-          <w:b/>
-          <w:bCs/>
-        </w:rPr>
-        <w:t xml:space="preserve"> </w:t>
-      </w:r>
-      <m:oMath>
-        <m:sSup>
-          <m:e>
-            <m:r>
-              <m:t>​</m:t>
-            </m:r>
-          </m:e>
-          <m:sup>
-            <m:r>
-              <m:t>3</m:t>
-            </m:r>
-          </m:sup>
-        </m:sSup>
-        <m:sSub>
-          <m:e>
-            <m:r>
-              <m:t>P</m:t>
-            </m:r>
-          </m:e>
-          <m:sub>
-            <m:r>
-              <m:t>0</m:t>
-            </m:r>
-          </m:sub>
-        </m:sSub>
-      </m:oMath>
-      <w:r>
-        <w:rPr>
-          <w:rFonts w:hint="eastAsia" w:ascii="Times New Roman" w:hAnsi="Times New Roman" w:eastAsia="Times New Roman" w:cs="Times New Roman"/>
-          <w:b/>
-          <w:bCs/>
-        </w:rPr>
-        <w:t xml:space="preserve">，O</w:t>
-      </w:r>
-      <w:r>
-        <w:rPr>
-          <w:rFonts w:ascii="Times New Roman" w:hAnsi="Times New Roman" w:eastAsia="Times New Roman" w:cs="Times New Roman"/>
-          <w:b/>
-          <w:bCs/>
-        </w:rPr>
-        <w:t xml:space="preserve"> </w:t>
-      </w:r>
-      <w:r>
-        <w:rPr>
-          <w:rFonts w:hint="eastAsia" w:ascii="Times New Roman" w:hAnsi="Times New Roman" w:eastAsia="FangSong" w:cs="Times New Roman"/>
-          <w:b/>
-          <w:bCs/>
-        </w:rPr>
-        <w:t xml:space="preserve">的基态是</w:t>
-      </w:r>
-      <w:r>
-        <w:rPr>
-          <w:rFonts w:ascii="Times New Roman" w:hAnsi="Times New Roman" w:eastAsia="Times New Roman" w:cs="Times New Roman"/>
-          <w:b/>
-          <w:bCs/>
-        </w:rPr>
-        <w:t xml:space="preserve"> </w:t>
-      </w:r>
-      <m:oMath>
-        <m:sSup>
-          <m:e>
-            <m:r>
-              <m:t>​</m:t>
-            </m:r>
-          </m:e>
-          <m:sup>
-            <m:r>
-              <m:t>3</m:t>
-            </m:r>
-          </m:sup>
-        </m:sSup>
-        <m:sSub>
-          <m:e>
-            <m:r>
-              <m:t>P</m:t>
-            </m:r>
-          </m:e>
-          <m:sub>
-            <m:r>
-              <m:t>2</m:t>
-            </m:r>
-          </m:sub>
-        </m:sSub>
-      </m:oMath>
-      <w:r>
-        <w:rPr>
-          <w:rFonts w:ascii="Times New Roman" w:hAnsi="Times New Roman" w:eastAsia="Times New Roman" w:cs="Times New Roman"/>
-          <w:b/>
-          <w:bCs/>
-        </w:rPr>
-        <w:t xml:space="preserve">”</w:t>
-      </w:r>
-      <w:r>
-        <w:rPr>
-          <w:rFonts w:hint="eastAsia" w:ascii="Times New Roman" w:hAnsi="Times New Roman" w:eastAsia="Times New Roman" w:cs="Times New Roman"/>
-        </w:rPr>
-        <w:t>，</w:t>
-      </w:r>
-      <w:r>
-        <w:rPr>
-          <w:rFonts w:hint="eastAsia" w:ascii="Times New Roman" w:hAnsi="Times New Roman" w:eastAsia="FangSong" w:cs="Times New Roman"/>
-        </w:rPr>
-        <w:t>这已经不是简单电子排布题</w:t>
-      </w:r>
-      <w:r>
-        <w:rPr>
-          <w:rFonts w:hint="eastAsia" w:ascii="Times New Roman" w:hAnsi="Times New Roman" w:eastAsia="Times New Roman" w:cs="Times New Roman"/>
-        </w:rPr>
-        <w:t>，</w:t>
-      </w:r>
-      <w:r>
-        <w:rPr>
-          <w:rFonts w:hint="eastAsia" w:ascii="Times New Roman" w:hAnsi="Times New Roman" w:eastAsia="FangSong" w:cs="Times New Roman"/>
-        </w:rPr>
-        <w:t>而是项符号和自旋轨道耦合问题</w:t>
-      </w:r>
-      <w:r>
-        <w:rPr>
-          <w:rFonts w:hint="eastAsia" w:ascii="Times New Roman" w:hAnsi="Times New Roman" w:eastAsia="Times New Roman" w:cs="Times New Roman"/>
-        </w:rPr>
-        <w:t>。</w:t>
+        <w:t xml:space="preserve">原子总角动量如何组织成项符号</w:t>
       </w:r>
     </w:p>
     <w:p>
@@ -862,164 +1133,6 @@
         <w:numPr>
           <w:ilvl w:val="0"/>
           <w:numId w:val="1003"/>
-        </w:numPr>
-      </w:pPr>
-      <w:r>
-        <w:rPr>
-          <w:rFonts w:hint="eastAsia" w:ascii="Times New Roman" w:hAnsi="Times New Roman" w:eastAsia="Times New Roman" w:cs="Times New Roman"/>
-          <w:b/>
-          <w:bCs/>
-        </w:rPr>
-        <w:t>“</w:t>
-      </w:r>
-      <w:r>
-        <w:rPr>
-          <w:rFonts w:hint="eastAsia" w:ascii="Times New Roman" w:hAnsi="Times New Roman" w:eastAsia="FangSong" w:cs="Times New Roman"/>
-          <w:b/>
-          <w:bCs/>
-        </w:rPr>
-        <w:t>为什么</w:t>
-      </w:r>
-      <w:r>
-        <w:rPr>
-          <w:rFonts w:ascii="Times New Roman" w:hAnsi="Times New Roman" w:eastAsia="Times New Roman" w:cs="Times New Roman"/>
-          <w:b/>
-          <w:bCs/>
-        </w:rPr>
-        <w:t xml:space="preserve"> Tl </w:t>
-      </w:r>
-      <w:r>
-        <w:rPr>
-          <w:rFonts w:hint="eastAsia" w:ascii="Times New Roman" w:hAnsi="Times New Roman" w:eastAsia="FangSong" w:cs="Times New Roman"/>
-          <w:b/>
-          <w:bCs/>
-        </w:rPr>
-        <w:t xml:space="preserve">更稳定</w:t>
-      </w:r>
-      <w:r>
-        <w:rPr>
-          <w:rFonts w:ascii="Times New Roman" w:hAnsi="Times New Roman" w:eastAsia="Times New Roman" w:cs="Times New Roman"/>
-          <w:b/>
-          <w:bCs/>
-        </w:rPr>
-        <w:t xml:space="preserve"> +1、Au </w:t>
-      </w:r>
-      <w:r>
-        <w:rPr>
-          <w:rFonts w:hint="eastAsia" w:ascii="Times New Roman" w:hAnsi="Times New Roman" w:eastAsia="FangSong" w:cs="Times New Roman"/>
-          <w:b/>
-          <w:bCs/>
-        </w:rPr>
-        <w:t>是黄色</w:t>
-      </w:r>
-      <w:r>
-        <w:rPr>
-          <w:rFonts w:hint="eastAsia" w:ascii="Times New Roman" w:hAnsi="Times New Roman" w:eastAsia="Times New Roman" w:cs="Times New Roman"/>
-          <w:b/>
-          <w:bCs/>
-        </w:rPr>
-        <w:t>、Hg</w:t>
-      </w:r>
-      <w:r>
-        <w:rPr>
-          <w:rFonts w:ascii="Times New Roman" w:hAnsi="Times New Roman" w:eastAsia="Times New Roman" w:cs="Times New Roman"/>
-          <w:b/>
-          <w:bCs/>
-        </w:rPr>
-        <w:t xml:space="preserve"> </w:t>
-      </w:r>
-      <w:r>
-        <w:rPr>
-          <w:rFonts w:hint="eastAsia" w:ascii="Times New Roman" w:hAnsi="Times New Roman" w:eastAsia="FangSong" w:cs="Times New Roman"/>
-          <w:b/>
-          <w:bCs/>
-        </w:rPr>
-        <w:t>常温是液体</w:t>
-      </w:r>
-      <w:r>
-        <w:rPr>
-          <w:rFonts w:hint="eastAsia" w:ascii="Times New Roman" w:hAnsi="Times New Roman" w:eastAsia="Times New Roman" w:cs="Times New Roman"/>
-          <w:b/>
-          <w:bCs/>
-        </w:rPr>
-        <w:t>”</w:t>
-      </w:r>
-      <w:r>
-        <w:rPr>
-          <w:rFonts w:hint="eastAsia" w:ascii="Times New Roman" w:hAnsi="Times New Roman" w:eastAsia="Times New Roman" w:cs="Times New Roman"/>
-        </w:rPr>
-        <w:t>，</w:t>
-      </w:r>
-      <w:r>
-        <w:rPr>
-          <w:rFonts w:hint="eastAsia" w:ascii="Times New Roman" w:hAnsi="Times New Roman" w:eastAsia="FangSong" w:cs="Times New Roman"/>
-        </w:rPr>
-        <w:t>这类现象离不开相对论效应</w:t>
-      </w:r>
-      <w:r>
-        <w:rPr>
-          <w:rFonts w:hint="eastAsia" w:ascii="Times New Roman" w:hAnsi="Times New Roman" w:eastAsia="Times New Roman" w:cs="Times New Roman"/>
-        </w:rPr>
-        <w:t>。</w:t>
-      </w:r>
-    </w:p>
-    <w:p>
-      <w:pPr>
-        <w:pStyle w:val="FirstParagraph"/>
-      </w:pPr>
-      <w:r>
-        <w:rPr>
-          <w:rFonts w:hint="eastAsia" w:ascii="Times New Roman" w:hAnsi="Times New Roman" w:eastAsia="FangSong" w:cs="Times New Roman"/>
-        </w:rPr>
-        <w:t>所以本讲真正补的是三根主线</w:t>
-      </w:r>
-      <w:r>
-        <w:rPr>
-          <w:rFonts w:hint="eastAsia" w:ascii="Times New Roman" w:hAnsi="Times New Roman" w:eastAsia="Times New Roman" w:cs="Times New Roman"/>
-        </w:rPr>
-        <w:t>：</w:t>
-      </w:r>
-    </w:p>
-    <w:p>
-      <w:pPr>
-        <w:pStyle w:val="Compact"/>
-        <w:numPr>
-          <w:ilvl w:val="0"/>
-          <w:numId w:val="1004"/>
-        </w:numPr>
-      </w:pPr>
-      <w:r>
-        <w:rPr>
-          <w:rFonts w:hint="eastAsia" w:ascii="Times New Roman" w:hAnsi="Times New Roman" w:eastAsia="FangSong" w:cs="Times New Roman"/>
-          <w:b/>
-          <w:bCs/>
-        </w:rPr>
-        <w:t xml:space="preserve">多电子原子如何近似处理</w:t>
-      </w:r>
-    </w:p>
-    <w:p>
-      <w:pPr>
-        <w:pStyle w:val="Compact"/>
-        <w:numPr>
-          <w:ilvl w:val="0"/>
-          <w:numId w:val="1004"/>
-        </w:numPr>
-      </w:pPr>
-      <w:r>
-        <w:rPr>
-          <w:rFonts w:hint="eastAsia" w:ascii="Times New Roman" w:hAnsi="Times New Roman" w:eastAsia="FangSong" w:cs="Times New Roman"/>
-          <w:b/>
-          <w:bCs/>
-        </w:rPr>
-        <w:t xml:space="preserve">原子总角动量如何组织成项符号</w:t>
-      </w:r>
-    </w:p>
-    <w:p>
-      <w:pPr>
-        <w:pStyle w:val="Compact"/>
-        <w:numPr>
-          <w:ilvl w:val="0"/>
-          <w:numId w:val="1004"/>
         </w:numPr>
       </w:pPr>
       <w:r>
@@ -2333,7 +2446,7 @@
         <w:pStyle w:val="Compact"/>
         <w:numPr>
           <w:ilvl w:val="0"/>
-          <w:numId w:val="1005"/>
+          <w:numId w:val="1004"/>
         </w:numPr>
       </w:pPr>
       <m:oMath>
@@ -2359,7 +2472,7 @@
         <w:pStyle w:val="Compact"/>
         <w:numPr>
           <w:ilvl w:val="0"/>
-          <w:numId w:val="1005"/>
+          <w:numId w:val="1004"/>
         </w:numPr>
       </w:pPr>
       <m:oMath>
@@ -2385,7 +2498,7 @@
         <w:pStyle w:val="Compact"/>
         <w:numPr>
           <w:ilvl w:val="0"/>
-          <w:numId w:val="1005"/>
+          <w:numId w:val="1004"/>
         </w:numPr>
       </w:pPr>
       <w:r>
@@ -2454,7 +2567,7 @@
         <w:pStyle w:val="Compact"/>
         <w:numPr>
           <w:ilvl w:val="0"/>
-          <w:numId w:val="1006"/>
+          <w:numId w:val="1005"/>
         </w:numPr>
       </w:pPr>
       <m:oMath>
@@ -2489,7 +2602,7 @@
         <w:pStyle w:val="Compact"/>
         <w:numPr>
           <w:ilvl w:val="0"/>
-          <w:numId w:val="1006"/>
+          <w:numId w:val="1005"/>
         </w:numPr>
       </w:pPr>
       <m:oMath>
@@ -2544,7 +2657,7 @@
         <w:pStyle w:val="Compact"/>
         <w:numPr>
           <w:ilvl w:val="0"/>
-          <w:numId w:val="1006"/>
+          <w:numId w:val="1005"/>
         </w:numPr>
       </w:pPr>
       <m:oMath>
@@ -2957,7 +3070,7 @@
         <w:pStyle w:val="Compact"/>
         <w:numPr>
           <w:ilvl w:val="0"/>
-          <w:numId w:val="1007"/>
+          <w:numId w:val="1006"/>
         </w:numPr>
       </w:pPr>
       <w:r>
@@ -3003,7 +3116,7 @@
         <w:pStyle w:val="Compact"/>
         <w:numPr>
           <w:ilvl w:val="0"/>
-          <w:numId w:val="1007"/>
+          <w:numId w:val="1006"/>
         </w:numPr>
       </w:pPr>
       <w:r>
@@ -3073,7 +3186,7 @@
         <w:pStyle w:val="Compact"/>
         <w:numPr>
           <w:ilvl w:val="0"/>
-          <w:numId w:val="1007"/>
+          <w:numId w:val="1006"/>
         </w:numPr>
       </w:pPr>
       <w:r>
@@ -4008,7 +4121,7 @@
         <w:pStyle w:val="Compact"/>
         <w:numPr>
           <w:ilvl w:val="0"/>
-          <w:numId w:val="1008"/>
+          <w:numId w:val="1007"/>
         </w:numPr>
       </w:pPr>
       <w:r>
@@ -4016,6 +4129,210 @@
           <w:rFonts w:hint="eastAsia" w:ascii="Times New Roman" w:hAnsi="Times New Roman" w:eastAsia="FangSong" w:cs="Times New Roman"/>
         </w:rPr>
         <w:t xml:space="preserve">先假设一组轨道</w:t>
+      </w:r>
+    </w:p>
+    <w:p>
+      <w:pPr>
+        <w:pStyle w:val="Compact"/>
+        <w:numPr>
+          <w:ilvl w:val="0"/>
+          <w:numId w:val="1007"/>
+        </w:numPr>
+      </w:pPr>
+      <w:r>
+        <w:rPr>
+          <w:rFonts w:hint="eastAsia" w:ascii="Times New Roman" w:hAnsi="Times New Roman" w:eastAsia="FangSong" w:cs="Times New Roman"/>
+        </w:rPr>
+        <w:t xml:space="preserve">由这组轨道生成电子密度</w:t>
+      </w:r>
+    </w:p>
+    <w:p>
+      <w:pPr>
+        <w:pStyle w:val="Compact"/>
+        <w:numPr>
+          <w:ilvl w:val="0"/>
+          <w:numId w:val="1007"/>
+        </w:numPr>
+      </w:pPr>
+      <w:r>
+        <w:rPr>
+          <w:rFonts w:hint="eastAsia" w:ascii="Times New Roman" w:hAnsi="Times New Roman" w:eastAsia="FangSong" w:cs="Times New Roman"/>
+        </w:rPr>
+        <w:t xml:space="preserve">再由电子密度生成新的平均场</w:t>
+      </w:r>
+    </w:p>
+    <w:p>
+      <w:pPr>
+        <w:pStyle w:val="Compact"/>
+        <w:numPr>
+          <w:ilvl w:val="0"/>
+          <w:numId w:val="1007"/>
+        </w:numPr>
+      </w:pPr>
+      <w:r>
+        <w:rPr>
+          <w:rFonts w:hint="eastAsia" w:ascii="Times New Roman" w:hAnsi="Times New Roman" w:eastAsia="FangSong" w:cs="Times New Roman"/>
+        </w:rPr>
+        <w:t xml:space="preserve">再解新的轨道</w:t>
+      </w:r>
+    </w:p>
+    <w:p>
+      <w:pPr>
+        <w:pStyle w:val="Compact"/>
+        <w:numPr>
+          <w:ilvl w:val="0"/>
+          <w:numId w:val="1007"/>
+        </w:numPr>
+      </w:pPr>
+      <w:r>
+        <w:rPr>
+          <w:rFonts w:hint="eastAsia" w:ascii="Times New Roman" w:hAnsi="Times New Roman" w:eastAsia="FangSong" w:cs="Times New Roman"/>
+        </w:rPr>
+        <w:t>反复迭代</w:t>
+      </w:r>
+      <w:r>
+        <w:rPr>
+          <w:rFonts w:hint="eastAsia" w:ascii="Times New Roman" w:hAnsi="Times New Roman" w:eastAsia="Times New Roman" w:cs="Times New Roman"/>
+        </w:rPr>
+        <w:t>，</w:t>
+      </w:r>
+      <w:r>
+        <w:rPr>
+          <w:rFonts w:hint="eastAsia" w:ascii="Times New Roman" w:hAnsi="Times New Roman" w:eastAsia="FangSong" w:cs="Times New Roman"/>
+        </w:rPr>
+        <w:t>直到输入和输出一致</w:t>
+      </w:r>
+    </w:p>
+    <w:p>
+      <w:pPr>
+        <w:pStyle w:val="FirstParagraph"/>
+      </w:pPr>
+      <w:r>
+        <w:rPr>
+          <w:rFonts w:hint="eastAsia" w:ascii="Times New Roman" w:hAnsi="Times New Roman" w:eastAsia="FangSong" w:cs="Times New Roman"/>
+        </w:rPr>
+        <w:t xml:space="preserve">这就是</w:t>
+      </w:r>
+      <w:r>
+        <w:rPr>
+          <w:rFonts w:ascii="Times New Roman" w:hAnsi="Times New Roman" w:eastAsia="Times New Roman" w:cs="Times New Roman"/>
+        </w:rPr>
+        <w:t xml:space="preserve"> SCF </w:t>
+      </w:r>
+      <w:r>
+        <w:rPr>
+          <w:rFonts w:hint="eastAsia" w:ascii="Times New Roman" w:hAnsi="Times New Roman" w:eastAsia="FangSong" w:cs="Times New Roman"/>
+        </w:rPr>
+        <w:t>的名字来源</w:t>
+      </w:r>
+      <w:r>
+        <w:rPr>
+          <w:rFonts w:hint="eastAsia" w:ascii="Times New Roman" w:hAnsi="Times New Roman" w:eastAsia="Times New Roman" w:cs="Times New Roman"/>
+        </w:rPr>
+        <w:t>。</w:t>
+      </w:r>
+    </w:p>
+    <w:bookmarkEnd w:id="14"/>
+    <w:bookmarkStart w:id="15" w:name="交换能与电子相关两件事别混"/>
+    <w:p>
+      <w:pPr>
+        <w:pStyle w:val="Heading3"/>
+        <w:spacing w:before="280" w:after="120"/>
+      </w:pPr>
+      <w:r>
+        <w:rPr>
+          <w:rFonts w:ascii="Times New Roman" w:hAnsi="Times New Roman" w:eastAsia="Times New Roman" w:cs="Times New Roman"/>
+        </w:rPr>
+        <w:t xml:space="preserve">2.5 </w:t>
+      </w:r>
+      <w:r>
+        <w:rPr>
+          <w:rFonts w:hint="eastAsia" w:ascii="Times New Roman" w:hAnsi="Times New Roman" w:eastAsia="SimHei" w:cs="Times New Roman"/>
+        </w:rPr>
+        <w:t>交换能与电子相关</w:t>
+      </w:r>
+      <w:r>
+        <w:rPr>
+          <w:rFonts w:hint="eastAsia" w:ascii="Times New Roman" w:hAnsi="Times New Roman" w:eastAsia="Times New Roman" w:cs="Times New Roman"/>
+        </w:rPr>
+        <w:t>：</w:t>
+      </w:r>
+      <w:r>
+        <w:rPr>
+          <w:rFonts w:hint="eastAsia" w:ascii="Times New Roman" w:hAnsi="Times New Roman" w:eastAsia="SimHei" w:cs="Times New Roman"/>
+        </w:rPr>
+        <w:t>两件事别混</w:t>
+      </w:r>
+    </w:p>
+    <w:p>
+      <w:pPr>
+        <w:pStyle w:val="FirstParagraph"/>
+      </w:pPr>
+      <w:r>
+        <w:rPr>
+          <w:rFonts w:hint="eastAsia" w:ascii="Times New Roman" w:hAnsi="Times New Roman" w:eastAsia="Times New Roman" w:cs="Times New Roman"/>
+        </w:rPr>
+        <w:t>“</w:t>
+      </w:r>
+      <w:r>
+        <w:rPr>
+          <w:rFonts w:hint="eastAsia" w:ascii="Times New Roman" w:hAnsi="Times New Roman" w:eastAsia="FangSong" w:cs="Times New Roman"/>
+        </w:rPr>
+        <w:t>交换能</w:t>
+      </w:r>
+      <w:r>
+        <w:rPr>
+          <w:rFonts w:hint="eastAsia" w:ascii="Times New Roman" w:hAnsi="Times New Roman" w:eastAsia="Times New Roman" w:cs="Times New Roman"/>
+        </w:rPr>
+        <w:t>”</w:t>
+      </w:r>
+      <w:r>
+        <w:rPr>
+          <w:rFonts w:hint="eastAsia" w:ascii="Times New Roman" w:hAnsi="Times New Roman" w:eastAsia="FangSong" w:cs="Times New Roman"/>
+        </w:rPr>
+        <w:t>与</w:t>
+      </w:r>
+      <w:r>
+        <w:rPr>
+          <w:rFonts w:hint="eastAsia" w:ascii="Times New Roman" w:hAnsi="Times New Roman" w:eastAsia="Times New Roman" w:cs="Times New Roman"/>
+        </w:rPr>
+        <w:t>“</w:t>
+      </w:r>
+      <w:r>
+        <w:rPr>
+          <w:rFonts w:hint="eastAsia" w:ascii="Times New Roman" w:hAnsi="Times New Roman" w:eastAsia="FangSong" w:cs="Times New Roman"/>
+        </w:rPr>
+        <w:t>电子相关</w:t>
+      </w:r>
+      <w:r>
+        <w:rPr>
+          <w:rFonts w:hint="eastAsia" w:ascii="Times New Roman" w:hAnsi="Times New Roman" w:eastAsia="Times New Roman" w:cs="Times New Roman"/>
+        </w:rPr>
+        <w:t>”</w:t>
+      </w:r>
+      <w:r>
+        <w:rPr>
+          <w:rFonts w:hint="eastAsia" w:ascii="Times New Roman" w:hAnsi="Times New Roman" w:eastAsia="FangSong" w:cs="Times New Roman"/>
+        </w:rPr>
+        <w:t>常被混为一谈</w:t>
+      </w:r>
+      <w:r>
+        <w:rPr>
+          <w:rFonts w:hint="eastAsia" w:ascii="Times New Roman" w:hAnsi="Times New Roman" w:eastAsia="Times New Roman" w:cs="Times New Roman"/>
+        </w:rPr>
+        <w:t>，</w:t>
+      </w:r>
+      <w:r>
+        <w:rPr>
+          <w:rFonts w:hint="eastAsia" w:ascii="Times New Roman" w:hAnsi="Times New Roman" w:eastAsia="FangSong" w:cs="Times New Roman"/>
+        </w:rPr>
+        <w:t>实则二者不同</w:t>
+      </w:r>
+      <w:r>
+        <w:rPr>
+          <w:rFonts w:hint="eastAsia" w:ascii="Times New Roman" w:hAnsi="Times New Roman" w:eastAsia="Times New Roman" w:cs="Times New Roman"/>
+        </w:rPr>
+        <w:t>。</w:t>
       </w:r>
     </w:p>
     <w:p>
@@ -4029,8 +4346,34 @@
       <w:r>
         <w:rPr>
           <w:rFonts w:hint="eastAsia" w:ascii="Times New Roman" w:hAnsi="Times New Roman" w:eastAsia="FangSong" w:cs="Times New Roman"/>
-        </w:rPr>
-        <w:t xml:space="preserve">由这组轨道生成电子密度</w:t>
+          <w:b/>
+          <w:bCs/>
+        </w:rPr>
+        <w:t xml:space="preserve">交换效应</w:t>
+      </w:r>
+      <w:r>
+        <w:rPr>
+          <w:rFonts w:hint="eastAsia" w:ascii="Times New Roman" w:hAnsi="Times New Roman" w:eastAsia="Times New Roman" w:cs="Times New Roman"/>
+        </w:rPr>
+        <w:t>：</w:t>
+      </w:r>
+      <w:r>
+        <w:rPr>
+          <w:rFonts w:hint="eastAsia" w:ascii="Times New Roman" w:hAnsi="Times New Roman" w:eastAsia="FangSong" w:cs="Times New Roman"/>
+        </w:rPr>
+        <w:t>来自波函数必须反对称</w:t>
+      </w:r>
+      <w:r>
+        <w:rPr>
+          <w:rFonts w:hint="eastAsia" w:ascii="Times New Roman" w:hAnsi="Times New Roman" w:eastAsia="Times New Roman" w:cs="Times New Roman"/>
+        </w:rPr>
+        <w:t>，</w:t>
+      </w:r>
+      <w:r>
+        <w:rPr>
+          <w:rFonts w:hint="eastAsia" w:ascii="Times New Roman" w:hAnsi="Times New Roman" w:eastAsia="FangSong" w:cs="Times New Roman"/>
+        </w:rPr>
+        <w:t>是量子统计本身的结果</w:t>
       </w:r>
     </w:p>
     <w:p>
@@ -4039,236 +4382,6 @@
         <w:numPr>
           <w:ilvl w:val="0"/>
           <w:numId w:val="1008"/>
-        </w:numPr>
-      </w:pPr>
-      <w:r>
-        <w:rPr>
-          <w:rFonts w:hint="eastAsia" w:ascii="Times New Roman" w:hAnsi="Times New Roman" w:eastAsia="FangSong" w:cs="Times New Roman"/>
-        </w:rPr>
-        <w:t xml:space="preserve">再由电子密度生成新的平均场</w:t>
-      </w:r>
-    </w:p>
-    <w:p>
-      <w:pPr>
-        <w:pStyle w:val="Compact"/>
-        <w:numPr>
-          <w:ilvl w:val="0"/>
-          <w:numId w:val="1008"/>
-        </w:numPr>
-      </w:pPr>
-      <w:r>
-        <w:rPr>
-          <w:rFonts w:hint="eastAsia" w:ascii="Times New Roman" w:hAnsi="Times New Roman" w:eastAsia="FangSong" w:cs="Times New Roman"/>
-        </w:rPr>
-        <w:t xml:space="preserve">再解新的轨道</w:t>
-      </w:r>
-    </w:p>
-    <w:p>
-      <w:pPr>
-        <w:pStyle w:val="Compact"/>
-        <w:numPr>
-          <w:ilvl w:val="0"/>
-          <w:numId w:val="1008"/>
-        </w:numPr>
-      </w:pPr>
-      <w:r>
-        <w:rPr>
-          <w:rFonts w:hint="eastAsia" w:ascii="Times New Roman" w:hAnsi="Times New Roman" w:eastAsia="FangSong" w:cs="Times New Roman"/>
-        </w:rPr>
-        <w:t>反复迭代</w:t>
-      </w:r>
-      <w:r>
-        <w:rPr>
-          <w:rFonts w:hint="eastAsia" w:ascii="Times New Roman" w:hAnsi="Times New Roman" w:eastAsia="Times New Roman" w:cs="Times New Roman"/>
-        </w:rPr>
-        <w:t>，</w:t>
-      </w:r>
-      <w:r>
-        <w:rPr>
-          <w:rFonts w:hint="eastAsia" w:ascii="Times New Roman" w:hAnsi="Times New Roman" w:eastAsia="FangSong" w:cs="Times New Roman"/>
-        </w:rPr>
-        <w:t>直到输入和输出一致</w:t>
-      </w:r>
-    </w:p>
-    <w:p>
-      <w:pPr>
-        <w:pStyle w:val="FirstParagraph"/>
-      </w:pPr>
-      <w:r>
-        <w:rPr>
-          <w:rFonts w:hint="eastAsia" w:ascii="Times New Roman" w:hAnsi="Times New Roman" w:eastAsia="FangSong" w:cs="Times New Roman"/>
-        </w:rPr>
-        <w:t xml:space="preserve">这就是</w:t>
-      </w:r>
-      <w:r>
-        <w:rPr>
-          <w:rFonts w:ascii="Times New Roman" w:hAnsi="Times New Roman" w:eastAsia="Times New Roman" w:cs="Times New Roman"/>
-        </w:rPr>
-        <w:t xml:space="preserve"> SCF </w:t>
-      </w:r>
-      <w:r>
-        <w:rPr>
-          <w:rFonts w:hint="eastAsia" w:ascii="Times New Roman" w:hAnsi="Times New Roman" w:eastAsia="FangSong" w:cs="Times New Roman"/>
-        </w:rPr>
-        <w:t>的名字来源</w:t>
-      </w:r>
-      <w:r>
-        <w:rPr>
-          <w:rFonts w:hint="eastAsia" w:ascii="Times New Roman" w:hAnsi="Times New Roman" w:eastAsia="Times New Roman" w:cs="Times New Roman"/>
-        </w:rPr>
-        <w:t>。</w:t>
-      </w:r>
-    </w:p>
-    <w:bookmarkEnd w:id="14"/>
-    <w:bookmarkStart w:id="15" w:name="交换能与电子相关两件事别混"/>
-    <w:p>
-      <w:pPr>
-        <w:pStyle w:val="Heading3"/>
-        <w:spacing w:before="280" w:after="120"/>
-      </w:pPr>
-      <w:r>
-        <w:rPr>
-          <w:rFonts w:ascii="Times New Roman" w:hAnsi="Times New Roman" w:eastAsia="Times New Roman" w:cs="Times New Roman"/>
-        </w:rPr>
-        <w:t xml:space="preserve">2.5 </w:t>
-      </w:r>
-      <w:r>
-        <w:rPr>
-          <w:rFonts w:hint="eastAsia" w:ascii="Times New Roman" w:hAnsi="Times New Roman" w:eastAsia="SimHei" w:cs="Times New Roman"/>
-        </w:rPr>
-        <w:t>交换能与电子相关</w:t>
-      </w:r>
-      <w:r>
-        <w:rPr>
-          <w:rFonts w:hint="eastAsia" w:ascii="Times New Roman" w:hAnsi="Times New Roman" w:eastAsia="Times New Roman" w:cs="Times New Roman"/>
-        </w:rPr>
-        <w:t>：</w:t>
-      </w:r>
-      <w:r>
-        <w:rPr>
-          <w:rFonts w:hint="eastAsia" w:ascii="Times New Roman" w:hAnsi="Times New Roman" w:eastAsia="SimHei" w:cs="Times New Roman"/>
-        </w:rPr>
-        <w:t>两件事别混</w:t>
-      </w:r>
-    </w:p>
-    <w:p>
-      <w:pPr>
-        <w:pStyle w:val="FirstParagraph"/>
-      </w:pPr>
-      <w:r>
-        <w:rPr>
-          <w:rFonts w:hint="eastAsia" w:ascii="Times New Roman" w:hAnsi="Times New Roman" w:eastAsia="Times New Roman" w:cs="Times New Roman"/>
-        </w:rPr>
-        <w:t>“</w:t>
-      </w:r>
-      <w:r>
-        <w:rPr>
-          <w:rFonts w:hint="eastAsia" w:ascii="Times New Roman" w:hAnsi="Times New Roman" w:eastAsia="FangSong" w:cs="Times New Roman"/>
-        </w:rPr>
-        <w:t>交换能</w:t>
-      </w:r>
-      <w:r>
-        <w:rPr>
-          <w:rFonts w:hint="eastAsia" w:ascii="Times New Roman" w:hAnsi="Times New Roman" w:eastAsia="Times New Roman" w:cs="Times New Roman"/>
-        </w:rPr>
-        <w:t>”</w:t>
-      </w:r>
-      <w:r>
-        <w:rPr>
-          <w:rFonts w:hint="eastAsia" w:ascii="Times New Roman" w:hAnsi="Times New Roman" w:eastAsia="FangSong" w:cs="Times New Roman"/>
-        </w:rPr>
-        <w:t>与</w:t>
-      </w:r>
-      <w:r>
-        <w:rPr>
-          <w:rFonts w:hint="eastAsia" w:ascii="Times New Roman" w:hAnsi="Times New Roman" w:eastAsia="Times New Roman" w:cs="Times New Roman"/>
-        </w:rPr>
-        <w:t>“</w:t>
-      </w:r>
-      <w:r>
-        <w:rPr>
-          <w:rFonts w:hint="eastAsia" w:ascii="Times New Roman" w:hAnsi="Times New Roman" w:eastAsia="FangSong" w:cs="Times New Roman"/>
-        </w:rPr>
-        <w:t>电子相关</w:t>
-      </w:r>
-      <w:r>
-        <w:rPr>
-          <w:rFonts w:hint="eastAsia" w:ascii="Times New Roman" w:hAnsi="Times New Roman" w:eastAsia="Times New Roman" w:cs="Times New Roman"/>
-        </w:rPr>
-        <w:t>”</w:t>
-      </w:r>
-      <w:r>
-        <w:rPr>
-          <w:rFonts w:hint="eastAsia" w:ascii="Times New Roman" w:hAnsi="Times New Roman" w:eastAsia="FangSong" w:cs="Times New Roman"/>
-        </w:rPr>
-        <w:t>常被混为一谈</w:t>
-      </w:r>
-      <w:r>
-        <w:rPr>
-          <w:rFonts w:hint="eastAsia" w:ascii="Times New Roman" w:hAnsi="Times New Roman" w:eastAsia="Times New Roman" w:cs="Times New Roman"/>
-        </w:rPr>
-        <w:t>，</w:t>
-      </w:r>
-      <w:r>
-        <w:rPr>
-          <w:rFonts w:hint="eastAsia" w:ascii="Times New Roman" w:hAnsi="Times New Roman" w:eastAsia="FangSong" w:cs="Times New Roman"/>
-        </w:rPr>
-        <w:t>实则二者不同</w:t>
-      </w:r>
-      <w:r>
-        <w:rPr>
-          <w:rFonts w:hint="eastAsia" w:ascii="Times New Roman" w:hAnsi="Times New Roman" w:eastAsia="Times New Roman" w:cs="Times New Roman"/>
-        </w:rPr>
-        <w:t>。</w:t>
-      </w:r>
-    </w:p>
-    <w:p>
-      <w:pPr>
-        <w:pStyle w:val="Compact"/>
-        <w:numPr>
-          <w:ilvl w:val="0"/>
-          <w:numId w:val="1009"/>
-        </w:numPr>
-      </w:pPr>
-      <w:r>
-        <w:rPr>
-          <w:rFonts w:hint="eastAsia" w:ascii="Times New Roman" w:hAnsi="Times New Roman" w:eastAsia="FangSong" w:cs="Times New Roman"/>
-          <w:b/>
-          <w:bCs/>
-        </w:rPr>
-        <w:t xml:space="preserve">交换效应</w:t>
-      </w:r>
-      <w:r>
-        <w:rPr>
-          <w:rFonts w:hint="eastAsia" w:ascii="Times New Roman" w:hAnsi="Times New Roman" w:eastAsia="Times New Roman" w:cs="Times New Roman"/>
-        </w:rPr>
-        <w:t>：</w:t>
-      </w:r>
-      <w:r>
-        <w:rPr>
-          <w:rFonts w:hint="eastAsia" w:ascii="Times New Roman" w:hAnsi="Times New Roman" w:eastAsia="FangSong" w:cs="Times New Roman"/>
-        </w:rPr>
-        <w:t>来自波函数必须反对称</w:t>
-      </w:r>
-      <w:r>
-        <w:rPr>
-          <w:rFonts w:hint="eastAsia" w:ascii="Times New Roman" w:hAnsi="Times New Roman" w:eastAsia="Times New Roman" w:cs="Times New Roman"/>
-        </w:rPr>
-        <w:t>，</w:t>
-      </w:r>
-      <w:r>
-        <w:rPr>
-          <w:rFonts w:hint="eastAsia" w:ascii="Times New Roman" w:hAnsi="Times New Roman" w:eastAsia="FangSong" w:cs="Times New Roman"/>
-        </w:rPr>
-        <w:t>是量子统计本身的结果</w:t>
-      </w:r>
-    </w:p>
-    <w:p>
-      <w:pPr>
-        <w:pStyle w:val="Compact"/>
-        <w:numPr>
-          <w:ilvl w:val="0"/>
-          <w:numId w:val="1009"/>
         </w:numPr>
       </w:pPr>
       <w:r>
@@ -4670,7 +4783,7 @@
         <w:pStyle w:val="Compact"/>
         <w:numPr>
           <w:ilvl w:val="0"/>
-          <w:numId w:val="1010"/>
+          <w:numId w:val="1009"/>
         </w:numPr>
       </w:pPr>
       <w:r>
@@ -4686,6 +4799,46 @@
           <w:bCs/>
         </w:rPr>
         <w:t xml:space="preserve">弛豫</w:t>
+      </w:r>
+    </w:p>
+    <w:p>
+      <w:pPr>
+        <w:pStyle w:val="Compact"/>
+        <w:numPr>
+          <w:ilvl w:val="0"/>
+          <w:numId w:val="1009"/>
+        </w:numPr>
+      </w:pPr>
+      <w:r>
+        <w:rPr>
+          <w:rFonts w:hint="eastAsia" w:ascii="Times New Roman" w:hAnsi="Times New Roman" w:eastAsia="FangSong" w:cs="Times New Roman"/>
+        </w:rPr>
+        <w:t xml:space="preserve">实际体系还有</w:t>
+      </w:r>
+      <w:r>
+        <w:rPr>
+          <w:rFonts w:hint="eastAsia" w:ascii="Times New Roman" w:hAnsi="Times New Roman" w:eastAsia="FangSong" w:cs="Times New Roman"/>
+          <w:b/>
+          <w:bCs/>
+        </w:rPr>
+        <w:t xml:space="preserve">电子相关</w:t>
+      </w:r>
+    </w:p>
+    <w:p>
+      <w:pPr>
+        <w:pStyle w:val="FirstParagraph"/>
+      </w:pPr>
+      <w:r>
+        <w:rPr>
+          <w:rFonts w:hint="eastAsia" w:ascii="Times New Roman" w:hAnsi="Times New Roman" w:eastAsia="FangSong" w:cs="Times New Roman"/>
+        </w:rPr>
+        <w:t>所以它更适合拿来</w:t>
+      </w:r>
+      <w:r>
+        <w:rPr>
+          <w:rFonts w:hint="eastAsia" w:ascii="Times New Roman" w:hAnsi="Times New Roman" w:eastAsia="Times New Roman" w:cs="Times New Roman"/>
+        </w:rPr>
+        <w:t>：</w:t>
       </w:r>
     </w:p>
     <w:p>
@@ -4700,32 +4853,7 @@
         <w:rPr>
           <w:rFonts w:hint="eastAsia" w:ascii="Times New Roman" w:hAnsi="Times New Roman" w:eastAsia="FangSong" w:cs="Times New Roman"/>
         </w:rPr>
-        <w:t xml:space="preserve">实际体系还有</w:t>
-      </w:r>
-      <w:r>
-        <w:rPr>
-          <w:rFonts w:hint="eastAsia" w:ascii="Times New Roman" w:hAnsi="Times New Roman" w:eastAsia="FangSong" w:cs="Times New Roman"/>
-          <w:b/>
-          <w:bCs/>
-        </w:rPr>
-        <w:t xml:space="preserve">电子相关</w:t>
-      </w:r>
-    </w:p>
-    <w:p>
-      <w:pPr>
-        <w:pStyle w:val="FirstParagraph"/>
-      </w:pPr>
-      <w:r>
-        <w:rPr>
-          <w:rFonts w:hint="eastAsia" w:ascii="Times New Roman" w:hAnsi="Times New Roman" w:eastAsia="FangSong" w:cs="Times New Roman"/>
-        </w:rPr>
-        <w:t>所以它更适合拿来</w:t>
-      </w:r>
-      <w:r>
-        <w:rPr>
-          <w:rFonts w:hint="eastAsia" w:ascii="Times New Roman" w:hAnsi="Times New Roman" w:eastAsia="Times New Roman" w:cs="Times New Roman"/>
-        </w:rPr>
-        <w:t>：</w:t>
+        <w:t xml:space="preserve">解释趋势</w:t>
       </w:r>
     </w:p>
     <w:p>
@@ -4733,14 +4861,14 @@
         <w:pStyle w:val="Compact"/>
         <w:numPr>
           <w:ilvl w:val="0"/>
-          <w:numId w:val="1011"/>
+          <w:numId w:val="1010"/>
         </w:numPr>
       </w:pPr>
       <w:r>
         <w:rPr>
           <w:rFonts w:hint="eastAsia" w:ascii="Times New Roman" w:hAnsi="Times New Roman" w:eastAsia="FangSong" w:cs="Times New Roman"/>
         </w:rPr>
-        <w:t xml:space="preserve">解释趋势</w:t>
+        <w:t xml:space="preserve">比较大小</w:t>
       </w:r>
     </w:p>
     <w:p>
@@ -4748,22 +4876,7 @@
         <w:pStyle w:val="Compact"/>
         <w:numPr>
           <w:ilvl w:val="0"/>
-          <w:numId w:val="1011"/>
-        </w:numPr>
-      </w:pPr>
-      <w:r>
-        <w:rPr>
-          <w:rFonts w:hint="eastAsia" w:ascii="Times New Roman" w:hAnsi="Times New Roman" w:eastAsia="FangSong" w:cs="Times New Roman"/>
-        </w:rPr>
-        <w:t xml:space="preserve">比较大小</w:t>
-      </w:r>
-    </w:p>
-    <w:p>
-      <w:pPr>
-        <w:pStyle w:val="Compact"/>
-        <w:numPr>
-          <w:ilvl w:val="0"/>
-          <w:numId w:val="1011"/>
+          <w:numId w:val="1010"/>
         </w:numPr>
       </w:pPr>
       <w:r>
@@ -5036,7 +5149,7 @@
         <w:pStyle w:val="Compact"/>
         <w:numPr>
           <w:ilvl w:val="0"/>
-          <w:numId w:val="1012"/>
+          <w:numId w:val="1011"/>
         </w:numPr>
       </w:pPr>
       <w:r>
@@ -5062,7 +5175,7 @@
         <w:pStyle w:val="Compact"/>
         <w:numPr>
           <w:ilvl w:val="0"/>
-          <w:numId w:val="1012"/>
+          <w:numId w:val="1011"/>
         </w:numPr>
       </w:pPr>
       <w:r>
@@ -5088,7 +5201,7 @@
         <w:pStyle w:val="Compact"/>
         <w:numPr>
           <w:ilvl w:val="0"/>
-          <w:numId w:val="1012"/>
+          <w:numId w:val="1011"/>
         </w:numPr>
       </w:pPr>
       <w:r>
@@ -5196,7 +5309,7 @@
         <w:pStyle w:val="Compact"/>
         <w:numPr>
           <w:ilvl w:val="0"/>
-          <w:numId w:val="1013"/>
+          <w:numId w:val="1012"/>
         </w:numPr>
       </w:pPr>
       <m:oMath>
@@ -5234,7 +5347,7 @@
         <w:pStyle w:val="Compact"/>
         <w:numPr>
           <w:ilvl w:val="0"/>
-          <w:numId w:val="1013"/>
+          <w:numId w:val="1012"/>
         </w:numPr>
       </w:pPr>
       <m:oMath>
@@ -5338,7 +5451,7 @@
         <w:pStyle w:val="Compact"/>
         <w:numPr>
           <w:ilvl w:val="0"/>
-          <w:numId w:val="1013"/>
+          <w:numId w:val="1012"/>
         </w:numPr>
       </w:pPr>
       <m:oMath>
@@ -6287,7 +6400,7 @@
         <w:pStyle w:val="Compact"/>
         <w:numPr>
           <w:ilvl w:val="0"/>
-          <w:numId w:val="1014"/>
+          <w:numId w:val="1013"/>
         </w:numPr>
       </w:pPr>
       <w:r>
@@ -6354,7 +6467,7 @@
         <w:pStyle w:val="Compact"/>
         <w:numPr>
           <w:ilvl w:val="0"/>
-          <w:numId w:val="1014"/>
+          <w:numId w:val="1013"/>
         </w:numPr>
       </w:pPr>
       <w:r>
@@ -6381,7 +6494,7 @@
         <w:pStyle w:val="Compact"/>
         <w:numPr>
           <w:ilvl w:val="0"/>
-          <w:numId w:val="1014"/>
+          <w:numId w:val="1013"/>
         </w:numPr>
       </w:pPr>
       <w:r>
@@ -6540,7 +6653,7 @@
       <w:pPr>
         <w:numPr>
           <w:ilvl w:val="0"/>
-          <w:numId w:val="1015"/>
+          <w:numId w:val="1014"/>
         </w:numPr>
       </w:pPr>
       <w:r>
@@ -6599,7 +6712,7 @@
       <w:pPr>
         <w:numPr>
           <w:ilvl w:val="0"/>
-          <w:numId w:val="1015"/>
+          <w:numId w:val="1014"/>
         </w:numPr>
       </w:pPr>
       <w:r>
@@ -6675,7 +6788,7 @@
       <w:pPr>
         <w:numPr>
           <w:ilvl w:val="0"/>
-          <w:numId w:val="1015"/>
+          <w:numId w:val="1014"/>
         </w:numPr>
       </w:pPr>
       <w:r>
@@ -6721,7 +6834,7 @@
         <w:pStyle w:val="Compact"/>
         <w:numPr>
           <w:ilvl w:val="1"/>
-          <w:numId w:val="1016"/>
+          <w:numId w:val="1015"/>
         </w:numPr>
       </w:pPr>
       <w:r>
@@ -6759,7 +6872,7 @@
         <w:pStyle w:val="Compact"/>
         <w:numPr>
           <w:ilvl w:val="1"/>
-          <w:numId w:val="1016"/>
+          <w:numId w:val="1015"/>
         </w:numPr>
       </w:pPr>
       <w:r>
@@ -6814,7 +6927,7 @@
         <w:pStyle w:val="Compact"/>
         <w:numPr>
           <w:ilvl w:val="0"/>
-          <w:numId w:val="1017"/>
+          <w:numId w:val="1016"/>
         </w:numPr>
       </w:pPr>
       <w:r>
@@ -6949,7 +7062,7 @@
         <w:pStyle w:val="Compact"/>
         <w:numPr>
           <w:ilvl w:val="0"/>
-          <w:numId w:val="1017"/>
+          <w:numId w:val="1016"/>
         </w:numPr>
       </w:pPr>
       <w:r>
@@ -7304,7 +7417,7 @@
         <w:pStyle w:val="Compact"/>
         <w:numPr>
           <w:ilvl w:val="0"/>
-          <w:numId w:val="1018"/>
+          <w:numId w:val="1017"/>
         </w:numPr>
       </w:pPr>
       <m:oMath>
@@ -7362,7 +7475,7 @@
         <w:pStyle w:val="Compact"/>
         <w:numPr>
           <w:ilvl w:val="0"/>
-          <w:numId w:val="1018"/>
+          <w:numId w:val="1017"/>
         </w:numPr>
       </w:pPr>
       <m:oMath>
@@ -7449,7 +7562,7 @@
         <w:pStyle w:val="Compact"/>
         <w:numPr>
           <w:ilvl w:val="0"/>
-          <w:numId w:val="1019"/>
+          <w:numId w:val="1018"/>
         </w:numPr>
       </w:pPr>
       <m:oMath>
@@ -7509,6 +7622,90 @@
           <w:rFonts w:hint="eastAsia" w:ascii="Times New Roman" w:hAnsi="Times New Roman" w:eastAsia="FangSong" w:cs="Times New Roman"/>
         </w:rPr>
         <w:t xml:space="preserve">的项结构互相关联</w:t>
+      </w:r>
+    </w:p>
+    <w:p>
+      <w:pPr>
+        <w:pStyle w:val="Compact"/>
+        <w:numPr>
+          <w:ilvl w:val="0"/>
+          <w:numId w:val="1018"/>
+        </w:numPr>
+      </w:pPr>
+      <m:oMath>
+        <m:sSup>
+          <m:e>
+            <m:r>
+              <m:t>p</m:t>
+            </m:r>
+          </m:e>
+          <m:sup>
+            <m:r>
+              <m:t>2</m:t>
+            </m:r>
+          </m:sup>
+        </m:sSup>
+      </m:oMath>
+      <w:r>
+        <w:rPr>
+          <w:rFonts w:ascii="Times New Roman" w:hAnsi="Times New Roman" w:eastAsia="Times New Roman" w:cs="Times New Roman"/>
+        </w:rPr>
+        <w:t xml:space="preserve"> </w:t>
+      </w:r>
+      <w:r>
+        <w:rPr>
+          <w:rFonts w:hint="eastAsia" w:ascii="Times New Roman" w:hAnsi="Times New Roman" w:eastAsia="FangSong" w:cs="Times New Roman"/>
+        </w:rPr>
+        <w:t xml:space="preserve">和</w:t>
+      </w:r>
+      <w:r>
+        <w:rPr>
+          <w:rFonts w:ascii="Times New Roman" w:hAnsi="Times New Roman" w:eastAsia="Times New Roman" w:cs="Times New Roman"/>
+        </w:rPr>
+        <w:t xml:space="preserve"> </w:t>
+      </w:r>
+      <m:oMath>
+        <m:sSup>
+          <m:e>
+            <m:r>
+              <m:t>p</m:t>
+            </m:r>
+          </m:e>
+          <m:sup>
+            <m:r>
+              <m:t>4</m:t>
+            </m:r>
+          </m:sup>
+        </m:sSup>
+      </m:oMath>
+      <w:r>
+        <w:rPr>
+          <w:rFonts w:ascii="Times New Roman" w:hAnsi="Times New Roman" w:eastAsia="Times New Roman" w:cs="Times New Roman"/>
+        </w:rPr>
+        <w:t xml:space="preserve"> </w:t>
+      </w:r>
+      <w:r>
+        <w:rPr>
+          <w:rFonts w:hint="eastAsia" w:ascii="Times New Roman" w:hAnsi="Times New Roman" w:eastAsia="FangSong" w:cs="Times New Roman"/>
+        </w:rPr>
+        <w:t xml:space="preserve">也互相关联</w:t>
+      </w:r>
+    </w:p>
+    <w:p>
+      <w:pPr>
+        <w:pStyle w:val="FirstParagraph"/>
+      </w:pPr>
+      <w:r>
+        <w:rPr>
+          <w:rFonts w:hint="eastAsia" w:ascii="Times New Roman" w:hAnsi="Times New Roman" w:eastAsia="FangSong" w:cs="Times New Roman"/>
+        </w:rPr>
+        <w:t>因此</w:t>
+      </w:r>
+      <w:r>
+        <w:rPr>
+          <w:rFonts w:hint="eastAsia" w:ascii="Times New Roman" w:hAnsi="Times New Roman" w:eastAsia="Times New Roman" w:cs="Times New Roman"/>
+        </w:rPr>
+        <w:t>：</w:t>
       </w:r>
     </w:p>
     <w:p>
@@ -7543,90 +7740,6 @@
         <w:rPr>
           <w:rFonts w:hint="eastAsia" w:ascii="Times New Roman" w:hAnsi="Times New Roman" w:eastAsia="FangSong" w:cs="Times New Roman"/>
         </w:rPr>
-        <w:t xml:space="preserve">和</w:t>
-      </w:r>
-      <w:r>
-        <w:rPr>
-          <w:rFonts w:ascii="Times New Roman" w:hAnsi="Times New Roman" w:eastAsia="Times New Roman" w:cs="Times New Roman"/>
-        </w:rPr>
-        <w:t xml:space="preserve"> </w:t>
-      </w:r>
-      <m:oMath>
-        <m:sSup>
-          <m:e>
-            <m:r>
-              <m:t>p</m:t>
-            </m:r>
-          </m:e>
-          <m:sup>
-            <m:r>
-              <m:t>4</m:t>
-            </m:r>
-          </m:sup>
-        </m:sSup>
-      </m:oMath>
-      <w:r>
-        <w:rPr>
-          <w:rFonts w:ascii="Times New Roman" w:hAnsi="Times New Roman" w:eastAsia="Times New Roman" w:cs="Times New Roman"/>
-        </w:rPr>
-        <w:t xml:space="preserve"> </w:t>
-      </w:r>
-      <w:r>
-        <w:rPr>
-          <w:rFonts w:hint="eastAsia" w:ascii="Times New Roman" w:hAnsi="Times New Roman" w:eastAsia="FangSong" w:cs="Times New Roman"/>
-        </w:rPr>
-        <w:t xml:space="preserve">也互相关联</w:t>
-      </w:r>
-    </w:p>
-    <w:p>
-      <w:pPr>
-        <w:pStyle w:val="FirstParagraph"/>
-      </w:pPr>
-      <w:r>
-        <w:rPr>
-          <w:rFonts w:hint="eastAsia" w:ascii="Times New Roman" w:hAnsi="Times New Roman" w:eastAsia="FangSong" w:cs="Times New Roman"/>
-        </w:rPr>
-        <w:t>因此</w:t>
-      </w:r>
-      <w:r>
-        <w:rPr>
-          <w:rFonts w:hint="eastAsia" w:ascii="Times New Roman" w:hAnsi="Times New Roman" w:eastAsia="Times New Roman" w:cs="Times New Roman"/>
-        </w:rPr>
-        <w:t>：</w:t>
-      </w:r>
-    </w:p>
-    <w:p>
-      <w:pPr>
-        <w:pStyle w:val="Compact"/>
-        <w:numPr>
-          <w:ilvl w:val="0"/>
-          <w:numId w:val="1020"/>
-        </w:numPr>
-      </w:pPr>
-      <m:oMath>
-        <m:sSup>
-          <m:e>
-            <m:r>
-              <m:t>p</m:t>
-            </m:r>
-          </m:e>
-          <m:sup>
-            <m:r>
-              <m:t>2</m:t>
-            </m:r>
-          </m:sup>
-        </m:sSup>
-      </m:oMath>
-      <w:r>
-        <w:rPr>
-          <w:rFonts w:ascii="Times New Roman" w:hAnsi="Times New Roman" w:eastAsia="Times New Roman" w:cs="Times New Roman"/>
-        </w:rPr>
-        <w:t xml:space="preserve"> </w:t>
-      </w:r>
-      <w:r>
-        <w:rPr>
-          <w:rFonts w:hint="eastAsia" w:ascii="Times New Roman" w:hAnsi="Times New Roman" w:eastAsia="FangSong" w:cs="Times New Roman"/>
-        </w:rPr>
         <w:t xml:space="preserve">的基态是</w:t>
       </w:r>
       <w:r>
@@ -7667,7 +7780,7 @@
         <w:pStyle w:val="Compact"/>
         <w:numPr>
           <w:ilvl w:val="0"/>
-          <w:numId w:val="1020"/>
+          <w:numId w:val="1019"/>
         </w:numPr>
       </w:pPr>
       <m:oMath>
@@ -8348,7 +8461,7 @@
         <w:pStyle w:val="Compact"/>
         <w:numPr>
           <w:ilvl w:val="0"/>
-          <w:numId w:val="1021"/>
+          <w:numId w:val="1020"/>
         </w:numPr>
       </w:pPr>
       <m:oMath>
@@ -8377,7 +8490,7 @@
         <w:pStyle w:val="Compact"/>
         <w:numPr>
           <w:ilvl w:val="0"/>
-          <w:numId w:val="1021"/>
+          <w:numId w:val="1020"/>
         </w:numPr>
       </w:pPr>
       <m:oMath>
@@ -8673,7 +8786,7 @@
         <w:pStyle w:val="Compact"/>
         <w:numPr>
           <w:ilvl w:val="0"/>
-          <w:numId w:val="1022"/>
+          <w:numId w:val="1021"/>
         </w:numPr>
       </w:pPr>
       <w:r>
@@ -8723,38 +8836,185 @@
         <w:pStyle w:val="Compact"/>
         <w:numPr>
           <w:ilvl w:val="0"/>
+          <w:numId w:val="1021"/>
+        </w:numPr>
+      </w:pPr>
+      <w:r>
+        <w:rPr>
+          <w:rFonts w:hint="eastAsia" w:ascii="Times New Roman" w:hAnsi="Times New Roman" w:eastAsia="FangSong" w:cs="Times New Roman"/>
+        </w:rPr>
+        <w:t>多于半充满时</w:t>
+      </w:r>
+      <w:r>
+        <w:rPr>
+          <w:rFonts w:hint="eastAsia" w:ascii="Times New Roman" w:hAnsi="Times New Roman" w:eastAsia="Times New Roman" w:cs="Times New Roman"/>
+        </w:rPr>
+        <w:t>，</w:t>
+      </w:r>
+      <w:r>
+        <w:rPr>
+          <w:rFonts w:hint="eastAsia" w:ascii="Times New Roman" w:hAnsi="Times New Roman" w:eastAsia="FangSong" w:cs="Times New Roman"/>
+        </w:rPr>
+        <w:t>等价地可以从空穴图像理解</w:t>
+      </w:r>
+      <w:r>
+        <w:rPr>
+          <w:rFonts w:hint="eastAsia" w:ascii="Times New Roman" w:hAnsi="Times New Roman" w:eastAsia="Times New Roman" w:cs="Times New Roman"/>
+        </w:rPr>
+        <w:t>，</w:t>
+      </w:r>
+      <w:r>
+        <w:rPr>
+          <w:rFonts w:hint="eastAsia" w:ascii="Times New Roman" w:hAnsi="Times New Roman" w:eastAsia="FangSong" w:cs="Times New Roman"/>
+        </w:rPr>
+        <w:t>排序会反过来</w:t>
+      </w:r>
+    </w:p>
+    <w:p>
+      <w:pPr>
+        <w:pStyle w:val="FirstParagraph"/>
+      </w:pPr>
+      <w:r>
+        <w:rPr>
+          <w:rFonts w:hint="eastAsia" w:ascii="Times New Roman" w:hAnsi="Times New Roman" w:eastAsia="FangSong" w:cs="Times New Roman"/>
+        </w:rPr>
+        <w:t>所以</w:t>
+      </w:r>
+      <w:r>
+        <w:rPr>
+          <w:rFonts w:hint="eastAsia" w:ascii="Times New Roman" w:hAnsi="Times New Roman" w:eastAsia="Times New Roman" w:cs="Times New Roman"/>
+        </w:rPr>
+        <w:t>：</w:t>
+      </w:r>
+    </w:p>
+    <w:p>
+      <w:pPr>
+        <w:pStyle w:val="Compact"/>
+        <w:numPr>
+          <w:ilvl w:val="0"/>
           <w:numId w:val="1022"/>
         </w:numPr>
       </w:pPr>
       <w:r>
         <w:rPr>
-          <w:rFonts w:hint="eastAsia" w:ascii="Times New Roman" w:hAnsi="Times New Roman" w:eastAsia="FangSong" w:cs="Times New Roman"/>
-        </w:rPr>
-        <w:t>多于半充满时</w:t>
-      </w:r>
-      <w:r>
-        <w:rPr>
-          <w:rFonts w:hint="eastAsia" w:ascii="Times New Roman" w:hAnsi="Times New Roman" w:eastAsia="Times New Roman" w:cs="Times New Roman"/>
-        </w:rPr>
-        <w:t>，</w:t>
-      </w:r>
-      <w:r>
-        <w:rPr>
-          <w:rFonts w:hint="eastAsia" w:ascii="Times New Roman" w:hAnsi="Times New Roman" w:eastAsia="FangSong" w:cs="Times New Roman"/>
-        </w:rPr>
-        <w:t>等价地可以从空穴图像理解</w:t>
-      </w:r>
-      <w:r>
-        <w:rPr>
-          <w:rFonts w:hint="eastAsia" w:ascii="Times New Roman" w:hAnsi="Times New Roman" w:eastAsia="Times New Roman" w:cs="Times New Roman"/>
-        </w:rPr>
-        <w:t>，</w:t>
-      </w:r>
-      <w:r>
-        <w:rPr>
-          <w:rFonts w:hint="eastAsia" w:ascii="Times New Roman" w:hAnsi="Times New Roman" w:eastAsia="FangSong" w:cs="Times New Roman"/>
-        </w:rPr>
-        <w:t>排序会反过来</w:t>
+          <w:rFonts w:ascii="Times New Roman" w:hAnsi="Times New Roman" w:eastAsia="Times New Roman" w:cs="Times New Roman"/>
+        </w:rPr>
+        <w:t xml:space="preserve">C </w:t>
+      </w:r>
+      <w:r>
+        <w:rPr>
+          <w:rFonts w:hint="eastAsia" w:ascii="Times New Roman" w:hAnsi="Times New Roman" w:eastAsia="FangSong" w:cs="Times New Roman"/>
+        </w:rPr>
+        <w:t xml:space="preserve">的</w:t>
+      </w:r>
+      <w:r>
+        <w:rPr>
+          <w:rFonts w:ascii="Times New Roman" w:hAnsi="Times New Roman" w:eastAsia="Times New Roman" w:cs="Times New Roman"/>
+        </w:rPr>
+        <w:t xml:space="preserve"> </w:t>
+      </w:r>
+      <m:oMath>
+        <m:sSup>
+          <m:e>
+            <m:r>
+              <m:t>​</m:t>
+            </m:r>
+          </m:e>
+          <m:sup>
+            <m:r>
+              <m:t>3</m:t>
+            </m:r>
+          </m:sup>
+        </m:sSup>
+        <m:sSub>
+          <m:e>
+            <m:r>
+              <m:t>P</m:t>
+            </m:r>
+          </m:e>
+          <m:sub>
+            <m:r>
+              <m:t>0</m:t>
+            </m:r>
+          </m:sub>
+        </m:sSub>
+      </m:oMath>
+      <w:r>
+        <w:rPr>
+          <w:rFonts w:ascii="Times New Roman" w:hAnsi="Times New Roman" w:eastAsia="Times New Roman" w:cs="Times New Roman"/>
+        </w:rPr>
+        <w:t xml:space="preserve"> </w:t>
+      </w:r>
+      <w:r>
+        <w:rPr>
+          <w:rFonts w:hint="eastAsia" w:ascii="Times New Roman" w:hAnsi="Times New Roman" w:eastAsia="FangSong" w:cs="Times New Roman"/>
+        </w:rPr>
+        <w:t xml:space="preserve">最低</w:t>
+      </w:r>
+    </w:p>
+    <w:p>
+      <w:pPr>
+        <w:pStyle w:val="Compact"/>
+        <w:numPr>
+          <w:ilvl w:val="0"/>
+          <w:numId w:val="1022"/>
+        </w:numPr>
+      </w:pPr>
+      <w:r>
+        <w:rPr>
+          <w:rFonts w:ascii="Times New Roman" w:hAnsi="Times New Roman" w:eastAsia="Times New Roman" w:cs="Times New Roman"/>
+        </w:rPr>
+        <w:t xml:space="preserve">O </w:t>
+      </w:r>
+      <w:r>
+        <w:rPr>
+          <w:rFonts w:hint="eastAsia" w:ascii="Times New Roman" w:hAnsi="Times New Roman" w:eastAsia="FangSong" w:cs="Times New Roman"/>
+        </w:rPr>
+        <w:t xml:space="preserve">的</w:t>
+      </w:r>
+      <w:r>
+        <w:rPr>
+          <w:rFonts w:ascii="Times New Roman" w:hAnsi="Times New Roman" w:eastAsia="Times New Roman" w:cs="Times New Roman"/>
+        </w:rPr>
+        <w:t xml:space="preserve"> </w:t>
+      </w:r>
+      <m:oMath>
+        <m:sSup>
+          <m:e>
+            <m:r>
+              <m:t>​</m:t>
+            </m:r>
+          </m:e>
+          <m:sup>
+            <m:r>
+              <m:t>3</m:t>
+            </m:r>
+          </m:sup>
+        </m:sSup>
+        <m:sSub>
+          <m:e>
+            <m:r>
+              <m:t>P</m:t>
+            </m:r>
+          </m:e>
+          <m:sub>
+            <m:r>
+              <m:t>2</m:t>
+            </m:r>
+          </m:sub>
+        </m:sSub>
+      </m:oMath>
+      <w:r>
+        <w:rPr>
+          <w:rFonts w:ascii="Times New Roman" w:hAnsi="Times New Roman" w:eastAsia="Times New Roman" w:cs="Times New Roman"/>
+        </w:rPr>
+        <w:t xml:space="preserve"> </w:t>
+      </w:r>
+      <w:r>
+        <w:rPr>
+          <w:rFonts w:hint="eastAsia" w:ascii="Times New Roman" w:hAnsi="Times New Roman" w:eastAsia="FangSong" w:cs="Times New Roman"/>
+        </w:rPr>
+        <w:t xml:space="preserve">最低</w:t>
       </w:r>
     </w:p>
     <w:p>
@@ -8765,7 +9025,62 @@
         <w:rPr>
           <w:rFonts w:hint="eastAsia" w:ascii="Times New Roman" w:hAnsi="Times New Roman" w:eastAsia="FangSong" w:cs="Times New Roman"/>
         </w:rPr>
-        <w:t>所以</w:t>
+        <w:t>这是竞赛里最经典的一对对比</w:t>
+      </w:r>
+      <w:r>
+        <w:rPr>
+          <w:rFonts w:hint="eastAsia" w:ascii="Times New Roman" w:hAnsi="Times New Roman" w:eastAsia="Times New Roman" w:cs="Times New Roman"/>
+        </w:rPr>
+        <w:t>。</w:t>
+      </w:r>
+    </w:p>
+    <w:bookmarkEnd w:id="24"/>
+    <w:bookmarkStart w:id="25" w:name="什么时候-ls-耦合近似最好用"/>
+    <w:p>
+      <w:pPr>
+        <w:pStyle w:val="Heading3"/>
+        <w:spacing w:before="280" w:after="120"/>
+      </w:pPr>
+      <w:r>
+        <w:rPr>
+          <w:rFonts w:ascii="Times New Roman" w:hAnsi="Times New Roman" w:eastAsia="Times New Roman" w:cs="Times New Roman"/>
+        </w:rPr>
+        <w:t xml:space="preserve">4.3 </w:t>
+      </w:r>
+      <w:r>
+        <w:rPr>
+          <w:rFonts w:hint="eastAsia" w:ascii="Times New Roman" w:hAnsi="Times New Roman" w:eastAsia="SimHei" w:cs="Times New Roman"/>
+        </w:rPr>
+        <w:t xml:space="preserve">什么时候</w:t>
+      </w:r>
+      <w:r>
+        <w:rPr>
+          <w:rFonts w:ascii="Times New Roman" w:hAnsi="Times New Roman" w:eastAsia="Times New Roman" w:cs="Times New Roman"/>
+        </w:rPr>
+        <w:t xml:space="preserve"> LS </w:t>
+      </w:r>
+      <w:r>
+        <w:rPr>
+          <w:rFonts w:hint="eastAsia" w:ascii="Times New Roman" w:hAnsi="Times New Roman" w:eastAsia="SimHei" w:cs="Times New Roman"/>
+        </w:rPr>
+        <w:t xml:space="preserve">耦合近似最好用</w:t>
+      </w:r>
+    </w:p>
+    <w:p>
+      <w:pPr>
+        <w:pStyle w:val="FirstParagraph"/>
+      </w:pPr>
+      <w:r>
+        <w:rPr>
+          <w:rFonts w:ascii="Times New Roman" w:hAnsi="Times New Roman" w:eastAsia="Times New Roman" w:cs="Times New Roman"/>
+        </w:rPr>
+        <w:t xml:space="preserve">LS </w:t>
+      </w:r>
+      <w:r>
+        <w:rPr>
+          <w:rFonts w:hint="eastAsia" w:ascii="Times New Roman" w:hAnsi="Times New Roman" w:eastAsia="FangSong" w:cs="Times New Roman"/>
+        </w:rPr>
+        <w:t>耦合最适合</w:t>
       </w:r>
       <w:r>
         <w:rPr>
@@ -8784,59 +9099,9 @@
       </w:pPr>
       <w:r>
         <w:rPr>
-          <w:rFonts w:ascii="Times New Roman" w:hAnsi="Times New Roman" w:eastAsia="Times New Roman" w:cs="Times New Roman"/>
-        </w:rPr>
-        <w:t xml:space="preserve">C </w:t>
-      </w:r>
-      <w:r>
-        <w:rPr>
-          <w:rFonts w:hint="eastAsia" w:ascii="Times New Roman" w:hAnsi="Times New Roman" w:eastAsia="FangSong" w:cs="Times New Roman"/>
-        </w:rPr>
-        <w:t xml:space="preserve">的</w:t>
-      </w:r>
-      <w:r>
-        <w:rPr>
-          <w:rFonts w:ascii="Times New Roman" w:hAnsi="Times New Roman" w:eastAsia="Times New Roman" w:cs="Times New Roman"/>
-        </w:rPr>
-        <w:t xml:space="preserve"> </w:t>
-      </w:r>
-      <m:oMath>
-        <m:sSup>
-          <m:e>
-            <m:r>
-              <m:t>​</m:t>
-            </m:r>
-          </m:e>
-          <m:sup>
-            <m:r>
-              <m:t>3</m:t>
-            </m:r>
-          </m:sup>
-        </m:sSup>
-        <m:sSub>
-          <m:e>
-            <m:r>
-              <m:t>P</m:t>
-            </m:r>
-          </m:e>
-          <m:sub>
-            <m:r>
-              <m:t>0</m:t>
-            </m:r>
-          </m:sub>
-        </m:sSub>
-      </m:oMath>
-      <w:r>
-        <w:rPr>
-          <w:rFonts w:ascii="Times New Roman" w:hAnsi="Times New Roman" w:eastAsia="Times New Roman" w:cs="Times New Roman"/>
-        </w:rPr>
-        <w:t xml:space="preserve"> </w:t>
-      </w:r>
-      <w:r>
-        <w:rPr>
-          <w:rFonts w:hint="eastAsia" w:ascii="Times New Roman" w:hAnsi="Times New Roman" w:eastAsia="FangSong" w:cs="Times New Roman"/>
-        </w:rPr>
-        <w:t xml:space="preserve">最低</w:t>
+          <w:rFonts w:hint="eastAsia" w:ascii="Times New Roman" w:hAnsi="Times New Roman" w:eastAsia="FangSong" w:cs="Times New Roman"/>
+        </w:rPr>
+        <w:t xml:space="preserve">轻原子</w:t>
       </w:r>
     </w:p>
     <w:p>
@@ -8849,47 +9114,43 @@
       </w:pPr>
       <w:r>
         <w:rPr>
-          <w:rFonts w:ascii="Times New Roman" w:hAnsi="Times New Roman" w:eastAsia="Times New Roman" w:cs="Times New Roman"/>
-        </w:rPr>
-        <w:t xml:space="preserve">O </w:t>
-      </w:r>
-      <w:r>
-        <w:rPr>
-          <w:rFonts w:hint="eastAsia" w:ascii="Times New Roman" w:hAnsi="Times New Roman" w:eastAsia="FangSong" w:cs="Times New Roman"/>
-        </w:rPr>
-        <w:t xml:space="preserve">的</w:t>
-      </w:r>
-      <w:r>
-        <w:rPr>
-          <w:rFonts w:ascii="Times New Roman" w:hAnsi="Times New Roman" w:eastAsia="Times New Roman" w:cs="Times New Roman"/>
-        </w:rPr>
-        <w:t xml:space="preserve"> </w:t>
+          <w:rFonts w:hint="eastAsia" w:ascii="Times New Roman" w:hAnsi="Times New Roman" w:eastAsia="FangSong" w:cs="Times New Roman"/>
+        </w:rPr>
+        <w:t xml:space="preserve">自旋轨道耦合不太强的体系</w:t>
+      </w:r>
+    </w:p>
+    <w:p>
+      <w:pPr>
+        <w:pStyle w:val="FirstParagraph"/>
+      </w:pPr>
+      <w:r>
+        <w:rPr>
+          <w:rFonts w:hint="eastAsia" w:ascii="Times New Roman" w:hAnsi="Times New Roman" w:eastAsia="FangSong" w:cs="Times New Roman"/>
+        </w:rPr>
+        <w:t>原子序数变大时</w:t>
+      </w:r>
+      <w:r>
+        <w:rPr>
+          <w:rFonts w:hint="eastAsia" w:ascii="Times New Roman" w:hAnsi="Times New Roman" w:eastAsia="Times New Roman" w:cs="Times New Roman"/>
+        </w:rPr>
+        <w:t>，</w:t>
+      </w:r>
+      <w:r>
+        <w:rPr>
+          <w:rFonts w:hint="eastAsia" w:ascii="Times New Roman" w:hAnsi="Times New Roman" w:eastAsia="FangSong" w:cs="Times New Roman"/>
+        </w:rPr>
+        <w:t>自旋轨道耦合显著增强</w:t>
+      </w:r>
+      <w:r>
+        <w:rPr>
+          <w:rFonts w:hint="eastAsia" w:ascii="Times New Roman" w:hAnsi="Times New Roman" w:eastAsia="Times New Roman" w:cs="Times New Roman"/>
+        </w:rPr>
+        <w:t>，</w:t>
       </w:r>
       <m:oMath>
-        <m:sSup>
-          <m:e>
-            <m:r>
-              <m:t>​</m:t>
-            </m:r>
-          </m:e>
-          <m:sup>
-            <m:r>
-              <m:t>3</m:t>
-            </m:r>
-          </m:sup>
-        </m:sSup>
-        <m:sSub>
-          <m:e>
-            <m:r>
-              <m:t>P</m:t>
-            </m:r>
-          </m:e>
-          <m:sub>
-            <m:r>
-              <m:t>2</m:t>
-            </m:r>
-          </m:sub>
-        </m:sSub>
+        <m:r>
+          <m:t>L</m:t>
+        </m:r>
       </m:oMath>
       <w:r>
         <w:rPr>
@@ -8901,18 +9162,54 @@
         <w:rPr>
           <w:rFonts w:hint="eastAsia" w:ascii="Times New Roman" w:hAnsi="Times New Roman" w:eastAsia="FangSong" w:cs="Times New Roman"/>
         </w:rPr>
-        <w:t xml:space="preserve">最低</w:t>
-      </w:r>
-    </w:p>
-    <w:p>
-      <w:pPr>
-        <w:pStyle w:val="FirstParagraph"/>
-      </w:pPr>
-      <w:r>
-        <w:rPr>
-          <w:rFonts w:hint="eastAsia" w:ascii="Times New Roman" w:hAnsi="Times New Roman" w:eastAsia="FangSong" w:cs="Times New Roman"/>
-        </w:rPr>
-        <w:t>这是竞赛里最经典的一对对比</w:t>
+        <w:t xml:space="preserve">和</w:t>
+      </w:r>
+      <w:r>
+        <w:rPr>
+          <w:rFonts w:ascii="Times New Roman" w:hAnsi="Times New Roman" w:eastAsia="Times New Roman" w:cs="Times New Roman"/>
+        </w:rPr>
+        <w:t xml:space="preserve"> </w:t>
+      </w:r>
+      <m:oMath>
+        <m:r>
+          <m:t>S</m:t>
+        </m:r>
+      </m:oMath>
+      <w:r>
+        <w:rPr>
+          <w:rFonts w:ascii="Times New Roman" w:hAnsi="Times New Roman" w:eastAsia="Times New Roman" w:cs="Times New Roman"/>
+        </w:rPr>
+        <w:t xml:space="preserve"> </w:t>
+      </w:r>
+      <w:r>
+        <w:rPr>
+          <w:rFonts w:hint="eastAsia" w:ascii="Times New Roman" w:hAnsi="Times New Roman" w:eastAsia="FangSong" w:cs="Times New Roman"/>
+        </w:rPr>
+        <w:t>不再总是</w:t>
+      </w:r>
+      <w:r>
+        <w:rPr>
+          <w:rFonts w:hint="eastAsia" w:ascii="Times New Roman" w:hAnsi="Times New Roman" w:eastAsia="Times New Roman" w:cs="Times New Roman"/>
+        </w:rPr>
+        <w:t>“</w:t>
+      </w:r>
+      <w:r>
+        <w:rPr>
+          <w:rFonts w:hint="eastAsia" w:ascii="Times New Roman" w:hAnsi="Times New Roman" w:eastAsia="FangSong" w:cs="Times New Roman"/>
+        </w:rPr>
+        <w:t>好</w:t>
+      </w:r>
+      <w:r>
+        <w:rPr>
+          <w:rFonts w:hint="eastAsia" w:ascii="Times New Roman" w:hAnsi="Times New Roman" w:eastAsia="Times New Roman" w:cs="Times New Roman"/>
+        </w:rPr>
+        <w:t>”，</w:t>
+      </w:r>
+      <w:r>
+        <w:rPr>
+          <w:rFonts w:hint="eastAsia" w:ascii="Times New Roman" w:hAnsi="Times New Roman" w:eastAsia="FangSong" w:cs="Times New Roman"/>
+        </w:rPr>
+        <w:t>更严格时会走向别的耦合图景</w:t>
       </w:r>
       <w:r>
         <w:rPr>
@@ -8920,9 +9217,89 @@
         </w:rPr>
         <w:t>。</w:t>
       </w:r>
-    </w:p>
-    <w:bookmarkEnd w:id="24"/>
-    <w:bookmarkStart w:id="25" w:name="什么时候-ls-耦合近似最好用"/>
+      <w:r>
+        <w:rPr>
+          <w:rFonts w:ascii="Times New Roman" w:hAnsi="Times New Roman" w:eastAsia="Times New Roman" w:cs="Times New Roman"/>
+        </w:rPr>
+        <w:br/>
+      </w:r>
+      <w:r>
+        <w:rPr>
+          <w:rFonts w:hint="eastAsia" w:ascii="Times New Roman" w:hAnsi="Times New Roman" w:eastAsia="FangSong" w:cs="Times New Roman"/>
+        </w:rPr>
+        <w:t>但竞赛层面</w:t>
+      </w:r>
+      <w:r>
+        <w:rPr>
+          <w:rFonts w:hint="eastAsia" w:ascii="Times New Roman" w:hAnsi="Times New Roman" w:eastAsia="Times New Roman" w:cs="Times New Roman"/>
+        </w:rPr>
+        <w:t>，</w:t>
+      </w:r>
+      <w:r>
+        <w:rPr>
+          <w:rFonts w:hint="eastAsia" w:ascii="Times New Roman" w:hAnsi="Times New Roman" w:eastAsia="FangSong" w:cs="Times New Roman"/>
+        </w:rPr>
+        <w:t>大多数原子项判断仍以</w:t>
+      </w:r>
+      <w:r>
+        <w:rPr>
+          <w:rFonts w:ascii="Times New Roman" w:hAnsi="Times New Roman" w:eastAsia="Times New Roman" w:cs="Times New Roman"/>
+        </w:rPr>
+        <w:t xml:space="preserve"> LS </w:t>
+      </w:r>
+      <w:r>
+        <w:rPr>
+          <w:rFonts w:hint="eastAsia" w:ascii="Times New Roman" w:hAnsi="Times New Roman" w:eastAsia="FangSong" w:cs="Times New Roman"/>
+        </w:rPr>
+        <w:t>耦合为主</w:t>
+      </w:r>
+      <w:r>
+        <w:rPr>
+          <w:rFonts w:hint="eastAsia" w:ascii="Times New Roman" w:hAnsi="Times New Roman" w:eastAsia="Times New Roman" w:cs="Times New Roman"/>
+        </w:rPr>
+        <w:t>。</w:t>
+      </w:r>
+    </w:p>
+    <w:bookmarkEnd w:id="25"/>
+    <w:bookmarkEnd w:id="26"/>
+    <w:bookmarkStart w:id="32" w:name="五相对论效应为什么它会进入化学"/>
+    <w:p>
+      <w:pPr>
+        <w:pStyle w:val="Heading2"/>
+        <w:spacing w:before="280" w:after="120"/>
+      </w:pPr>
+      <w:r>
+        <w:rPr>
+          <w:rFonts w:hint="eastAsia" w:ascii="Times New Roman" w:hAnsi="Times New Roman" w:eastAsia="SimHei" w:cs="Times New Roman"/>
+        </w:rPr>
+        <w:t>五</w:t>
+      </w:r>
+      <w:r>
+        <w:rPr>
+          <w:rFonts w:hint="eastAsia" w:ascii="Times New Roman" w:hAnsi="Times New Roman" w:eastAsia="Times New Roman" w:cs="Times New Roman"/>
+        </w:rPr>
+        <w:t>、</w:t>
+      </w:r>
+      <w:r>
+        <w:rPr>
+          <w:rFonts w:hint="eastAsia" w:ascii="Times New Roman" w:hAnsi="Times New Roman" w:eastAsia="SimHei" w:cs="Times New Roman"/>
+        </w:rPr>
+        <w:t>相对论效应</w:t>
+      </w:r>
+      <w:r>
+        <w:rPr>
+          <w:rFonts w:hint="eastAsia" w:ascii="Times New Roman" w:hAnsi="Times New Roman" w:eastAsia="Times New Roman" w:cs="Times New Roman"/>
+        </w:rPr>
+        <w:t>：</w:t>
+      </w:r>
+      <w:r>
+        <w:rPr>
+          <w:rFonts w:hint="eastAsia" w:ascii="Times New Roman" w:hAnsi="Times New Roman" w:eastAsia="SimHei" w:cs="Times New Roman"/>
+        </w:rPr>
+        <w:t>为什么它会进入化学</w:t>
+      </w:r>
+    </w:p>
+    <w:bookmarkStart w:id="27" w:name="最核心的结论"/>
     <w:p>
       <w:pPr>
         <w:pStyle w:val="Heading3"/>
@@ -8932,25 +9309,13 @@
         <w:rPr>
           <w:rFonts w:ascii="Times New Roman" w:hAnsi="Times New Roman" w:eastAsia="Times New Roman" w:cs="Times New Roman"/>
         </w:rPr>
-        <w:t xml:space="preserve">4.3 </w:t>
+        <w:t xml:space="preserve">5.1 </w:t>
       </w:r>
       <w:r>
         <w:rPr>
           <w:rFonts w:hint="eastAsia" w:ascii="Times New Roman" w:hAnsi="Times New Roman" w:eastAsia="SimHei" w:cs="Times New Roman"/>
         </w:rPr>
-        <w:t xml:space="preserve">什么时候</w:t>
-      </w:r>
-      <w:r>
-        <w:rPr>
-          <w:rFonts w:ascii="Times New Roman" w:hAnsi="Times New Roman" w:eastAsia="Times New Roman" w:cs="Times New Roman"/>
-        </w:rPr>
-        <w:t xml:space="preserve"> LS </w:t>
-      </w:r>
-      <w:r>
-        <w:rPr>
-          <w:rFonts w:hint="eastAsia" w:ascii="Times New Roman" w:hAnsi="Times New Roman" w:eastAsia="SimHei" w:cs="Times New Roman"/>
-        </w:rPr>
-        <w:t xml:space="preserve">耦合近似最好用</w:t>
+        <w:t xml:space="preserve">最核心的结论</w:t>
       </w:r>
     </w:p>
     <w:p>
@@ -8959,15 +9324,51 @@
       </w:pPr>
       <w:r>
         <w:rPr>
-          <w:rFonts w:ascii="Times New Roman" w:hAnsi="Times New Roman" w:eastAsia="Times New Roman" w:cs="Times New Roman"/>
-        </w:rPr>
-        <w:t xml:space="preserve">LS </w:t>
-      </w:r>
-      <w:r>
-        <w:rPr>
-          <w:rFonts w:hint="eastAsia" w:ascii="Times New Roman" w:hAnsi="Times New Roman" w:eastAsia="FangSong" w:cs="Times New Roman"/>
-        </w:rPr>
-        <w:t>耦合最适合</w:t>
+          <w:rFonts w:hint="eastAsia" w:ascii="Times New Roman" w:hAnsi="Times New Roman" w:eastAsia="FangSong" w:cs="Times New Roman"/>
+        </w:rPr>
+        <w:t>对重元素来说</w:t>
+      </w:r>
+      <w:r>
+        <w:rPr>
+          <w:rFonts w:hint="eastAsia" w:ascii="Times New Roman" w:hAnsi="Times New Roman" w:eastAsia="Times New Roman" w:cs="Times New Roman"/>
+        </w:rPr>
+        <w:t>，</w:t>
+      </w:r>
+      <w:r>
+        <w:rPr>
+          <w:rFonts w:hint="eastAsia" w:ascii="Times New Roman" w:hAnsi="Times New Roman" w:eastAsia="FangSong" w:cs="Times New Roman"/>
+        </w:rPr>
+        <w:t>内层电子速度已经接近光速的一定比例</w:t>
+      </w:r>
+      <w:r>
+        <w:rPr>
+          <w:rFonts w:hint="eastAsia" w:ascii="Times New Roman" w:hAnsi="Times New Roman" w:eastAsia="Times New Roman" w:cs="Times New Roman"/>
+        </w:rPr>
+        <w:t>，</w:t>
+      </w:r>
+      <w:r>
+        <w:rPr>
+          <w:rFonts w:hint="eastAsia" w:ascii="Times New Roman" w:hAnsi="Times New Roman" w:eastAsia="FangSong" w:cs="Times New Roman"/>
+        </w:rPr>
+        <w:t>于是非相对论近似开始失真</w:t>
+      </w:r>
+      <w:r>
+        <w:rPr>
+          <w:rFonts w:hint="eastAsia" w:ascii="Times New Roman" w:hAnsi="Times New Roman" w:eastAsia="Times New Roman" w:cs="Times New Roman"/>
+        </w:rPr>
+        <w:t>。</w:t>
+      </w:r>
+      <w:r>
+        <w:rPr>
+          <w:rFonts w:ascii="Times New Roman" w:hAnsi="Times New Roman" w:eastAsia="Times New Roman" w:cs="Times New Roman"/>
+        </w:rPr>
+        <w:br/>
+      </w:r>
+      <w:r>
+        <w:rPr>
+          <w:rFonts w:hint="eastAsia" w:ascii="Times New Roman" w:hAnsi="Times New Roman" w:eastAsia="FangSong" w:cs="Times New Roman"/>
+        </w:rPr>
+        <w:t>相对论带来三个最重要的化学后果</w:t>
       </w:r>
       <w:r>
         <w:rPr>
@@ -8986,9 +9387,19 @@
       </w:pPr>
       <w:r>
         <w:rPr>
-          <w:rFonts w:hint="eastAsia" w:ascii="Times New Roman" w:hAnsi="Times New Roman" w:eastAsia="FangSong" w:cs="Times New Roman"/>
-        </w:rPr>
-        <w:t xml:space="preserve">轻原子</w:t>
+          <w:rFonts w:ascii="Times New Roman" w:hAnsi="Times New Roman" w:eastAsia="Times New Roman" w:cs="Times New Roman"/>
+          <w:b/>
+          <w:bCs/>
+        </w:rPr>
+        <w:t xml:space="preserve">s </w:t>
+      </w:r>
+      <w:r>
+        <w:rPr>
+          <w:rFonts w:hint="eastAsia" w:ascii="Times New Roman" w:hAnsi="Times New Roman" w:eastAsia="FangSong" w:cs="Times New Roman"/>
+          <w:b/>
+          <w:bCs/>
+        </w:rPr>
+        <w:t xml:space="preserve">轨道收缩并稳定化</w:t>
       </w:r>
     </w:p>
     <w:p>
@@ -9001,9 +9412,44 @@
       </w:pPr>
       <w:r>
         <w:rPr>
-          <w:rFonts w:hint="eastAsia" w:ascii="Times New Roman" w:hAnsi="Times New Roman" w:eastAsia="FangSong" w:cs="Times New Roman"/>
-        </w:rPr>
-        <w:t xml:space="preserve">自旋轨道耦合不太强的体系</w:t>
+          <w:rFonts w:ascii="Times New Roman" w:hAnsi="Times New Roman" w:eastAsia="Times New Roman" w:cs="Times New Roman"/>
+          <w:b/>
+          <w:bCs/>
+        </w:rPr>
+        <w:t xml:space="preserve">p </w:t>
+      </w:r>
+      <w:r>
+        <w:rPr>
+          <w:rFonts w:hint="eastAsia" w:ascii="Times New Roman" w:hAnsi="Times New Roman" w:eastAsia="FangSong" w:cs="Times New Roman"/>
+          <w:b/>
+          <w:bCs/>
+        </w:rPr>
+        <w:t xml:space="preserve">轨道中靠近核的分量也会一定程度稳定</w:t>
+      </w:r>
+    </w:p>
+    <w:p>
+      <w:pPr>
+        <w:pStyle w:val="Compact"/>
+        <w:numPr>
+          <w:ilvl w:val="0"/>
+          <w:numId w:val="1024"/>
+        </w:numPr>
+      </w:pPr>
+      <w:r>
+        <w:rPr>
+          <w:rFonts w:ascii="Times New Roman" w:hAnsi="Times New Roman" w:eastAsia="Times New Roman" w:cs="Times New Roman"/>
+          <w:b/>
+          <w:bCs/>
+        </w:rPr>
+        <w:t xml:space="preserve">d、f </w:t>
+      </w:r>
+      <w:r>
+        <w:rPr>
+          <w:rFonts w:hint="eastAsia" w:ascii="Times New Roman" w:hAnsi="Times New Roman" w:eastAsia="FangSong" w:cs="Times New Roman"/>
+          <w:b/>
+          <w:bCs/>
+        </w:rPr>
+        <w:t xml:space="preserve">轨道相对外扩并去稳定化</w:t>
       </w:r>
     </w:p>
     <w:p>
@@ -9014,248 +9460,7 @@
         <w:rPr>
           <w:rFonts w:hint="eastAsia" w:ascii="Times New Roman" w:hAnsi="Times New Roman" w:eastAsia="FangSong" w:cs="Times New Roman"/>
         </w:rPr>
-        <w:t>原子序数变大时</w:t>
-      </w:r>
-      <w:r>
-        <w:rPr>
-          <w:rFonts w:hint="eastAsia" w:ascii="Times New Roman" w:hAnsi="Times New Roman" w:eastAsia="Times New Roman" w:cs="Times New Roman"/>
-        </w:rPr>
-        <w:t>，</w:t>
-      </w:r>
-      <w:r>
-        <w:rPr>
-          <w:rFonts w:hint="eastAsia" w:ascii="Times New Roman" w:hAnsi="Times New Roman" w:eastAsia="FangSong" w:cs="Times New Roman"/>
-        </w:rPr>
-        <w:t>自旋轨道耦合显著增强</w:t>
-      </w:r>
-      <w:r>
-        <w:rPr>
-          <w:rFonts w:hint="eastAsia" w:ascii="Times New Roman" w:hAnsi="Times New Roman" w:eastAsia="Times New Roman" w:cs="Times New Roman"/>
-        </w:rPr>
-        <w:t>，</w:t>
-      </w:r>
-      <m:oMath>
-        <m:r>
-          <m:t>L</m:t>
-        </m:r>
-      </m:oMath>
-      <w:r>
-        <w:rPr>
-          <w:rFonts w:ascii="Times New Roman" w:hAnsi="Times New Roman" w:eastAsia="Times New Roman" w:cs="Times New Roman"/>
-        </w:rPr>
-        <w:t xml:space="preserve"> </w:t>
-      </w:r>
-      <w:r>
-        <w:rPr>
-          <w:rFonts w:hint="eastAsia" w:ascii="Times New Roman" w:hAnsi="Times New Roman" w:eastAsia="FangSong" w:cs="Times New Roman"/>
-        </w:rPr>
-        <w:t xml:space="preserve">和</w:t>
-      </w:r>
-      <w:r>
-        <w:rPr>
-          <w:rFonts w:ascii="Times New Roman" w:hAnsi="Times New Roman" w:eastAsia="Times New Roman" w:cs="Times New Roman"/>
-        </w:rPr>
-        <w:t xml:space="preserve"> </w:t>
-      </w:r>
-      <m:oMath>
-        <m:r>
-          <m:t>S</m:t>
-        </m:r>
-      </m:oMath>
-      <w:r>
-        <w:rPr>
-          <w:rFonts w:ascii="Times New Roman" w:hAnsi="Times New Roman" w:eastAsia="Times New Roman" w:cs="Times New Roman"/>
-        </w:rPr>
-        <w:t xml:space="preserve"> </w:t>
-      </w:r>
-      <w:r>
-        <w:rPr>
-          <w:rFonts w:hint="eastAsia" w:ascii="Times New Roman" w:hAnsi="Times New Roman" w:eastAsia="FangSong" w:cs="Times New Roman"/>
-        </w:rPr>
-        <w:t>不再总是</w:t>
-      </w:r>
-      <w:r>
-        <w:rPr>
-          <w:rFonts w:hint="eastAsia" w:ascii="Times New Roman" w:hAnsi="Times New Roman" w:eastAsia="Times New Roman" w:cs="Times New Roman"/>
-        </w:rPr>
-        <w:t>“</w:t>
-      </w:r>
-      <w:r>
-        <w:rPr>
-          <w:rFonts w:hint="eastAsia" w:ascii="Times New Roman" w:hAnsi="Times New Roman" w:eastAsia="FangSong" w:cs="Times New Roman"/>
-        </w:rPr>
-        <w:t>好</w:t>
-      </w:r>
-      <w:r>
-        <w:rPr>
-          <w:rFonts w:hint="eastAsia" w:ascii="Times New Roman" w:hAnsi="Times New Roman" w:eastAsia="Times New Roman" w:cs="Times New Roman"/>
-        </w:rPr>
-        <w:t>”，</w:t>
-      </w:r>
-      <w:r>
-        <w:rPr>
-          <w:rFonts w:hint="eastAsia" w:ascii="Times New Roman" w:hAnsi="Times New Roman" w:eastAsia="FangSong" w:cs="Times New Roman"/>
-        </w:rPr>
-        <w:t>更严格时会走向别的耦合图景</w:t>
-      </w:r>
-      <w:r>
-        <w:rPr>
-          <w:rFonts w:hint="eastAsia" w:ascii="Times New Roman" w:hAnsi="Times New Roman" w:eastAsia="Times New Roman" w:cs="Times New Roman"/>
-        </w:rPr>
-        <w:t>。</w:t>
-      </w:r>
-      <w:r>
-        <w:rPr>
-          <w:rFonts w:ascii="Times New Roman" w:hAnsi="Times New Roman" w:eastAsia="Times New Roman" w:cs="Times New Roman"/>
-        </w:rPr>
-        <w:br/>
-      </w:r>
-      <w:r>
-        <w:rPr>
-          <w:rFonts w:hint="eastAsia" w:ascii="Times New Roman" w:hAnsi="Times New Roman" w:eastAsia="FangSong" w:cs="Times New Roman"/>
-        </w:rPr>
-        <w:t>但竞赛层面</w:t>
-      </w:r>
-      <w:r>
-        <w:rPr>
-          <w:rFonts w:hint="eastAsia" w:ascii="Times New Roman" w:hAnsi="Times New Roman" w:eastAsia="Times New Roman" w:cs="Times New Roman"/>
-        </w:rPr>
-        <w:t>，</w:t>
-      </w:r>
-      <w:r>
-        <w:rPr>
-          <w:rFonts w:hint="eastAsia" w:ascii="Times New Roman" w:hAnsi="Times New Roman" w:eastAsia="FangSong" w:cs="Times New Roman"/>
-        </w:rPr>
-        <w:t>大多数原子项判断仍以</w:t>
-      </w:r>
-      <w:r>
-        <w:rPr>
-          <w:rFonts w:ascii="Times New Roman" w:hAnsi="Times New Roman" w:eastAsia="Times New Roman" w:cs="Times New Roman"/>
-        </w:rPr>
-        <w:t xml:space="preserve"> LS </w:t>
-      </w:r>
-      <w:r>
-        <w:rPr>
-          <w:rFonts w:hint="eastAsia" w:ascii="Times New Roman" w:hAnsi="Times New Roman" w:eastAsia="FangSong" w:cs="Times New Roman"/>
-        </w:rPr>
-        <w:t>耦合为主</w:t>
-      </w:r>
-      <w:r>
-        <w:rPr>
-          <w:rFonts w:hint="eastAsia" w:ascii="Times New Roman" w:hAnsi="Times New Roman" w:eastAsia="Times New Roman" w:cs="Times New Roman"/>
-        </w:rPr>
-        <w:t>。</w:t>
-      </w:r>
-    </w:p>
-    <w:bookmarkEnd w:id="25"/>
-    <w:bookmarkEnd w:id="26"/>
-    <w:bookmarkStart w:id="32" w:name="五相对论效应为什么它会进入化学"/>
-    <w:p>
-      <w:pPr>
-        <w:pStyle w:val="Heading2"/>
-        <w:spacing w:before="280" w:after="120"/>
-      </w:pPr>
-      <w:r>
-        <w:rPr>
-          <w:rFonts w:hint="eastAsia" w:ascii="Times New Roman" w:hAnsi="Times New Roman" w:eastAsia="SimHei" w:cs="Times New Roman"/>
-        </w:rPr>
-        <w:t>五</w:t>
-      </w:r>
-      <w:r>
-        <w:rPr>
-          <w:rFonts w:hint="eastAsia" w:ascii="Times New Roman" w:hAnsi="Times New Roman" w:eastAsia="Times New Roman" w:cs="Times New Roman"/>
-        </w:rPr>
-        <w:t>、</w:t>
-      </w:r>
-      <w:r>
-        <w:rPr>
-          <w:rFonts w:hint="eastAsia" w:ascii="Times New Roman" w:hAnsi="Times New Roman" w:eastAsia="SimHei" w:cs="Times New Roman"/>
-        </w:rPr>
-        <w:t>相对论效应</w:t>
-      </w:r>
-      <w:r>
-        <w:rPr>
-          <w:rFonts w:hint="eastAsia" w:ascii="Times New Roman" w:hAnsi="Times New Roman" w:eastAsia="Times New Roman" w:cs="Times New Roman"/>
-        </w:rPr>
-        <w:t>：</w:t>
-      </w:r>
-      <w:r>
-        <w:rPr>
-          <w:rFonts w:hint="eastAsia" w:ascii="Times New Roman" w:hAnsi="Times New Roman" w:eastAsia="SimHei" w:cs="Times New Roman"/>
-        </w:rPr>
-        <w:t>为什么它会进入化学</w:t>
-      </w:r>
-    </w:p>
-    <w:bookmarkStart w:id="27" w:name="最核心的结论"/>
-    <w:p>
-      <w:pPr>
-        <w:pStyle w:val="Heading3"/>
-        <w:spacing w:before="280" w:after="120"/>
-      </w:pPr>
-      <w:r>
-        <w:rPr>
-          <w:rFonts w:ascii="Times New Roman" w:hAnsi="Times New Roman" w:eastAsia="Times New Roman" w:cs="Times New Roman"/>
-        </w:rPr>
-        <w:t xml:space="preserve">5.1 </w:t>
-      </w:r>
-      <w:r>
-        <w:rPr>
-          <w:rFonts w:hint="eastAsia" w:ascii="Times New Roman" w:hAnsi="Times New Roman" w:eastAsia="SimHei" w:cs="Times New Roman"/>
-        </w:rPr>
-        <w:t xml:space="preserve">最核心的结论</w:t>
-      </w:r>
-    </w:p>
-    <w:p>
-      <w:pPr>
-        <w:pStyle w:val="FirstParagraph"/>
-      </w:pPr>
-      <w:r>
-        <w:rPr>
-          <w:rFonts w:hint="eastAsia" w:ascii="Times New Roman" w:hAnsi="Times New Roman" w:eastAsia="FangSong" w:cs="Times New Roman"/>
-        </w:rPr>
-        <w:t>对重元素来说</w:t>
-      </w:r>
-      <w:r>
-        <w:rPr>
-          <w:rFonts w:hint="eastAsia" w:ascii="Times New Roman" w:hAnsi="Times New Roman" w:eastAsia="Times New Roman" w:cs="Times New Roman"/>
-        </w:rPr>
-        <w:t>，</w:t>
-      </w:r>
-      <w:r>
-        <w:rPr>
-          <w:rFonts w:hint="eastAsia" w:ascii="Times New Roman" w:hAnsi="Times New Roman" w:eastAsia="FangSong" w:cs="Times New Roman"/>
-        </w:rPr>
-        <w:t>内层电子速度已经接近光速的一定比例</w:t>
-      </w:r>
-      <w:r>
-        <w:rPr>
-          <w:rFonts w:hint="eastAsia" w:ascii="Times New Roman" w:hAnsi="Times New Roman" w:eastAsia="Times New Roman" w:cs="Times New Roman"/>
-        </w:rPr>
-        <w:t>，</w:t>
-      </w:r>
-      <w:r>
-        <w:rPr>
-          <w:rFonts w:hint="eastAsia" w:ascii="Times New Roman" w:hAnsi="Times New Roman" w:eastAsia="FangSong" w:cs="Times New Roman"/>
-        </w:rPr>
-        <w:t>于是非相对论近似开始失真</w:t>
-      </w:r>
-      <w:r>
-        <w:rPr>
-          <w:rFonts w:hint="eastAsia" w:ascii="Times New Roman" w:hAnsi="Times New Roman" w:eastAsia="Times New Roman" w:cs="Times New Roman"/>
-        </w:rPr>
-        <w:t>。</w:t>
-      </w:r>
-      <w:r>
-        <w:rPr>
-          <w:rFonts w:ascii="Times New Roman" w:hAnsi="Times New Roman" w:eastAsia="Times New Roman" w:cs="Times New Roman"/>
-        </w:rPr>
-        <w:br/>
-      </w:r>
-      <w:r>
-        <w:rPr>
-          <w:rFonts w:hint="eastAsia" w:ascii="Times New Roman" w:hAnsi="Times New Roman" w:eastAsia="FangSong" w:cs="Times New Roman"/>
-        </w:rPr>
-        <w:t>相对论带来三个最重要的化学后果</w:t>
+        <w:t>最常被直接提到的是</w:t>
       </w:r>
       <w:r>
         <w:rPr>
@@ -9275,18 +9480,14 @@
       <w:r>
         <w:rPr>
           <w:rFonts w:ascii="Times New Roman" w:hAnsi="Times New Roman" w:eastAsia="Times New Roman" w:cs="Times New Roman"/>
-          <w:b/>
-          <w:bCs/>
-        </w:rPr>
-        <w:t xml:space="preserve">s </w:t>
-      </w:r>
-      <w:r>
-        <w:rPr>
-          <w:rFonts w:hint="eastAsia" w:ascii="Times New Roman" w:hAnsi="Times New Roman" w:eastAsia="FangSong" w:cs="Times New Roman"/>
-          <w:b/>
-          <w:bCs/>
-        </w:rPr>
-        <w:t xml:space="preserve">轨道收缩并稳定化</w:t>
+        </w:rPr>
+        <w:t xml:space="preserve">6s </w:t>
+      </w:r>
+      <w:r>
+        <w:rPr>
+          <w:rFonts w:hint="eastAsia" w:ascii="Times New Roman" w:hAnsi="Times New Roman" w:eastAsia="FangSong" w:cs="Times New Roman"/>
+        </w:rPr>
+        <w:t xml:space="preserve">收缩</w:t>
       </w:r>
     </w:p>
     <w:p>
@@ -9295,94 +9496,6 @@
         <w:numPr>
           <w:ilvl w:val="0"/>
           <w:numId w:val="1025"/>
-        </w:numPr>
-      </w:pPr>
-      <w:r>
-        <w:rPr>
-          <w:rFonts w:ascii="Times New Roman" w:hAnsi="Times New Roman" w:eastAsia="Times New Roman" w:cs="Times New Roman"/>
-          <w:b/>
-          <w:bCs/>
-        </w:rPr>
-        <w:t xml:space="preserve">p </w:t>
-      </w:r>
-      <w:r>
-        <w:rPr>
-          <w:rFonts w:hint="eastAsia" w:ascii="Times New Roman" w:hAnsi="Times New Roman" w:eastAsia="FangSong" w:cs="Times New Roman"/>
-          <w:b/>
-          <w:bCs/>
-        </w:rPr>
-        <w:t xml:space="preserve">轨道中靠近核的分量也会一定程度稳定</w:t>
-      </w:r>
-    </w:p>
-    <w:p>
-      <w:pPr>
-        <w:pStyle w:val="Compact"/>
-        <w:numPr>
-          <w:ilvl w:val="0"/>
-          <w:numId w:val="1025"/>
-        </w:numPr>
-      </w:pPr>
-      <w:r>
-        <w:rPr>
-          <w:rFonts w:ascii="Times New Roman" w:hAnsi="Times New Roman" w:eastAsia="Times New Roman" w:cs="Times New Roman"/>
-          <w:b/>
-          <w:bCs/>
-        </w:rPr>
-        <w:t xml:space="preserve">d、f </w:t>
-      </w:r>
-      <w:r>
-        <w:rPr>
-          <w:rFonts w:hint="eastAsia" w:ascii="Times New Roman" w:hAnsi="Times New Roman" w:eastAsia="FangSong" w:cs="Times New Roman"/>
-          <w:b/>
-          <w:bCs/>
-        </w:rPr>
-        <w:t xml:space="preserve">轨道相对外扩并去稳定化</w:t>
-      </w:r>
-    </w:p>
-    <w:p>
-      <w:pPr>
-        <w:pStyle w:val="FirstParagraph"/>
-      </w:pPr>
-      <w:r>
-        <w:rPr>
-          <w:rFonts w:hint="eastAsia" w:ascii="Times New Roman" w:hAnsi="Times New Roman" w:eastAsia="FangSong" w:cs="Times New Roman"/>
-        </w:rPr>
-        <w:t>最常被直接提到的是</w:t>
-      </w:r>
-      <w:r>
-        <w:rPr>
-          <w:rFonts w:hint="eastAsia" w:ascii="Times New Roman" w:hAnsi="Times New Roman" w:eastAsia="Times New Roman" w:cs="Times New Roman"/>
-        </w:rPr>
-        <w:t>：</w:t>
-      </w:r>
-    </w:p>
-    <w:p>
-      <w:pPr>
-        <w:pStyle w:val="Compact"/>
-        <w:numPr>
-          <w:ilvl w:val="0"/>
-          <w:numId w:val="1026"/>
-        </w:numPr>
-      </w:pPr>
-      <w:r>
-        <w:rPr>
-          <w:rFonts w:ascii="Times New Roman" w:hAnsi="Times New Roman" w:eastAsia="Times New Roman" w:cs="Times New Roman"/>
-        </w:rPr>
-        <w:t xml:space="preserve">6s </w:t>
-      </w:r>
-      <w:r>
-        <w:rPr>
-          <w:rFonts w:hint="eastAsia" w:ascii="Times New Roman" w:hAnsi="Times New Roman" w:eastAsia="FangSong" w:cs="Times New Roman"/>
-        </w:rPr>
-        <w:t xml:space="preserve">收缩</w:t>
-      </w:r>
-    </w:p>
-    <w:p>
-      <w:pPr>
-        <w:pStyle w:val="Compact"/>
-        <w:numPr>
-          <w:ilvl w:val="0"/>
-          <w:numId w:val="1026"/>
         </w:numPr>
       </w:pPr>
       <w:r>
@@ -9540,7 +9653,7 @@
         <w:pStyle w:val="Compact"/>
         <w:numPr>
           <w:ilvl w:val="0"/>
-          <w:numId w:val="1027"/>
+          <w:numId w:val="1026"/>
         </w:numPr>
       </w:pPr>
       <w:r>
@@ -9578,6 +9691,113 @@
           <w:rFonts w:ascii="Times New Roman" w:hAnsi="Times New Roman" w:eastAsia="Times New Roman" w:cs="Times New Roman"/>
         </w:rPr>
         <w:t xml:space="preserve"> +3</w:t>
+      </w:r>
+    </w:p>
+    <w:p>
+      <w:pPr>
+        <w:pStyle w:val="Compact"/>
+        <w:numPr>
+          <w:ilvl w:val="0"/>
+          <w:numId w:val="1026"/>
+        </w:numPr>
+      </w:pPr>
+      <w:r>
+        <w:rPr>
+          <w:rFonts w:ascii="Times New Roman" w:hAnsi="Times New Roman" w:eastAsia="Times New Roman" w:cs="Times New Roman"/>
+        </w:rPr>
+        <w:t xml:space="preserve">Pb </w:t>
+      </w:r>
+      <w:r>
+        <w:rPr>
+          <w:rFonts w:hint="eastAsia" w:ascii="Times New Roman" w:hAnsi="Times New Roman" w:eastAsia="FangSong" w:cs="Times New Roman"/>
+        </w:rPr>
+        <w:t xml:space="preserve">更稳定</w:t>
+      </w:r>
+      <w:r>
+        <w:rPr>
+          <w:rFonts w:ascii="Times New Roman" w:hAnsi="Times New Roman" w:eastAsia="Times New Roman" w:cs="Times New Roman"/>
+        </w:rPr>
+        <w:t xml:space="preserve"> </w:t>
+      </w:r>
+      <w:r>
+        <w:rPr>
+          <w:rFonts w:hint="eastAsia" w:ascii="Times New Roman" w:hAnsi="Times New Roman" w:eastAsia="Times New Roman" w:cs="Times New Roman"/>
+        </w:rPr>
+        <w:t>+2，</w:t>
+      </w:r>
+      <w:r>
+        <w:rPr>
+          <w:rFonts w:hint="eastAsia" w:ascii="Times New Roman" w:hAnsi="Times New Roman" w:eastAsia="FangSong" w:cs="Times New Roman"/>
+        </w:rPr>
+        <w:t>而不是</w:t>
+      </w:r>
+      <w:r>
+        <w:rPr>
+          <w:rFonts w:ascii="Times New Roman" w:hAnsi="Times New Roman" w:eastAsia="Times New Roman" w:cs="Times New Roman"/>
+        </w:rPr>
+        <w:t xml:space="preserve"> +4</w:t>
+      </w:r>
+    </w:p>
+    <w:p>
+      <w:pPr>
+        <w:pStyle w:val="Compact"/>
+        <w:numPr>
+          <w:ilvl w:val="0"/>
+          <w:numId w:val="1026"/>
+        </w:numPr>
+      </w:pPr>
+      <w:r>
+        <w:rPr>
+          <w:rFonts w:ascii="Times New Roman" w:hAnsi="Times New Roman" w:eastAsia="Times New Roman" w:cs="Times New Roman"/>
+        </w:rPr>
+        <w:t xml:space="preserve">Bi </w:t>
+      </w:r>
+      <w:r>
+        <w:rPr>
+          <w:rFonts w:hint="eastAsia" w:ascii="Times New Roman" w:hAnsi="Times New Roman" w:eastAsia="FangSong" w:cs="Times New Roman"/>
+        </w:rPr>
+        <w:t xml:space="preserve">更稳定</w:t>
+      </w:r>
+      <w:r>
+        <w:rPr>
+          <w:rFonts w:ascii="Times New Roman" w:hAnsi="Times New Roman" w:eastAsia="Times New Roman" w:cs="Times New Roman"/>
+        </w:rPr>
+        <w:t xml:space="preserve"> </w:t>
+      </w:r>
+      <w:r>
+        <w:rPr>
+          <w:rFonts w:hint="eastAsia" w:ascii="Times New Roman" w:hAnsi="Times New Roman" w:eastAsia="Times New Roman" w:cs="Times New Roman"/>
+        </w:rPr>
+        <w:t>+3，</w:t>
+      </w:r>
+      <w:r>
+        <w:rPr>
+          <w:rFonts w:hint="eastAsia" w:ascii="Times New Roman" w:hAnsi="Times New Roman" w:eastAsia="FangSong" w:cs="Times New Roman"/>
+        </w:rPr>
+        <w:t>而不是</w:t>
+      </w:r>
+      <w:r>
+        <w:rPr>
+          <w:rFonts w:ascii="Times New Roman" w:hAnsi="Times New Roman" w:eastAsia="Times New Roman" w:cs="Times New Roman"/>
+        </w:rPr>
+        <w:t xml:space="preserve"> +5</w:t>
+      </w:r>
+    </w:p>
+    <w:p>
+      <w:pPr>
+        <w:pStyle w:val="FirstParagraph"/>
+      </w:pPr>
+      <w:r>
+        <w:rPr>
+          <w:rFonts w:hint="eastAsia" w:ascii="Times New Roman" w:hAnsi="Times New Roman" w:eastAsia="FangSong" w:cs="Times New Roman"/>
+        </w:rPr>
+        <w:t>根源在于</w:t>
+      </w:r>
+      <w:r>
+        <w:rPr>
+          <w:rFonts w:hint="eastAsia" w:ascii="Times New Roman" w:hAnsi="Times New Roman" w:eastAsia="Times New Roman" w:cs="Times New Roman"/>
+        </w:rPr>
+        <w:t>：</w:t>
       </w:r>
     </w:p>
     <w:p>
@@ -9586,113 +9806,6 @@
         <w:numPr>
           <w:ilvl w:val="0"/>
           <w:numId w:val="1027"/>
-        </w:numPr>
-      </w:pPr>
-      <w:r>
-        <w:rPr>
-          <w:rFonts w:ascii="Times New Roman" w:hAnsi="Times New Roman" w:eastAsia="Times New Roman" w:cs="Times New Roman"/>
-        </w:rPr>
-        <w:t xml:space="preserve">Pb </w:t>
-      </w:r>
-      <w:r>
-        <w:rPr>
-          <w:rFonts w:hint="eastAsia" w:ascii="Times New Roman" w:hAnsi="Times New Roman" w:eastAsia="FangSong" w:cs="Times New Roman"/>
-        </w:rPr>
-        <w:t xml:space="preserve">更稳定</w:t>
-      </w:r>
-      <w:r>
-        <w:rPr>
-          <w:rFonts w:ascii="Times New Roman" w:hAnsi="Times New Roman" w:eastAsia="Times New Roman" w:cs="Times New Roman"/>
-        </w:rPr>
-        <w:t xml:space="preserve"> </w:t>
-      </w:r>
-      <w:r>
-        <w:rPr>
-          <w:rFonts w:hint="eastAsia" w:ascii="Times New Roman" w:hAnsi="Times New Roman" w:eastAsia="Times New Roman" w:cs="Times New Roman"/>
-        </w:rPr>
-        <w:t>+2，</w:t>
-      </w:r>
-      <w:r>
-        <w:rPr>
-          <w:rFonts w:hint="eastAsia" w:ascii="Times New Roman" w:hAnsi="Times New Roman" w:eastAsia="FangSong" w:cs="Times New Roman"/>
-        </w:rPr>
-        <w:t>而不是</w:t>
-      </w:r>
-      <w:r>
-        <w:rPr>
-          <w:rFonts w:ascii="Times New Roman" w:hAnsi="Times New Roman" w:eastAsia="Times New Roman" w:cs="Times New Roman"/>
-        </w:rPr>
-        <w:t xml:space="preserve"> +4</w:t>
-      </w:r>
-    </w:p>
-    <w:p>
-      <w:pPr>
-        <w:pStyle w:val="Compact"/>
-        <w:numPr>
-          <w:ilvl w:val="0"/>
-          <w:numId w:val="1027"/>
-        </w:numPr>
-      </w:pPr>
-      <w:r>
-        <w:rPr>
-          <w:rFonts w:ascii="Times New Roman" w:hAnsi="Times New Roman" w:eastAsia="Times New Roman" w:cs="Times New Roman"/>
-        </w:rPr>
-        <w:t xml:space="preserve">Bi </w:t>
-      </w:r>
-      <w:r>
-        <w:rPr>
-          <w:rFonts w:hint="eastAsia" w:ascii="Times New Roman" w:hAnsi="Times New Roman" w:eastAsia="FangSong" w:cs="Times New Roman"/>
-        </w:rPr>
-        <w:t xml:space="preserve">更稳定</w:t>
-      </w:r>
-      <w:r>
-        <w:rPr>
-          <w:rFonts w:ascii="Times New Roman" w:hAnsi="Times New Roman" w:eastAsia="Times New Roman" w:cs="Times New Roman"/>
-        </w:rPr>
-        <w:t xml:space="preserve"> </w:t>
-      </w:r>
-      <w:r>
-        <w:rPr>
-          <w:rFonts w:hint="eastAsia" w:ascii="Times New Roman" w:hAnsi="Times New Roman" w:eastAsia="Times New Roman" w:cs="Times New Roman"/>
-        </w:rPr>
-        <w:t>+3，</w:t>
-      </w:r>
-      <w:r>
-        <w:rPr>
-          <w:rFonts w:hint="eastAsia" w:ascii="Times New Roman" w:hAnsi="Times New Roman" w:eastAsia="FangSong" w:cs="Times New Roman"/>
-        </w:rPr>
-        <w:t>而不是</w:t>
-      </w:r>
-      <w:r>
-        <w:rPr>
-          <w:rFonts w:ascii="Times New Roman" w:hAnsi="Times New Roman" w:eastAsia="Times New Roman" w:cs="Times New Roman"/>
-        </w:rPr>
-        <w:t xml:space="preserve"> +5</w:t>
-      </w:r>
-    </w:p>
-    <w:p>
-      <w:pPr>
-        <w:pStyle w:val="FirstParagraph"/>
-      </w:pPr>
-      <w:r>
-        <w:rPr>
-          <w:rFonts w:hint="eastAsia" w:ascii="Times New Roman" w:hAnsi="Times New Roman" w:eastAsia="FangSong" w:cs="Times New Roman"/>
-        </w:rPr>
-        <w:t>根源在于</w:t>
-      </w:r>
-      <w:r>
-        <w:rPr>
-          <w:rFonts w:hint="eastAsia" w:ascii="Times New Roman" w:hAnsi="Times New Roman" w:eastAsia="Times New Roman" w:cs="Times New Roman"/>
-        </w:rPr>
-        <w:t>：</w:t>
-      </w:r>
-    </w:p>
-    <w:p>
-      <w:pPr>
-        <w:pStyle w:val="Compact"/>
-        <w:numPr>
-          <w:ilvl w:val="0"/>
-          <w:numId w:val="1028"/>
         </w:numPr>
       </w:pPr>
       <w:r>
@@ -9745,6 +9858,153 @@
         <w:pStyle w:val="Compact"/>
         <w:numPr>
           <w:ilvl w:val="0"/>
+          <w:numId w:val="1027"/>
+        </w:numPr>
+      </w:pPr>
+      <w:r>
+        <w:rPr>
+          <w:rFonts w:hint="eastAsia" w:ascii="Times New Roman" w:hAnsi="Times New Roman" w:eastAsia="FangSong" w:cs="Times New Roman"/>
+        </w:rPr>
+        <w:t>想把这对电子拉出来参与成键</w:t>
+      </w:r>
+      <w:r>
+        <w:rPr>
+          <w:rFonts w:hint="eastAsia" w:ascii="Times New Roman" w:hAnsi="Times New Roman" w:eastAsia="Times New Roman" w:cs="Times New Roman"/>
+        </w:rPr>
+        <w:t>，</w:t>
+      </w:r>
+      <w:r>
+        <w:rPr>
+          <w:rFonts w:hint="eastAsia" w:ascii="Times New Roman" w:hAnsi="Times New Roman" w:eastAsia="FangSong" w:cs="Times New Roman"/>
+        </w:rPr>
+        <w:t>代价变大</w:t>
+      </w:r>
+    </w:p>
+    <w:p>
+      <w:pPr>
+        <w:pStyle w:val="FirstParagraph"/>
+      </w:pPr>
+      <w:r>
+        <w:rPr>
+          <w:rFonts w:hint="eastAsia" w:ascii="Times New Roman" w:hAnsi="Times New Roman" w:eastAsia="FangSong" w:cs="Times New Roman"/>
+        </w:rPr>
+        <w:t>所以高氧化态稳定性下降</w:t>
+      </w:r>
+      <w:r>
+        <w:rPr>
+          <w:rFonts w:hint="eastAsia" w:ascii="Times New Roman" w:hAnsi="Times New Roman" w:eastAsia="Times New Roman" w:cs="Times New Roman"/>
+        </w:rPr>
+        <w:t>，</w:t>
+      </w:r>
+      <w:r>
+        <w:rPr>
+          <w:rFonts w:hint="eastAsia" w:ascii="Times New Roman" w:hAnsi="Times New Roman" w:eastAsia="FangSong" w:cs="Times New Roman"/>
+        </w:rPr>
+        <w:t>低氧化态相对更稳定</w:t>
+      </w:r>
+      <w:r>
+        <w:rPr>
+          <w:rFonts w:hint="eastAsia" w:ascii="Times New Roman" w:hAnsi="Times New Roman" w:eastAsia="Times New Roman" w:cs="Times New Roman"/>
+        </w:rPr>
+        <w:t>。</w:t>
+      </w:r>
+    </w:p>
+    <w:bookmarkEnd w:id="28"/>
+    <w:bookmarkStart w:id="29" w:name="镧系收缩为什么会拖到后面元素"/>
+    <w:p>
+      <w:pPr>
+        <w:pStyle w:val="Heading3"/>
+        <w:spacing w:before="280" w:after="120"/>
+      </w:pPr>
+      <w:r>
+        <w:rPr>
+          <w:rFonts w:ascii="Times New Roman" w:hAnsi="Times New Roman" w:eastAsia="Times New Roman" w:cs="Times New Roman"/>
+        </w:rPr>
+        <w:t xml:space="preserve">5.3 </w:t>
+      </w:r>
+      <w:r>
+        <w:rPr>
+          <w:rFonts w:hint="eastAsia" w:ascii="Times New Roman" w:hAnsi="Times New Roman" w:eastAsia="SimHei" w:cs="Times New Roman"/>
+        </w:rPr>
+        <w:t xml:space="preserve">镧系收缩为什么会拖到后面元素</w:t>
+      </w:r>
+    </w:p>
+    <w:p>
+      <w:pPr>
+        <w:pStyle w:val="FirstParagraph"/>
+      </w:pPr>
+      <w:r>
+        <w:rPr>
+          <w:rFonts w:hint="eastAsia" w:ascii="Times New Roman" w:hAnsi="Times New Roman" w:eastAsia="FangSong" w:cs="Times New Roman"/>
+        </w:rPr>
+        <w:t xml:space="preserve">镧系元素逐个填入</w:t>
+      </w:r>
+      <w:r>
+        <w:rPr>
+          <w:rFonts w:ascii="Times New Roman" w:hAnsi="Times New Roman" w:eastAsia="Times New Roman" w:cs="Times New Roman"/>
+        </w:rPr>
+        <w:t xml:space="preserve"> 4f </w:t>
+      </w:r>
+      <w:r>
+        <w:rPr>
+          <w:rFonts w:hint="eastAsia" w:ascii="Times New Roman" w:hAnsi="Times New Roman" w:eastAsia="FangSong" w:cs="Times New Roman"/>
+        </w:rPr>
+        <w:t>电子</w:t>
+      </w:r>
+      <w:r>
+        <w:rPr>
+          <w:rFonts w:hint="eastAsia" w:ascii="Times New Roman" w:hAnsi="Times New Roman" w:eastAsia="Times New Roman" w:cs="Times New Roman"/>
+        </w:rPr>
+        <w:t>，</w:t>
+      </w:r>
+      <w:r>
+        <w:rPr>
+          <w:rFonts w:hint="eastAsia" w:ascii="Times New Roman" w:hAnsi="Times New Roman" w:eastAsia="FangSong" w:cs="Times New Roman"/>
+        </w:rPr>
+        <w:t>但</w:t>
+      </w:r>
+      <w:r>
+        <w:rPr>
+          <w:rFonts w:ascii="Times New Roman" w:hAnsi="Times New Roman" w:eastAsia="Times New Roman" w:cs="Times New Roman"/>
+        </w:rPr>
+        <w:t xml:space="preserve"> 4f </w:t>
+      </w:r>
+      <w:r>
+        <w:rPr>
+          <w:rFonts w:hint="eastAsia" w:ascii="Times New Roman" w:hAnsi="Times New Roman" w:eastAsia="FangSong" w:cs="Times New Roman"/>
+        </w:rPr>
+        <w:t>电子屏蔽能力差</w:t>
+      </w:r>
+      <w:r>
+        <w:rPr>
+          <w:rFonts w:hint="eastAsia" w:ascii="Times New Roman" w:hAnsi="Times New Roman" w:eastAsia="Times New Roman" w:cs="Times New Roman"/>
+        </w:rPr>
+        <w:t>。</w:t>
+      </w:r>
+      <w:r>
+        <w:rPr>
+          <w:rFonts w:ascii="Times New Roman" w:hAnsi="Times New Roman" w:eastAsia="Times New Roman" w:cs="Times New Roman"/>
+        </w:rPr>
+        <w:br/>
+      </w:r>
+      <w:r>
+        <w:rPr>
+          <w:rFonts w:hint="eastAsia" w:ascii="Times New Roman" w:hAnsi="Times New Roman" w:eastAsia="FangSong" w:cs="Times New Roman"/>
+        </w:rPr>
+        <w:t>于是随着核电荷增加</w:t>
+      </w:r>
+      <w:r>
+        <w:rPr>
+          <w:rFonts w:hint="eastAsia" w:ascii="Times New Roman" w:hAnsi="Times New Roman" w:eastAsia="Times New Roman" w:cs="Times New Roman"/>
+        </w:rPr>
+        <w:t>：</w:t>
+      </w:r>
+    </w:p>
+    <w:p>
+      <w:pPr>
+        <w:pStyle w:val="Compact"/>
+        <w:numPr>
+          <w:ilvl w:val="0"/>
           <w:numId w:val="1028"/>
         </w:numPr>
       </w:pPr>
@@ -9752,7 +10012,97 @@
         <w:rPr>
           <w:rFonts w:hint="eastAsia" w:ascii="Times New Roman" w:hAnsi="Times New Roman" w:eastAsia="FangSong" w:cs="Times New Roman"/>
         </w:rPr>
-        <w:t>想把这对电子拉出来参与成键</w:t>
+        <w:t xml:space="preserve">外层电子感受到的</w:t>
+      </w:r>
+      <w:r>
+        <w:rPr>
+          <w:rFonts w:ascii="Times New Roman" w:hAnsi="Times New Roman" w:eastAsia="Times New Roman" w:cs="Times New Roman"/>
+        </w:rPr>
+        <w:t xml:space="preserve"> </w:t>
+      </w:r>
+      <m:oMath>
+        <m:sSup>
+          <m:e>
+            <m:r>
+              <m:t>Z</m:t>
+            </m:r>
+          </m:e>
+          <m:sup>
+            <m:r>
+              <m:rPr>
+                <m:sty m:val="p"/>
+              </m:rPr>
+              <m:t>*</m:t>
+            </m:r>
+          </m:sup>
+        </m:sSup>
+      </m:oMath>
+      <w:r>
+        <w:rPr>
+          <w:rFonts w:ascii="Times New Roman" w:hAnsi="Times New Roman" w:eastAsia="Times New Roman" w:cs="Times New Roman"/>
+        </w:rPr>
+        <w:t xml:space="preserve"> </w:t>
+      </w:r>
+      <w:r>
+        <w:rPr>
+          <w:rFonts w:hint="eastAsia" w:ascii="Times New Roman" w:hAnsi="Times New Roman" w:eastAsia="FangSong" w:cs="Times New Roman"/>
+        </w:rPr>
+        <w:t xml:space="preserve">持续上升</w:t>
+      </w:r>
+    </w:p>
+    <w:p>
+      <w:pPr>
+        <w:pStyle w:val="Compact"/>
+        <w:numPr>
+          <w:ilvl w:val="0"/>
+          <w:numId w:val="1028"/>
+        </w:numPr>
+      </w:pPr>
+      <w:r>
+        <w:rPr>
+          <w:rFonts w:hint="eastAsia" w:ascii="Times New Roman" w:hAnsi="Times New Roman" w:eastAsia="FangSong" w:cs="Times New Roman"/>
+        </w:rPr>
+        <w:t>原子</w:t>
+      </w:r>
+      <w:r>
+        <w:rPr>
+          <w:rFonts w:hint="eastAsia" w:ascii="Times New Roman" w:hAnsi="Times New Roman" w:eastAsia="Times New Roman" w:cs="Times New Roman"/>
+        </w:rPr>
+        <w:t>/</w:t>
+      </w:r>
+      <w:r>
+        <w:rPr>
+          <w:rFonts w:hint="eastAsia" w:ascii="Times New Roman" w:hAnsi="Times New Roman" w:eastAsia="FangSong" w:cs="Times New Roman"/>
+        </w:rPr>
+        <w:t>离子半径持续缩小</w:t>
+      </w:r>
+    </w:p>
+    <w:p>
+      <w:pPr>
+        <w:pStyle w:val="FirstParagraph"/>
+      </w:pPr>
+      <w:r>
+        <w:rPr>
+          <w:rFonts w:hint="eastAsia" w:ascii="Times New Roman" w:hAnsi="Times New Roman" w:eastAsia="FangSong" w:cs="Times New Roman"/>
+        </w:rPr>
+        <w:t>这就是镧系收缩</w:t>
+      </w:r>
+      <w:r>
+        <w:rPr>
+          <w:rFonts w:hint="eastAsia" w:ascii="Times New Roman" w:hAnsi="Times New Roman" w:eastAsia="Times New Roman" w:cs="Times New Roman"/>
+        </w:rPr>
+        <w:t>。</w:t>
+      </w:r>
+    </w:p>
+    <w:p>
+      <w:pPr>
+        <w:pStyle w:val="BodyText"/>
+      </w:pPr>
+      <w:r>
+        <w:rPr>
+          <w:rFonts w:hint="eastAsia" w:ascii="Times New Roman" w:hAnsi="Times New Roman" w:eastAsia="FangSong" w:cs="Times New Roman"/>
+        </w:rPr>
+        <w:t>它的后果不只出现在镧系本身</w:t>
       </w:r>
       <w:r>
         <w:rPr>
@@ -9764,121 +10114,19 @@
         <w:rPr>
           <w:rFonts w:hint="eastAsia" w:ascii="Times New Roman" w:hAnsi="Times New Roman" w:eastAsia="FangSong" w:cs="Times New Roman"/>
         </w:rPr>
-        <w:t>代价变大</w:t>
-      </w:r>
-    </w:p>
-    <w:p>
-      <w:pPr>
-        <w:pStyle w:val="FirstParagraph"/>
-      </w:pPr>
-      <w:r>
-        <w:rPr>
-          <w:rFonts w:hint="eastAsia" w:ascii="Times New Roman" w:hAnsi="Times New Roman" w:eastAsia="FangSong" w:cs="Times New Roman"/>
-        </w:rPr>
-        <w:t>所以高氧化态稳定性下降</w:t>
-      </w:r>
-      <w:r>
-        <w:rPr>
-          <w:rFonts w:hint="eastAsia" w:ascii="Times New Roman" w:hAnsi="Times New Roman" w:eastAsia="Times New Roman" w:cs="Times New Roman"/>
-        </w:rPr>
-        <w:t>，</w:t>
-      </w:r>
-      <w:r>
-        <w:rPr>
-          <w:rFonts w:hint="eastAsia" w:ascii="Times New Roman" w:hAnsi="Times New Roman" w:eastAsia="FangSong" w:cs="Times New Roman"/>
-        </w:rPr>
-        <w:t>低氧化态相对更稳定</w:t>
-      </w:r>
-      <w:r>
-        <w:rPr>
-          <w:rFonts w:hint="eastAsia" w:ascii="Times New Roman" w:hAnsi="Times New Roman" w:eastAsia="Times New Roman" w:cs="Times New Roman"/>
-        </w:rPr>
-        <w:t>。</w:t>
-      </w:r>
-    </w:p>
-    <w:bookmarkEnd w:id="28"/>
-    <w:bookmarkStart w:id="29" w:name="镧系收缩为什么会拖到后面元素"/>
-    <w:p>
-      <w:pPr>
-        <w:pStyle w:val="Heading3"/>
-        <w:spacing w:before="280" w:after="120"/>
-      </w:pPr>
-      <w:r>
-        <w:rPr>
-          <w:rFonts w:ascii="Times New Roman" w:hAnsi="Times New Roman" w:eastAsia="Times New Roman" w:cs="Times New Roman"/>
-        </w:rPr>
-        <w:t xml:space="preserve">5.3 </w:t>
-      </w:r>
-      <w:r>
-        <w:rPr>
-          <w:rFonts w:hint="eastAsia" w:ascii="Times New Roman" w:hAnsi="Times New Roman" w:eastAsia="SimHei" w:cs="Times New Roman"/>
-        </w:rPr>
-        <w:t xml:space="preserve">镧系收缩为什么会拖到后面元素</w:t>
-      </w:r>
-    </w:p>
-    <w:p>
-      <w:pPr>
-        <w:pStyle w:val="FirstParagraph"/>
-      </w:pPr>
-      <w:r>
-        <w:rPr>
-          <w:rFonts w:hint="eastAsia" w:ascii="Times New Roman" w:hAnsi="Times New Roman" w:eastAsia="FangSong" w:cs="Times New Roman"/>
-        </w:rPr>
-        <w:t xml:space="preserve">镧系元素逐个填入</w:t>
-      </w:r>
-      <w:r>
-        <w:rPr>
-          <w:rFonts w:ascii="Times New Roman" w:hAnsi="Times New Roman" w:eastAsia="Times New Roman" w:cs="Times New Roman"/>
-        </w:rPr>
-        <w:t xml:space="preserve"> 4f </w:t>
-      </w:r>
-      <w:r>
-        <w:rPr>
-          <w:rFonts w:hint="eastAsia" w:ascii="Times New Roman" w:hAnsi="Times New Roman" w:eastAsia="FangSong" w:cs="Times New Roman"/>
-        </w:rPr>
-        <w:t>电子</w:t>
-      </w:r>
-      <w:r>
-        <w:rPr>
-          <w:rFonts w:hint="eastAsia" w:ascii="Times New Roman" w:hAnsi="Times New Roman" w:eastAsia="Times New Roman" w:cs="Times New Roman"/>
-        </w:rPr>
-        <w:t>，</w:t>
-      </w:r>
-      <w:r>
-        <w:rPr>
-          <w:rFonts w:hint="eastAsia" w:ascii="Times New Roman" w:hAnsi="Times New Roman" w:eastAsia="FangSong" w:cs="Times New Roman"/>
-        </w:rPr>
-        <w:t>但</w:t>
-      </w:r>
-      <w:r>
-        <w:rPr>
-          <w:rFonts w:ascii="Times New Roman" w:hAnsi="Times New Roman" w:eastAsia="Times New Roman" w:cs="Times New Roman"/>
-        </w:rPr>
-        <w:t xml:space="preserve"> 4f </w:t>
-      </w:r>
-      <w:r>
-        <w:rPr>
-          <w:rFonts w:hint="eastAsia" w:ascii="Times New Roman" w:hAnsi="Times New Roman" w:eastAsia="FangSong" w:cs="Times New Roman"/>
-        </w:rPr>
-        <w:t>电子屏蔽能力差</w:t>
-      </w:r>
-      <w:r>
-        <w:rPr>
-          <w:rFonts w:hint="eastAsia" w:ascii="Times New Roman" w:hAnsi="Times New Roman" w:eastAsia="Times New Roman" w:cs="Times New Roman"/>
-        </w:rPr>
-        <w:t>。</w:t>
-      </w:r>
-      <w:r>
-        <w:rPr>
-          <w:rFonts w:ascii="Times New Roman" w:hAnsi="Times New Roman" w:eastAsia="Times New Roman" w:cs="Times New Roman"/>
-        </w:rPr>
-        <w:br/>
-      </w:r>
-      <w:r>
-        <w:rPr>
-          <w:rFonts w:hint="eastAsia" w:ascii="Times New Roman" w:hAnsi="Times New Roman" w:eastAsia="FangSong" w:cs="Times New Roman"/>
-        </w:rPr>
-        <w:t>于是随着核电荷增加</w:t>
+        <w:t>还会传导到后面的</w:t>
+      </w:r>
+      <w:r>
+        <w:rPr>
+          <w:rFonts w:ascii="Times New Roman" w:hAnsi="Times New Roman" w:eastAsia="Times New Roman" w:cs="Times New Roman"/>
+        </w:rPr>
+        <w:t xml:space="preserve"> 5d </w:t>
+      </w:r>
+      <w:r>
+        <w:rPr>
+          <w:rFonts w:hint="eastAsia" w:ascii="Times New Roman" w:hAnsi="Times New Roman" w:eastAsia="FangSong" w:cs="Times New Roman"/>
+        </w:rPr>
+        <w:t>元素</w:t>
       </w:r>
       <w:r>
         <w:rPr>
@@ -9897,44 +10145,27 @@
       </w:pPr>
       <w:r>
         <w:rPr>
-          <w:rFonts w:hint="eastAsia" w:ascii="Times New Roman" w:hAnsi="Times New Roman" w:eastAsia="FangSong" w:cs="Times New Roman"/>
-        </w:rPr>
-        <w:t xml:space="preserve">外层电子感受到的</w:t>
-      </w:r>
-      <w:r>
-        <w:rPr>
-          <w:rFonts w:ascii="Times New Roman" w:hAnsi="Times New Roman" w:eastAsia="Times New Roman" w:cs="Times New Roman"/>
-        </w:rPr>
-        <w:t xml:space="preserve"> </w:t>
-      </w:r>
-      <m:oMath>
-        <m:sSup>
-          <m:e>
-            <m:r>
-              <m:t>Z</m:t>
-            </m:r>
-          </m:e>
-          <m:sup>
-            <m:r>
-              <m:rPr>
-                <m:sty m:val="p"/>
-              </m:rPr>
-              <m:t>*</m:t>
-            </m:r>
-          </m:sup>
-        </m:sSup>
-      </m:oMath>
-      <w:r>
-        <w:rPr>
-          <w:rFonts w:ascii="Times New Roman" w:hAnsi="Times New Roman" w:eastAsia="Times New Roman" w:cs="Times New Roman"/>
-        </w:rPr>
-        <w:t xml:space="preserve"> </w:t>
-      </w:r>
-      <w:r>
-        <w:rPr>
-          <w:rFonts w:hint="eastAsia" w:ascii="Times New Roman" w:hAnsi="Times New Roman" w:eastAsia="FangSong" w:cs="Times New Roman"/>
-        </w:rPr>
-        <w:t xml:space="preserve">持续上升</w:t>
+          <w:rFonts w:ascii="Times New Roman" w:hAnsi="Times New Roman" w:eastAsia="Times New Roman" w:cs="Times New Roman"/>
+        </w:rPr>
+        <w:t xml:space="preserve">4d </w:t>
+      </w:r>
+      <w:r>
+        <w:rPr>
+          <w:rFonts w:hint="eastAsia" w:ascii="Times New Roman" w:hAnsi="Times New Roman" w:eastAsia="FangSong" w:cs="Times New Roman"/>
+        </w:rPr>
+        <w:t xml:space="preserve">与</w:t>
+      </w:r>
+      <w:r>
+        <w:rPr>
+          <w:rFonts w:ascii="Times New Roman" w:hAnsi="Times New Roman" w:eastAsia="Times New Roman" w:cs="Times New Roman"/>
+        </w:rPr>
+        <w:t xml:space="preserve"> 5d </w:t>
+      </w:r>
+      <w:r>
+        <w:rPr>
+          <w:rFonts w:hint="eastAsia" w:ascii="Times New Roman" w:hAnsi="Times New Roman" w:eastAsia="FangSong" w:cs="Times New Roman"/>
+        </w:rPr>
+        <w:t xml:space="preserve">元素尺寸比想象中更接近</w:t>
       </w:r>
     </w:p>
     <w:p>
@@ -9947,21 +10178,47 @@
       </w:pPr>
       <w:r>
         <w:rPr>
-          <w:rFonts w:hint="eastAsia" w:ascii="Times New Roman" w:hAnsi="Times New Roman" w:eastAsia="FangSong" w:cs="Times New Roman"/>
-        </w:rPr>
-        <w:t>原子</w:t>
-      </w:r>
-      <w:r>
-        <w:rPr>
-          <w:rFonts w:hint="eastAsia" w:ascii="Times New Roman" w:hAnsi="Times New Roman" w:eastAsia="Times New Roman" w:cs="Times New Roman"/>
-        </w:rPr>
-        <w:t>/</w:t>
-      </w:r>
-      <w:r>
-        <w:rPr>
-          <w:rFonts w:hint="eastAsia" w:ascii="Times New Roman" w:hAnsi="Times New Roman" w:eastAsia="FangSong" w:cs="Times New Roman"/>
-        </w:rPr>
-        <w:t>离子半径持续缩小</w:t>
+          <w:rFonts w:ascii="Times New Roman" w:hAnsi="Times New Roman" w:eastAsia="Times New Roman" w:cs="Times New Roman"/>
+        </w:rPr>
+        <w:t xml:space="preserve">Zr/Hf、Nb/Ta </w:t>
+      </w:r>
+      <w:r>
+        <w:rPr>
+          <w:rFonts w:hint="eastAsia" w:ascii="Times New Roman" w:hAnsi="Times New Roman" w:eastAsia="FangSong" w:cs="Times New Roman"/>
+        </w:rPr>
+        <w:t xml:space="preserve">这类元素性质异常相似</w:t>
+      </w:r>
+    </w:p>
+    <w:bookmarkEnd w:id="29"/>
+    <w:bookmarkStart w:id="30" w:name="为什么-au-是黄色"/>
+    <w:p>
+      <w:pPr>
+        <w:pStyle w:val="Heading3"/>
+        <w:spacing w:before="280" w:after="120"/>
+      </w:pPr>
+      <w:r>
+        <w:rPr>
+          <w:rFonts w:ascii="Times New Roman" w:hAnsi="Times New Roman" w:eastAsia="Times New Roman" w:cs="Times New Roman"/>
+        </w:rPr>
+        <w:t xml:space="preserve">5.4 </w:t>
+      </w:r>
+      <w:r>
+        <w:rPr>
+          <w:rFonts w:hint="eastAsia" w:ascii="Times New Roman" w:hAnsi="Times New Roman" w:eastAsia="SimHei" w:cs="Times New Roman"/>
+        </w:rPr>
+        <w:t xml:space="preserve">为什么</w:t>
+      </w:r>
+      <w:r>
+        <w:rPr>
+          <w:rFonts w:ascii="Times New Roman" w:hAnsi="Times New Roman" w:eastAsia="Times New Roman" w:cs="Times New Roman"/>
+        </w:rPr>
+        <w:t xml:space="preserve"> Au </w:t>
+      </w:r>
+      <w:r>
+        <w:rPr>
+          <w:rFonts w:hint="eastAsia" w:ascii="Times New Roman" w:hAnsi="Times New Roman" w:eastAsia="SimHei" w:cs="Times New Roman"/>
+        </w:rPr>
+        <w:t xml:space="preserve">是黄色</w:t>
       </w:r>
     </w:p>
     <w:p>
@@ -9972,7 +10229,43 @@
         <w:rPr>
           <w:rFonts w:hint="eastAsia" w:ascii="Times New Roman" w:hAnsi="Times New Roman" w:eastAsia="FangSong" w:cs="Times New Roman"/>
         </w:rPr>
-        <w:t>这就是镧系收缩</w:t>
+        <w:t>如果没有强相对论效应</w:t>
+      </w:r>
+      <w:r>
+        <w:rPr>
+          <w:rFonts w:hint="eastAsia" w:ascii="Times New Roman" w:hAnsi="Times New Roman" w:eastAsia="Times New Roman" w:cs="Times New Roman"/>
+        </w:rPr>
+        <w:t>，</w:t>
+      </w:r>
+      <w:r>
+        <w:rPr>
+          <w:rFonts w:hint="eastAsia" w:ascii="Times New Roman" w:hAnsi="Times New Roman" w:eastAsia="FangSong" w:cs="Times New Roman"/>
+        </w:rPr>
+        <w:t>金属</w:t>
+      </w:r>
+      <w:r>
+        <w:rPr>
+          <w:rFonts w:ascii="Times New Roman" w:hAnsi="Times New Roman" w:eastAsia="Times New Roman" w:cs="Times New Roman"/>
+        </w:rPr>
+        <w:t xml:space="preserve"> Au </w:t>
+      </w:r>
+      <w:r>
+        <w:rPr>
+          <w:rFonts w:hint="eastAsia" w:ascii="Times New Roman" w:hAnsi="Times New Roman" w:eastAsia="FangSong" w:cs="Times New Roman"/>
+        </w:rPr>
+        <w:t xml:space="preserve">应该像</w:t>
+      </w:r>
+      <w:r>
+        <w:rPr>
+          <w:rFonts w:ascii="Times New Roman" w:hAnsi="Times New Roman" w:eastAsia="Times New Roman" w:cs="Times New Roman"/>
+        </w:rPr>
+        <w:t xml:space="preserve"> Ag </w:t>
+      </w:r>
+      <w:r>
+        <w:rPr>
+          <w:rFonts w:hint="eastAsia" w:ascii="Times New Roman" w:hAnsi="Times New Roman" w:eastAsia="FangSong" w:cs="Times New Roman"/>
+        </w:rPr>
+        <w:t>一样呈银白色</w:t>
       </w:r>
       <w:r>
         <w:rPr>
@@ -9980,40 +10273,17 @@
         </w:rPr>
         <w:t>。</w:t>
       </w:r>
-    </w:p>
-    <w:p>
-      <w:pPr>
-        <w:pStyle w:val="BodyText"/>
-      </w:pPr>
-      <w:r>
-        <w:rPr>
-          <w:rFonts w:hint="eastAsia" w:ascii="Times New Roman" w:hAnsi="Times New Roman" w:eastAsia="FangSong" w:cs="Times New Roman"/>
-        </w:rPr>
-        <w:t>它的后果不只出现在镧系本身</w:t>
-      </w:r>
-      <w:r>
-        <w:rPr>
-          <w:rFonts w:hint="eastAsia" w:ascii="Times New Roman" w:hAnsi="Times New Roman" w:eastAsia="Times New Roman" w:cs="Times New Roman"/>
-        </w:rPr>
-        <w:t>，</w:t>
-      </w:r>
-      <w:r>
-        <w:rPr>
-          <w:rFonts w:hint="eastAsia" w:ascii="Times New Roman" w:hAnsi="Times New Roman" w:eastAsia="FangSong" w:cs="Times New Roman"/>
-        </w:rPr>
-        <w:t>还会传导到后面的</w:t>
-      </w:r>
-      <w:r>
-        <w:rPr>
-          <w:rFonts w:ascii="Times New Roman" w:hAnsi="Times New Roman" w:eastAsia="Times New Roman" w:cs="Times New Roman"/>
-        </w:rPr>
-        <w:t xml:space="preserve"> 5d </w:t>
-      </w:r>
-      <w:r>
-        <w:rPr>
-          <w:rFonts w:hint="eastAsia" w:ascii="Times New Roman" w:hAnsi="Times New Roman" w:eastAsia="FangSong" w:cs="Times New Roman"/>
-        </w:rPr>
-        <w:t>元素</w:t>
+      <w:r>
+        <w:rPr>
+          <w:rFonts w:ascii="Times New Roman" w:hAnsi="Times New Roman" w:eastAsia="Times New Roman" w:cs="Times New Roman"/>
+        </w:rPr>
+        <w:br/>
+      </w:r>
+      <w:r>
+        <w:rPr>
+          <w:rFonts w:hint="eastAsia" w:ascii="Times New Roman" w:hAnsi="Times New Roman" w:eastAsia="FangSong" w:cs="Times New Roman"/>
+        </w:rPr>
+        <w:t>但实际上</w:t>
       </w:r>
       <w:r>
         <w:rPr>
@@ -10034,25 +10304,13 @@
         <w:rPr>
           <w:rFonts w:ascii="Times New Roman" w:hAnsi="Times New Roman" w:eastAsia="Times New Roman" w:cs="Times New Roman"/>
         </w:rPr>
-        <w:t xml:space="preserve">4d </w:t>
-      </w:r>
-      <w:r>
-        <w:rPr>
-          <w:rFonts w:hint="eastAsia" w:ascii="Times New Roman" w:hAnsi="Times New Roman" w:eastAsia="FangSong" w:cs="Times New Roman"/>
-        </w:rPr>
-        <w:t xml:space="preserve">与</w:t>
-      </w:r>
-      <w:r>
-        <w:rPr>
-          <w:rFonts w:ascii="Times New Roman" w:hAnsi="Times New Roman" w:eastAsia="Times New Roman" w:cs="Times New Roman"/>
-        </w:rPr>
-        <w:t xml:space="preserve"> 5d </w:t>
-      </w:r>
-      <w:r>
-        <w:rPr>
-          <w:rFonts w:hint="eastAsia" w:ascii="Times New Roman" w:hAnsi="Times New Roman" w:eastAsia="FangSong" w:cs="Times New Roman"/>
-        </w:rPr>
-        <w:t xml:space="preserve">元素尺寸比想象中更接近</w:t>
+        <w:t xml:space="preserve">6s </w:t>
+      </w:r>
+      <w:r>
+        <w:rPr>
+          <w:rFonts w:hint="eastAsia" w:ascii="Times New Roman" w:hAnsi="Times New Roman" w:eastAsia="FangSong" w:cs="Times New Roman"/>
+        </w:rPr>
+        <w:t xml:space="preserve">轨道被相对论稳定化而下降</w:t>
       </w:r>
     </w:p>
     <w:p>
@@ -10067,116 +10325,13 @@
         <w:rPr>
           <w:rFonts w:ascii="Times New Roman" w:hAnsi="Times New Roman" w:eastAsia="Times New Roman" w:cs="Times New Roman"/>
         </w:rPr>
-        <w:t xml:space="preserve">Zr/Hf、Nb/Ta </w:t>
-      </w:r>
-      <w:r>
-        <w:rPr>
-          <w:rFonts w:hint="eastAsia" w:ascii="Times New Roman" w:hAnsi="Times New Roman" w:eastAsia="FangSong" w:cs="Times New Roman"/>
-        </w:rPr>
-        <w:t xml:space="preserve">这类元素性质异常相似</w:t>
-      </w:r>
-    </w:p>
-    <w:bookmarkEnd w:id="29"/>
-    <w:bookmarkStart w:id="30" w:name="为什么-au-是黄色"/>
-    <w:p>
-      <w:pPr>
-        <w:pStyle w:val="Heading3"/>
-        <w:spacing w:before="280" w:after="120"/>
-      </w:pPr>
-      <w:r>
-        <w:rPr>
-          <w:rFonts w:ascii="Times New Roman" w:hAnsi="Times New Roman" w:eastAsia="Times New Roman" w:cs="Times New Roman"/>
-        </w:rPr>
-        <w:t xml:space="preserve">5.4 </w:t>
-      </w:r>
-      <w:r>
-        <w:rPr>
-          <w:rFonts w:hint="eastAsia" w:ascii="Times New Roman" w:hAnsi="Times New Roman" w:eastAsia="SimHei" w:cs="Times New Roman"/>
-        </w:rPr>
-        <w:t xml:space="preserve">为什么</w:t>
-      </w:r>
-      <w:r>
-        <w:rPr>
-          <w:rFonts w:ascii="Times New Roman" w:hAnsi="Times New Roman" w:eastAsia="Times New Roman" w:cs="Times New Roman"/>
-        </w:rPr>
-        <w:t xml:space="preserve"> Au </w:t>
-      </w:r>
-      <w:r>
-        <w:rPr>
-          <w:rFonts w:hint="eastAsia" w:ascii="Times New Roman" w:hAnsi="Times New Roman" w:eastAsia="SimHei" w:cs="Times New Roman"/>
-        </w:rPr>
-        <w:t xml:space="preserve">是黄色</w:t>
-      </w:r>
-    </w:p>
-    <w:p>
-      <w:pPr>
-        <w:pStyle w:val="FirstParagraph"/>
-      </w:pPr>
-      <w:r>
-        <w:rPr>
-          <w:rFonts w:hint="eastAsia" w:ascii="Times New Roman" w:hAnsi="Times New Roman" w:eastAsia="FangSong" w:cs="Times New Roman"/>
-        </w:rPr>
-        <w:t>如果没有强相对论效应</w:t>
-      </w:r>
-      <w:r>
-        <w:rPr>
-          <w:rFonts w:hint="eastAsia" w:ascii="Times New Roman" w:hAnsi="Times New Roman" w:eastAsia="Times New Roman" w:cs="Times New Roman"/>
-        </w:rPr>
-        <w:t>，</w:t>
-      </w:r>
-      <w:r>
-        <w:rPr>
-          <w:rFonts w:hint="eastAsia" w:ascii="Times New Roman" w:hAnsi="Times New Roman" w:eastAsia="FangSong" w:cs="Times New Roman"/>
-        </w:rPr>
-        <w:t>金属</w:t>
-      </w:r>
-      <w:r>
-        <w:rPr>
-          <w:rFonts w:ascii="Times New Roman" w:hAnsi="Times New Roman" w:eastAsia="Times New Roman" w:cs="Times New Roman"/>
-        </w:rPr>
-        <w:t xml:space="preserve"> Au </w:t>
-      </w:r>
-      <w:r>
-        <w:rPr>
-          <w:rFonts w:hint="eastAsia" w:ascii="Times New Roman" w:hAnsi="Times New Roman" w:eastAsia="FangSong" w:cs="Times New Roman"/>
-        </w:rPr>
-        <w:t xml:space="preserve">应该像</w:t>
-      </w:r>
-      <w:r>
-        <w:rPr>
-          <w:rFonts w:ascii="Times New Roman" w:hAnsi="Times New Roman" w:eastAsia="Times New Roman" w:cs="Times New Roman"/>
-        </w:rPr>
-        <w:t xml:space="preserve"> Ag </w:t>
-      </w:r>
-      <w:r>
-        <w:rPr>
-          <w:rFonts w:hint="eastAsia" w:ascii="Times New Roman" w:hAnsi="Times New Roman" w:eastAsia="FangSong" w:cs="Times New Roman"/>
-        </w:rPr>
-        <w:t>一样呈银白色</w:t>
-      </w:r>
-      <w:r>
-        <w:rPr>
-          <w:rFonts w:hint="eastAsia" w:ascii="Times New Roman" w:hAnsi="Times New Roman" w:eastAsia="Times New Roman" w:cs="Times New Roman"/>
-        </w:rPr>
-        <w:t>。</w:t>
-      </w:r>
-      <w:r>
-        <w:rPr>
-          <w:rFonts w:ascii="Times New Roman" w:hAnsi="Times New Roman" w:eastAsia="Times New Roman" w:cs="Times New Roman"/>
-        </w:rPr>
-        <w:br/>
-      </w:r>
-      <w:r>
-        <w:rPr>
-          <w:rFonts w:hint="eastAsia" w:ascii="Times New Roman" w:hAnsi="Times New Roman" w:eastAsia="FangSong" w:cs="Times New Roman"/>
-        </w:rPr>
-        <w:t>但实际上</w:t>
-      </w:r>
-      <w:r>
-        <w:rPr>
-          <w:rFonts w:hint="eastAsia" w:ascii="Times New Roman" w:hAnsi="Times New Roman" w:eastAsia="Times New Roman" w:cs="Times New Roman"/>
-        </w:rPr>
-        <w:t>：</w:t>
+        <w:t xml:space="preserve">5d </w:t>
+      </w:r>
+      <w:r>
+        <w:rPr>
+          <w:rFonts w:hint="eastAsia" w:ascii="Times New Roman" w:hAnsi="Times New Roman" w:eastAsia="FangSong" w:cs="Times New Roman"/>
+        </w:rPr>
+        <w:t xml:space="preserve">轨道相对抬高</w:t>
       </w:r>
     </w:p>
     <w:p>
@@ -10184,49 +10339,7 @@
         <w:pStyle w:val="Compact"/>
         <w:numPr>
           <w:ilvl w:val="0"/>
-          <w:numId w:val="1031"/>
-        </w:numPr>
-      </w:pPr>
-      <w:r>
-        <w:rPr>
-          <w:rFonts w:ascii="Times New Roman" w:hAnsi="Times New Roman" w:eastAsia="Times New Roman" w:cs="Times New Roman"/>
-        </w:rPr>
-        <w:t xml:space="preserve">6s </w:t>
-      </w:r>
-      <w:r>
-        <w:rPr>
-          <w:rFonts w:hint="eastAsia" w:ascii="Times New Roman" w:hAnsi="Times New Roman" w:eastAsia="FangSong" w:cs="Times New Roman"/>
-        </w:rPr>
-        <w:t xml:space="preserve">轨道被相对论稳定化而下降</w:t>
-      </w:r>
-    </w:p>
-    <w:p>
-      <w:pPr>
-        <w:pStyle w:val="Compact"/>
-        <w:numPr>
-          <w:ilvl w:val="0"/>
-          <w:numId w:val="1031"/>
-        </w:numPr>
-      </w:pPr>
-      <w:r>
-        <w:rPr>
-          <w:rFonts w:ascii="Times New Roman" w:hAnsi="Times New Roman" w:eastAsia="Times New Roman" w:cs="Times New Roman"/>
-        </w:rPr>
-        <w:t xml:space="preserve">5d </w:t>
-      </w:r>
-      <w:r>
-        <w:rPr>
-          <w:rFonts w:hint="eastAsia" w:ascii="Times New Roman" w:hAnsi="Times New Roman" w:eastAsia="FangSong" w:cs="Times New Roman"/>
-        </w:rPr>
-        <w:t xml:space="preserve">轨道相对抬高</w:t>
-      </w:r>
-    </w:p>
-    <w:p>
-      <w:pPr>
-        <w:pStyle w:val="Compact"/>
-        <w:numPr>
-          <w:ilvl w:val="0"/>
-          <w:numId w:val="1031"/>
+          <w:numId w:val="1030"/>
         </w:numPr>
       </w:pPr>
       <w:r>
@@ -10529,7 +10642,7 @@
         <w:pStyle w:val="Compact"/>
         <w:numPr>
           <w:ilvl w:val="0"/>
-          <w:numId w:val="1032"/>
+          <w:numId w:val="1031"/>
         </w:numPr>
       </w:pPr>
       <w:r>
@@ -10548,6 +10661,304 @@
     <w:p>
       <w:pPr>
         <w:pStyle w:val="Compact"/>
+        <w:numPr>
+          <w:ilvl w:val="0"/>
+          <w:numId w:val="1031"/>
+        </w:numPr>
+      </w:pPr>
+      <w:r>
+        <w:rPr>
+          <w:rFonts w:hint="eastAsia" w:ascii="Times New Roman" w:hAnsi="Times New Roman" w:eastAsia="FangSong" w:cs="Times New Roman"/>
+        </w:rPr>
+        <w:t xml:space="preserve">内聚能下降</w:t>
+      </w:r>
+    </w:p>
+    <w:p>
+      <w:pPr>
+        <w:pStyle w:val="Compact"/>
+        <w:numPr>
+          <w:ilvl w:val="0"/>
+          <w:numId w:val="1031"/>
+        </w:numPr>
+      </w:pPr>
+      <w:r>
+        <w:rPr>
+          <w:rFonts w:hint="eastAsia" w:ascii="Times New Roman" w:hAnsi="Times New Roman" w:eastAsia="FangSong" w:cs="Times New Roman"/>
+        </w:rPr>
+        <w:t xml:space="preserve">熔点异常低</w:t>
+      </w:r>
+    </w:p>
+    <w:p>
+      <w:pPr>
+        <w:pStyle w:val="FirstParagraph"/>
+      </w:pPr>
+      <w:r>
+        <w:rPr>
+          <w:rFonts w:hint="eastAsia" w:ascii="Times New Roman" w:hAnsi="Times New Roman" w:eastAsia="FangSong" w:cs="Times New Roman"/>
+        </w:rPr>
+        <w:t xml:space="preserve">所以</w:t>
+      </w:r>
+      <w:r>
+        <w:rPr>
+          <w:rFonts w:ascii="Times New Roman" w:hAnsi="Times New Roman" w:eastAsia="Times New Roman" w:cs="Times New Roman"/>
+        </w:rPr>
+        <w:t xml:space="preserve"> Hg </w:t>
+      </w:r>
+      <w:r>
+        <w:rPr>
+          <w:rFonts w:hint="eastAsia" w:ascii="Times New Roman" w:hAnsi="Times New Roman" w:eastAsia="FangSong" w:cs="Times New Roman"/>
+        </w:rPr>
+        <w:t>在常温下呈液态</w:t>
+      </w:r>
+      <w:r>
+        <w:rPr>
+          <w:rFonts w:hint="eastAsia" w:ascii="Times New Roman" w:hAnsi="Times New Roman" w:eastAsia="Times New Roman" w:cs="Times New Roman"/>
+        </w:rPr>
+        <w:t>。</w:t>
+      </w:r>
+      <w:r>
+        <w:rPr>
+          <w:rFonts w:ascii="Times New Roman" w:hAnsi="Times New Roman" w:eastAsia="Times New Roman" w:cs="Times New Roman"/>
+        </w:rPr>
+        <w:br/>
+      </w:r>
+      <w:r>
+        <w:rPr>
+          <w:rFonts w:hint="eastAsia" w:ascii="Times New Roman" w:hAnsi="Times New Roman" w:eastAsia="FangSong" w:cs="Times New Roman"/>
+        </w:rPr>
+        <w:t>这也是</w:t>
+      </w:r>
+      <w:r>
+        <w:rPr>
+          <w:rFonts w:hint="eastAsia" w:ascii="Times New Roman" w:hAnsi="Times New Roman" w:eastAsia="Times New Roman" w:cs="Times New Roman"/>
+        </w:rPr>
+        <w:t>“</w:t>
+      </w:r>
+      <w:r>
+        <w:rPr>
+          <w:rFonts w:hint="eastAsia" w:ascii="Times New Roman" w:hAnsi="Times New Roman" w:eastAsia="FangSong" w:cs="Times New Roman"/>
+        </w:rPr>
+        <w:t>相对论真实改变化学性质</w:t>
+      </w:r>
+      <w:r>
+        <w:rPr>
+          <w:rFonts w:hint="eastAsia" w:ascii="Times New Roman" w:hAnsi="Times New Roman" w:eastAsia="Times New Roman" w:cs="Times New Roman"/>
+        </w:rPr>
+        <w:t>”</w:t>
+      </w:r>
+      <w:r>
+        <w:rPr>
+          <w:rFonts w:hint="eastAsia" w:ascii="Times New Roman" w:hAnsi="Times New Roman" w:eastAsia="FangSong" w:cs="Times New Roman"/>
+        </w:rPr>
+        <w:t>的经典例子</w:t>
+      </w:r>
+      <w:r>
+        <w:rPr>
+          <w:rFonts w:hint="eastAsia" w:ascii="Times New Roman" w:hAnsi="Times New Roman" w:eastAsia="Times New Roman" w:cs="Times New Roman"/>
+        </w:rPr>
+        <w:t>。</w:t>
+      </w:r>
+    </w:p>
+    <w:p>
+      <w:pPr>
+        <w:pStyle w:val="BlockText"/>
+      </w:pPr>
+      <w:r>
+        <w:rPr>
+          <w:rFonts w:hint="eastAsia" w:ascii="Times New Roman" w:hAnsi="Times New Roman" w:eastAsia="FangSong" w:cs="Times New Roman"/>
+          <w:b/>
+          <w:bCs/>
+        </w:rPr>
+        <w:t xml:space="preserve">核心辨析</w:t>
+      </w:r>
+      <w:r>
+        <w:rPr>
+          <w:rFonts w:hint="eastAsia" w:ascii="Times New Roman" w:hAnsi="Times New Roman" w:eastAsia="Times New Roman" w:cs="Times New Roman"/>
+        </w:rPr>
+        <w:t xml:space="preserve">：Au</w:t>
+      </w:r>
+      <w:r>
+        <w:rPr>
+          <w:rFonts w:ascii="Times New Roman" w:hAnsi="Times New Roman" w:eastAsia="Times New Roman" w:cs="Times New Roman"/>
+        </w:rPr>
+        <w:t xml:space="preserve"> </w:t>
+      </w:r>
+      <w:r>
+        <w:rPr>
+          <w:rFonts w:hint="eastAsia" w:ascii="Times New Roman" w:hAnsi="Times New Roman" w:eastAsia="FangSong" w:cs="Times New Roman"/>
+        </w:rPr>
+        <w:t xml:space="preserve">的黄色和</w:t>
+      </w:r>
+      <w:r>
+        <w:rPr>
+          <w:rFonts w:ascii="Times New Roman" w:hAnsi="Times New Roman" w:eastAsia="Times New Roman" w:cs="Times New Roman"/>
+        </w:rPr>
+        <w:t xml:space="preserve"> Hg </w:t>
+      </w:r>
+      <w:r>
+        <w:rPr>
+          <w:rFonts w:hint="eastAsia" w:ascii="Times New Roman" w:hAnsi="Times New Roman" w:eastAsia="FangSong" w:cs="Times New Roman"/>
+        </w:rPr>
+        <w:t>的液态</w:t>
+      </w:r>
+      <w:r>
+        <w:rPr>
+          <w:rFonts w:hint="eastAsia" w:ascii="Times New Roman" w:hAnsi="Times New Roman" w:eastAsia="Times New Roman" w:cs="Times New Roman"/>
+        </w:rPr>
+        <w:t>，</w:t>
+      </w:r>
+      <w:r>
+        <w:rPr>
+          <w:rFonts w:hint="eastAsia" w:ascii="Times New Roman" w:hAnsi="Times New Roman" w:eastAsia="FangSong" w:cs="Times New Roman"/>
+        </w:rPr>
+        <w:t>本质上不是两个互不相关的记忆点</w:t>
+      </w:r>
+      <w:r>
+        <w:rPr>
+          <w:rFonts w:hint="eastAsia" w:ascii="Times New Roman" w:hAnsi="Times New Roman" w:eastAsia="Times New Roman" w:cs="Times New Roman"/>
+        </w:rPr>
+        <w:t>；</w:t>
+      </w:r>
+      <w:r>
+        <w:rPr>
+          <w:rFonts w:hint="eastAsia" w:ascii="Times New Roman" w:hAnsi="Times New Roman" w:eastAsia="FangSong" w:cs="Times New Roman"/>
+        </w:rPr>
+        <w:t>它们都来自重元素中</w:t>
+      </w:r>
+      <w:r>
+        <w:rPr>
+          <w:rFonts w:ascii="Times New Roman" w:hAnsi="Times New Roman" w:eastAsia="Times New Roman" w:cs="Times New Roman"/>
+        </w:rPr>
+        <w:t xml:space="preserve"> </w:t>
+      </w:r>
+      <w:r>
+        <w:rPr>
+          <w:rFonts w:ascii="Times New Roman" w:hAnsi="Times New Roman" w:eastAsia="Times New Roman" w:cs="Times New Roman"/>
+          <w:b/>
+          <w:bCs/>
+        </w:rPr>
+        <w:t xml:space="preserve">s </w:t>
+      </w:r>
+      <w:r>
+        <w:rPr>
+          <w:rFonts w:hint="eastAsia" w:ascii="Times New Roman" w:hAnsi="Times New Roman" w:eastAsia="FangSong" w:cs="Times New Roman"/>
+          <w:b/>
+          <w:bCs/>
+        </w:rPr>
+        <w:t xml:space="preserve">轨道相对论收缩</w:t>
+      </w:r>
+      <w:r>
+        <w:rPr>
+          <w:rFonts w:ascii="Times New Roman" w:hAnsi="Times New Roman" w:eastAsia="Times New Roman" w:cs="Times New Roman"/>
+          <w:b/>
+          <w:bCs/>
+        </w:rPr>
+        <w:t xml:space="preserve"> + d </w:t>
+      </w:r>
+      <w:r>
+        <w:rPr>
+          <w:rFonts w:hint="eastAsia" w:ascii="Times New Roman" w:hAnsi="Times New Roman" w:eastAsia="FangSong" w:cs="Times New Roman"/>
+          <w:b/>
+          <w:bCs/>
+        </w:rPr>
+        <w:t xml:space="preserve">轨道相对外扩</w:t>
+      </w:r>
+      <w:r>
+        <w:rPr>
+          <w:rFonts w:ascii="Times New Roman" w:hAnsi="Times New Roman" w:eastAsia="Times New Roman" w:cs="Times New Roman"/>
+        </w:rPr>
+        <w:t xml:space="preserve"> </w:t>
+      </w:r>
+      <w:r>
+        <w:rPr>
+          <w:rFonts w:hint="eastAsia" w:ascii="Times New Roman" w:hAnsi="Times New Roman" w:eastAsia="FangSong" w:cs="Times New Roman"/>
+        </w:rPr>
+        <w:t>这一共同来源</w:t>
+      </w:r>
+      <w:r>
+        <w:rPr>
+          <w:rFonts w:hint="eastAsia" w:ascii="Times New Roman" w:hAnsi="Times New Roman" w:eastAsia="Times New Roman" w:cs="Times New Roman"/>
+        </w:rPr>
+        <w:t>。</w:t>
+      </w:r>
+    </w:p>
+    <w:bookmarkEnd w:id="31"/>
+    <w:bookmarkEnd w:id="32"/>
+    <w:bookmarkStart w:id="35" w:name="六把深化内容接回做题"/>
+    <w:p>
+      <w:pPr>
+        <w:pStyle w:val="Heading2"/>
+        <w:spacing w:before="280" w:after="120"/>
+      </w:pPr>
+      <w:r>
+        <w:rPr>
+          <w:rFonts w:hint="eastAsia" w:ascii="Times New Roman" w:hAnsi="Times New Roman" w:eastAsia="SimHei" w:cs="Times New Roman"/>
+        </w:rPr>
+        <w:t>六</w:t>
+      </w:r>
+      <w:r>
+        <w:rPr>
+          <w:rFonts w:hint="eastAsia" w:ascii="Times New Roman" w:hAnsi="Times New Roman" w:eastAsia="Times New Roman" w:cs="Times New Roman"/>
+        </w:rPr>
+        <w:t>、</w:t>
+      </w:r>
+      <w:r>
+        <w:rPr>
+          <w:rFonts w:hint="eastAsia" w:ascii="Times New Roman" w:hAnsi="Times New Roman" w:eastAsia="SimHei" w:cs="Times New Roman"/>
+        </w:rPr>
+        <w:t>把深化内容接回做题</w:t>
+      </w:r>
+    </w:p>
+    <w:bookmarkStart w:id="33" w:name="原子结构深化题的常见问法"/>
+    <w:p>
+      <w:pPr>
+        <w:pStyle w:val="Heading3"/>
+        <w:spacing w:before="280" w:after="120"/>
+      </w:pPr>
+      <w:r>
+        <w:rPr>
+          <w:rFonts w:ascii="Times New Roman" w:hAnsi="Times New Roman" w:eastAsia="Times New Roman" w:cs="Times New Roman"/>
+        </w:rPr>
+        <w:t xml:space="preserve">6.1 </w:t>
+      </w:r>
+      <w:r>
+        <w:rPr>
+          <w:rFonts w:hint="eastAsia" w:ascii="Times New Roman" w:hAnsi="Times New Roman" w:eastAsia="SimHei" w:cs="Times New Roman"/>
+        </w:rPr>
+        <w:t xml:space="preserve">原子结构深化题的常见问法</w:t>
+      </w:r>
+    </w:p>
+    <w:p>
+      <w:pPr>
+        <w:pStyle w:val="FirstParagraph"/>
+      </w:pPr>
+      <w:r>
+        <w:rPr>
+          <w:rFonts w:hint="eastAsia" w:ascii="Times New Roman" w:hAnsi="Times New Roman" w:eastAsia="FangSong" w:cs="Times New Roman"/>
+        </w:rPr>
+        <w:t>决赛或高阶结构题中</w:t>
+      </w:r>
+      <w:r>
+        <w:rPr>
+          <w:rFonts w:hint="eastAsia" w:ascii="Times New Roman" w:hAnsi="Times New Roman" w:eastAsia="Times New Roman" w:cs="Times New Roman"/>
+        </w:rPr>
+        <w:t>，</w:t>
+      </w:r>
+      <w:r>
+        <w:rPr>
+          <w:rFonts w:hint="eastAsia" w:ascii="Times New Roman" w:hAnsi="Times New Roman" w:eastAsia="FangSong" w:cs="Times New Roman"/>
+        </w:rPr>
+        <w:t>原子结构补充最常以四种方式出现</w:t>
+      </w:r>
+      <w:r>
+        <w:rPr>
+          <w:rFonts w:hint="eastAsia" w:ascii="Times New Roman" w:hAnsi="Times New Roman" w:eastAsia="Times New Roman" w:cs="Times New Roman"/>
+        </w:rPr>
+        <w:t>：</w:t>
+      </w:r>
+    </w:p>
+    <w:p>
+      <w:pPr>
         <w:numPr>
           <w:ilvl w:val="0"/>
           <w:numId w:val="1032"/>
@@ -10556,13 +10967,56 @@
       <w:r>
         <w:rPr>
           <w:rFonts w:hint="eastAsia" w:ascii="Times New Roman" w:hAnsi="Times New Roman" w:eastAsia="FangSong" w:cs="Times New Roman"/>
-        </w:rPr>
-        <w:t xml:space="preserve">内聚能下降</w:t>
-      </w:r>
-    </w:p>
-    <w:p>
-      <w:pPr>
-        <w:pStyle w:val="Compact"/>
+          <w:b/>
+          <w:bCs/>
+        </w:rPr>
+        <w:t xml:space="preserve">电子排布规则的本质追问</w:t>
+      </w:r>
+      <w:r>
+        <w:rPr>
+          <w:rFonts w:ascii="Times New Roman" w:hAnsi="Times New Roman" w:eastAsia="Times New Roman" w:cs="Times New Roman"/>
+        </w:rPr>
+        <w:br/>
+      </w:r>
+      <w:r>
+        <w:rPr>
+          <w:rFonts w:hint="eastAsia" w:ascii="Times New Roman" w:hAnsi="Times New Roman" w:eastAsia="FangSong" w:cs="Times New Roman"/>
+        </w:rPr>
+        <w:t>例如</w:t>
+      </w:r>
+      <w:r>
+        <w:rPr>
+          <w:rFonts w:hint="eastAsia" w:ascii="Times New Roman" w:hAnsi="Times New Roman" w:eastAsia="Times New Roman" w:cs="Times New Roman"/>
+        </w:rPr>
+        <w:t>“</w:t>
+      </w:r>
+      <w:r>
+        <w:rPr>
+          <w:rFonts w:hint="eastAsia" w:ascii="Times New Roman" w:hAnsi="Times New Roman" w:eastAsia="FangSong" w:cs="Times New Roman"/>
+        </w:rPr>
+        <w:t>为什么</w:t>
+      </w:r>
+      <w:r>
+        <w:rPr>
+          <w:rFonts w:ascii="Times New Roman" w:hAnsi="Times New Roman" w:eastAsia="Times New Roman" w:cs="Times New Roman"/>
+        </w:rPr>
+        <w:t xml:space="preserve"> 4s </w:t>
+      </w:r>
+      <w:r>
+        <w:rPr>
+          <w:rFonts w:hint="eastAsia" w:ascii="Times New Roman" w:hAnsi="Times New Roman" w:eastAsia="FangSong" w:cs="Times New Roman"/>
+        </w:rPr>
+        <w:t>先填却先失</w:t>
+      </w:r>
+      <w:r>
+        <w:rPr>
+          <w:rFonts w:hint="eastAsia" w:ascii="Times New Roman" w:hAnsi="Times New Roman" w:eastAsia="Times New Roman" w:cs="Times New Roman"/>
+        </w:rPr>
+        <w:t>”。</w:t>
+      </w:r>
+    </w:p>
+    <w:p>
+      <w:pPr>
         <w:numPr>
           <w:ilvl w:val="0"/>
           <w:numId w:val="1032"/>
@@ -10571,122 +11025,68 @@
       <w:r>
         <w:rPr>
           <w:rFonts w:hint="eastAsia" w:ascii="Times New Roman" w:hAnsi="Times New Roman" w:eastAsia="FangSong" w:cs="Times New Roman"/>
-        </w:rPr>
-        <w:t xml:space="preserve">熔点异常低</w:t>
-      </w:r>
-    </w:p>
-    <w:p>
-      <w:pPr>
-        <w:pStyle w:val="FirstParagraph"/>
-      </w:pPr>
-      <w:r>
-        <w:rPr>
-          <w:rFonts w:hint="eastAsia" w:ascii="Times New Roman" w:hAnsi="Times New Roman" w:eastAsia="FangSong" w:cs="Times New Roman"/>
-        </w:rPr>
-        <w:t xml:space="preserve">所以</w:t>
-      </w:r>
-      <w:r>
-        <w:rPr>
-          <w:rFonts w:ascii="Times New Roman" w:hAnsi="Times New Roman" w:eastAsia="Times New Roman" w:cs="Times New Roman"/>
-        </w:rPr>
-        <w:t xml:space="preserve"> Hg </w:t>
-      </w:r>
-      <w:r>
-        <w:rPr>
-          <w:rFonts w:hint="eastAsia" w:ascii="Times New Roman" w:hAnsi="Times New Roman" w:eastAsia="FangSong" w:cs="Times New Roman"/>
-        </w:rPr>
-        <w:t>在常温下呈液态</w:t>
-      </w:r>
-      <w:r>
-        <w:rPr>
-          <w:rFonts w:hint="eastAsia" w:ascii="Times New Roman" w:hAnsi="Times New Roman" w:eastAsia="Times New Roman" w:cs="Times New Roman"/>
-        </w:rPr>
-        <w:t>。</w:t>
-      </w:r>
-      <w:r>
-        <w:rPr>
-          <w:rFonts w:ascii="Times New Roman" w:hAnsi="Times New Roman" w:eastAsia="Times New Roman" w:cs="Times New Roman"/>
-        </w:rPr>
-        <w:br/>
-      </w:r>
-      <w:r>
-        <w:rPr>
-          <w:rFonts w:hint="eastAsia" w:ascii="Times New Roman" w:hAnsi="Times New Roman" w:eastAsia="FangSong" w:cs="Times New Roman"/>
-        </w:rPr>
-        <w:t>这也是</w:t>
-      </w:r>
-      <w:r>
-        <w:rPr>
-          <w:rFonts w:hint="eastAsia" w:ascii="Times New Roman" w:hAnsi="Times New Roman" w:eastAsia="Times New Roman" w:cs="Times New Roman"/>
-        </w:rPr>
-        <w:t>“</w:t>
-      </w:r>
-      <w:r>
-        <w:rPr>
-          <w:rFonts w:hint="eastAsia" w:ascii="Times New Roman" w:hAnsi="Times New Roman" w:eastAsia="FangSong" w:cs="Times New Roman"/>
-        </w:rPr>
-        <w:t>相对论真实改变化学性质</w:t>
-      </w:r>
-      <w:r>
-        <w:rPr>
-          <w:rFonts w:hint="eastAsia" w:ascii="Times New Roman" w:hAnsi="Times New Roman" w:eastAsia="Times New Roman" w:cs="Times New Roman"/>
-        </w:rPr>
-        <w:t>”</w:t>
-      </w:r>
-      <w:r>
-        <w:rPr>
-          <w:rFonts w:hint="eastAsia" w:ascii="Times New Roman" w:hAnsi="Times New Roman" w:eastAsia="FangSong" w:cs="Times New Roman"/>
-        </w:rPr>
-        <w:t>的经典例子</w:t>
-      </w:r>
-      <w:r>
-        <w:rPr>
-          <w:rFonts w:hint="eastAsia" w:ascii="Times New Roman" w:hAnsi="Times New Roman" w:eastAsia="Times New Roman" w:cs="Times New Roman"/>
-        </w:rPr>
-        <w:t>。</w:t>
-      </w:r>
-    </w:p>
-    <w:p>
-      <w:pPr>
-        <w:pStyle w:val="BlockText"/>
-      </w:pPr>
-      <w:r>
-        <w:rPr>
-          <w:rFonts w:hint="eastAsia" w:ascii="Times New Roman" w:hAnsi="Times New Roman" w:eastAsia="FangSong" w:cs="Times New Roman"/>
           <w:b/>
           <w:bCs/>
         </w:rPr>
-        <w:t xml:space="preserve">核心辨析</w:t>
-      </w:r>
-      <w:r>
-        <w:rPr>
-          <w:rFonts w:hint="eastAsia" w:ascii="Times New Roman" w:hAnsi="Times New Roman" w:eastAsia="Times New Roman" w:cs="Times New Roman"/>
-        </w:rPr>
-        <w:t xml:space="preserve">：Au</w:t>
-      </w:r>
-      <w:r>
-        <w:rPr>
-          <w:rFonts w:ascii="Times New Roman" w:hAnsi="Times New Roman" w:eastAsia="Times New Roman" w:cs="Times New Roman"/>
-        </w:rPr>
-        <w:t xml:space="preserve"> </w:t>
-      </w:r>
-      <w:r>
-        <w:rPr>
-          <w:rFonts w:hint="eastAsia" w:ascii="Times New Roman" w:hAnsi="Times New Roman" w:eastAsia="FangSong" w:cs="Times New Roman"/>
-        </w:rPr>
-        <w:t xml:space="preserve">的黄色和</w:t>
-      </w:r>
-      <w:r>
-        <w:rPr>
-          <w:rFonts w:ascii="Times New Roman" w:hAnsi="Times New Roman" w:eastAsia="Times New Roman" w:cs="Times New Roman"/>
-        </w:rPr>
-        <w:t xml:space="preserve"> Hg </w:t>
-      </w:r>
-      <w:r>
-        <w:rPr>
-          <w:rFonts w:hint="eastAsia" w:ascii="Times New Roman" w:hAnsi="Times New Roman" w:eastAsia="FangSong" w:cs="Times New Roman"/>
-        </w:rPr>
-        <w:t>的液态</w:t>
+        <w:t xml:space="preserve">项符号与基态判断</w:t>
+      </w:r>
+      <w:r>
+        <w:rPr>
+          <w:rFonts w:ascii="Times New Roman" w:hAnsi="Times New Roman" w:eastAsia="Times New Roman" w:cs="Times New Roman"/>
+        </w:rPr>
+        <w:br/>
+      </w:r>
+      <w:r>
+        <w:rPr>
+          <w:rFonts w:hint="eastAsia" w:ascii="Times New Roman" w:hAnsi="Times New Roman" w:eastAsia="FangSong" w:cs="Times New Roman"/>
+        </w:rPr>
+        <w:t xml:space="preserve">例如给定</w:t>
+      </w:r>
+      <w:r>
+        <w:rPr>
+          <w:rFonts w:ascii="Times New Roman" w:hAnsi="Times New Roman" w:eastAsia="Times New Roman" w:cs="Times New Roman"/>
+        </w:rPr>
+        <w:t xml:space="preserve"> </w:t>
+      </w:r>
+      <m:oMath>
+        <m:sSup>
+          <m:e>
+            <m:r>
+              <m:t>p</m:t>
+            </m:r>
+          </m:e>
+          <m:sup>
+            <m:r>
+              <m:t>2</m:t>
+            </m:r>
+          </m:sup>
+        </m:sSup>
+      </m:oMath>
+      <w:r>
+        <w:rPr>
+          <w:rFonts w:ascii="Times New Roman" w:hAnsi="Times New Roman" w:eastAsia="Times New Roman" w:cs="Times New Roman"/>
+        </w:rPr>
+        <w:t xml:space="preserve">、</w:t>
+      </w:r>
+      <w:r>
+        <w:rPr>
+          <w:rStyle w:val="VerbatimChar"/>
+          <w:rFonts w:ascii="Times New Roman" w:hAnsi="Times New Roman" w:eastAsia="Times New Roman" w:cs="Times New Roman"/>
+        </w:rPr>
+        <w:t xml:space="preserve">p^4</w:t>
+      </w:r>
+      <w:r>
+        <w:rPr>
+          <w:rFonts w:ascii="Times New Roman" w:hAnsi="Times New Roman" w:eastAsia="Times New Roman" w:cs="Times New Roman"/>
+        </w:rPr>
+        <w:t xml:space="preserve">、</w:t>
+      </w:r>
+      <w:r>
+        <w:rPr>
+          <w:rStyle w:val="VerbatimChar"/>
+          <w:rFonts w:ascii="Times New Roman" w:hAnsi="Times New Roman" w:eastAsia="Times New Roman" w:cs="Times New Roman"/>
+        </w:rPr>
+        <w:t xml:space="preserve">d^5</w:t>
       </w:r>
       <w:r>
         <w:rPr>
@@ -10698,49 +11098,107 @@
         <w:rPr>
           <w:rFonts w:hint="eastAsia" w:ascii="Times New Roman" w:hAnsi="Times New Roman" w:eastAsia="FangSong" w:cs="Times New Roman"/>
         </w:rPr>
-        <w:t>本质上不是两个互不相关的记忆点</w:t>
-      </w:r>
-      <w:r>
-        <w:rPr>
-          <w:rFonts w:hint="eastAsia" w:ascii="Times New Roman" w:hAnsi="Times New Roman" w:eastAsia="Times New Roman" w:cs="Times New Roman"/>
-        </w:rPr>
-        <w:t>；</w:t>
-      </w:r>
-      <w:r>
-        <w:rPr>
-          <w:rFonts w:hint="eastAsia" w:ascii="Times New Roman" w:hAnsi="Times New Roman" w:eastAsia="FangSong" w:cs="Times New Roman"/>
-        </w:rPr>
-        <w:t>它们都来自重元素中</w:t>
-      </w:r>
-      <w:r>
-        <w:rPr>
-          <w:rFonts w:ascii="Times New Roman" w:hAnsi="Times New Roman" w:eastAsia="Times New Roman" w:cs="Times New Roman"/>
-        </w:rPr>
-        <w:t xml:space="preserve"> </w:t>
-      </w:r>
-      <w:r>
-        <w:rPr>
-          <w:rFonts w:ascii="Times New Roman" w:hAnsi="Times New Roman" w:eastAsia="Times New Roman" w:cs="Times New Roman"/>
+        <w:t>判断基态项</w:t>
+      </w:r>
+      <w:r>
+        <w:rPr>
+          <w:rFonts w:hint="eastAsia" w:ascii="Times New Roman" w:hAnsi="Times New Roman" w:eastAsia="Times New Roman" w:cs="Times New Roman"/>
+        </w:rPr>
+        <w:t>。</w:t>
+      </w:r>
+    </w:p>
+    <w:p>
+      <w:pPr>
+        <w:numPr>
+          <w:ilvl w:val="0"/>
+          <w:numId w:val="1032"/>
+        </w:numPr>
+      </w:pPr>
+      <w:r>
+        <w:rPr>
+          <w:rFonts w:hint="eastAsia" w:ascii="Times New Roman" w:hAnsi="Times New Roman" w:eastAsia="FangSong" w:cs="Times New Roman"/>
           <w:b/>
           <w:bCs/>
         </w:rPr>
-        <w:t xml:space="preserve">s </w:t>
-      </w:r>
+        <w:t xml:space="preserve">元素性质反常解释</w:t>
+      </w:r>
+      <w:r>
+        <w:rPr>
+          <w:rFonts w:ascii="Times New Roman" w:hAnsi="Times New Roman" w:eastAsia="Times New Roman" w:cs="Times New Roman"/>
+        </w:rPr>
+        <w:br/>
+      </w:r>
+      <w:r>
+        <w:rPr>
+          <w:rFonts w:hint="eastAsia" w:ascii="Times New Roman" w:hAnsi="Times New Roman" w:eastAsia="FangSong" w:cs="Times New Roman"/>
+        </w:rPr>
+        <w:t xml:space="preserve">例如</w:t>
+      </w:r>
+      <w:r>
+        <w:rPr>
+          <w:rFonts w:ascii="Times New Roman" w:hAnsi="Times New Roman" w:eastAsia="Times New Roman" w:cs="Times New Roman"/>
+        </w:rPr>
+        <w:t xml:space="preserve"> Ga/Tl </w:t>
+      </w:r>
+      <w:r>
+        <w:rPr>
+          <w:rFonts w:hint="eastAsia" w:ascii="Times New Roman" w:hAnsi="Times New Roman" w:eastAsia="FangSong" w:cs="Times New Roman"/>
+        </w:rPr>
+        <w:t>电离能</w:t>
+      </w:r>
+      <w:r>
+        <w:rPr>
+          <w:rFonts w:hint="eastAsia" w:ascii="Times New Roman" w:hAnsi="Times New Roman" w:eastAsia="Times New Roman" w:cs="Times New Roman"/>
+        </w:rPr>
+        <w:t>、</w:t>
+      </w:r>
+      <w:r>
+        <w:rPr>
+          <w:rFonts w:hint="eastAsia" w:ascii="Times New Roman" w:hAnsi="Times New Roman" w:eastAsia="FangSong" w:cs="Times New Roman"/>
+        </w:rPr>
+        <w:t>高低氧化态稳定性</w:t>
+      </w:r>
+      <w:r>
+        <w:rPr>
+          <w:rFonts w:hint="eastAsia" w:ascii="Times New Roman" w:hAnsi="Times New Roman" w:eastAsia="Times New Roman" w:cs="Times New Roman"/>
+        </w:rPr>
+        <w:t>、</w:t>
+      </w:r>
+      <w:r>
+        <w:rPr>
+          <w:rFonts w:hint="eastAsia" w:ascii="Times New Roman" w:hAnsi="Times New Roman" w:eastAsia="FangSong" w:cs="Times New Roman"/>
+        </w:rPr>
+        <w:t>镧系收缩</w:t>
+      </w:r>
+      <w:r>
+        <w:rPr>
+          <w:rFonts w:hint="eastAsia" w:ascii="Times New Roman" w:hAnsi="Times New Roman" w:eastAsia="Times New Roman" w:cs="Times New Roman"/>
+        </w:rPr>
+        <w:t>。</w:t>
+      </w:r>
+    </w:p>
+    <w:p>
+      <w:pPr>
+        <w:numPr>
+          <w:ilvl w:val="0"/>
+          <w:numId w:val="1032"/>
+        </w:numPr>
+      </w:pPr>
       <w:r>
         <w:rPr>
           <w:rFonts w:hint="eastAsia" w:ascii="Times New Roman" w:hAnsi="Times New Roman" w:eastAsia="FangSong" w:cs="Times New Roman"/>
           <w:b/>
           <w:bCs/>
         </w:rPr>
-        <w:t xml:space="preserve">轨道相对论收缩</w:t>
-      </w:r>
-      <w:r>
-        <w:rPr>
-          <w:rFonts w:ascii="Times New Roman" w:hAnsi="Times New Roman" w:eastAsia="Times New Roman" w:cs="Times New Roman"/>
+        <w:t>把原子结构迁移到配位</w:t>
+      </w:r>
+      <w:r>
+        <w:rPr>
+          <w:rFonts w:hint="eastAsia" w:ascii="Times New Roman" w:hAnsi="Times New Roman" w:eastAsia="Times New Roman" w:cs="Times New Roman"/>
           <w:b/>
           <w:bCs/>
         </w:rPr>
-        <w:t xml:space="preserve"> + d </w:t>
+        <w:t>、</w:t>
       </w:r>
       <w:r>
         <w:rPr>
@@ -10748,19 +11206,79 @@
           <w:b/>
           <w:bCs/>
         </w:rPr>
-        <w:t xml:space="preserve">轨道相对外扩</w:t>
-      </w:r>
-      <w:r>
-        <w:rPr>
-          <w:rFonts w:ascii="Times New Roman" w:hAnsi="Times New Roman" w:eastAsia="Times New Roman" w:cs="Times New Roman"/>
-        </w:rPr>
-        <w:t xml:space="preserve"> </w:t>
-      </w:r>
-      <w:r>
-        <w:rPr>
-          <w:rFonts w:hint="eastAsia" w:ascii="Times New Roman" w:hAnsi="Times New Roman" w:eastAsia="FangSong" w:cs="Times New Roman"/>
-        </w:rPr>
-        <w:t>这一共同来源</w:t>
+        <w:t>晶体和元素化学</w:t>
+      </w:r>
+      <w:r>
+        <w:rPr>
+          <w:rFonts w:ascii="Times New Roman" w:hAnsi="Times New Roman" w:eastAsia="Times New Roman" w:cs="Times New Roman"/>
+        </w:rPr>
+        <w:br/>
+      </w:r>
+      <w:r>
+        <w:rPr>
+          <w:rFonts w:hint="eastAsia" w:ascii="Times New Roman" w:hAnsi="Times New Roman" w:eastAsia="FangSong" w:cs="Times New Roman"/>
+        </w:rPr>
+        <w:t xml:space="preserve">例如解释</w:t>
+      </w:r>
+      <w:r>
+        <w:rPr>
+          <w:rFonts w:ascii="Times New Roman" w:hAnsi="Times New Roman" w:eastAsia="Times New Roman" w:cs="Times New Roman"/>
+        </w:rPr>
+        <w:t xml:space="preserve"> Au </w:t>
+      </w:r>
+      <w:r>
+        <w:rPr>
+          <w:rFonts w:hint="eastAsia" w:ascii="Times New Roman" w:hAnsi="Times New Roman" w:eastAsia="FangSong" w:cs="Times New Roman"/>
+        </w:rPr>
+        <w:t>颜色</w:t>
+      </w:r>
+      <w:r>
+        <w:rPr>
+          <w:rFonts w:hint="eastAsia" w:ascii="Times New Roman" w:hAnsi="Times New Roman" w:eastAsia="Times New Roman" w:cs="Times New Roman"/>
+        </w:rPr>
+        <w:t>、Hg</w:t>
+      </w:r>
+      <w:r>
+        <w:rPr>
+          <w:rFonts w:ascii="Times New Roman" w:hAnsi="Times New Roman" w:eastAsia="Times New Roman" w:cs="Times New Roman"/>
+        </w:rPr>
+        <w:t xml:space="preserve"> </w:t>
+      </w:r>
+      <w:r>
+        <w:rPr>
+          <w:rFonts w:hint="eastAsia" w:ascii="Times New Roman" w:hAnsi="Times New Roman" w:eastAsia="FangSong" w:cs="Times New Roman"/>
+        </w:rPr>
+        <w:t>性质</w:t>
+      </w:r>
+      <w:r>
+        <w:rPr>
+          <w:rFonts w:hint="eastAsia" w:ascii="Times New Roman" w:hAnsi="Times New Roman" w:eastAsia="Times New Roman" w:cs="Times New Roman"/>
+        </w:rPr>
+        <w:t>、Pb(Ⅱ)/Pb(Ⅳ)</w:t>
+      </w:r>
+      <w:r>
+        <w:rPr>
+          <w:rFonts w:hint="eastAsia" w:ascii="Times New Roman" w:hAnsi="Times New Roman" w:eastAsia="FangSong" w:cs="Times New Roman"/>
+        </w:rPr>
+        <w:t>稳定性</w:t>
+      </w:r>
+      <w:r>
+        <w:rPr>
+          <w:rFonts w:hint="eastAsia" w:ascii="Times New Roman" w:hAnsi="Times New Roman" w:eastAsia="Times New Roman" w:cs="Times New Roman"/>
+        </w:rPr>
+        <w:t>、4d/5d</w:t>
+      </w:r>
+      <w:r>
+        <w:rPr>
+          <w:rFonts w:ascii="Times New Roman" w:hAnsi="Times New Roman" w:eastAsia="Times New Roman" w:cs="Times New Roman"/>
+        </w:rPr>
+        <w:t xml:space="preserve"> </w:t>
+      </w:r>
+      <w:r>
+        <w:rPr>
+          <w:rFonts w:hint="eastAsia" w:ascii="Times New Roman" w:hAnsi="Times New Roman" w:eastAsia="FangSong" w:cs="Times New Roman"/>
+        </w:rPr>
+        <w:t>相似性</w:t>
       </w:r>
       <w:r>
         <w:rPr>
@@ -10769,34 +11287,8 @@
         <w:t>。</w:t>
       </w:r>
     </w:p>
-    <w:bookmarkEnd w:id="31"/>
-    <w:bookmarkEnd w:id="32"/>
-    <w:bookmarkStart w:id="35" w:name="六把深化内容接回做题"/>
-    <w:p>
-      <w:pPr>
-        <w:pStyle w:val="Heading2"/>
-        <w:spacing w:before="280" w:after="120"/>
-      </w:pPr>
-      <w:r>
-        <w:rPr>
-          <w:rFonts w:hint="eastAsia" w:ascii="Times New Roman" w:hAnsi="Times New Roman" w:eastAsia="SimHei" w:cs="Times New Roman"/>
-        </w:rPr>
-        <w:t>六</w:t>
-      </w:r>
-      <w:r>
-        <w:rPr>
-          <w:rFonts w:hint="eastAsia" w:ascii="Times New Roman" w:hAnsi="Times New Roman" w:eastAsia="Times New Roman" w:cs="Times New Roman"/>
-        </w:rPr>
-        <w:t>、</w:t>
-      </w:r>
-      <w:r>
-        <w:rPr>
-          <w:rFonts w:hint="eastAsia" w:ascii="Times New Roman" w:hAnsi="Times New Roman" w:eastAsia="SimHei" w:cs="Times New Roman"/>
-        </w:rPr>
-        <w:t>把深化内容接回做题</w:t>
-      </w:r>
-    </w:p>
-    <w:bookmarkStart w:id="33" w:name="原子结构深化题的常见问法"/>
+    <w:bookmarkEnd w:id="33"/>
+    <w:bookmarkStart w:id="34" w:name="解题时的推荐顺序"/>
     <w:p>
       <w:pPr>
         <w:pStyle w:val="Heading3"/>
@@ -10806,13 +11298,13 @@
         <w:rPr>
           <w:rFonts w:ascii="Times New Roman" w:hAnsi="Times New Roman" w:eastAsia="Times New Roman" w:cs="Times New Roman"/>
         </w:rPr>
-        <w:t xml:space="preserve">6.1 </w:t>
+        <w:t xml:space="preserve">6.2 </w:t>
       </w:r>
       <w:r>
         <w:rPr>
           <w:rFonts w:hint="eastAsia" w:ascii="Times New Roman" w:hAnsi="Times New Roman" w:eastAsia="SimHei" w:cs="Times New Roman"/>
         </w:rPr>
-        <w:t xml:space="preserve">原子结构深化题的常见问法</w:t>
+        <w:t xml:space="preserve">解题时的推荐顺序</w:t>
       </w:r>
     </w:p>
     <w:p>
@@ -10823,7 +11315,7 @@
         <w:rPr>
           <w:rFonts w:hint="eastAsia" w:ascii="Times New Roman" w:hAnsi="Times New Roman" w:eastAsia="FangSong" w:cs="Times New Roman"/>
         </w:rPr>
-        <w:t>决赛或高阶结构题中</w:t>
+        <w:t>遇到原子结构深化题</w:t>
       </w:r>
       <w:r>
         <w:rPr>
@@ -10835,7 +11327,7 @@
         <w:rPr>
           <w:rFonts w:hint="eastAsia" w:ascii="Times New Roman" w:hAnsi="Times New Roman" w:eastAsia="FangSong" w:cs="Times New Roman"/>
         </w:rPr>
-        <w:t>原子结构补充最常以四种方式出现</w:t>
+        <w:t>优先按这条顺序思考</w:t>
       </w:r>
       <w:r>
         <w:rPr>
@@ -10854,10 +11346,8 @@
       <w:r>
         <w:rPr>
           <w:rFonts w:hint="eastAsia" w:ascii="Times New Roman" w:hAnsi="Times New Roman" w:eastAsia="FangSong" w:cs="Times New Roman"/>
-          <w:b/>
-          <w:bCs/>
-        </w:rPr>
-        <w:t xml:space="preserve">电子排布规则的本质追问</w:t>
+        </w:rPr>
+        <w:t xml:space="preserve">先判定这题属于哪一层</w:t>
       </w:r>
       <w:r>
         <w:rPr>
@@ -10869,37 +11359,49 @@
         <w:rPr>
           <w:rFonts w:hint="eastAsia" w:ascii="Times New Roman" w:hAnsi="Times New Roman" w:eastAsia="FangSong" w:cs="Times New Roman"/>
         </w:rPr>
-        <w:t>例如</w:t>
-      </w:r>
-      <w:r>
-        <w:rPr>
-          <w:rFonts w:hint="eastAsia" w:ascii="Times New Roman" w:hAnsi="Times New Roman" w:eastAsia="Times New Roman" w:cs="Times New Roman"/>
-        </w:rPr>
-        <w:t>“</w:t>
-      </w:r>
-      <w:r>
-        <w:rPr>
-          <w:rFonts w:hint="eastAsia" w:ascii="Times New Roman" w:hAnsi="Times New Roman" w:eastAsia="FangSong" w:cs="Times New Roman"/>
-        </w:rPr>
-        <w:t>为什么</w:t>
-      </w:r>
-      <w:r>
-        <w:rPr>
-          <w:rFonts w:ascii="Times New Roman" w:hAnsi="Times New Roman" w:eastAsia="Times New Roman" w:cs="Times New Roman"/>
-        </w:rPr>
-        <w:t xml:space="preserve"> 4s </w:t>
-      </w:r>
-      <w:r>
-        <w:rPr>
-          <w:rFonts w:hint="eastAsia" w:ascii="Times New Roman" w:hAnsi="Times New Roman" w:eastAsia="FangSong" w:cs="Times New Roman"/>
-        </w:rPr>
-        <w:t>先填却先失</w:t>
-      </w:r>
-      <w:r>
-        <w:rPr>
-          <w:rFonts w:hint="eastAsia" w:ascii="Times New Roman" w:hAnsi="Times New Roman" w:eastAsia="Times New Roman" w:cs="Times New Roman"/>
-        </w:rPr>
-        <w:t>”。</w:t>
+        <w:t>是排布层</w:t>
+      </w:r>
+      <w:r>
+        <w:rPr>
+          <w:rFonts w:hint="eastAsia" w:ascii="Times New Roman" w:hAnsi="Times New Roman" w:eastAsia="Times New Roman" w:cs="Times New Roman"/>
+        </w:rPr>
+        <w:t>、</w:t>
+      </w:r>
+      <w:r>
+        <w:rPr>
+          <w:rFonts w:hint="eastAsia" w:ascii="Times New Roman" w:hAnsi="Times New Roman" w:eastAsia="FangSong" w:cs="Times New Roman"/>
+        </w:rPr>
+        <w:t>项符号层</w:t>
+      </w:r>
+      <w:r>
+        <w:rPr>
+          <w:rFonts w:hint="eastAsia" w:ascii="Times New Roman" w:hAnsi="Times New Roman" w:eastAsia="Times New Roman" w:cs="Times New Roman"/>
+        </w:rPr>
+        <w:t>、</w:t>
+      </w:r>
+      <w:r>
+        <w:rPr>
+          <w:rFonts w:hint="eastAsia" w:ascii="Times New Roman" w:hAnsi="Times New Roman" w:eastAsia="FangSong" w:cs="Times New Roman"/>
+        </w:rPr>
+        <w:t>耦合层</w:t>
+      </w:r>
+      <w:r>
+        <w:rPr>
+          <w:rFonts w:hint="eastAsia" w:ascii="Times New Roman" w:hAnsi="Times New Roman" w:eastAsia="Times New Roman" w:cs="Times New Roman"/>
+        </w:rPr>
+        <w:t>，</w:t>
+      </w:r>
+      <w:r>
+        <w:rPr>
+          <w:rFonts w:hint="eastAsia" w:ascii="Times New Roman" w:hAnsi="Times New Roman" w:eastAsia="FangSong" w:cs="Times New Roman"/>
+        </w:rPr>
+        <w:t>还是相对论层</w:t>
+      </w:r>
+      <w:r>
+        <w:rPr>
+          <w:rFonts w:hint="eastAsia" w:ascii="Times New Roman" w:hAnsi="Times New Roman" w:eastAsia="Times New Roman" w:cs="Times New Roman"/>
+        </w:rPr>
+        <w:t>。</w:t>
       </w:r>
     </w:p>
     <w:p>
@@ -10912,395 +11414,6 @@
       <w:r>
         <w:rPr>
           <w:rFonts w:hint="eastAsia" w:ascii="Times New Roman" w:hAnsi="Times New Roman" w:eastAsia="FangSong" w:cs="Times New Roman"/>
-          <w:b/>
-          <w:bCs/>
-        </w:rPr>
-        <w:t xml:space="preserve">项符号与基态判断</w:t>
-      </w:r>
-      <w:r>
-        <w:rPr>
-          <w:rFonts w:ascii="Times New Roman" w:hAnsi="Times New Roman" w:eastAsia="Times New Roman" w:cs="Times New Roman"/>
-        </w:rPr>
-        <w:br/>
-      </w:r>
-      <w:r>
-        <w:rPr>
-          <w:rFonts w:hint="eastAsia" w:ascii="Times New Roman" w:hAnsi="Times New Roman" w:eastAsia="FangSong" w:cs="Times New Roman"/>
-        </w:rPr>
-        <w:t xml:space="preserve">例如给定</w:t>
-      </w:r>
-      <w:r>
-        <w:rPr>
-          <w:rFonts w:ascii="Times New Roman" w:hAnsi="Times New Roman" w:eastAsia="Times New Roman" w:cs="Times New Roman"/>
-        </w:rPr>
-        <w:t xml:space="preserve"> </w:t>
-      </w:r>
-      <m:oMath>
-        <m:sSup>
-          <m:e>
-            <m:r>
-              <m:t>p</m:t>
-            </m:r>
-          </m:e>
-          <m:sup>
-            <m:r>
-              <m:t>2</m:t>
-            </m:r>
-          </m:sup>
-        </m:sSup>
-      </m:oMath>
-      <w:r>
-        <w:rPr>
-          <w:rFonts w:ascii="Times New Roman" w:hAnsi="Times New Roman" w:eastAsia="Times New Roman" w:cs="Times New Roman"/>
-        </w:rPr>
-        <w:t xml:space="preserve">、</w:t>
-      </w:r>
-      <w:r>
-        <w:rPr>
-          <w:rStyle w:val="VerbatimChar"/>
-          <w:rFonts w:ascii="Times New Roman" w:hAnsi="Times New Roman" w:eastAsia="Times New Roman" w:cs="Times New Roman"/>
-        </w:rPr>
-        <w:t xml:space="preserve">p^4</w:t>
-      </w:r>
-      <w:r>
-        <w:rPr>
-          <w:rFonts w:ascii="Times New Roman" w:hAnsi="Times New Roman" w:eastAsia="Times New Roman" w:cs="Times New Roman"/>
-        </w:rPr>
-        <w:t xml:space="preserve">、</w:t>
-      </w:r>
-      <w:r>
-        <w:rPr>
-          <w:rStyle w:val="VerbatimChar"/>
-          <w:rFonts w:ascii="Times New Roman" w:hAnsi="Times New Roman" w:eastAsia="Times New Roman" w:cs="Times New Roman"/>
-        </w:rPr>
-        <w:t xml:space="preserve">d^5</w:t>
-      </w:r>
-      <w:r>
-        <w:rPr>
-          <w:rFonts w:hint="eastAsia" w:ascii="Times New Roman" w:hAnsi="Times New Roman" w:eastAsia="Times New Roman" w:cs="Times New Roman"/>
-        </w:rPr>
-        <w:t>，</w:t>
-      </w:r>
-      <w:r>
-        <w:rPr>
-          <w:rFonts w:hint="eastAsia" w:ascii="Times New Roman" w:hAnsi="Times New Roman" w:eastAsia="FangSong" w:cs="Times New Roman"/>
-        </w:rPr>
-        <w:t>判断基态项</w:t>
-      </w:r>
-      <w:r>
-        <w:rPr>
-          <w:rFonts w:hint="eastAsia" w:ascii="Times New Roman" w:hAnsi="Times New Roman" w:eastAsia="Times New Roman" w:cs="Times New Roman"/>
-        </w:rPr>
-        <w:t>。</w:t>
-      </w:r>
-    </w:p>
-    <w:p>
-      <w:pPr>
-        <w:numPr>
-          <w:ilvl w:val="0"/>
-          <w:numId w:val="1033"/>
-        </w:numPr>
-      </w:pPr>
-      <w:r>
-        <w:rPr>
-          <w:rFonts w:hint="eastAsia" w:ascii="Times New Roman" w:hAnsi="Times New Roman" w:eastAsia="FangSong" w:cs="Times New Roman"/>
-          <w:b/>
-          <w:bCs/>
-        </w:rPr>
-        <w:t xml:space="preserve">元素性质反常解释</w:t>
-      </w:r>
-      <w:r>
-        <w:rPr>
-          <w:rFonts w:ascii="Times New Roman" w:hAnsi="Times New Roman" w:eastAsia="Times New Roman" w:cs="Times New Roman"/>
-        </w:rPr>
-        <w:br/>
-      </w:r>
-      <w:r>
-        <w:rPr>
-          <w:rFonts w:hint="eastAsia" w:ascii="Times New Roman" w:hAnsi="Times New Roman" w:eastAsia="FangSong" w:cs="Times New Roman"/>
-        </w:rPr>
-        <w:t xml:space="preserve">例如</w:t>
-      </w:r>
-      <w:r>
-        <w:rPr>
-          <w:rFonts w:ascii="Times New Roman" w:hAnsi="Times New Roman" w:eastAsia="Times New Roman" w:cs="Times New Roman"/>
-        </w:rPr>
-        <w:t xml:space="preserve"> Ga/Tl </w:t>
-      </w:r>
-      <w:r>
-        <w:rPr>
-          <w:rFonts w:hint="eastAsia" w:ascii="Times New Roman" w:hAnsi="Times New Roman" w:eastAsia="FangSong" w:cs="Times New Roman"/>
-        </w:rPr>
-        <w:t>电离能</w:t>
-      </w:r>
-      <w:r>
-        <w:rPr>
-          <w:rFonts w:hint="eastAsia" w:ascii="Times New Roman" w:hAnsi="Times New Roman" w:eastAsia="Times New Roman" w:cs="Times New Roman"/>
-        </w:rPr>
-        <w:t>、</w:t>
-      </w:r>
-      <w:r>
-        <w:rPr>
-          <w:rFonts w:hint="eastAsia" w:ascii="Times New Roman" w:hAnsi="Times New Roman" w:eastAsia="FangSong" w:cs="Times New Roman"/>
-        </w:rPr>
-        <w:t>高低氧化态稳定性</w:t>
-      </w:r>
-      <w:r>
-        <w:rPr>
-          <w:rFonts w:hint="eastAsia" w:ascii="Times New Roman" w:hAnsi="Times New Roman" w:eastAsia="Times New Roman" w:cs="Times New Roman"/>
-        </w:rPr>
-        <w:t>、</w:t>
-      </w:r>
-      <w:r>
-        <w:rPr>
-          <w:rFonts w:hint="eastAsia" w:ascii="Times New Roman" w:hAnsi="Times New Roman" w:eastAsia="FangSong" w:cs="Times New Roman"/>
-        </w:rPr>
-        <w:t>镧系收缩</w:t>
-      </w:r>
-      <w:r>
-        <w:rPr>
-          <w:rFonts w:hint="eastAsia" w:ascii="Times New Roman" w:hAnsi="Times New Roman" w:eastAsia="Times New Roman" w:cs="Times New Roman"/>
-        </w:rPr>
-        <w:t>。</w:t>
-      </w:r>
-    </w:p>
-    <w:p>
-      <w:pPr>
-        <w:numPr>
-          <w:ilvl w:val="0"/>
-          <w:numId w:val="1033"/>
-        </w:numPr>
-      </w:pPr>
-      <w:r>
-        <w:rPr>
-          <w:rFonts w:hint="eastAsia" w:ascii="Times New Roman" w:hAnsi="Times New Roman" w:eastAsia="FangSong" w:cs="Times New Roman"/>
-          <w:b/>
-          <w:bCs/>
-        </w:rPr>
-        <w:t>把原子结构迁移到配位</w:t>
-      </w:r>
-      <w:r>
-        <w:rPr>
-          <w:rFonts w:hint="eastAsia" w:ascii="Times New Roman" w:hAnsi="Times New Roman" w:eastAsia="Times New Roman" w:cs="Times New Roman"/>
-          <w:b/>
-          <w:bCs/>
-        </w:rPr>
-        <w:t>、</w:t>
-      </w:r>
-      <w:r>
-        <w:rPr>
-          <w:rFonts w:hint="eastAsia" w:ascii="Times New Roman" w:hAnsi="Times New Roman" w:eastAsia="FangSong" w:cs="Times New Roman"/>
-          <w:b/>
-          <w:bCs/>
-        </w:rPr>
-        <w:t>晶体和元素化学</w:t>
-      </w:r>
-      <w:r>
-        <w:rPr>
-          <w:rFonts w:ascii="Times New Roman" w:hAnsi="Times New Roman" w:eastAsia="Times New Roman" w:cs="Times New Roman"/>
-        </w:rPr>
-        <w:br/>
-      </w:r>
-      <w:r>
-        <w:rPr>
-          <w:rFonts w:hint="eastAsia" w:ascii="Times New Roman" w:hAnsi="Times New Roman" w:eastAsia="FangSong" w:cs="Times New Roman"/>
-        </w:rPr>
-        <w:t xml:space="preserve">例如解释</w:t>
-      </w:r>
-      <w:r>
-        <w:rPr>
-          <w:rFonts w:ascii="Times New Roman" w:hAnsi="Times New Roman" w:eastAsia="Times New Roman" w:cs="Times New Roman"/>
-        </w:rPr>
-        <w:t xml:space="preserve"> Au </w:t>
-      </w:r>
-      <w:r>
-        <w:rPr>
-          <w:rFonts w:hint="eastAsia" w:ascii="Times New Roman" w:hAnsi="Times New Roman" w:eastAsia="FangSong" w:cs="Times New Roman"/>
-        </w:rPr>
-        <w:t>颜色</w:t>
-      </w:r>
-      <w:r>
-        <w:rPr>
-          <w:rFonts w:hint="eastAsia" w:ascii="Times New Roman" w:hAnsi="Times New Roman" w:eastAsia="Times New Roman" w:cs="Times New Roman"/>
-        </w:rPr>
-        <w:t>、Hg</w:t>
-      </w:r>
-      <w:r>
-        <w:rPr>
-          <w:rFonts w:ascii="Times New Roman" w:hAnsi="Times New Roman" w:eastAsia="Times New Roman" w:cs="Times New Roman"/>
-        </w:rPr>
-        <w:t xml:space="preserve"> </w:t>
-      </w:r>
-      <w:r>
-        <w:rPr>
-          <w:rFonts w:hint="eastAsia" w:ascii="Times New Roman" w:hAnsi="Times New Roman" w:eastAsia="FangSong" w:cs="Times New Roman"/>
-        </w:rPr>
-        <w:t>性质</w:t>
-      </w:r>
-      <w:r>
-        <w:rPr>
-          <w:rFonts w:hint="eastAsia" w:ascii="Times New Roman" w:hAnsi="Times New Roman" w:eastAsia="Times New Roman" w:cs="Times New Roman"/>
-        </w:rPr>
-        <w:t>、Pb(Ⅱ)/Pb(Ⅳ)</w:t>
-      </w:r>
-      <w:r>
-        <w:rPr>
-          <w:rFonts w:hint="eastAsia" w:ascii="Times New Roman" w:hAnsi="Times New Roman" w:eastAsia="FangSong" w:cs="Times New Roman"/>
-        </w:rPr>
-        <w:t>稳定性</w:t>
-      </w:r>
-      <w:r>
-        <w:rPr>
-          <w:rFonts w:hint="eastAsia" w:ascii="Times New Roman" w:hAnsi="Times New Roman" w:eastAsia="Times New Roman" w:cs="Times New Roman"/>
-        </w:rPr>
-        <w:t>、4d/5d</w:t>
-      </w:r>
-      <w:r>
-        <w:rPr>
-          <w:rFonts w:ascii="Times New Roman" w:hAnsi="Times New Roman" w:eastAsia="Times New Roman" w:cs="Times New Roman"/>
-        </w:rPr>
-        <w:t xml:space="preserve"> </w:t>
-      </w:r>
-      <w:r>
-        <w:rPr>
-          <w:rFonts w:hint="eastAsia" w:ascii="Times New Roman" w:hAnsi="Times New Roman" w:eastAsia="FangSong" w:cs="Times New Roman"/>
-        </w:rPr>
-        <w:t>相似性</w:t>
-      </w:r>
-      <w:r>
-        <w:rPr>
-          <w:rFonts w:hint="eastAsia" w:ascii="Times New Roman" w:hAnsi="Times New Roman" w:eastAsia="Times New Roman" w:cs="Times New Roman"/>
-        </w:rPr>
-        <w:t>。</w:t>
-      </w:r>
-    </w:p>
-    <w:bookmarkEnd w:id="33"/>
-    <w:bookmarkStart w:id="34" w:name="解题时的推荐顺序"/>
-    <w:p>
-      <w:pPr>
-        <w:pStyle w:val="Heading3"/>
-        <w:spacing w:before="280" w:after="120"/>
-      </w:pPr>
-      <w:r>
-        <w:rPr>
-          <w:rFonts w:ascii="Times New Roman" w:hAnsi="Times New Roman" w:eastAsia="Times New Roman" w:cs="Times New Roman"/>
-        </w:rPr>
-        <w:t xml:space="preserve">6.2 </w:t>
-      </w:r>
-      <w:r>
-        <w:rPr>
-          <w:rFonts w:hint="eastAsia" w:ascii="Times New Roman" w:hAnsi="Times New Roman" w:eastAsia="SimHei" w:cs="Times New Roman"/>
-        </w:rPr>
-        <w:t xml:space="preserve">解题时的推荐顺序</w:t>
-      </w:r>
-    </w:p>
-    <w:p>
-      <w:pPr>
-        <w:pStyle w:val="FirstParagraph"/>
-      </w:pPr>
-      <w:r>
-        <w:rPr>
-          <w:rFonts w:hint="eastAsia" w:ascii="Times New Roman" w:hAnsi="Times New Roman" w:eastAsia="FangSong" w:cs="Times New Roman"/>
-        </w:rPr>
-        <w:t>遇到原子结构深化题</w:t>
-      </w:r>
-      <w:r>
-        <w:rPr>
-          <w:rFonts w:hint="eastAsia" w:ascii="Times New Roman" w:hAnsi="Times New Roman" w:eastAsia="Times New Roman" w:cs="Times New Roman"/>
-        </w:rPr>
-        <w:t>，</w:t>
-      </w:r>
-      <w:r>
-        <w:rPr>
-          <w:rFonts w:hint="eastAsia" w:ascii="Times New Roman" w:hAnsi="Times New Roman" w:eastAsia="FangSong" w:cs="Times New Roman"/>
-        </w:rPr>
-        <w:t>优先按这条顺序思考</w:t>
-      </w:r>
-      <w:r>
-        <w:rPr>
-          <w:rFonts w:hint="eastAsia" w:ascii="Times New Roman" w:hAnsi="Times New Roman" w:eastAsia="Times New Roman" w:cs="Times New Roman"/>
-        </w:rPr>
-        <w:t>：</w:t>
-      </w:r>
-    </w:p>
-    <w:p>
-      <w:pPr>
-        <w:numPr>
-          <w:ilvl w:val="0"/>
-          <w:numId w:val="1034"/>
-        </w:numPr>
-      </w:pPr>
-      <w:r>
-        <w:rPr>
-          <w:rFonts w:hint="eastAsia" w:ascii="Times New Roman" w:hAnsi="Times New Roman" w:eastAsia="FangSong" w:cs="Times New Roman"/>
-        </w:rPr>
-        <w:t xml:space="preserve">先判定这题属于哪一层</w:t>
-      </w:r>
-      <w:r>
-        <w:rPr>
-          <w:rFonts w:ascii="Times New Roman" w:hAnsi="Times New Roman" w:eastAsia="Times New Roman" w:cs="Times New Roman"/>
-        </w:rPr>
-        <w:br/>
-      </w:r>
-      <w:r>
-        <w:rPr>
-          <w:rFonts w:hint="eastAsia" w:ascii="Times New Roman" w:hAnsi="Times New Roman" w:eastAsia="FangSong" w:cs="Times New Roman"/>
-        </w:rPr>
-        <w:t>是排布层</w:t>
-      </w:r>
-      <w:r>
-        <w:rPr>
-          <w:rFonts w:hint="eastAsia" w:ascii="Times New Roman" w:hAnsi="Times New Roman" w:eastAsia="Times New Roman" w:cs="Times New Roman"/>
-        </w:rPr>
-        <w:t>、</w:t>
-      </w:r>
-      <w:r>
-        <w:rPr>
-          <w:rFonts w:hint="eastAsia" w:ascii="Times New Roman" w:hAnsi="Times New Roman" w:eastAsia="FangSong" w:cs="Times New Roman"/>
-        </w:rPr>
-        <w:t>项符号层</w:t>
-      </w:r>
-      <w:r>
-        <w:rPr>
-          <w:rFonts w:hint="eastAsia" w:ascii="Times New Roman" w:hAnsi="Times New Roman" w:eastAsia="Times New Roman" w:cs="Times New Roman"/>
-        </w:rPr>
-        <w:t>、</w:t>
-      </w:r>
-      <w:r>
-        <w:rPr>
-          <w:rFonts w:hint="eastAsia" w:ascii="Times New Roman" w:hAnsi="Times New Roman" w:eastAsia="FangSong" w:cs="Times New Roman"/>
-        </w:rPr>
-        <w:t>耦合层</w:t>
-      </w:r>
-      <w:r>
-        <w:rPr>
-          <w:rFonts w:hint="eastAsia" w:ascii="Times New Roman" w:hAnsi="Times New Roman" w:eastAsia="Times New Roman" w:cs="Times New Roman"/>
-        </w:rPr>
-        <w:t>，</w:t>
-      </w:r>
-      <w:r>
-        <w:rPr>
-          <w:rFonts w:hint="eastAsia" w:ascii="Times New Roman" w:hAnsi="Times New Roman" w:eastAsia="FangSong" w:cs="Times New Roman"/>
-        </w:rPr>
-        <w:t>还是相对论层</w:t>
-      </w:r>
-      <w:r>
-        <w:rPr>
-          <w:rFonts w:hint="eastAsia" w:ascii="Times New Roman" w:hAnsi="Times New Roman" w:eastAsia="Times New Roman" w:cs="Times New Roman"/>
-        </w:rPr>
-        <w:t>。</w:t>
-      </w:r>
-    </w:p>
-    <w:p>
-      <w:pPr>
-        <w:numPr>
-          <w:ilvl w:val="0"/>
-          <w:numId w:val="1034"/>
-        </w:numPr>
-      </w:pPr>
-      <w:r>
-        <w:rPr>
-          <w:rFonts w:hint="eastAsia" w:ascii="Times New Roman" w:hAnsi="Times New Roman" w:eastAsia="FangSong" w:cs="Times New Roman"/>
         </w:rPr>
         <w:t xml:space="preserve">再选工具</w:t>
       </w:r>
@@ -11310,7 +11423,7 @@
         <w:pStyle w:val="Compact"/>
         <w:numPr>
           <w:ilvl w:val="1"/>
-          <w:numId w:val="1035"/>
+          <w:numId w:val="1034"/>
         </w:numPr>
       </w:pPr>
       <w:r>
@@ -11402,7 +11515,7 @@
         <w:pStyle w:val="Compact"/>
         <w:numPr>
           <w:ilvl w:val="1"/>
-          <w:numId w:val="1035"/>
+          <w:numId w:val="1034"/>
         </w:numPr>
       </w:pPr>
       <w:r>
@@ -11493,7 +11606,7 @@
         <w:pStyle w:val="Compact"/>
         <w:numPr>
           <w:ilvl w:val="1"/>
-          <w:numId w:val="1035"/>
+          <w:numId w:val="1034"/>
         </w:numPr>
       </w:pPr>
       <w:r>
@@ -11543,7 +11656,7 @@
       <w:pPr>
         <w:numPr>
           <w:ilvl w:val="0"/>
-          <w:numId w:val="1034"/>
+          <w:numId w:val="1033"/>
         </w:numPr>
       </w:pPr>
       <w:r>
@@ -11784,6 +11897,501 @@
           <w:rFonts w:hint="eastAsia" w:ascii="Times New Roman" w:hAnsi="Times New Roman" w:eastAsia="Times New Roman" w:cs="Times New Roman"/>
         </w:rPr>
         <w:t>？</w:t>
+      </w:r>
+    </w:p>
+    <w:p>
+      <w:pPr>
+        <w:pStyle w:val="BodyText"/>
+      </w:pPr>
+      <w:r>
+        <w:rPr>
+          <w:rFonts w:hint="eastAsia" w:ascii="Times New Roman" w:hAnsi="Times New Roman" w:eastAsia="FangSong" w:cs="Times New Roman"/>
+          <w:b/>
+          <w:bCs/>
+        </w:rPr>
+        <w:t xml:space="preserve">解析</w:t>
+      </w:r>
+      <w:r>
+        <w:rPr>
+          <w:rFonts w:hint="eastAsia" w:ascii="Times New Roman" w:hAnsi="Times New Roman" w:eastAsia="Times New Roman" w:cs="Times New Roman"/>
+        </w:rPr>
+        <w:t xml:space="preserve">：</w:t>
+      </w:r>
+    </w:p>
+    <w:p>
+      <w:pPr>
+        <w:pStyle w:val="Compact"/>
+        <w:numPr>
+          <w:ilvl w:val="0"/>
+          <w:numId w:val="1035"/>
+        </w:numPr>
+      </w:pPr>
+      <w:r>
+        <w:rPr>
+          <w:rFonts w:hint="eastAsia" w:ascii="Times New Roman" w:hAnsi="Times New Roman" w:eastAsia="FangSong" w:cs="Times New Roman"/>
+        </w:rPr>
+        <w:t>在中性原子形成过程中</w:t>
+      </w:r>
+      <w:r>
+        <w:rPr>
+          <w:rFonts w:hint="eastAsia" w:ascii="Times New Roman" w:hAnsi="Times New Roman" w:eastAsia="Times New Roman" w:cs="Times New Roman"/>
+        </w:rPr>
+        <w:t>，4s</w:t>
+      </w:r>
+      <w:r>
+        <w:rPr>
+          <w:rFonts w:ascii="Times New Roman" w:hAnsi="Times New Roman" w:eastAsia="Times New Roman" w:cs="Times New Roman"/>
+        </w:rPr>
+        <w:t xml:space="preserve"> </w:t>
+      </w:r>
+      <w:r>
+        <w:rPr>
+          <w:rFonts w:hint="eastAsia" w:ascii="Times New Roman" w:hAnsi="Times New Roman" w:eastAsia="FangSong" w:cs="Times New Roman"/>
+        </w:rPr>
+        <w:t>轨道因穿透更强</w:t>
+      </w:r>
+      <w:r>
+        <w:rPr>
+          <w:rFonts w:hint="eastAsia" w:ascii="Times New Roman" w:hAnsi="Times New Roman" w:eastAsia="Times New Roman" w:cs="Times New Roman"/>
+        </w:rPr>
+        <w:t>，</w:t>
+      </w:r>
+      <w:r>
+        <w:rPr>
+          <w:rFonts w:hint="eastAsia" w:ascii="Times New Roman" w:hAnsi="Times New Roman" w:eastAsia="FangSong" w:cs="Times New Roman"/>
+        </w:rPr>
+        <w:t>近核区概率更大</w:t>
+      </w:r>
+      <w:r>
+        <w:rPr>
+          <w:rFonts w:hint="eastAsia" w:ascii="Times New Roman" w:hAnsi="Times New Roman" w:eastAsia="Times New Roman" w:cs="Times New Roman"/>
+        </w:rPr>
+        <w:t>，</w:t>
+      </w:r>
+      <w:r>
+        <w:rPr>
+          <w:rFonts w:hint="eastAsia" w:ascii="Times New Roman" w:hAnsi="Times New Roman" w:eastAsia="FangSong" w:cs="Times New Roman"/>
+        </w:rPr>
+        <w:t>感受到更大</w:t>
+      </w:r>
+      <w:r>
+        <w:rPr>
+          <w:rFonts w:ascii="Times New Roman" w:hAnsi="Times New Roman" w:eastAsia="Times New Roman" w:cs="Times New Roman"/>
+        </w:rPr>
+        <w:t xml:space="preserve"> </w:t>
+      </w:r>
+      <m:oMath>
+        <m:sSup>
+          <m:e>
+            <m:r>
+              <m:t>Z</m:t>
+            </m:r>
+          </m:e>
+          <m:sup>
+            <m:r>
+              <m:rPr>
+                <m:sty m:val="p"/>
+              </m:rPr>
+              <m:t>*</m:t>
+            </m:r>
+          </m:sup>
+        </m:sSup>
+      </m:oMath>
+      <w:r>
+        <w:rPr>
+          <w:rFonts w:hint="eastAsia" w:ascii="Times New Roman" w:hAnsi="Times New Roman" w:eastAsia="Times New Roman" w:cs="Times New Roman"/>
+        </w:rPr>
+        <w:t>，</w:t>
+      </w:r>
+      <w:r>
+        <w:rPr>
+          <w:rFonts w:hint="eastAsia" w:ascii="Times New Roman" w:hAnsi="Times New Roman" w:eastAsia="FangSong" w:cs="Times New Roman"/>
+        </w:rPr>
+        <w:t>初始能量略低于</w:t>
+      </w:r>
+      <w:r>
+        <w:rPr>
+          <w:rFonts w:ascii="Times New Roman" w:hAnsi="Times New Roman" w:eastAsia="Times New Roman" w:cs="Times New Roman"/>
+        </w:rPr>
+        <w:t xml:space="preserve"> 3d。</w:t>
+      </w:r>
+    </w:p>
+    <w:p>
+      <w:pPr>
+        <w:pStyle w:val="Compact"/>
+        <w:numPr>
+          <w:ilvl w:val="0"/>
+          <w:numId w:val="1035"/>
+        </w:numPr>
+      </w:pPr>
+      <w:r>
+        <w:rPr>
+          <w:rFonts w:hint="eastAsia" w:ascii="Times New Roman" w:hAnsi="Times New Roman" w:eastAsia="FangSong" w:cs="Times New Roman"/>
+        </w:rPr>
+        <w:t xml:space="preserve">随着</w:t>
+      </w:r>
+      <w:r>
+        <w:rPr>
+          <w:rFonts w:ascii="Times New Roman" w:hAnsi="Times New Roman" w:eastAsia="Times New Roman" w:cs="Times New Roman"/>
+        </w:rPr>
+        <w:t xml:space="preserve"> 3d </w:t>
+      </w:r>
+      <w:r>
+        <w:rPr>
+          <w:rFonts w:hint="eastAsia" w:ascii="Times New Roman" w:hAnsi="Times New Roman" w:eastAsia="FangSong" w:cs="Times New Roman"/>
+        </w:rPr>
+        <w:t>逐步填入</w:t>
+      </w:r>
+      <w:r>
+        <w:rPr>
+          <w:rFonts w:hint="eastAsia" w:ascii="Times New Roman" w:hAnsi="Times New Roman" w:eastAsia="Times New Roman" w:cs="Times New Roman"/>
+        </w:rPr>
+        <w:t>，3d-3d</w:t>
+      </w:r>
+      <w:r>
+        <w:rPr>
+          <w:rFonts w:ascii="Times New Roman" w:hAnsi="Times New Roman" w:eastAsia="Times New Roman" w:cs="Times New Roman"/>
+        </w:rPr>
+        <w:t xml:space="preserve"> </w:t>
+      </w:r>
+      <w:r>
+        <w:rPr>
+          <w:rFonts w:hint="eastAsia" w:ascii="Times New Roman" w:hAnsi="Times New Roman" w:eastAsia="FangSong" w:cs="Times New Roman"/>
+        </w:rPr>
+        <w:t>排斥增强</w:t>
+      </w:r>
+      <w:r>
+        <w:rPr>
+          <w:rFonts w:hint="eastAsia" w:ascii="Times New Roman" w:hAnsi="Times New Roman" w:eastAsia="Times New Roman" w:cs="Times New Roman"/>
+        </w:rPr>
+        <w:t>，</w:t>
+      </w:r>
+      <w:r>
+        <w:rPr>
+          <w:rFonts w:hint="eastAsia" w:ascii="Times New Roman" w:hAnsi="Times New Roman" w:eastAsia="FangSong" w:cs="Times New Roman"/>
+        </w:rPr>
+        <w:t>而已占据的</w:t>
+      </w:r>
+      <w:r>
+        <w:rPr>
+          <w:rFonts w:ascii="Times New Roman" w:hAnsi="Times New Roman" w:eastAsia="Times New Roman" w:cs="Times New Roman"/>
+        </w:rPr>
+        <w:t xml:space="preserve"> 3d </w:t>
+      </w:r>
+      <w:r>
+        <w:rPr>
+          <w:rFonts w:hint="eastAsia" w:ascii="Times New Roman" w:hAnsi="Times New Roman" w:eastAsia="FangSong" w:cs="Times New Roman"/>
+        </w:rPr>
+        <w:t xml:space="preserve">对</w:t>
+      </w:r>
+      <w:r>
+        <w:rPr>
+          <w:rFonts w:ascii="Times New Roman" w:hAnsi="Times New Roman" w:eastAsia="Times New Roman" w:cs="Times New Roman"/>
+        </w:rPr>
+        <w:t xml:space="preserve"> 4s </w:t>
+      </w:r>
+      <w:r>
+        <w:rPr>
+          <w:rFonts w:hint="eastAsia" w:ascii="Times New Roman" w:hAnsi="Times New Roman" w:eastAsia="FangSong" w:cs="Times New Roman"/>
+        </w:rPr>
+        <w:t>的屏蔽又较差</w:t>
+      </w:r>
+      <w:r>
+        <w:rPr>
+          <w:rFonts w:hint="eastAsia" w:ascii="Times New Roman" w:hAnsi="Times New Roman" w:eastAsia="Times New Roman" w:cs="Times New Roman"/>
+        </w:rPr>
+        <w:t>，</w:t>
+      </w:r>
+      <w:r>
+        <w:rPr>
+          <w:rFonts w:hint="eastAsia" w:ascii="Times New Roman" w:hAnsi="Times New Roman" w:eastAsia="FangSong" w:cs="Times New Roman"/>
+        </w:rPr>
+        <w:t>导致</w:t>
+      </w:r>
+      <w:r>
+        <w:rPr>
+          <w:rFonts w:ascii="Times New Roman" w:hAnsi="Times New Roman" w:eastAsia="Times New Roman" w:cs="Times New Roman"/>
+        </w:rPr>
+        <w:t xml:space="preserve"> 4s </w:t>
+      </w:r>
+      <w:r>
+        <w:rPr>
+          <w:rFonts w:hint="eastAsia" w:ascii="Times New Roman" w:hAnsi="Times New Roman" w:eastAsia="FangSong" w:cs="Times New Roman"/>
+        </w:rPr>
+        <w:t>相对能量上升</w:t>
+      </w:r>
+      <w:r>
+        <w:rPr>
+          <w:rFonts w:hint="eastAsia" w:ascii="Times New Roman" w:hAnsi="Times New Roman" w:eastAsia="Times New Roman" w:cs="Times New Roman"/>
+        </w:rPr>
+        <w:t>。</w:t>
+      </w:r>
+    </w:p>
+    <w:p>
+      <w:pPr>
+        <w:pStyle w:val="Compact"/>
+        <w:numPr>
+          <w:ilvl w:val="0"/>
+          <w:numId w:val="1035"/>
+        </w:numPr>
+      </w:pPr>
+      <w:r>
+        <w:rPr>
+          <w:rFonts w:hint="eastAsia" w:ascii="Times New Roman" w:hAnsi="Times New Roman" w:eastAsia="FangSong" w:cs="Times New Roman"/>
+        </w:rPr>
+        <w:t>当真正电离时</w:t>
+      </w:r>
+      <w:r>
+        <w:rPr>
+          <w:rFonts w:hint="eastAsia" w:ascii="Times New Roman" w:hAnsi="Times New Roman" w:eastAsia="Times New Roman" w:cs="Times New Roman"/>
+        </w:rPr>
+        <w:t>，4s</w:t>
+      </w:r>
+      <w:r>
+        <w:rPr>
+          <w:rFonts w:ascii="Times New Roman" w:hAnsi="Times New Roman" w:eastAsia="Times New Roman" w:cs="Times New Roman"/>
+        </w:rPr>
+        <w:t xml:space="preserve"> </w:t>
+      </w:r>
+      <w:r>
+        <w:rPr>
+          <w:rFonts w:hint="eastAsia" w:ascii="Times New Roman" w:hAnsi="Times New Roman" w:eastAsia="FangSong" w:cs="Times New Roman"/>
+        </w:rPr>
+        <w:t>电子平均离核更远</w:t>
+      </w:r>
+      <w:r>
+        <w:rPr>
+          <w:rFonts w:hint="eastAsia" w:ascii="Times New Roman" w:hAnsi="Times New Roman" w:eastAsia="Times New Roman" w:cs="Times New Roman"/>
+        </w:rPr>
+        <w:t>、</w:t>
+      </w:r>
+      <w:r>
+        <w:rPr>
+          <w:rFonts w:hint="eastAsia" w:ascii="Times New Roman" w:hAnsi="Times New Roman" w:eastAsia="FangSong" w:cs="Times New Roman"/>
+        </w:rPr>
+        <w:t>束缚更弱</w:t>
+      </w:r>
+      <w:r>
+        <w:rPr>
+          <w:rFonts w:hint="eastAsia" w:ascii="Times New Roman" w:hAnsi="Times New Roman" w:eastAsia="Times New Roman" w:cs="Times New Roman"/>
+        </w:rPr>
+        <w:t>，</w:t>
+      </w:r>
+      <w:r>
+        <w:rPr>
+          <w:rFonts w:hint="eastAsia" w:ascii="Times New Roman" w:hAnsi="Times New Roman" w:eastAsia="FangSong" w:cs="Times New Roman"/>
+        </w:rPr>
+        <w:t>因此优先失去</w:t>
+      </w:r>
+      <w:r>
+        <w:rPr>
+          <w:rFonts w:hint="eastAsia" w:ascii="Times New Roman" w:hAnsi="Times New Roman" w:eastAsia="Times New Roman" w:cs="Times New Roman"/>
+        </w:rPr>
+        <w:t>。</w:t>
+      </w:r>
+    </w:p>
+    <w:p>
+      <w:pPr>
+        <w:pStyle w:val="FirstParagraph"/>
+      </w:pPr>
+      <w:r>
+        <w:rPr>
+          <w:rFonts w:hint="eastAsia" w:ascii="Times New Roman" w:hAnsi="Times New Roman" w:eastAsia="FangSong" w:cs="Times New Roman"/>
+          <w:b/>
+          <w:bCs/>
+        </w:rPr>
+        <w:t xml:space="preserve">结论</w:t>
+      </w:r>
+      <w:r>
+        <w:rPr>
+          <w:rFonts w:hint="eastAsia" w:ascii="Times New Roman" w:hAnsi="Times New Roman" w:eastAsia="Times New Roman" w:cs="Times New Roman"/>
+        </w:rPr>
+        <w:t xml:space="preserve">：</w:t>
+      </w:r>
+      <w:r>
+        <w:rPr>
+          <w:rFonts w:ascii="Times New Roman" w:hAnsi="Times New Roman" w:eastAsia="Times New Roman" w:cs="Times New Roman"/>
+        </w:rPr>
+        <w:br/>
+      </w:r>
+      <w:r>
+        <w:rPr>
+          <w:rFonts w:hint="eastAsia" w:ascii="Times New Roman" w:hAnsi="Times New Roman" w:eastAsia="Times New Roman" w:cs="Times New Roman"/>
+        </w:rPr>
+        <w:t>“</w:t>
+      </w:r>
+      <w:r>
+        <w:rPr>
+          <w:rFonts w:hint="eastAsia" w:ascii="Times New Roman" w:hAnsi="Times New Roman" w:eastAsia="FangSong" w:cs="Times New Roman"/>
+        </w:rPr>
+        <w:t>先填</w:t>
+      </w:r>
+      <w:r>
+        <w:rPr>
+          <w:rFonts w:ascii="Times New Roman" w:hAnsi="Times New Roman" w:eastAsia="Times New Roman" w:cs="Times New Roman"/>
+        </w:rPr>
+        <w:t xml:space="preserve"> </w:t>
+      </w:r>
+      <w:r>
+        <w:rPr>
+          <w:rFonts w:hint="eastAsia" w:ascii="Times New Roman" w:hAnsi="Times New Roman" w:eastAsia="Times New Roman" w:cs="Times New Roman"/>
+        </w:rPr>
+        <w:t>4s、</w:t>
+      </w:r>
+      <w:r>
+        <w:rPr>
+          <w:rFonts w:hint="eastAsia" w:ascii="Times New Roman" w:hAnsi="Times New Roman" w:eastAsia="FangSong" w:cs="Times New Roman"/>
+        </w:rPr>
+        <w:t>先失</w:t>
+      </w:r>
+      <w:r>
+        <w:rPr>
+          <w:rFonts w:ascii="Times New Roman" w:hAnsi="Times New Roman" w:eastAsia="Times New Roman" w:cs="Times New Roman"/>
+        </w:rPr>
+        <w:t xml:space="preserve"> </w:t>
+      </w:r>
+      <w:r>
+        <w:rPr>
+          <w:rFonts w:hint="eastAsia" w:ascii="Times New Roman" w:hAnsi="Times New Roman" w:eastAsia="Times New Roman" w:cs="Times New Roman"/>
+        </w:rPr>
+        <w:t>4s”</w:t>
+      </w:r>
+      <w:r>
+        <w:rPr>
+          <w:rFonts w:hint="eastAsia" w:ascii="Times New Roman" w:hAnsi="Times New Roman" w:eastAsia="FangSong" w:cs="Times New Roman"/>
+        </w:rPr>
+        <w:t>不是矛盾</w:t>
+      </w:r>
+      <w:r>
+        <w:rPr>
+          <w:rFonts w:hint="eastAsia" w:ascii="Times New Roman" w:hAnsi="Times New Roman" w:eastAsia="Times New Roman" w:cs="Times New Roman"/>
+        </w:rPr>
+        <w:t>，</w:t>
+      </w:r>
+      <w:r>
+        <w:rPr>
+          <w:rFonts w:hint="eastAsia" w:ascii="Times New Roman" w:hAnsi="Times New Roman" w:eastAsia="FangSong" w:cs="Times New Roman"/>
+        </w:rPr>
+        <w:t>而是</w:t>
+      </w:r>
+      <w:r>
+        <w:rPr>
+          <w:rFonts w:hint="eastAsia" w:ascii="Times New Roman" w:hAnsi="Times New Roman" w:eastAsia="FangSong" w:cs="Times New Roman"/>
+          <w:b/>
+          <w:bCs/>
+        </w:rPr>
+        <w:t xml:space="preserve">轨道能级随占据情况变化</w:t>
+      </w:r>
+      <w:r>
+        <w:rPr>
+          <w:rFonts w:hint="eastAsia" w:ascii="Times New Roman" w:hAnsi="Times New Roman" w:eastAsia="FangSong" w:cs="Times New Roman"/>
+        </w:rPr>
+        <w:t>的结果</w:t>
+      </w:r>
+      <w:r>
+        <w:rPr>
+          <w:rFonts w:hint="eastAsia" w:ascii="Times New Roman" w:hAnsi="Times New Roman" w:eastAsia="Times New Roman" w:cs="Times New Roman"/>
+        </w:rPr>
+        <w:t>。</w:t>
+      </w:r>
+    </w:p>
+    <w:bookmarkEnd w:id="36"/>
+    <w:bookmarkStart w:id="37" w:name="例2-项符号判断"/>
+    <w:p>
+      <w:pPr>
+        <w:pStyle w:val="Heading3"/>
+        <w:spacing w:before="280" w:after="120"/>
+      </w:pPr>
+      <w:r>
+        <w:rPr>
+          <w:rFonts w:hint="eastAsia" w:ascii="Times New Roman" w:hAnsi="Times New Roman" w:eastAsia="SimHei" w:cs="Times New Roman"/>
+        </w:rPr>
+        <w:t>例</w:t>
+      </w:r>
+      <w:r>
+        <w:rPr>
+          <w:rFonts w:hint="eastAsia" w:ascii="Times New Roman" w:hAnsi="Times New Roman" w:eastAsia="Times New Roman" w:cs="Times New Roman"/>
+        </w:rPr>
+        <w:t>2</w:t>
+      </w:r>
+      <w:r>
+        <w:rPr>
+          <w:rFonts w:ascii="Times New Roman" w:hAnsi="Times New Roman" w:eastAsia="Times New Roman" w:cs="Times New Roman"/>
+        </w:rPr>
+        <w:t xml:space="preserve"> </w:t>
+      </w:r>
+      <w:r>
+        <w:rPr>
+          <w:rFonts w:hint="eastAsia" w:ascii="Times New Roman" w:hAnsi="Times New Roman" w:eastAsia="Times New Roman" w:cs="Times New Roman"/>
+        </w:rPr>
+        <w:t>[</w:t>
+      </w:r>
+      <w:r>
+        <w:rPr>
+          <w:rFonts w:hint="eastAsia" w:ascii="Times New Roman" w:hAnsi="Times New Roman" w:eastAsia="SimHei" w:cs="Times New Roman"/>
+        </w:rPr>
+        <w:t>项符号判断</w:t>
+      </w:r>
+      <w:r>
+        <w:rPr>
+          <w:rFonts w:hint="eastAsia" w:ascii="Times New Roman" w:hAnsi="Times New Roman" w:eastAsia="Times New Roman" w:cs="Times New Roman"/>
+        </w:rPr>
+        <w:t>]</w:t>
+      </w:r>
+    </w:p>
+    <w:p>
+      <w:pPr>
+        <w:pStyle w:val="FirstParagraph"/>
+      </w:pPr>
+      <w:r>
+        <w:rPr>
+          <w:rFonts w:hint="eastAsia" w:ascii="Times New Roman" w:hAnsi="Times New Roman" w:eastAsia="FangSong" w:cs="Times New Roman"/>
+          <w:b/>
+          <w:bCs/>
+        </w:rPr>
+        <w:t xml:space="preserve">题目</w:t>
+      </w:r>
+      <w:r>
+        <w:rPr>
+          <w:rFonts w:hint="eastAsia" w:ascii="Times New Roman" w:hAnsi="Times New Roman" w:eastAsia="Times New Roman" w:cs="Times New Roman"/>
+        </w:rPr>
+        <w:t>：</w:t>
+      </w:r>
+      <w:r>
+        <w:rPr>
+          <w:rFonts w:hint="eastAsia" w:ascii="Times New Roman" w:hAnsi="Times New Roman" w:eastAsia="FangSong" w:cs="Times New Roman"/>
+        </w:rPr>
+        <w:t>判断</w:t>
+      </w:r>
+      <w:r>
+        <w:rPr>
+          <w:rFonts w:ascii="Times New Roman" w:hAnsi="Times New Roman" w:eastAsia="Times New Roman" w:cs="Times New Roman"/>
+        </w:rPr>
+        <w:t xml:space="preserve"> C </w:t>
+      </w:r>
+      <w:r>
+        <w:rPr>
+          <w:rFonts w:hint="eastAsia" w:ascii="Times New Roman" w:hAnsi="Times New Roman" w:eastAsia="FangSong" w:cs="Times New Roman"/>
+        </w:rPr>
+        <w:t xml:space="preserve">和</w:t>
+      </w:r>
+      <w:r>
+        <w:rPr>
+          <w:rFonts w:ascii="Times New Roman" w:hAnsi="Times New Roman" w:eastAsia="Times New Roman" w:cs="Times New Roman"/>
+        </w:rPr>
+        <w:t xml:space="preserve"> O </w:t>
+      </w:r>
+      <w:r>
+        <w:rPr>
+          <w:rFonts w:hint="eastAsia" w:ascii="Times New Roman" w:hAnsi="Times New Roman" w:eastAsia="FangSong" w:cs="Times New Roman"/>
+        </w:rPr>
+        <w:t>原子的价层基态项</w:t>
+      </w:r>
+      <w:r>
+        <w:rPr>
+          <w:rFonts w:hint="eastAsia" w:ascii="Times New Roman" w:hAnsi="Times New Roman" w:eastAsia="Times New Roman" w:cs="Times New Roman"/>
+        </w:rPr>
+        <w:t>。</w:t>
       </w:r>
     </w:p>
     <w:p>
@@ -11811,501 +12419,6 @@
         <w:numPr>
           <w:ilvl w:val="0"/>
           <w:numId w:val="1036"/>
-        </w:numPr>
-      </w:pPr>
-      <w:r>
-        <w:rPr>
-          <w:rFonts w:hint="eastAsia" w:ascii="Times New Roman" w:hAnsi="Times New Roman" w:eastAsia="FangSong" w:cs="Times New Roman"/>
-        </w:rPr>
-        <w:t>在中性原子形成过程中</w:t>
-      </w:r>
-      <w:r>
-        <w:rPr>
-          <w:rFonts w:hint="eastAsia" w:ascii="Times New Roman" w:hAnsi="Times New Roman" w:eastAsia="Times New Roman" w:cs="Times New Roman"/>
-        </w:rPr>
-        <w:t>，4s</w:t>
-      </w:r>
-      <w:r>
-        <w:rPr>
-          <w:rFonts w:ascii="Times New Roman" w:hAnsi="Times New Roman" w:eastAsia="Times New Roman" w:cs="Times New Roman"/>
-        </w:rPr>
-        <w:t xml:space="preserve"> </w:t>
-      </w:r>
-      <w:r>
-        <w:rPr>
-          <w:rFonts w:hint="eastAsia" w:ascii="Times New Roman" w:hAnsi="Times New Roman" w:eastAsia="FangSong" w:cs="Times New Roman"/>
-        </w:rPr>
-        <w:t>轨道因穿透更强</w:t>
-      </w:r>
-      <w:r>
-        <w:rPr>
-          <w:rFonts w:hint="eastAsia" w:ascii="Times New Roman" w:hAnsi="Times New Roman" w:eastAsia="Times New Roman" w:cs="Times New Roman"/>
-        </w:rPr>
-        <w:t>，</w:t>
-      </w:r>
-      <w:r>
-        <w:rPr>
-          <w:rFonts w:hint="eastAsia" w:ascii="Times New Roman" w:hAnsi="Times New Roman" w:eastAsia="FangSong" w:cs="Times New Roman"/>
-        </w:rPr>
-        <w:t>近核区概率更大</w:t>
-      </w:r>
-      <w:r>
-        <w:rPr>
-          <w:rFonts w:hint="eastAsia" w:ascii="Times New Roman" w:hAnsi="Times New Roman" w:eastAsia="Times New Roman" w:cs="Times New Roman"/>
-        </w:rPr>
-        <w:t>，</w:t>
-      </w:r>
-      <w:r>
-        <w:rPr>
-          <w:rFonts w:hint="eastAsia" w:ascii="Times New Roman" w:hAnsi="Times New Roman" w:eastAsia="FangSong" w:cs="Times New Roman"/>
-        </w:rPr>
-        <w:t>感受到更大</w:t>
-      </w:r>
-      <w:r>
-        <w:rPr>
-          <w:rFonts w:ascii="Times New Roman" w:hAnsi="Times New Roman" w:eastAsia="Times New Roman" w:cs="Times New Roman"/>
-        </w:rPr>
-        <w:t xml:space="preserve"> </w:t>
-      </w:r>
-      <m:oMath>
-        <m:sSup>
-          <m:e>
-            <m:r>
-              <m:t>Z</m:t>
-            </m:r>
-          </m:e>
-          <m:sup>
-            <m:r>
-              <m:rPr>
-                <m:sty m:val="p"/>
-              </m:rPr>
-              <m:t>*</m:t>
-            </m:r>
-          </m:sup>
-        </m:sSup>
-      </m:oMath>
-      <w:r>
-        <w:rPr>
-          <w:rFonts w:hint="eastAsia" w:ascii="Times New Roman" w:hAnsi="Times New Roman" w:eastAsia="Times New Roman" w:cs="Times New Roman"/>
-        </w:rPr>
-        <w:t>，</w:t>
-      </w:r>
-      <w:r>
-        <w:rPr>
-          <w:rFonts w:hint="eastAsia" w:ascii="Times New Roman" w:hAnsi="Times New Roman" w:eastAsia="FangSong" w:cs="Times New Roman"/>
-        </w:rPr>
-        <w:t>初始能量略低于</w:t>
-      </w:r>
-      <w:r>
-        <w:rPr>
-          <w:rFonts w:ascii="Times New Roman" w:hAnsi="Times New Roman" w:eastAsia="Times New Roman" w:cs="Times New Roman"/>
-        </w:rPr>
-        <w:t xml:space="preserve"> 3d。</w:t>
-      </w:r>
-    </w:p>
-    <w:p>
-      <w:pPr>
-        <w:pStyle w:val="Compact"/>
-        <w:numPr>
-          <w:ilvl w:val="0"/>
-          <w:numId w:val="1036"/>
-        </w:numPr>
-      </w:pPr>
-      <w:r>
-        <w:rPr>
-          <w:rFonts w:hint="eastAsia" w:ascii="Times New Roman" w:hAnsi="Times New Roman" w:eastAsia="FangSong" w:cs="Times New Roman"/>
-        </w:rPr>
-        <w:t xml:space="preserve">随着</w:t>
-      </w:r>
-      <w:r>
-        <w:rPr>
-          <w:rFonts w:ascii="Times New Roman" w:hAnsi="Times New Roman" w:eastAsia="Times New Roman" w:cs="Times New Roman"/>
-        </w:rPr>
-        <w:t xml:space="preserve"> 3d </w:t>
-      </w:r>
-      <w:r>
-        <w:rPr>
-          <w:rFonts w:hint="eastAsia" w:ascii="Times New Roman" w:hAnsi="Times New Roman" w:eastAsia="FangSong" w:cs="Times New Roman"/>
-        </w:rPr>
-        <w:t>逐步填入</w:t>
-      </w:r>
-      <w:r>
-        <w:rPr>
-          <w:rFonts w:hint="eastAsia" w:ascii="Times New Roman" w:hAnsi="Times New Roman" w:eastAsia="Times New Roman" w:cs="Times New Roman"/>
-        </w:rPr>
-        <w:t>，3d-3d</w:t>
-      </w:r>
-      <w:r>
-        <w:rPr>
-          <w:rFonts w:ascii="Times New Roman" w:hAnsi="Times New Roman" w:eastAsia="Times New Roman" w:cs="Times New Roman"/>
-        </w:rPr>
-        <w:t xml:space="preserve"> </w:t>
-      </w:r>
-      <w:r>
-        <w:rPr>
-          <w:rFonts w:hint="eastAsia" w:ascii="Times New Roman" w:hAnsi="Times New Roman" w:eastAsia="FangSong" w:cs="Times New Roman"/>
-        </w:rPr>
-        <w:t>排斥增强</w:t>
-      </w:r>
-      <w:r>
-        <w:rPr>
-          <w:rFonts w:hint="eastAsia" w:ascii="Times New Roman" w:hAnsi="Times New Roman" w:eastAsia="Times New Roman" w:cs="Times New Roman"/>
-        </w:rPr>
-        <w:t>，</w:t>
-      </w:r>
-      <w:r>
-        <w:rPr>
-          <w:rFonts w:hint="eastAsia" w:ascii="Times New Roman" w:hAnsi="Times New Roman" w:eastAsia="FangSong" w:cs="Times New Roman"/>
-        </w:rPr>
-        <w:t>而已占据的</w:t>
-      </w:r>
-      <w:r>
-        <w:rPr>
-          <w:rFonts w:ascii="Times New Roman" w:hAnsi="Times New Roman" w:eastAsia="Times New Roman" w:cs="Times New Roman"/>
-        </w:rPr>
-        <w:t xml:space="preserve"> 3d </w:t>
-      </w:r>
-      <w:r>
-        <w:rPr>
-          <w:rFonts w:hint="eastAsia" w:ascii="Times New Roman" w:hAnsi="Times New Roman" w:eastAsia="FangSong" w:cs="Times New Roman"/>
-        </w:rPr>
-        <w:t xml:space="preserve">对</w:t>
-      </w:r>
-      <w:r>
-        <w:rPr>
-          <w:rFonts w:ascii="Times New Roman" w:hAnsi="Times New Roman" w:eastAsia="Times New Roman" w:cs="Times New Roman"/>
-        </w:rPr>
-        <w:t xml:space="preserve"> 4s </w:t>
-      </w:r>
-      <w:r>
-        <w:rPr>
-          <w:rFonts w:hint="eastAsia" w:ascii="Times New Roman" w:hAnsi="Times New Roman" w:eastAsia="FangSong" w:cs="Times New Roman"/>
-        </w:rPr>
-        <w:t>的屏蔽又较差</w:t>
-      </w:r>
-      <w:r>
-        <w:rPr>
-          <w:rFonts w:hint="eastAsia" w:ascii="Times New Roman" w:hAnsi="Times New Roman" w:eastAsia="Times New Roman" w:cs="Times New Roman"/>
-        </w:rPr>
-        <w:t>，</w:t>
-      </w:r>
-      <w:r>
-        <w:rPr>
-          <w:rFonts w:hint="eastAsia" w:ascii="Times New Roman" w:hAnsi="Times New Roman" w:eastAsia="FangSong" w:cs="Times New Roman"/>
-        </w:rPr>
-        <w:t>导致</w:t>
-      </w:r>
-      <w:r>
-        <w:rPr>
-          <w:rFonts w:ascii="Times New Roman" w:hAnsi="Times New Roman" w:eastAsia="Times New Roman" w:cs="Times New Roman"/>
-        </w:rPr>
-        <w:t xml:space="preserve"> 4s </w:t>
-      </w:r>
-      <w:r>
-        <w:rPr>
-          <w:rFonts w:hint="eastAsia" w:ascii="Times New Roman" w:hAnsi="Times New Roman" w:eastAsia="FangSong" w:cs="Times New Roman"/>
-        </w:rPr>
-        <w:t>相对能量上升</w:t>
-      </w:r>
-      <w:r>
-        <w:rPr>
-          <w:rFonts w:hint="eastAsia" w:ascii="Times New Roman" w:hAnsi="Times New Roman" w:eastAsia="Times New Roman" w:cs="Times New Roman"/>
-        </w:rPr>
-        <w:t>。</w:t>
-      </w:r>
-    </w:p>
-    <w:p>
-      <w:pPr>
-        <w:pStyle w:val="Compact"/>
-        <w:numPr>
-          <w:ilvl w:val="0"/>
-          <w:numId w:val="1036"/>
-        </w:numPr>
-      </w:pPr>
-      <w:r>
-        <w:rPr>
-          <w:rFonts w:hint="eastAsia" w:ascii="Times New Roman" w:hAnsi="Times New Roman" w:eastAsia="FangSong" w:cs="Times New Roman"/>
-        </w:rPr>
-        <w:t>当真正电离时</w:t>
-      </w:r>
-      <w:r>
-        <w:rPr>
-          <w:rFonts w:hint="eastAsia" w:ascii="Times New Roman" w:hAnsi="Times New Roman" w:eastAsia="Times New Roman" w:cs="Times New Roman"/>
-        </w:rPr>
-        <w:t>，4s</w:t>
-      </w:r>
-      <w:r>
-        <w:rPr>
-          <w:rFonts w:ascii="Times New Roman" w:hAnsi="Times New Roman" w:eastAsia="Times New Roman" w:cs="Times New Roman"/>
-        </w:rPr>
-        <w:t xml:space="preserve"> </w:t>
-      </w:r>
-      <w:r>
-        <w:rPr>
-          <w:rFonts w:hint="eastAsia" w:ascii="Times New Roman" w:hAnsi="Times New Roman" w:eastAsia="FangSong" w:cs="Times New Roman"/>
-        </w:rPr>
-        <w:t>电子平均离核更远</w:t>
-      </w:r>
-      <w:r>
-        <w:rPr>
-          <w:rFonts w:hint="eastAsia" w:ascii="Times New Roman" w:hAnsi="Times New Roman" w:eastAsia="Times New Roman" w:cs="Times New Roman"/>
-        </w:rPr>
-        <w:t>、</w:t>
-      </w:r>
-      <w:r>
-        <w:rPr>
-          <w:rFonts w:hint="eastAsia" w:ascii="Times New Roman" w:hAnsi="Times New Roman" w:eastAsia="FangSong" w:cs="Times New Roman"/>
-        </w:rPr>
-        <w:t>束缚更弱</w:t>
-      </w:r>
-      <w:r>
-        <w:rPr>
-          <w:rFonts w:hint="eastAsia" w:ascii="Times New Roman" w:hAnsi="Times New Roman" w:eastAsia="Times New Roman" w:cs="Times New Roman"/>
-        </w:rPr>
-        <w:t>，</w:t>
-      </w:r>
-      <w:r>
-        <w:rPr>
-          <w:rFonts w:hint="eastAsia" w:ascii="Times New Roman" w:hAnsi="Times New Roman" w:eastAsia="FangSong" w:cs="Times New Roman"/>
-        </w:rPr>
-        <w:t>因此优先失去</w:t>
-      </w:r>
-      <w:r>
-        <w:rPr>
-          <w:rFonts w:hint="eastAsia" w:ascii="Times New Roman" w:hAnsi="Times New Roman" w:eastAsia="Times New Roman" w:cs="Times New Roman"/>
-        </w:rPr>
-        <w:t>。</w:t>
-      </w:r>
-    </w:p>
-    <w:p>
-      <w:pPr>
-        <w:pStyle w:val="FirstParagraph"/>
-      </w:pPr>
-      <w:r>
-        <w:rPr>
-          <w:rFonts w:hint="eastAsia" w:ascii="Times New Roman" w:hAnsi="Times New Roman" w:eastAsia="FangSong" w:cs="Times New Roman"/>
-          <w:b/>
-          <w:bCs/>
-        </w:rPr>
-        <w:t xml:space="preserve">结论</w:t>
-      </w:r>
-      <w:r>
-        <w:rPr>
-          <w:rFonts w:hint="eastAsia" w:ascii="Times New Roman" w:hAnsi="Times New Roman" w:eastAsia="Times New Roman" w:cs="Times New Roman"/>
-        </w:rPr>
-        <w:t xml:space="preserve">：</w:t>
-      </w:r>
-      <w:r>
-        <w:rPr>
-          <w:rFonts w:ascii="Times New Roman" w:hAnsi="Times New Roman" w:eastAsia="Times New Roman" w:cs="Times New Roman"/>
-        </w:rPr>
-        <w:br/>
-      </w:r>
-      <w:r>
-        <w:rPr>
-          <w:rFonts w:hint="eastAsia" w:ascii="Times New Roman" w:hAnsi="Times New Roman" w:eastAsia="Times New Roman" w:cs="Times New Roman"/>
-        </w:rPr>
-        <w:t>“</w:t>
-      </w:r>
-      <w:r>
-        <w:rPr>
-          <w:rFonts w:hint="eastAsia" w:ascii="Times New Roman" w:hAnsi="Times New Roman" w:eastAsia="FangSong" w:cs="Times New Roman"/>
-        </w:rPr>
-        <w:t>先填</w:t>
-      </w:r>
-      <w:r>
-        <w:rPr>
-          <w:rFonts w:ascii="Times New Roman" w:hAnsi="Times New Roman" w:eastAsia="Times New Roman" w:cs="Times New Roman"/>
-        </w:rPr>
-        <w:t xml:space="preserve"> </w:t>
-      </w:r>
-      <w:r>
-        <w:rPr>
-          <w:rFonts w:hint="eastAsia" w:ascii="Times New Roman" w:hAnsi="Times New Roman" w:eastAsia="Times New Roman" w:cs="Times New Roman"/>
-        </w:rPr>
-        <w:t>4s、</w:t>
-      </w:r>
-      <w:r>
-        <w:rPr>
-          <w:rFonts w:hint="eastAsia" w:ascii="Times New Roman" w:hAnsi="Times New Roman" w:eastAsia="FangSong" w:cs="Times New Roman"/>
-        </w:rPr>
-        <w:t>先失</w:t>
-      </w:r>
-      <w:r>
-        <w:rPr>
-          <w:rFonts w:ascii="Times New Roman" w:hAnsi="Times New Roman" w:eastAsia="Times New Roman" w:cs="Times New Roman"/>
-        </w:rPr>
-        <w:t xml:space="preserve"> </w:t>
-      </w:r>
-      <w:r>
-        <w:rPr>
-          <w:rFonts w:hint="eastAsia" w:ascii="Times New Roman" w:hAnsi="Times New Roman" w:eastAsia="Times New Roman" w:cs="Times New Roman"/>
-        </w:rPr>
-        <w:t>4s”</w:t>
-      </w:r>
-      <w:r>
-        <w:rPr>
-          <w:rFonts w:hint="eastAsia" w:ascii="Times New Roman" w:hAnsi="Times New Roman" w:eastAsia="FangSong" w:cs="Times New Roman"/>
-        </w:rPr>
-        <w:t>不是矛盾</w:t>
-      </w:r>
-      <w:r>
-        <w:rPr>
-          <w:rFonts w:hint="eastAsia" w:ascii="Times New Roman" w:hAnsi="Times New Roman" w:eastAsia="Times New Roman" w:cs="Times New Roman"/>
-        </w:rPr>
-        <w:t>，</w:t>
-      </w:r>
-      <w:r>
-        <w:rPr>
-          <w:rFonts w:hint="eastAsia" w:ascii="Times New Roman" w:hAnsi="Times New Roman" w:eastAsia="FangSong" w:cs="Times New Roman"/>
-        </w:rPr>
-        <w:t>而是</w:t>
-      </w:r>
-      <w:r>
-        <w:rPr>
-          <w:rFonts w:hint="eastAsia" w:ascii="Times New Roman" w:hAnsi="Times New Roman" w:eastAsia="FangSong" w:cs="Times New Roman"/>
-          <w:b/>
-          <w:bCs/>
-        </w:rPr>
-        <w:t xml:space="preserve">轨道能级随占据情况变化</w:t>
-      </w:r>
-      <w:r>
-        <w:rPr>
-          <w:rFonts w:hint="eastAsia" w:ascii="Times New Roman" w:hAnsi="Times New Roman" w:eastAsia="FangSong" w:cs="Times New Roman"/>
-        </w:rPr>
-        <w:t>的结果</w:t>
-      </w:r>
-      <w:r>
-        <w:rPr>
-          <w:rFonts w:hint="eastAsia" w:ascii="Times New Roman" w:hAnsi="Times New Roman" w:eastAsia="Times New Roman" w:cs="Times New Roman"/>
-        </w:rPr>
-        <w:t>。</w:t>
-      </w:r>
-    </w:p>
-    <w:bookmarkEnd w:id="36"/>
-    <w:bookmarkStart w:id="37" w:name="例2-项符号判断"/>
-    <w:p>
-      <w:pPr>
-        <w:pStyle w:val="Heading3"/>
-        <w:spacing w:before="280" w:after="120"/>
-      </w:pPr>
-      <w:r>
-        <w:rPr>
-          <w:rFonts w:hint="eastAsia" w:ascii="Times New Roman" w:hAnsi="Times New Roman" w:eastAsia="SimHei" w:cs="Times New Roman"/>
-        </w:rPr>
-        <w:t>例</w:t>
-      </w:r>
-      <w:r>
-        <w:rPr>
-          <w:rFonts w:hint="eastAsia" w:ascii="Times New Roman" w:hAnsi="Times New Roman" w:eastAsia="Times New Roman" w:cs="Times New Roman"/>
-        </w:rPr>
-        <w:t>2</w:t>
-      </w:r>
-      <w:r>
-        <w:rPr>
-          <w:rFonts w:ascii="Times New Roman" w:hAnsi="Times New Roman" w:eastAsia="Times New Roman" w:cs="Times New Roman"/>
-        </w:rPr>
-        <w:t xml:space="preserve"> </w:t>
-      </w:r>
-      <w:r>
-        <w:rPr>
-          <w:rFonts w:hint="eastAsia" w:ascii="Times New Roman" w:hAnsi="Times New Roman" w:eastAsia="Times New Roman" w:cs="Times New Roman"/>
-        </w:rPr>
-        <w:t>[</w:t>
-      </w:r>
-      <w:r>
-        <w:rPr>
-          <w:rFonts w:hint="eastAsia" w:ascii="Times New Roman" w:hAnsi="Times New Roman" w:eastAsia="SimHei" w:cs="Times New Roman"/>
-        </w:rPr>
-        <w:t>项符号判断</w:t>
-      </w:r>
-      <w:r>
-        <w:rPr>
-          <w:rFonts w:hint="eastAsia" w:ascii="Times New Roman" w:hAnsi="Times New Roman" w:eastAsia="Times New Roman" w:cs="Times New Roman"/>
-        </w:rPr>
-        <w:t>]</w:t>
-      </w:r>
-    </w:p>
-    <w:p>
-      <w:pPr>
-        <w:pStyle w:val="FirstParagraph"/>
-      </w:pPr>
-      <w:r>
-        <w:rPr>
-          <w:rFonts w:hint="eastAsia" w:ascii="Times New Roman" w:hAnsi="Times New Roman" w:eastAsia="FangSong" w:cs="Times New Roman"/>
-          <w:b/>
-          <w:bCs/>
-        </w:rPr>
-        <w:t xml:space="preserve">题目</w:t>
-      </w:r>
-      <w:r>
-        <w:rPr>
-          <w:rFonts w:hint="eastAsia" w:ascii="Times New Roman" w:hAnsi="Times New Roman" w:eastAsia="Times New Roman" w:cs="Times New Roman"/>
-        </w:rPr>
-        <w:t>：</w:t>
-      </w:r>
-      <w:r>
-        <w:rPr>
-          <w:rFonts w:hint="eastAsia" w:ascii="Times New Roman" w:hAnsi="Times New Roman" w:eastAsia="FangSong" w:cs="Times New Roman"/>
-        </w:rPr>
-        <w:t>判断</w:t>
-      </w:r>
-      <w:r>
-        <w:rPr>
-          <w:rFonts w:ascii="Times New Roman" w:hAnsi="Times New Roman" w:eastAsia="Times New Roman" w:cs="Times New Roman"/>
-        </w:rPr>
-        <w:t xml:space="preserve"> C </w:t>
-      </w:r>
-      <w:r>
-        <w:rPr>
-          <w:rFonts w:hint="eastAsia" w:ascii="Times New Roman" w:hAnsi="Times New Roman" w:eastAsia="FangSong" w:cs="Times New Roman"/>
-        </w:rPr>
-        <w:t xml:space="preserve">和</w:t>
-      </w:r>
-      <w:r>
-        <w:rPr>
-          <w:rFonts w:ascii="Times New Roman" w:hAnsi="Times New Roman" w:eastAsia="Times New Roman" w:cs="Times New Roman"/>
-        </w:rPr>
-        <w:t xml:space="preserve"> O </w:t>
-      </w:r>
-      <w:r>
-        <w:rPr>
-          <w:rFonts w:hint="eastAsia" w:ascii="Times New Roman" w:hAnsi="Times New Roman" w:eastAsia="FangSong" w:cs="Times New Roman"/>
-        </w:rPr>
-        <w:t>原子的价层基态项</w:t>
-      </w:r>
-      <w:r>
-        <w:rPr>
-          <w:rFonts w:hint="eastAsia" w:ascii="Times New Roman" w:hAnsi="Times New Roman" w:eastAsia="Times New Roman" w:cs="Times New Roman"/>
-        </w:rPr>
-        <w:t>。</w:t>
-      </w:r>
-    </w:p>
-    <w:p>
-      <w:pPr>
-        <w:pStyle w:val="BodyText"/>
-      </w:pPr>
-      <w:r>
-        <w:rPr>
-          <w:rFonts w:hint="eastAsia" w:ascii="Times New Roman" w:hAnsi="Times New Roman" w:eastAsia="FangSong" w:cs="Times New Roman"/>
-          <w:b/>
-          <w:bCs/>
-        </w:rPr>
-        <w:t xml:space="preserve">解析</w:t>
-      </w:r>
-      <w:r>
-        <w:rPr>
-          <w:rFonts w:hint="eastAsia" w:ascii="Times New Roman" w:hAnsi="Times New Roman" w:eastAsia="Times New Roman" w:cs="Times New Roman"/>
-        </w:rPr>
-        <w:t xml:space="preserve">：</w:t>
-      </w:r>
-    </w:p>
-    <w:p>
-      <w:pPr>
-        <w:pStyle w:val="Compact"/>
-        <w:numPr>
-          <w:ilvl w:val="0"/>
-          <w:numId w:val="1037"/>
         </w:numPr>
       </w:pPr>
       <w:r>
@@ -12349,7 +12462,7 @@
         <w:pStyle w:val="Compact"/>
         <w:numPr>
           <w:ilvl w:val="1"/>
-          <w:numId w:val="1038"/>
+          <w:numId w:val="1037"/>
         </w:numPr>
       </w:pPr>
       <w:r>
@@ -12387,7 +12500,7 @@
         <w:pStyle w:val="Compact"/>
         <w:numPr>
           <w:ilvl w:val="1"/>
-          <w:numId w:val="1038"/>
+          <w:numId w:val="1037"/>
         </w:numPr>
       </w:pPr>
       <w:r>
@@ -12436,7 +12549,7 @@
         <w:pStyle w:val="Compact"/>
         <w:numPr>
           <w:ilvl w:val="1"/>
-          <w:numId w:val="1038"/>
+          <w:numId w:val="1037"/>
         </w:numPr>
       </w:pPr>
       <w:r>
@@ -12474,7 +12587,7 @@
         <w:pStyle w:val="Compact"/>
         <w:numPr>
           <w:ilvl w:val="1"/>
-          <w:numId w:val="1038"/>
+          <w:numId w:val="1037"/>
         </w:numPr>
       </w:pPr>
       <w:r>
@@ -12521,7 +12634,7 @@
         <w:pStyle w:val="Compact"/>
         <w:numPr>
           <w:ilvl w:val="0"/>
-          <w:numId w:val="1037"/>
+          <w:numId w:val="1036"/>
         </w:numPr>
       </w:pPr>
       <w:r>
@@ -12565,7 +12678,7 @@
         <w:pStyle w:val="Compact"/>
         <w:numPr>
           <w:ilvl w:val="1"/>
-          <w:numId w:val="1039"/>
+          <w:numId w:val="1038"/>
         </w:numPr>
       </w:pPr>
       <w:r>
@@ -12603,7 +12716,7 @@
         <w:pStyle w:val="Compact"/>
         <w:numPr>
           <w:ilvl w:val="1"/>
-          <w:numId w:val="1039"/>
+          <w:numId w:val="1038"/>
         </w:numPr>
       </w:pPr>
       <w:r>
@@ -12641,7 +12754,7 @@
         <w:pStyle w:val="Compact"/>
         <w:numPr>
           <w:ilvl w:val="1"/>
-          <w:numId w:val="1039"/>
+          <w:numId w:val="1038"/>
         </w:numPr>
       </w:pPr>
       <w:r>
@@ -12958,7 +13071,7 @@
         <w:pStyle w:val="Compact"/>
         <w:numPr>
           <w:ilvl w:val="0"/>
-          <w:numId w:val="1040"/>
+          <w:numId w:val="1039"/>
         </w:numPr>
       </w:pPr>
       <w:r>
@@ -13039,6 +13152,373 @@
           <w:rFonts w:hint="eastAsia" w:ascii="Times New Roman" w:hAnsi="Times New Roman" w:eastAsia="Times New Roman" w:cs="Times New Roman"/>
         </w:rPr>
         <w:t>。</w:t>
+      </w:r>
+    </w:p>
+    <w:p>
+      <w:pPr>
+        <w:pStyle w:val="Compact"/>
+        <w:numPr>
+          <w:ilvl w:val="0"/>
+          <w:numId w:val="1039"/>
+        </w:numPr>
+      </w:pPr>
+      <w:r>
+        <w:rPr>
+          <w:rFonts w:ascii="Times New Roman" w:hAnsi="Times New Roman" w:eastAsia="Times New Roman" w:cs="Times New Roman"/>
+        </w:rPr>
+        <w:t xml:space="preserve">Tl </w:t>
+      </w:r>
+      <w:r>
+        <w:rPr>
+          <w:rFonts w:hint="eastAsia" w:ascii="Times New Roman" w:hAnsi="Times New Roman" w:eastAsia="FangSong" w:cs="Times New Roman"/>
+        </w:rPr>
+        <w:t xml:space="preserve">的</w:t>
+      </w:r>
+      <w:r>
+        <w:rPr>
+          <w:rFonts w:ascii="Times New Roman" w:hAnsi="Times New Roman" w:eastAsia="Times New Roman" w:cs="Times New Roman"/>
+        </w:rPr>
+        <w:t xml:space="preserve"> 6s</w:t>
+      </w:r>
+      <w:r>
+        <w:rPr>
+          <w:rFonts w:ascii="Times New Roman" w:hAnsi="Times New Roman" w:eastAsia="Times New Roman" w:cs="Times New Roman"/>
+          <w:vertAlign w:val="superscript"/>
+        </w:rPr>
+        <w:t>2</w:t>
+      </w:r>
+      <w:r>
+        <w:rPr>
+          <w:rFonts w:ascii="Times New Roman" w:hAnsi="Times New Roman" w:eastAsia="Times New Roman" w:cs="Times New Roman"/>
+        </w:rPr>
+        <w:t xml:space="preserve"> </w:t>
+      </w:r>
+      <w:r>
+        <w:rPr>
+          <w:rFonts w:hint="eastAsia" w:ascii="Times New Roman" w:hAnsi="Times New Roman" w:eastAsia="FangSong" w:cs="Times New Roman"/>
+        </w:rPr>
+        <w:t>电子明显相对论收缩</w:t>
+      </w:r>
+      <w:r>
+        <w:rPr>
+          <w:rFonts w:hint="eastAsia" w:ascii="Times New Roman" w:hAnsi="Times New Roman" w:eastAsia="Times New Roman" w:cs="Times New Roman"/>
+        </w:rPr>
+        <w:t>，</w:t>
+      </w:r>
+      <w:r>
+        <w:rPr>
+          <w:rFonts w:hint="eastAsia" w:ascii="Times New Roman" w:hAnsi="Times New Roman" w:eastAsia="FangSong" w:cs="Times New Roman"/>
+        </w:rPr>
+        <w:t>能量更低</w:t>
+      </w:r>
+      <w:r>
+        <w:rPr>
+          <w:rFonts w:hint="eastAsia" w:ascii="Times New Roman" w:hAnsi="Times New Roman" w:eastAsia="Times New Roman" w:cs="Times New Roman"/>
+        </w:rPr>
+        <w:t>，</w:t>
+      </w:r>
+      <w:r>
+        <w:rPr>
+          <w:rFonts w:hint="eastAsia" w:ascii="Times New Roman" w:hAnsi="Times New Roman" w:eastAsia="FangSong" w:cs="Times New Roman"/>
+        </w:rPr>
+        <w:t>不愿参与成键</w:t>
+      </w:r>
+      <w:r>
+        <w:rPr>
+          <w:rFonts w:hint="eastAsia" w:ascii="Times New Roman" w:hAnsi="Times New Roman" w:eastAsia="Times New Roman" w:cs="Times New Roman"/>
+        </w:rPr>
+        <w:t>。</w:t>
+      </w:r>
+    </w:p>
+    <w:p>
+      <w:pPr>
+        <w:pStyle w:val="Compact"/>
+        <w:numPr>
+          <w:ilvl w:val="0"/>
+          <w:numId w:val="1039"/>
+        </w:numPr>
+      </w:pPr>
+      <w:r>
+        <w:rPr>
+          <w:rFonts w:hint="eastAsia" w:ascii="Times New Roman" w:hAnsi="Times New Roman" w:eastAsia="FangSong" w:cs="Times New Roman"/>
+        </w:rPr>
+        <w:t xml:space="preserve">于是</w:t>
+      </w:r>
+      <w:r>
+        <w:rPr>
+          <w:rFonts w:ascii="Times New Roman" w:hAnsi="Times New Roman" w:eastAsia="Times New Roman" w:cs="Times New Roman"/>
+        </w:rPr>
+        <w:t xml:space="preserve"> Tl </w:t>
+      </w:r>
+      <w:r>
+        <w:rPr>
+          <w:rFonts w:hint="eastAsia" w:ascii="Times New Roman" w:hAnsi="Times New Roman" w:eastAsia="FangSong" w:cs="Times New Roman"/>
+        </w:rPr>
+        <w:t xml:space="preserve">更容易只失去</w:t>
+      </w:r>
+      <w:r>
+        <w:rPr>
+          <w:rFonts w:ascii="Times New Roman" w:hAnsi="Times New Roman" w:eastAsia="Times New Roman" w:cs="Times New Roman"/>
+        </w:rPr>
+        <w:t xml:space="preserve"> 6p </w:t>
+      </w:r>
+      <w:r>
+        <w:rPr>
+          <w:rFonts w:hint="eastAsia" w:ascii="Times New Roman" w:hAnsi="Times New Roman" w:eastAsia="FangSong" w:cs="Times New Roman"/>
+        </w:rPr>
+        <w:t>电子</w:t>
+      </w:r>
+      <w:r>
+        <w:rPr>
+          <w:rFonts w:hint="eastAsia" w:ascii="Times New Roman" w:hAnsi="Times New Roman" w:eastAsia="Times New Roman" w:cs="Times New Roman"/>
+        </w:rPr>
+        <w:t>，</w:t>
+      </w:r>
+      <w:r>
+        <w:rPr>
+          <w:rFonts w:hint="eastAsia" w:ascii="Times New Roman" w:hAnsi="Times New Roman" w:eastAsia="FangSong" w:cs="Times New Roman"/>
+        </w:rPr>
+        <w:t>保留</w:t>
+      </w:r>
+      <w:r>
+        <w:rPr>
+          <w:rFonts w:ascii="Times New Roman" w:hAnsi="Times New Roman" w:eastAsia="Times New Roman" w:cs="Times New Roman"/>
+        </w:rPr>
+        <w:t xml:space="preserve"> </w:t>
+      </w:r>
+      <w:r>
+        <w:rPr>
+          <w:rFonts w:hint="eastAsia" w:ascii="Times New Roman" w:hAnsi="Times New Roman" w:eastAsia="Times New Roman" w:cs="Times New Roman"/>
+        </w:rPr>
+        <w:t>6s</w:t>
+      </w:r>
+      <w:r>
+        <w:rPr>
+          <w:rFonts w:hint="eastAsia" w:ascii="Times New Roman" w:hAnsi="Times New Roman" w:eastAsia="Times New Roman" w:cs="Times New Roman"/>
+          <w:vertAlign w:val="superscript"/>
+        </w:rPr>
+        <w:t>2</w:t>
+      </w:r>
+      <w:r>
+        <w:rPr>
+          <w:rFonts w:hint="eastAsia" w:ascii="Times New Roman" w:hAnsi="Times New Roman" w:eastAsia="Times New Roman" w:cs="Times New Roman"/>
+        </w:rPr>
+        <w:t>，</w:t>
+      </w:r>
+      <w:r>
+        <w:rPr>
+          <w:rFonts w:hint="eastAsia" w:ascii="Times New Roman" w:hAnsi="Times New Roman" w:eastAsia="FangSong" w:cs="Times New Roman"/>
+        </w:rPr>
+        <w:t>形成</w:t>
+      </w:r>
+      <w:r>
+        <w:rPr>
+          <w:rFonts w:ascii="Times New Roman" w:hAnsi="Times New Roman" w:eastAsia="Times New Roman" w:cs="Times New Roman"/>
+        </w:rPr>
+        <w:t xml:space="preserve"> +1。</w:t>
+      </w:r>
+    </w:p>
+    <w:p>
+      <w:pPr>
+        <w:pStyle w:val="FirstParagraph"/>
+      </w:pPr>
+      <w:r>
+        <w:rPr>
+          <w:rFonts w:hint="eastAsia" w:ascii="Times New Roman" w:hAnsi="Times New Roman" w:eastAsia="FangSong" w:cs="Times New Roman"/>
+          <w:b/>
+          <w:bCs/>
+        </w:rPr>
+        <w:t xml:space="preserve">结论</w:t>
+      </w:r>
+      <w:r>
+        <w:rPr>
+          <w:rFonts w:hint="eastAsia" w:ascii="Times New Roman" w:hAnsi="Times New Roman" w:eastAsia="Times New Roman" w:cs="Times New Roman"/>
+        </w:rPr>
+        <w:t xml:space="preserve">：</w:t>
+      </w:r>
+      <w:r>
+        <w:rPr>
+          <w:rFonts w:ascii="Times New Roman" w:hAnsi="Times New Roman" w:eastAsia="Times New Roman" w:cs="Times New Roman"/>
+        </w:rPr>
+        <w:br/>
+      </w:r>
+      <w:r>
+        <w:rPr>
+          <w:rFonts w:ascii="Times New Roman" w:hAnsi="Times New Roman" w:eastAsia="Times New Roman" w:cs="Times New Roman"/>
+        </w:rPr>
+        <w:t xml:space="preserve">Tl </w:t>
+      </w:r>
+      <w:r>
+        <w:rPr>
+          <w:rFonts w:hint="eastAsia" w:ascii="Times New Roman" w:hAnsi="Times New Roman" w:eastAsia="FangSong" w:cs="Times New Roman"/>
+        </w:rPr>
+        <w:t>的低氧化态稳定</w:t>
+      </w:r>
+      <w:r>
+        <w:rPr>
+          <w:rFonts w:hint="eastAsia" w:ascii="Times New Roman" w:hAnsi="Times New Roman" w:eastAsia="Times New Roman" w:cs="Times New Roman"/>
+        </w:rPr>
+        <w:t>，</w:t>
+      </w:r>
+      <w:r>
+        <w:rPr>
+          <w:rFonts w:hint="eastAsia" w:ascii="Times New Roman" w:hAnsi="Times New Roman" w:eastAsia="FangSong" w:cs="Times New Roman"/>
+        </w:rPr>
+        <w:t>不是</w:t>
+      </w:r>
+      <w:r>
+        <w:rPr>
+          <w:rFonts w:hint="eastAsia" w:ascii="Times New Roman" w:hAnsi="Times New Roman" w:eastAsia="Times New Roman" w:cs="Times New Roman"/>
+        </w:rPr>
+        <w:t>“</w:t>
+      </w:r>
+      <w:r>
+        <w:rPr>
+          <w:rFonts w:hint="eastAsia" w:ascii="Times New Roman" w:hAnsi="Times New Roman" w:eastAsia="FangSong" w:cs="Times New Roman"/>
+        </w:rPr>
+        <w:t>偶然</w:t>
+      </w:r>
+      <w:r>
+        <w:rPr>
+          <w:rFonts w:hint="eastAsia" w:ascii="Times New Roman" w:hAnsi="Times New Roman" w:eastAsia="Times New Roman" w:cs="Times New Roman"/>
+        </w:rPr>
+        <w:t>”，</w:t>
+      </w:r>
+      <w:r>
+        <w:rPr>
+          <w:rFonts w:hint="eastAsia" w:ascii="Times New Roman" w:hAnsi="Times New Roman" w:eastAsia="FangSong" w:cs="Times New Roman"/>
+        </w:rPr>
+        <w:t>而是惰性电子对效应的直接表现</w:t>
+      </w:r>
+      <w:r>
+        <w:rPr>
+          <w:rFonts w:hint="eastAsia" w:ascii="Times New Roman" w:hAnsi="Times New Roman" w:eastAsia="Times New Roman" w:cs="Times New Roman"/>
+        </w:rPr>
+        <w:t>。</w:t>
+      </w:r>
+    </w:p>
+    <w:bookmarkEnd w:id="38"/>
+    <w:bookmarkStart w:id="39" w:name="例4-au-的颜色"/>
+    <w:p>
+      <w:pPr>
+        <w:pStyle w:val="Heading3"/>
+        <w:spacing w:before="280" w:after="120"/>
+      </w:pPr>
+      <w:r>
+        <w:rPr>
+          <w:rFonts w:hint="eastAsia" w:ascii="Times New Roman" w:hAnsi="Times New Roman" w:eastAsia="SimHei" w:cs="Times New Roman"/>
+        </w:rPr>
+        <w:t>例</w:t>
+      </w:r>
+      <w:r>
+        <w:rPr>
+          <w:rFonts w:hint="eastAsia" w:ascii="Times New Roman" w:hAnsi="Times New Roman" w:eastAsia="Times New Roman" w:cs="Times New Roman"/>
+        </w:rPr>
+        <w:t>4</w:t>
+      </w:r>
+      <w:r>
+        <w:rPr>
+          <w:rFonts w:ascii="Times New Roman" w:hAnsi="Times New Roman" w:eastAsia="Times New Roman" w:cs="Times New Roman"/>
+        </w:rPr>
+        <w:t xml:space="preserve"> [Au </w:t>
+      </w:r>
+      <w:r>
+        <w:rPr>
+          <w:rFonts w:hint="eastAsia" w:ascii="Times New Roman" w:hAnsi="Times New Roman" w:eastAsia="SimHei" w:cs="Times New Roman"/>
+        </w:rPr>
+        <w:t>的颜色</w:t>
+      </w:r>
+      <w:r>
+        <w:rPr>
+          <w:rFonts w:hint="eastAsia" w:ascii="Times New Roman" w:hAnsi="Times New Roman" w:eastAsia="Times New Roman" w:cs="Times New Roman"/>
+        </w:rPr>
+        <w:t>]</w:t>
+      </w:r>
+    </w:p>
+    <w:p>
+      <w:pPr>
+        <w:pStyle w:val="FirstParagraph"/>
+      </w:pPr>
+      <w:r>
+        <w:rPr>
+          <w:rFonts w:hint="eastAsia" w:ascii="Times New Roman" w:hAnsi="Times New Roman" w:eastAsia="FangSong" w:cs="Times New Roman"/>
+          <w:b/>
+          <w:bCs/>
+        </w:rPr>
+        <w:t xml:space="preserve">题目</w:t>
+      </w:r>
+      <w:r>
+        <w:rPr>
+          <w:rFonts w:hint="eastAsia" w:ascii="Times New Roman" w:hAnsi="Times New Roman" w:eastAsia="Times New Roman" w:cs="Times New Roman"/>
+        </w:rPr>
+        <w:t>：</w:t>
+      </w:r>
+      <w:r>
+        <w:rPr>
+          <w:rFonts w:hint="eastAsia" w:ascii="Times New Roman" w:hAnsi="Times New Roman" w:eastAsia="FangSong" w:cs="Times New Roman"/>
+        </w:rPr>
+        <w:t>为什么</w:t>
+      </w:r>
+      <w:r>
+        <w:rPr>
+          <w:rFonts w:ascii="Times New Roman" w:hAnsi="Times New Roman" w:eastAsia="Times New Roman" w:cs="Times New Roman"/>
+        </w:rPr>
+        <w:t xml:space="preserve"> Ag </w:t>
+      </w:r>
+      <w:r>
+        <w:rPr>
+          <w:rFonts w:hint="eastAsia" w:ascii="Times New Roman" w:hAnsi="Times New Roman" w:eastAsia="FangSong" w:cs="Times New Roman"/>
+        </w:rPr>
+        <w:t>呈银白色</w:t>
+      </w:r>
+      <w:r>
+        <w:rPr>
+          <w:rFonts w:hint="eastAsia" w:ascii="Times New Roman" w:hAnsi="Times New Roman" w:eastAsia="Times New Roman" w:cs="Times New Roman"/>
+        </w:rPr>
+        <w:t>，</w:t>
+      </w:r>
+      <w:r>
+        <w:rPr>
+          <w:rFonts w:hint="eastAsia" w:ascii="Times New Roman" w:hAnsi="Times New Roman" w:eastAsia="FangSong" w:cs="Times New Roman"/>
+        </w:rPr>
+        <w:t>而</w:t>
+      </w:r>
+      <w:r>
+        <w:rPr>
+          <w:rFonts w:ascii="Times New Roman" w:hAnsi="Times New Roman" w:eastAsia="Times New Roman" w:cs="Times New Roman"/>
+        </w:rPr>
+        <w:t xml:space="preserve"> Au </w:t>
+      </w:r>
+      <w:r>
+        <w:rPr>
+          <w:rFonts w:hint="eastAsia" w:ascii="Times New Roman" w:hAnsi="Times New Roman" w:eastAsia="FangSong" w:cs="Times New Roman"/>
+        </w:rPr>
+        <w:t>呈黄色</w:t>
+      </w:r>
+      <w:r>
+        <w:rPr>
+          <w:rFonts w:hint="eastAsia" w:ascii="Times New Roman" w:hAnsi="Times New Roman" w:eastAsia="Times New Roman" w:cs="Times New Roman"/>
+        </w:rPr>
+        <w:t>？</w:t>
+      </w:r>
+    </w:p>
+    <w:p>
+      <w:pPr>
+        <w:pStyle w:val="BodyText"/>
+      </w:pPr>
+      <w:r>
+        <w:rPr>
+          <w:rFonts w:hint="eastAsia" w:ascii="Times New Roman" w:hAnsi="Times New Roman" w:eastAsia="FangSong" w:cs="Times New Roman"/>
+          <w:b/>
+          <w:bCs/>
+        </w:rPr>
+        <w:t xml:space="preserve">解析</w:t>
+      </w:r>
+      <w:r>
+        <w:rPr>
+          <w:rFonts w:hint="eastAsia" w:ascii="Times New Roman" w:hAnsi="Times New Roman" w:eastAsia="Times New Roman" w:cs="Times New Roman"/>
+        </w:rPr>
+        <w:t xml:space="preserve">：</w:t>
       </w:r>
     </w:p>
     <w:p>
@@ -13051,40 +13531,9 @@
       </w:pPr>
       <w:r>
         <w:rPr>
-          <w:rFonts w:ascii="Times New Roman" w:hAnsi="Times New Roman" w:eastAsia="Times New Roman" w:cs="Times New Roman"/>
-        </w:rPr>
-        <w:t xml:space="preserve">Tl </w:t>
-      </w:r>
-      <w:r>
-        <w:rPr>
-          <w:rFonts w:hint="eastAsia" w:ascii="Times New Roman" w:hAnsi="Times New Roman" w:eastAsia="FangSong" w:cs="Times New Roman"/>
-        </w:rPr>
-        <w:t xml:space="preserve">的</w:t>
-      </w:r>
-      <w:r>
-        <w:rPr>
-          <w:rFonts w:ascii="Times New Roman" w:hAnsi="Times New Roman" w:eastAsia="Times New Roman" w:cs="Times New Roman"/>
-        </w:rPr>
-        <w:t xml:space="preserve"> 6s</w:t>
-      </w:r>
-      <w:r>
-        <w:rPr>
-          <w:rFonts w:ascii="Times New Roman" w:hAnsi="Times New Roman" w:eastAsia="Times New Roman" w:cs="Times New Roman"/>
-          <w:vertAlign w:val="superscript"/>
-        </w:rPr>
-        <w:t>2</w:t>
-      </w:r>
-      <w:r>
-        <w:rPr>
-          <w:rFonts w:ascii="Times New Roman" w:hAnsi="Times New Roman" w:eastAsia="Times New Roman" w:cs="Times New Roman"/>
-        </w:rPr>
-        <w:t xml:space="preserve"> </w:t>
-      </w:r>
-      <w:r>
-        <w:rPr>
-          <w:rFonts w:hint="eastAsia" w:ascii="Times New Roman" w:hAnsi="Times New Roman" w:eastAsia="FangSong" w:cs="Times New Roman"/>
-        </w:rPr>
-        <w:t>电子明显相对论收缩</w:t>
+          <w:rFonts w:hint="eastAsia" w:ascii="Times New Roman" w:hAnsi="Times New Roman" w:eastAsia="FangSong" w:cs="Times New Roman"/>
+        </w:rPr>
+        <w:t>若按轻元素近似</w:t>
       </w:r>
       <w:r>
         <w:rPr>
@@ -13096,19 +13545,7 @@
         <w:rPr>
           <w:rFonts w:hint="eastAsia" w:ascii="Times New Roman" w:hAnsi="Times New Roman" w:eastAsia="FangSong" w:cs="Times New Roman"/>
         </w:rPr>
-        <w:t>能量更低</w:t>
-      </w:r>
-      <w:r>
-        <w:rPr>
-          <w:rFonts w:hint="eastAsia" w:ascii="Times New Roman" w:hAnsi="Times New Roman" w:eastAsia="Times New Roman" w:cs="Times New Roman"/>
-        </w:rPr>
-        <w:t>，</w:t>
-      </w:r>
-      <w:r>
-        <w:rPr>
-          <w:rFonts w:hint="eastAsia" w:ascii="Times New Roman" w:hAnsi="Times New Roman" w:eastAsia="FangSong" w:cs="Times New Roman"/>
-        </w:rPr>
-        <w:t>不愿参与成键</w:t>
+        <w:t>二者都应表现为典型金属反射色</w:t>
       </w:r>
       <w:r>
         <w:rPr>
@@ -13129,31 +13566,88 @@
         <w:rPr>
           <w:rFonts w:hint="eastAsia" w:ascii="Times New Roman" w:hAnsi="Times New Roman" w:eastAsia="FangSong" w:cs="Times New Roman"/>
         </w:rPr>
+        <w:t xml:space="preserve">但</w:t>
+      </w:r>
+      <w:r>
+        <w:rPr>
+          <w:rFonts w:ascii="Times New Roman" w:hAnsi="Times New Roman" w:eastAsia="Times New Roman" w:cs="Times New Roman"/>
+        </w:rPr>
+        <w:t xml:space="preserve"> Au </w:t>
+      </w:r>
+      <w:r>
+        <w:rPr>
+          <w:rFonts w:hint="eastAsia" w:ascii="Times New Roman" w:hAnsi="Times New Roman" w:eastAsia="FangSong" w:cs="Times New Roman"/>
+        </w:rPr>
+        <w:t>中相对论效应更强</w:t>
+      </w:r>
+      <w:r>
+        <w:rPr>
+          <w:rFonts w:hint="eastAsia" w:ascii="Times New Roman" w:hAnsi="Times New Roman" w:eastAsia="Times New Roman" w:cs="Times New Roman"/>
+        </w:rPr>
+        <w:t>，6s</w:t>
+      </w:r>
+      <w:r>
+        <w:rPr>
+          <w:rFonts w:ascii="Times New Roman" w:hAnsi="Times New Roman" w:eastAsia="Times New Roman" w:cs="Times New Roman"/>
+        </w:rPr>
+        <w:t xml:space="preserve"> </w:t>
+      </w:r>
+      <w:r>
+        <w:rPr>
+          <w:rFonts w:hint="eastAsia" w:ascii="Times New Roman" w:hAnsi="Times New Roman" w:eastAsia="FangSong" w:cs="Times New Roman"/>
+        </w:rPr>
+        <w:t>下降</w:t>
+      </w:r>
+      <w:r>
+        <w:rPr>
+          <w:rFonts w:hint="eastAsia" w:ascii="Times New Roman" w:hAnsi="Times New Roman" w:eastAsia="Times New Roman" w:cs="Times New Roman"/>
+        </w:rPr>
+        <w:t>、5d</w:t>
+      </w:r>
+      <w:r>
+        <w:rPr>
+          <w:rFonts w:ascii="Times New Roman" w:hAnsi="Times New Roman" w:eastAsia="Times New Roman" w:cs="Times New Roman"/>
+        </w:rPr>
+        <w:t xml:space="preserve"> </w:t>
+      </w:r>
+      <w:r>
+        <w:rPr>
+          <w:rFonts w:hint="eastAsia" w:ascii="Times New Roman" w:hAnsi="Times New Roman" w:eastAsia="FangSong" w:cs="Times New Roman"/>
+        </w:rPr>
+        <w:t>上移</w:t>
+      </w:r>
+      <w:r>
+        <w:rPr>
+          <w:rFonts w:hint="eastAsia" w:ascii="Times New Roman" w:hAnsi="Times New Roman" w:eastAsia="Times New Roman" w:cs="Times New Roman"/>
+        </w:rPr>
+        <w:t>。</w:t>
+      </w:r>
+    </w:p>
+    <w:p>
+      <w:pPr>
+        <w:pStyle w:val="Compact"/>
+        <w:numPr>
+          <w:ilvl w:val="0"/>
+          <w:numId w:val="1040"/>
+        </w:numPr>
+      </w:pPr>
+      <w:r>
+        <w:rPr>
+          <w:rFonts w:hint="eastAsia" w:ascii="Times New Roman" w:hAnsi="Times New Roman" w:eastAsia="FangSong" w:cs="Times New Roman"/>
+        </w:rPr>
         <w:t xml:space="preserve">于是</w:t>
       </w:r>
       <w:r>
         <w:rPr>
           <w:rFonts w:ascii="Times New Roman" w:hAnsi="Times New Roman" w:eastAsia="Times New Roman" w:cs="Times New Roman"/>
         </w:rPr>
-        <w:t xml:space="preserve"> Tl </w:t>
-      </w:r>
-      <w:r>
-        <w:rPr>
-          <w:rFonts w:hint="eastAsia" w:ascii="Times New Roman" w:hAnsi="Times New Roman" w:eastAsia="FangSong" w:cs="Times New Roman"/>
-        </w:rPr>
-        <w:t xml:space="preserve">更容易只失去</w:t>
-      </w:r>
-      <w:r>
-        <w:rPr>
-          <w:rFonts w:ascii="Times New Roman" w:hAnsi="Times New Roman" w:eastAsia="Times New Roman" w:cs="Times New Roman"/>
-        </w:rPr>
-        <w:t xml:space="preserve"> 6p </w:t>
-      </w:r>
-      <w:r>
-        <w:rPr>
-          <w:rFonts w:hint="eastAsia" w:ascii="Times New Roman" w:hAnsi="Times New Roman" w:eastAsia="FangSong" w:cs="Times New Roman"/>
-        </w:rPr>
-        <w:t>电子</w:t>
+        <w:t xml:space="preserve"> 5d → 6s </w:t>
+      </w:r>
+      <w:r>
+        <w:rPr>
+          <w:rFonts w:hint="eastAsia" w:ascii="Times New Roman" w:hAnsi="Times New Roman" w:eastAsia="FangSong" w:cs="Times New Roman"/>
+        </w:rPr>
+        <w:t>跃迁能减小</w:t>
       </w:r>
       <w:r>
         <w:rPr>
@@ -13165,44 +13659,13 @@
         <w:rPr>
           <w:rFonts w:hint="eastAsia" w:ascii="Times New Roman" w:hAnsi="Times New Roman" w:eastAsia="FangSong" w:cs="Times New Roman"/>
         </w:rPr>
-        <w:t>保留</w:t>
-      </w:r>
-      <w:r>
-        <w:rPr>
-          <w:rFonts w:ascii="Times New Roman" w:hAnsi="Times New Roman" w:eastAsia="Times New Roman" w:cs="Times New Roman"/>
-        </w:rPr>
-        <w:t xml:space="preserve"> </w:t>
-      </w:r>
-      <w:r>
-        <w:rPr>
-          <w:rFonts w:hint="eastAsia" w:ascii="Times New Roman" w:hAnsi="Times New Roman" w:eastAsia="Times New Roman" w:cs="Times New Roman"/>
-        </w:rPr>
-        <w:t>6s</w:t>
-      </w:r>
-      <w:r>
-        <w:rPr>
-          <w:rFonts w:hint="eastAsia" w:ascii="Times New Roman" w:hAnsi="Times New Roman" w:eastAsia="Times New Roman" w:cs="Times New Roman"/>
-          <w:vertAlign w:val="superscript"/>
-        </w:rPr>
-        <w:t>2</w:t>
-      </w:r>
-      <w:r>
-        <w:rPr>
-          <w:rFonts w:hint="eastAsia" w:ascii="Times New Roman" w:hAnsi="Times New Roman" w:eastAsia="Times New Roman" w:cs="Times New Roman"/>
-        </w:rPr>
-        <w:t>，</w:t>
-      </w:r>
-      <w:r>
-        <w:rPr>
-          <w:rFonts w:hint="eastAsia" w:ascii="Times New Roman" w:hAnsi="Times New Roman" w:eastAsia="FangSong" w:cs="Times New Roman"/>
-        </w:rPr>
-        <w:t>形成</w:t>
-      </w:r>
-      <w:r>
-        <w:rPr>
-          <w:rFonts w:ascii="Times New Roman" w:hAnsi="Times New Roman" w:eastAsia="Times New Roman" w:cs="Times New Roman"/>
-        </w:rPr>
-        <w:t xml:space="preserve"> +1。</w:t>
+        <w:t>吸收进入可见光蓝紫区</w:t>
+      </w:r>
+      <w:r>
+        <w:rPr>
+          <w:rFonts w:hint="eastAsia" w:ascii="Times New Roman" w:hAnsi="Times New Roman" w:eastAsia="Times New Roman" w:cs="Times New Roman"/>
+        </w:rPr>
+        <w:t>。</w:t>
       </w:r>
     </w:p>
     <w:p>
@@ -13233,13 +13696,13 @@
         <w:rPr>
           <w:rFonts w:ascii="Times New Roman" w:hAnsi="Times New Roman" w:eastAsia="Times New Roman" w:cs="Times New Roman"/>
         </w:rPr>
-        <w:t xml:space="preserve">Tl </w:t>
-      </w:r>
-      <w:r>
-        <w:rPr>
-          <w:rFonts w:hint="eastAsia" w:ascii="Times New Roman" w:hAnsi="Times New Roman" w:eastAsia="FangSong" w:cs="Times New Roman"/>
-        </w:rPr>
-        <w:t>的低氧化态稳定</w:t>
+        <w:t xml:space="preserve">Au </w:t>
+      </w:r>
+      <w:r>
+        <w:rPr>
+          <w:rFonts w:hint="eastAsia" w:ascii="Times New Roman" w:hAnsi="Times New Roman" w:eastAsia="FangSong" w:cs="Times New Roman"/>
+        </w:rPr>
+        <w:t>之所以黄</w:t>
       </w:r>
       <w:r>
         <w:rPr>
@@ -13251,31 +13714,27 @@
         <w:rPr>
           <w:rFonts w:hint="eastAsia" w:ascii="Times New Roman" w:hAnsi="Times New Roman" w:eastAsia="FangSong" w:cs="Times New Roman"/>
         </w:rPr>
-        <w:t>不是</w:t>
-      </w:r>
-      <w:r>
-        <w:rPr>
-          <w:rFonts w:hint="eastAsia" w:ascii="Times New Roman" w:hAnsi="Times New Roman" w:eastAsia="Times New Roman" w:cs="Times New Roman"/>
-        </w:rPr>
-        <w:t>“</w:t>
-      </w:r>
-      <w:r>
-        <w:rPr>
-          <w:rFonts w:hint="eastAsia" w:ascii="Times New Roman" w:hAnsi="Times New Roman" w:eastAsia="FangSong" w:cs="Times New Roman"/>
-        </w:rPr>
-        <w:t>偶然</w:t>
-      </w:r>
-      <w:r>
-        <w:rPr>
-          <w:rFonts w:hint="eastAsia" w:ascii="Times New Roman" w:hAnsi="Times New Roman" w:eastAsia="Times New Roman" w:cs="Times New Roman"/>
-        </w:rPr>
-        <w:t>”，</w:t>
-      </w:r>
-      <w:r>
-        <w:rPr>
-          <w:rFonts w:hint="eastAsia" w:ascii="Times New Roman" w:hAnsi="Times New Roman" w:eastAsia="FangSong" w:cs="Times New Roman"/>
-        </w:rPr>
-        <w:t>而是惰性电子对效应的直接表现</w:t>
+        <w:t>是因为它</w:t>
+      </w:r>
+      <w:r>
+        <w:rPr>
+          <w:rFonts w:hint="eastAsia" w:ascii="Times New Roman" w:hAnsi="Times New Roman" w:eastAsia="FangSong" w:cs="Times New Roman"/>
+          <w:b/>
+          <w:bCs/>
+        </w:rPr>
+        <w:t xml:space="preserve">选择性吸收蓝紫光</w:t>
+      </w:r>
+      <w:r>
+        <w:rPr>
+          <w:rFonts w:hint="eastAsia" w:ascii="Times New Roman" w:hAnsi="Times New Roman" w:eastAsia="Times New Roman" w:cs="Times New Roman"/>
+        </w:rPr>
+        <w:t>，</w:t>
+      </w:r>
+      <w:r>
+        <w:rPr>
+          <w:rFonts w:hint="eastAsia" w:ascii="Times New Roman" w:hAnsi="Times New Roman" w:eastAsia="FangSong" w:cs="Times New Roman"/>
+        </w:rPr>
+        <w:t>剩余反射光偏黄</w:t>
       </w:r>
       <w:r>
         <w:rPr>
@@ -13284,8 +13743,8 @@
         <w:t>。</w:t>
       </w:r>
     </w:p>
-    <w:bookmarkEnd w:id="38"/>
-    <w:bookmarkStart w:id="39" w:name="例4-au-的颜色"/>
+    <w:bookmarkEnd w:id="39"/>
+    <w:bookmarkStart w:id="40" w:name="例5-hg-的液态"/>
     <w:p>
       <w:pPr>
         <w:pStyle w:val="Heading3"/>
@@ -13301,19 +13760,19 @@
         <w:rPr>
           <w:rFonts w:hint="eastAsia" w:ascii="Times New Roman" w:hAnsi="Times New Roman" w:eastAsia="Times New Roman" w:cs="Times New Roman"/>
         </w:rPr>
-        <w:t>4</w:t>
-      </w:r>
-      <w:r>
-        <w:rPr>
-          <w:rFonts w:ascii="Times New Roman" w:hAnsi="Times New Roman" w:eastAsia="Times New Roman" w:cs="Times New Roman"/>
-        </w:rPr>
-        <w:t xml:space="preserve"> [Au </w:t>
+        <w:t>5</w:t>
+      </w:r>
+      <w:r>
+        <w:rPr>
+          <w:rFonts w:ascii="Times New Roman" w:hAnsi="Times New Roman" w:eastAsia="Times New Roman" w:cs="Times New Roman"/>
+        </w:rPr>
+        <w:t xml:space="preserve"> [Hg </w:t>
       </w:r>
       <w:r>
         <w:rPr>
           <w:rFonts w:hint="eastAsia" w:ascii="Times New Roman" w:hAnsi="Times New Roman" w:eastAsia="SimHei" w:cs="Times New Roman"/>
         </w:rPr>
-        <w:t>的颜色</w:t>
+        <w:t>的液态</w:t>
       </w:r>
       <w:r>
         <w:rPr>
@@ -13350,13 +13809,25 @@
         <w:rPr>
           <w:rFonts w:ascii="Times New Roman" w:hAnsi="Times New Roman" w:eastAsia="Times New Roman" w:cs="Times New Roman"/>
         </w:rPr>
-        <w:t xml:space="preserve"> Ag </w:t>
-      </w:r>
-      <w:r>
-        <w:rPr>
-          <w:rFonts w:hint="eastAsia" w:ascii="Times New Roman" w:hAnsi="Times New Roman" w:eastAsia="FangSong" w:cs="Times New Roman"/>
-        </w:rPr>
-        <w:t>呈银白色</w:t>
+        <w:t xml:space="preserve"> Zn、Cd、Hg </w:t>
+      </w:r>
+      <w:r>
+        <w:rPr>
+          <w:rFonts w:hint="eastAsia" w:ascii="Times New Roman" w:hAnsi="Times New Roman" w:eastAsia="FangSong" w:cs="Times New Roman"/>
+        </w:rPr>
+        <w:t xml:space="preserve">同属</w:t>
+      </w:r>
+      <w:r>
+        <w:rPr>
+          <w:rFonts w:ascii="Times New Roman" w:hAnsi="Times New Roman" w:eastAsia="Times New Roman" w:cs="Times New Roman"/>
+        </w:rPr>
+        <w:t xml:space="preserve"> ⅡB </w:t>
+      </w:r>
+      <w:r>
+        <w:rPr>
+          <w:rFonts w:hint="eastAsia" w:ascii="Times New Roman" w:hAnsi="Times New Roman" w:eastAsia="FangSong" w:cs="Times New Roman"/>
+        </w:rPr>
+        <w:t>族</w:t>
       </w:r>
       <w:r>
         <w:rPr>
@@ -13368,19 +13839,31 @@
         <w:rPr>
           <w:rFonts w:hint="eastAsia" w:ascii="Times New Roman" w:hAnsi="Times New Roman" w:eastAsia="FangSong" w:cs="Times New Roman"/>
         </w:rPr>
-        <w:t>而</w:t>
-      </w:r>
-      <w:r>
-        <w:rPr>
-          <w:rFonts w:ascii="Times New Roman" w:hAnsi="Times New Roman" w:eastAsia="Times New Roman" w:cs="Times New Roman"/>
-        </w:rPr>
-        <w:t xml:space="preserve"> Au </w:t>
-      </w:r>
-      <w:r>
-        <w:rPr>
-          <w:rFonts w:hint="eastAsia" w:ascii="Times New Roman" w:hAnsi="Times New Roman" w:eastAsia="FangSong" w:cs="Times New Roman"/>
-        </w:rPr>
-        <w:t>呈黄色</w:t>
+        <w:t>但</w:t>
+      </w:r>
+      <w:r>
+        <w:rPr>
+          <w:rFonts w:ascii="Times New Roman" w:hAnsi="Times New Roman" w:eastAsia="Times New Roman" w:cs="Times New Roman"/>
+        </w:rPr>
+        <w:t xml:space="preserve"> Hg </w:t>
+      </w:r>
+      <w:r>
+        <w:rPr>
+          <w:rFonts w:hint="eastAsia" w:ascii="Times New Roman" w:hAnsi="Times New Roman" w:eastAsia="FangSong" w:cs="Times New Roman"/>
+        </w:rPr>
+        <w:t>的熔点异常低</w:t>
+      </w:r>
+      <w:r>
+        <w:rPr>
+          <w:rFonts w:hint="eastAsia" w:ascii="Times New Roman" w:hAnsi="Times New Roman" w:eastAsia="Times New Roman" w:cs="Times New Roman"/>
+        </w:rPr>
+        <w:t>，</w:t>
+      </w:r>
+      <w:r>
+        <w:rPr>
+          <w:rFonts w:hint="eastAsia" w:ascii="Times New Roman" w:hAnsi="Times New Roman" w:eastAsia="FangSong" w:cs="Times New Roman"/>
+        </w:rPr>
+        <w:t>常温呈液态</w:t>
       </w:r>
       <w:r>
         <w:rPr>
@@ -13420,26 +13903,40 @@
         <w:rPr>
           <w:rFonts w:hint="eastAsia" w:ascii="Times New Roman" w:hAnsi="Times New Roman" w:eastAsia="FangSong" w:cs="Times New Roman"/>
         </w:rPr>
-        <w:t>若按轻元素近似</w:t>
-      </w:r>
-      <w:r>
-        <w:rPr>
-          <w:rFonts w:hint="eastAsia" w:ascii="Times New Roman" w:hAnsi="Times New Roman" w:eastAsia="Times New Roman" w:cs="Times New Roman"/>
-        </w:rPr>
-        <w:t>，</w:t>
-      </w:r>
-      <w:r>
-        <w:rPr>
-          <w:rFonts w:hint="eastAsia" w:ascii="Times New Roman" w:hAnsi="Times New Roman" w:eastAsia="FangSong" w:cs="Times New Roman"/>
-        </w:rPr>
-        <w:t>二者都应表现为典型金属反射色</w:t>
-      </w:r>
-      <w:r>
-        <w:rPr>
-          <w:rFonts w:hint="eastAsia" w:ascii="Times New Roman" w:hAnsi="Times New Roman" w:eastAsia="Times New Roman" w:cs="Times New Roman"/>
-        </w:rPr>
-        <w:t>。</w:t>
-      </w:r>
+        <w:t xml:space="preserve">三者价层都接近</w:t>
+      </w:r>
+      <w:r>
+        <w:rPr>
+          <w:rFonts w:ascii="Times New Roman" w:hAnsi="Times New Roman" w:eastAsia="Times New Roman" w:cs="Times New Roman"/>
+        </w:rPr>
+        <w:t xml:space="preserve"> </w:t>
+      </w:r>
+      <m:oMath>
+        <m:sSup>
+          <m:e>
+            <m:r>
+              <m:t>d</m:t>
+            </m:r>
+          </m:e>
+          <m:sup>
+            <m:r>
+              <m:t>10</m:t>
+            </m:r>
+          </m:sup>
+        </m:sSup>
+        <m:sSup>
+          <m:e>
+            <m:r>
+              <m:t>s</m:t>
+            </m:r>
+          </m:e>
+          <m:sup>
+            <m:r>
+              <m:t>2</m:t>
+            </m:r>
+          </m:sup>
+        </m:sSup>
+      </m:oMath>
     </w:p>
     <w:p>
       <w:pPr>
@@ -13453,19 +13950,19 @@
         <w:rPr>
           <w:rFonts w:hint="eastAsia" w:ascii="Times New Roman" w:hAnsi="Times New Roman" w:eastAsia="FangSong" w:cs="Times New Roman"/>
         </w:rPr>
-        <w:t xml:space="preserve">但</w:t>
-      </w:r>
-      <w:r>
-        <w:rPr>
-          <w:rFonts w:ascii="Times New Roman" w:hAnsi="Times New Roman" w:eastAsia="Times New Roman" w:cs="Times New Roman"/>
-        </w:rPr>
-        <w:t xml:space="preserve"> Au </w:t>
-      </w:r>
-      <w:r>
-        <w:rPr>
-          <w:rFonts w:hint="eastAsia" w:ascii="Times New Roman" w:hAnsi="Times New Roman" w:eastAsia="FangSong" w:cs="Times New Roman"/>
-        </w:rPr>
-        <w:t>中相对论效应更强</w:t>
+        <w:t xml:space="preserve">到</w:t>
+      </w:r>
+      <w:r>
+        <w:rPr>
+          <w:rFonts w:ascii="Times New Roman" w:hAnsi="Times New Roman" w:eastAsia="Times New Roman" w:cs="Times New Roman"/>
+        </w:rPr>
+        <w:t xml:space="preserve"> Hg </w:t>
+      </w:r>
+      <w:r>
+        <w:rPr>
+          <w:rFonts w:hint="eastAsia" w:ascii="Times New Roman" w:hAnsi="Times New Roman" w:eastAsia="FangSong" w:cs="Times New Roman"/>
+        </w:rPr>
+        <w:t>时</w:t>
       </w:r>
       <w:r>
         <w:rPr>
@@ -13483,31 +13980,19 @@
         <w:rPr>
           <w:rFonts w:hint="eastAsia" w:ascii="Times New Roman" w:hAnsi="Times New Roman" w:eastAsia="FangSong" w:cs="Times New Roman"/>
         </w:rPr>
-        <w:t>下降</w:t>
-      </w:r>
-      <w:r>
-        <w:rPr>
-          <w:rFonts w:hint="eastAsia" w:ascii="Times New Roman" w:hAnsi="Times New Roman" w:eastAsia="Times New Roman" w:cs="Times New Roman"/>
-        </w:rPr>
-        <w:t>、5d</w:t>
-      </w:r>
-      <w:r>
-        <w:rPr>
-          <w:rFonts w:ascii="Times New Roman" w:hAnsi="Times New Roman" w:eastAsia="Times New Roman" w:cs="Times New Roman"/>
-        </w:rPr>
-        <w:t xml:space="preserve"> </w:t>
-      </w:r>
-      <w:r>
-        <w:rPr>
-          <w:rFonts w:hint="eastAsia" w:ascii="Times New Roman" w:hAnsi="Times New Roman" w:eastAsia="FangSong" w:cs="Times New Roman"/>
-        </w:rPr>
-        <w:t>上移</w:t>
-      </w:r>
-      <w:r>
-        <w:rPr>
-          <w:rFonts w:hint="eastAsia" w:ascii="Times New Roman" w:hAnsi="Times New Roman" w:eastAsia="Times New Roman" w:cs="Times New Roman"/>
-        </w:rPr>
-        <w:t>。</w:t>
+        <w:t>因相对论强烈收缩</w:t>
+      </w:r>
+      <w:r>
+        <w:rPr>
+          <w:rFonts w:hint="eastAsia" w:ascii="Times New Roman" w:hAnsi="Times New Roman" w:eastAsia="Times New Roman" w:cs="Times New Roman"/>
+        </w:rPr>
+        <w:t>，</w:t>
+      </w:r>
+      <w:r>
+        <w:rPr>
+          <w:rFonts w:hint="eastAsia" w:ascii="Times New Roman" w:hAnsi="Times New Roman" w:eastAsia="FangSong" w:cs="Times New Roman"/>
+        </w:rPr>
+        <w:t>参与金属键离域的能力显著减弱</w:t>
       </w:r>
     </w:p>
     <w:p>
@@ -13516,378 +14001,6 @@
         <w:numPr>
           <w:ilvl w:val="0"/>
           <w:numId w:val="1041"/>
-        </w:numPr>
-      </w:pPr>
-      <w:r>
-        <w:rPr>
-          <w:rFonts w:hint="eastAsia" w:ascii="Times New Roman" w:hAnsi="Times New Roman" w:eastAsia="FangSong" w:cs="Times New Roman"/>
-        </w:rPr>
-        <w:t xml:space="preserve">于是</w:t>
-      </w:r>
-      <w:r>
-        <w:rPr>
-          <w:rFonts w:ascii="Times New Roman" w:hAnsi="Times New Roman" w:eastAsia="Times New Roman" w:cs="Times New Roman"/>
-        </w:rPr>
-        <w:t xml:space="preserve"> 5d → 6s </w:t>
-      </w:r>
-      <w:r>
-        <w:rPr>
-          <w:rFonts w:hint="eastAsia" w:ascii="Times New Roman" w:hAnsi="Times New Roman" w:eastAsia="FangSong" w:cs="Times New Roman"/>
-        </w:rPr>
-        <w:t>跃迁能减小</w:t>
-      </w:r>
-      <w:r>
-        <w:rPr>
-          <w:rFonts w:hint="eastAsia" w:ascii="Times New Roman" w:hAnsi="Times New Roman" w:eastAsia="Times New Roman" w:cs="Times New Roman"/>
-        </w:rPr>
-        <w:t>，</w:t>
-      </w:r>
-      <w:r>
-        <w:rPr>
-          <w:rFonts w:hint="eastAsia" w:ascii="Times New Roman" w:hAnsi="Times New Roman" w:eastAsia="FangSong" w:cs="Times New Roman"/>
-        </w:rPr>
-        <w:t>吸收进入可见光蓝紫区</w:t>
-      </w:r>
-      <w:r>
-        <w:rPr>
-          <w:rFonts w:hint="eastAsia" w:ascii="Times New Roman" w:hAnsi="Times New Roman" w:eastAsia="Times New Roman" w:cs="Times New Roman"/>
-        </w:rPr>
-        <w:t>。</w:t>
-      </w:r>
-    </w:p>
-    <w:p>
-      <w:pPr>
-        <w:pStyle w:val="FirstParagraph"/>
-      </w:pPr>
-      <w:r>
-        <w:rPr>
-          <w:rFonts w:hint="eastAsia" w:ascii="Times New Roman" w:hAnsi="Times New Roman" w:eastAsia="FangSong" w:cs="Times New Roman"/>
-          <w:b/>
-          <w:bCs/>
-        </w:rPr>
-        <w:t xml:space="preserve">结论</w:t>
-      </w:r>
-      <w:r>
-        <w:rPr>
-          <w:rFonts w:hint="eastAsia" w:ascii="Times New Roman" w:hAnsi="Times New Roman" w:eastAsia="Times New Roman" w:cs="Times New Roman"/>
-        </w:rPr>
-        <w:t xml:space="preserve">：</w:t>
-      </w:r>
-      <w:r>
-        <w:rPr>
-          <w:rFonts w:ascii="Times New Roman" w:hAnsi="Times New Roman" w:eastAsia="Times New Roman" w:cs="Times New Roman"/>
-        </w:rPr>
-        <w:br/>
-      </w:r>
-      <w:r>
-        <w:rPr>
-          <w:rFonts w:ascii="Times New Roman" w:hAnsi="Times New Roman" w:eastAsia="Times New Roman" w:cs="Times New Roman"/>
-        </w:rPr>
-        <w:t xml:space="preserve">Au </w:t>
-      </w:r>
-      <w:r>
-        <w:rPr>
-          <w:rFonts w:hint="eastAsia" w:ascii="Times New Roman" w:hAnsi="Times New Roman" w:eastAsia="FangSong" w:cs="Times New Roman"/>
-        </w:rPr>
-        <w:t>之所以黄</w:t>
-      </w:r>
-      <w:r>
-        <w:rPr>
-          <w:rFonts w:hint="eastAsia" w:ascii="Times New Roman" w:hAnsi="Times New Roman" w:eastAsia="Times New Roman" w:cs="Times New Roman"/>
-        </w:rPr>
-        <w:t>，</w:t>
-      </w:r>
-      <w:r>
-        <w:rPr>
-          <w:rFonts w:hint="eastAsia" w:ascii="Times New Roman" w:hAnsi="Times New Roman" w:eastAsia="FangSong" w:cs="Times New Roman"/>
-        </w:rPr>
-        <w:t>是因为它</w:t>
-      </w:r>
-      <w:r>
-        <w:rPr>
-          <w:rFonts w:hint="eastAsia" w:ascii="Times New Roman" w:hAnsi="Times New Roman" w:eastAsia="FangSong" w:cs="Times New Roman"/>
-          <w:b/>
-          <w:bCs/>
-        </w:rPr>
-        <w:t xml:space="preserve">选择性吸收蓝紫光</w:t>
-      </w:r>
-      <w:r>
-        <w:rPr>
-          <w:rFonts w:hint="eastAsia" w:ascii="Times New Roman" w:hAnsi="Times New Roman" w:eastAsia="Times New Roman" w:cs="Times New Roman"/>
-        </w:rPr>
-        <w:t>，</w:t>
-      </w:r>
-      <w:r>
-        <w:rPr>
-          <w:rFonts w:hint="eastAsia" w:ascii="Times New Roman" w:hAnsi="Times New Roman" w:eastAsia="FangSong" w:cs="Times New Roman"/>
-        </w:rPr>
-        <w:t>剩余反射光偏黄</w:t>
-      </w:r>
-      <w:r>
-        <w:rPr>
-          <w:rFonts w:hint="eastAsia" w:ascii="Times New Roman" w:hAnsi="Times New Roman" w:eastAsia="Times New Roman" w:cs="Times New Roman"/>
-        </w:rPr>
-        <w:t>。</w:t>
-      </w:r>
-    </w:p>
-    <w:bookmarkEnd w:id="39"/>
-    <w:bookmarkStart w:id="40" w:name="例5-hg-的液态"/>
-    <w:p>
-      <w:pPr>
-        <w:pStyle w:val="Heading3"/>
-        <w:spacing w:before="280" w:after="120"/>
-      </w:pPr>
-      <w:r>
-        <w:rPr>
-          <w:rFonts w:hint="eastAsia" w:ascii="Times New Roman" w:hAnsi="Times New Roman" w:eastAsia="SimHei" w:cs="Times New Roman"/>
-        </w:rPr>
-        <w:t>例</w:t>
-      </w:r>
-      <w:r>
-        <w:rPr>
-          <w:rFonts w:hint="eastAsia" w:ascii="Times New Roman" w:hAnsi="Times New Roman" w:eastAsia="Times New Roman" w:cs="Times New Roman"/>
-        </w:rPr>
-        <w:t>5</w:t>
-      </w:r>
-      <w:r>
-        <w:rPr>
-          <w:rFonts w:ascii="Times New Roman" w:hAnsi="Times New Roman" w:eastAsia="Times New Roman" w:cs="Times New Roman"/>
-        </w:rPr>
-        <w:t xml:space="preserve"> [Hg </w:t>
-      </w:r>
-      <w:r>
-        <w:rPr>
-          <w:rFonts w:hint="eastAsia" w:ascii="Times New Roman" w:hAnsi="Times New Roman" w:eastAsia="SimHei" w:cs="Times New Roman"/>
-        </w:rPr>
-        <w:t>的液态</w:t>
-      </w:r>
-      <w:r>
-        <w:rPr>
-          <w:rFonts w:hint="eastAsia" w:ascii="Times New Roman" w:hAnsi="Times New Roman" w:eastAsia="Times New Roman" w:cs="Times New Roman"/>
-        </w:rPr>
-        <w:t>]</w:t>
-      </w:r>
-    </w:p>
-    <w:p>
-      <w:pPr>
-        <w:pStyle w:val="FirstParagraph"/>
-      </w:pPr>
-      <w:r>
-        <w:rPr>
-          <w:rFonts w:hint="eastAsia" w:ascii="Times New Roman" w:hAnsi="Times New Roman" w:eastAsia="FangSong" w:cs="Times New Roman"/>
-          <w:b/>
-          <w:bCs/>
-        </w:rPr>
-        <w:t xml:space="preserve">题目</w:t>
-      </w:r>
-      <w:r>
-        <w:rPr>
-          <w:rFonts w:hint="eastAsia" w:ascii="Times New Roman" w:hAnsi="Times New Roman" w:eastAsia="Times New Roman" w:cs="Times New Roman"/>
-        </w:rPr>
-        <w:t>：</w:t>
-      </w:r>
-      <w:r>
-        <w:rPr>
-          <w:rFonts w:hint="eastAsia" w:ascii="Times New Roman" w:hAnsi="Times New Roman" w:eastAsia="FangSong" w:cs="Times New Roman"/>
-        </w:rPr>
-        <w:t>为什么</w:t>
-      </w:r>
-      <w:r>
-        <w:rPr>
-          <w:rFonts w:ascii="Times New Roman" w:hAnsi="Times New Roman" w:eastAsia="Times New Roman" w:cs="Times New Roman"/>
-        </w:rPr>
-        <w:t xml:space="preserve"> Zn、Cd、Hg </w:t>
-      </w:r>
-      <w:r>
-        <w:rPr>
-          <w:rFonts w:hint="eastAsia" w:ascii="Times New Roman" w:hAnsi="Times New Roman" w:eastAsia="FangSong" w:cs="Times New Roman"/>
-        </w:rPr>
-        <w:t xml:space="preserve">同属</w:t>
-      </w:r>
-      <w:r>
-        <w:rPr>
-          <w:rFonts w:ascii="Times New Roman" w:hAnsi="Times New Roman" w:eastAsia="Times New Roman" w:cs="Times New Roman"/>
-        </w:rPr>
-        <w:t xml:space="preserve"> ⅡB </w:t>
-      </w:r>
-      <w:r>
-        <w:rPr>
-          <w:rFonts w:hint="eastAsia" w:ascii="Times New Roman" w:hAnsi="Times New Roman" w:eastAsia="FangSong" w:cs="Times New Roman"/>
-        </w:rPr>
-        <w:t>族</w:t>
-      </w:r>
-      <w:r>
-        <w:rPr>
-          <w:rFonts w:hint="eastAsia" w:ascii="Times New Roman" w:hAnsi="Times New Roman" w:eastAsia="Times New Roman" w:cs="Times New Roman"/>
-        </w:rPr>
-        <w:t>，</w:t>
-      </w:r>
-      <w:r>
-        <w:rPr>
-          <w:rFonts w:hint="eastAsia" w:ascii="Times New Roman" w:hAnsi="Times New Roman" w:eastAsia="FangSong" w:cs="Times New Roman"/>
-        </w:rPr>
-        <w:t>但</w:t>
-      </w:r>
-      <w:r>
-        <w:rPr>
-          <w:rFonts w:ascii="Times New Roman" w:hAnsi="Times New Roman" w:eastAsia="Times New Roman" w:cs="Times New Roman"/>
-        </w:rPr>
-        <w:t xml:space="preserve"> Hg </w:t>
-      </w:r>
-      <w:r>
-        <w:rPr>
-          <w:rFonts w:hint="eastAsia" w:ascii="Times New Roman" w:hAnsi="Times New Roman" w:eastAsia="FangSong" w:cs="Times New Roman"/>
-        </w:rPr>
-        <w:t>的熔点异常低</w:t>
-      </w:r>
-      <w:r>
-        <w:rPr>
-          <w:rFonts w:hint="eastAsia" w:ascii="Times New Roman" w:hAnsi="Times New Roman" w:eastAsia="Times New Roman" w:cs="Times New Roman"/>
-        </w:rPr>
-        <w:t>，</w:t>
-      </w:r>
-      <w:r>
-        <w:rPr>
-          <w:rFonts w:hint="eastAsia" w:ascii="Times New Roman" w:hAnsi="Times New Roman" w:eastAsia="FangSong" w:cs="Times New Roman"/>
-        </w:rPr>
-        <w:t>常温呈液态</w:t>
-      </w:r>
-      <w:r>
-        <w:rPr>
-          <w:rFonts w:hint="eastAsia" w:ascii="Times New Roman" w:hAnsi="Times New Roman" w:eastAsia="Times New Roman" w:cs="Times New Roman"/>
-        </w:rPr>
-        <w:t>？</w:t>
-      </w:r>
-    </w:p>
-    <w:p>
-      <w:pPr>
-        <w:pStyle w:val="BodyText"/>
-      </w:pPr>
-      <w:r>
-        <w:rPr>
-          <w:rFonts w:hint="eastAsia" w:ascii="Times New Roman" w:hAnsi="Times New Roman" w:eastAsia="FangSong" w:cs="Times New Roman"/>
-          <w:b/>
-          <w:bCs/>
-        </w:rPr>
-        <w:t xml:space="preserve">解析</w:t>
-      </w:r>
-      <w:r>
-        <w:rPr>
-          <w:rFonts w:hint="eastAsia" w:ascii="Times New Roman" w:hAnsi="Times New Roman" w:eastAsia="Times New Roman" w:cs="Times New Roman"/>
-        </w:rPr>
-        <w:t xml:space="preserve">：</w:t>
-      </w:r>
-    </w:p>
-    <w:p>
-      <w:pPr>
-        <w:pStyle w:val="Compact"/>
-        <w:numPr>
-          <w:ilvl w:val="0"/>
-          <w:numId w:val="1042"/>
-        </w:numPr>
-      </w:pPr>
-      <w:r>
-        <w:rPr>
-          <w:rFonts w:hint="eastAsia" w:ascii="Times New Roman" w:hAnsi="Times New Roman" w:eastAsia="FangSong" w:cs="Times New Roman"/>
-        </w:rPr>
-        <w:t xml:space="preserve">三者价层都接近</w:t>
-      </w:r>
-      <w:r>
-        <w:rPr>
-          <w:rFonts w:ascii="Times New Roman" w:hAnsi="Times New Roman" w:eastAsia="Times New Roman" w:cs="Times New Roman"/>
-        </w:rPr>
-        <w:t xml:space="preserve"> </w:t>
-      </w:r>
-      <m:oMath>
-        <m:sSup>
-          <m:e>
-            <m:r>
-              <m:t>d</m:t>
-            </m:r>
-          </m:e>
-          <m:sup>
-            <m:r>
-              <m:t>10</m:t>
-            </m:r>
-          </m:sup>
-        </m:sSup>
-        <m:sSup>
-          <m:e>
-            <m:r>
-              <m:t>s</m:t>
-            </m:r>
-          </m:e>
-          <m:sup>
-            <m:r>
-              <m:t>2</m:t>
-            </m:r>
-          </m:sup>
-        </m:sSup>
-      </m:oMath>
-    </w:p>
-    <w:p>
-      <w:pPr>
-        <w:pStyle w:val="Compact"/>
-        <w:numPr>
-          <w:ilvl w:val="0"/>
-          <w:numId w:val="1042"/>
-        </w:numPr>
-      </w:pPr>
-      <w:r>
-        <w:rPr>
-          <w:rFonts w:hint="eastAsia" w:ascii="Times New Roman" w:hAnsi="Times New Roman" w:eastAsia="FangSong" w:cs="Times New Roman"/>
-        </w:rPr>
-        <w:t xml:space="preserve">到</w:t>
-      </w:r>
-      <w:r>
-        <w:rPr>
-          <w:rFonts w:ascii="Times New Roman" w:hAnsi="Times New Roman" w:eastAsia="Times New Roman" w:cs="Times New Roman"/>
-        </w:rPr>
-        <w:t xml:space="preserve"> Hg </w:t>
-      </w:r>
-      <w:r>
-        <w:rPr>
-          <w:rFonts w:hint="eastAsia" w:ascii="Times New Roman" w:hAnsi="Times New Roman" w:eastAsia="FangSong" w:cs="Times New Roman"/>
-        </w:rPr>
-        <w:t>时</w:t>
-      </w:r>
-      <w:r>
-        <w:rPr>
-          <w:rFonts w:hint="eastAsia" w:ascii="Times New Roman" w:hAnsi="Times New Roman" w:eastAsia="Times New Roman" w:cs="Times New Roman"/>
-        </w:rPr>
-        <w:t>，6s</w:t>
-      </w:r>
-      <w:r>
-        <w:rPr>
-          <w:rFonts w:ascii="Times New Roman" w:hAnsi="Times New Roman" w:eastAsia="Times New Roman" w:cs="Times New Roman"/>
-        </w:rPr>
-        <w:t xml:space="preserve"> </w:t>
-      </w:r>
-      <w:r>
-        <w:rPr>
-          <w:rFonts w:hint="eastAsia" w:ascii="Times New Roman" w:hAnsi="Times New Roman" w:eastAsia="FangSong" w:cs="Times New Roman"/>
-        </w:rPr>
-        <w:t>因相对论强烈收缩</w:t>
-      </w:r>
-      <w:r>
-        <w:rPr>
-          <w:rFonts w:hint="eastAsia" w:ascii="Times New Roman" w:hAnsi="Times New Roman" w:eastAsia="Times New Roman" w:cs="Times New Roman"/>
-        </w:rPr>
-        <w:t>，</w:t>
-      </w:r>
-      <w:r>
-        <w:rPr>
-          <w:rFonts w:hint="eastAsia" w:ascii="Times New Roman" w:hAnsi="Times New Roman" w:eastAsia="FangSong" w:cs="Times New Roman"/>
-        </w:rPr>
-        <w:t>参与金属键离域的能力显著减弱</w:t>
-      </w:r>
-    </w:p>
-    <w:p>
-      <w:pPr>
-        <w:pStyle w:val="Compact"/>
-        <w:numPr>
-          <w:ilvl w:val="0"/>
-          <w:numId w:val="1042"/>
         </w:numPr>
       </w:pPr>
       <w:r>
@@ -15659,7 +15772,7 @@
         <w:pStyle w:val="Compact"/>
         <w:numPr>
           <w:ilvl w:val="0"/>
-          <w:numId w:val="1043"/>
+          <w:numId w:val="1042"/>
         </w:numPr>
       </w:pPr>
       <m:oMath>
@@ -15735,7 +15848,7 @@
         <w:pStyle w:val="Compact"/>
         <w:numPr>
           <w:ilvl w:val="0"/>
-          <w:numId w:val="1043"/>
+          <w:numId w:val="1042"/>
         </w:numPr>
       </w:pPr>
       <m:oMath>
@@ -15802,7 +15915,7 @@
         <w:pStyle w:val="Compact"/>
         <w:numPr>
           <w:ilvl w:val="0"/>
-          <w:numId w:val="1043"/>
+          <w:numId w:val="1042"/>
         </w:numPr>
       </w:pPr>
       <m:oMath>
@@ -17032,7 +17145,7 @@
         <w:pStyle w:val="Compact"/>
         <w:numPr>
           <w:ilvl w:val="0"/>
-          <w:numId w:val="1044"/>
+          <w:numId w:val="1043"/>
         </w:numPr>
       </w:pPr>
       <w:r>
@@ -17124,6 +17237,212 @@
           <w:rFonts w:hint="eastAsia" w:ascii="Times New Roman" w:hAnsi="Times New Roman" w:eastAsia="Times New Roman" w:cs="Times New Roman"/>
         </w:rPr>
         <w:t>。</w:t>
+      </w:r>
+    </w:p>
+    <w:p>
+      <w:pPr>
+        <w:pStyle w:val="Compact"/>
+        <w:numPr>
+          <w:ilvl w:val="0"/>
+          <w:numId w:val="1043"/>
+        </w:numPr>
+      </w:pPr>
+      <w:r>
+        <w:rPr>
+          <w:rFonts w:hint="eastAsia" w:ascii="Times New Roman" w:hAnsi="Times New Roman" w:eastAsia="FangSong" w:cs="Times New Roman"/>
+        </w:rPr>
+        <w:t xml:space="preserve">接到</w:t>
+      </w:r>
+      <w:r>
+        <w:rPr>
+          <w:rFonts w:ascii="Times New Roman" w:hAnsi="Times New Roman" w:eastAsia="Times New Roman" w:cs="Times New Roman"/>
+        </w:rPr>
+        <w:t xml:space="preserve"> </w:t>
+      </w:r>
+      <w:r>
+        <w:rPr>
+          <w:rFonts w:hint="eastAsia" w:ascii="Times New Roman" w:hAnsi="Times New Roman" w:eastAsia="FangSong" w:cs="Times New Roman"/>
+        </w:rPr>
+        <w:t>决赛</w:t>
+      </w:r>
+      <w:r>
+        <w:rPr>
+          <w:rFonts w:hint="eastAsia" w:ascii="Times New Roman" w:hAnsi="Times New Roman" w:eastAsia="Times New Roman" w:cs="Times New Roman"/>
+        </w:rPr>
+        <w:t>03-</w:t>
+      </w:r>
+      <w:r>
+        <w:rPr>
+          <w:rFonts w:hint="eastAsia" w:ascii="Times New Roman" w:hAnsi="Times New Roman" w:eastAsia="FangSong" w:cs="Times New Roman"/>
+        </w:rPr>
+        <w:t>配合物深化</w:t>
+      </w:r>
+      <w:r>
+        <w:rPr>
+          <w:rFonts w:hint="eastAsia" w:ascii="Times New Roman" w:hAnsi="Times New Roman" w:eastAsia="Times New Roman" w:cs="Times New Roman"/>
+        </w:rPr>
+        <w:t>：</w:t>
+      </w:r>
+      <w:r>
+        <w:rPr>
+          <w:rFonts w:hint="eastAsia" w:ascii="Times New Roman" w:hAnsi="Times New Roman" w:eastAsia="FangSong" w:cs="Times New Roman"/>
+        </w:rPr>
+        <w:t>项符号</w:t>
+      </w:r>
+      <w:r>
+        <w:rPr>
+          <w:rFonts w:hint="eastAsia" w:ascii="Times New Roman" w:hAnsi="Times New Roman" w:eastAsia="Times New Roman" w:cs="Times New Roman"/>
+        </w:rPr>
+        <w:t>、</w:t>
+      </w:r>
+      <w:r>
+        <w:rPr>
+          <w:rFonts w:hint="eastAsia" w:ascii="Times New Roman" w:hAnsi="Times New Roman" w:eastAsia="FangSong" w:cs="Times New Roman"/>
+        </w:rPr>
+        <w:t>自旋轨道耦合</w:t>
+      </w:r>
+      <w:r>
+        <w:rPr>
+          <w:rFonts w:hint="eastAsia" w:ascii="Times New Roman" w:hAnsi="Times New Roman" w:eastAsia="Times New Roman" w:cs="Times New Roman"/>
+        </w:rPr>
+        <w:t>、4d/5d</w:t>
+      </w:r>
+      <w:r>
+        <w:rPr>
+          <w:rFonts w:ascii="Times New Roman" w:hAnsi="Times New Roman" w:eastAsia="Times New Roman" w:cs="Times New Roman"/>
+        </w:rPr>
+        <w:t xml:space="preserve"> </w:t>
+      </w:r>
+      <w:r>
+        <w:rPr>
+          <w:rFonts w:hint="eastAsia" w:ascii="Times New Roman" w:hAnsi="Times New Roman" w:eastAsia="FangSong" w:cs="Times New Roman"/>
+        </w:rPr>
+        <w:t>相对论效应</w:t>
+      </w:r>
+      <w:r>
+        <w:rPr>
+          <w:rFonts w:hint="eastAsia" w:ascii="Times New Roman" w:hAnsi="Times New Roman" w:eastAsia="Times New Roman" w:cs="Times New Roman"/>
+        </w:rPr>
+        <w:t>，</w:t>
+      </w:r>
+      <w:r>
+        <w:rPr>
+          <w:rFonts w:hint="eastAsia" w:ascii="Times New Roman" w:hAnsi="Times New Roman" w:eastAsia="FangSong" w:cs="Times New Roman"/>
+        </w:rPr>
+        <w:t>会直接影响配合物磁性</w:t>
+      </w:r>
+      <w:r>
+        <w:rPr>
+          <w:rFonts w:hint="eastAsia" w:ascii="Times New Roman" w:hAnsi="Times New Roman" w:eastAsia="Times New Roman" w:cs="Times New Roman"/>
+        </w:rPr>
+        <w:t>、</w:t>
+      </w:r>
+      <w:r>
+        <w:rPr>
+          <w:rFonts w:hint="eastAsia" w:ascii="Times New Roman" w:hAnsi="Times New Roman" w:eastAsia="FangSong" w:cs="Times New Roman"/>
+        </w:rPr>
+        <w:t>颜色和几何偏好</w:t>
+      </w:r>
+      <w:r>
+        <w:rPr>
+          <w:rFonts w:hint="eastAsia" w:ascii="Times New Roman" w:hAnsi="Times New Roman" w:eastAsia="Times New Roman" w:cs="Times New Roman"/>
+        </w:rPr>
+        <w:t>。</w:t>
+      </w:r>
+    </w:p>
+    <w:p>
+      <w:pPr>
+        <w:pStyle w:val="Compact"/>
+        <w:numPr>
+          <w:ilvl w:val="0"/>
+          <w:numId w:val="1043"/>
+        </w:numPr>
+      </w:pPr>
+      <w:r>
+        <w:rPr>
+          <w:rFonts w:hint="eastAsia" w:ascii="Times New Roman" w:hAnsi="Times New Roman" w:eastAsia="FangSong" w:cs="Times New Roman"/>
+        </w:rPr>
+        <w:t>接到元素化学</w:t>
+      </w:r>
+      <w:r>
+        <w:rPr>
+          <w:rFonts w:hint="eastAsia" w:ascii="Times New Roman" w:hAnsi="Times New Roman" w:eastAsia="Times New Roman" w:cs="Times New Roman"/>
+        </w:rPr>
+        <w:t>：</w:t>
+      </w:r>
+      <w:r>
+        <w:rPr>
+          <w:rFonts w:hint="eastAsia" w:ascii="Times New Roman" w:hAnsi="Times New Roman" w:eastAsia="FangSong" w:cs="Times New Roman"/>
+        </w:rPr>
+        <w:t>惰性电子对效应</w:t>
+      </w:r>
+      <w:r>
+        <w:rPr>
+          <w:rFonts w:hint="eastAsia" w:ascii="Times New Roman" w:hAnsi="Times New Roman" w:eastAsia="Times New Roman" w:cs="Times New Roman"/>
+        </w:rPr>
+        <w:t>、</w:t>
+      </w:r>
+      <w:r>
+        <w:rPr>
+          <w:rFonts w:hint="eastAsia" w:ascii="Times New Roman" w:hAnsi="Times New Roman" w:eastAsia="FangSong" w:cs="Times New Roman"/>
+        </w:rPr>
+        <w:t>镧系收缩和</w:t>
+      </w:r>
+      <w:r>
+        <w:rPr>
+          <w:rFonts w:ascii="Times New Roman" w:hAnsi="Times New Roman" w:eastAsia="Times New Roman" w:cs="Times New Roman"/>
+        </w:rPr>
+        <w:t xml:space="preserve"> 4d/5d </w:t>
+      </w:r>
+      <w:r>
+        <w:rPr>
+          <w:rFonts w:hint="eastAsia" w:ascii="Times New Roman" w:hAnsi="Times New Roman" w:eastAsia="FangSong" w:cs="Times New Roman"/>
+        </w:rPr>
+        <w:t>相似性</w:t>
+      </w:r>
+      <w:r>
+        <w:rPr>
+          <w:rFonts w:hint="eastAsia" w:ascii="Times New Roman" w:hAnsi="Times New Roman" w:eastAsia="Times New Roman" w:cs="Times New Roman"/>
+        </w:rPr>
+        <w:t>，</w:t>
+      </w:r>
+      <w:r>
+        <w:rPr>
+          <w:rFonts w:hint="eastAsia" w:ascii="Times New Roman" w:hAnsi="Times New Roman" w:eastAsia="FangSong" w:cs="Times New Roman"/>
+        </w:rPr>
+        <w:t>都是元素推断与性质反常题的底层解释</w:t>
+      </w:r>
+      <w:r>
+        <w:rPr>
+          <w:rFonts w:hint="eastAsia" w:ascii="Times New Roman" w:hAnsi="Times New Roman" w:eastAsia="Times New Roman" w:cs="Times New Roman"/>
+        </w:rPr>
+        <w:t>。</w:t>
+      </w:r>
+    </w:p>
+    <w:bookmarkEnd w:id="50"/>
+    <w:bookmarkStart w:id="51" w:name="十一延伸阅读"/>
+    <w:p>
+      <w:pPr>
+        <w:pStyle w:val="Heading2"/>
+        <w:spacing w:before="280" w:after="120"/>
+      </w:pPr>
+      <w:r>
+        <w:rPr>
+          <w:rFonts w:hint="eastAsia" w:ascii="Times New Roman" w:hAnsi="Times New Roman" w:eastAsia="SimHei" w:cs="Times New Roman"/>
+        </w:rPr>
+        <w:t>十一</w:t>
+      </w:r>
+      <w:r>
+        <w:rPr>
+          <w:rFonts w:hint="eastAsia" w:ascii="Times New Roman" w:hAnsi="Times New Roman" w:eastAsia="Times New Roman" w:cs="Times New Roman"/>
+        </w:rPr>
+        <w:t>、</w:t>
+      </w:r>
+      <w:r>
+        <w:rPr>
+          <w:rFonts w:hint="eastAsia" w:ascii="Times New Roman" w:hAnsi="Times New Roman" w:eastAsia="SimHei" w:cs="Times New Roman"/>
+        </w:rPr>
+        <w:t>延伸阅读</w:t>
       </w:r>
     </w:p>
     <w:p>
@@ -17136,105 +17455,21 @@
       </w:pPr>
       <w:r>
         <w:rPr>
-          <w:rFonts w:hint="eastAsia" w:ascii="Times New Roman" w:hAnsi="Times New Roman" w:eastAsia="FangSong" w:cs="Times New Roman"/>
-        </w:rPr>
-        <w:t xml:space="preserve">接到</w:t>
-      </w:r>
-      <w:r>
-        <w:rPr>
-          <w:rFonts w:ascii="Times New Roman" w:hAnsi="Times New Roman" w:eastAsia="Times New Roman" w:cs="Times New Roman"/>
-        </w:rPr>
-        <w:t xml:space="preserve"> </w:t>
-      </w:r>
-      <w:r>
-        <w:rPr>
-          <w:rFonts w:hint="eastAsia" w:ascii="Times New Roman" w:hAnsi="Times New Roman" w:eastAsia="FangSong" w:cs="Times New Roman"/>
-        </w:rPr>
-        <w:t>决赛</w:t>
-      </w:r>
-      <w:r>
-        <w:rPr>
-          <w:rFonts w:hint="eastAsia" w:ascii="Times New Roman" w:hAnsi="Times New Roman" w:eastAsia="Times New Roman" w:cs="Times New Roman"/>
-        </w:rPr>
-        <w:t>03-</w:t>
-      </w:r>
-      <w:r>
-        <w:rPr>
-          <w:rFonts w:hint="eastAsia" w:ascii="Times New Roman" w:hAnsi="Times New Roman" w:eastAsia="FangSong" w:cs="Times New Roman"/>
-        </w:rPr>
-        <w:t>配合物深化</w:t>
-      </w:r>
-      <w:r>
-        <w:rPr>
-          <w:rFonts w:hint="eastAsia" w:ascii="Times New Roman" w:hAnsi="Times New Roman" w:eastAsia="Times New Roman" w:cs="Times New Roman"/>
-        </w:rPr>
-        <w:t>：</w:t>
-      </w:r>
-      <w:r>
-        <w:rPr>
-          <w:rFonts w:hint="eastAsia" w:ascii="Times New Roman" w:hAnsi="Times New Roman" w:eastAsia="FangSong" w:cs="Times New Roman"/>
-        </w:rPr>
-        <w:t>项符号</w:t>
-      </w:r>
-      <w:r>
-        <w:rPr>
-          <w:rFonts w:hint="eastAsia" w:ascii="Times New Roman" w:hAnsi="Times New Roman" w:eastAsia="Times New Roman" w:cs="Times New Roman"/>
-        </w:rPr>
-        <w:t>、</w:t>
-      </w:r>
-      <w:r>
-        <w:rPr>
-          <w:rFonts w:hint="eastAsia" w:ascii="Times New Roman" w:hAnsi="Times New Roman" w:eastAsia="FangSong" w:cs="Times New Roman"/>
-        </w:rPr>
-        <w:t>自旋轨道耦合</w:t>
-      </w:r>
-      <w:r>
-        <w:rPr>
-          <w:rFonts w:hint="eastAsia" w:ascii="Times New Roman" w:hAnsi="Times New Roman" w:eastAsia="Times New Roman" w:cs="Times New Roman"/>
-        </w:rPr>
-        <w:t>、4d/5d</w:t>
-      </w:r>
-      <w:r>
-        <w:rPr>
-          <w:rFonts w:ascii="Times New Roman" w:hAnsi="Times New Roman" w:eastAsia="Times New Roman" w:cs="Times New Roman"/>
-        </w:rPr>
-        <w:t xml:space="preserve"> </w:t>
-      </w:r>
-      <w:r>
-        <w:rPr>
-          <w:rFonts w:hint="eastAsia" w:ascii="Times New Roman" w:hAnsi="Times New Roman" w:eastAsia="FangSong" w:cs="Times New Roman"/>
-        </w:rPr>
-        <w:t>相对论效应</w:t>
-      </w:r>
-      <w:r>
-        <w:rPr>
-          <w:rFonts w:hint="eastAsia" w:ascii="Times New Roman" w:hAnsi="Times New Roman" w:eastAsia="Times New Roman" w:cs="Times New Roman"/>
-        </w:rPr>
-        <w:t>，</w:t>
-      </w:r>
-      <w:r>
-        <w:rPr>
-          <w:rFonts w:hint="eastAsia" w:ascii="Times New Roman" w:hAnsi="Times New Roman" w:eastAsia="FangSong" w:cs="Times New Roman"/>
-        </w:rPr>
-        <w:t>会直接影响配合物磁性</w:t>
-      </w:r>
-      <w:r>
-        <w:rPr>
-          <w:rFonts w:hint="eastAsia" w:ascii="Times New Roman" w:hAnsi="Times New Roman" w:eastAsia="Times New Roman" w:cs="Times New Roman"/>
-        </w:rPr>
-        <w:t>、</w:t>
-      </w:r>
-      <w:r>
-        <w:rPr>
-          <w:rFonts w:hint="eastAsia" w:ascii="Times New Roman" w:hAnsi="Times New Roman" w:eastAsia="FangSong" w:cs="Times New Roman"/>
-        </w:rPr>
-        <w:t>颜色和几何偏好</w:t>
-      </w:r>
-      <w:r>
-        <w:rPr>
-          <w:rFonts w:hint="eastAsia" w:ascii="Times New Roman" w:hAnsi="Times New Roman" w:eastAsia="Times New Roman" w:cs="Times New Roman"/>
-        </w:rPr>
-        <w:t>。</w:t>
+          <w:rFonts w:ascii="Times New Roman" w:hAnsi="Times New Roman" w:eastAsia="Times New Roman" w:cs="Times New Roman"/>
+        </w:rPr>
+        <w:t xml:space="preserve">Atkins Physical </w:t>
+      </w:r>
+      <w:r>
+        <w:rPr>
+          <w:rFonts w:hint="eastAsia" w:ascii="Times New Roman" w:hAnsi="Times New Roman" w:eastAsia="Times New Roman" w:cs="Times New Roman"/>
+        </w:rPr>
+        <w:t>Chemistry：</w:t>
+      </w:r>
+      <w:r>
+        <w:rPr>
+          <w:rFonts w:hint="eastAsia" w:ascii="Times New Roman" w:hAnsi="Times New Roman" w:eastAsia="FangSong" w:cs="Times New Roman"/>
+        </w:rPr>
+        <w:t>原子结构与近似方法章节</w:t>
       </w:r>
     </w:p>
     <w:p>
@@ -17247,21 +17482,21 @@
       </w:pPr>
       <w:r>
         <w:rPr>
-          <w:rFonts w:hint="eastAsia" w:ascii="Times New Roman" w:hAnsi="Times New Roman" w:eastAsia="FangSong" w:cs="Times New Roman"/>
-        </w:rPr>
-        <w:t>接到元素化学</w:t>
-      </w:r>
-      <w:r>
-        <w:rPr>
-          <w:rFonts w:hint="eastAsia" w:ascii="Times New Roman" w:hAnsi="Times New Roman" w:eastAsia="Times New Roman" w:cs="Times New Roman"/>
-        </w:rPr>
-        <w:t>：</w:t>
-      </w:r>
-      <w:r>
-        <w:rPr>
-          <w:rFonts w:hint="eastAsia" w:ascii="Times New Roman" w:hAnsi="Times New Roman" w:eastAsia="FangSong" w:cs="Times New Roman"/>
-        </w:rPr>
-        <w:t>惰性电子对效应</w:t>
+          <w:rFonts w:ascii="Times New Roman" w:hAnsi="Times New Roman" w:eastAsia="Times New Roman" w:cs="Times New Roman"/>
+        </w:rPr>
+        <w:t xml:space="preserve">Miessler, Fischer, Tarr《Inorganic </w:t>
+      </w:r>
+      <w:r>
+        <w:rPr>
+          <w:rFonts w:hint="eastAsia" w:ascii="Times New Roman" w:hAnsi="Times New Roman" w:eastAsia="Times New Roman" w:cs="Times New Roman"/>
+        </w:rPr>
+        <w:t>Chemistry》：</w:t>
+      </w:r>
+      <w:r>
+        <w:rPr>
+          <w:rFonts w:hint="eastAsia" w:ascii="Times New Roman" w:hAnsi="Times New Roman" w:eastAsia="FangSong" w:cs="Times New Roman"/>
+        </w:rPr>
+        <w:t>原子项符号</w:t>
       </w:r>
       <w:r>
         <w:rPr>
@@ -17273,63 +17508,7 @@
         <w:rPr>
           <w:rFonts w:hint="eastAsia" w:ascii="Times New Roman" w:hAnsi="Times New Roman" w:eastAsia="FangSong" w:cs="Times New Roman"/>
         </w:rPr>
-        <w:t>镧系收缩和</w:t>
-      </w:r>
-      <w:r>
-        <w:rPr>
-          <w:rFonts w:ascii="Times New Roman" w:hAnsi="Times New Roman" w:eastAsia="Times New Roman" w:cs="Times New Roman"/>
-        </w:rPr>
-        <w:t xml:space="preserve"> 4d/5d </w:t>
-      </w:r>
-      <w:r>
-        <w:rPr>
-          <w:rFonts w:hint="eastAsia" w:ascii="Times New Roman" w:hAnsi="Times New Roman" w:eastAsia="FangSong" w:cs="Times New Roman"/>
-        </w:rPr>
-        <w:t>相似性</w:t>
-      </w:r>
-      <w:r>
-        <w:rPr>
-          <w:rFonts w:hint="eastAsia" w:ascii="Times New Roman" w:hAnsi="Times New Roman" w:eastAsia="Times New Roman" w:cs="Times New Roman"/>
-        </w:rPr>
-        <w:t>，</w:t>
-      </w:r>
-      <w:r>
-        <w:rPr>
-          <w:rFonts w:hint="eastAsia" w:ascii="Times New Roman" w:hAnsi="Times New Roman" w:eastAsia="FangSong" w:cs="Times New Roman"/>
-        </w:rPr>
-        <w:t>都是元素推断与性质反常题的底层解释</w:t>
-      </w:r>
-      <w:r>
-        <w:rPr>
-          <w:rFonts w:hint="eastAsia" w:ascii="Times New Roman" w:hAnsi="Times New Roman" w:eastAsia="Times New Roman" w:cs="Times New Roman"/>
-        </w:rPr>
-        <w:t>。</w:t>
-      </w:r>
-    </w:p>
-    <w:bookmarkEnd w:id="50"/>
-    <w:bookmarkStart w:id="51" w:name="十一延伸阅读"/>
-    <w:p>
-      <w:pPr>
-        <w:pStyle w:val="Heading2"/>
-        <w:spacing w:before="280" w:after="120"/>
-      </w:pPr>
-      <w:r>
-        <w:rPr>
-          <w:rFonts w:hint="eastAsia" w:ascii="Times New Roman" w:hAnsi="Times New Roman" w:eastAsia="SimHei" w:cs="Times New Roman"/>
-        </w:rPr>
-        <w:t>十一</w:t>
-      </w:r>
-      <w:r>
-        <w:rPr>
-          <w:rFonts w:hint="eastAsia" w:ascii="Times New Roman" w:hAnsi="Times New Roman" w:eastAsia="Times New Roman" w:cs="Times New Roman"/>
-        </w:rPr>
-        <w:t>、</w:t>
-      </w:r>
-      <w:r>
-        <w:rPr>
-          <w:rFonts w:hint="eastAsia" w:ascii="Times New Roman" w:hAnsi="Times New Roman" w:eastAsia="SimHei" w:cs="Times New Roman"/>
-        </w:rPr>
-        <w:t>延伸阅读</w:t>
+        <w:t>相对论效应相关章节</w:t>
       </w:r>
     </w:p>
     <w:p>
@@ -17337,73 +17516,7 @@
         <w:pStyle w:val="Compact"/>
         <w:numPr>
           <w:ilvl w:val="0"/>
-          <w:numId w:val="1045"/>
-        </w:numPr>
-      </w:pPr>
-      <w:r>
-        <w:rPr>
-          <w:rFonts w:ascii="Times New Roman" w:hAnsi="Times New Roman" w:eastAsia="Times New Roman" w:cs="Times New Roman"/>
-        </w:rPr>
-        <w:t xml:space="preserve">Atkins Physical </w:t>
-      </w:r>
-      <w:r>
-        <w:rPr>
-          <w:rFonts w:hint="eastAsia" w:ascii="Times New Roman" w:hAnsi="Times New Roman" w:eastAsia="Times New Roman" w:cs="Times New Roman"/>
-        </w:rPr>
-        <w:t>Chemistry：</w:t>
-      </w:r>
-      <w:r>
-        <w:rPr>
-          <w:rFonts w:hint="eastAsia" w:ascii="Times New Roman" w:hAnsi="Times New Roman" w:eastAsia="FangSong" w:cs="Times New Roman"/>
-        </w:rPr>
-        <w:t>原子结构与近似方法章节</w:t>
-      </w:r>
-    </w:p>
-    <w:p>
-      <w:pPr>
-        <w:pStyle w:val="Compact"/>
-        <w:numPr>
-          <w:ilvl w:val="0"/>
-          <w:numId w:val="1045"/>
-        </w:numPr>
-      </w:pPr>
-      <w:r>
-        <w:rPr>
-          <w:rFonts w:ascii="Times New Roman" w:hAnsi="Times New Roman" w:eastAsia="Times New Roman" w:cs="Times New Roman"/>
-        </w:rPr>
-        <w:t xml:space="preserve">Miessler, Fischer, Tarr《Inorganic </w:t>
-      </w:r>
-      <w:r>
-        <w:rPr>
-          <w:rFonts w:hint="eastAsia" w:ascii="Times New Roman" w:hAnsi="Times New Roman" w:eastAsia="Times New Roman" w:cs="Times New Roman"/>
-        </w:rPr>
-        <w:t>Chemistry》：</w:t>
-      </w:r>
-      <w:r>
-        <w:rPr>
-          <w:rFonts w:hint="eastAsia" w:ascii="Times New Roman" w:hAnsi="Times New Roman" w:eastAsia="FangSong" w:cs="Times New Roman"/>
-        </w:rPr>
-        <w:t>原子项符号</w:t>
-      </w:r>
-      <w:r>
-        <w:rPr>
-          <w:rFonts w:hint="eastAsia" w:ascii="Times New Roman" w:hAnsi="Times New Roman" w:eastAsia="Times New Roman" w:cs="Times New Roman"/>
-        </w:rPr>
-        <w:t>、</w:t>
-      </w:r>
-      <w:r>
-        <w:rPr>
-          <w:rFonts w:hint="eastAsia" w:ascii="Times New Roman" w:hAnsi="Times New Roman" w:eastAsia="FangSong" w:cs="Times New Roman"/>
-        </w:rPr>
-        <w:t>相对论效应相关章节</w:t>
-      </w:r>
-    </w:p>
-    <w:p>
-      <w:pPr>
-        <w:pStyle w:val="Compact"/>
-        <w:numPr>
-          <w:ilvl w:val="0"/>
-          <w:numId w:val="1045"/>
+          <w:numId w:val="1044"/>
         </w:numPr>
       </w:pPr>
       <w:r>
@@ -17782,9 +17895,6 @@
     <w:abstractNumId w:val="991"/>
   </w:num>
   <w:num w:numId="1002">
-    <w:abstractNumId w:val="991"/>
-  </w:num>
-  <w:num w:numId="1003">
     <w:abstractNumId w:val="99411"/>
     <w:lvlOverride w:ilvl="0">
       <w:startOverride w:val="1"/>
@@ -17814,6 +17924,9 @@
       <w:startOverride w:val="1"/>
     </w:lvlOverride>
   </w:num>
+  <w:num w:numId="1003">
+    <w:abstractNumId w:val="991"/>
+  </w:num>
   <w:num w:numId="1004">
     <w:abstractNumId w:val="991"/>
   </w:num>
@@ -17842,7 +17955,34 @@
     <w:abstractNumId w:val="991"/>
   </w:num>
   <w:num w:numId="1013">
-    <w:abstractNumId w:val="991"/>
+    <w:abstractNumId w:val="99411"/>
+    <w:lvlOverride w:ilvl="0">
+      <w:startOverride w:val="1"/>
+    </w:lvlOverride>
+    <w:lvlOverride w:ilvl="1">
+      <w:startOverride w:val="1"/>
+    </w:lvlOverride>
+    <w:lvlOverride w:ilvl="2">
+      <w:startOverride w:val="1"/>
+    </w:lvlOverride>
+    <w:lvlOverride w:ilvl="3">
+      <w:startOverride w:val="1"/>
+    </w:lvlOverride>
+    <w:lvlOverride w:ilvl="4">
+      <w:startOverride w:val="1"/>
+    </w:lvlOverride>
+    <w:lvlOverride w:ilvl="5">
+      <w:startOverride w:val="1"/>
+    </w:lvlOverride>
+    <w:lvlOverride w:ilvl="6">
+      <w:startOverride w:val="1"/>
+    </w:lvlOverride>
+    <w:lvlOverride w:ilvl="7">
+      <w:startOverride w:val="1"/>
+    </w:lvlOverride>
+    <w:lvlOverride w:ilvl="8">
+      <w:startOverride w:val="1"/>
+    </w:lvlOverride>
   </w:num>
   <w:num w:numId="1014">
     <w:abstractNumId w:val="99411"/>
@@ -17875,6 +18015,33 @@
     </w:lvlOverride>
   </w:num>
   <w:num w:numId="1015">
+    <w:abstractNumId w:val="991"/>
+  </w:num>
+  <w:num w:numId="1016">
+    <w:abstractNumId w:val="991"/>
+  </w:num>
+  <w:num w:numId="1017">
+    <w:abstractNumId w:val="991"/>
+  </w:num>
+  <w:num w:numId="1018">
+    <w:abstractNumId w:val="991"/>
+  </w:num>
+  <w:num w:numId="1019">
+    <w:abstractNumId w:val="991"/>
+  </w:num>
+  <w:num w:numId="1020">
+    <w:abstractNumId w:val="991"/>
+  </w:num>
+  <w:num w:numId="1021">
+    <w:abstractNumId w:val="991"/>
+  </w:num>
+  <w:num w:numId="1022">
+    <w:abstractNumId w:val="991"/>
+  </w:num>
+  <w:num w:numId="1023">
+    <w:abstractNumId w:val="991"/>
+  </w:num>
+  <w:num w:numId="1024">
     <w:abstractNumId w:val="99411"/>
     <w:lvlOverride w:ilvl="0">
       <w:startOverride w:val="1"/>
@@ -17904,34 +18071,28 @@
       <w:startOverride w:val="1"/>
     </w:lvlOverride>
   </w:num>
-  <w:num w:numId="1016">
+  <w:num w:numId="1025">
     <w:abstractNumId w:val="991"/>
   </w:num>
-  <w:num w:numId="1017">
+  <w:num w:numId="1026">
     <w:abstractNumId w:val="991"/>
   </w:num>
-  <w:num w:numId="1018">
+  <w:num w:numId="1027">
     <w:abstractNumId w:val="991"/>
   </w:num>
-  <w:num w:numId="1019">
+  <w:num w:numId="1028">
     <w:abstractNumId w:val="991"/>
   </w:num>
-  <w:num w:numId="1020">
+  <w:num w:numId="1029">
     <w:abstractNumId w:val="991"/>
   </w:num>
-  <w:num w:numId="1021">
+  <w:num w:numId="1030">
     <w:abstractNumId w:val="991"/>
   </w:num>
-  <w:num w:numId="1022">
+  <w:num w:numId="1031">
     <w:abstractNumId w:val="991"/>
   </w:num>
-  <w:num w:numId="1023">
-    <w:abstractNumId w:val="991"/>
-  </w:num>
-  <w:num w:numId="1024">
-    <w:abstractNumId w:val="991"/>
-  </w:num>
-  <w:num w:numId="1025">
+  <w:num w:numId="1032">
     <w:abstractNumId w:val="99411"/>
     <w:lvlOverride w:ilvl="0">
       <w:startOverride w:val="1"/>
@@ -17960,27 +18121,6 @@
     <w:lvlOverride w:ilvl="8">
       <w:startOverride w:val="1"/>
     </w:lvlOverride>
-  </w:num>
-  <w:num w:numId="1026">
-    <w:abstractNumId w:val="991"/>
-  </w:num>
-  <w:num w:numId="1027">
-    <w:abstractNumId w:val="991"/>
-  </w:num>
-  <w:num w:numId="1028">
-    <w:abstractNumId w:val="991"/>
-  </w:num>
-  <w:num w:numId="1029">
-    <w:abstractNumId w:val="991"/>
-  </w:num>
-  <w:num w:numId="1030">
-    <w:abstractNumId w:val="991"/>
-  </w:num>
-  <w:num w:numId="1031">
-    <w:abstractNumId w:val="991"/>
-  </w:num>
-  <w:num w:numId="1032">
-    <w:abstractNumId w:val="991"/>
   </w:num>
   <w:num w:numId="1033">
     <w:abstractNumId w:val="99411"/>
@@ -18013,34 +18153,7 @@
     </w:lvlOverride>
   </w:num>
   <w:num w:numId="1034">
-    <w:abstractNumId w:val="99411"/>
-    <w:lvlOverride w:ilvl="0">
-      <w:startOverride w:val="1"/>
-    </w:lvlOverride>
-    <w:lvlOverride w:ilvl="1">
-      <w:startOverride w:val="1"/>
-    </w:lvlOverride>
-    <w:lvlOverride w:ilvl="2">
-      <w:startOverride w:val="1"/>
-    </w:lvlOverride>
-    <w:lvlOverride w:ilvl="3">
-      <w:startOverride w:val="1"/>
-    </w:lvlOverride>
-    <w:lvlOverride w:ilvl="4">
-      <w:startOverride w:val="1"/>
-    </w:lvlOverride>
-    <w:lvlOverride w:ilvl="5">
-      <w:startOverride w:val="1"/>
-    </w:lvlOverride>
-    <w:lvlOverride w:ilvl="6">
-      <w:startOverride w:val="1"/>
-    </w:lvlOverride>
-    <w:lvlOverride w:ilvl="7">
-      <w:startOverride w:val="1"/>
-    </w:lvlOverride>
-    <w:lvlOverride w:ilvl="8">
-      <w:startOverride w:val="1"/>
-    </w:lvlOverride>
+    <w:abstractNumId w:val="991"/>
   </w:num>
   <w:num w:numId="1035">
     <w:abstractNumId w:val="991"/>
@@ -18070,9 +18183,6 @@
     <w:abstractNumId w:val="991"/>
   </w:num>
   <w:num w:numId="1044">
-    <w:abstractNumId w:val="991"/>
-  </w:num>
-  <w:num w:numId="1045">
     <w:abstractNumId w:val="991"/>
   </w:num>
 </w:numbering>

--- a/06-学生侧材料/讲义/2-结构化学/原子结构补充-超级充实版（自学完整）.docx
+++ b/06-学生侧材料/讲义/2-结构化学/原子结构补充-超级充实版（自学完整）.docx
@@ -2,45 +2,7 @@
 <file path=word/document.xml><?xml version="1.0" encoding="utf-8"?>
 <w:document xmlns:w="http://schemas.openxmlformats.org/wordprocessingml/2006/main" xmlns:m="http://schemas.openxmlformats.org/officeDocument/2006/math" xmlns:r="http://schemas.openxmlformats.org/officeDocument/2006/relationships" xmlns:o="urn:schemas-microsoft-com:office:office" xmlns:v="urn:schemas-microsoft-com:vml" xmlns:w10="urn:schemas-microsoft-com:office:word" xmlns:a="http://schemas.openxmlformats.org/drawingml/2006/main" xmlns:pic="http://schemas.openxmlformats.org/drawingml/2006/picture" xmlns:wp="http://schemas.openxmlformats.org/drawingml/2006/wordprocessingDrawing">
   <w:body>
-    <w:bookmarkStart w:id="52" w:name="原子结构补充多电子原子项符号与相对论效应"/>
-    <w:p>
-      <w:pPr>
-        <w:pStyle w:val="Heading1"/>
-        <w:spacing w:before="280" w:after="120"/>
-        <w:jc w:val="center"/>
-      </w:pPr>
-      <w:r>
-        <w:rPr>
-          <w:rFonts w:hint="eastAsia" w:ascii="Times New Roman" w:hAnsi="Times New Roman" w:eastAsia="SimHei" w:cs="Times New Roman"/>
-        </w:rPr>
-        <w:t>原子结构补充</w:t>
-      </w:r>
-      <w:r>
-        <w:rPr>
-          <w:rFonts w:hint="eastAsia" w:ascii="Times New Roman" w:hAnsi="Times New Roman" w:eastAsia="Times New Roman" w:cs="Times New Roman"/>
-        </w:rPr>
-        <w:t>：</w:t>
-      </w:r>
-      <w:r>
-        <w:rPr>
-          <w:rFonts w:hint="eastAsia" w:ascii="Times New Roman" w:hAnsi="Times New Roman" w:eastAsia="SimHei" w:cs="Times New Roman"/>
-        </w:rPr>
-        <w:t>多电子原子</w:t>
-      </w:r>
-      <w:r>
-        <w:rPr>
-          <w:rFonts w:hint="eastAsia" w:ascii="Times New Roman" w:hAnsi="Times New Roman" w:eastAsia="Times New Roman" w:cs="Times New Roman"/>
-        </w:rPr>
-        <w:t>、</w:t>
-      </w:r>
-      <w:r>
-        <w:rPr>
-          <w:rFonts w:hint="eastAsia" w:ascii="Times New Roman" w:hAnsi="Times New Roman" w:eastAsia="SimHei" w:cs="Times New Roman"/>
-        </w:rPr>
-        <w:t>项符号与相对论效应</w:t>
-      </w:r>
-    </w:p>
-    <w:bookmarkStart w:id="9" w:name="学习目标"/>
+    <w:bookmarkStart w:id="9" w:name="学习目标与考纲锚点"/>
     <w:p>
       <w:pPr>
         <w:pStyle w:val="Heading2"/>
@@ -50,13 +12,14 @@
         <w:rPr>
           <w:rFonts w:hint="eastAsia" w:ascii="Times New Roman" w:hAnsi="Times New Roman" w:eastAsia="SimHei" w:cs="Times New Roman"/>
         </w:rPr>
-        <w:t xml:space="preserve">学习目标</w:t>
+        <w:t xml:space="preserve">学习目标与考纲锚点</w:t>
       </w:r>
     </w:p>
     <w:p>
       <w:pPr>
         <w:pStyle w:val="BlockText"/>
         <w:spacing w:after="80"/>
+        <w:ind w:firstLine="420"/>
       </w:pPr>
       <w:r>
         <w:rPr>
@@ -101,6 +64,15 @@
         <w:tblW w:type="pct" w:w="5000"/>
         <w:tblLayout w:type="fixed"/>
         <w:tblLook w:firstRow="1" w:lastRow="0" w:firstColumn="0" w:lastColumn="0" w:noHBand="0" w:noVBand="0" w:val="0020"/>
+        <w:jc w:val="center"/>
+        <w:tblBorders>
+          <w:top w:val="single" w:sz="12" w:space="0" w:color="333333"/>
+          <w:bottom w:val="single" w:sz="12" w:space="0" w:color="333333"/>
+          <w:left w:val="none"/>
+          <w:right w:val="none"/>
+          <w:insideH w:val="none"/>
+          <w:insideV w:val="none"/>
+        </w:tblBorders>
       </w:tblPr>
       <w:tblGrid>
         <w:gridCol w:w="3960"/>
@@ -111,7 +83,11 @@
           <w:tblHeader w:val="on"/>
         </w:trPr>
         <w:tc>
-          <w:tcPr/>
+          <w:tcPr>
+            <w:tcBorders>
+              <w:bottom w:val="single" w:sz="6" w:space="0" w:color="333333"/>
+            </w:tcBorders>
+          </w:tcPr>
           <w:p>
             <w:pPr>
               <w:pStyle w:val="Compact"/>
@@ -127,7 +103,11 @@
           </w:p>
         </w:tc>
         <w:tc>
-          <w:tcPr/>
+          <w:tcPr>
+            <w:tcBorders>
+              <w:bottom w:val="single" w:sz="6" w:space="0" w:color="333333"/>
+            </w:tcBorders>
+          </w:tcPr>
           <w:p>
             <w:pPr>
               <w:pStyle w:val="Compact"/>
@@ -138,7 +118,7 @@
                 <w:rFonts w:hint="eastAsia" w:ascii="Times New Roman" w:hAnsi="Times New Roman" w:eastAsia="SimHei" w:cs="Times New Roman"/>
                 <w:b/>
               </w:rPr>
-              <w:t xml:space="preserve">学完本讲你应能</w:t>
+              <w:t xml:space="preserve">学完本讲应能</w:t>
             </w:r>
           </w:p>
         </w:tc>
@@ -175,6 +155,18 @@
               </w:rPr>
               <w:t xml:space="preserve">原子结构补充</w:t>
             </w:r>
+            <w:r>
+              <w:rPr>
+                <w:rFonts w:ascii="Times New Roman" w:hAnsi="Times New Roman" w:eastAsia="Times New Roman" w:cs="Times New Roman"/>
+              </w:rPr>
+              <w:t xml:space="preserve"> · </w:t>
+            </w:r>
+            <w:r>
+              <w:rPr>
+                <w:rFonts w:hint="eastAsia" w:ascii="Times New Roman" w:hAnsi="Times New Roman" w:eastAsia="FangSong" w:cs="Times New Roman"/>
+              </w:rPr>
+              <w:t xml:space="preserve">多电子原子的近似层级</w:t>
+            </w:r>
           </w:p>
         </w:tc>
         <w:tc>
@@ -188,61 +180,19 @@
               <w:rPr>
                 <w:rFonts w:hint="eastAsia" w:ascii="Times New Roman" w:hAnsi="Times New Roman" w:eastAsia="FangSong" w:cs="Times New Roman"/>
               </w:rPr>
-              <w:t>能说清第一轮</w:t>
+              <w:t>说明中心力场近似</w:t>
             </w:r>
             <w:r>
               <w:rPr>
                 <w:rFonts w:hint="eastAsia" w:ascii="Times New Roman" w:hAnsi="Times New Roman" w:eastAsia="Times New Roman" w:cs="Times New Roman"/>
               </w:rPr>
-              <w:t>“</w:t>
-            </w:r>
-            <w:r>
-              <w:rPr>
-                <w:rFonts w:hint="eastAsia" w:ascii="Times New Roman" w:hAnsi="Times New Roman" w:eastAsia="FangSong" w:cs="Times New Roman"/>
-              </w:rPr>
-              <w:t>电子排布规则</w:t>
-            </w:r>
-            <w:r>
-              <w:rPr>
-                <w:rFonts w:hint="eastAsia" w:ascii="Times New Roman" w:hAnsi="Times New Roman" w:eastAsia="Times New Roman" w:cs="Times New Roman"/>
-              </w:rPr>
-              <w:t>”</w:t>
-            </w:r>
-            <w:r>
-              <w:rPr>
-                <w:rFonts w:hint="eastAsia" w:ascii="Times New Roman" w:hAnsi="Times New Roman" w:eastAsia="FangSong" w:cs="Times New Roman"/>
-              </w:rPr>
-              <w:t>背后到底用了哪些近似</w:t>
-            </w:r>
-            <w:r>
-              <w:rPr>
-                <w:rFonts w:hint="eastAsia" w:ascii="Times New Roman" w:hAnsi="Times New Roman" w:eastAsia="Times New Roman" w:cs="Times New Roman"/>
-              </w:rPr>
-              <w:t>，</w:t>
-            </w:r>
-            <w:r>
-              <w:rPr>
-                <w:rFonts w:hint="eastAsia" w:ascii="Times New Roman" w:hAnsi="Times New Roman" w:eastAsia="FangSong" w:cs="Times New Roman"/>
-              </w:rPr>
-              <w:t>以及这些近似各自解决什么问题</w:t>
-            </w:r>
-            <w:r>
-              <w:rPr>
-                <w:rFonts w:hint="eastAsia" w:ascii="Times New Roman" w:hAnsi="Times New Roman" w:eastAsia="Times New Roman" w:cs="Times New Roman"/>
-              </w:rPr>
-              <w:t>；</w:t>
-            </w:r>
-            <w:r>
-              <w:rPr>
-                <w:rFonts w:hint="eastAsia" w:ascii="Times New Roman" w:hAnsi="Times New Roman" w:eastAsia="FangSong" w:cs="Times New Roman"/>
-              </w:rPr>
-              <w:t>能区分</w:t>
+              <w:t>、Slater</w:t>
             </w:r>
             <w:r>
               <w:rPr>
                 <w:rFonts w:ascii="Times New Roman" w:hAnsi="Times New Roman" w:eastAsia="Times New Roman" w:cs="Times New Roman"/>
               </w:rPr>
-              <w:t xml:space="preserve"> Slater </w:t>
+              <w:t xml:space="preserve"> </w:t>
             </w:r>
             <w:r>
               <w:rPr>
@@ -260,7 +210,78 @@
               <w:rPr>
                 <w:rFonts w:hint="eastAsia" w:ascii="Times New Roman" w:hAnsi="Times New Roman" w:eastAsia="FangSong" w:cs="Times New Roman"/>
               </w:rPr>
-              <w:t>中心力场近似</w:t>
+              <w:t>自洽场与</w:t>
+            </w:r>
+            <w:r>
+              <w:rPr>
+                <w:rFonts w:ascii="Times New Roman" w:hAnsi="Times New Roman" w:eastAsia="Times New Roman" w:cs="Times New Roman"/>
+              </w:rPr>
+              <w:t xml:space="preserve"> Hartree-Fock </w:t>
+            </w:r>
+            <w:r>
+              <w:rPr>
+                <w:rFonts w:hint="eastAsia" w:ascii="Times New Roman" w:hAnsi="Times New Roman" w:eastAsia="FangSong" w:cs="Times New Roman"/>
+              </w:rPr>
+              <w:t>的层次与各自解决的问题</w:t>
+            </w:r>
+            <w:r>
+              <w:rPr>
+                <w:rFonts w:hint="eastAsia" w:ascii="Times New Roman" w:hAnsi="Times New Roman" w:eastAsia="Times New Roman" w:cs="Times New Roman"/>
+              </w:rPr>
+              <w:t>，</w:t>
+            </w:r>
+            <w:r>
+              <w:rPr>
+                <w:rFonts w:hint="eastAsia" w:ascii="Times New Roman" w:hAnsi="Times New Roman" w:eastAsia="FangSong" w:cs="Times New Roman"/>
+              </w:rPr>
+              <w:t>区分交换能与电子相关</w:t>
+            </w:r>
+          </w:p>
+        </w:tc>
+      </w:tr>
+      <w:tr>
+        <w:tc>
+          <w:tcPr/>
+          <w:p>
+            <w:pPr>
+              <w:pStyle w:val="Compact"/>
+              <w:jc w:val="center"/>
+            </w:pPr>
+            <w:r>
+              <w:rPr>
+                <w:rFonts w:hint="eastAsia" w:ascii="Times New Roman" w:hAnsi="Times New Roman" w:eastAsia="FangSong" w:cs="Times New Roman"/>
+              </w:rPr>
+              <w:t>决赛</w:t>
+            </w:r>
+            <w:r>
+              <w:rPr>
+                <w:rFonts w:hint="eastAsia" w:ascii="Times New Roman" w:hAnsi="Times New Roman" w:eastAsia="Times New Roman" w:cs="Times New Roman"/>
+              </w:rPr>
+              <w:t>01</w:t>
+            </w:r>
+            <w:r>
+              <w:rPr>
+                <w:rFonts w:ascii="Times New Roman" w:hAnsi="Times New Roman" w:eastAsia="Times New Roman" w:cs="Times New Roman"/>
+              </w:rPr>
+              <w:t xml:space="preserve"> </w:t>
+            </w:r>
+            <w:r>
+              <w:rPr>
+                <w:rFonts w:hint="eastAsia" w:ascii="Times New Roman" w:hAnsi="Times New Roman" w:eastAsia="FangSong" w:cs="Times New Roman"/>
+              </w:rPr>
+              <w:t xml:space="preserve">原子结构补充</w:t>
+            </w:r>
+            <w:r>
+              <w:rPr>
+                <w:rFonts w:ascii="Times New Roman" w:hAnsi="Times New Roman" w:eastAsia="Times New Roman" w:cs="Times New Roman"/>
+              </w:rPr>
+              <w:t xml:space="preserve"> · </w:t>
+            </w:r>
+            <w:r>
+              <w:rPr>
+                <w:rFonts w:hint="eastAsia" w:ascii="Times New Roman" w:hAnsi="Times New Roman" w:eastAsia="FangSong" w:cs="Times New Roman"/>
+              </w:rPr>
+              <w:t>穿透</w:t>
             </w:r>
             <w:r>
               <w:rPr>
@@ -272,31 +293,120 @@
               <w:rPr>
                 <w:rFonts w:hint="eastAsia" w:ascii="Times New Roman" w:hAnsi="Times New Roman" w:eastAsia="FangSong" w:cs="Times New Roman"/>
               </w:rPr>
-              <w:t>自洽场</w:t>
+              <w:t>屏蔽与能级分裂</w:t>
+            </w:r>
+          </w:p>
+        </w:tc>
+        <w:tc>
+          <w:tcPr/>
+          <w:p>
+            <w:pPr>
+              <w:pStyle w:val="Compact"/>
+              <w:jc w:val="center"/>
+            </w:pPr>
+            <w:r>
+              <w:rPr>
+                <w:rFonts w:hint="eastAsia" w:ascii="Times New Roman" w:hAnsi="Times New Roman" w:eastAsia="FangSong" w:cs="Times New Roman"/>
+              </w:rPr>
+              <w:t>用穿透与屏蔽解释同一主量子数内的轨道分裂</w:t>
             </w:r>
             <w:r>
               <w:rPr>
                 <w:rFonts w:hint="eastAsia" w:ascii="Times New Roman" w:hAnsi="Times New Roman" w:eastAsia="Times New Roman" w:cs="Times New Roman"/>
               </w:rPr>
-              <w:t>、Hartree-Fock、</w:t>
+              <w:t>，</w:t>
             </w:r>
             <w:r>
               <w:rPr>
                 <w:rFonts w:hint="eastAsia" w:ascii="Times New Roman" w:hAnsi="Times New Roman" w:eastAsia="FangSong" w:cs="Times New Roman"/>
               </w:rPr>
-              <w:t>电子相关这些层次</w:t>
+              <w:t>明确</w:t>
+            </w:r>
+            <w:r>
+              <w:rPr>
+                <w:rFonts w:ascii="Times New Roman" w:hAnsi="Times New Roman" w:eastAsia="Times New Roman" w:cs="Times New Roman"/>
+              </w:rPr>
+              <w:t xml:space="preserve"> Koopmans </w:t>
+            </w:r>
+            <w:r>
+              <w:rPr>
+                <w:rFonts w:hint="eastAsia" w:ascii="Times New Roman" w:hAnsi="Times New Roman" w:eastAsia="FangSong" w:cs="Times New Roman"/>
+              </w:rPr>
+              <w:t xml:space="preserve">定理的适用边界</w:t>
+            </w:r>
+          </w:p>
+        </w:tc>
+      </w:tr>
+      <w:tr>
+        <w:tc>
+          <w:tcPr/>
+          <w:p>
+            <w:pPr>
+              <w:pStyle w:val="Compact"/>
+              <w:jc w:val="center"/>
+            </w:pPr>
+            <w:r>
+              <w:rPr>
+                <w:rFonts w:hint="eastAsia" w:ascii="Times New Roman" w:hAnsi="Times New Roman" w:eastAsia="FangSong" w:cs="Times New Roman"/>
+              </w:rPr>
+              <w:t>决赛</w:t>
             </w:r>
             <w:r>
               <w:rPr>
                 <w:rFonts w:hint="eastAsia" w:ascii="Times New Roman" w:hAnsi="Times New Roman" w:eastAsia="Times New Roman" w:cs="Times New Roman"/>
               </w:rPr>
-              <w:t>；</w:t>
+              <w:t>01</w:t>
+            </w:r>
+            <w:r>
+              <w:rPr>
+                <w:rFonts w:ascii="Times New Roman" w:hAnsi="Times New Roman" w:eastAsia="Times New Roman" w:cs="Times New Roman"/>
+              </w:rPr>
+              <w:t xml:space="preserve"> </w:t>
             </w:r>
             <w:r>
               <w:rPr>
                 <w:rFonts w:hint="eastAsia" w:ascii="Times New Roman" w:hAnsi="Times New Roman" w:eastAsia="FangSong" w:cs="Times New Roman"/>
               </w:rPr>
-              <w:t>能读懂并书写原子项符号</w:t>
+              <w:t xml:space="preserve">原子结构补充</w:t>
+            </w:r>
+            <w:r>
+              <w:rPr>
+                <w:rFonts w:ascii="Times New Roman" w:hAnsi="Times New Roman" w:eastAsia="Times New Roman" w:cs="Times New Roman"/>
+              </w:rPr>
+              <w:t xml:space="preserve"> · </w:t>
+            </w:r>
+            <w:r>
+              <w:rPr>
+                <w:rFonts w:hint="eastAsia" w:ascii="Times New Roman" w:hAnsi="Times New Roman" w:eastAsia="FangSong" w:cs="Times New Roman"/>
+              </w:rPr>
+              <w:t xml:space="preserve">项符号与</w:t>
+            </w:r>
+            <w:r>
+              <w:rPr>
+                <w:rFonts w:ascii="Times New Roman" w:hAnsi="Times New Roman" w:eastAsia="Times New Roman" w:cs="Times New Roman"/>
+              </w:rPr>
+              <w:t xml:space="preserve"> Hund </w:t>
+            </w:r>
+            <w:r>
+              <w:rPr>
+                <w:rFonts w:hint="eastAsia" w:ascii="Times New Roman" w:hAnsi="Times New Roman" w:eastAsia="FangSong" w:cs="Times New Roman"/>
+              </w:rPr>
+              <w:t xml:space="preserve">规则</w:t>
+            </w:r>
+          </w:p>
+        </w:tc>
+        <w:tc>
+          <w:tcPr/>
+          <w:p>
+            <w:pPr>
+              <w:pStyle w:val="Compact"/>
+              <w:jc w:val="center"/>
+            </w:pPr>
+            <w:r>
+              <w:rPr>
+                <w:rFonts w:hint="eastAsia" w:ascii="Times New Roman" w:hAnsi="Times New Roman" w:eastAsia="FangSong" w:cs="Times New Roman"/>
+              </w:rPr>
+              <w:t xml:space="preserve">读写真态项符号</w:t>
             </w:r>
             <w:r>
               <w:rPr>
@@ -352,7 +462,7 @@
               <w:rPr>
                 <w:rFonts w:hint="eastAsia" w:ascii="Times New Roman" w:hAnsi="Times New Roman" w:eastAsia="FangSong" w:cs="Times New Roman"/>
               </w:rPr>
-              <w:t>会用</w:t>
+              <w:t>用</w:t>
             </w:r>
             <w:r>
               <w:rPr>
@@ -364,31 +474,7 @@
               <w:rPr>
                 <w:rFonts w:hint="eastAsia" w:ascii="Times New Roman" w:hAnsi="Times New Roman" w:eastAsia="FangSong" w:cs="Times New Roman"/>
               </w:rPr>
-              <w:t>规则判断基态项</w:t>
-            </w:r>
-            <w:r>
-              <w:rPr>
-                <w:rFonts w:hint="eastAsia" w:ascii="Times New Roman" w:hAnsi="Times New Roman" w:eastAsia="Times New Roman" w:cs="Times New Roman"/>
-              </w:rPr>
-              <w:t>；</w:t>
-            </w:r>
-            <w:r>
-              <w:rPr>
-                <w:rFonts w:hint="eastAsia" w:ascii="Times New Roman" w:hAnsi="Times New Roman" w:eastAsia="FangSong" w:cs="Times New Roman"/>
-              </w:rPr>
-              <w:t>能理解</w:t>
-            </w:r>
-            <w:r>
-              <w:rPr>
-                <w:rFonts w:ascii="Times New Roman" w:hAnsi="Times New Roman" w:eastAsia="Times New Roman" w:cs="Times New Roman"/>
-              </w:rPr>
-              <w:t xml:space="preserve"> LS </w:t>
-            </w:r>
-            <w:r>
-              <w:rPr>
-                <w:rFonts w:hint="eastAsia" w:ascii="Times New Roman" w:hAnsi="Times New Roman" w:eastAsia="FangSong" w:cs="Times New Roman"/>
-              </w:rPr>
-              <w:t>耦合与自旋轨道耦合的物理图像</w:t>
+              <w:t>规则判基态项</w:t>
             </w:r>
             <w:r>
               <w:rPr>
@@ -400,7 +486,138 @@
               <w:rPr>
                 <w:rFonts w:hint="eastAsia" w:ascii="Times New Roman" w:hAnsi="Times New Roman" w:eastAsia="FangSong" w:cs="Times New Roman"/>
               </w:rPr>
-              <w:t>判断少于半充满和多于半充满时的</w:t>
+              <w:t>用空穴观点处理多于半充满体系</w:t>
+            </w:r>
+          </w:p>
+        </w:tc>
+      </w:tr>
+      <w:tr>
+        <w:tc>
+          <w:tcPr/>
+          <w:p>
+            <w:pPr>
+              <w:pStyle w:val="Compact"/>
+              <w:jc w:val="center"/>
+            </w:pPr>
+            <w:r>
+              <w:rPr>
+                <w:rFonts w:hint="eastAsia" w:ascii="Times New Roman" w:hAnsi="Times New Roman" w:eastAsia="FangSong" w:cs="Times New Roman"/>
+              </w:rPr>
+              <w:t>决赛</w:t>
+            </w:r>
+            <w:r>
+              <w:rPr>
+                <w:rFonts w:hint="eastAsia" w:ascii="Times New Roman" w:hAnsi="Times New Roman" w:eastAsia="Times New Roman" w:cs="Times New Roman"/>
+              </w:rPr>
+              <w:t>01</w:t>
+            </w:r>
+            <w:r>
+              <w:rPr>
+                <w:rFonts w:ascii="Times New Roman" w:hAnsi="Times New Roman" w:eastAsia="Times New Roman" w:cs="Times New Roman"/>
+              </w:rPr>
+              <w:t xml:space="preserve"> </w:t>
+            </w:r>
+            <w:r>
+              <w:rPr>
+                <w:rFonts w:hint="eastAsia" w:ascii="Times New Roman" w:hAnsi="Times New Roman" w:eastAsia="FangSong" w:cs="Times New Roman"/>
+              </w:rPr>
+              <w:t xml:space="preserve">原子结构补充</w:t>
+            </w:r>
+            <w:r>
+              <w:rPr>
+                <w:rFonts w:ascii="Times New Roman" w:hAnsi="Times New Roman" w:eastAsia="Times New Roman" w:cs="Times New Roman"/>
+              </w:rPr>
+              <w:t xml:space="preserve"> · </w:t>
+            </w:r>
+            <w:r>
+              <w:rPr>
+                <w:rFonts w:hint="eastAsia" w:ascii="Times New Roman" w:hAnsi="Times New Roman" w:eastAsia="FangSong" w:cs="Times New Roman"/>
+              </w:rPr>
+              <w:t xml:space="preserve">自旋轨道耦合与精细结构</w:t>
+            </w:r>
+          </w:p>
+        </w:tc>
+        <w:tc>
+          <w:tcPr/>
+          <w:p>
+            <w:pPr>
+              <w:pStyle w:val="Compact"/>
+              <w:jc w:val="center"/>
+            </w:pPr>
+            <w:r>
+              <w:rPr>
+                <w:rFonts w:hint="eastAsia" w:ascii="Times New Roman" w:hAnsi="Times New Roman" w:eastAsia="FangSong" w:cs="Times New Roman"/>
+              </w:rPr>
+              <w:t xml:space="preserve">由</w:t>
+            </w:r>
+            <w:r>
+              <w:rPr>
+                <w:rFonts w:ascii="Times New Roman" w:hAnsi="Times New Roman" w:eastAsia="Times New Roman" w:cs="Times New Roman"/>
+              </w:rPr>
+              <w:t xml:space="preserve"> </w:t>
+            </w:r>
+            <m:oMath>
+              <m:r>
+                <m:t>L</m:t>
+              </m:r>
+            </m:oMath>
+            <w:r>
+              <w:rPr>
+                <w:rFonts w:ascii="Times New Roman" w:hAnsi="Times New Roman" w:eastAsia="Times New Roman" w:cs="Times New Roman"/>
+              </w:rPr>
+              <w:t xml:space="preserve">、</w:t>
+            </w:r>
+            <m:oMath>
+              <m:r>
+                <m:t>S</m:t>
+              </m:r>
+            </m:oMath>
+            <w:r>
+              <w:rPr>
+                <w:rFonts w:ascii="Times New Roman" w:hAnsi="Times New Roman" w:eastAsia="Times New Roman" w:cs="Times New Roman"/>
+              </w:rPr>
+              <w:t xml:space="preserve"> </w:t>
+            </w:r>
+            <w:r>
+              <w:rPr>
+                <w:rFonts w:hint="eastAsia" w:ascii="Times New Roman" w:hAnsi="Times New Roman" w:eastAsia="FangSong" w:cs="Times New Roman"/>
+              </w:rPr>
+              <w:t xml:space="preserve">合成</w:t>
+            </w:r>
+            <w:r>
+              <w:rPr>
+                <w:rFonts w:ascii="Times New Roman" w:hAnsi="Times New Roman" w:eastAsia="Times New Roman" w:cs="Times New Roman"/>
+              </w:rPr>
+              <w:t xml:space="preserve"> </w:t>
+            </w:r>
+            <m:oMath>
+              <m:r>
+                <m:t>J</m:t>
+              </m:r>
+            </m:oMath>
+            <w:r>
+              <w:rPr>
+                <w:rFonts w:hint="eastAsia" w:ascii="Times New Roman" w:hAnsi="Times New Roman" w:eastAsia="Times New Roman" w:cs="Times New Roman"/>
+              </w:rPr>
+              <w:t>，</w:t>
+            </w:r>
+            <w:r>
+              <w:rPr>
+                <w:rFonts w:hint="eastAsia" w:ascii="Times New Roman" w:hAnsi="Times New Roman" w:eastAsia="FangSong" w:cs="Times New Roman"/>
+              </w:rPr>
+              <w:t>判断少于</w:t>
+            </w:r>
+            <w:r>
+              <w:rPr>
+                <w:rFonts w:hint="eastAsia" w:ascii="Times New Roman" w:hAnsi="Times New Roman" w:eastAsia="Times New Roman" w:cs="Times New Roman"/>
+              </w:rPr>
+              <w:t>/</w:t>
+            </w:r>
+            <w:r>
+              <w:rPr>
+                <w:rFonts w:hint="eastAsia" w:ascii="Times New Roman" w:hAnsi="Times New Roman" w:eastAsia="FangSong" w:cs="Times New Roman"/>
+              </w:rPr>
+              <w:t>多于半充满时的</w:t>
             </w:r>
             <w:r>
               <w:rPr>
@@ -429,13 +646,87 @@
               <w:rPr>
                 <w:rFonts w:hint="eastAsia" w:ascii="Times New Roman" w:hAnsi="Times New Roman" w:eastAsia="Times New Roman" w:cs="Times New Roman"/>
               </w:rPr>
-              <w:t>；</w:t>
+              <w:t>，</w:t>
             </w:r>
             <w:r>
               <w:rPr>
                 <w:rFonts w:hint="eastAsia" w:ascii="Times New Roman" w:hAnsi="Times New Roman" w:eastAsia="FangSong" w:cs="Times New Roman"/>
               </w:rPr>
-              <w:t>能用相对论效应解释镧系收缩</w:t>
+              <w:t>说明</w:t>
+            </w:r>
+            <w:r>
+              <w:rPr>
+                <w:rFonts w:ascii="Times New Roman" w:hAnsi="Times New Roman" w:eastAsia="Times New Roman" w:cs="Times New Roman"/>
+              </w:rPr>
+              <w:t xml:space="preserve"> LS </w:t>
+            </w:r>
+            <w:r>
+              <w:rPr>
+                <w:rFonts w:hint="eastAsia" w:ascii="Times New Roman" w:hAnsi="Times New Roman" w:eastAsia="FangSong" w:cs="Times New Roman"/>
+              </w:rPr>
+              <w:t xml:space="preserve">耦合近似的适用条件</w:t>
+            </w:r>
+          </w:p>
+        </w:tc>
+      </w:tr>
+      <w:tr>
+        <w:tc>
+          <w:tcPr/>
+          <w:p>
+            <w:pPr>
+              <w:pStyle w:val="Compact"/>
+              <w:jc w:val="center"/>
+            </w:pPr>
+            <w:r>
+              <w:rPr>
+                <w:rFonts w:hint="eastAsia" w:ascii="Times New Roman" w:hAnsi="Times New Roman" w:eastAsia="FangSong" w:cs="Times New Roman"/>
+              </w:rPr>
+              <w:t>决赛</w:t>
+            </w:r>
+            <w:r>
+              <w:rPr>
+                <w:rFonts w:hint="eastAsia" w:ascii="Times New Roman" w:hAnsi="Times New Roman" w:eastAsia="Times New Roman" w:cs="Times New Roman"/>
+              </w:rPr>
+              <w:t>01</w:t>
+            </w:r>
+            <w:r>
+              <w:rPr>
+                <w:rFonts w:ascii="Times New Roman" w:hAnsi="Times New Roman" w:eastAsia="Times New Roman" w:cs="Times New Roman"/>
+              </w:rPr>
+              <w:t xml:space="preserve"> </w:t>
+            </w:r>
+            <w:r>
+              <w:rPr>
+                <w:rFonts w:hint="eastAsia" w:ascii="Times New Roman" w:hAnsi="Times New Roman" w:eastAsia="FangSong" w:cs="Times New Roman"/>
+              </w:rPr>
+              <w:t xml:space="preserve">原子结构补充</w:t>
+            </w:r>
+            <w:r>
+              <w:rPr>
+                <w:rFonts w:ascii="Times New Roman" w:hAnsi="Times New Roman" w:eastAsia="Times New Roman" w:cs="Times New Roman"/>
+              </w:rPr>
+              <w:t xml:space="preserve"> · </w:t>
+            </w:r>
+            <w:r>
+              <w:rPr>
+                <w:rFonts w:hint="eastAsia" w:ascii="Times New Roman" w:hAnsi="Times New Roman" w:eastAsia="FangSong" w:cs="Times New Roman"/>
+              </w:rPr>
+              <w:t xml:space="preserve">相对论效应与化学后果</w:t>
+            </w:r>
+          </w:p>
+        </w:tc>
+        <w:tc>
+          <w:tcPr/>
+          <w:p>
+            <w:pPr>
+              <w:pStyle w:val="Compact"/>
+              <w:jc w:val="center"/>
+            </w:pPr>
+            <w:r>
+              <w:rPr>
+                <w:rFonts w:hint="eastAsia" w:ascii="Times New Roman" w:hAnsi="Times New Roman" w:eastAsia="FangSong" w:cs="Times New Roman"/>
+              </w:rPr>
+              <w:t>用相对论收缩解释惰性电子对效应</w:t>
             </w:r>
             <w:r>
               <w:rPr>
@@ -447,7 +738,7 @@
               <w:rPr>
                 <w:rFonts w:hint="eastAsia" w:ascii="Times New Roman" w:hAnsi="Times New Roman" w:eastAsia="FangSong" w:cs="Times New Roman"/>
               </w:rPr>
-              <w:t>惰性电子对效应</w:t>
+              <w:t>镧系收缩</w:t>
             </w:r>
             <w:r>
               <w:rPr>
@@ -465,49 +756,19 @@
               <w:rPr>
                 <w:rFonts w:hint="eastAsia" w:ascii="Times New Roman" w:hAnsi="Times New Roman" w:eastAsia="FangSong" w:cs="Times New Roman"/>
               </w:rPr>
-              <w:t>呈黄色</w:t>
-            </w:r>
-            <w:r>
-              <w:rPr>
-                <w:rFonts w:hint="eastAsia" w:ascii="Times New Roman" w:hAnsi="Times New Roman" w:eastAsia="Times New Roman" w:cs="Times New Roman"/>
-              </w:rPr>
-              <w:t>、Hg</w:t>
+              <w:t xml:space="preserve">呈黄色与</w:t>
             </w:r>
             <w:r>
               <w:rPr>
                 <w:rFonts w:ascii="Times New Roman" w:hAnsi="Times New Roman" w:eastAsia="Times New Roman" w:cs="Times New Roman"/>
               </w:rPr>
-              <w:t xml:space="preserve"> </w:t>
+              <w:t xml:space="preserve"> Hg </w:t>
             </w:r>
             <w:r>
               <w:rPr>
                 <w:rFonts w:hint="eastAsia" w:ascii="Times New Roman" w:hAnsi="Times New Roman" w:eastAsia="FangSong" w:cs="Times New Roman"/>
               </w:rPr>
-              <w:t>常温为液体等典型现象</w:t>
-            </w:r>
-            <w:r>
-              <w:rPr>
-                <w:rFonts w:hint="eastAsia" w:ascii="Times New Roman" w:hAnsi="Times New Roman" w:eastAsia="Times New Roman" w:cs="Times New Roman"/>
-              </w:rPr>
-              <w:t>；</w:t>
-            </w:r>
-            <w:r>
-              <w:rPr>
-                <w:rFonts w:hint="eastAsia" w:ascii="Times New Roman" w:hAnsi="Times New Roman" w:eastAsia="FangSong" w:cs="Times New Roman"/>
-              </w:rPr>
-              <w:t>能把这些深化工具反过来用于解释近年结构题</w:t>
-            </w:r>
-            <w:r>
-              <w:rPr>
-                <w:rFonts w:hint="eastAsia" w:ascii="Times New Roman" w:hAnsi="Times New Roman" w:eastAsia="Times New Roman" w:cs="Times New Roman"/>
-              </w:rPr>
-              <w:t>、</w:t>
-            </w:r>
-            <w:r>
-              <w:rPr>
-                <w:rFonts w:hint="eastAsia" w:ascii="Times New Roman" w:hAnsi="Times New Roman" w:eastAsia="FangSong" w:cs="Times New Roman"/>
-              </w:rPr>
-              <w:t>配位题和元素性质反常题</w:t>
+              <w:t xml:space="preserve">常温为液体</w:t>
             </w:r>
           </w:p>
         </w:tc>
@@ -524,7 +785,7 @@
       </w:r>
     </w:p>
     <w:bookmarkEnd w:id="9"/>
-    <w:bookmarkStart w:id="10" w:name="一这一讲比第一轮多了什么"/>
+    <w:bookmarkStart w:id="10" w:name="这一讲比第一轮多了什么"/>
     <w:p>
       <w:pPr>
         <w:pStyle w:val="Heading2"/>
@@ -532,26 +793,21 @@
       </w:pPr>
       <w:r>
         <w:rPr>
+          <w:rFonts w:ascii="Times New Roman" w:hAnsi="Times New Roman" w:eastAsia="Times New Roman" w:cs="Times New Roman"/>
+        </w:rPr>
+        <w:t xml:space="preserve">§1 </w:t>
+      </w:r>
+      <w:r>
+        <w:rPr>
           <w:rFonts w:hint="eastAsia" w:ascii="Times New Roman" w:hAnsi="Times New Roman" w:eastAsia="SimHei" w:cs="Times New Roman"/>
         </w:rPr>
-        <w:t>一</w:t>
-      </w:r>
-      <w:r>
-        <w:rPr>
-          <w:rFonts w:hint="eastAsia" w:ascii="Times New Roman" w:hAnsi="Times New Roman" w:eastAsia="Times New Roman" w:cs="Times New Roman"/>
-        </w:rPr>
-        <w:t>、</w:t>
-      </w:r>
-      <w:r>
-        <w:rPr>
-          <w:rFonts w:hint="eastAsia" w:ascii="Times New Roman" w:hAnsi="Times New Roman" w:eastAsia="SimHei" w:cs="Times New Roman"/>
-        </w:rPr>
-        <w:t>这一讲比第一轮多了什么</w:t>
+        <w:t xml:space="preserve">这一讲比第一轮多了什么</w:t>
       </w:r>
     </w:p>
     <w:p>
       <w:pPr>
         <w:pStyle w:val="FirstParagraph"/>
+        <w:ind w:firstLine="420"/>
       </w:pPr>
       <w:r>
         <w:rPr>
@@ -584,6 +840,150 @@
           <w:rFonts w:hint="eastAsia" w:ascii="Times New Roman" w:hAnsi="Times New Roman" w:eastAsia="Times New Roman" w:cs="Times New Roman"/>
         </w:rPr>
         <w:t xml:space="preserve">：</w:t>
+      </w:r>
+    </w:p>
+    <w:p>
+      <w:pPr>
+        <w:pStyle w:val="BodyText"/>
+        <w:ind w:firstLine="420"/>
+      </w:pPr>
+      <w:r>
+        <w:rPr>
+          <w:rFonts w:hint="eastAsia" w:ascii="Times New Roman" w:hAnsi="Times New Roman" w:eastAsia="FangSong" w:cs="Times New Roman"/>
+        </w:rPr>
+        <w:t>其一</w:t>
+      </w:r>
+      <w:r>
+        <w:rPr>
+          <w:rFonts w:hint="eastAsia" w:ascii="Times New Roman" w:hAnsi="Times New Roman" w:eastAsia="Times New Roman" w:cs="Times New Roman"/>
+        </w:rPr>
+        <w:t>，</w:t>
+      </w:r>
+      <w:r>
+        <w:rPr>
+          <w:rFonts w:hint="eastAsia" w:ascii="Times New Roman" w:hAnsi="Times New Roman" w:eastAsia="FangSong" w:cs="Times New Roman"/>
+        </w:rPr>
+        <w:t>四个量子数</w:t>
+      </w:r>
+      <w:r>
+        <w:rPr>
+          <w:rFonts w:hint="eastAsia" w:ascii="Times New Roman" w:hAnsi="Times New Roman" w:eastAsia="Times New Roman" w:cs="Times New Roman"/>
+        </w:rPr>
+        <w:t>；</w:t>
+      </w:r>
+      <w:r>
+        <w:rPr>
+          <w:rFonts w:hint="eastAsia" w:ascii="Times New Roman" w:hAnsi="Times New Roman" w:eastAsia="FangSong" w:cs="Times New Roman"/>
+        </w:rPr>
+        <w:t>其二</w:t>
+      </w:r>
+      <w:r>
+        <w:rPr>
+          <w:rFonts w:hint="eastAsia" w:ascii="Times New Roman" w:hAnsi="Times New Roman" w:eastAsia="Times New Roman" w:cs="Times New Roman"/>
+        </w:rPr>
+        <w:t>，</w:t>
+      </w:r>
+      <w:r>
+        <w:rPr>
+          <w:rFonts w:hint="eastAsia" w:ascii="Times New Roman" w:hAnsi="Times New Roman" w:eastAsia="FangSong" w:cs="Times New Roman"/>
+        </w:rPr>
+        <w:t>电子排布三原则</w:t>
+      </w:r>
+      <w:r>
+        <w:rPr>
+          <w:rFonts w:hint="eastAsia" w:ascii="Times New Roman" w:hAnsi="Times New Roman" w:eastAsia="Times New Roman" w:cs="Times New Roman"/>
+        </w:rPr>
+        <w:t>；</w:t>
+      </w:r>
+      <w:r>
+        <w:rPr>
+          <w:rFonts w:hint="eastAsia" w:ascii="Times New Roman" w:hAnsi="Times New Roman" w:eastAsia="FangSong" w:cs="Times New Roman"/>
+        </w:rPr>
+        <w:t>其三</w:t>
+      </w:r>
+      <w:r>
+        <w:rPr>
+          <w:rFonts w:hint="eastAsia" w:ascii="Times New Roman" w:hAnsi="Times New Roman" w:eastAsia="Times New Roman" w:cs="Times New Roman"/>
+        </w:rPr>
+        <w:t>，</w:t>
+      </w:r>
+      <w:r>
+        <w:rPr>
+          <w:rFonts w:hint="eastAsia" w:ascii="Times New Roman" w:hAnsi="Times New Roman" w:eastAsia="FangSong" w:cs="Times New Roman"/>
+        </w:rPr>
+        <w:t>屏蔽</w:t>
+      </w:r>
+      <w:r>
+        <w:rPr>
+          <w:rFonts w:hint="eastAsia" w:ascii="Times New Roman" w:hAnsi="Times New Roman" w:eastAsia="Times New Roman" w:cs="Times New Roman"/>
+        </w:rPr>
+        <w:t>、</w:t>
+      </w:r>
+      <w:r>
+        <w:rPr>
+          <w:rFonts w:hint="eastAsia" w:ascii="Times New Roman" w:hAnsi="Times New Roman" w:eastAsia="FangSong" w:cs="Times New Roman"/>
+        </w:rPr>
+        <w:t>钻穿和有效核电荷</w:t>
+      </w:r>
+      <w:r>
+        <w:rPr>
+          <w:rFonts w:hint="eastAsia" w:ascii="Times New Roman" w:hAnsi="Times New Roman" w:eastAsia="Times New Roman" w:cs="Times New Roman"/>
+        </w:rPr>
+        <w:t>；</w:t>
+      </w:r>
+      <w:r>
+        <w:rPr>
+          <w:rFonts w:hint="eastAsia" w:ascii="Times New Roman" w:hAnsi="Times New Roman" w:eastAsia="FangSong" w:cs="Times New Roman"/>
+        </w:rPr>
+        <w:t>其四</w:t>
+      </w:r>
+      <w:r>
+        <w:rPr>
+          <w:rFonts w:hint="eastAsia" w:ascii="Times New Roman" w:hAnsi="Times New Roman" w:eastAsia="Times New Roman" w:cs="Times New Roman"/>
+        </w:rPr>
+        <w:t>，</w:t>
+      </w:r>
+      <w:r>
+        <w:rPr>
+          <w:rFonts w:hint="eastAsia" w:ascii="Times New Roman" w:hAnsi="Times New Roman" w:eastAsia="FangSong" w:cs="Times New Roman"/>
+        </w:rPr>
+        <w:t>周期律四趋势</w:t>
+      </w:r>
+      <w:r>
+        <w:rPr>
+          <w:rFonts w:hint="eastAsia" w:ascii="Times New Roman" w:hAnsi="Times New Roman" w:eastAsia="Times New Roman" w:cs="Times New Roman"/>
+        </w:rPr>
+        <w:t>。</w:t>
+      </w:r>
+    </w:p>
+    <w:p>
+      <w:pPr>
+        <w:pStyle w:val="BodyText"/>
+        <w:ind w:firstLine="420"/>
+      </w:pPr>
+      <w:r>
+        <w:rPr>
+          <w:rFonts w:hint="eastAsia" w:ascii="Times New Roman" w:hAnsi="Times New Roman" w:eastAsia="FangSong" w:cs="Times New Roman"/>
+        </w:rPr>
+        <w:t>但到第三轮或决赛</w:t>
+      </w:r>
+      <w:r>
+        <w:rPr>
+          <w:rFonts w:hint="eastAsia" w:ascii="Times New Roman" w:hAnsi="Times New Roman" w:eastAsia="Times New Roman" w:cs="Times New Roman"/>
+        </w:rPr>
+        <w:t>，</w:t>
+      </w:r>
+      <w:r>
+        <w:rPr>
+          <w:rFonts w:hint="eastAsia" w:ascii="Times New Roman" w:hAnsi="Times New Roman" w:eastAsia="FangSong" w:cs="Times New Roman"/>
+        </w:rPr>
+        <w:t>这些工具会遇到三个明显瓶颈</w:t>
+      </w:r>
+      <w:r>
+        <w:rPr>
+          <w:rFonts w:hint="eastAsia" w:ascii="Times New Roman" w:hAnsi="Times New Roman" w:eastAsia="Times New Roman" w:cs="Times New Roman"/>
+        </w:rPr>
+        <w:t>：</w:t>
       </w:r>
     </w:p>
     <w:p>
@@ -593,12 +993,109 @@
           <w:ilvl w:val="0"/>
           <w:numId w:val="1001"/>
         </w:numPr>
-      </w:pPr>
-      <w:r>
-        <w:rPr>
-          <w:rFonts w:hint="eastAsia" w:ascii="Times New Roman" w:hAnsi="Times New Roman" w:eastAsia="FangSong" w:cs="Times New Roman"/>
-        </w:rPr>
-        <w:t xml:space="preserve">四个量子数</w:t>
+        <w:ind w:firstLine="420"/>
+      </w:pPr>
+      <w:r>
+        <w:rPr>
+          <w:rFonts w:hint="eastAsia" w:ascii="Times New Roman" w:hAnsi="Times New Roman" w:eastAsia="Times New Roman" w:cs="Times New Roman"/>
+          <w:b/>
+          <w:bCs/>
+        </w:rPr>
+        <w:t>“</w:t>
+      </w:r>
+      <w:r>
+        <w:rPr>
+          <w:rFonts w:hint="eastAsia" w:ascii="Times New Roman" w:hAnsi="Times New Roman" w:eastAsia="FangSong" w:cs="Times New Roman"/>
+          <w:b/>
+          <w:bCs/>
+        </w:rPr>
+        <w:t>为什么先填</w:t>
+      </w:r>
+      <w:r>
+        <w:rPr>
+          <w:rFonts w:ascii="Times New Roman" w:hAnsi="Times New Roman" w:eastAsia="Times New Roman" w:cs="Times New Roman"/>
+          <w:b/>
+          <w:bCs/>
+        </w:rPr>
+        <w:t xml:space="preserve"> </w:t>
+      </w:r>
+      <w:r>
+        <w:rPr>
+          <w:rFonts w:hint="eastAsia" w:ascii="Times New Roman" w:hAnsi="Times New Roman" w:eastAsia="Times New Roman" w:cs="Times New Roman"/>
+          <w:b/>
+          <w:bCs/>
+        </w:rPr>
+        <w:t>4s、</w:t>
+      </w:r>
+      <w:r>
+        <w:rPr>
+          <w:rFonts w:hint="eastAsia" w:ascii="Times New Roman" w:hAnsi="Times New Roman" w:eastAsia="FangSong" w:cs="Times New Roman"/>
+          <w:b/>
+          <w:bCs/>
+        </w:rPr>
+        <w:t>却又先失</w:t>
+      </w:r>
+      <w:r>
+        <w:rPr>
+          <w:rFonts w:ascii="Times New Roman" w:hAnsi="Times New Roman" w:eastAsia="Times New Roman" w:cs="Times New Roman"/>
+          <w:b/>
+          <w:bCs/>
+        </w:rPr>
+        <w:t xml:space="preserve"> 4s”</w:t>
+      </w:r>
+      <w:r>
+        <w:rPr>
+          <w:rFonts w:hint="eastAsia" w:ascii="Times New Roman" w:hAnsi="Times New Roman" w:eastAsia="Times New Roman" w:cs="Times New Roman"/>
+        </w:rPr>
+        <w:t>，</w:t>
+      </w:r>
+      <w:r>
+        <w:rPr>
+          <w:rFonts w:hint="eastAsia" w:ascii="Times New Roman" w:hAnsi="Times New Roman" w:eastAsia="FangSong" w:cs="Times New Roman"/>
+        </w:rPr>
+        <w:t>只靠口头说</w:t>
+      </w:r>
+      <w:r>
+        <w:rPr>
+          <w:rFonts w:hint="eastAsia" w:ascii="Times New Roman" w:hAnsi="Times New Roman" w:eastAsia="Times New Roman" w:cs="Times New Roman"/>
+        </w:rPr>
+        <w:t>“</w:t>
+      </w:r>
+      <w:r>
+        <w:rPr>
+          <w:rFonts w:hint="eastAsia" w:ascii="Times New Roman" w:hAnsi="Times New Roman" w:eastAsia="FangSong" w:cs="Times New Roman"/>
+        </w:rPr>
+        <w:t>钻穿更强</w:t>
+      </w:r>
+      <w:r>
+        <w:rPr>
+          <w:rFonts w:hint="eastAsia" w:ascii="Times New Roman" w:hAnsi="Times New Roman" w:eastAsia="Times New Roman" w:cs="Times New Roman"/>
+        </w:rPr>
+        <w:t>”</w:t>
+      </w:r>
+      <w:r>
+        <w:rPr>
+          <w:rFonts w:hint="eastAsia" w:ascii="Times New Roman" w:hAnsi="Times New Roman" w:eastAsia="FangSong" w:cs="Times New Roman"/>
+        </w:rPr>
+        <w:t>还不够</w:t>
+      </w:r>
+      <w:r>
+        <w:rPr>
+          <w:rFonts w:hint="eastAsia" w:ascii="Times New Roman" w:hAnsi="Times New Roman" w:eastAsia="Times New Roman" w:cs="Times New Roman"/>
+        </w:rPr>
+        <w:t>，</w:t>
+      </w:r>
+      <w:r>
+        <w:rPr>
+          <w:rFonts w:hint="eastAsia" w:ascii="Times New Roman" w:hAnsi="Times New Roman" w:eastAsia="FangSong" w:cs="Times New Roman"/>
+        </w:rPr>
+        <w:t>需要看到多电子原子近似的层级</w:t>
+      </w:r>
+      <w:r>
+        <w:rPr>
+          <w:rFonts w:hint="eastAsia" w:ascii="Times New Roman" w:hAnsi="Times New Roman" w:eastAsia="Times New Roman" w:cs="Times New Roman"/>
+        </w:rPr>
+        <w:t>。</w:t>
       </w:r>
     </w:p>
     <w:p>
@@ -608,12 +1105,169 @@
           <w:ilvl w:val="0"/>
           <w:numId w:val="1001"/>
         </w:numPr>
-      </w:pPr>
-      <w:r>
-        <w:rPr>
-          <w:rFonts w:hint="eastAsia" w:ascii="Times New Roman" w:hAnsi="Times New Roman" w:eastAsia="FangSong" w:cs="Times New Roman"/>
-        </w:rPr>
-        <w:t xml:space="preserve">电子排布三原则</w:t>
+        <w:ind w:firstLine="420"/>
+      </w:pPr>
+      <w:r>
+        <w:rPr>
+          <w:rFonts w:hint="eastAsia" w:ascii="Times New Roman" w:hAnsi="Times New Roman" w:eastAsia="Times New Roman" w:cs="Times New Roman"/>
+          <w:b/>
+          <w:bCs/>
+        </w:rPr>
+        <w:t>“</w:t>
+      </w:r>
+      <w:r>
+        <w:rPr>
+          <w:rFonts w:hint="eastAsia" w:ascii="Times New Roman" w:hAnsi="Times New Roman" w:eastAsia="FangSong" w:cs="Times New Roman"/>
+          <w:b/>
+          <w:bCs/>
+        </w:rPr>
+        <w:t>为什么</w:t>
+      </w:r>
+      <w:r>
+        <w:rPr>
+          <w:rFonts w:ascii="Times New Roman" w:hAnsi="Times New Roman" w:eastAsia="Times New Roman" w:cs="Times New Roman"/>
+          <w:b/>
+          <w:bCs/>
+        </w:rPr>
+        <w:t xml:space="preserve"> C </w:t>
+      </w:r>
+      <w:r>
+        <w:rPr>
+          <w:rFonts w:hint="eastAsia" w:ascii="Times New Roman" w:hAnsi="Times New Roman" w:eastAsia="FangSong" w:cs="Times New Roman"/>
+          <w:b/>
+          <w:bCs/>
+        </w:rPr>
+        <w:t xml:space="preserve">的基态是</w:t>
+      </w:r>
+      <w:r>
+        <w:rPr>
+          <w:rFonts w:ascii="Times New Roman" w:hAnsi="Times New Roman" w:eastAsia="Times New Roman" w:cs="Times New Roman"/>
+          <w:b/>
+          <w:bCs/>
+        </w:rPr>
+        <w:t xml:space="preserve"> </w:t>
+      </w:r>
+      <m:oMath>
+        <m:sSup>
+          <m:e>
+            <m:r>
+              <m:t>​</m:t>
+            </m:r>
+          </m:e>
+          <m:sup>
+            <m:r>
+              <m:t>3</m:t>
+            </m:r>
+          </m:sup>
+        </m:sSup>
+        <m:sSub>
+          <m:e>
+            <m:r>
+              <m:t>P</m:t>
+            </m:r>
+          </m:e>
+          <m:sub>
+            <m:r>
+              <m:t>0</m:t>
+            </m:r>
+          </m:sub>
+        </m:sSub>
+      </m:oMath>
+      <w:r>
+        <w:rPr>
+          <w:rFonts w:hint="eastAsia" w:ascii="Times New Roman" w:hAnsi="Times New Roman" w:eastAsia="Times New Roman" w:cs="Times New Roman"/>
+          <w:b/>
+          <w:bCs/>
+        </w:rPr>
+        <w:t xml:space="preserve">，O</w:t>
+      </w:r>
+      <w:r>
+        <w:rPr>
+          <w:rFonts w:ascii="Times New Roman" w:hAnsi="Times New Roman" w:eastAsia="Times New Roman" w:cs="Times New Roman"/>
+          <w:b/>
+          <w:bCs/>
+        </w:rPr>
+        <w:t xml:space="preserve"> </w:t>
+      </w:r>
+      <w:r>
+        <w:rPr>
+          <w:rFonts w:hint="eastAsia" w:ascii="Times New Roman" w:hAnsi="Times New Roman" w:eastAsia="FangSong" w:cs="Times New Roman"/>
+          <w:b/>
+          <w:bCs/>
+        </w:rPr>
+        <w:t xml:space="preserve">的基态是</w:t>
+      </w:r>
+      <w:r>
+        <w:rPr>
+          <w:rFonts w:ascii="Times New Roman" w:hAnsi="Times New Roman" w:eastAsia="Times New Roman" w:cs="Times New Roman"/>
+          <w:b/>
+          <w:bCs/>
+        </w:rPr>
+        <w:t xml:space="preserve"> </w:t>
+      </w:r>
+      <m:oMath>
+        <m:sSup>
+          <m:e>
+            <m:r>
+              <m:t>​</m:t>
+            </m:r>
+          </m:e>
+          <m:sup>
+            <m:r>
+              <m:t>3</m:t>
+            </m:r>
+          </m:sup>
+        </m:sSup>
+        <m:sSub>
+          <m:e>
+            <m:r>
+              <m:t>P</m:t>
+            </m:r>
+          </m:e>
+          <m:sub>
+            <m:r>
+              <m:t>2</m:t>
+            </m:r>
+          </m:sub>
+        </m:sSub>
+      </m:oMath>
+      <w:r>
+        <w:rPr>
+          <w:rFonts w:ascii="Times New Roman" w:hAnsi="Times New Roman" w:eastAsia="Times New Roman" w:cs="Times New Roman"/>
+          <w:b/>
+          <w:bCs/>
+        </w:rPr>
+        <w:t xml:space="preserve">”</w:t>
+      </w:r>
+      <w:r>
+        <w:rPr>
+          <w:rFonts w:hint="eastAsia" w:ascii="Times New Roman" w:hAnsi="Times New Roman" w:eastAsia="Times New Roman" w:cs="Times New Roman"/>
+        </w:rPr>
+        <w:t>，</w:t>
+      </w:r>
+      <w:r>
+        <w:rPr>
+          <w:rFonts w:hint="eastAsia" w:ascii="Times New Roman" w:hAnsi="Times New Roman" w:eastAsia="FangSong" w:cs="Times New Roman"/>
+        </w:rPr>
+        <w:t>这已经不是简单电子排布题</w:t>
+      </w:r>
+      <w:r>
+        <w:rPr>
+          <w:rFonts w:hint="eastAsia" w:ascii="Times New Roman" w:hAnsi="Times New Roman" w:eastAsia="Times New Roman" w:cs="Times New Roman"/>
+        </w:rPr>
+        <w:t>，</w:t>
+      </w:r>
+      <w:r>
+        <w:rPr>
+          <w:rFonts w:hint="eastAsia" w:ascii="Times New Roman" w:hAnsi="Times New Roman" w:eastAsia="FangSong" w:cs="Times New Roman"/>
+        </w:rPr>
+        <w:t>而是项符号和自旋轨道耦合问题</w:t>
+      </w:r>
+      <w:r>
+        <w:rPr>
+          <w:rFonts w:hint="eastAsia" w:ascii="Times New Roman" w:hAnsi="Times New Roman" w:eastAsia="Times New Roman" w:cs="Times New Roman"/>
+        </w:rPr>
+        <w:t>。</w:t>
       </w:r>
     </w:p>
     <w:p>
@@ -623,77 +1277,7 @@
           <w:ilvl w:val="0"/>
           <w:numId w:val="1001"/>
         </w:numPr>
-      </w:pPr>
-      <w:r>
-        <w:rPr>
-          <w:rFonts w:hint="eastAsia" w:ascii="Times New Roman" w:hAnsi="Times New Roman" w:eastAsia="FangSong" w:cs="Times New Roman"/>
-        </w:rPr>
-        <w:t>屏蔽</w:t>
-      </w:r>
-      <w:r>
-        <w:rPr>
-          <w:rFonts w:hint="eastAsia" w:ascii="Times New Roman" w:hAnsi="Times New Roman" w:eastAsia="Times New Roman" w:cs="Times New Roman"/>
-        </w:rPr>
-        <w:t>、</w:t>
-      </w:r>
-      <w:r>
-        <w:rPr>
-          <w:rFonts w:hint="eastAsia" w:ascii="Times New Roman" w:hAnsi="Times New Roman" w:eastAsia="FangSong" w:cs="Times New Roman"/>
-        </w:rPr>
-        <w:t>钻穿和有效核电荷</w:t>
-      </w:r>
-    </w:p>
-    <w:p>
-      <w:pPr>
-        <w:pStyle w:val="Compact"/>
-        <w:numPr>
-          <w:ilvl w:val="0"/>
-          <w:numId w:val="1001"/>
-        </w:numPr>
-      </w:pPr>
-      <w:r>
-        <w:rPr>
-          <w:rFonts w:hint="eastAsia" w:ascii="Times New Roman" w:hAnsi="Times New Roman" w:eastAsia="FangSong" w:cs="Times New Roman"/>
-        </w:rPr>
-        <w:t xml:space="preserve">周期律四趋势</w:t>
-      </w:r>
-    </w:p>
-    <w:p>
-      <w:pPr>
-        <w:pStyle w:val="FirstParagraph"/>
-      </w:pPr>
-      <w:r>
-        <w:rPr>
-          <w:rFonts w:hint="eastAsia" w:ascii="Times New Roman" w:hAnsi="Times New Roman" w:eastAsia="FangSong" w:cs="Times New Roman"/>
-        </w:rPr>
-        <w:t>但到第三轮或决赛</w:t>
-      </w:r>
-      <w:r>
-        <w:rPr>
-          <w:rFonts w:hint="eastAsia" w:ascii="Times New Roman" w:hAnsi="Times New Roman" w:eastAsia="Times New Roman" w:cs="Times New Roman"/>
-        </w:rPr>
-        <w:t>，</w:t>
-      </w:r>
-      <w:r>
-        <w:rPr>
-          <w:rFonts w:hint="eastAsia" w:ascii="Times New Roman" w:hAnsi="Times New Roman" w:eastAsia="FangSong" w:cs="Times New Roman"/>
-        </w:rPr>
-        <w:t>这些工具会遇到三个明显瓶颈</w:t>
-      </w:r>
-      <w:r>
-        <w:rPr>
-          <w:rFonts w:hint="eastAsia" w:ascii="Times New Roman" w:hAnsi="Times New Roman" w:eastAsia="Times New Roman" w:cs="Times New Roman"/>
-        </w:rPr>
-        <w:t>：</w:t>
-      </w:r>
-    </w:p>
-    <w:p>
-      <w:pPr>
-        <w:pStyle w:val="Compact"/>
-        <w:numPr>
-          <w:ilvl w:val="0"/>
-          <w:numId w:val="1002"/>
-        </w:numPr>
+        <w:ind w:firstLine="420"/>
       </w:pPr>
       <w:r>
         <w:rPr>
@@ -709,7 +1293,7 @@
           <w:b/>
           <w:bCs/>
         </w:rPr>
-        <w:t>为什么先填</w:t>
+        <w:t>为什么</w:t>
       </w:r>
       <w:r>
         <w:rPr>
@@ -717,435 +1301,187 @@
           <w:b/>
           <w:bCs/>
         </w:rPr>
-        <w:t xml:space="preserve"> </w:t>
-      </w:r>
-      <w:r>
-        <w:rPr>
-          <w:rFonts w:hint="eastAsia" w:ascii="Times New Roman" w:hAnsi="Times New Roman" w:eastAsia="Times New Roman" w:cs="Times New Roman"/>
+        <w:t xml:space="preserve"> Tl </w:t>
+      </w:r>
+      <w:r>
+        <w:rPr>
+          <w:rFonts w:hint="eastAsia" w:ascii="Times New Roman" w:hAnsi="Times New Roman" w:eastAsia="FangSong" w:cs="Times New Roman"/>
           <w:b/>
           <w:bCs/>
         </w:rPr>
-        <w:t>4s、</w:t>
-      </w:r>
-      <w:r>
-        <w:rPr>
-          <w:rFonts w:hint="eastAsia" w:ascii="Times New Roman" w:hAnsi="Times New Roman" w:eastAsia="FangSong" w:cs="Times New Roman"/>
+        <w:t xml:space="preserve">更稳定</w:t>
+      </w:r>
+      <w:r>
+        <w:rPr>
+          <w:rFonts w:ascii="Times New Roman" w:hAnsi="Times New Roman" w:eastAsia="Times New Roman" w:cs="Times New Roman"/>
           <w:b/>
           <w:bCs/>
         </w:rPr>
-        <w:t>却又先失</w:t>
-      </w:r>
-      <w:r>
-        <w:rPr>
-          <w:rFonts w:ascii="Times New Roman" w:hAnsi="Times New Roman" w:eastAsia="Times New Roman" w:cs="Times New Roman"/>
+        <w:t xml:space="preserve"> +1、Au </w:t>
+      </w:r>
+      <w:r>
+        <w:rPr>
+          <w:rFonts w:hint="eastAsia" w:ascii="Times New Roman" w:hAnsi="Times New Roman" w:eastAsia="FangSong" w:cs="Times New Roman"/>
           <w:b/>
           <w:bCs/>
         </w:rPr>
-        <w:t xml:space="preserve"> 4s”</w:t>
-      </w:r>
-      <w:r>
-        <w:rPr>
-          <w:rFonts w:hint="eastAsia" w:ascii="Times New Roman" w:hAnsi="Times New Roman" w:eastAsia="Times New Roman" w:cs="Times New Roman"/>
-        </w:rPr>
-        <w:t>，</w:t>
-      </w:r>
-      <w:r>
-        <w:rPr>
-          <w:rFonts w:hint="eastAsia" w:ascii="Times New Roman" w:hAnsi="Times New Roman" w:eastAsia="FangSong" w:cs="Times New Roman"/>
-        </w:rPr>
-        <w:t>只靠口头说</w:t>
-      </w:r>
-      <w:r>
-        <w:rPr>
-          <w:rFonts w:hint="eastAsia" w:ascii="Times New Roman" w:hAnsi="Times New Roman" w:eastAsia="Times New Roman" w:cs="Times New Roman"/>
-        </w:rPr>
-        <w:t>“</w:t>
-      </w:r>
-      <w:r>
-        <w:rPr>
-          <w:rFonts w:hint="eastAsia" w:ascii="Times New Roman" w:hAnsi="Times New Roman" w:eastAsia="FangSong" w:cs="Times New Roman"/>
-        </w:rPr>
-        <w:t>钻穿更强</w:t>
-      </w:r>
-      <w:r>
-        <w:rPr>
-          <w:rFonts w:hint="eastAsia" w:ascii="Times New Roman" w:hAnsi="Times New Roman" w:eastAsia="Times New Roman" w:cs="Times New Roman"/>
-        </w:rPr>
-        <w:t>”</w:t>
-      </w:r>
-      <w:r>
-        <w:rPr>
-          <w:rFonts w:hint="eastAsia" w:ascii="Times New Roman" w:hAnsi="Times New Roman" w:eastAsia="FangSong" w:cs="Times New Roman"/>
-        </w:rPr>
-        <w:t>还不够</w:t>
-      </w:r>
-      <w:r>
-        <w:rPr>
-          <w:rFonts w:hint="eastAsia" w:ascii="Times New Roman" w:hAnsi="Times New Roman" w:eastAsia="Times New Roman" w:cs="Times New Roman"/>
-        </w:rPr>
-        <w:t>，</w:t>
-      </w:r>
-      <w:r>
-        <w:rPr>
-          <w:rFonts w:hint="eastAsia" w:ascii="Times New Roman" w:hAnsi="Times New Roman" w:eastAsia="FangSong" w:cs="Times New Roman"/>
-        </w:rPr>
-        <w:t>需要看到多电子原子近似的层级</w:t>
-      </w:r>
-      <w:r>
-        <w:rPr>
-          <w:rFonts w:hint="eastAsia" w:ascii="Times New Roman" w:hAnsi="Times New Roman" w:eastAsia="Times New Roman" w:cs="Times New Roman"/>
-        </w:rPr>
-        <w:t>。</w:t>
-      </w:r>
-    </w:p>
-    <w:p>
-      <w:pPr>
-        <w:pStyle w:val="Compact"/>
-        <w:numPr>
-          <w:ilvl w:val="0"/>
-          <w:numId w:val="1002"/>
-        </w:numPr>
-      </w:pPr>
+        <w:t>是黄色</w:t>
+      </w:r>
       <w:r>
         <w:rPr>
           <w:rFonts w:hint="eastAsia" w:ascii="Times New Roman" w:hAnsi="Times New Roman" w:eastAsia="Times New Roman" w:cs="Times New Roman"/>
           <w:b/>
           <w:bCs/>
         </w:rPr>
-        <w:t>“</w:t>
-      </w:r>
-      <w:r>
-        <w:rPr>
-          <w:rFonts w:hint="eastAsia" w:ascii="Times New Roman" w:hAnsi="Times New Roman" w:eastAsia="FangSong" w:cs="Times New Roman"/>
+        <w:t>、Hg</w:t>
+      </w:r>
+      <w:r>
+        <w:rPr>
+          <w:rFonts w:ascii="Times New Roman" w:hAnsi="Times New Roman" w:eastAsia="Times New Roman" w:cs="Times New Roman"/>
           <w:b/>
           <w:bCs/>
         </w:rPr>
-        <w:t>为什么</w:t>
-      </w:r>
-      <w:r>
-        <w:rPr>
-          <w:rFonts w:ascii="Times New Roman" w:hAnsi="Times New Roman" w:eastAsia="Times New Roman" w:cs="Times New Roman"/>
+        <w:t xml:space="preserve"> </w:t>
+      </w:r>
+      <w:r>
+        <w:rPr>
+          <w:rFonts w:hint="eastAsia" w:ascii="Times New Roman" w:hAnsi="Times New Roman" w:eastAsia="FangSong" w:cs="Times New Roman"/>
           <w:b/>
           <w:bCs/>
         </w:rPr>
-        <w:t xml:space="preserve"> C </w:t>
-      </w:r>
-      <w:r>
-        <w:rPr>
-          <w:rFonts w:hint="eastAsia" w:ascii="Times New Roman" w:hAnsi="Times New Roman" w:eastAsia="FangSong" w:cs="Times New Roman"/>
+        <w:t>常温是液体</w:t>
+      </w:r>
+      <w:r>
+        <w:rPr>
+          <w:rFonts w:hint="eastAsia" w:ascii="Times New Roman" w:hAnsi="Times New Roman" w:eastAsia="Times New Roman" w:cs="Times New Roman"/>
           <w:b/>
           <w:bCs/>
         </w:rPr>
-        <w:t xml:space="preserve">的基态是</w:t>
-      </w:r>
-      <w:r>
-        <w:rPr>
-          <w:rFonts w:ascii="Times New Roman" w:hAnsi="Times New Roman" w:eastAsia="Times New Roman" w:cs="Times New Roman"/>
+        <w:t>”</w:t>
+      </w:r>
+      <w:r>
+        <w:rPr>
+          <w:rFonts w:hint="eastAsia" w:ascii="Times New Roman" w:hAnsi="Times New Roman" w:eastAsia="Times New Roman" w:cs="Times New Roman"/>
+        </w:rPr>
+        <w:t>，</w:t>
+      </w:r>
+      <w:r>
+        <w:rPr>
+          <w:rFonts w:hint="eastAsia" w:ascii="Times New Roman" w:hAnsi="Times New Roman" w:eastAsia="FangSong" w:cs="Times New Roman"/>
+        </w:rPr>
+        <w:t>这类现象离不开相对论效应</w:t>
+      </w:r>
+      <w:r>
+        <w:rPr>
+          <w:rFonts w:hint="eastAsia" w:ascii="Times New Roman" w:hAnsi="Times New Roman" w:eastAsia="Times New Roman" w:cs="Times New Roman"/>
+        </w:rPr>
+        <w:t>。</w:t>
+      </w:r>
+    </w:p>
+    <w:p>
+      <w:pPr>
+        <w:pStyle w:val="FirstParagraph"/>
+        <w:ind w:firstLine="420"/>
+      </w:pPr>
+      <w:r>
+        <w:rPr>
+          <w:rFonts w:hint="eastAsia" w:ascii="Times New Roman" w:hAnsi="Times New Roman" w:eastAsia="FangSong" w:cs="Times New Roman"/>
+        </w:rPr>
+        <w:t>所以本讲真正补的是三根主线</w:t>
+      </w:r>
+      <w:r>
+        <w:rPr>
+          <w:rFonts w:hint="eastAsia" w:ascii="Times New Roman" w:hAnsi="Times New Roman" w:eastAsia="Times New Roman" w:cs="Times New Roman"/>
+        </w:rPr>
+        <w:t>：</w:t>
+      </w:r>
+    </w:p>
+    <w:p>
+      <w:pPr>
+        <w:pStyle w:val="BodyText"/>
+        <w:ind w:firstLine="420"/>
+      </w:pPr>
+      <w:r>
+        <w:rPr>
+          <w:rFonts w:hint="eastAsia" w:ascii="Times New Roman" w:hAnsi="Times New Roman" w:eastAsia="FangSong" w:cs="Times New Roman"/>
+        </w:rPr>
+        <w:t>其一</w:t>
+      </w:r>
+      <w:r>
+        <w:rPr>
+          <w:rFonts w:hint="eastAsia" w:ascii="Times New Roman" w:hAnsi="Times New Roman" w:eastAsia="Times New Roman" w:cs="Times New Roman"/>
+        </w:rPr>
+        <w:t>，</w:t>
+      </w:r>
+      <w:r>
+        <w:rPr>
+          <w:rFonts w:hint="eastAsia" w:ascii="Times New Roman" w:hAnsi="Times New Roman" w:eastAsia="FangSong" w:cs="Times New Roman"/>
           <w:b/>
           <w:bCs/>
         </w:rPr>
-        <w:t xml:space="preserve"> </w:t>
-      </w:r>
-      <m:oMath>
-        <m:sSup>
-          <m:e>
-            <m:r>
-              <m:t>​</m:t>
-            </m:r>
-          </m:e>
-          <m:sup>
-            <m:r>
-              <m:t>3</m:t>
-            </m:r>
-          </m:sup>
-        </m:sSup>
-        <m:sSub>
-          <m:e>
-            <m:r>
-              <m:t>P</m:t>
-            </m:r>
-          </m:e>
-          <m:sub>
-            <m:r>
-              <m:t>0</m:t>
-            </m:r>
-          </m:sub>
-        </m:sSub>
-      </m:oMath>
-      <w:r>
-        <w:rPr>
-          <w:rFonts w:hint="eastAsia" w:ascii="Times New Roman" w:hAnsi="Times New Roman" w:eastAsia="Times New Roman" w:cs="Times New Roman"/>
+        <w:t xml:space="preserve">多电子原子如何近似处理</w:t>
+      </w:r>
+      <w:r>
+        <w:rPr>
+          <w:rFonts w:hint="eastAsia" w:ascii="Times New Roman" w:hAnsi="Times New Roman" w:eastAsia="Times New Roman" w:cs="Times New Roman"/>
+        </w:rPr>
+        <w:t>；</w:t>
+      </w:r>
+      <w:r>
+        <w:rPr>
+          <w:rFonts w:hint="eastAsia" w:ascii="Times New Roman" w:hAnsi="Times New Roman" w:eastAsia="FangSong" w:cs="Times New Roman"/>
+        </w:rPr>
+        <w:t>其二</w:t>
+      </w:r>
+      <w:r>
+        <w:rPr>
+          <w:rFonts w:hint="eastAsia" w:ascii="Times New Roman" w:hAnsi="Times New Roman" w:eastAsia="Times New Roman" w:cs="Times New Roman"/>
+        </w:rPr>
+        <w:t>，</w:t>
+      </w:r>
+      <w:r>
+        <w:rPr>
+          <w:rFonts w:hint="eastAsia" w:ascii="Times New Roman" w:hAnsi="Times New Roman" w:eastAsia="FangSong" w:cs="Times New Roman"/>
           <w:b/>
           <w:bCs/>
         </w:rPr>
-        <w:t xml:space="preserve">，O</w:t>
-      </w:r>
-      <w:r>
-        <w:rPr>
-          <w:rFonts w:ascii="Times New Roman" w:hAnsi="Times New Roman" w:eastAsia="Times New Roman" w:cs="Times New Roman"/>
+        <w:t xml:space="preserve">原子总角动量如何组织成项符号</w:t>
+      </w:r>
+      <w:r>
+        <w:rPr>
+          <w:rFonts w:hint="eastAsia" w:ascii="Times New Roman" w:hAnsi="Times New Roman" w:eastAsia="Times New Roman" w:cs="Times New Roman"/>
+        </w:rPr>
+        <w:t>；</w:t>
+      </w:r>
+      <w:r>
+        <w:rPr>
+          <w:rFonts w:hint="eastAsia" w:ascii="Times New Roman" w:hAnsi="Times New Roman" w:eastAsia="FangSong" w:cs="Times New Roman"/>
+        </w:rPr>
+        <w:t>其三</w:t>
+      </w:r>
+      <w:r>
+        <w:rPr>
+          <w:rFonts w:hint="eastAsia" w:ascii="Times New Roman" w:hAnsi="Times New Roman" w:eastAsia="Times New Roman" w:cs="Times New Roman"/>
+        </w:rPr>
+        <w:t>，</w:t>
+      </w:r>
+      <w:r>
+        <w:rPr>
+          <w:rFonts w:hint="eastAsia" w:ascii="Times New Roman" w:hAnsi="Times New Roman" w:eastAsia="FangSong" w:cs="Times New Roman"/>
           <w:b/>
           <w:bCs/>
         </w:rPr>
-        <w:t xml:space="preserve"> </w:t>
-      </w:r>
-      <w:r>
-        <w:rPr>
-          <w:rFonts w:hint="eastAsia" w:ascii="Times New Roman" w:hAnsi="Times New Roman" w:eastAsia="FangSong" w:cs="Times New Roman"/>
-          <w:b/>
-          <w:bCs/>
-        </w:rPr>
-        <w:t xml:space="preserve">的基态是</w:t>
-      </w:r>
-      <w:r>
-        <w:rPr>
-          <w:rFonts w:ascii="Times New Roman" w:hAnsi="Times New Roman" w:eastAsia="Times New Roman" w:cs="Times New Roman"/>
-          <w:b/>
-          <w:bCs/>
-        </w:rPr>
-        <w:t xml:space="preserve"> </w:t>
-      </w:r>
-      <m:oMath>
-        <m:sSup>
-          <m:e>
-            <m:r>
-              <m:t>​</m:t>
-            </m:r>
-          </m:e>
-          <m:sup>
-            <m:r>
-              <m:t>3</m:t>
-            </m:r>
-          </m:sup>
-        </m:sSup>
-        <m:sSub>
-          <m:e>
-            <m:r>
-              <m:t>P</m:t>
-            </m:r>
-          </m:e>
-          <m:sub>
-            <m:r>
-              <m:t>2</m:t>
-            </m:r>
-          </m:sub>
-        </m:sSub>
-      </m:oMath>
-      <w:r>
-        <w:rPr>
-          <w:rFonts w:ascii="Times New Roman" w:hAnsi="Times New Roman" w:eastAsia="Times New Roman" w:cs="Times New Roman"/>
-          <w:b/>
-          <w:bCs/>
-        </w:rPr>
-        <w:t xml:space="preserve">”</w:t>
-      </w:r>
-      <w:r>
-        <w:rPr>
-          <w:rFonts w:hint="eastAsia" w:ascii="Times New Roman" w:hAnsi="Times New Roman" w:eastAsia="Times New Roman" w:cs="Times New Roman"/>
-        </w:rPr>
-        <w:t>，</w:t>
-      </w:r>
-      <w:r>
-        <w:rPr>
-          <w:rFonts w:hint="eastAsia" w:ascii="Times New Roman" w:hAnsi="Times New Roman" w:eastAsia="FangSong" w:cs="Times New Roman"/>
-        </w:rPr>
-        <w:t>这已经不是简单电子排布题</w:t>
-      </w:r>
-      <w:r>
-        <w:rPr>
-          <w:rFonts w:hint="eastAsia" w:ascii="Times New Roman" w:hAnsi="Times New Roman" w:eastAsia="Times New Roman" w:cs="Times New Roman"/>
-        </w:rPr>
-        <w:t>，</w:t>
-      </w:r>
-      <w:r>
-        <w:rPr>
-          <w:rFonts w:hint="eastAsia" w:ascii="Times New Roman" w:hAnsi="Times New Roman" w:eastAsia="FangSong" w:cs="Times New Roman"/>
-        </w:rPr>
-        <w:t>而是项符号和自旋轨道耦合问题</w:t>
-      </w:r>
-      <w:r>
-        <w:rPr>
-          <w:rFonts w:hint="eastAsia" w:ascii="Times New Roman" w:hAnsi="Times New Roman" w:eastAsia="Times New Roman" w:cs="Times New Roman"/>
-        </w:rPr>
-        <w:t>。</w:t>
-      </w:r>
-    </w:p>
-    <w:p>
-      <w:pPr>
-        <w:pStyle w:val="Compact"/>
-        <w:numPr>
-          <w:ilvl w:val="0"/>
-          <w:numId w:val="1002"/>
-        </w:numPr>
-      </w:pPr>
-      <w:r>
-        <w:rPr>
-          <w:rFonts w:hint="eastAsia" w:ascii="Times New Roman" w:hAnsi="Times New Roman" w:eastAsia="Times New Roman" w:cs="Times New Roman"/>
-          <w:b/>
-          <w:bCs/>
-        </w:rPr>
-        <w:t>“</w:t>
-      </w:r>
-      <w:r>
-        <w:rPr>
-          <w:rFonts w:hint="eastAsia" w:ascii="Times New Roman" w:hAnsi="Times New Roman" w:eastAsia="FangSong" w:cs="Times New Roman"/>
-          <w:b/>
-          <w:bCs/>
-        </w:rPr>
-        <w:t>为什么</w:t>
-      </w:r>
-      <w:r>
-        <w:rPr>
-          <w:rFonts w:ascii="Times New Roman" w:hAnsi="Times New Roman" w:eastAsia="Times New Roman" w:cs="Times New Roman"/>
-          <w:b/>
-          <w:bCs/>
-        </w:rPr>
-        <w:t xml:space="preserve"> Tl </w:t>
-      </w:r>
-      <w:r>
-        <w:rPr>
-          <w:rFonts w:hint="eastAsia" w:ascii="Times New Roman" w:hAnsi="Times New Roman" w:eastAsia="FangSong" w:cs="Times New Roman"/>
-          <w:b/>
-          <w:bCs/>
-        </w:rPr>
-        <w:t xml:space="preserve">更稳定</w:t>
-      </w:r>
-      <w:r>
-        <w:rPr>
-          <w:rFonts w:ascii="Times New Roman" w:hAnsi="Times New Roman" w:eastAsia="Times New Roman" w:cs="Times New Roman"/>
-          <w:b/>
-          <w:bCs/>
-        </w:rPr>
-        <w:t xml:space="preserve"> +1、Au </w:t>
-      </w:r>
-      <w:r>
-        <w:rPr>
-          <w:rFonts w:hint="eastAsia" w:ascii="Times New Roman" w:hAnsi="Times New Roman" w:eastAsia="FangSong" w:cs="Times New Roman"/>
-          <w:b/>
-          <w:bCs/>
-        </w:rPr>
-        <w:t>是黄色</w:t>
-      </w:r>
-      <w:r>
-        <w:rPr>
-          <w:rFonts w:hint="eastAsia" w:ascii="Times New Roman" w:hAnsi="Times New Roman" w:eastAsia="Times New Roman" w:cs="Times New Roman"/>
-          <w:b/>
-          <w:bCs/>
-        </w:rPr>
-        <w:t>、Hg</w:t>
-      </w:r>
-      <w:r>
-        <w:rPr>
-          <w:rFonts w:ascii="Times New Roman" w:hAnsi="Times New Roman" w:eastAsia="Times New Roman" w:cs="Times New Roman"/>
-          <w:b/>
-          <w:bCs/>
-        </w:rPr>
-        <w:t xml:space="preserve"> </w:t>
-      </w:r>
-      <w:r>
-        <w:rPr>
-          <w:rFonts w:hint="eastAsia" w:ascii="Times New Roman" w:hAnsi="Times New Roman" w:eastAsia="FangSong" w:cs="Times New Roman"/>
-          <w:b/>
-          <w:bCs/>
-        </w:rPr>
-        <w:t>常温是液体</w:t>
-      </w:r>
-      <w:r>
-        <w:rPr>
-          <w:rFonts w:hint="eastAsia" w:ascii="Times New Roman" w:hAnsi="Times New Roman" w:eastAsia="Times New Roman" w:cs="Times New Roman"/>
-          <w:b/>
-          <w:bCs/>
-        </w:rPr>
-        <w:t>”</w:t>
-      </w:r>
-      <w:r>
-        <w:rPr>
-          <w:rFonts w:hint="eastAsia" w:ascii="Times New Roman" w:hAnsi="Times New Roman" w:eastAsia="Times New Roman" w:cs="Times New Roman"/>
-        </w:rPr>
-        <w:t>，</w:t>
-      </w:r>
-      <w:r>
-        <w:rPr>
-          <w:rFonts w:hint="eastAsia" w:ascii="Times New Roman" w:hAnsi="Times New Roman" w:eastAsia="FangSong" w:cs="Times New Roman"/>
-        </w:rPr>
-        <w:t>这类现象离不开相对论效应</w:t>
-      </w:r>
-      <w:r>
-        <w:rPr>
-          <w:rFonts w:hint="eastAsia" w:ascii="Times New Roman" w:hAnsi="Times New Roman" w:eastAsia="Times New Roman" w:cs="Times New Roman"/>
-        </w:rPr>
-        <w:t>。</w:t>
-      </w:r>
-    </w:p>
-    <w:p>
-      <w:pPr>
-        <w:pStyle w:val="FirstParagraph"/>
-      </w:pPr>
-      <w:r>
-        <w:rPr>
-          <w:rFonts w:hint="eastAsia" w:ascii="Times New Roman" w:hAnsi="Times New Roman" w:eastAsia="FangSong" w:cs="Times New Roman"/>
-        </w:rPr>
-        <w:t>所以本讲真正补的是三根主线</w:t>
-      </w:r>
-      <w:r>
-        <w:rPr>
-          <w:rFonts w:hint="eastAsia" w:ascii="Times New Roman" w:hAnsi="Times New Roman" w:eastAsia="Times New Roman" w:cs="Times New Roman"/>
-        </w:rPr>
-        <w:t>：</w:t>
-      </w:r>
-    </w:p>
-    <w:p>
-      <w:pPr>
-        <w:pStyle w:val="Compact"/>
-        <w:numPr>
-          <w:ilvl w:val="0"/>
-          <w:numId w:val="1003"/>
-        </w:numPr>
-      </w:pPr>
-      <w:r>
-        <w:rPr>
-          <w:rFonts w:hint="eastAsia" w:ascii="Times New Roman" w:hAnsi="Times New Roman" w:eastAsia="FangSong" w:cs="Times New Roman"/>
-          <w:b/>
-          <w:bCs/>
-        </w:rPr>
-        <w:t xml:space="preserve">多电子原子如何近似处理</w:t>
-      </w:r>
-    </w:p>
-    <w:p>
-      <w:pPr>
-        <w:pStyle w:val="Compact"/>
-        <w:numPr>
-          <w:ilvl w:val="0"/>
-          <w:numId w:val="1003"/>
-        </w:numPr>
-      </w:pPr>
-      <w:r>
-        <w:rPr>
-          <w:rFonts w:hint="eastAsia" w:ascii="Times New Roman" w:hAnsi="Times New Roman" w:eastAsia="FangSong" w:cs="Times New Roman"/>
-          <w:b/>
-          <w:bCs/>
-        </w:rPr>
-        <w:t xml:space="preserve">原子总角动量如何组织成项符号</w:t>
-      </w:r>
-    </w:p>
-    <w:p>
-      <w:pPr>
-        <w:pStyle w:val="Compact"/>
-        <w:numPr>
-          <w:ilvl w:val="0"/>
-          <w:numId w:val="1003"/>
-        </w:numPr>
-      </w:pPr>
-      <w:r>
-        <w:rPr>
-          <w:rFonts w:hint="eastAsia" w:ascii="Times New Roman" w:hAnsi="Times New Roman" w:eastAsia="FangSong" w:cs="Times New Roman"/>
-          <w:b/>
-          <w:bCs/>
-        </w:rPr>
         <w:t xml:space="preserve">相对论为什么会真实改变化学</w:t>
       </w:r>
+      <w:r>
+        <w:rPr>
+          <w:rFonts w:ascii="Times New Roman" w:hAnsi="Times New Roman" w:eastAsia="Times New Roman" w:cs="Times New Roman"/>
+        </w:rPr>
+        <w:t xml:space="preserve">。</w:t>
+      </w:r>
     </w:p>
     <w:bookmarkEnd w:id="10"/>
-    <w:bookmarkStart w:id="17" w:name="二多电子原子从可分离到近似可解"/>
+    <w:bookmarkStart w:id="17" w:name="多电子原子从可分离到近似可解"/>
     <w:p>
       <w:pPr>
         <w:pStyle w:val="Heading2"/>
@@ -1153,15 +1489,9 @@
       </w:pPr>
       <w:r>
         <w:rPr>
-          <w:rFonts w:hint="eastAsia" w:ascii="Times New Roman" w:hAnsi="Times New Roman" w:eastAsia="SimHei" w:cs="Times New Roman"/>
-        </w:rPr>
-        <w:t>二</w:t>
-      </w:r>
-      <w:r>
-        <w:rPr>
-          <w:rFonts w:hint="eastAsia" w:ascii="Times New Roman" w:hAnsi="Times New Roman" w:eastAsia="Times New Roman" w:cs="Times New Roman"/>
-        </w:rPr>
-        <w:t>、</w:t>
+          <w:rFonts w:ascii="Times New Roman" w:hAnsi="Times New Roman" w:eastAsia="Times New Roman" w:cs="Times New Roman"/>
+        </w:rPr>
+        <w:t xml:space="preserve">§2 </w:t>
       </w:r>
       <w:r>
         <w:rPr>
@@ -1246,6 +1576,7 @@
     <w:p>
       <w:pPr>
         <w:pStyle w:val="FirstParagraph"/>
+        <w:ind w:firstLine="420"/>
       </w:pPr>
       <w:r>
         <w:rPr>
@@ -1426,6 +1757,7 @@
     <w:p>
       <w:pPr>
         <w:pStyle w:val="FirstParagraph"/>
+        <w:ind w:firstLine="420"/>
       </w:pPr>
       <w:r>
         <w:rPr>
@@ -1513,6 +1845,7 @@
     <w:p>
       <w:pPr>
         <w:pStyle w:val="BodyText"/>
+        <w:ind w:firstLine="420"/>
       </w:pPr>
       <w:r>
         <w:rPr>
@@ -1832,6 +2165,7 @@
     <w:p>
       <w:pPr>
         <w:pStyle w:val="FirstParagraph"/>
+        <w:ind w:firstLine="420"/>
       </w:pPr>
       <w:r>
         <w:rPr>
@@ -1969,7 +2303,8 @@
     </w:p>
     <w:p>
       <w:pPr>
-        <w:pStyle w:val="MethodologyBlock"/>
+        <w:pStyle w:val="BodyText"/>
+        <w:ind w:firstLine="420"/>
       </w:pPr>
       <w:r>
         <w:rPr>
@@ -2127,6 +2462,7 @@
     <w:p>
       <w:pPr>
         <w:pStyle w:val="FirstParagraph"/>
+        <w:ind w:firstLine="420"/>
       </w:pPr>
       <w:r>
         <w:rPr>
@@ -2391,6 +2727,7 @@
     <w:p>
       <w:pPr>
         <w:pStyle w:val="FirstParagraph"/>
+        <w:ind w:firstLine="420"/>
       </w:pPr>
       <w:r>
         <w:rPr>
@@ -2443,12 +2780,21 @@
     </w:p>
     <w:p>
       <w:pPr>
-        <w:pStyle w:val="Compact"/>
-        <w:numPr>
-          <w:ilvl w:val="0"/>
-          <w:numId w:val="1004"/>
-        </w:numPr>
-      </w:pPr>
+        <w:pStyle w:val="BodyText"/>
+        <w:ind w:firstLine="420"/>
+      </w:pPr>
+      <w:r>
+        <w:rPr>
+          <w:rFonts w:hint="eastAsia" w:ascii="Times New Roman" w:hAnsi="Times New Roman" w:eastAsia="FangSong" w:cs="Times New Roman"/>
+        </w:rPr>
+        <w:t>其一</w:t>
+      </w:r>
+      <w:r>
+        <w:rPr>
+          <w:rFonts w:hint="eastAsia" w:ascii="Times New Roman" w:hAnsi="Times New Roman" w:eastAsia="Times New Roman" w:cs="Times New Roman"/>
+        </w:rPr>
+        <w:t>，</w:t>
+      </w:r>
       <m:oMath>
         <m:r>
           <m:t>n</m:t>
@@ -2464,17 +2810,26 @@
         <w:rPr>
           <w:rFonts w:hint="eastAsia" w:ascii="Times New Roman" w:hAnsi="Times New Roman" w:eastAsia="FangSong" w:cs="Times New Roman"/>
         </w:rPr>
-        <w:t xml:space="preserve">仍对应径向节面和主量级</w:t>
-      </w:r>
-    </w:p>
-    <w:p>
-      <w:pPr>
-        <w:pStyle w:val="Compact"/>
-        <w:numPr>
-          <w:ilvl w:val="0"/>
-          <w:numId w:val="1004"/>
-        </w:numPr>
-      </w:pPr>
+        <w:t>仍对应径向节面和主量级</w:t>
+      </w:r>
+      <w:r>
+        <w:rPr>
+          <w:rFonts w:hint="eastAsia" w:ascii="Times New Roman" w:hAnsi="Times New Roman" w:eastAsia="Times New Roman" w:cs="Times New Roman"/>
+        </w:rPr>
+        <w:t>；</w:t>
+      </w:r>
+      <w:r>
+        <w:rPr>
+          <w:rFonts w:hint="eastAsia" w:ascii="Times New Roman" w:hAnsi="Times New Roman" w:eastAsia="FangSong" w:cs="Times New Roman"/>
+        </w:rPr>
+        <w:t>其二</w:t>
+      </w:r>
+      <w:r>
+        <w:rPr>
+          <w:rFonts w:hint="eastAsia" w:ascii="Times New Roman" w:hAnsi="Times New Roman" w:eastAsia="Times New Roman" w:cs="Times New Roman"/>
+        </w:rPr>
+        <w:t>，</w:t>
+      </w:r>
       <m:oMath>
         <m:r>
           <m:t>l</m:t>
@@ -2490,22 +2845,31 @@
         <w:rPr>
           <w:rFonts w:hint="eastAsia" w:ascii="Times New Roman" w:hAnsi="Times New Roman" w:eastAsia="FangSong" w:cs="Times New Roman"/>
         </w:rPr>
-        <w:t xml:space="preserve">仍对应角向形状</w:t>
-      </w:r>
-    </w:p>
-    <w:p>
-      <w:pPr>
-        <w:pStyle w:val="Compact"/>
-        <w:numPr>
-          <w:ilvl w:val="0"/>
-          <w:numId w:val="1004"/>
-        </w:numPr>
-      </w:pPr>
-      <w:r>
-        <w:rPr>
-          <w:rFonts w:hint="eastAsia" w:ascii="Times New Roman" w:hAnsi="Times New Roman" w:eastAsia="FangSong" w:cs="Times New Roman"/>
-        </w:rPr>
-        <w:t xml:space="preserve">但</w:t>
+        <w:t>仍对应角向形状</w:t>
+      </w:r>
+      <w:r>
+        <w:rPr>
+          <w:rFonts w:hint="eastAsia" w:ascii="Times New Roman" w:hAnsi="Times New Roman" w:eastAsia="Times New Roman" w:cs="Times New Roman"/>
+        </w:rPr>
+        <w:t>；</w:t>
+      </w:r>
+      <w:r>
+        <w:rPr>
+          <w:rFonts w:hint="eastAsia" w:ascii="Times New Roman" w:hAnsi="Times New Roman" w:eastAsia="FangSong" w:cs="Times New Roman"/>
+        </w:rPr>
+        <w:t>其三</w:t>
+      </w:r>
+      <w:r>
+        <w:rPr>
+          <w:rFonts w:hint="eastAsia" w:ascii="Times New Roman" w:hAnsi="Times New Roman" w:eastAsia="Times New Roman" w:cs="Times New Roman"/>
+        </w:rPr>
+        <w:t>，</w:t>
+      </w:r>
+      <w:r>
+        <w:rPr>
+          <w:rFonts w:hint="eastAsia" w:ascii="Times New Roman" w:hAnsi="Times New Roman" w:eastAsia="FangSong" w:cs="Times New Roman"/>
+        </w:rPr>
+        <w:t>但</w:t>
       </w:r>
       <w:r>
         <w:rPr>
@@ -2544,10 +2908,17 @@
         </w:rPr>
         <w:t xml:space="preserve">决定</w:t>
       </w:r>
-    </w:p>
-    <w:p>
-      <w:pPr>
-        <w:pStyle w:val="FirstParagraph"/>
+      <w:r>
+        <w:rPr>
+          <w:rFonts w:ascii="Times New Roman" w:hAnsi="Times New Roman" w:eastAsia="Times New Roman" w:cs="Times New Roman"/>
+        </w:rPr>
+        <w:t xml:space="preserve">。</w:t>
+      </w:r>
+    </w:p>
+    <w:p>
+      <w:pPr>
+        <w:pStyle w:val="BodyText"/>
+        <w:ind w:firstLine="420"/>
       </w:pPr>
       <w:r>
         <w:rPr>
@@ -2564,12 +2935,21 @@
     </w:p>
     <w:p>
       <w:pPr>
-        <w:pStyle w:val="Compact"/>
-        <w:numPr>
-          <w:ilvl w:val="0"/>
-          <w:numId w:val="1005"/>
-        </w:numPr>
-      </w:pPr>
+        <w:pStyle w:val="BodyText"/>
+        <w:ind w:firstLine="420"/>
+      </w:pPr>
+      <w:r>
+        <w:rPr>
+          <w:rFonts w:hint="eastAsia" w:ascii="Times New Roman" w:hAnsi="Times New Roman" w:eastAsia="FangSong" w:cs="Times New Roman"/>
+        </w:rPr>
+        <w:t>其一</w:t>
+      </w:r>
+      <w:r>
+        <w:rPr>
+          <w:rFonts w:hint="eastAsia" w:ascii="Times New Roman" w:hAnsi="Times New Roman" w:eastAsia="Times New Roman" w:cs="Times New Roman"/>
+        </w:rPr>
+        <w:t>，</w:t>
+      </w:r>
       <m:oMath>
         <m:r>
           <m:t>2</m:t>
@@ -2592,19 +2972,22 @@
       </m:oMath>
       <w:r>
         <w:rPr>
-          <w:rFonts w:ascii="Times New Roman" w:hAnsi="Times New Roman" w:eastAsia="Times New Roman" w:cs="Times New Roman"/>
-        </w:rPr>
-        <w:t xml:space="preserve">​</w:t>
-      </w:r>
-    </w:p>
-    <w:p>
-      <w:pPr>
-        <w:pStyle w:val="Compact"/>
-        <w:numPr>
-          <w:ilvl w:val="0"/>
-          <w:numId w:val="1005"/>
-        </w:numPr>
-      </w:pPr>
+          <w:rFonts w:hint="eastAsia" w:ascii="Times New Roman" w:hAnsi="Times New Roman" w:eastAsia="Times New Roman" w:cs="Times New Roman"/>
+        </w:rPr>
+        <w:t>；</w:t>
+      </w:r>
+      <w:r>
+        <w:rPr>
+          <w:rFonts w:hint="eastAsia" w:ascii="Times New Roman" w:hAnsi="Times New Roman" w:eastAsia="FangSong" w:cs="Times New Roman"/>
+        </w:rPr>
+        <w:t>其二</w:t>
+      </w:r>
+      <w:r>
+        <w:rPr>
+          <w:rFonts w:hint="eastAsia" w:ascii="Times New Roman" w:hAnsi="Times New Roman" w:eastAsia="Times New Roman" w:cs="Times New Roman"/>
+        </w:rPr>
+        <w:t>，</w:t>
+      </w:r>
       <m:oMath>
         <m:oMathPr>
           <m:ctrlPr>
@@ -2647,19 +3030,22 @@
       </m:oMath>
       <w:r>
         <w:rPr>
-          <w:rFonts w:ascii="Times New Roman" w:hAnsi="Times New Roman" w:eastAsia="Times New Roman" w:cs="Times New Roman"/>
-        </w:rPr>
-        <w:t xml:space="preserve">​</w:t>
-      </w:r>
-    </w:p>
-    <w:p>
-      <w:pPr>
-        <w:pStyle w:val="Compact"/>
-        <w:numPr>
-          <w:ilvl w:val="0"/>
-          <w:numId w:val="1005"/>
-        </w:numPr>
-      </w:pPr>
+          <w:rFonts w:hint="eastAsia" w:ascii="Times New Roman" w:hAnsi="Times New Roman" w:eastAsia="Times New Roman" w:cs="Times New Roman"/>
+        </w:rPr>
+        <w:t>；</w:t>
+      </w:r>
+      <w:r>
+        <w:rPr>
+          <w:rFonts w:hint="eastAsia" w:ascii="Times New Roman" w:hAnsi="Times New Roman" w:eastAsia="FangSong" w:cs="Times New Roman"/>
+        </w:rPr>
+        <w:t>其三</w:t>
+      </w:r>
+      <w:r>
+        <w:rPr>
+          <w:rFonts w:hint="eastAsia" w:ascii="Times New Roman" w:hAnsi="Times New Roman" w:eastAsia="Times New Roman" w:cs="Times New Roman"/>
+        </w:rPr>
+        <w:t>，</w:t>
+      </w:r>
       <m:oMath>
         <m:r>
           <m:t>4</m:t>
@@ -2704,7 +3090,13 @@
         <w:rPr>
           <w:rFonts w:hint="eastAsia" w:ascii="Times New Roman" w:hAnsi="Times New Roman" w:eastAsia="FangSong" w:cs="Times New Roman"/>
         </w:rPr>
-        <w:t xml:space="preserve">甚至会发生交错</w:t>
+        <w:t>甚至会发生交错</w:t>
+      </w:r>
+      <w:r>
+        <w:rPr>
+          <w:rFonts w:hint="eastAsia" w:ascii="Times New Roman" w:hAnsi="Times New Roman" w:eastAsia="Times New Roman" w:cs="Times New Roman"/>
+        </w:rPr>
+        <w:t>。</w:t>
       </w:r>
     </w:p>
     <w:bookmarkEnd w:id="12"/>
@@ -2760,6 +3152,7 @@
     <w:p>
       <w:pPr>
         <w:pStyle w:val="FirstParagraph"/>
+        <w:ind w:firstLine="420"/>
       </w:pPr>
       <w:r>
         <w:rPr>
@@ -2843,6 +3236,7 @@
     <w:p>
       <w:pPr>
         <w:pStyle w:val="FirstParagraph"/>
+        <w:ind w:firstLine="420"/>
       </w:pPr>
       <w:r>
         <w:rPr>
@@ -3051,6 +3445,7 @@
     <w:p>
       <w:pPr>
         <w:pStyle w:val="FirstParagraph"/>
+        <w:ind w:firstLine="420"/>
       </w:pPr>
       <w:r>
         <w:rPr>
@@ -3067,12 +3462,21 @@
     </w:p>
     <w:p>
       <w:pPr>
-        <w:pStyle w:val="Compact"/>
-        <w:numPr>
-          <w:ilvl w:val="0"/>
-          <w:numId w:val="1006"/>
-        </w:numPr>
-      </w:pPr>
+        <w:pStyle w:val="BodyText"/>
+        <w:ind w:firstLine="420"/>
+      </w:pPr>
+      <w:r>
+        <w:rPr>
+          <w:rFonts w:hint="eastAsia" w:ascii="Times New Roman" w:hAnsi="Times New Roman" w:eastAsia="FangSong" w:cs="Times New Roman"/>
+        </w:rPr>
+        <w:t>其一</w:t>
+      </w:r>
+      <w:r>
+        <w:rPr>
+          <w:rFonts w:hint="eastAsia" w:ascii="Times New Roman" w:hAnsi="Times New Roman" w:eastAsia="Times New Roman" w:cs="Times New Roman"/>
+        </w:rPr>
+        <w:t>，</w:t>
+      </w:r>
       <w:r>
         <w:rPr>
           <w:rFonts w:hint="eastAsia" w:ascii="Times New Roman" w:hAnsi="Times New Roman" w:eastAsia="FangSong" w:cs="Times New Roman"/>
@@ -3110,15 +3514,24 @@
         </w:rPr>
         <w:t xml:space="preserve">决定大致尺度</w:t>
       </w:r>
-    </w:p>
-    <w:p>
-      <w:pPr>
-        <w:pStyle w:val="Compact"/>
-        <w:numPr>
-          <w:ilvl w:val="0"/>
-          <w:numId w:val="1006"/>
-        </w:numPr>
-      </w:pPr>
+      <w:r>
+        <w:rPr>
+          <w:rFonts w:hint="eastAsia" w:ascii="Times New Roman" w:hAnsi="Times New Roman" w:eastAsia="Times New Roman" w:cs="Times New Roman"/>
+        </w:rPr>
+        <w:t>；</w:t>
+      </w:r>
+      <w:r>
+        <w:rPr>
+          <w:rFonts w:hint="eastAsia" w:ascii="Times New Roman" w:hAnsi="Times New Roman" w:eastAsia="FangSong" w:cs="Times New Roman"/>
+        </w:rPr>
+        <w:t>其二</w:t>
+      </w:r>
+      <w:r>
+        <w:rPr>
+          <w:rFonts w:hint="eastAsia" w:ascii="Times New Roman" w:hAnsi="Times New Roman" w:eastAsia="Times New Roman" w:cs="Times New Roman"/>
+        </w:rPr>
+        <w:t>，</w:t>
+      </w:r>
       <w:r>
         <w:rPr>
           <w:rFonts w:hint="eastAsia" w:ascii="Times New Roman" w:hAnsi="Times New Roman" w:eastAsia="FangSong" w:cs="Times New Roman"/>
@@ -3180,15 +3593,24 @@
         </w:rPr>
         <w:t>”</w:t>
       </w:r>
-    </w:p>
-    <w:p>
-      <w:pPr>
-        <w:pStyle w:val="Compact"/>
-        <w:numPr>
-          <w:ilvl w:val="0"/>
-          <w:numId w:val="1006"/>
-        </w:numPr>
-      </w:pPr>
+      <w:r>
+        <w:rPr>
+          <w:rFonts w:hint="eastAsia" w:ascii="Times New Roman" w:hAnsi="Times New Roman" w:eastAsia="Times New Roman" w:cs="Times New Roman"/>
+        </w:rPr>
+        <w:t>；</w:t>
+      </w:r>
+      <w:r>
+        <w:rPr>
+          <w:rFonts w:hint="eastAsia" w:ascii="Times New Roman" w:hAnsi="Times New Roman" w:eastAsia="FangSong" w:cs="Times New Roman"/>
+        </w:rPr>
+        <w:t>其三</w:t>
+      </w:r>
+      <w:r>
+        <w:rPr>
+          <w:rFonts w:hint="eastAsia" w:ascii="Times New Roman" w:hAnsi="Times New Roman" w:eastAsia="Times New Roman" w:cs="Times New Roman"/>
+        </w:rPr>
+        <w:t>，</w:t>
+      </w:r>
       <w:r>
         <w:rPr>
           <w:rFonts w:hint="eastAsia" w:ascii="Times New Roman" w:hAnsi="Times New Roman" w:eastAsia="FangSong" w:cs="Times New Roman"/>
@@ -3239,10 +3661,17 @@
         </w:rPr>
         <w:t>不是严格守恒量</w:t>
       </w:r>
-    </w:p>
-    <w:p>
-      <w:pPr>
-        <w:pStyle w:val="BlockText"/>
+      <w:r>
+        <w:rPr>
+          <w:rFonts w:hint="eastAsia" w:ascii="Times New Roman" w:hAnsi="Times New Roman" w:eastAsia="Times New Roman" w:cs="Times New Roman"/>
+        </w:rPr>
+        <w:t>。</w:t>
+      </w:r>
+    </w:p>
+    <w:p>
+      <w:pPr>
+        <w:pStyle w:val="BodyText"/>
+        <w:ind w:firstLine="420"/>
       </w:pPr>
       <w:r>
         <w:rPr>
@@ -3465,6 +3894,7 @@
     <w:p>
       <w:pPr>
         <w:pStyle w:val="FirstParagraph"/>
+        <w:ind w:firstLine="420"/>
       </w:pPr>
       <w:r>
         <w:rPr>
@@ -3560,6 +3990,7 @@
       <w:pPr>
         <w:pStyle w:val="BodyText"/>
         <w:spacing w:after="80"/>
+        <w:ind w:firstLine="420"/>
       </w:pPr>
       <w:r>
         <w:rPr>
@@ -3580,6 +4011,15 @@
         <w:tblW w:type="pct" w:w="5000"/>
         <w:tblLayout w:type="fixed"/>
         <w:tblLook w:firstRow="1" w:lastRow="0" w:firstColumn="0" w:lastColumn="0" w:noHBand="0" w:noVBand="0" w:val="0020"/>
+        <w:jc w:val="center"/>
+        <w:tblBorders>
+          <w:top w:val="single" w:sz="12" w:space="0" w:color="333333"/>
+          <w:bottom w:val="single" w:sz="12" w:space="0" w:color="333333"/>
+          <w:left w:val="none"/>
+          <w:right w:val="none"/>
+          <w:insideH w:val="none"/>
+          <w:insideV w:val="none"/>
+        </w:tblBorders>
       </w:tblPr>
       <w:tblGrid>
         <w:gridCol w:w="1980"/>
@@ -3592,7 +4032,11 @@
           <w:tblHeader w:val="on"/>
         </w:trPr>
         <w:tc>
-          <w:tcPr/>
+          <w:tcPr>
+            <w:tcBorders>
+              <w:bottom w:val="single" w:sz="6" w:space="0" w:color="333333"/>
+            </w:tcBorders>
+          </w:tcPr>
           <w:p>
             <w:pPr>
               <w:pStyle w:val="Compact"/>
@@ -3608,7 +4052,11 @@
           </w:p>
         </w:tc>
         <w:tc>
-          <w:tcPr/>
+          <w:tcPr>
+            <w:tcBorders>
+              <w:bottom w:val="single" w:sz="6" w:space="0" w:color="333333"/>
+            </w:tcBorders>
+          </w:tcPr>
           <w:p>
             <w:pPr>
               <w:pStyle w:val="Compact"/>
@@ -3624,7 +4072,11 @@
           </w:p>
         </w:tc>
         <w:tc>
-          <w:tcPr/>
+          <w:tcPr>
+            <w:tcBorders>
+              <w:bottom w:val="single" w:sz="6" w:space="0" w:color="333333"/>
+            </w:tcBorders>
+          </w:tcPr>
           <w:p>
             <w:pPr>
               <w:pStyle w:val="Compact"/>
@@ -3640,7 +4092,11 @@
           </w:p>
         </w:tc>
         <w:tc>
-          <w:tcPr/>
+          <w:tcPr>
+            <w:tcBorders>
+              <w:bottom w:val="single" w:sz="6" w:space="0" w:color="333333"/>
+            </w:tcBorders>
+          </w:tcPr>
           <w:p>
             <w:pPr>
               <w:pStyle w:val="Compact"/>
@@ -4084,6 +4540,7 @@
       <w:pPr>
         <w:pStyle w:val="BodyText"/>
         <w:spacing w:before="120"/>
+        <w:ind w:firstLine="420"/>
       </w:pPr>
       <w:r>
         <w:rPr>
@@ -4118,72 +4575,117 @@
     </w:p>
     <w:p>
       <w:pPr>
-        <w:pStyle w:val="Compact"/>
-        <w:numPr>
-          <w:ilvl w:val="0"/>
-          <w:numId w:val="1007"/>
-        </w:numPr>
-      </w:pPr>
-      <w:r>
-        <w:rPr>
-          <w:rFonts w:hint="eastAsia" w:ascii="Times New Roman" w:hAnsi="Times New Roman" w:eastAsia="FangSong" w:cs="Times New Roman"/>
-        </w:rPr>
-        <w:t xml:space="preserve">先假设一组轨道</w:t>
-      </w:r>
-    </w:p>
-    <w:p>
-      <w:pPr>
-        <w:pStyle w:val="Compact"/>
-        <w:numPr>
-          <w:ilvl w:val="0"/>
-          <w:numId w:val="1007"/>
-        </w:numPr>
-      </w:pPr>
-      <w:r>
-        <w:rPr>
-          <w:rFonts w:hint="eastAsia" w:ascii="Times New Roman" w:hAnsi="Times New Roman" w:eastAsia="FangSong" w:cs="Times New Roman"/>
-        </w:rPr>
-        <w:t xml:space="preserve">由这组轨道生成电子密度</w:t>
-      </w:r>
-    </w:p>
-    <w:p>
-      <w:pPr>
-        <w:pStyle w:val="Compact"/>
-        <w:numPr>
-          <w:ilvl w:val="0"/>
-          <w:numId w:val="1007"/>
-        </w:numPr>
-      </w:pPr>
-      <w:r>
-        <w:rPr>
-          <w:rFonts w:hint="eastAsia" w:ascii="Times New Roman" w:hAnsi="Times New Roman" w:eastAsia="FangSong" w:cs="Times New Roman"/>
-        </w:rPr>
-        <w:t xml:space="preserve">再由电子密度生成新的平均场</w:t>
-      </w:r>
-    </w:p>
-    <w:p>
-      <w:pPr>
-        <w:pStyle w:val="Compact"/>
-        <w:numPr>
-          <w:ilvl w:val="0"/>
-          <w:numId w:val="1007"/>
-        </w:numPr>
-      </w:pPr>
-      <w:r>
-        <w:rPr>
-          <w:rFonts w:hint="eastAsia" w:ascii="Times New Roman" w:hAnsi="Times New Roman" w:eastAsia="FangSong" w:cs="Times New Roman"/>
-        </w:rPr>
-        <w:t xml:space="preserve">再解新的轨道</w:t>
-      </w:r>
-    </w:p>
-    <w:p>
-      <w:pPr>
-        <w:pStyle w:val="Compact"/>
-        <w:numPr>
-          <w:ilvl w:val="0"/>
-          <w:numId w:val="1007"/>
-        </w:numPr>
-      </w:pPr>
+        <w:pStyle w:val="BodyText"/>
+        <w:ind w:firstLine="420"/>
+      </w:pPr>
+      <w:r>
+        <w:rPr>
+          <w:rFonts w:hint="eastAsia" w:ascii="Times New Roman" w:hAnsi="Times New Roman" w:eastAsia="FangSong" w:cs="Times New Roman"/>
+        </w:rPr>
+        <w:t>其一</w:t>
+      </w:r>
+      <w:r>
+        <w:rPr>
+          <w:rFonts w:hint="eastAsia" w:ascii="Times New Roman" w:hAnsi="Times New Roman" w:eastAsia="Times New Roman" w:cs="Times New Roman"/>
+        </w:rPr>
+        <w:t>，</w:t>
+      </w:r>
+      <w:r>
+        <w:rPr>
+          <w:rFonts w:hint="eastAsia" w:ascii="Times New Roman" w:hAnsi="Times New Roman" w:eastAsia="FangSong" w:cs="Times New Roman"/>
+        </w:rPr>
+        <w:t>先假设一组轨道</w:t>
+      </w:r>
+      <w:r>
+        <w:rPr>
+          <w:rFonts w:hint="eastAsia" w:ascii="Times New Roman" w:hAnsi="Times New Roman" w:eastAsia="Times New Roman" w:cs="Times New Roman"/>
+        </w:rPr>
+        <w:t>；</w:t>
+      </w:r>
+      <w:r>
+        <w:rPr>
+          <w:rFonts w:hint="eastAsia" w:ascii="Times New Roman" w:hAnsi="Times New Roman" w:eastAsia="FangSong" w:cs="Times New Roman"/>
+        </w:rPr>
+        <w:t>其二</w:t>
+      </w:r>
+      <w:r>
+        <w:rPr>
+          <w:rFonts w:hint="eastAsia" w:ascii="Times New Roman" w:hAnsi="Times New Roman" w:eastAsia="Times New Roman" w:cs="Times New Roman"/>
+        </w:rPr>
+        <w:t>，</w:t>
+      </w:r>
+      <w:r>
+        <w:rPr>
+          <w:rFonts w:hint="eastAsia" w:ascii="Times New Roman" w:hAnsi="Times New Roman" w:eastAsia="FangSong" w:cs="Times New Roman"/>
+        </w:rPr>
+        <w:t>由这组轨道生成电子密度</w:t>
+      </w:r>
+      <w:r>
+        <w:rPr>
+          <w:rFonts w:hint="eastAsia" w:ascii="Times New Roman" w:hAnsi="Times New Roman" w:eastAsia="Times New Roman" w:cs="Times New Roman"/>
+        </w:rPr>
+        <w:t>；</w:t>
+      </w:r>
+      <w:r>
+        <w:rPr>
+          <w:rFonts w:hint="eastAsia" w:ascii="Times New Roman" w:hAnsi="Times New Roman" w:eastAsia="FangSong" w:cs="Times New Roman"/>
+        </w:rPr>
+        <w:t>其三</w:t>
+      </w:r>
+      <w:r>
+        <w:rPr>
+          <w:rFonts w:hint="eastAsia" w:ascii="Times New Roman" w:hAnsi="Times New Roman" w:eastAsia="Times New Roman" w:cs="Times New Roman"/>
+        </w:rPr>
+        <w:t>，</w:t>
+      </w:r>
+      <w:r>
+        <w:rPr>
+          <w:rFonts w:hint="eastAsia" w:ascii="Times New Roman" w:hAnsi="Times New Roman" w:eastAsia="FangSong" w:cs="Times New Roman"/>
+        </w:rPr>
+        <w:t>再由电子密度生成新的平均场</w:t>
+      </w:r>
+      <w:r>
+        <w:rPr>
+          <w:rFonts w:hint="eastAsia" w:ascii="Times New Roman" w:hAnsi="Times New Roman" w:eastAsia="Times New Roman" w:cs="Times New Roman"/>
+        </w:rPr>
+        <w:t>；</w:t>
+      </w:r>
+      <w:r>
+        <w:rPr>
+          <w:rFonts w:hint="eastAsia" w:ascii="Times New Roman" w:hAnsi="Times New Roman" w:eastAsia="FangSong" w:cs="Times New Roman"/>
+        </w:rPr>
+        <w:t>其四</w:t>
+      </w:r>
+      <w:r>
+        <w:rPr>
+          <w:rFonts w:hint="eastAsia" w:ascii="Times New Roman" w:hAnsi="Times New Roman" w:eastAsia="Times New Roman" w:cs="Times New Roman"/>
+        </w:rPr>
+        <w:t>，</w:t>
+      </w:r>
+      <w:r>
+        <w:rPr>
+          <w:rFonts w:hint="eastAsia" w:ascii="Times New Roman" w:hAnsi="Times New Roman" w:eastAsia="FangSong" w:cs="Times New Roman"/>
+        </w:rPr>
+        <w:t>再解新的轨道</w:t>
+      </w:r>
+      <w:r>
+        <w:rPr>
+          <w:rFonts w:hint="eastAsia" w:ascii="Times New Roman" w:hAnsi="Times New Roman" w:eastAsia="Times New Roman" w:cs="Times New Roman"/>
+        </w:rPr>
+        <w:t>；</w:t>
+      </w:r>
+      <w:r>
+        <w:rPr>
+          <w:rFonts w:hint="eastAsia" w:ascii="Times New Roman" w:hAnsi="Times New Roman" w:eastAsia="FangSong" w:cs="Times New Roman"/>
+        </w:rPr>
+        <w:t>其五</w:t>
+      </w:r>
+      <w:r>
+        <w:rPr>
+          <w:rFonts w:hint="eastAsia" w:ascii="Times New Roman" w:hAnsi="Times New Roman" w:eastAsia="Times New Roman" w:cs="Times New Roman"/>
+        </w:rPr>
+        <w:t>，</w:t>
+      </w:r>
       <w:r>
         <w:rPr>
           <w:rFonts w:hint="eastAsia" w:ascii="Times New Roman" w:hAnsi="Times New Roman" w:eastAsia="FangSong" w:cs="Times New Roman"/>
@@ -4202,10 +4704,17 @@
         </w:rPr>
         <w:t>直到输入和输出一致</w:t>
       </w:r>
-    </w:p>
-    <w:p>
-      <w:pPr>
-        <w:pStyle w:val="FirstParagraph"/>
+      <w:r>
+        <w:rPr>
+          <w:rFonts w:hint="eastAsia" w:ascii="Times New Roman" w:hAnsi="Times New Roman" w:eastAsia="Times New Roman" w:cs="Times New Roman"/>
+        </w:rPr>
+        <w:t>。</w:t>
+      </w:r>
+    </w:p>
+    <w:p>
+      <w:pPr>
+        <w:pStyle w:val="BodyText"/>
+        <w:ind w:firstLine="420"/>
       </w:pPr>
       <w:r>
         <w:rPr>
@@ -4267,6 +4776,7 @@
     <w:p>
       <w:pPr>
         <w:pStyle w:val="FirstParagraph"/>
+        <w:ind w:firstLine="420"/>
       </w:pPr>
       <w:r>
         <w:rPr>
@@ -4337,12 +4847,21 @@
     </w:p>
     <w:p>
       <w:pPr>
-        <w:pStyle w:val="Compact"/>
-        <w:numPr>
-          <w:ilvl w:val="0"/>
-          <w:numId w:val="1008"/>
-        </w:numPr>
-      </w:pPr>
+        <w:pStyle w:val="BodyText"/>
+        <w:ind w:firstLine="420"/>
+      </w:pPr>
+      <w:r>
+        <w:rPr>
+          <w:rFonts w:hint="eastAsia" w:ascii="Times New Roman" w:hAnsi="Times New Roman" w:eastAsia="FangSong" w:cs="Times New Roman"/>
+        </w:rPr>
+        <w:t>其一</w:t>
+      </w:r>
+      <w:r>
+        <w:rPr>
+          <w:rFonts w:hint="eastAsia" w:ascii="Times New Roman" w:hAnsi="Times New Roman" w:eastAsia="Times New Roman" w:cs="Times New Roman"/>
+        </w:rPr>
+        <w:t>，</w:t>
+      </w:r>
       <w:r>
         <w:rPr>
           <w:rFonts w:hint="eastAsia" w:ascii="Times New Roman" w:hAnsi="Times New Roman" w:eastAsia="FangSong" w:cs="Times New Roman"/>
@@ -4375,15 +4894,24 @@
         </w:rPr>
         <w:t>是量子统计本身的结果</w:t>
       </w:r>
-    </w:p>
-    <w:p>
-      <w:pPr>
-        <w:pStyle w:val="Compact"/>
-        <w:numPr>
-          <w:ilvl w:val="0"/>
-          <w:numId w:val="1008"/>
-        </w:numPr>
-      </w:pPr>
+      <w:r>
+        <w:rPr>
+          <w:rFonts w:hint="eastAsia" w:ascii="Times New Roman" w:hAnsi="Times New Roman" w:eastAsia="Times New Roman" w:cs="Times New Roman"/>
+        </w:rPr>
+        <w:t>；</w:t>
+      </w:r>
+      <w:r>
+        <w:rPr>
+          <w:rFonts w:hint="eastAsia" w:ascii="Times New Roman" w:hAnsi="Times New Roman" w:eastAsia="FangSong" w:cs="Times New Roman"/>
+        </w:rPr>
+        <w:t>其二</w:t>
+      </w:r>
+      <w:r>
+        <w:rPr>
+          <w:rFonts w:hint="eastAsia" w:ascii="Times New Roman" w:hAnsi="Times New Roman" w:eastAsia="Times New Roman" w:cs="Times New Roman"/>
+        </w:rPr>
+        <w:t>，</w:t>
+      </w:r>
       <w:r>
         <w:rPr>
           <w:rFonts w:hint="eastAsia" w:ascii="Times New Roman" w:hAnsi="Times New Roman" w:eastAsia="FangSong" w:cs="Times New Roman"/>
@@ -4416,10 +4944,17 @@
         </w:rPr>
         <w:t>不只是平均分布</w:t>
       </w:r>
-    </w:p>
-    <w:p>
-      <w:pPr>
-        <w:pStyle w:val="FirstParagraph"/>
+      <w:r>
+        <w:rPr>
+          <w:rFonts w:hint="eastAsia" w:ascii="Times New Roman" w:hAnsi="Times New Roman" w:eastAsia="Times New Roman" w:cs="Times New Roman"/>
+        </w:rPr>
+        <w:t>。</w:t>
+      </w:r>
+    </w:p>
+    <w:p>
+      <w:pPr>
+        <w:pStyle w:val="BodyText"/>
+        <w:ind w:firstLine="420"/>
       </w:pPr>
       <w:r>
         <w:rPr>
@@ -4504,7 +5039,8 @@
     </w:p>
     <w:p>
       <w:pPr>
-        <w:pStyle w:val="MistakeBlock"/>
+        <w:pStyle w:val="BodyText"/>
+        <w:ind w:firstLine="420"/>
       </w:pPr>
       <w:r>
         <w:rPr>
@@ -4646,6 +5182,7 @@
     <w:p>
       <w:pPr>
         <w:pStyle w:val="FirstParagraph"/>
+        <w:ind w:firstLine="420"/>
       </w:pPr>
       <w:r>
         <w:rPr>
@@ -4735,6 +5272,7 @@
     <w:p>
       <w:pPr>
         <w:pStyle w:val="FirstParagraph"/>
+        <w:ind w:firstLine="420"/>
       </w:pPr>
       <w:r>
         <w:rPr>
@@ -4764,6 +5302,7 @@
     <w:p>
       <w:pPr>
         <w:pStyle w:val="BodyText"/>
+        <w:ind w:firstLine="420"/>
       </w:pPr>
       <w:r>
         <w:rPr>
@@ -4780,17 +5319,26 @@
     </w:p>
     <w:p>
       <w:pPr>
-        <w:pStyle w:val="Compact"/>
-        <w:numPr>
-          <w:ilvl w:val="0"/>
-          <w:numId w:val="1009"/>
-        </w:numPr>
-      </w:pPr>
-      <w:r>
-        <w:rPr>
-          <w:rFonts w:hint="eastAsia" w:ascii="Times New Roman" w:hAnsi="Times New Roman" w:eastAsia="FangSong" w:cs="Times New Roman"/>
-        </w:rPr>
-        <w:t xml:space="preserve">电离后其余轨道会发生</w:t>
+        <w:pStyle w:val="BodyText"/>
+        <w:ind w:firstLine="420"/>
+      </w:pPr>
+      <w:r>
+        <w:rPr>
+          <w:rFonts w:hint="eastAsia" w:ascii="Times New Roman" w:hAnsi="Times New Roman" w:eastAsia="FangSong" w:cs="Times New Roman"/>
+        </w:rPr>
+        <w:t>其一</w:t>
+      </w:r>
+      <w:r>
+        <w:rPr>
+          <w:rFonts w:hint="eastAsia" w:ascii="Times New Roman" w:hAnsi="Times New Roman" w:eastAsia="Times New Roman" w:cs="Times New Roman"/>
+        </w:rPr>
+        <w:t>，</w:t>
+      </w:r>
+      <w:r>
+        <w:rPr>
+          <w:rFonts w:hint="eastAsia" w:ascii="Times New Roman" w:hAnsi="Times New Roman" w:eastAsia="FangSong" w:cs="Times New Roman"/>
+        </w:rPr>
+        <w:t>电离后其余轨道会发生</w:t>
       </w:r>
       <w:r>
         <w:rPr>
@@ -4800,20 +5348,29 @@
         </w:rPr>
         <w:t xml:space="preserve">弛豫</w:t>
       </w:r>
-    </w:p>
-    <w:p>
-      <w:pPr>
-        <w:pStyle w:val="Compact"/>
-        <w:numPr>
-          <w:ilvl w:val="0"/>
-          <w:numId w:val="1009"/>
-        </w:numPr>
-      </w:pPr>
-      <w:r>
-        <w:rPr>
-          <w:rFonts w:hint="eastAsia" w:ascii="Times New Roman" w:hAnsi="Times New Roman" w:eastAsia="FangSong" w:cs="Times New Roman"/>
-        </w:rPr>
-        <w:t xml:space="preserve">实际体系还有</w:t>
+      <w:r>
+        <w:rPr>
+          <w:rFonts w:hint="eastAsia" w:ascii="Times New Roman" w:hAnsi="Times New Roman" w:eastAsia="Times New Roman" w:cs="Times New Roman"/>
+        </w:rPr>
+        <w:t>；</w:t>
+      </w:r>
+      <w:r>
+        <w:rPr>
+          <w:rFonts w:hint="eastAsia" w:ascii="Times New Roman" w:hAnsi="Times New Roman" w:eastAsia="FangSong" w:cs="Times New Roman"/>
+        </w:rPr>
+        <w:t>其二</w:t>
+      </w:r>
+      <w:r>
+        <w:rPr>
+          <w:rFonts w:hint="eastAsia" w:ascii="Times New Roman" w:hAnsi="Times New Roman" w:eastAsia="Times New Roman" w:cs="Times New Roman"/>
+        </w:rPr>
+        <w:t>，</w:t>
+      </w:r>
+      <w:r>
+        <w:rPr>
+          <w:rFonts w:hint="eastAsia" w:ascii="Times New Roman" w:hAnsi="Times New Roman" w:eastAsia="FangSong" w:cs="Times New Roman"/>
+        </w:rPr>
+        <w:t>实际体系还有</w:t>
       </w:r>
       <w:r>
         <w:rPr>
@@ -4823,10 +5380,17 @@
         </w:rPr>
         <w:t xml:space="preserve">电子相关</w:t>
       </w:r>
-    </w:p>
-    <w:p>
-      <w:pPr>
-        <w:pStyle w:val="FirstParagraph"/>
+      <w:r>
+        <w:rPr>
+          <w:rFonts w:ascii="Times New Roman" w:hAnsi="Times New Roman" w:eastAsia="Times New Roman" w:cs="Times New Roman"/>
+        </w:rPr>
+        <w:t xml:space="preserve">。</w:t>
+      </w:r>
+    </w:p>
+    <w:p>
+      <w:pPr>
+        <w:pStyle w:val="BodyText"/>
+        <w:ind w:firstLine="420"/>
       </w:pPr>
       <w:r>
         <w:rPr>
@@ -4843,42 +5407,69 @@
     </w:p>
     <w:p>
       <w:pPr>
-        <w:pStyle w:val="Compact"/>
-        <w:numPr>
-          <w:ilvl w:val="0"/>
-          <w:numId w:val="1010"/>
-        </w:numPr>
-      </w:pPr>
-      <w:r>
-        <w:rPr>
-          <w:rFonts w:hint="eastAsia" w:ascii="Times New Roman" w:hAnsi="Times New Roman" w:eastAsia="FangSong" w:cs="Times New Roman"/>
-        </w:rPr>
-        <w:t xml:space="preserve">解释趋势</w:t>
-      </w:r>
-    </w:p>
-    <w:p>
-      <w:pPr>
-        <w:pStyle w:val="Compact"/>
-        <w:numPr>
-          <w:ilvl w:val="0"/>
-          <w:numId w:val="1010"/>
-        </w:numPr>
-      </w:pPr>
-      <w:r>
-        <w:rPr>
-          <w:rFonts w:hint="eastAsia" w:ascii="Times New Roman" w:hAnsi="Times New Roman" w:eastAsia="FangSong" w:cs="Times New Roman"/>
-        </w:rPr>
-        <w:t xml:space="preserve">比较大小</w:t>
-      </w:r>
-    </w:p>
-    <w:p>
-      <w:pPr>
-        <w:pStyle w:val="Compact"/>
-        <w:numPr>
-          <w:ilvl w:val="0"/>
-          <w:numId w:val="1010"/>
-        </w:numPr>
-      </w:pPr>
+        <w:pStyle w:val="BodyText"/>
+        <w:ind w:firstLine="420"/>
+      </w:pPr>
+      <w:r>
+        <w:rPr>
+          <w:rFonts w:hint="eastAsia" w:ascii="Times New Roman" w:hAnsi="Times New Roman" w:eastAsia="FangSong" w:cs="Times New Roman"/>
+        </w:rPr>
+        <w:t>其一</w:t>
+      </w:r>
+      <w:r>
+        <w:rPr>
+          <w:rFonts w:hint="eastAsia" w:ascii="Times New Roman" w:hAnsi="Times New Roman" w:eastAsia="Times New Roman" w:cs="Times New Roman"/>
+        </w:rPr>
+        <w:t>，</w:t>
+      </w:r>
+      <w:r>
+        <w:rPr>
+          <w:rFonts w:hint="eastAsia" w:ascii="Times New Roman" w:hAnsi="Times New Roman" w:eastAsia="FangSong" w:cs="Times New Roman"/>
+        </w:rPr>
+        <w:t>解释趋势</w:t>
+      </w:r>
+      <w:r>
+        <w:rPr>
+          <w:rFonts w:hint="eastAsia" w:ascii="Times New Roman" w:hAnsi="Times New Roman" w:eastAsia="Times New Roman" w:cs="Times New Roman"/>
+        </w:rPr>
+        <w:t>；</w:t>
+      </w:r>
+      <w:r>
+        <w:rPr>
+          <w:rFonts w:hint="eastAsia" w:ascii="Times New Roman" w:hAnsi="Times New Roman" w:eastAsia="FangSong" w:cs="Times New Roman"/>
+        </w:rPr>
+        <w:t>其二</w:t>
+      </w:r>
+      <w:r>
+        <w:rPr>
+          <w:rFonts w:hint="eastAsia" w:ascii="Times New Roman" w:hAnsi="Times New Roman" w:eastAsia="Times New Roman" w:cs="Times New Roman"/>
+        </w:rPr>
+        <w:t>，</w:t>
+      </w:r>
+      <w:r>
+        <w:rPr>
+          <w:rFonts w:hint="eastAsia" w:ascii="Times New Roman" w:hAnsi="Times New Roman" w:eastAsia="FangSong" w:cs="Times New Roman"/>
+        </w:rPr>
+        <w:t>比较大小</w:t>
+      </w:r>
+      <w:r>
+        <w:rPr>
+          <w:rFonts w:hint="eastAsia" w:ascii="Times New Roman" w:hAnsi="Times New Roman" w:eastAsia="Times New Roman" w:cs="Times New Roman"/>
+        </w:rPr>
+        <w:t>；</w:t>
+      </w:r>
+      <w:r>
+        <w:rPr>
+          <w:rFonts w:hint="eastAsia" w:ascii="Times New Roman" w:hAnsi="Times New Roman" w:eastAsia="FangSong" w:cs="Times New Roman"/>
+        </w:rPr>
+        <w:t>其三</w:t>
+      </w:r>
+      <w:r>
+        <w:rPr>
+          <w:rFonts w:hint="eastAsia" w:ascii="Times New Roman" w:hAnsi="Times New Roman" w:eastAsia="Times New Roman" w:cs="Times New Roman"/>
+        </w:rPr>
+        <w:t>，</w:t>
+      </w:r>
       <w:r>
         <w:rPr>
           <w:rFonts w:hint="eastAsia" w:ascii="Times New Roman" w:hAnsi="Times New Roman" w:eastAsia="FangSong" w:cs="Times New Roman"/>
@@ -4901,12 +5492,13 @@
         <w:rPr>
           <w:rFonts w:hint="eastAsia" w:ascii="Times New Roman" w:hAnsi="Times New Roman" w:eastAsia="Times New Roman" w:cs="Times New Roman"/>
         </w:rPr>
-        <w:t>”</w:t>
-      </w:r>
-    </w:p>
-    <w:p>
-      <w:pPr>
-        <w:pStyle w:val="FirstParagraph"/>
+        <w:t>”。</w:t>
+      </w:r>
+    </w:p>
+    <w:p>
+      <w:pPr>
+        <w:pStyle w:val="BodyText"/>
+        <w:ind w:firstLine="420"/>
       </w:pPr>
       <w:r>
         <w:rPr>
@@ -4923,7 +5515,7 @@
     </w:p>
     <w:bookmarkEnd w:id="16"/>
     <w:bookmarkEnd w:id="17"/>
-    <w:bookmarkStart w:id="22" w:name="三项符号从单电子轨道走向整个原子状态"/>
+    <w:bookmarkStart w:id="22" w:name="项符号从单电子轨道走向整个原子状态"/>
     <w:p>
       <w:pPr>
         <w:pStyle w:val="Heading2"/>
@@ -4931,15 +5523,9 @@
       </w:pPr>
       <w:r>
         <w:rPr>
-          <w:rFonts w:hint="eastAsia" w:ascii="Times New Roman" w:hAnsi="Times New Roman" w:eastAsia="SimHei" w:cs="Times New Roman"/>
-        </w:rPr>
-        <w:t>三</w:t>
-      </w:r>
-      <w:r>
-        <w:rPr>
-          <w:rFonts w:hint="eastAsia" w:ascii="Times New Roman" w:hAnsi="Times New Roman" w:eastAsia="Times New Roman" w:cs="Times New Roman"/>
-        </w:rPr>
-        <w:t>、</w:t>
+          <w:rFonts w:ascii="Times New Roman" w:hAnsi="Times New Roman" w:eastAsia="Times New Roman" w:cs="Times New Roman"/>
+        </w:rPr>
+        <w:t xml:space="preserve">§3 </w:t>
       </w:r>
       <w:r>
         <w:rPr>
@@ -5024,6 +5610,7 @@
     <w:p>
       <w:pPr>
         <w:pStyle w:val="FirstParagraph"/>
+        <w:ind w:firstLine="420"/>
       </w:pPr>
       <w:r>
         <w:rPr>
@@ -5130,6 +5717,7 @@
     <w:p>
       <w:pPr>
         <w:pStyle w:val="BodyText"/>
+        <w:ind w:firstLine="420"/>
       </w:pPr>
       <w:r>
         <w:rPr>
@@ -5146,17 +5734,26 @@
     </w:p>
     <w:p>
       <w:pPr>
-        <w:pStyle w:val="Compact"/>
-        <w:numPr>
-          <w:ilvl w:val="0"/>
-          <w:numId w:val="1011"/>
-        </w:numPr>
-      </w:pPr>
-      <w:r>
-        <w:rPr>
-          <w:rFonts w:hint="eastAsia" w:ascii="Times New Roman" w:hAnsi="Times New Roman" w:eastAsia="FangSong" w:cs="Times New Roman"/>
-        </w:rPr>
-        <w:t xml:space="preserve">总轨道角动量</w:t>
+        <w:pStyle w:val="BodyText"/>
+        <w:ind w:firstLine="420"/>
+      </w:pPr>
+      <w:r>
+        <w:rPr>
+          <w:rFonts w:hint="eastAsia" w:ascii="Times New Roman" w:hAnsi="Times New Roman" w:eastAsia="FangSong" w:cs="Times New Roman"/>
+        </w:rPr>
+        <w:t>其一</w:t>
+      </w:r>
+      <w:r>
+        <w:rPr>
+          <w:rFonts w:hint="eastAsia" w:ascii="Times New Roman" w:hAnsi="Times New Roman" w:eastAsia="Times New Roman" w:cs="Times New Roman"/>
+        </w:rPr>
+        <w:t>，</w:t>
+      </w:r>
+      <w:r>
+        <w:rPr>
+          <w:rFonts w:hint="eastAsia" w:ascii="Times New Roman" w:hAnsi="Times New Roman" w:eastAsia="FangSong" w:cs="Times New Roman"/>
+        </w:rPr>
+        <w:t>总轨道角动量</w:t>
       </w:r>
       <w:r>
         <w:rPr>
@@ -5169,20 +5766,29 @@
           <m:t>L</m:t>
         </m:r>
       </m:oMath>
-    </w:p>
-    <w:p>
-      <w:pPr>
-        <w:pStyle w:val="Compact"/>
-        <w:numPr>
-          <w:ilvl w:val="0"/>
-          <w:numId w:val="1011"/>
-        </w:numPr>
-      </w:pPr>
-      <w:r>
-        <w:rPr>
-          <w:rFonts w:hint="eastAsia" w:ascii="Times New Roman" w:hAnsi="Times New Roman" w:eastAsia="FangSong" w:cs="Times New Roman"/>
-        </w:rPr>
-        <w:t xml:space="preserve">总自旋角动量</w:t>
+      <w:r>
+        <w:rPr>
+          <w:rFonts w:hint="eastAsia" w:ascii="Times New Roman" w:hAnsi="Times New Roman" w:eastAsia="Times New Roman" w:cs="Times New Roman"/>
+        </w:rPr>
+        <w:t>；</w:t>
+      </w:r>
+      <w:r>
+        <w:rPr>
+          <w:rFonts w:hint="eastAsia" w:ascii="Times New Roman" w:hAnsi="Times New Roman" w:eastAsia="FangSong" w:cs="Times New Roman"/>
+        </w:rPr>
+        <w:t>其二</w:t>
+      </w:r>
+      <w:r>
+        <w:rPr>
+          <w:rFonts w:hint="eastAsia" w:ascii="Times New Roman" w:hAnsi="Times New Roman" w:eastAsia="Times New Roman" w:cs="Times New Roman"/>
+        </w:rPr>
+        <w:t>，</w:t>
+      </w:r>
+      <w:r>
+        <w:rPr>
+          <w:rFonts w:hint="eastAsia" w:ascii="Times New Roman" w:hAnsi="Times New Roman" w:eastAsia="FangSong" w:cs="Times New Roman"/>
+        </w:rPr>
+        <w:t>总自旋角动量</w:t>
       </w:r>
       <w:r>
         <w:rPr>
@@ -5195,20 +5801,29 @@
           <m:t>S</m:t>
         </m:r>
       </m:oMath>
-    </w:p>
-    <w:p>
-      <w:pPr>
-        <w:pStyle w:val="Compact"/>
-        <w:numPr>
-          <w:ilvl w:val="0"/>
-          <w:numId w:val="1011"/>
-        </w:numPr>
-      </w:pPr>
-      <w:r>
-        <w:rPr>
-          <w:rFonts w:hint="eastAsia" w:ascii="Times New Roman" w:hAnsi="Times New Roman" w:eastAsia="FangSong" w:cs="Times New Roman"/>
-        </w:rPr>
-        <w:t xml:space="preserve">总角动量</w:t>
+      <w:r>
+        <w:rPr>
+          <w:rFonts w:hint="eastAsia" w:ascii="Times New Roman" w:hAnsi="Times New Roman" w:eastAsia="Times New Roman" w:cs="Times New Roman"/>
+        </w:rPr>
+        <w:t>；</w:t>
+      </w:r>
+      <w:r>
+        <w:rPr>
+          <w:rFonts w:hint="eastAsia" w:ascii="Times New Roman" w:hAnsi="Times New Roman" w:eastAsia="FangSong" w:cs="Times New Roman"/>
+        </w:rPr>
+        <w:t>其三</w:t>
+      </w:r>
+      <w:r>
+        <w:rPr>
+          <w:rFonts w:hint="eastAsia" w:ascii="Times New Roman" w:hAnsi="Times New Roman" w:eastAsia="Times New Roman" w:cs="Times New Roman"/>
+        </w:rPr>
+        <w:t>，</w:t>
+      </w:r>
+      <w:r>
+        <w:rPr>
+          <w:rFonts w:hint="eastAsia" w:ascii="Times New Roman" w:hAnsi="Times New Roman" w:eastAsia="FangSong" w:cs="Times New Roman"/>
+        </w:rPr>
+        <w:t>总角动量</w:t>
       </w:r>
       <w:r>
         <w:rPr>
@@ -5221,10 +5836,17 @@
           <m:t>J</m:t>
         </m:r>
       </m:oMath>
-    </w:p>
-    <w:p>
-      <w:pPr>
-        <w:pStyle w:val="FirstParagraph"/>
+      <w:r>
+        <w:rPr>
+          <w:rFonts w:ascii="Times New Roman" w:hAnsi="Times New Roman" w:eastAsia="Times New Roman" w:cs="Times New Roman"/>
+        </w:rPr>
+        <w:t xml:space="preserve">。</w:t>
+      </w:r>
+    </w:p>
+    <w:p>
+      <w:pPr>
+        <w:pStyle w:val="BodyText"/>
+        <w:ind w:firstLine="420"/>
       </w:pPr>
       <w:r>
         <w:rPr>
@@ -5290,6 +5912,7 @@
     <w:p>
       <w:pPr>
         <w:pStyle w:val="FirstParagraph"/>
+        <w:ind w:firstLine="420"/>
       </w:pPr>
       <w:r>
         <w:rPr>
@@ -5306,12 +5929,21 @@
     </w:p>
     <w:p>
       <w:pPr>
-        <w:pStyle w:val="Compact"/>
-        <w:numPr>
-          <w:ilvl w:val="0"/>
-          <w:numId w:val="1012"/>
-        </w:numPr>
-      </w:pPr>
+        <w:pStyle w:val="BodyText"/>
+        <w:ind w:firstLine="420"/>
+      </w:pPr>
+      <w:r>
+        <w:rPr>
+          <w:rFonts w:hint="eastAsia" w:ascii="Times New Roman" w:hAnsi="Times New Roman" w:eastAsia="FangSong" w:cs="Times New Roman"/>
+        </w:rPr>
+        <w:t>其一</w:t>
+      </w:r>
+      <w:r>
+        <w:rPr>
+          <w:rFonts w:hint="eastAsia" w:ascii="Times New Roman" w:hAnsi="Times New Roman" w:eastAsia="Times New Roman" w:cs="Times New Roman"/>
+        </w:rPr>
+        <w:t>，</w:t>
+      </w:r>
       <m:oMath>
         <m:r>
           <m:t>2</m:t>
@@ -5339,17 +5971,26 @@
         <w:rPr>
           <w:rFonts w:hint="eastAsia" w:ascii="Times New Roman" w:hAnsi="Times New Roman" w:eastAsia="FangSong" w:cs="Times New Roman"/>
         </w:rPr>
-        <w:t xml:space="preserve">是多重度</w:t>
-      </w:r>
-    </w:p>
-    <w:p>
-      <w:pPr>
-        <w:pStyle w:val="Compact"/>
-        <w:numPr>
-          <w:ilvl w:val="0"/>
-          <w:numId w:val="1012"/>
-        </w:numPr>
-      </w:pPr>
+        <w:t>是多重度</w:t>
+      </w:r>
+      <w:r>
+        <w:rPr>
+          <w:rFonts w:hint="eastAsia" w:ascii="Times New Roman" w:hAnsi="Times New Roman" w:eastAsia="Times New Roman" w:cs="Times New Roman"/>
+        </w:rPr>
+        <w:t>；</w:t>
+      </w:r>
+      <w:r>
+        <w:rPr>
+          <w:rFonts w:hint="eastAsia" w:ascii="Times New Roman" w:hAnsi="Times New Roman" w:eastAsia="FangSong" w:cs="Times New Roman"/>
+        </w:rPr>
+        <w:t>其二</w:t>
+      </w:r>
+      <w:r>
+        <w:rPr>
+          <w:rFonts w:hint="eastAsia" w:ascii="Times New Roman" w:hAnsi="Times New Roman" w:eastAsia="Times New Roman" w:cs="Times New Roman"/>
+        </w:rPr>
+        <w:t>，</w:t>
+      </w:r>
       <m:oMath>
         <m:oMathPr>
           <m:ctrlPr>
@@ -5445,15 +6086,24 @@
         </w:rPr>
         <w:t xml:space="preserve">S,P,D,F,G,\dots</w:t>
       </w:r>
-    </w:p>
-    <w:p>
-      <w:pPr>
-        <w:pStyle w:val="Compact"/>
-        <w:numPr>
-          <w:ilvl w:val="0"/>
-          <w:numId w:val="1012"/>
-        </w:numPr>
-      </w:pPr>
+      <w:r>
+        <w:rPr>
+          <w:rFonts w:hint="eastAsia" w:ascii="Times New Roman" w:hAnsi="Times New Roman" w:eastAsia="Times New Roman" w:cs="Times New Roman"/>
+        </w:rPr>
+        <w:t>；</w:t>
+      </w:r>
+      <w:r>
+        <w:rPr>
+          <w:rFonts w:hint="eastAsia" w:ascii="Times New Roman" w:hAnsi="Times New Roman" w:eastAsia="FangSong" w:cs="Times New Roman"/>
+        </w:rPr>
+        <w:t>其三</w:t>
+      </w:r>
+      <w:r>
+        <w:rPr>
+          <w:rFonts w:hint="eastAsia" w:ascii="Times New Roman" w:hAnsi="Times New Roman" w:eastAsia="Times New Roman" w:cs="Times New Roman"/>
+        </w:rPr>
+        <w:t>，</w:t>
+      </w:r>
       <m:oMath>
         <m:oMathPr>
           <m:ctrlPr>
@@ -5579,7 +6229,7 @@
         <w:rPr>
           <w:rFonts w:ascii="Times New Roman" w:hAnsi="Times New Roman" w:eastAsia="Times New Roman" w:cs="Times New Roman"/>
         </w:rPr>
-        <w:t xml:space="preserve">​</w:t>
+        <w:t xml:space="preserve">。</w:t>
       </w:r>
     </w:p>
     <w:bookmarkEnd w:id="18"/>
@@ -5606,6 +6256,7 @@
       <w:pPr>
         <w:pStyle w:val="FirstParagraph"/>
         <w:spacing w:after="80"/>
+        <w:ind w:firstLine="420"/>
       </w:pPr>
       <w:r>
         <w:rPr>
@@ -5637,6 +6288,15 @@
         <w:tblStyle w:val="Table"/>
         <w:tblW w:type="auto" w:w="0"/>
         <w:tblLook w:firstRow="1" w:lastRow="0" w:firstColumn="0" w:lastColumn="0" w:noHBand="0" w:noVBand="0" w:val="0020"/>
+        <w:jc w:val="center"/>
+        <w:tblBorders>
+          <w:top w:val="single" w:sz="12" w:space="0" w:color="333333"/>
+          <w:bottom w:val="single" w:sz="12" w:space="0" w:color="333333"/>
+          <w:left w:val="none"/>
+          <w:right w:val="none"/>
+          <w:insideH w:val="none"/>
+          <w:insideV w:val="none"/>
+        </w:tblBorders>
       </w:tblPr>
       <w:tblGrid>
         <w:gridCol w:w="3960"/>
@@ -5647,7 +6307,11 @@
           <w:tblHeader w:val="on"/>
         </w:trPr>
         <w:tc>
-          <w:tcPr/>
+          <w:tcPr>
+            <w:tcBorders>
+              <w:bottom w:val="single" w:sz="6" w:space="0" w:color="333333"/>
+            </w:tcBorders>
+          </w:tcPr>
           <w:p>
             <w:pPr>
               <w:pStyle w:val="Compact"/>
@@ -5663,7 +6327,11 @@
           </w:p>
         </w:tc>
         <w:tc>
-          <w:tcPr/>
+          <w:tcPr>
+            <w:tcBorders>
+              <w:bottom w:val="single" w:sz="6" w:space="0" w:color="333333"/>
+            </w:tcBorders>
+          </w:tcPr>
           <w:p>
             <w:pPr>
               <w:pStyle w:val="Compact"/>
@@ -6357,6 +7025,7 @@
       <w:pPr>
         <w:pStyle w:val="BodyText"/>
         <w:spacing w:before="120"/>
+        <w:ind w:firstLine="420"/>
       </w:pPr>
       <w:r>
         <w:rPr>
@@ -6400,8 +7069,9 @@
         <w:pStyle w:val="Compact"/>
         <w:numPr>
           <w:ilvl w:val="0"/>
-          <w:numId w:val="1013"/>
+          <w:numId w:val="1002"/>
         </w:numPr>
+        <w:ind w:firstLine="420"/>
       </w:pPr>
       <w:r>
         <w:rPr>
@@ -6467,8 +7137,9 @@
         <w:pStyle w:val="Compact"/>
         <w:numPr>
           <w:ilvl w:val="0"/>
-          <w:numId w:val="1013"/>
+          <w:numId w:val="1002"/>
         </w:numPr>
+        <w:ind w:firstLine="420"/>
       </w:pPr>
       <w:r>
         <w:rPr>
@@ -6494,8 +7165,9 @@
         <w:pStyle w:val="Compact"/>
         <w:numPr>
           <w:ilvl w:val="0"/>
-          <w:numId w:val="1013"/>
+          <w:numId w:val="1002"/>
         </w:numPr>
+        <w:ind w:firstLine="420"/>
       </w:pPr>
       <w:r>
         <w:rPr>
@@ -6629,6 +7301,7 @@
     <w:p>
       <w:pPr>
         <w:pStyle w:val="FirstParagraph"/>
+        <w:ind w:firstLine="420"/>
       </w:pPr>
       <w:r>
         <w:rPr>
@@ -6653,8 +7326,9 @@
       <w:pPr>
         <w:numPr>
           <w:ilvl w:val="0"/>
-          <w:numId w:val="1014"/>
+          <w:numId w:val="1003"/>
         </w:numPr>
+        <w:ind w:firstLine="420"/>
       </w:pPr>
       <w:r>
         <w:rPr>
@@ -6712,8 +7386,9 @@
       <w:pPr>
         <w:numPr>
           <w:ilvl w:val="0"/>
-          <w:numId w:val="1014"/>
+          <w:numId w:val="1003"/>
         </w:numPr>
+        <w:ind w:firstLine="420"/>
       </w:pPr>
       <w:r>
         <w:rPr>
@@ -6788,8 +7463,9 @@
       <w:pPr>
         <w:numPr>
           <w:ilvl w:val="0"/>
-          <w:numId w:val="1014"/>
+          <w:numId w:val="1003"/>
         </w:numPr>
+        <w:ind w:firstLine="420"/>
       </w:pPr>
       <w:r>
         <w:rPr>
@@ -6828,15 +7504,24 @@
           <m:t>J</m:t>
         </m:r>
       </m:oMath>
-    </w:p>
-    <w:p>
-      <w:pPr>
-        <w:pStyle w:val="Compact"/>
-        <w:numPr>
-          <w:ilvl w:val="1"/>
-          <w:numId w:val="1015"/>
-        </w:numPr>
-      </w:pPr>
+      <w:r>
+        <w:rPr>
+          <w:rFonts w:ascii="Times New Roman" w:hAnsi="Times New Roman" w:eastAsia="Times New Roman" w:cs="Times New Roman"/>
+        </w:rPr>
+        <w:br/>
+      </w:r>
+      <w:r>
+        <w:rPr>
+          <w:rFonts w:hint="eastAsia" w:ascii="Times New Roman" w:hAnsi="Times New Roman" w:eastAsia="FangSong" w:cs="Times New Roman"/>
+        </w:rPr>
+        <w:t>其一</w:t>
+      </w:r>
+      <w:r>
+        <w:rPr>
+          <w:rFonts w:hint="eastAsia" w:ascii="Times New Roman" w:hAnsi="Times New Roman" w:eastAsia="Times New Roman" w:cs="Times New Roman"/>
+        </w:rPr>
+        <w:t>，</w:t>
+      </w:r>
       <w:r>
         <w:rPr>
           <w:rFonts w:hint="eastAsia" w:ascii="Times New Roman" w:hAnsi="Times New Roman" w:eastAsia="FangSong" w:cs="Times New Roman"/>
@@ -6866,15 +7551,24 @@
           <m:t>J</m:t>
         </m:r>
       </m:oMath>
-    </w:p>
-    <w:p>
-      <w:pPr>
-        <w:pStyle w:val="Compact"/>
-        <w:numPr>
-          <w:ilvl w:val="1"/>
-          <w:numId w:val="1015"/>
-        </w:numPr>
-      </w:pPr>
+      <w:r>
+        <w:rPr>
+          <w:rFonts w:hint="eastAsia" w:ascii="Times New Roman" w:hAnsi="Times New Roman" w:eastAsia="Times New Roman" w:cs="Times New Roman"/>
+        </w:rPr>
+        <w:t>；</w:t>
+      </w:r>
+      <w:r>
+        <w:rPr>
+          <w:rFonts w:hint="eastAsia" w:ascii="Times New Roman" w:hAnsi="Times New Roman" w:eastAsia="FangSong" w:cs="Times New Roman"/>
+        </w:rPr>
+        <w:t>其二</w:t>
+      </w:r>
+      <w:r>
+        <w:rPr>
+          <w:rFonts w:hint="eastAsia" w:ascii="Times New Roman" w:hAnsi="Times New Roman" w:eastAsia="Times New Roman" w:cs="Times New Roman"/>
+        </w:rPr>
+        <w:t>，</w:t>
+      </w:r>
       <w:r>
         <w:rPr>
           <w:rFonts w:hint="eastAsia" w:ascii="Times New Roman" w:hAnsi="Times New Roman" w:eastAsia="FangSong" w:cs="Times New Roman"/>
@@ -6904,10 +7598,17 @@
           <m:t>J</m:t>
         </m:r>
       </m:oMath>
+      <w:r>
+        <w:rPr>
+          <w:rFonts w:ascii="Times New Roman" w:hAnsi="Times New Roman" w:eastAsia="Times New Roman" w:cs="Times New Roman"/>
+        </w:rPr>
+        <w:t xml:space="preserve">。</w:t>
+      </w:r>
     </w:p>
     <w:p>
       <w:pPr>
         <w:pStyle w:val="FirstParagraph"/>
+        <w:ind w:firstLine="420"/>
       </w:pPr>
       <w:r>
         <w:rPr>
@@ -6924,17 +7625,20 @@
     </w:p>
     <w:p>
       <w:pPr>
-        <w:pStyle w:val="Compact"/>
-        <w:numPr>
-          <w:ilvl w:val="0"/>
-          <w:numId w:val="1016"/>
-        </w:numPr>
-      </w:pPr>
-      <w:r>
-        <w:rPr>
-          <w:rFonts w:hint="eastAsia" w:ascii="Times New Roman" w:hAnsi="Times New Roman" w:eastAsia="Times New Roman" w:cs="Times New Roman"/>
-        </w:rPr>
-        <w:t>C：</w:t>
+        <w:pStyle w:val="BodyText"/>
+        <w:ind w:firstLine="420"/>
+      </w:pPr>
+      <w:r>
+        <w:rPr>
+          <w:rFonts w:hint="eastAsia" w:ascii="Times New Roman" w:hAnsi="Times New Roman" w:eastAsia="FangSong" w:cs="Times New Roman"/>
+        </w:rPr>
+        <w:t>其一</w:t>
+      </w:r>
+      <w:r>
+        <w:rPr>
+          <w:rFonts w:hint="eastAsia" w:ascii="Times New Roman" w:hAnsi="Times New Roman" w:eastAsia="Times New Roman" w:cs="Times New Roman"/>
+        </w:rPr>
+        <w:t>，C：</w:t>
       </w:r>
       <w:r>
         <w:rPr>
@@ -7056,20 +7760,23 @@
           </m:sub>
         </m:sSub>
       </m:oMath>
-    </w:p>
-    <w:p>
-      <w:pPr>
-        <w:pStyle w:val="Compact"/>
-        <w:numPr>
-          <w:ilvl w:val="0"/>
-          <w:numId w:val="1016"/>
-        </w:numPr>
-      </w:pPr>
-      <w:r>
-        <w:rPr>
-          <w:rFonts w:hint="eastAsia" w:ascii="Times New Roman" w:hAnsi="Times New Roman" w:eastAsia="Times New Roman" w:cs="Times New Roman"/>
-        </w:rPr>
-        <w:t>O：</w:t>
+      <w:r>
+        <w:rPr>
+          <w:rFonts w:hint="eastAsia" w:ascii="Times New Roman" w:hAnsi="Times New Roman" w:eastAsia="Times New Roman" w:cs="Times New Roman"/>
+        </w:rPr>
+        <w:t>；</w:t>
+      </w:r>
+      <w:r>
+        <w:rPr>
+          <w:rFonts w:hint="eastAsia" w:ascii="Times New Roman" w:hAnsi="Times New Roman" w:eastAsia="FangSong" w:cs="Times New Roman"/>
+        </w:rPr>
+        <w:t>其二</w:t>
+      </w:r>
+      <w:r>
+        <w:rPr>
+          <w:rFonts w:hint="eastAsia" w:ascii="Times New Roman" w:hAnsi="Times New Roman" w:eastAsia="Times New Roman" w:cs="Times New Roman"/>
+        </w:rPr>
+        <w:t>，O：</w:t>
       </w:r>
       <w:r>
         <w:rPr>
@@ -7191,10 +7898,17 @@
           </m:sub>
         </m:sSub>
       </m:oMath>
-    </w:p>
-    <w:p>
-      <w:pPr>
-        <w:pStyle w:val="MethodologyBlock"/>
+      <w:r>
+        <w:rPr>
+          <w:rFonts w:ascii="Times New Roman" w:hAnsi="Times New Roman" w:eastAsia="Times New Roman" w:cs="Times New Roman"/>
+        </w:rPr>
+        <w:t xml:space="preserve">。</w:t>
+      </w:r>
+    </w:p>
+    <w:p>
+      <w:pPr>
+        <w:pStyle w:val="BodyText"/>
+        <w:ind w:firstLine="420"/>
       </w:pPr>
       <w:r>
         <w:rPr>
@@ -7321,6 +8035,7 @@
     <w:p>
       <w:pPr>
         <w:pStyle w:val="FirstParagraph"/>
+        <w:ind w:firstLine="420"/>
       </w:pPr>
       <w:r>
         <w:rPr>
@@ -7398,6 +8113,7 @@
     <w:p>
       <w:pPr>
         <w:pStyle w:val="BodyText"/>
+        <w:ind w:firstLine="420"/>
       </w:pPr>
       <w:r>
         <w:rPr>
@@ -7414,12 +8130,21 @@
     </w:p>
     <w:p>
       <w:pPr>
-        <w:pStyle w:val="Compact"/>
-        <w:numPr>
-          <w:ilvl w:val="0"/>
-          <w:numId w:val="1017"/>
-        </w:numPr>
-      </w:pPr>
+        <w:pStyle w:val="BodyText"/>
+        <w:ind w:firstLine="420"/>
+      </w:pPr>
+      <w:r>
+        <w:rPr>
+          <w:rFonts w:hint="eastAsia" w:ascii="Times New Roman" w:hAnsi="Times New Roman" w:eastAsia="FangSong" w:cs="Times New Roman"/>
+        </w:rPr>
+        <w:t>其一</w:t>
+      </w:r>
+      <w:r>
+        <w:rPr>
+          <w:rFonts w:hint="eastAsia" w:ascii="Times New Roman" w:hAnsi="Times New Roman" w:eastAsia="Times New Roman" w:cs="Times New Roman"/>
+        </w:rPr>
+        <w:t>，</w:t>
+      </w:r>
       <m:oMath>
         <m:sSup>
           <m:e>
@@ -7467,17 +8192,26 @@
         <w:rPr>
           <w:rFonts w:hint="eastAsia" w:ascii="Times New Roman" w:hAnsi="Times New Roman" w:eastAsia="FangSong" w:cs="Times New Roman"/>
         </w:rPr>
-        <w:t xml:space="preserve">空穴</w:t>
-      </w:r>
-    </w:p>
-    <w:p>
-      <w:pPr>
-        <w:pStyle w:val="Compact"/>
-        <w:numPr>
-          <w:ilvl w:val="0"/>
-          <w:numId w:val="1017"/>
-        </w:numPr>
-      </w:pPr>
+        <w:t>空穴</w:t>
+      </w:r>
+      <w:r>
+        <w:rPr>
+          <w:rFonts w:hint="eastAsia" w:ascii="Times New Roman" w:hAnsi="Times New Roman" w:eastAsia="Times New Roman" w:cs="Times New Roman"/>
+        </w:rPr>
+        <w:t>；</w:t>
+      </w:r>
+      <w:r>
+        <w:rPr>
+          <w:rFonts w:hint="eastAsia" w:ascii="Times New Roman" w:hAnsi="Times New Roman" w:eastAsia="FangSong" w:cs="Times New Roman"/>
+        </w:rPr>
+        <w:t>其二</w:t>
+      </w:r>
+      <w:r>
+        <w:rPr>
+          <w:rFonts w:hint="eastAsia" w:ascii="Times New Roman" w:hAnsi="Times New Roman" w:eastAsia="Times New Roman" w:cs="Times New Roman"/>
+        </w:rPr>
+        <w:t>，</w:t>
+      </w:r>
       <m:oMath>
         <m:sSup>
           <m:e>
@@ -7525,12 +8259,19 @@
         <w:rPr>
           <w:rFonts w:hint="eastAsia" w:ascii="Times New Roman" w:hAnsi="Times New Roman" w:eastAsia="FangSong" w:cs="Times New Roman"/>
         </w:rPr>
-        <w:t xml:space="preserve">空穴</w:t>
-      </w:r>
-    </w:p>
-    <w:p>
-      <w:pPr>
-        <w:pStyle w:val="FirstParagraph"/>
+        <w:t>空穴</w:t>
+      </w:r>
+      <w:r>
+        <w:rPr>
+          <w:rFonts w:hint="eastAsia" w:ascii="Times New Roman" w:hAnsi="Times New Roman" w:eastAsia="Times New Roman" w:cs="Times New Roman"/>
+        </w:rPr>
+        <w:t>。</w:t>
+      </w:r>
+    </w:p>
+    <w:p>
+      <w:pPr>
+        <w:pStyle w:val="BodyText"/>
+        <w:ind w:firstLine="420"/>
       </w:pPr>
       <w:r>
         <w:rPr>
@@ -7559,12 +8300,21 @@
     </w:p>
     <w:p>
       <w:pPr>
-        <w:pStyle w:val="Compact"/>
-        <w:numPr>
-          <w:ilvl w:val="0"/>
-          <w:numId w:val="1018"/>
-        </w:numPr>
-      </w:pPr>
+        <w:pStyle w:val="BodyText"/>
+        <w:ind w:firstLine="420"/>
+      </w:pPr>
+      <w:r>
+        <w:rPr>
+          <w:rFonts w:hint="eastAsia" w:ascii="Times New Roman" w:hAnsi="Times New Roman" w:eastAsia="FangSong" w:cs="Times New Roman"/>
+        </w:rPr>
+        <w:t>其一</w:t>
+      </w:r>
+      <w:r>
+        <w:rPr>
+          <w:rFonts w:hint="eastAsia" w:ascii="Times New Roman" w:hAnsi="Times New Roman" w:eastAsia="Times New Roman" w:cs="Times New Roman"/>
+        </w:rPr>
+        <w:t>，</w:t>
+      </w:r>
       <m:oMath>
         <m:sSup>
           <m:e>
@@ -7621,17 +8371,26 @@
         <w:rPr>
           <w:rFonts w:hint="eastAsia" w:ascii="Times New Roman" w:hAnsi="Times New Roman" w:eastAsia="FangSong" w:cs="Times New Roman"/>
         </w:rPr>
-        <w:t xml:space="preserve">的项结构互相关联</w:t>
-      </w:r>
-    </w:p>
-    <w:p>
-      <w:pPr>
-        <w:pStyle w:val="Compact"/>
-        <w:numPr>
-          <w:ilvl w:val="0"/>
-          <w:numId w:val="1018"/>
-        </w:numPr>
-      </w:pPr>
+        <w:t>的项结构互相关联</w:t>
+      </w:r>
+      <w:r>
+        <w:rPr>
+          <w:rFonts w:hint="eastAsia" w:ascii="Times New Roman" w:hAnsi="Times New Roman" w:eastAsia="Times New Roman" w:cs="Times New Roman"/>
+        </w:rPr>
+        <w:t>；</w:t>
+      </w:r>
+      <w:r>
+        <w:rPr>
+          <w:rFonts w:hint="eastAsia" w:ascii="Times New Roman" w:hAnsi="Times New Roman" w:eastAsia="FangSong" w:cs="Times New Roman"/>
+        </w:rPr>
+        <w:t>其二</w:t>
+      </w:r>
+      <w:r>
+        <w:rPr>
+          <w:rFonts w:hint="eastAsia" w:ascii="Times New Roman" w:hAnsi="Times New Roman" w:eastAsia="Times New Roman" w:cs="Times New Roman"/>
+        </w:rPr>
+        <w:t>，</w:t>
+      </w:r>
       <m:oMath>
         <m:sSup>
           <m:e>
@@ -7688,12 +8447,19 @@
         <w:rPr>
           <w:rFonts w:hint="eastAsia" w:ascii="Times New Roman" w:hAnsi="Times New Roman" w:eastAsia="FangSong" w:cs="Times New Roman"/>
         </w:rPr>
-        <w:t xml:space="preserve">也互相关联</w:t>
-      </w:r>
-    </w:p>
-    <w:p>
-      <w:pPr>
-        <w:pStyle w:val="FirstParagraph"/>
+        <w:t>也互相关联</w:t>
+      </w:r>
+      <w:r>
+        <w:rPr>
+          <w:rFonts w:hint="eastAsia" w:ascii="Times New Roman" w:hAnsi="Times New Roman" w:eastAsia="Times New Roman" w:cs="Times New Roman"/>
+        </w:rPr>
+        <w:t>。</w:t>
+      </w:r>
+    </w:p>
+    <w:p>
+      <w:pPr>
+        <w:pStyle w:val="BodyText"/>
+        <w:ind w:firstLine="420"/>
       </w:pPr>
       <w:r>
         <w:rPr>
@@ -7710,12 +8476,21 @@
     </w:p>
     <w:p>
       <w:pPr>
-        <w:pStyle w:val="Compact"/>
-        <w:numPr>
-          <w:ilvl w:val="0"/>
-          <w:numId w:val="1019"/>
-        </w:numPr>
-      </w:pPr>
+        <w:pStyle w:val="BodyText"/>
+        <w:ind w:firstLine="420"/>
+      </w:pPr>
+      <w:r>
+        <w:rPr>
+          <w:rFonts w:hint="eastAsia" w:ascii="Times New Roman" w:hAnsi="Times New Roman" w:eastAsia="FangSong" w:cs="Times New Roman"/>
+        </w:rPr>
+        <w:t>其一</w:t>
+      </w:r>
+      <w:r>
+        <w:rPr>
+          <w:rFonts w:hint="eastAsia" w:ascii="Times New Roman" w:hAnsi="Times New Roman" w:eastAsia="Times New Roman" w:cs="Times New Roman"/>
+        </w:rPr>
+        <w:t>，</w:t>
+      </w:r>
       <m:oMath>
         <m:sSup>
           <m:e>
@@ -7774,15 +8549,24 @@
           </m:sub>
         </m:sSub>
       </m:oMath>
-    </w:p>
-    <w:p>
-      <w:pPr>
-        <w:pStyle w:val="Compact"/>
-        <w:numPr>
-          <w:ilvl w:val="0"/>
-          <w:numId w:val="1019"/>
-        </w:numPr>
-      </w:pPr>
+      <w:r>
+        <w:rPr>
+          <w:rFonts w:hint="eastAsia" w:ascii="Times New Roman" w:hAnsi="Times New Roman" w:eastAsia="Times New Roman" w:cs="Times New Roman"/>
+        </w:rPr>
+        <w:t>；</w:t>
+      </w:r>
+      <w:r>
+        <w:rPr>
+          <w:rFonts w:hint="eastAsia" w:ascii="Times New Roman" w:hAnsi="Times New Roman" w:eastAsia="FangSong" w:cs="Times New Roman"/>
+        </w:rPr>
+        <w:t>其二</w:t>
+      </w:r>
+      <w:r>
+        <w:rPr>
+          <w:rFonts w:hint="eastAsia" w:ascii="Times New Roman" w:hAnsi="Times New Roman" w:eastAsia="Times New Roman" w:cs="Times New Roman"/>
+        </w:rPr>
+        <w:t>，</w:t>
+      </w:r>
       <m:oMath>
         <m:sSup>
           <m:e>
@@ -7841,10 +8625,17 @@
           </m:sub>
         </m:sSub>
       </m:oMath>
-    </w:p>
-    <w:p>
-      <w:pPr>
-        <w:pStyle w:val="FirstParagraph"/>
+      <w:r>
+        <w:rPr>
+          <w:rFonts w:ascii="Times New Roman" w:hAnsi="Times New Roman" w:eastAsia="Times New Roman" w:cs="Times New Roman"/>
+        </w:rPr>
+        <w:t xml:space="preserve">。</w:t>
+      </w:r>
+    </w:p>
+    <w:p>
+      <w:pPr>
+        <w:pStyle w:val="BodyText"/>
+        <w:ind w:firstLine="420"/>
       </w:pPr>
       <w:r>
         <w:rPr>
@@ -7940,7 +8731,7 @@
     </w:p>
     <w:bookmarkEnd w:id="21"/>
     <w:bookmarkEnd w:id="22"/>
-    <w:bookmarkStart w:id="26" w:name="四自旋轨道耦合与精细结构"/>
+    <w:bookmarkStart w:id="26" w:name="自旋轨道耦合与精细结构"/>
     <w:p>
       <w:pPr>
         <w:pStyle w:val="Heading2"/>
@@ -7948,21 +8739,15 @@
       </w:pPr>
       <w:r>
         <w:rPr>
+          <w:rFonts w:ascii="Times New Roman" w:hAnsi="Times New Roman" w:eastAsia="Times New Roman" w:cs="Times New Roman"/>
+        </w:rPr>
+        <w:t xml:space="preserve">§4 </w:t>
+      </w:r>
+      <w:r>
+        <w:rPr>
           <w:rFonts w:hint="eastAsia" w:ascii="Times New Roman" w:hAnsi="Times New Roman" w:eastAsia="SimHei" w:cs="Times New Roman"/>
         </w:rPr>
-        <w:t>四</w:t>
-      </w:r>
-      <w:r>
-        <w:rPr>
-          <w:rFonts w:hint="eastAsia" w:ascii="Times New Roman" w:hAnsi="Times New Roman" w:eastAsia="Times New Roman" w:cs="Times New Roman"/>
-        </w:rPr>
-        <w:t>、</w:t>
-      </w:r>
-      <w:r>
-        <w:rPr>
-          <w:rFonts w:hint="eastAsia" w:ascii="Times New Roman" w:hAnsi="Times New Roman" w:eastAsia="SimHei" w:cs="Times New Roman"/>
-        </w:rPr>
-        <w:t>自旋轨道耦合与精细结构</w:t>
+        <w:t xml:space="preserve">自旋轨道耦合与精细结构</w:t>
       </w:r>
     </w:p>
     <w:bookmarkStart w:id="23" w:name="从-ls-到-j"/>
@@ -8032,6 +8817,7 @@
     <w:p>
       <w:pPr>
         <w:pStyle w:val="FirstParagraph"/>
+        <w:ind w:firstLine="420"/>
       </w:pPr>
       <w:r>
         <w:rPr>
@@ -8115,6 +8901,7 @@
     <w:p>
       <w:pPr>
         <w:pStyle w:val="BodyText"/>
+        <w:ind w:firstLine="420"/>
       </w:pPr>
       <w:r>
         <w:rPr>
@@ -8192,6 +8979,7 @@
     <w:p>
       <w:pPr>
         <w:pStyle w:val="FirstParagraph"/>
+        <w:ind w:firstLine="420"/>
       </w:pPr>
       <w:r>
         <w:rPr>
@@ -8407,6 +9195,7 @@
     <w:p>
       <w:pPr>
         <w:pStyle w:val="FirstParagraph"/>
+        <w:ind w:firstLine="420"/>
       </w:pPr>
       <w:r>
         <w:rPr>
@@ -8458,12 +9247,21 @@
     </w:p>
     <w:p>
       <w:pPr>
-        <w:pStyle w:val="Compact"/>
-        <w:numPr>
-          <w:ilvl w:val="0"/>
-          <w:numId w:val="1020"/>
-        </w:numPr>
-      </w:pPr>
+        <w:pStyle w:val="BodyText"/>
+        <w:ind w:firstLine="420"/>
+      </w:pPr>
+      <w:r>
+        <w:rPr>
+          <w:rFonts w:hint="eastAsia" w:ascii="Times New Roman" w:hAnsi="Times New Roman" w:eastAsia="FangSong" w:cs="Times New Roman"/>
+        </w:rPr>
+        <w:t>其一</w:t>
+      </w:r>
+      <w:r>
+        <w:rPr>
+          <w:rFonts w:hint="eastAsia" w:ascii="Times New Roman" w:hAnsi="Times New Roman" w:eastAsia="Times New Roman" w:cs="Times New Roman"/>
+        </w:rPr>
+        <w:t>，</w:t>
+      </w:r>
       <m:oMath>
         <m:r>
           <m:t>L</m:t>
@@ -8480,19 +9278,22 @@
       </m:oMath>
       <w:r>
         <w:rPr>
-          <w:rFonts w:ascii="Times New Roman" w:hAnsi="Times New Roman" w:eastAsia="Times New Roman" w:cs="Times New Roman"/>
-        </w:rPr>
-        <w:t xml:space="preserve">​</w:t>
-      </w:r>
-    </w:p>
-    <w:p>
-      <w:pPr>
-        <w:pStyle w:val="Compact"/>
-        <w:numPr>
-          <w:ilvl w:val="0"/>
-          <w:numId w:val="1020"/>
-        </w:numPr>
-      </w:pPr>
+          <w:rFonts w:hint="eastAsia" w:ascii="Times New Roman" w:hAnsi="Times New Roman" w:eastAsia="Times New Roman" w:cs="Times New Roman"/>
+        </w:rPr>
+        <w:t>；</w:t>
+      </w:r>
+      <w:r>
+        <w:rPr>
+          <w:rFonts w:hint="eastAsia" w:ascii="Times New Roman" w:hAnsi="Times New Roman" w:eastAsia="FangSong" w:cs="Times New Roman"/>
+        </w:rPr>
+        <w:t>其二</w:t>
+      </w:r>
+      <w:r>
+        <w:rPr>
+          <w:rFonts w:hint="eastAsia" w:ascii="Times New Roman" w:hAnsi="Times New Roman" w:eastAsia="Times New Roman" w:cs="Times New Roman"/>
+        </w:rPr>
+        <w:t>，</w:t>
+      </w:r>
       <m:oMath>
         <m:r>
           <m:t>S</m:t>
@@ -8511,12 +9312,13 @@
         <w:rPr>
           <w:rFonts w:ascii="Times New Roman" w:hAnsi="Times New Roman" w:eastAsia="Times New Roman" w:cs="Times New Roman"/>
         </w:rPr>
-        <w:t xml:space="preserve">​</w:t>
-      </w:r>
-    </w:p>
-    <w:p>
-      <w:pPr>
-        <w:pStyle w:val="FirstParagraph"/>
+        <w:t xml:space="preserve">。</w:t>
+      </w:r>
+    </w:p>
+    <w:p>
+      <w:pPr>
+        <w:pStyle w:val="BodyText"/>
+        <w:ind w:firstLine="420"/>
       </w:pPr>
       <w:r>
         <w:rPr>
@@ -8576,6 +9378,7 @@
     <w:p>
       <w:pPr>
         <w:pStyle w:val="FirstParagraph"/>
+        <w:ind w:firstLine="420"/>
       </w:pPr>
       <w:r>
         <w:rPr>
@@ -8755,6 +9558,7 @@
     <w:p>
       <w:pPr>
         <w:pStyle w:val="FirstParagraph"/>
+        <w:ind w:firstLine="420"/>
       </w:pPr>
       <w:r>
         <w:rPr>
@@ -8783,12 +9587,21 @@
     </w:p>
     <w:p>
       <w:pPr>
-        <w:pStyle w:val="Compact"/>
-        <w:numPr>
-          <w:ilvl w:val="0"/>
-          <w:numId w:val="1021"/>
-        </w:numPr>
-      </w:pPr>
+        <w:pStyle w:val="BodyText"/>
+        <w:ind w:firstLine="420"/>
+      </w:pPr>
+      <w:r>
+        <w:rPr>
+          <w:rFonts w:hint="eastAsia" w:ascii="Times New Roman" w:hAnsi="Times New Roman" w:eastAsia="FangSong" w:cs="Times New Roman"/>
+        </w:rPr>
+        <w:t>其一</w:t>
+      </w:r>
+      <w:r>
+        <w:rPr>
+          <w:rFonts w:hint="eastAsia" w:ascii="Times New Roman" w:hAnsi="Times New Roman" w:eastAsia="Times New Roman" w:cs="Times New Roman"/>
+        </w:rPr>
+        <w:t>，</w:t>
+      </w:r>
       <w:r>
         <w:rPr>
           <w:rFonts w:hint="eastAsia" w:ascii="Times New Roman" w:hAnsi="Times New Roman" w:eastAsia="FangSong" w:cs="Times New Roman"/>
@@ -8828,17 +9641,26 @@
         <w:rPr>
           <w:rFonts w:hint="eastAsia" w:ascii="Times New Roman" w:hAnsi="Times New Roman" w:eastAsia="FangSong" w:cs="Times New Roman"/>
         </w:rPr>
-        <w:t xml:space="preserve">更低</w:t>
-      </w:r>
-    </w:p>
-    <w:p>
-      <w:pPr>
-        <w:pStyle w:val="Compact"/>
-        <w:numPr>
-          <w:ilvl w:val="0"/>
-          <w:numId w:val="1021"/>
-        </w:numPr>
-      </w:pPr>
+        <w:t>更低</w:t>
+      </w:r>
+      <w:r>
+        <w:rPr>
+          <w:rFonts w:hint="eastAsia" w:ascii="Times New Roman" w:hAnsi="Times New Roman" w:eastAsia="Times New Roman" w:cs="Times New Roman"/>
+        </w:rPr>
+        <w:t>；</w:t>
+      </w:r>
+      <w:r>
+        <w:rPr>
+          <w:rFonts w:hint="eastAsia" w:ascii="Times New Roman" w:hAnsi="Times New Roman" w:eastAsia="FangSong" w:cs="Times New Roman"/>
+        </w:rPr>
+        <w:t>其二</w:t>
+      </w:r>
+      <w:r>
+        <w:rPr>
+          <w:rFonts w:hint="eastAsia" w:ascii="Times New Roman" w:hAnsi="Times New Roman" w:eastAsia="Times New Roman" w:cs="Times New Roman"/>
+        </w:rPr>
+        <w:t>，</w:t>
+      </w:r>
       <w:r>
         <w:rPr>
           <w:rFonts w:hint="eastAsia" w:ascii="Times New Roman" w:hAnsi="Times New Roman" w:eastAsia="FangSong" w:cs="Times New Roman"/>
@@ -8869,10 +9691,17 @@
         </w:rPr>
         <w:t>排序会反过来</w:t>
       </w:r>
-    </w:p>
-    <w:p>
-      <w:pPr>
-        <w:pStyle w:val="FirstParagraph"/>
+      <w:r>
+        <w:rPr>
+          <w:rFonts w:hint="eastAsia" w:ascii="Times New Roman" w:hAnsi="Times New Roman" w:eastAsia="Times New Roman" w:cs="Times New Roman"/>
+        </w:rPr>
+        <w:t>。</w:t>
+      </w:r>
+    </w:p>
+    <w:p>
+      <w:pPr>
+        <w:pStyle w:val="BodyText"/>
+        <w:ind w:firstLine="420"/>
       </w:pPr>
       <w:r>
         <w:rPr>
@@ -8889,17 +9718,26 @@
     </w:p>
     <w:p>
       <w:pPr>
-        <w:pStyle w:val="Compact"/>
-        <w:numPr>
-          <w:ilvl w:val="0"/>
-          <w:numId w:val="1022"/>
-        </w:numPr>
-      </w:pPr>
-      <w:r>
-        <w:rPr>
-          <w:rFonts w:ascii="Times New Roman" w:hAnsi="Times New Roman" w:eastAsia="Times New Roman" w:cs="Times New Roman"/>
-        </w:rPr>
-        <w:t xml:space="preserve">C </w:t>
+        <w:pStyle w:val="BodyText"/>
+        <w:ind w:firstLine="420"/>
+      </w:pPr>
+      <w:r>
+        <w:rPr>
+          <w:rFonts w:hint="eastAsia" w:ascii="Times New Roman" w:hAnsi="Times New Roman" w:eastAsia="FangSong" w:cs="Times New Roman"/>
+        </w:rPr>
+        <w:t>其一</w:t>
+      </w:r>
+      <w:r>
+        <w:rPr>
+          <w:rFonts w:hint="eastAsia" w:ascii="Times New Roman" w:hAnsi="Times New Roman" w:eastAsia="Times New Roman" w:cs="Times New Roman"/>
+        </w:rPr>
+        <w:t>，C</w:t>
+      </w:r>
+      <w:r>
+        <w:rPr>
+          <w:rFonts w:ascii="Times New Roman" w:hAnsi="Times New Roman" w:eastAsia="Times New Roman" w:cs="Times New Roman"/>
+        </w:rPr>
+        <w:t xml:space="preserve"> </w:t>
       </w:r>
       <w:r>
         <w:rPr>
@@ -8949,22 +9787,31 @@
         <w:rPr>
           <w:rFonts w:hint="eastAsia" w:ascii="Times New Roman" w:hAnsi="Times New Roman" w:eastAsia="FangSong" w:cs="Times New Roman"/>
         </w:rPr>
-        <w:t xml:space="preserve">最低</w:t>
-      </w:r>
-    </w:p>
-    <w:p>
-      <w:pPr>
-        <w:pStyle w:val="Compact"/>
-        <w:numPr>
-          <w:ilvl w:val="0"/>
-          <w:numId w:val="1022"/>
-        </w:numPr>
-      </w:pPr>
-      <w:r>
-        <w:rPr>
-          <w:rFonts w:ascii="Times New Roman" w:hAnsi="Times New Roman" w:eastAsia="Times New Roman" w:cs="Times New Roman"/>
-        </w:rPr>
-        <w:t xml:space="preserve">O </w:t>
+        <w:t>最低</w:t>
+      </w:r>
+      <w:r>
+        <w:rPr>
+          <w:rFonts w:hint="eastAsia" w:ascii="Times New Roman" w:hAnsi="Times New Roman" w:eastAsia="Times New Roman" w:cs="Times New Roman"/>
+        </w:rPr>
+        <w:t>；</w:t>
+      </w:r>
+      <w:r>
+        <w:rPr>
+          <w:rFonts w:hint="eastAsia" w:ascii="Times New Roman" w:hAnsi="Times New Roman" w:eastAsia="FangSong" w:cs="Times New Roman"/>
+        </w:rPr>
+        <w:t>其二</w:t>
+      </w:r>
+      <w:r>
+        <w:rPr>
+          <w:rFonts w:hint="eastAsia" w:ascii="Times New Roman" w:hAnsi="Times New Roman" w:eastAsia="Times New Roman" w:cs="Times New Roman"/>
+        </w:rPr>
+        <w:t>，O</w:t>
+      </w:r>
+      <w:r>
+        <w:rPr>
+          <w:rFonts w:ascii="Times New Roman" w:hAnsi="Times New Roman" w:eastAsia="Times New Roman" w:cs="Times New Roman"/>
+        </w:rPr>
+        <w:t xml:space="preserve"> </w:t>
       </w:r>
       <w:r>
         <w:rPr>
@@ -9014,12 +9861,19 @@
         <w:rPr>
           <w:rFonts w:hint="eastAsia" w:ascii="Times New Roman" w:hAnsi="Times New Roman" w:eastAsia="FangSong" w:cs="Times New Roman"/>
         </w:rPr>
-        <w:t xml:space="preserve">最低</w:t>
-      </w:r>
-    </w:p>
-    <w:p>
-      <w:pPr>
-        <w:pStyle w:val="FirstParagraph"/>
+        <w:t>最低</w:t>
+      </w:r>
+      <w:r>
+        <w:rPr>
+          <w:rFonts w:hint="eastAsia" w:ascii="Times New Roman" w:hAnsi="Times New Roman" w:eastAsia="Times New Roman" w:cs="Times New Roman"/>
+        </w:rPr>
+        <w:t>。</w:t>
+      </w:r>
+    </w:p>
+    <w:p>
+      <w:pPr>
+        <w:pStyle w:val="BodyText"/>
+        <w:ind w:firstLine="420"/>
       </w:pPr>
       <w:r>
         <w:rPr>
@@ -9069,6 +9923,7 @@
     <w:p>
       <w:pPr>
         <w:pStyle w:val="FirstParagraph"/>
+        <w:ind w:firstLine="420"/>
       </w:pPr>
       <w:r>
         <w:rPr>
@@ -9091,37 +9946,62 @@
     </w:p>
     <w:p>
       <w:pPr>
-        <w:pStyle w:val="Compact"/>
-        <w:numPr>
-          <w:ilvl w:val="0"/>
-          <w:numId w:val="1023"/>
-        </w:numPr>
-      </w:pPr>
-      <w:r>
-        <w:rPr>
-          <w:rFonts w:hint="eastAsia" w:ascii="Times New Roman" w:hAnsi="Times New Roman" w:eastAsia="FangSong" w:cs="Times New Roman"/>
-        </w:rPr>
-        <w:t xml:space="preserve">轻原子</w:t>
-      </w:r>
-    </w:p>
-    <w:p>
-      <w:pPr>
-        <w:pStyle w:val="Compact"/>
-        <w:numPr>
-          <w:ilvl w:val="0"/>
-          <w:numId w:val="1023"/>
-        </w:numPr>
-      </w:pPr>
-      <w:r>
-        <w:rPr>
-          <w:rFonts w:hint="eastAsia" w:ascii="Times New Roman" w:hAnsi="Times New Roman" w:eastAsia="FangSong" w:cs="Times New Roman"/>
-        </w:rPr>
-        <w:t xml:space="preserve">自旋轨道耦合不太强的体系</w:t>
-      </w:r>
-    </w:p>
-    <w:p>
-      <w:pPr>
-        <w:pStyle w:val="FirstParagraph"/>
+        <w:pStyle w:val="BodyText"/>
+        <w:ind w:firstLine="420"/>
+      </w:pPr>
+      <w:r>
+        <w:rPr>
+          <w:rFonts w:hint="eastAsia" w:ascii="Times New Roman" w:hAnsi="Times New Roman" w:eastAsia="FangSong" w:cs="Times New Roman"/>
+        </w:rPr>
+        <w:t>其一</w:t>
+      </w:r>
+      <w:r>
+        <w:rPr>
+          <w:rFonts w:hint="eastAsia" w:ascii="Times New Roman" w:hAnsi="Times New Roman" w:eastAsia="Times New Roman" w:cs="Times New Roman"/>
+        </w:rPr>
+        <w:t>，</w:t>
+      </w:r>
+      <w:r>
+        <w:rPr>
+          <w:rFonts w:hint="eastAsia" w:ascii="Times New Roman" w:hAnsi="Times New Roman" w:eastAsia="FangSong" w:cs="Times New Roman"/>
+        </w:rPr>
+        <w:t>轻原子</w:t>
+      </w:r>
+      <w:r>
+        <w:rPr>
+          <w:rFonts w:hint="eastAsia" w:ascii="Times New Roman" w:hAnsi="Times New Roman" w:eastAsia="Times New Roman" w:cs="Times New Roman"/>
+        </w:rPr>
+        <w:t>；</w:t>
+      </w:r>
+      <w:r>
+        <w:rPr>
+          <w:rFonts w:hint="eastAsia" w:ascii="Times New Roman" w:hAnsi="Times New Roman" w:eastAsia="FangSong" w:cs="Times New Roman"/>
+        </w:rPr>
+        <w:t>其二</w:t>
+      </w:r>
+      <w:r>
+        <w:rPr>
+          <w:rFonts w:hint="eastAsia" w:ascii="Times New Roman" w:hAnsi="Times New Roman" w:eastAsia="Times New Roman" w:cs="Times New Roman"/>
+        </w:rPr>
+        <w:t>，</w:t>
+      </w:r>
+      <w:r>
+        <w:rPr>
+          <w:rFonts w:hint="eastAsia" w:ascii="Times New Roman" w:hAnsi="Times New Roman" w:eastAsia="FangSong" w:cs="Times New Roman"/>
+        </w:rPr>
+        <w:t>自旋轨道耦合不太强的体系</w:t>
+      </w:r>
+      <w:r>
+        <w:rPr>
+          <w:rFonts w:hint="eastAsia" w:ascii="Times New Roman" w:hAnsi="Times New Roman" w:eastAsia="Times New Roman" w:cs="Times New Roman"/>
+        </w:rPr>
+        <w:t>。</w:t>
+      </w:r>
+    </w:p>
+    <w:p>
+      <w:pPr>
+        <w:pStyle w:val="BodyText"/>
+        <w:ind w:firstLine="420"/>
       </w:pPr>
       <w:r>
         <w:rPr>
@@ -9262,7 +10142,7 @@
     </w:p>
     <w:bookmarkEnd w:id="25"/>
     <w:bookmarkEnd w:id="26"/>
-    <w:bookmarkStart w:id="32" w:name="五相对论效应为什么它会进入化学"/>
+    <w:bookmarkStart w:id="32" w:name="相对论效应为什么它会进入化学"/>
     <w:p>
       <w:pPr>
         <w:pStyle w:val="Heading2"/>
@@ -9270,15 +10150,9 @@
       </w:pPr>
       <w:r>
         <w:rPr>
-          <w:rFonts w:hint="eastAsia" w:ascii="Times New Roman" w:hAnsi="Times New Roman" w:eastAsia="SimHei" w:cs="Times New Roman"/>
-        </w:rPr>
-        <w:t>五</w:t>
-      </w:r>
-      <w:r>
-        <w:rPr>
-          <w:rFonts w:hint="eastAsia" w:ascii="Times New Roman" w:hAnsi="Times New Roman" w:eastAsia="Times New Roman" w:cs="Times New Roman"/>
-        </w:rPr>
-        <w:t>、</w:t>
+          <w:rFonts w:ascii="Times New Roman" w:hAnsi="Times New Roman" w:eastAsia="Times New Roman" w:cs="Times New Roman"/>
+        </w:rPr>
+        <w:t xml:space="preserve">§5 </w:t>
       </w:r>
       <w:r>
         <w:rPr>
@@ -9321,6 +10195,7 @@
     <w:p>
       <w:pPr>
         <w:pStyle w:val="FirstParagraph"/>
+        <w:ind w:firstLine="420"/>
       </w:pPr>
       <w:r>
         <w:rPr>
@@ -9382,8 +10257,9 @@
         <w:pStyle w:val="Compact"/>
         <w:numPr>
           <w:ilvl w:val="0"/>
-          <w:numId w:val="1024"/>
+          <w:numId w:val="1004"/>
         </w:numPr>
+        <w:ind w:firstLine="420"/>
       </w:pPr>
       <w:r>
         <w:rPr>
@@ -9407,8 +10283,9 @@
         <w:pStyle w:val="Compact"/>
         <w:numPr>
           <w:ilvl w:val="0"/>
-          <w:numId w:val="1024"/>
+          <w:numId w:val="1004"/>
         </w:numPr>
+        <w:ind w:firstLine="420"/>
       </w:pPr>
       <w:r>
         <w:rPr>
@@ -9432,8 +10309,9 @@
         <w:pStyle w:val="Compact"/>
         <w:numPr>
           <w:ilvl w:val="0"/>
-          <w:numId w:val="1024"/>
+          <w:numId w:val="1004"/>
         </w:numPr>
+        <w:ind w:firstLine="420"/>
       </w:pPr>
       <w:r>
         <w:rPr>
@@ -9455,6 +10333,7 @@
     <w:p>
       <w:pPr>
         <w:pStyle w:val="FirstParagraph"/>
+        <w:ind w:firstLine="420"/>
       </w:pPr>
       <w:r>
         <w:rPr>
@@ -9471,38 +10350,56 @@
     </w:p>
     <w:p>
       <w:pPr>
-        <w:pStyle w:val="Compact"/>
-        <w:numPr>
-          <w:ilvl w:val="0"/>
-          <w:numId w:val="1025"/>
-        </w:numPr>
-      </w:pPr>
-      <w:r>
-        <w:rPr>
-          <w:rFonts w:ascii="Times New Roman" w:hAnsi="Times New Roman" w:eastAsia="Times New Roman" w:cs="Times New Roman"/>
-        </w:rPr>
-        <w:t xml:space="preserve">6s </w:t>
-      </w:r>
-      <w:r>
-        <w:rPr>
-          <w:rFonts w:hint="eastAsia" w:ascii="Times New Roman" w:hAnsi="Times New Roman" w:eastAsia="FangSong" w:cs="Times New Roman"/>
-        </w:rPr>
-        <w:t xml:space="preserve">收缩</w:t>
-      </w:r>
-    </w:p>
-    <w:p>
-      <w:pPr>
-        <w:pStyle w:val="Compact"/>
-        <w:numPr>
-          <w:ilvl w:val="0"/>
-          <w:numId w:val="1025"/>
-        </w:numPr>
-      </w:pPr>
-      <w:r>
-        <w:rPr>
-          <w:rFonts w:ascii="Times New Roman" w:hAnsi="Times New Roman" w:eastAsia="Times New Roman" w:cs="Times New Roman"/>
-        </w:rPr>
-        <w:t xml:space="preserve">5d </w:t>
+        <w:pStyle w:val="BodyText"/>
+        <w:ind w:firstLine="420"/>
+      </w:pPr>
+      <w:r>
+        <w:rPr>
+          <w:rFonts w:hint="eastAsia" w:ascii="Times New Roman" w:hAnsi="Times New Roman" w:eastAsia="FangSong" w:cs="Times New Roman"/>
+        </w:rPr>
+        <w:t>其一</w:t>
+      </w:r>
+      <w:r>
+        <w:rPr>
+          <w:rFonts w:hint="eastAsia" w:ascii="Times New Roman" w:hAnsi="Times New Roman" w:eastAsia="Times New Roman" w:cs="Times New Roman"/>
+        </w:rPr>
+        <w:t>，6s</w:t>
+      </w:r>
+      <w:r>
+        <w:rPr>
+          <w:rFonts w:ascii="Times New Roman" w:hAnsi="Times New Roman" w:eastAsia="Times New Roman" w:cs="Times New Roman"/>
+        </w:rPr>
+        <w:t xml:space="preserve"> </w:t>
+      </w:r>
+      <w:r>
+        <w:rPr>
+          <w:rFonts w:hint="eastAsia" w:ascii="Times New Roman" w:hAnsi="Times New Roman" w:eastAsia="FangSong" w:cs="Times New Roman"/>
+        </w:rPr>
+        <w:t>收缩</w:t>
+      </w:r>
+      <w:r>
+        <w:rPr>
+          <w:rFonts w:hint="eastAsia" w:ascii="Times New Roman" w:hAnsi="Times New Roman" w:eastAsia="Times New Roman" w:cs="Times New Roman"/>
+        </w:rPr>
+        <w:t>；</w:t>
+      </w:r>
+      <w:r>
+        <w:rPr>
+          <w:rFonts w:hint="eastAsia" w:ascii="Times New Roman" w:hAnsi="Times New Roman" w:eastAsia="FangSong" w:cs="Times New Roman"/>
+        </w:rPr>
+        <w:t>其二</w:t>
+      </w:r>
+      <w:r>
+        <w:rPr>
+          <w:rFonts w:hint="eastAsia" w:ascii="Times New Roman" w:hAnsi="Times New Roman" w:eastAsia="Times New Roman" w:cs="Times New Roman"/>
+        </w:rPr>
+        <w:t>，5d</w:t>
+      </w:r>
+      <w:r>
+        <w:rPr>
+          <w:rFonts w:ascii="Times New Roman" w:hAnsi="Times New Roman" w:eastAsia="Times New Roman" w:cs="Times New Roman"/>
+        </w:rPr>
+        <w:t xml:space="preserve"> </w:t>
       </w:r>
       <w:r>
         <w:rPr>
@@ -9521,6 +10418,12 @@
           <w:rFonts w:hint="eastAsia" w:ascii="Times New Roman" w:hAnsi="Times New Roman" w:eastAsia="FangSong" w:cs="Times New Roman"/>
         </w:rPr>
         <w:t>扩展</w:t>
+      </w:r>
+      <w:r>
+        <w:rPr>
+          <w:rFonts w:hint="eastAsia" w:ascii="Times New Roman" w:hAnsi="Times New Roman" w:eastAsia="Times New Roman" w:cs="Times New Roman"/>
+        </w:rPr>
+        <w:t>。</w:t>
       </w:r>
     </w:p>
     <w:bookmarkEnd w:id="27"/>
@@ -9546,6 +10449,7 @@
     <w:p>
       <w:pPr>
         <w:pStyle w:val="FirstParagraph"/>
+        <w:ind w:firstLine="420"/>
       </w:pPr>
       <w:r>
         <w:rPr>
@@ -9634,6 +10538,7 @@
     <w:p>
       <w:pPr>
         <w:pStyle w:val="BodyText"/>
+        <w:ind w:firstLine="420"/>
       </w:pPr>
       <w:r>
         <w:rPr>
@@ -9650,17 +10555,26 @@
     </w:p>
     <w:p>
       <w:pPr>
-        <w:pStyle w:val="Compact"/>
-        <w:numPr>
-          <w:ilvl w:val="0"/>
-          <w:numId w:val="1026"/>
-        </w:numPr>
-      </w:pPr>
-      <w:r>
-        <w:rPr>
-          <w:rFonts w:ascii="Times New Roman" w:hAnsi="Times New Roman" w:eastAsia="Times New Roman" w:cs="Times New Roman"/>
-        </w:rPr>
-        <w:t xml:space="preserve">Tl </w:t>
+        <w:pStyle w:val="BodyText"/>
+        <w:ind w:firstLine="420"/>
+      </w:pPr>
+      <w:r>
+        <w:rPr>
+          <w:rFonts w:hint="eastAsia" w:ascii="Times New Roman" w:hAnsi="Times New Roman" w:eastAsia="FangSong" w:cs="Times New Roman"/>
+        </w:rPr>
+        <w:t>其一</w:t>
+      </w:r>
+      <w:r>
+        <w:rPr>
+          <w:rFonts w:hint="eastAsia" w:ascii="Times New Roman" w:hAnsi="Times New Roman" w:eastAsia="Times New Roman" w:cs="Times New Roman"/>
+        </w:rPr>
+        <w:t>，Tl</w:t>
+      </w:r>
+      <w:r>
+        <w:rPr>
+          <w:rFonts w:ascii="Times New Roman" w:hAnsi="Times New Roman" w:eastAsia="Times New Roman" w:cs="Times New Roman"/>
+        </w:rPr>
+        <w:t xml:space="preserve"> </w:t>
       </w:r>
       <w:r>
         <w:rPr>
@@ -9690,22 +10604,31 @@
         <w:rPr>
           <w:rFonts w:ascii="Times New Roman" w:hAnsi="Times New Roman" w:eastAsia="Times New Roman" w:cs="Times New Roman"/>
         </w:rPr>
-        <w:t xml:space="preserve"> +3</w:t>
-      </w:r>
-    </w:p>
-    <w:p>
-      <w:pPr>
-        <w:pStyle w:val="Compact"/>
-        <w:numPr>
-          <w:ilvl w:val="0"/>
-          <w:numId w:val="1026"/>
-        </w:numPr>
-      </w:pPr>
-      <w:r>
-        <w:rPr>
-          <w:rFonts w:ascii="Times New Roman" w:hAnsi="Times New Roman" w:eastAsia="Times New Roman" w:cs="Times New Roman"/>
-        </w:rPr>
-        <w:t xml:space="preserve">Pb </w:t>
+        <w:t xml:space="preserve"> </w:t>
+      </w:r>
+      <w:r>
+        <w:rPr>
+          <w:rFonts w:hint="eastAsia" w:ascii="Times New Roman" w:hAnsi="Times New Roman" w:eastAsia="Times New Roman" w:cs="Times New Roman"/>
+        </w:rPr>
+        <w:t>+3；</w:t>
+      </w:r>
+      <w:r>
+        <w:rPr>
+          <w:rFonts w:hint="eastAsia" w:ascii="Times New Roman" w:hAnsi="Times New Roman" w:eastAsia="FangSong" w:cs="Times New Roman"/>
+        </w:rPr>
+        <w:t>其二</w:t>
+      </w:r>
+      <w:r>
+        <w:rPr>
+          <w:rFonts w:hint="eastAsia" w:ascii="Times New Roman" w:hAnsi="Times New Roman" w:eastAsia="Times New Roman" w:cs="Times New Roman"/>
+        </w:rPr>
+        <w:t>，Pb</w:t>
+      </w:r>
+      <w:r>
+        <w:rPr>
+          <w:rFonts w:ascii="Times New Roman" w:hAnsi="Times New Roman" w:eastAsia="Times New Roman" w:cs="Times New Roman"/>
+        </w:rPr>
+        <w:t xml:space="preserve"> </w:t>
       </w:r>
       <w:r>
         <w:rPr>
@@ -9735,22 +10658,31 @@
         <w:rPr>
           <w:rFonts w:ascii="Times New Roman" w:hAnsi="Times New Roman" w:eastAsia="Times New Roman" w:cs="Times New Roman"/>
         </w:rPr>
-        <w:t xml:space="preserve"> +4</w:t>
-      </w:r>
-    </w:p>
-    <w:p>
-      <w:pPr>
-        <w:pStyle w:val="Compact"/>
-        <w:numPr>
-          <w:ilvl w:val="0"/>
-          <w:numId w:val="1026"/>
-        </w:numPr>
-      </w:pPr>
-      <w:r>
-        <w:rPr>
-          <w:rFonts w:ascii="Times New Roman" w:hAnsi="Times New Roman" w:eastAsia="Times New Roman" w:cs="Times New Roman"/>
-        </w:rPr>
-        <w:t xml:space="preserve">Bi </w:t>
+        <w:t xml:space="preserve"> </w:t>
+      </w:r>
+      <w:r>
+        <w:rPr>
+          <w:rFonts w:hint="eastAsia" w:ascii="Times New Roman" w:hAnsi="Times New Roman" w:eastAsia="Times New Roman" w:cs="Times New Roman"/>
+        </w:rPr>
+        <w:t>+4；</w:t>
+      </w:r>
+      <w:r>
+        <w:rPr>
+          <w:rFonts w:hint="eastAsia" w:ascii="Times New Roman" w:hAnsi="Times New Roman" w:eastAsia="FangSong" w:cs="Times New Roman"/>
+        </w:rPr>
+        <w:t>其三</w:t>
+      </w:r>
+      <w:r>
+        <w:rPr>
+          <w:rFonts w:hint="eastAsia" w:ascii="Times New Roman" w:hAnsi="Times New Roman" w:eastAsia="Times New Roman" w:cs="Times New Roman"/>
+        </w:rPr>
+        <w:t>，Bi</w:t>
+      </w:r>
+      <w:r>
+        <w:rPr>
+          <w:rFonts w:ascii="Times New Roman" w:hAnsi="Times New Roman" w:eastAsia="Times New Roman" w:cs="Times New Roman"/>
+        </w:rPr>
+        <w:t xml:space="preserve"> </w:t>
       </w:r>
       <w:r>
         <w:rPr>
@@ -9780,12 +10712,13 @@
         <w:rPr>
           <w:rFonts w:ascii="Times New Roman" w:hAnsi="Times New Roman" w:eastAsia="Times New Roman" w:cs="Times New Roman"/>
         </w:rPr>
-        <w:t xml:space="preserve"> +5</w:t>
-      </w:r>
-    </w:p>
-    <w:p>
-      <w:pPr>
-        <w:pStyle w:val="FirstParagraph"/>
+        <w:t xml:space="preserve"> +5。</w:t>
+      </w:r>
+    </w:p>
+    <w:p>
+      <w:pPr>
+        <w:pStyle w:val="BodyText"/>
+        <w:ind w:firstLine="420"/>
       </w:pPr>
       <w:r>
         <w:rPr>
@@ -9802,17 +10735,26 @@
     </w:p>
     <w:p>
       <w:pPr>
-        <w:pStyle w:val="Compact"/>
-        <w:numPr>
-          <w:ilvl w:val="0"/>
-          <w:numId w:val="1027"/>
-        </w:numPr>
-      </w:pPr>
-      <w:r>
-        <w:rPr>
-          <w:rFonts w:hint="eastAsia" w:ascii="Times New Roman" w:hAnsi="Times New Roman" w:eastAsia="FangSong" w:cs="Times New Roman"/>
-        </w:rPr>
-        <w:t xml:space="preserve">重元素的</w:t>
+        <w:pStyle w:val="BodyText"/>
+        <w:ind w:firstLine="420"/>
+      </w:pPr>
+      <w:r>
+        <w:rPr>
+          <w:rFonts w:hint="eastAsia" w:ascii="Times New Roman" w:hAnsi="Times New Roman" w:eastAsia="FangSong" w:cs="Times New Roman"/>
+        </w:rPr>
+        <w:t>其一</w:t>
+      </w:r>
+      <w:r>
+        <w:rPr>
+          <w:rFonts w:hint="eastAsia" w:ascii="Times New Roman" w:hAnsi="Times New Roman" w:eastAsia="Times New Roman" w:cs="Times New Roman"/>
+        </w:rPr>
+        <w:t>，</w:t>
+      </w:r>
+      <w:r>
+        <w:rPr>
+          <w:rFonts w:hint="eastAsia" w:ascii="Times New Roman" w:hAnsi="Times New Roman" w:eastAsia="FangSong" w:cs="Times New Roman"/>
+        </w:rPr>
+        <w:t>重元素的</w:t>
       </w:r>
       <w:r>
         <w:rPr>
@@ -9852,15 +10794,24 @@
         </w:rPr>
         <w:t>能量更低</w:t>
       </w:r>
-    </w:p>
-    <w:p>
-      <w:pPr>
-        <w:pStyle w:val="Compact"/>
-        <w:numPr>
-          <w:ilvl w:val="0"/>
-          <w:numId w:val="1027"/>
-        </w:numPr>
-      </w:pPr>
+      <w:r>
+        <w:rPr>
+          <w:rFonts w:hint="eastAsia" w:ascii="Times New Roman" w:hAnsi="Times New Roman" w:eastAsia="Times New Roman" w:cs="Times New Roman"/>
+        </w:rPr>
+        <w:t>；</w:t>
+      </w:r>
+      <w:r>
+        <w:rPr>
+          <w:rFonts w:hint="eastAsia" w:ascii="Times New Roman" w:hAnsi="Times New Roman" w:eastAsia="FangSong" w:cs="Times New Roman"/>
+        </w:rPr>
+        <w:t>其二</w:t>
+      </w:r>
+      <w:r>
+        <w:rPr>
+          <w:rFonts w:hint="eastAsia" w:ascii="Times New Roman" w:hAnsi="Times New Roman" w:eastAsia="Times New Roman" w:cs="Times New Roman"/>
+        </w:rPr>
+        <w:t>，</w:t>
+      </w:r>
       <w:r>
         <w:rPr>
           <w:rFonts w:hint="eastAsia" w:ascii="Times New Roman" w:hAnsi="Times New Roman" w:eastAsia="FangSong" w:cs="Times New Roman"/>
@@ -9879,10 +10830,17 @@
         </w:rPr>
         <w:t>代价变大</w:t>
       </w:r>
-    </w:p>
-    <w:p>
-      <w:pPr>
-        <w:pStyle w:val="FirstParagraph"/>
+      <w:r>
+        <w:rPr>
+          <w:rFonts w:hint="eastAsia" w:ascii="Times New Roman" w:hAnsi="Times New Roman" w:eastAsia="Times New Roman" w:cs="Times New Roman"/>
+        </w:rPr>
+        <w:t>。</w:t>
+      </w:r>
+    </w:p>
+    <w:p>
+      <w:pPr>
+        <w:pStyle w:val="BodyText"/>
+        <w:ind w:firstLine="420"/>
       </w:pPr>
       <w:r>
         <w:rPr>
@@ -9932,6 +10890,7 @@
     <w:p>
       <w:pPr>
         <w:pStyle w:val="FirstParagraph"/>
+        <w:ind w:firstLine="420"/>
       </w:pPr>
       <w:r>
         <w:rPr>
@@ -10002,17 +10961,26 @@
     </w:p>
     <w:p>
       <w:pPr>
-        <w:pStyle w:val="Compact"/>
-        <w:numPr>
-          <w:ilvl w:val="0"/>
-          <w:numId w:val="1028"/>
-        </w:numPr>
-      </w:pPr>
-      <w:r>
-        <w:rPr>
-          <w:rFonts w:hint="eastAsia" w:ascii="Times New Roman" w:hAnsi="Times New Roman" w:eastAsia="FangSong" w:cs="Times New Roman"/>
-        </w:rPr>
-        <w:t xml:space="preserve">外层电子感受到的</w:t>
+        <w:pStyle w:val="BodyText"/>
+        <w:ind w:firstLine="420"/>
+      </w:pPr>
+      <w:r>
+        <w:rPr>
+          <w:rFonts w:hint="eastAsia" w:ascii="Times New Roman" w:hAnsi="Times New Roman" w:eastAsia="FangSong" w:cs="Times New Roman"/>
+        </w:rPr>
+        <w:t>其一</w:t>
+      </w:r>
+      <w:r>
+        <w:rPr>
+          <w:rFonts w:hint="eastAsia" w:ascii="Times New Roman" w:hAnsi="Times New Roman" w:eastAsia="Times New Roman" w:cs="Times New Roman"/>
+        </w:rPr>
+        <w:t>，</w:t>
+      </w:r>
+      <w:r>
+        <w:rPr>
+          <w:rFonts w:hint="eastAsia" w:ascii="Times New Roman" w:hAnsi="Times New Roman" w:eastAsia="FangSong" w:cs="Times New Roman"/>
+        </w:rPr>
+        <w:t>外层电子感受到的</w:t>
       </w:r>
       <w:r>
         <w:rPr>
@@ -10047,17 +11015,26 @@
         <w:rPr>
           <w:rFonts w:hint="eastAsia" w:ascii="Times New Roman" w:hAnsi="Times New Roman" w:eastAsia="FangSong" w:cs="Times New Roman"/>
         </w:rPr>
-        <w:t xml:space="preserve">持续上升</w:t>
-      </w:r>
-    </w:p>
-    <w:p>
-      <w:pPr>
-        <w:pStyle w:val="Compact"/>
-        <w:numPr>
-          <w:ilvl w:val="0"/>
-          <w:numId w:val="1028"/>
-        </w:numPr>
-      </w:pPr>
+        <w:t>持续上升</w:t>
+      </w:r>
+      <w:r>
+        <w:rPr>
+          <w:rFonts w:hint="eastAsia" w:ascii="Times New Roman" w:hAnsi="Times New Roman" w:eastAsia="Times New Roman" w:cs="Times New Roman"/>
+        </w:rPr>
+        <w:t>；</w:t>
+      </w:r>
+      <w:r>
+        <w:rPr>
+          <w:rFonts w:hint="eastAsia" w:ascii="Times New Roman" w:hAnsi="Times New Roman" w:eastAsia="FangSong" w:cs="Times New Roman"/>
+        </w:rPr>
+        <w:t>其二</w:t>
+      </w:r>
+      <w:r>
+        <w:rPr>
+          <w:rFonts w:hint="eastAsia" w:ascii="Times New Roman" w:hAnsi="Times New Roman" w:eastAsia="Times New Roman" w:cs="Times New Roman"/>
+        </w:rPr>
+        <w:t>，</w:t>
+      </w:r>
       <w:r>
         <w:rPr>
           <w:rFonts w:hint="eastAsia" w:ascii="Times New Roman" w:hAnsi="Times New Roman" w:eastAsia="FangSong" w:cs="Times New Roman"/>
@@ -10076,10 +11053,17 @@
         </w:rPr>
         <w:t>离子半径持续缩小</w:t>
       </w:r>
-    </w:p>
-    <w:p>
-      <w:pPr>
-        <w:pStyle w:val="FirstParagraph"/>
+      <w:r>
+        <w:rPr>
+          <w:rFonts w:hint="eastAsia" w:ascii="Times New Roman" w:hAnsi="Times New Roman" w:eastAsia="Times New Roman" w:cs="Times New Roman"/>
+        </w:rPr>
+        <w:t>。</w:t>
+      </w:r>
+    </w:p>
+    <w:p>
+      <w:pPr>
+        <w:pStyle w:val="BodyText"/>
+        <w:ind w:firstLine="420"/>
       </w:pPr>
       <w:r>
         <w:rPr>
@@ -10097,6 +11081,7 @@
     <w:p>
       <w:pPr>
         <w:pStyle w:val="BodyText"/>
+        <w:ind w:firstLine="420"/>
       </w:pPr>
       <w:r>
         <w:rPr>
@@ -10137,17 +11122,26 @@
     </w:p>
     <w:p>
       <w:pPr>
-        <w:pStyle w:val="Compact"/>
-        <w:numPr>
-          <w:ilvl w:val="0"/>
-          <w:numId w:val="1029"/>
-        </w:numPr>
-      </w:pPr>
-      <w:r>
-        <w:rPr>
-          <w:rFonts w:ascii="Times New Roman" w:hAnsi="Times New Roman" w:eastAsia="Times New Roman" w:cs="Times New Roman"/>
-        </w:rPr>
-        <w:t xml:space="preserve">4d </w:t>
+        <w:pStyle w:val="BodyText"/>
+        <w:ind w:firstLine="420"/>
+      </w:pPr>
+      <w:r>
+        <w:rPr>
+          <w:rFonts w:hint="eastAsia" w:ascii="Times New Roman" w:hAnsi="Times New Roman" w:eastAsia="FangSong" w:cs="Times New Roman"/>
+        </w:rPr>
+        <w:t>其一</w:t>
+      </w:r>
+      <w:r>
+        <w:rPr>
+          <w:rFonts w:hint="eastAsia" w:ascii="Times New Roman" w:hAnsi="Times New Roman" w:eastAsia="Times New Roman" w:cs="Times New Roman"/>
+        </w:rPr>
+        <w:t>，4d</w:t>
+      </w:r>
+      <w:r>
+        <w:rPr>
+          <w:rFonts w:ascii="Times New Roman" w:hAnsi="Times New Roman" w:eastAsia="Times New Roman" w:cs="Times New Roman"/>
+        </w:rPr>
+        <w:t xml:space="preserve"> </w:t>
       </w:r>
       <w:r>
         <w:rPr>
@@ -10165,28 +11159,43 @@
         <w:rPr>
           <w:rFonts w:hint="eastAsia" w:ascii="Times New Roman" w:hAnsi="Times New Roman" w:eastAsia="FangSong" w:cs="Times New Roman"/>
         </w:rPr>
-        <w:t xml:space="preserve">元素尺寸比想象中更接近</w:t>
-      </w:r>
-    </w:p>
-    <w:p>
-      <w:pPr>
-        <w:pStyle w:val="Compact"/>
-        <w:numPr>
-          <w:ilvl w:val="0"/>
-          <w:numId w:val="1029"/>
-        </w:numPr>
-      </w:pPr>
-      <w:r>
-        <w:rPr>
-          <w:rFonts w:ascii="Times New Roman" w:hAnsi="Times New Roman" w:eastAsia="Times New Roman" w:cs="Times New Roman"/>
-        </w:rPr>
-        <w:t xml:space="preserve">Zr/Hf、Nb/Ta </w:t>
-      </w:r>
-      <w:r>
-        <w:rPr>
-          <w:rFonts w:hint="eastAsia" w:ascii="Times New Roman" w:hAnsi="Times New Roman" w:eastAsia="FangSong" w:cs="Times New Roman"/>
-        </w:rPr>
-        <w:t xml:space="preserve">这类元素性质异常相似</w:t>
+        <w:t>元素尺寸比想象中更接近</w:t>
+      </w:r>
+      <w:r>
+        <w:rPr>
+          <w:rFonts w:hint="eastAsia" w:ascii="Times New Roman" w:hAnsi="Times New Roman" w:eastAsia="Times New Roman" w:cs="Times New Roman"/>
+        </w:rPr>
+        <w:t>；</w:t>
+      </w:r>
+      <w:r>
+        <w:rPr>
+          <w:rFonts w:hint="eastAsia" w:ascii="Times New Roman" w:hAnsi="Times New Roman" w:eastAsia="FangSong" w:cs="Times New Roman"/>
+        </w:rPr>
+        <w:t>其二</w:t>
+      </w:r>
+      <w:r>
+        <w:rPr>
+          <w:rFonts w:hint="eastAsia" w:ascii="Times New Roman" w:hAnsi="Times New Roman" w:eastAsia="Times New Roman" w:cs="Times New Roman"/>
+        </w:rPr>
+        <w:t>，Zr/Hf、Nb/Ta</w:t>
+      </w:r>
+      <w:r>
+        <w:rPr>
+          <w:rFonts w:ascii="Times New Roman" w:hAnsi="Times New Roman" w:eastAsia="Times New Roman" w:cs="Times New Roman"/>
+        </w:rPr>
+        <w:t xml:space="preserve"> </w:t>
+      </w:r>
+      <w:r>
+        <w:rPr>
+          <w:rFonts w:hint="eastAsia" w:ascii="Times New Roman" w:hAnsi="Times New Roman" w:eastAsia="FangSong" w:cs="Times New Roman"/>
+        </w:rPr>
+        <w:t>这类元素性质异常相似</w:t>
+      </w:r>
+      <w:r>
+        <w:rPr>
+          <w:rFonts w:hint="eastAsia" w:ascii="Times New Roman" w:hAnsi="Times New Roman" w:eastAsia="Times New Roman" w:cs="Times New Roman"/>
+        </w:rPr>
+        <w:t>。</w:t>
       </w:r>
     </w:p>
     <w:bookmarkEnd w:id="29"/>
@@ -10224,6 +11233,7 @@
     <w:p>
       <w:pPr>
         <w:pStyle w:val="FirstParagraph"/>
+        <w:ind w:firstLine="420"/>
       </w:pPr>
       <w:r>
         <w:rPr>
@@ -10294,59 +11304,86 @@
     </w:p>
     <w:p>
       <w:pPr>
-        <w:pStyle w:val="Compact"/>
-        <w:numPr>
-          <w:ilvl w:val="0"/>
-          <w:numId w:val="1030"/>
-        </w:numPr>
-      </w:pPr>
-      <w:r>
-        <w:rPr>
-          <w:rFonts w:ascii="Times New Roman" w:hAnsi="Times New Roman" w:eastAsia="Times New Roman" w:cs="Times New Roman"/>
-        </w:rPr>
-        <w:t xml:space="preserve">6s </w:t>
-      </w:r>
-      <w:r>
-        <w:rPr>
-          <w:rFonts w:hint="eastAsia" w:ascii="Times New Roman" w:hAnsi="Times New Roman" w:eastAsia="FangSong" w:cs="Times New Roman"/>
-        </w:rPr>
-        <w:t xml:space="preserve">轨道被相对论稳定化而下降</w:t>
-      </w:r>
-    </w:p>
-    <w:p>
-      <w:pPr>
-        <w:pStyle w:val="Compact"/>
-        <w:numPr>
-          <w:ilvl w:val="0"/>
-          <w:numId w:val="1030"/>
-        </w:numPr>
-      </w:pPr>
-      <w:r>
-        <w:rPr>
-          <w:rFonts w:ascii="Times New Roman" w:hAnsi="Times New Roman" w:eastAsia="Times New Roman" w:cs="Times New Roman"/>
-        </w:rPr>
-        <w:t xml:space="preserve">5d </w:t>
-      </w:r>
-      <w:r>
-        <w:rPr>
-          <w:rFonts w:hint="eastAsia" w:ascii="Times New Roman" w:hAnsi="Times New Roman" w:eastAsia="FangSong" w:cs="Times New Roman"/>
-        </w:rPr>
-        <w:t xml:space="preserve">轨道相对抬高</w:t>
-      </w:r>
-    </w:p>
-    <w:p>
-      <w:pPr>
-        <w:pStyle w:val="Compact"/>
-        <w:numPr>
-          <w:ilvl w:val="0"/>
-          <w:numId w:val="1030"/>
-        </w:numPr>
-      </w:pPr>
-      <w:r>
-        <w:rPr>
-          <w:rFonts w:hint="eastAsia" w:ascii="Times New Roman" w:hAnsi="Times New Roman" w:eastAsia="FangSong" w:cs="Times New Roman"/>
-        </w:rPr>
-        <w:t xml:space="preserve">于是</w:t>
+        <w:pStyle w:val="BodyText"/>
+        <w:ind w:firstLine="420"/>
+      </w:pPr>
+      <w:r>
+        <w:rPr>
+          <w:rFonts w:hint="eastAsia" w:ascii="Times New Roman" w:hAnsi="Times New Roman" w:eastAsia="FangSong" w:cs="Times New Roman"/>
+        </w:rPr>
+        <w:t>其一</w:t>
+      </w:r>
+      <w:r>
+        <w:rPr>
+          <w:rFonts w:hint="eastAsia" w:ascii="Times New Roman" w:hAnsi="Times New Roman" w:eastAsia="Times New Roman" w:cs="Times New Roman"/>
+        </w:rPr>
+        <w:t>，6s</w:t>
+      </w:r>
+      <w:r>
+        <w:rPr>
+          <w:rFonts w:ascii="Times New Roman" w:hAnsi="Times New Roman" w:eastAsia="Times New Roman" w:cs="Times New Roman"/>
+        </w:rPr>
+        <w:t xml:space="preserve"> </w:t>
+      </w:r>
+      <w:r>
+        <w:rPr>
+          <w:rFonts w:hint="eastAsia" w:ascii="Times New Roman" w:hAnsi="Times New Roman" w:eastAsia="FangSong" w:cs="Times New Roman"/>
+        </w:rPr>
+        <w:t>轨道被相对论稳定化而下降</w:t>
+      </w:r>
+      <w:r>
+        <w:rPr>
+          <w:rFonts w:hint="eastAsia" w:ascii="Times New Roman" w:hAnsi="Times New Roman" w:eastAsia="Times New Roman" w:cs="Times New Roman"/>
+        </w:rPr>
+        <w:t>；</w:t>
+      </w:r>
+      <w:r>
+        <w:rPr>
+          <w:rFonts w:hint="eastAsia" w:ascii="Times New Roman" w:hAnsi="Times New Roman" w:eastAsia="FangSong" w:cs="Times New Roman"/>
+        </w:rPr>
+        <w:t>其二</w:t>
+      </w:r>
+      <w:r>
+        <w:rPr>
+          <w:rFonts w:hint="eastAsia" w:ascii="Times New Roman" w:hAnsi="Times New Roman" w:eastAsia="Times New Roman" w:cs="Times New Roman"/>
+        </w:rPr>
+        <w:t>，5d</w:t>
+      </w:r>
+      <w:r>
+        <w:rPr>
+          <w:rFonts w:ascii="Times New Roman" w:hAnsi="Times New Roman" w:eastAsia="Times New Roman" w:cs="Times New Roman"/>
+        </w:rPr>
+        <w:t xml:space="preserve"> </w:t>
+      </w:r>
+      <w:r>
+        <w:rPr>
+          <w:rFonts w:hint="eastAsia" w:ascii="Times New Roman" w:hAnsi="Times New Roman" w:eastAsia="FangSong" w:cs="Times New Roman"/>
+        </w:rPr>
+        <w:t>轨道相对抬高</w:t>
+      </w:r>
+      <w:r>
+        <w:rPr>
+          <w:rFonts w:hint="eastAsia" w:ascii="Times New Roman" w:hAnsi="Times New Roman" w:eastAsia="Times New Roman" w:cs="Times New Roman"/>
+        </w:rPr>
+        <w:t>；</w:t>
+      </w:r>
+      <w:r>
+        <w:rPr>
+          <w:rFonts w:hint="eastAsia" w:ascii="Times New Roman" w:hAnsi="Times New Roman" w:eastAsia="FangSong" w:cs="Times New Roman"/>
+        </w:rPr>
+        <w:t>其三</w:t>
+      </w:r>
+      <w:r>
+        <w:rPr>
+          <w:rFonts w:hint="eastAsia" w:ascii="Times New Roman" w:hAnsi="Times New Roman" w:eastAsia="Times New Roman" w:cs="Times New Roman"/>
+        </w:rPr>
+        <w:t>，</w:t>
+      </w:r>
+      <w:r>
+        <w:rPr>
+          <w:rFonts w:hint="eastAsia" w:ascii="Times New Roman" w:hAnsi="Times New Roman" w:eastAsia="FangSong" w:cs="Times New Roman"/>
+        </w:rPr>
+        <w:t>于是</w:t>
       </w:r>
       <w:r>
         <w:rPr>
@@ -10372,10 +11409,17 @@
         </w:rPr>
         <w:t>开始落入可见光范围</w:t>
       </w:r>
-    </w:p>
-    <w:p>
-      <w:pPr>
-        <w:pStyle w:val="FirstParagraph"/>
+      <w:r>
+        <w:rPr>
+          <w:rFonts w:hint="eastAsia" w:ascii="Times New Roman" w:hAnsi="Times New Roman" w:eastAsia="Times New Roman" w:cs="Times New Roman"/>
+        </w:rPr>
+        <w:t>。</w:t>
+      </w:r>
+    </w:p>
+    <w:p>
+      <w:pPr>
+        <w:pStyle w:val="BodyText"/>
+        <w:ind w:firstLine="420"/>
       </w:pPr>
       <w:r>
         <w:rPr>
@@ -10499,6 +11543,7 @@
     <w:p>
       <w:pPr>
         <w:pStyle w:val="FirstParagraph"/>
+        <w:ind w:firstLine="420"/>
       </w:pPr>
       <w:r>
         <w:rPr>
@@ -10639,388 +11684,420 @@
     </w:p>
     <w:p>
       <w:pPr>
-        <w:pStyle w:val="Compact"/>
+        <w:pStyle w:val="BodyText"/>
+        <w:ind w:firstLine="420"/>
+      </w:pPr>
+      <w:r>
+        <w:rPr>
+          <w:rFonts w:hint="eastAsia" w:ascii="Times New Roman" w:hAnsi="Times New Roman" w:eastAsia="FangSong" w:cs="Times New Roman"/>
+        </w:rPr>
+        <w:t>其一</w:t>
+      </w:r>
+      <w:r>
+        <w:rPr>
+          <w:rFonts w:hint="eastAsia" w:ascii="Times New Roman" w:hAnsi="Times New Roman" w:eastAsia="Times New Roman" w:cs="Times New Roman"/>
+        </w:rPr>
+        <w:t>，Hg-Hg</w:t>
+      </w:r>
+      <w:r>
+        <w:rPr>
+          <w:rFonts w:ascii="Times New Roman" w:hAnsi="Times New Roman" w:eastAsia="Times New Roman" w:cs="Times New Roman"/>
+        </w:rPr>
+        <w:t xml:space="preserve"> </w:t>
+      </w:r>
+      <w:r>
+        <w:rPr>
+          <w:rFonts w:hint="eastAsia" w:ascii="Times New Roman" w:hAnsi="Times New Roman" w:eastAsia="FangSong" w:cs="Times New Roman"/>
+        </w:rPr>
+        <w:t>金属键明显变弱</w:t>
+      </w:r>
+      <w:r>
+        <w:rPr>
+          <w:rFonts w:hint="eastAsia" w:ascii="Times New Roman" w:hAnsi="Times New Roman" w:eastAsia="Times New Roman" w:cs="Times New Roman"/>
+        </w:rPr>
+        <w:t>；</w:t>
+      </w:r>
+      <w:r>
+        <w:rPr>
+          <w:rFonts w:hint="eastAsia" w:ascii="Times New Roman" w:hAnsi="Times New Roman" w:eastAsia="FangSong" w:cs="Times New Roman"/>
+        </w:rPr>
+        <w:t>其二</w:t>
+      </w:r>
+      <w:r>
+        <w:rPr>
+          <w:rFonts w:hint="eastAsia" w:ascii="Times New Roman" w:hAnsi="Times New Roman" w:eastAsia="Times New Roman" w:cs="Times New Roman"/>
+        </w:rPr>
+        <w:t>，</w:t>
+      </w:r>
+      <w:r>
+        <w:rPr>
+          <w:rFonts w:hint="eastAsia" w:ascii="Times New Roman" w:hAnsi="Times New Roman" w:eastAsia="FangSong" w:cs="Times New Roman"/>
+        </w:rPr>
+        <w:t>内聚能下降</w:t>
+      </w:r>
+      <w:r>
+        <w:rPr>
+          <w:rFonts w:hint="eastAsia" w:ascii="Times New Roman" w:hAnsi="Times New Roman" w:eastAsia="Times New Roman" w:cs="Times New Roman"/>
+        </w:rPr>
+        <w:t>；</w:t>
+      </w:r>
+      <w:r>
+        <w:rPr>
+          <w:rFonts w:hint="eastAsia" w:ascii="Times New Roman" w:hAnsi="Times New Roman" w:eastAsia="FangSong" w:cs="Times New Roman"/>
+        </w:rPr>
+        <w:t>其三</w:t>
+      </w:r>
+      <w:r>
+        <w:rPr>
+          <w:rFonts w:hint="eastAsia" w:ascii="Times New Roman" w:hAnsi="Times New Roman" w:eastAsia="Times New Roman" w:cs="Times New Roman"/>
+        </w:rPr>
+        <w:t>，</w:t>
+      </w:r>
+      <w:r>
+        <w:rPr>
+          <w:rFonts w:hint="eastAsia" w:ascii="Times New Roman" w:hAnsi="Times New Roman" w:eastAsia="FangSong" w:cs="Times New Roman"/>
+        </w:rPr>
+        <w:t>熔点异常低</w:t>
+      </w:r>
+      <w:r>
+        <w:rPr>
+          <w:rFonts w:hint="eastAsia" w:ascii="Times New Roman" w:hAnsi="Times New Roman" w:eastAsia="Times New Roman" w:cs="Times New Roman"/>
+        </w:rPr>
+        <w:t>。</w:t>
+      </w:r>
+    </w:p>
+    <w:p>
+      <w:pPr>
+        <w:pStyle w:val="BodyText"/>
+        <w:ind w:firstLine="420"/>
+      </w:pPr>
+      <w:r>
+        <w:rPr>
+          <w:rFonts w:hint="eastAsia" w:ascii="Times New Roman" w:hAnsi="Times New Roman" w:eastAsia="FangSong" w:cs="Times New Roman"/>
+        </w:rPr>
+        <w:t xml:space="preserve">所以</w:t>
+      </w:r>
+      <w:r>
+        <w:rPr>
+          <w:rFonts w:ascii="Times New Roman" w:hAnsi="Times New Roman" w:eastAsia="Times New Roman" w:cs="Times New Roman"/>
+        </w:rPr>
+        <w:t xml:space="preserve"> Hg </w:t>
+      </w:r>
+      <w:r>
+        <w:rPr>
+          <w:rFonts w:hint="eastAsia" w:ascii="Times New Roman" w:hAnsi="Times New Roman" w:eastAsia="FangSong" w:cs="Times New Roman"/>
+        </w:rPr>
+        <w:t>在常温下呈液态</w:t>
+      </w:r>
+      <w:r>
+        <w:rPr>
+          <w:rFonts w:hint="eastAsia" w:ascii="Times New Roman" w:hAnsi="Times New Roman" w:eastAsia="Times New Roman" w:cs="Times New Roman"/>
+        </w:rPr>
+        <w:t>。</w:t>
+      </w:r>
+      <w:r>
+        <w:rPr>
+          <w:rFonts w:ascii="Times New Roman" w:hAnsi="Times New Roman" w:eastAsia="Times New Roman" w:cs="Times New Roman"/>
+        </w:rPr>
+        <w:br/>
+      </w:r>
+      <w:r>
+        <w:rPr>
+          <w:rFonts w:hint="eastAsia" w:ascii="Times New Roman" w:hAnsi="Times New Roman" w:eastAsia="FangSong" w:cs="Times New Roman"/>
+        </w:rPr>
+        <w:t>这也是</w:t>
+      </w:r>
+      <w:r>
+        <w:rPr>
+          <w:rFonts w:hint="eastAsia" w:ascii="Times New Roman" w:hAnsi="Times New Roman" w:eastAsia="Times New Roman" w:cs="Times New Roman"/>
+        </w:rPr>
+        <w:t>“</w:t>
+      </w:r>
+      <w:r>
+        <w:rPr>
+          <w:rFonts w:hint="eastAsia" w:ascii="Times New Roman" w:hAnsi="Times New Roman" w:eastAsia="FangSong" w:cs="Times New Roman"/>
+        </w:rPr>
+        <w:t>相对论真实改变化学性质</w:t>
+      </w:r>
+      <w:r>
+        <w:rPr>
+          <w:rFonts w:hint="eastAsia" w:ascii="Times New Roman" w:hAnsi="Times New Roman" w:eastAsia="Times New Roman" w:cs="Times New Roman"/>
+        </w:rPr>
+        <w:t>”</w:t>
+      </w:r>
+      <w:r>
+        <w:rPr>
+          <w:rFonts w:hint="eastAsia" w:ascii="Times New Roman" w:hAnsi="Times New Roman" w:eastAsia="FangSong" w:cs="Times New Roman"/>
+        </w:rPr>
+        <w:t>的经典例子</w:t>
+      </w:r>
+      <w:r>
+        <w:rPr>
+          <w:rFonts w:hint="eastAsia" w:ascii="Times New Roman" w:hAnsi="Times New Roman" w:eastAsia="Times New Roman" w:cs="Times New Roman"/>
+        </w:rPr>
+        <w:t>。</w:t>
+      </w:r>
+    </w:p>
+    <w:p>
+      <w:pPr>
+        <w:pStyle w:val="BodyText"/>
+        <w:ind w:firstLine="420"/>
+      </w:pPr>
+      <w:r>
+        <w:rPr>
+          <w:rFonts w:hint="eastAsia" w:ascii="Times New Roman" w:hAnsi="Times New Roman" w:eastAsia="FangSong" w:cs="Times New Roman"/>
+          <w:b/>
+          <w:bCs/>
+        </w:rPr>
+        <w:t xml:space="preserve">核心辨析</w:t>
+      </w:r>
+      <w:r>
+        <w:rPr>
+          <w:rFonts w:hint="eastAsia" w:ascii="Times New Roman" w:hAnsi="Times New Roman" w:eastAsia="Times New Roman" w:cs="Times New Roman"/>
+        </w:rPr>
+        <w:t xml:space="preserve">：Au</w:t>
+      </w:r>
+      <w:r>
+        <w:rPr>
+          <w:rFonts w:ascii="Times New Roman" w:hAnsi="Times New Roman" w:eastAsia="Times New Roman" w:cs="Times New Roman"/>
+        </w:rPr>
+        <w:t xml:space="preserve"> </w:t>
+      </w:r>
+      <w:r>
+        <w:rPr>
+          <w:rFonts w:hint="eastAsia" w:ascii="Times New Roman" w:hAnsi="Times New Roman" w:eastAsia="FangSong" w:cs="Times New Roman"/>
+        </w:rPr>
+        <w:t xml:space="preserve">的黄色和</w:t>
+      </w:r>
+      <w:r>
+        <w:rPr>
+          <w:rFonts w:ascii="Times New Roman" w:hAnsi="Times New Roman" w:eastAsia="Times New Roman" w:cs="Times New Roman"/>
+        </w:rPr>
+        <w:t xml:space="preserve"> Hg </w:t>
+      </w:r>
+      <w:r>
+        <w:rPr>
+          <w:rFonts w:hint="eastAsia" w:ascii="Times New Roman" w:hAnsi="Times New Roman" w:eastAsia="FangSong" w:cs="Times New Roman"/>
+        </w:rPr>
+        <w:t>的液态</w:t>
+      </w:r>
+      <w:r>
+        <w:rPr>
+          <w:rFonts w:hint="eastAsia" w:ascii="Times New Roman" w:hAnsi="Times New Roman" w:eastAsia="Times New Roman" w:cs="Times New Roman"/>
+        </w:rPr>
+        <w:t>，</w:t>
+      </w:r>
+      <w:r>
+        <w:rPr>
+          <w:rFonts w:hint="eastAsia" w:ascii="Times New Roman" w:hAnsi="Times New Roman" w:eastAsia="FangSong" w:cs="Times New Roman"/>
+        </w:rPr>
+        <w:t>本质上不是两个互不相关的记忆点</w:t>
+      </w:r>
+      <w:r>
+        <w:rPr>
+          <w:rFonts w:hint="eastAsia" w:ascii="Times New Roman" w:hAnsi="Times New Roman" w:eastAsia="Times New Roman" w:cs="Times New Roman"/>
+        </w:rPr>
+        <w:t>；</w:t>
+      </w:r>
+      <w:r>
+        <w:rPr>
+          <w:rFonts w:hint="eastAsia" w:ascii="Times New Roman" w:hAnsi="Times New Roman" w:eastAsia="FangSong" w:cs="Times New Roman"/>
+        </w:rPr>
+        <w:t>它们都来自重元素中</w:t>
+      </w:r>
+      <w:r>
+        <w:rPr>
+          <w:rFonts w:ascii="Times New Roman" w:hAnsi="Times New Roman" w:eastAsia="Times New Roman" w:cs="Times New Roman"/>
+        </w:rPr>
+        <w:t xml:space="preserve"> </w:t>
+      </w:r>
+      <w:r>
+        <w:rPr>
+          <w:rFonts w:ascii="Times New Roman" w:hAnsi="Times New Roman" w:eastAsia="Times New Roman" w:cs="Times New Roman"/>
+          <w:b/>
+          <w:bCs/>
+        </w:rPr>
+        <w:t xml:space="preserve">s </w:t>
+      </w:r>
+      <w:r>
+        <w:rPr>
+          <w:rFonts w:hint="eastAsia" w:ascii="Times New Roman" w:hAnsi="Times New Roman" w:eastAsia="FangSong" w:cs="Times New Roman"/>
+          <w:b/>
+          <w:bCs/>
+        </w:rPr>
+        <w:t xml:space="preserve">轨道相对论收缩</w:t>
+      </w:r>
+      <w:r>
+        <w:rPr>
+          <w:rFonts w:ascii="Times New Roman" w:hAnsi="Times New Roman" w:eastAsia="Times New Roman" w:cs="Times New Roman"/>
+          <w:b/>
+          <w:bCs/>
+        </w:rPr>
+        <w:t xml:space="preserve"> + d </w:t>
+      </w:r>
+      <w:r>
+        <w:rPr>
+          <w:rFonts w:hint="eastAsia" w:ascii="Times New Roman" w:hAnsi="Times New Roman" w:eastAsia="FangSong" w:cs="Times New Roman"/>
+          <w:b/>
+          <w:bCs/>
+        </w:rPr>
+        <w:t xml:space="preserve">轨道相对外扩</w:t>
+      </w:r>
+      <w:r>
+        <w:rPr>
+          <w:rFonts w:ascii="Times New Roman" w:hAnsi="Times New Roman" w:eastAsia="Times New Roman" w:cs="Times New Roman"/>
+        </w:rPr>
+        <w:t xml:space="preserve"> </w:t>
+      </w:r>
+      <w:r>
+        <w:rPr>
+          <w:rFonts w:hint="eastAsia" w:ascii="Times New Roman" w:hAnsi="Times New Roman" w:eastAsia="FangSong" w:cs="Times New Roman"/>
+        </w:rPr>
+        <w:t>这一共同来源</w:t>
+      </w:r>
+      <w:r>
+        <w:rPr>
+          <w:rFonts w:hint="eastAsia" w:ascii="Times New Roman" w:hAnsi="Times New Roman" w:eastAsia="Times New Roman" w:cs="Times New Roman"/>
+        </w:rPr>
+        <w:t>。</w:t>
+      </w:r>
+    </w:p>
+    <w:bookmarkEnd w:id="31"/>
+    <w:bookmarkEnd w:id="32"/>
+    <w:bookmarkStart w:id="35" w:name="把深化内容接回做题"/>
+    <w:p>
+      <w:pPr>
+        <w:pStyle w:val="Heading2"/>
+        <w:spacing w:before="280" w:after="120"/>
+      </w:pPr>
+      <w:r>
+        <w:rPr>
+          <w:rFonts w:ascii="Times New Roman" w:hAnsi="Times New Roman" w:eastAsia="Times New Roman" w:cs="Times New Roman"/>
+        </w:rPr>
+        <w:t xml:space="preserve">§6 </w:t>
+      </w:r>
+      <w:r>
+        <w:rPr>
+          <w:rFonts w:hint="eastAsia" w:ascii="Times New Roman" w:hAnsi="Times New Roman" w:eastAsia="SimHei" w:cs="Times New Roman"/>
+        </w:rPr>
+        <w:t xml:space="preserve">把深化内容接回做题</w:t>
+      </w:r>
+    </w:p>
+    <w:bookmarkStart w:id="33" w:name="原子结构深化题的常见问法"/>
+    <w:p>
+      <w:pPr>
+        <w:pStyle w:val="Heading3"/>
+        <w:spacing w:before="280" w:after="120"/>
+      </w:pPr>
+      <w:r>
+        <w:rPr>
+          <w:rFonts w:ascii="Times New Roman" w:hAnsi="Times New Roman" w:eastAsia="Times New Roman" w:cs="Times New Roman"/>
+        </w:rPr>
+        <w:t xml:space="preserve">6.1 </w:t>
+      </w:r>
+      <w:r>
+        <w:rPr>
+          <w:rFonts w:hint="eastAsia" w:ascii="Times New Roman" w:hAnsi="Times New Roman" w:eastAsia="SimHei" w:cs="Times New Roman"/>
+        </w:rPr>
+        <w:t xml:space="preserve">原子结构深化题的常见问法</w:t>
+      </w:r>
+    </w:p>
+    <w:p>
+      <w:pPr>
+        <w:pStyle w:val="FirstParagraph"/>
+        <w:ind w:firstLine="420"/>
+      </w:pPr>
+      <w:r>
+        <w:rPr>
+          <w:rFonts w:hint="eastAsia" w:ascii="Times New Roman" w:hAnsi="Times New Roman" w:eastAsia="FangSong" w:cs="Times New Roman"/>
+        </w:rPr>
+        <w:t>决赛或高阶结构题中</w:t>
+      </w:r>
+      <w:r>
+        <w:rPr>
+          <w:rFonts w:hint="eastAsia" w:ascii="Times New Roman" w:hAnsi="Times New Roman" w:eastAsia="Times New Roman" w:cs="Times New Roman"/>
+        </w:rPr>
+        <w:t>，</w:t>
+      </w:r>
+      <w:r>
+        <w:rPr>
+          <w:rFonts w:hint="eastAsia" w:ascii="Times New Roman" w:hAnsi="Times New Roman" w:eastAsia="FangSong" w:cs="Times New Roman"/>
+        </w:rPr>
+        <w:t>原子结构补充最常以四种方式出现</w:t>
+      </w:r>
+      <w:r>
+        <w:rPr>
+          <w:rFonts w:hint="eastAsia" w:ascii="Times New Roman" w:hAnsi="Times New Roman" w:eastAsia="Times New Roman" w:cs="Times New Roman"/>
+        </w:rPr>
+        <w:t>：</w:t>
+      </w:r>
+    </w:p>
+    <w:p>
+      <w:pPr>
         <w:numPr>
           <w:ilvl w:val="0"/>
-          <w:numId w:val="1031"/>
+          <w:numId w:val="1005"/>
         </w:numPr>
-      </w:pPr>
-      <w:r>
-        <w:rPr>
-          <w:rFonts w:ascii="Times New Roman" w:hAnsi="Times New Roman" w:eastAsia="Times New Roman" w:cs="Times New Roman"/>
-        </w:rPr>
-        <w:t xml:space="preserve">Hg-Hg </w:t>
-      </w:r>
-      <w:r>
-        <w:rPr>
-          <w:rFonts w:hint="eastAsia" w:ascii="Times New Roman" w:hAnsi="Times New Roman" w:eastAsia="FangSong" w:cs="Times New Roman"/>
-        </w:rPr>
-        <w:t xml:space="preserve">金属键明显变弱</w:t>
-      </w:r>
-    </w:p>
-    <w:p>
-      <w:pPr>
-        <w:pStyle w:val="Compact"/>
+        <w:ind w:firstLine="420"/>
+      </w:pPr>
+      <w:r>
+        <w:rPr>
+          <w:rFonts w:hint="eastAsia" w:ascii="Times New Roman" w:hAnsi="Times New Roman" w:eastAsia="FangSong" w:cs="Times New Roman"/>
+          <w:b/>
+          <w:bCs/>
+        </w:rPr>
+        <w:t xml:space="preserve">电子排布规则的本质追问</w:t>
+      </w:r>
+      <w:r>
+        <w:rPr>
+          <w:rFonts w:ascii="Times New Roman" w:hAnsi="Times New Roman" w:eastAsia="Times New Roman" w:cs="Times New Roman"/>
+        </w:rPr>
+        <w:br/>
+      </w:r>
+      <w:r>
+        <w:rPr>
+          <w:rFonts w:hint="eastAsia" w:ascii="Times New Roman" w:hAnsi="Times New Roman" w:eastAsia="FangSong" w:cs="Times New Roman"/>
+        </w:rPr>
+        <w:t>例如</w:t>
+      </w:r>
+      <w:r>
+        <w:rPr>
+          <w:rFonts w:hint="eastAsia" w:ascii="Times New Roman" w:hAnsi="Times New Roman" w:eastAsia="Times New Roman" w:cs="Times New Roman"/>
+        </w:rPr>
+        <w:t>“</w:t>
+      </w:r>
+      <w:r>
+        <w:rPr>
+          <w:rFonts w:hint="eastAsia" w:ascii="Times New Roman" w:hAnsi="Times New Roman" w:eastAsia="FangSong" w:cs="Times New Roman"/>
+        </w:rPr>
+        <w:t>为什么</w:t>
+      </w:r>
+      <w:r>
+        <w:rPr>
+          <w:rFonts w:ascii="Times New Roman" w:hAnsi="Times New Roman" w:eastAsia="Times New Roman" w:cs="Times New Roman"/>
+        </w:rPr>
+        <w:t xml:space="preserve"> 4s </w:t>
+      </w:r>
+      <w:r>
+        <w:rPr>
+          <w:rFonts w:hint="eastAsia" w:ascii="Times New Roman" w:hAnsi="Times New Roman" w:eastAsia="FangSong" w:cs="Times New Roman"/>
+        </w:rPr>
+        <w:t>先填却先失</w:t>
+      </w:r>
+      <w:r>
+        <w:rPr>
+          <w:rFonts w:hint="eastAsia" w:ascii="Times New Roman" w:hAnsi="Times New Roman" w:eastAsia="Times New Roman" w:cs="Times New Roman"/>
+        </w:rPr>
+        <w:t>”。</w:t>
+      </w:r>
+    </w:p>
+    <w:p>
+      <w:pPr>
         <w:numPr>
           <w:ilvl w:val="0"/>
-          <w:numId w:val="1031"/>
+          <w:numId w:val="1005"/>
         </w:numPr>
-      </w:pPr>
-      <w:r>
-        <w:rPr>
-          <w:rFonts w:hint="eastAsia" w:ascii="Times New Roman" w:hAnsi="Times New Roman" w:eastAsia="FangSong" w:cs="Times New Roman"/>
-        </w:rPr>
-        <w:t xml:space="preserve">内聚能下降</w:t>
-      </w:r>
-    </w:p>
-    <w:p>
-      <w:pPr>
-        <w:pStyle w:val="Compact"/>
-        <w:numPr>
-          <w:ilvl w:val="0"/>
-          <w:numId w:val="1031"/>
-        </w:numPr>
-      </w:pPr>
-      <w:r>
-        <w:rPr>
-          <w:rFonts w:hint="eastAsia" w:ascii="Times New Roman" w:hAnsi="Times New Roman" w:eastAsia="FangSong" w:cs="Times New Roman"/>
-        </w:rPr>
-        <w:t xml:space="preserve">熔点异常低</w:t>
-      </w:r>
-    </w:p>
-    <w:p>
-      <w:pPr>
-        <w:pStyle w:val="FirstParagraph"/>
-      </w:pPr>
-      <w:r>
-        <w:rPr>
-          <w:rFonts w:hint="eastAsia" w:ascii="Times New Roman" w:hAnsi="Times New Roman" w:eastAsia="FangSong" w:cs="Times New Roman"/>
-        </w:rPr>
-        <w:t xml:space="preserve">所以</w:t>
-      </w:r>
-      <w:r>
-        <w:rPr>
-          <w:rFonts w:ascii="Times New Roman" w:hAnsi="Times New Roman" w:eastAsia="Times New Roman" w:cs="Times New Roman"/>
-        </w:rPr>
-        <w:t xml:space="preserve"> Hg </w:t>
-      </w:r>
-      <w:r>
-        <w:rPr>
-          <w:rFonts w:hint="eastAsia" w:ascii="Times New Roman" w:hAnsi="Times New Roman" w:eastAsia="FangSong" w:cs="Times New Roman"/>
-        </w:rPr>
-        <w:t>在常温下呈液态</w:t>
-      </w:r>
-      <w:r>
-        <w:rPr>
-          <w:rFonts w:hint="eastAsia" w:ascii="Times New Roman" w:hAnsi="Times New Roman" w:eastAsia="Times New Roman" w:cs="Times New Roman"/>
-        </w:rPr>
-        <w:t>。</w:t>
-      </w:r>
-      <w:r>
-        <w:rPr>
-          <w:rFonts w:ascii="Times New Roman" w:hAnsi="Times New Roman" w:eastAsia="Times New Roman" w:cs="Times New Roman"/>
-        </w:rPr>
-        <w:br/>
-      </w:r>
-      <w:r>
-        <w:rPr>
-          <w:rFonts w:hint="eastAsia" w:ascii="Times New Roman" w:hAnsi="Times New Roman" w:eastAsia="FangSong" w:cs="Times New Roman"/>
-        </w:rPr>
-        <w:t>这也是</w:t>
-      </w:r>
-      <w:r>
-        <w:rPr>
-          <w:rFonts w:hint="eastAsia" w:ascii="Times New Roman" w:hAnsi="Times New Roman" w:eastAsia="Times New Roman" w:cs="Times New Roman"/>
-        </w:rPr>
-        <w:t>“</w:t>
-      </w:r>
-      <w:r>
-        <w:rPr>
-          <w:rFonts w:hint="eastAsia" w:ascii="Times New Roman" w:hAnsi="Times New Roman" w:eastAsia="FangSong" w:cs="Times New Roman"/>
-        </w:rPr>
-        <w:t>相对论真实改变化学性质</w:t>
-      </w:r>
-      <w:r>
-        <w:rPr>
-          <w:rFonts w:hint="eastAsia" w:ascii="Times New Roman" w:hAnsi="Times New Roman" w:eastAsia="Times New Roman" w:cs="Times New Roman"/>
-        </w:rPr>
-        <w:t>”</w:t>
-      </w:r>
-      <w:r>
-        <w:rPr>
-          <w:rFonts w:hint="eastAsia" w:ascii="Times New Roman" w:hAnsi="Times New Roman" w:eastAsia="FangSong" w:cs="Times New Roman"/>
-        </w:rPr>
-        <w:t>的经典例子</w:t>
-      </w:r>
-      <w:r>
-        <w:rPr>
-          <w:rFonts w:hint="eastAsia" w:ascii="Times New Roman" w:hAnsi="Times New Roman" w:eastAsia="Times New Roman" w:cs="Times New Roman"/>
-        </w:rPr>
-        <w:t>。</w:t>
-      </w:r>
-    </w:p>
-    <w:p>
-      <w:pPr>
-        <w:pStyle w:val="BlockText"/>
-      </w:pPr>
-      <w:r>
-        <w:rPr>
-          <w:rFonts w:hint="eastAsia" w:ascii="Times New Roman" w:hAnsi="Times New Roman" w:eastAsia="FangSong" w:cs="Times New Roman"/>
-          <w:b/>
-          <w:bCs/>
-        </w:rPr>
-        <w:t xml:space="preserve">核心辨析</w:t>
-      </w:r>
-      <w:r>
-        <w:rPr>
-          <w:rFonts w:hint="eastAsia" w:ascii="Times New Roman" w:hAnsi="Times New Roman" w:eastAsia="Times New Roman" w:cs="Times New Roman"/>
-        </w:rPr>
-        <w:t xml:space="preserve">：Au</w:t>
-      </w:r>
-      <w:r>
-        <w:rPr>
-          <w:rFonts w:ascii="Times New Roman" w:hAnsi="Times New Roman" w:eastAsia="Times New Roman" w:cs="Times New Roman"/>
-        </w:rPr>
-        <w:t xml:space="preserve"> </w:t>
-      </w:r>
-      <w:r>
-        <w:rPr>
-          <w:rFonts w:hint="eastAsia" w:ascii="Times New Roman" w:hAnsi="Times New Roman" w:eastAsia="FangSong" w:cs="Times New Roman"/>
-        </w:rPr>
-        <w:t xml:space="preserve">的黄色和</w:t>
-      </w:r>
-      <w:r>
-        <w:rPr>
-          <w:rFonts w:ascii="Times New Roman" w:hAnsi="Times New Roman" w:eastAsia="Times New Roman" w:cs="Times New Roman"/>
-        </w:rPr>
-        <w:t xml:space="preserve"> Hg </w:t>
-      </w:r>
-      <w:r>
-        <w:rPr>
-          <w:rFonts w:hint="eastAsia" w:ascii="Times New Roman" w:hAnsi="Times New Roman" w:eastAsia="FangSong" w:cs="Times New Roman"/>
-        </w:rPr>
-        <w:t>的液态</w:t>
-      </w:r>
-      <w:r>
-        <w:rPr>
-          <w:rFonts w:hint="eastAsia" w:ascii="Times New Roman" w:hAnsi="Times New Roman" w:eastAsia="Times New Roman" w:cs="Times New Roman"/>
-        </w:rPr>
-        <w:t>，</w:t>
-      </w:r>
-      <w:r>
-        <w:rPr>
-          <w:rFonts w:hint="eastAsia" w:ascii="Times New Roman" w:hAnsi="Times New Roman" w:eastAsia="FangSong" w:cs="Times New Roman"/>
-        </w:rPr>
-        <w:t>本质上不是两个互不相关的记忆点</w:t>
-      </w:r>
-      <w:r>
-        <w:rPr>
-          <w:rFonts w:hint="eastAsia" w:ascii="Times New Roman" w:hAnsi="Times New Roman" w:eastAsia="Times New Roman" w:cs="Times New Roman"/>
-        </w:rPr>
-        <w:t>；</w:t>
-      </w:r>
-      <w:r>
-        <w:rPr>
-          <w:rFonts w:hint="eastAsia" w:ascii="Times New Roman" w:hAnsi="Times New Roman" w:eastAsia="FangSong" w:cs="Times New Roman"/>
-        </w:rPr>
-        <w:t>它们都来自重元素中</w:t>
-      </w:r>
-      <w:r>
-        <w:rPr>
-          <w:rFonts w:ascii="Times New Roman" w:hAnsi="Times New Roman" w:eastAsia="Times New Roman" w:cs="Times New Roman"/>
-        </w:rPr>
-        <w:t xml:space="preserve"> </w:t>
-      </w:r>
-      <w:r>
-        <w:rPr>
-          <w:rFonts w:ascii="Times New Roman" w:hAnsi="Times New Roman" w:eastAsia="Times New Roman" w:cs="Times New Roman"/>
-          <w:b/>
-          <w:bCs/>
-        </w:rPr>
-        <w:t xml:space="preserve">s </w:t>
-      </w:r>
-      <w:r>
-        <w:rPr>
-          <w:rFonts w:hint="eastAsia" w:ascii="Times New Roman" w:hAnsi="Times New Roman" w:eastAsia="FangSong" w:cs="Times New Roman"/>
-          <w:b/>
-          <w:bCs/>
-        </w:rPr>
-        <w:t xml:space="preserve">轨道相对论收缩</w:t>
-      </w:r>
-      <w:r>
-        <w:rPr>
-          <w:rFonts w:ascii="Times New Roman" w:hAnsi="Times New Roman" w:eastAsia="Times New Roman" w:cs="Times New Roman"/>
-          <w:b/>
-          <w:bCs/>
-        </w:rPr>
-        <w:t xml:space="preserve"> + d </w:t>
-      </w:r>
-      <w:r>
-        <w:rPr>
-          <w:rFonts w:hint="eastAsia" w:ascii="Times New Roman" w:hAnsi="Times New Roman" w:eastAsia="FangSong" w:cs="Times New Roman"/>
-          <w:b/>
-          <w:bCs/>
-        </w:rPr>
-        <w:t xml:space="preserve">轨道相对外扩</w:t>
-      </w:r>
-      <w:r>
-        <w:rPr>
-          <w:rFonts w:ascii="Times New Roman" w:hAnsi="Times New Roman" w:eastAsia="Times New Roman" w:cs="Times New Roman"/>
-        </w:rPr>
-        <w:t xml:space="preserve"> </w:t>
-      </w:r>
-      <w:r>
-        <w:rPr>
-          <w:rFonts w:hint="eastAsia" w:ascii="Times New Roman" w:hAnsi="Times New Roman" w:eastAsia="FangSong" w:cs="Times New Roman"/>
-        </w:rPr>
-        <w:t>这一共同来源</w:t>
-      </w:r>
-      <w:r>
-        <w:rPr>
-          <w:rFonts w:hint="eastAsia" w:ascii="Times New Roman" w:hAnsi="Times New Roman" w:eastAsia="Times New Roman" w:cs="Times New Roman"/>
-        </w:rPr>
-        <w:t>。</w:t>
-      </w:r>
-    </w:p>
-    <w:bookmarkEnd w:id="31"/>
-    <w:bookmarkEnd w:id="32"/>
-    <w:bookmarkStart w:id="35" w:name="六把深化内容接回做题"/>
-    <w:p>
-      <w:pPr>
-        <w:pStyle w:val="Heading2"/>
-        <w:spacing w:before="280" w:after="120"/>
-      </w:pPr>
-      <w:r>
-        <w:rPr>
-          <w:rFonts w:hint="eastAsia" w:ascii="Times New Roman" w:hAnsi="Times New Roman" w:eastAsia="SimHei" w:cs="Times New Roman"/>
-        </w:rPr>
-        <w:t>六</w:t>
-      </w:r>
-      <w:r>
-        <w:rPr>
-          <w:rFonts w:hint="eastAsia" w:ascii="Times New Roman" w:hAnsi="Times New Roman" w:eastAsia="Times New Roman" w:cs="Times New Roman"/>
-        </w:rPr>
-        <w:t>、</w:t>
-      </w:r>
-      <w:r>
-        <w:rPr>
-          <w:rFonts w:hint="eastAsia" w:ascii="Times New Roman" w:hAnsi="Times New Roman" w:eastAsia="SimHei" w:cs="Times New Roman"/>
-        </w:rPr>
-        <w:t>把深化内容接回做题</w:t>
-      </w:r>
-    </w:p>
-    <w:bookmarkStart w:id="33" w:name="原子结构深化题的常见问法"/>
-    <w:p>
-      <w:pPr>
-        <w:pStyle w:val="Heading3"/>
-        <w:spacing w:before="280" w:after="120"/>
-      </w:pPr>
-      <w:r>
-        <w:rPr>
-          <w:rFonts w:ascii="Times New Roman" w:hAnsi="Times New Roman" w:eastAsia="Times New Roman" w:cs="Times New Roman"/>
-        </w:rPr>
-        <w:t xml:space="preserve">6.1 </w:t>
-      </w:r>
-      <w:r>
-        <w:rPr>
-          <w:rFonts w:hint="eastAsia" w:ascii="Times New Roman" w:hAnsi="Times New Roman" w:eastAsia="SimHei" w:cs="Times New Roman"/>
-        </w:rPr>
-        <w:t xml:space="preserve">原子结构深化题的常见问法</w:t>
-      </w:r>
-    </w:p>
-    <w:p>
-      <w:pPr>
-        <w:pStyle w:val="FirstParagraph"/>
-      </w:pPr>
-      <w:r>
-        <w:rPr>
-          <w:rFonts w:hint="eastAsia" w:ascii="Times New Roman" w:hAnsi="Times New Roman" w:eastAsia="FangSong" w:cs="Times New Roman"/>
-        </w:rPr>
-        <w:t>决赛或高阶结构题中</w:t>
-      </w:r>
-      <w:r>
-        <w:rPr>
-          <w:rFonts w:hint="eastAsia" w:ascii="Times New Roman" w:hAnsi="Times New Roman" w:eastAsia="Times New Roman" w:cs="Times New Roman"/>
-        </w:rPr>
-        <w:t>，</w:t>
-      </w:r>
-      <w:r>
-        <w:rPr>
-          <w:rFonts w:hint="eastAsia" w:ascii="Times New Roman" w:hAnsi="Times New Roman" w:eastAsia="FangSong" w:cs="Times New Roman"/>
-        </w:rPr>
-        <w:t>原子结构补充最常以四种方式出现</w:t>
-      </w:r>
-      <w:r>
-        <w:rPr>
-          <w:rFonts w:hint="eastAsia" w:ascii="Times New Roman" w:hAnsi="Times New Roman" w:eastAsia="Times New Roman" w:cs="Times New Roman"/>
-        </w:rPr>
-        <w:t>：</w:t>
-      </w:r>
-    </w:p>
-    <w:p>
-      <w:pPr>
-        <w:numPr>
-          <w:ilvl w:val="0"/>
-          <w:numId w:val="1032"/>
-        </w:numPr>
-      </w:pPr>
-      <w:r>
-        <w:rPr>
-          <w:rFonts w:hint="eastAsia" w:ascii="Times New Roman" w:hAnsi="Times New Roman" w:eastAsia="FangSong" w:cs="Times New Roman"/>
-          <w:b/>
-          <w:bCs/>
-        </w:rPr>
-        <w:t xml:space="preserve">电子排布规则的本质追问</w:t>
-      </w:r>
-      <w:r>
-        <w:rPr>
-          <w:rFonts w:ascii="Times New Roman" w:hAnsi="Times New Roman" w:eastAsia="Times New Roman" w:cs="Times New Roman"/>
-        </w:rPr>
-        <w:br/>
-      </w:r>
-      <w:r>
-        <w:rPr>
-          <w:rFonts w:hint="eastAsia" w:ascii="Times New Roman" w:hAnsi="Times New Roman" w:eastAsia="FangSong" w:cs="Times New Roman"/>
-        </w:rPr>
-        <w:t>例如</w:t>
-      </w:r>
-      <w:r>
-        <w:rPr>
-          <w:rFonts w:hint="eastAsia" w:ascii="Times New Roman" w:hAnsi="Times New Roman" w:eastAsia="Times New Roman" w:cs="Times New Roman"/>
-        </w:rPr>
-        <w:t>“</w:t>
-      </w:r>
-      <w:r>
-        <w:rPr>
-          <w:rFonts w:hint="eastAsia" w:ascii="Times New Roman" w:hAnsi="Times New Roman" w:eastAsia="FangSong" w:cs="Times New Roman"/>
-        </w:rPr>
-        <w:t>为什么</w:t>
-      </w:r>
-      <w:r>
-        <w:rPr>
-          <w:rFonts w:ascii="Times New Roman" w:hAnsi="Times New Roman" w:eastAsia="Times New Roman" w:cs="Times New Roman"/>
-        </w:rPr>
-        <w:t xml:space="preserve"> 4s </w:t>
-      </w:r>
-      <w:r>
-        <w:rPr>
-          <w:rFonts w:hint="eastAsia" w:ascii="Times New Roman" w:hAnsi="Times New Roman" w:eastAsia="FangSong" w:cs="Times New Roman"/>
-        </w:rPr>
-        <w:t>先填却先失</w:t>
-      </w:r>
-      <w:r>
-        <w:rPr>
-          <w:rFonts w:hint="eastAsia" w:ascii="Times New Roman" w:hAnsi="Times New Roman" w:eastAsia="Times New Roman" w:cs="Times New Roman"/>
-        </w:rPr>
-        <w:t>”。</w:t>
-      </w:r>
-    </w:p>
-    <w:p>
-      <w:pPr>
-        <w:numPr>
-          <w:ilvl w:val="0"/>
-          <w:numId w:val="1032"/>
-        </w:numPr>
+        <w:ind w:firstLine="420"/>
       </w:pPr>
       <w:r>
         <w:rPr>
@@ -11111,8 +12188,9 @@
       <w:pPr>
         <w:numPr>
           <w:ilvl w:val="0"/>
-          <w:numId w:val="1032"/>
+          <w:numId w:val="1005"/>
         </w:numPr>
+        <w:ind w:firstLine="420"/>
       </w:pPr>
       <w:r>
         <w:rPr>
@@ -11181,8 +12259,9 @@
       <w:pPr>
         <w:numPr>
           <w:ilvl w:val="0"/>
-          <w:numId w:val="1032"/>
+          <w:numId w:val="1005"/>
         </w:numPr>
+        <w:ind w:firstLine="420"/>
       </w:pPr>
       <w:r>
         <w:rPr>
@@ -11310,6 +12389,7 @@
     <w:p>
       <w:pPr>
         <w:pStyle w:val="FirstParagraph"/>
+        <w:ind w:firstLine="420"/>
       </w:pPr>
       <w:r>
         <w:rPr>
@@ -11340,8 +12420,9 @@
       <w:pPr>
         <w:numPr>
           <w:ilvl w:val="0"/>
-          <w:numId w:val="1033"/>
+          <w:numId w:val="1006"/>
         </w:numPr>
+        <w:ind w:firstLine="420"/>
       </w:pPr>
       <w:r>
         <w:rPr>
@@ -11408,8 +12489,9 @@
       <w:pPr>
         <w:numPr>
           <w:ilvl w:val="0"/>
-          <w:numId w:val="1033"/>
+          <w:numId w:val="1006"/>
         </w:numPr>
+        <w:ind w:firstLine="420"/>
       </w:pPr>
       <w:r>
         <w:rPr>
@@ -11417,15 +12499,24 @@
         </w:rPr>
         <w:t xml:space="preserve">再选工具</w:t>
       </w:r>
-    </w:p>
-    <w:p>
-      <w:pPr>
-        <w:pStyle w:val="Compact"/>
-        <w:numPr>
-          <w:ilvl w:val="1"/>
-          <w:numId w:val="1034"/>
-        </w:numPr>
-      </w:pPr>
+      <w:r>
+        <w:rPr>
+          <w:rFonts w:ascii="Times New Roman" w:hAnsi="Times New Roman" w:eastAsia="Times New Roman" w:cs="Times New Roman"/>
+        </w:rPr>
+        <w:br/>
+      </w:r>
+      <w:r>
+        <w:rPr>
+          <w:rFonts w:hint="eastAsia" w:ascii="Times New Roman" w:hAnsi="Times New Roman" w:eastAsia="FangSong" w:cs="Times New Roman"/>
+        </w:rPr>
+        <w:t>其一</w:t>
+      </w:r>
+      <w:r>
+        <w:rPr>
+          <w:rFonts w:hint="eastAsia" w:ascii="Times New Roman" w:hAnsi="Times New Roman" w:eastAsia="Times New Roman" w:cs="Times New Roman"/>
+        </w:rPr>
+        <w:t>，</w:t>
+      </w:r>
       <w:r>
         <w:rPr>
           <w:rFonts w:hint="eastAsia" w:ascii="Times New Roman" w:hAnsi="Times New Roman" w:eastAsia="FangSong" w:cs="Times New Roman"/>
@@ -11507,17 +12598,26 @@
         <w:rPr>
           <w:rFonts w:hint="eastAsia" w:ascii="Times New Roman" w:hAnsi="Times New Roman" w:eastAsia="FangSong" w:cs="Times New Roman"/>
         </w:rPr>
-        <w:t xml:space="preserve">口径</w:t>
-      </w:r>
-    </w:p>
-    <w:p>
-      <w:pPr>
-        <w:pStyle w:val="Compact"/>
-        <w:numPr>
-          <w:ilvl w:val="1"/>
-          <w:numId w:val="1034"/>
-        </w:numPr>
-      </w:pPr>
+        <w:t>口径</w:t>
+      </w:r>
+      <w:r>
+        <w:rPr>
+          <w:rFonts w:hint="eastAsia" w:ascii="Times New Roman" w:hAnsi="Times New Roman" w:eastAsia="Times New Roman" w:cs="Times New Roman"/>
+        </w:rPr>
+        <w:t>；</w:t>
+      </w:r>
+      <w:r>
+        <w:rPr>
+          <w:rFonts w:hint="eastAsia" w:ascii="Times New Roman" w:hAnsi="Times New Roman" w:eastAsia="FangSong" w:cs="Times New Roman"/>
+        </w:rPr>
+        <w:t>其二</w:t>
+      </w:r>
+      <w:r>
+        <w:rPr>
+          <w:rFonts w:hint="eastAsia" w:ascii="Times New Roman" w:hAnsi="Times New Roman" w:eastAsia="Times New Roman" w:cs="Times New Roman"/>
+        </w:rPr>
+        <w:t>，</w:t>
+      </w:r>
       <w:r>
         <w:rPr>
           <w:rFonts w:hint="eastAsia" w:ascii="Times New Roman" w:hAnsi="Times New Roman" w:eastAsia="FangSong" w:cs="Times New Roman"/>
@@ -11600,15 +12700,24 @@
           </m:sub>
         </m:sSub>
       </m:oMath>
-    </w:p>
-    <w:p>
-      <w:pPr>
-        <w:pStyle w:val="Compact"/>
-        <w:numPr>
-          <w:ilvl w:val="1"/>
-          <w:numId w:val="1034"/>
-        </w:numPr>
-      </w:pPr>
+      <w:r>
+        <w:rPr>
+          <w:rFonts w:hint="eastAsia" w:ascii="Times New Roman" w:hAnsi="Times New Roman" w:eastAsia="Times New Roman" w:cs="Times New Roman"/>
+        </w:rPr>
+        <w:t>；</w:t>
+      </w:r>
+      <w:r>
+        <w:rPr>
+          <w:rFonts w:hint="eastAsia" w:ascii="Times New Roman" w:hAnsi="Times New Roman" w:eastAsia="FangSong" w:cs="Times New Roman"/>
+        </w:rPr>
+        <w:t>其三</w:t>
+      </w:r>
+      <w:r>
+        <w:rPr>
+          <w:rFonts w:hint="eastAsia" w:ascii="Times New Roman" w:hAnsi="Times New Roman" w:eastAsia="Times New Roman" w:cs="Times New Roman"/>
+        </w:rPr>
+        <w:t>，</w:t>
+      </w:r>
       <w:r>
         <w:rPr>
           <w:rFonts w:hint="eastAsia" w:ascii="Times New Roman" w:hAnsi="Times New Roman" w:eastAsia="FangSong" w:cs="Times New Roman"/>
@@ -11649,15 +12758,22 @@
         <w:rPr>
           <w:rFonts w:hint="eastAsia" w:ascii="Times New Roman" w:hAnsi="Times New Roman" w:eastAsia="FangSong" w:cs="Times New Roman"/>
         </w:rPr>
-        <w:t xml:space="preserve">相对论效应</w:t>
+        <w:t>相对论效应</w:t>
+      </w:r>
+      <w:r>
+        <w:rPr>
+          <w:rFonts w:hint="eastAsia" w:ascii="Times New Roman" w:hAnsi="Times New Roman" w:eastAsia="Times New Roman" w:cs="Times New Roman"/>
+        </w:rPr>
+        <w:t>。</w:t>
       </w:r>
     </w:p>
     <w:p>
       <w:pPr>
         <w:numPr>
           <w:ilvl w:val="0"/>
-          <w:numId w:val="1033"/>
+          <w:numId w:val="1006"/>
         </w:numPr>
+        <w:ind w:firstLine="420"/>
       </w:pPr>
       <w:r>
         <w:rPr>
@@ -11746,7 +12862,7 @@
     </w:p>
     <w:bookmarkEnd w:id="34"/>
     <w:bookmarkEnd w:id="35"/>
-    <w:bookmarkStart w:id="41" w:name="七典型例题"/>
+    <w:bookmarkStart w:id="41" w:name="典型例题"/>
     <w:p>
       <w:pPr>
         <w:pStyle w:val="Heading2"/>
@@ -11754,21 +12870,15 @@
       </w:pPr>
       <w:r>
         <w:rPr>
+          <w:rFonts w:ascii="Times New Roman" w:hAnsi="Times New Roman" w:eastAsia="Times New Roman" w:cs="Times New Roman"/>
+        </w:rPr>
+        <w:t xml:space="preserve">§7 </w:t>
+      </w:r>
+      <w:r>
+        <w:rPr>
           <w:rFonts w:hint="eastAsia" w:ascii="Times New Roman" w:hAnsi="Times New Roman" w:eastAsia="SimHei" w:cs="Times New Roman"/>
         </w:rPr>
-        <w:t>七</w:t>
-      </w:r>
-      <w:r>
-        <w:rPr>
-          <w:rFonts w:hint="eastAsia" w:ascii="Times New Roman" w:hAnsi="Times New Roman" w:eastAsia="Times New Roman" w:cs="Times New Roman"/>
-        </w:rPr>
-        <w:t>、</w:t>
-      </w:r>
-      <w:r>
-        <w:rPr>
-          <w:rFonts w:hint="eastAsia" w:ascii="Times New Roman" w:hAnsi="Times New Roman" w:eastAsia="SimHei" w:cs="Times New Roman"/>
-        </w:rPr>
-        <w:t>典型例题</w:t>
+        <w:t xml:space="preserve">典型例题</w:t>
       </w:r>
     </w:p>
     <w:bookmarkStart w:id="36" w:name="例1-4s-与-3d-的填充顺序"/>
@@ -11823,6 +12933,7 @@
     <w:p>
       <w:pPr>
         <w:pStyle w:val="FirstParagraph"/>
+        <w:ind w:firstLine="420"/>
       </w:pPr>
       <w:r>
         <w:rPr>
@@ -11902,6 +13013,7 @@
     <w:p>
       <w:pPr>
         <w:pStyle w:val="BodyText"/>
+        <w:ind w:firstLine="420"/>
       </w:pPr>
       <w:r>
         <w:rPr>
@@ -11920,12 +13032,21 @@
     </w:p>
     <w:p>
       <w:pPr>
-        <w:pStyle w:val="Compact"/>
-        <w:numPr>
-          <w:ilvl w:val="0"/>
-          <w:numId w:val="1035"/>
-        </w:numPr>
-      </w:pPr>
+        <w:pStyle w:val="BodyText"/>
+        <w:ind w:firstLine="420"/>
+      </w:pPr>
+      <w:r>
+        <w:rPr>
+          <w:rFonts w:hint="eastAsia" w:ascii="Times New Roman" w:hAnsi="Times New Roman" w:eastAsia="FangSong" w:cs="Times New Roman"/>
+        </w:rPr>
+        <w:t>其一</w:t>
+      </w:r>
+      <w:r>
+        <w:rPr>
+          <w:rFonts w:hint="eastAsia" w:ascii="Times New Roman" w:hAnsi="Times New Roman" w:eastAsia="Times New Roman" w:cs="Times New Roman"/>
+        </w:rPr>
+        <w:t>，</w:t>
+      </w:r>
       <w:r>
         <w:rPr>
           <w:rFonts w:hint="eastAsia" w:ascii="Times New Roman" w:hAnsi="Times New Roman" w:eastAsia="FangSong" w:cs="Times New Roman"/>
@@ -12013,22 +13134,31 @@
         <w:rPr>
           <w:rFonts w:ascii="Times New Roman" w:hAnsi="Times New Roman" w:eastAsia="Times New Roman" w:cs="Times New Roman"/>
         </w:rPr>
-        <w:t xml:space="preserve"> 3d。</w:t>
-      </w:r>
-    </w:p>
-    <w:p>
-      <w:pPr>
-        <w:pStyle w:val="Compact"/>
-        <w:numPr>
-          <w:ilvl w:val="0"/>
-          <w:numId w:val="1035"/>
-        </w:numPr>
-      </w:pPr>
-      <w:r>
-        <w:rPr>
-          <w:rFonts w:hint="eastAsia" w:ascii="Times New Roman" w:hAnsi="Times New Roman" w:eastAsia="FangSong" w:cs="Times New Roman"/>
-        </w:rPr>
-        <w:t xml:space="preserve">随着</w:t>
+        <w:t xml:space="preserve"> </w:t>
+      </w:r>
+      <w:r>
+        <w:rPr>
+          <w:rFonts w:hint="eastAsia" w:ascii="Times New Roman" w:hAnsi="Times New Roman" w:eastAsia="Times New Roman" w:cs="Times New Roman"/>
+        </w:rPr>
+        <w:t>3d；</w:t>
+      </w:r>
+      <w:r>
+        <w:rPr>
+          <w:rFonts w:hint="eastAsia" w:ascii="Times New Roman" w:hAnsi="Times New Roman" w:eastAsia="FangSong" w:cs="Times New Roman"/>
+        </w:rPr>
+        <w:t>其二</w:t>
+      </w:r>
+      <w:r>
+        <w:rPr>
+          <w:rFonts w:hint="eastAsia" w:ascii="Times New Roman" w:hAnsi="Times New Roman" w:eastAsia="Times New Roman" w:cs="Times New Roman"/>
+        </w:rPr>
+        <w:t>，</w:t>
+      </w:r>
+      <w:r>
+        <w:rPr>
+          <w:rFonts w:hint="eastAsia" w:ascii="Times New Roman" w:hAnsi="Times New Roman" w:eastAsia="FangSong" w:cs="Times New Roman"/>
+        </w:rPr>
+        <w:t>随着</w:t>
       </w:r>
       <w:r>
         <w:rPr>
@@ -12124,75 +13254,79 @@
         <w:rPr>
           <w:rFonts w:hint="eastAsia" w:ascii="Times New Roman" w:hAnsi="Times New Roman" w:eastAsia="Times New Roman" w:cs="Times New Roman"/>
         </w:rPr>
+        <w:t>；</w:t>
+      </w:r>
+      <w:r>
+        <w:rPr>
+          <w:rFonts w:hint="eastAsia" w:ascii="Times New Roman" w:hAnsi="Times New Roman" w:eastAsia="FangSong" w:cs="Times New Roman"/>
+        </w:rPr>
+        <w:t>其三</w:t>
+      </w:r>
+      <w:r>
+        <w:rPr>
+          <w:rFonts w:hint="eastAsia" w:ascii="Times New Roman" w:hAnsi="Times New Roman" w:eastAsia="Times New Roman" w:cs="Times New Roman"/>
+        </w:rPr>
+        <w:t>，</w:t>
+      </w:r>
+      <w:r>
+        <w:rPr>
+          <w:rFonts w:hint="eastAsia" w:ascii="Times New Roman" w:hAnsi="Times New Roman" w:eastAsia="FangSong" w:cs="Times New Roman"/>
+        </w:rPr>
+        <w:t>当真正电离时</w:t>
+      </w:r>
+      <w:r>
+        <w:rPr>
+          <w:rFonts w:hint="eastAsia" w:ascii="Times New Roman" w:hAnsi="Times New Roman" w:eastAsia="Times New Roman" w:cs="Times New Roman"/>
+        </w:rPr>
+        <w:t>，4s</w:t>
+      </w:r>
+      <w:r>
+        <w:rPr>
+          <w:rFonts w:ascii="Times New Roman" w:hAnsi="Times New Roman" w:eastAsia="Times New Roman" w:cs="Times New Roman"/>
+        </w:rPr>
+        <w:t xml:space="preserve"> </w:t>
+      </w:r>
+      <w:r>
+        <w:rPr>
+          <w:rFonts w:hint="eastAsia" w:ascii="Times New Roman" w:hAnsi="Times New Roman" w:eastAsia="FangSong" w:cs="Times New Roman"/>
+        </w:rPr>
+        <w:t>电子平均离核更远</w:t>
+      </w:r>
+      <w:r>
+        <w:rPr>
+          <w:rFonts w:hint="eastAsia" w:ascii="Times New Roman" w:hAnsi="Times New Roman" w:eastAsia="Times New Roman" w:cs="Times New Roman"/>
+        </w:rPr>
+        <w:t>、</w:t>
+      </w:r>
+      <w:r>
+        <w:rPr>
+          <w:rFonts w:hint="eastAsia" w:ascii="Times New Roman" w:hAnsi="Times New Roman" w:eastAsia="FangSong" w:cs="Times New Roman"/>
+        </w:rPr>
+        <w:t>束缚更弱</w:t>
+      </w:r>
+      <w:r>
+        <w:rPr>
+          <w:rFonts w:hint="eastAsia" w:ascii="Times New Roman" w:hAnsi="Times New Roman" w:eastAsia="Times New Roman" w:cs="Times New Roman"/>
+        </w:rPr>
+        <w:t>，</w:t>
+      </w:r>
+      <w:r>
+        <w:rPr>
+          <w:rFonts w:hint="eastAsia" w:ascii="Times New Roman" w:hAnsi="Times New Roman" w:eastAsia="FangSong" w:cs="Times New Roman"/>
+        </w:rPr>
+        <w:t>因此优先失去</w:t>
+      </w:r>
+      <w:r>
+        <w:rPr>
+          <w:rFonts w:hint="eastAsia" w:ascii="Times New Roman" w:hAnsi="Times New Roman" w:eastAsia="Times New Roman" w:cs="Times New Roman"/>
+        </w:rPr>
         <w:t>。</w:t>
       </w:r>
     </w:p>
     <w:p>
       <w:pPr>
-        <w:pStyle w:val="Compact"/>
-        <w:numPr>
-          <w:ilvl w:val="0"/>
-          <w:numId w:val="1035"/>
-        </w:numPr>
-      </w:pPr>
-      <w:r>
-        <w:rPr>
-          <w:rFonts w:hint="eastAsia" w:ascii="Times New Roman" w:hAnsi="Times New Roman" w:eastAsia="FangSong" w:cs="Times New Roman"/>
-        </w:rPr>
-        <w:t>当真正电离时</w:t>
-      </w:r>
-      <w:r>
-        <w:rPr>
-          <w:rFonts w:hint="eastAsia" w:ascii="Times New Roman" w:hAnsi="Times New Roman" w:eastAsia="Times New Roman" w:cs="Times New Roman"/>
-        </w:rPr>
-        <w:t>，4s</w:t>
-      </w:r>
-      <w:r>
-        <w:rPr>
-          <w:rFonts w:ascii="Times New Roman" w:hAnsi="Times New Roman" w:eastAsia="Times New Roman" w:cs="Times New Roman"/>
-        </w:rPr>
-        <w:t xml:space="preserve"> </w:t>
-      </w:r>
-      <w:r>
-        <w:rPr>
-          <w:rFonts w:hint="eastAsia" w:ascii="Times New Roman" w:hAnsi="Times New Roman" w:eastAsia="FangSong" w:cs="Times New Roman"/>
-        </w:rPr>
-        <w:t>电子平均离核更远</w:t>
-      </w:r>
-      <w:r>
-        <w:rPr>
-          <w:rFonts w:hint="eastAsia" w:ascii="Times New Roman" w:hAnsi="Times New Roman" w:eastAsia="Times New Roman" w:cs="Times New Roman"/>
-        </w:rPr>
-        <w:t>、</w:t>
-      </w:r>
-      <w:r>
-        <w:rPr>
-          <w:rFonts w:hint="eastAsia" w:ascii="Times New Roman" w:hAnsi="Times New Roman" w:eastAsia="FangSong" w:cs="Times New Roman"/>
-        </w:rPr>
-        <w:t>束缚更弱</w:t>
-      </w:r>
-      <w:r>
-        <w:rPr>
-          <w:rFonts w:hint="eastAsia" w:ascii="Times New Roman" w:hAnsi="Times New Roman" w:eastAsia="Times New Roman" w:cs="Times New Roman"/>
-        </w:rPr>
-        <w:t>，</w:t>
-      </w:r>
-      <w:r>
-        <w:rPr>
-          <w:rFonts w:hint="eastAsia" w:ascii="Times New Roman" w:hAnsi="Times New Roman" w:eastAsia="FangSong" w:cs="Times New Roman"/>
-        </w:rPr>
-        <w:t>因此优先失去</w:t>
-      </w:r>
-      <w:r>
-        <w:rPr>
-          <w:rFonts w:hint="eastAsia" w:ascii="Times New Roman" w:hAnsi="Times New Roman" w:eastAsia="Times New Roman" w:cs="Times New Roman"/>
-        </w:rPr>
-        <w:t>。</w:t>
-      </w:r>
-    </w:p>
-    <w:p>
-      <w:pPr>
-        <w:pStyle w:val="FirstParagraph"/>
+        <w:pStyle w:val="BodyText"/>
+        <w:ind w:firstLine="420"/>
       </w:pPr>
       <w:r>
         <w:rPr>
@@ -12342,6 +13476,7 @@
     <w:p>
       <w:pPr>
         <w:pStyle w:val="FirstParagraph"/>
+        <w:ind w:firstLine="420"/>
       </w:pPr>
       <w:r>
         <w:rPr>
@@ -12397,6 +13532,7 @@
     <w:p>
       <w:pPr>
         <w:pStyle w:val="BodyText"/>
+        <w:ind w:firstLine="420"/>
       </w:pPr>
       <w:r>
         <w:rPr>
@@ -12415,17 +13551,20 @@
     </w:p>
     <w:p>
       <w:pPr>
-        <w:pStyle w:val="Compact"/>
-        <w:numPr>
-          <w:ilvl w:val="0"/>
-          <w:numId w:val="1036"/>
-        </w:numPr>
-      </w:pPr>
-      <w:r>
-        <w:rPr>
-          <w:rFonts w:hint="eastAsia" w:ascii="Times New Roman" w:hAnsi="Times New Roman" w:eastAsia="Times New Roman" w:cs="Times New Roman"/>
-        </w:rPr>
-        <w:t>C：</w:t>
+        <w:pStyle w:val="BodyText"/>
+        <w:ind w:firstLine="420"/>
+      </w:pPr>
+      <w:r>
+        <w:rPr>
+          <w:rFonts w:hint="eastAsia" w:ascii="Times New Roman" w:hAnsi="Times New Roman" w:eastAsia="FangSong" w:cs="Times New Roman"/>
+        </w:rPr>
+        <w:t>其一</w:t>
+      </w:r>
+      <w:r>
+        <w:rPr>
+          <w:rFonts w:hint="eastAsia" w:ascii="Times New Roman" w:hAnsi="Times New Roman" w:eastAsia="Times New Roman" w:cs="Times New Roman"/>
+        </w:rPr>
+        <w:t>，C：</w:t>
       </w:r>
       <w:r>
         <w:rPr>
@@ -12456,20 +13595,17 @@
           </m:sup>
         </m:sSup>
       </m:oMath>
-    </w:p>
-    <w:p>
-      <w:pPr>
-        <w:pStyle w:val="Compact"/>
-        <w:numPr>
-          <w:ilvl w:val="1"/>
-          <w:numId w:val="1037"/>
-        </w:numPr>
-      </w:pPr>
-      <w:r>
-        <w:rPr>
-          <w:rFonts w:hint="eastAsia" w:ascii="Times New Roman" w:hAnsi="Times New Roman" w:eastAsia="FangSong" w:cs="Times New Roman"/>
-        </w:rPr>
-        <w:t xml:space="preserve">先取最大</w:t>
+      <w:r>
+        <w:rPr>
+          <w:rFonts w:hint="eastAsia" w:ascii="Times New Roman" w:hAnsi="Times New Roman" w:eastAsia="Times New Roman" w:cs="Times New Roman"/>
+        </w:rPr>
+        <w:t>——</w:t>
+      </w:r>
+      <w:r>
+        <w:rPr>
+          <w:rFonts w:hint="eastAsia" w:ascii="Times New Roman" w:hAnsi="Times New Roman" w:eastAsia="FangSong" w:cs="Times New Roman"/>
+        </w:rPr>
+        <w:t>先取最大</w:t>
       </w:r>
       <w:r>
         <w:rPr>
@@ -12494,20 +13630,17 @@
         </w:rPr>
         <w:t>得三重态</w:t>
       </w:r>
-    </w:p>
-    <w:p>
-      <w:pPr>
-        <w:pStyle w:val="Compact"/>
-        <w:numPr>
-          <w:ilvl w:val="1"/>
-          <w:numId w:val="1037"/>
-        </w:numPr>
-      </w:pPr>
-      <w:r>
-        <w:rPr>
-          <w:rFonts w:hint="eastAsia" w:ascii="Times New Roman" w:hAnsi="Times New Roman" w:eastAsia="FangSong" w:cs="Times New Roman"/>
-        </w:rPr>
-        <w:t xml:space="preserve">再取最大</w:t>
+      <w:r>
+        <w:rPr>
+          <w:rFonts w:hint="eastAsia" w:ascii="Times New Roman" w:hAnsi="Times New Roman" w:eastAsia="Times New Roman" w:cs="Times New Roman"/>
+        </w:rPr>
+        <w:t>；</w:t>
+      </w:r>
+      <w:r>
+        <w:rPr>
+          <w:rFonts w:hint="eastAsia" w:ascii="Times New Roman" w:hAnsi="Times New Roman" w:eastAsia="FangSong" w:cs="Times New Roman"/>
+        </w:rPr>
+        <w:t>再取最大</w:t>
       </w:r>
       <w:r>
         <w:rPr>
@@ -12543,15 +13676,12 @@
           <m:t>P</m:t>
         </m:r>
       </m:oMath>
-    </w:p>
-    <w:p>
-      <w:pPr>
-        <w:pStyle w:val="Compact"/>
-        <w:numPr>
-          <w:ilvl w:val="1"/>
-          <w:numId w:val="1037"/>
-        </w:numPr>
-      </w:pPr>
+      <w:r>
+        <w:rPr>
+          <w:rFonts w:hint="eastAsia" w:ascii="Times New Roman" w:hAnsi="Times New Roman" w:eastAsia="Times New Roman" w:cs="Times New Roman"/>
+        </w:rPr>
+        <w:t>；</w:t>
+      </w:r>
       <w:r>
         <w:rPr>
           <w:rFonts w:hint="eastAsia" w:ascii="Times New Roman" w:hAnsi="Times New Roman" w:eastAsia="FangSong" w:cs="Times New Roman"/>
@@ -12581,20 +13711,17 @@
           <m:t>J</m:t>
         </m:r>
       </m:oMath>
-    </w:p>
-    <w:p>
-      <w:pPr>
-        <w:pStyle w:val="Compact"/>
-        <w:numPr>
-          <w:ilvl w:val="1"/>
-          <w:numId w:val="1037"/>
-        </w:numPr>
-      </w:pPr>
-      <w:r>
-        <w:rPr>
-          <w:rFonts w:hint="eastAsia" w:ascii="Times New Roman" w:hAnsi="Times New Roman" w:eastAsia="FangSong" w:cs="Times New Roman"/>
-        </w:rPr>
-        <w:t xml:space="preserve">所以基态是</w:t>
+      <w:r>
+        <w:rPr>
+          <w:rFonts w:hint="eastAsia" w:ascii="Times New Roman" w:hAnsi="Times New Roman" w:eastAsia="Times New Roman" w:cs="Times New Roman"/>
+        </w:rPr>
+        <w:t>；</w:t>
+      </w:r>
+      <w:r>
+        <w:rPr>
+          <w:rFonts w:hint="eastAsia" w:ascii="Times New Roman" w:hAnsi="Times New Roman" w:eastAsia="FangSong" w:cs="Times New Roman"/>
+        </w:rPr>
+        <w:t>所以基态是</w:t>
       </w:r>
       <w:r>
         <w:rPr>
@@ -12628,20 +13755,23 @@
           </m:sub>
         </m:sSub>
       </m:oMath>
-    </w:p>
-    <w:p>
-      <w:pPr>
-        <w:pStyle w:val="Compact"/>
-        <w:numPr>
-          <w:ilvl w:val="0"/>
-          <w:numId w:val="1036"/>
-        </w:numPr>
-      </w:pPr>
-      <w:r>
-        <w:rPr>
-          <w:rFonts w:hint="eastAsia" w:ascii="Times New Roman" w:hAnsi="Times New Roman" w:eastAsia="Times New Roman" w:cs="Times New Roman"/>
-        </w:rPr>
-        <w:t>O：</w:t>
+      <w:r>
+        <w:rPr>
+          <w:rFonts w:hint="eastAsia" w:ascii="Times New Roman" w:hAnsi="Times New Roman" w:eastAsia="Times New Roman" w:cs="Times New Roman"/>
+        </w:rPr>
+        <w:t>；</w:t>
+      </w:r>
+      <w:r>
+        <w:rPr>
+          <w:rFonts w:hint="eastAsia" w:ascii="Times New Roman" w:hAnsi="Times New Roman" w:eastAsia="FangSong" w:cs="Times New Roman"/>
+        </w:rPr>
+        <w:t>其二</w:t>
+      </w:r>
+      <w:r>
+        <w:rPr>
+          <w:rFonts w:hint="eastAsia" w:ascii="Times New Roman" w:hAnsi="Times New Roman" w:eastAsia="Times New Roman" w:cs="Times New Roman"/>
+        </w:rPr>
+        <w:t>，O：</w:t>
       </w:r>
       <w:r>
         <w:rPr>
@@ -12672,20 +13802,17 @@
           </m:sup>
         </m:sSup>
       </m:oMath>
-    </w:p>
-    <w:p>
-      <w:pPr>
-        <w:pStyle w:val="Compact"/>
-        <w:numPr>
-          <w:ilvl w:val="1"/>
-          <w:numId w:val="1038"/>
-        </w:numPr>
-      </w:pPr>
-      <w:r>
-        <w:rPr>
-          <w:rFonts w:hint="eastAsia" w:ascii="Times New Roman" w:hAnsi="Times New Roman" w:eastAsia="FangSong" w:cs="Times New Roman"/>
-        </w:rPr>
-        <w:t xml:space="preserve">先得</w:t>
+      <w:r>
+        <w:rPr>
+          <w:rFonts w:hint="eastAsia" w:ascii="Times New Roman" w:hAnsi="Times New Roman" w:eastAsia="Times New Roman" w:cs="Times New Roman"/>
+        </w:rPr>
+        <w:t>——</w:t>
+      </w:r>
+      <w:r>
+        <w:rPr>
+          <w:rFonts w:hint="eastAsia" w:ascii="Times New Roman" w:hAnsi="Times New Roman" w:eastAsia="FangSong" w:cs="Times New Roman"/>
+        </w:rPr>
+        <w:t>先得</w:t>
       </w:r>
       <w:r>
         <w:rPr>
@@ -12710,15 +13837,12 @@
           <m:t>P</m:t>
         </m:r>
       </m:oMath>
-    </w:p>
-    <w:p>
-      <w:pPr>
-        <w:pStyle w:val="Compact"/>
-        <w:numPr>
-          <w:ilvl w:val="1"/>
-          <w:numId w:val="1038"/>
-        </w:numPr>
-      </w:pPr>
+      <w:r>
+        <w:rPr>
+          <w:rFonts w:hint="eastAsia" w:ascii="Times New Roman" w:hAnsi="Times New Roman" w:eastAsia="Times New Roman" w:cs="Times New Roman"/>
+        </w:rPr>
+        <w:t>；</w:t>
+      </w:r>
       <w:r>
         <w:rPr>
           <w:rFonts w:hint="eastAsia" w:ascii="Times New Roman" w:hAnsi="Times New Roman" w:eastAsia="FangSong" w:cs="Times New Roman"/>
@@ -12748,20 +13872,17 @@
           <m:t>J</m:t>
         </m:r>
       </m:oMath>
-    </w:p>
-    <w:p>
-      <w:pPr>
-        <w:pStyle w:val="Compact"/>
-        <w:numPr>
-          <w:ilvl w:val="1"/>
-          <w:numId w:val="1038"/>
-        </w:numPr>
-      </w:pPr>
-      <w:r>
-        <w:rPr>
-          <w:rFonts w:hint="eastAsia" w:ascii="Times New Roman" w:hAnsi="Times New Roman" w:eastAsia="FangSong" w:cs="Times New Roman"/>
-        </w:rPr>
-        <w:t xml:space="preserve">所以基态是</w:t>
+      <w:r>
+        <w:rPr>
+          <w:rFonts w:hint="eastAsia" w:ascii="Times New Roman" w:hAnsi="Times New Roman" w:eastAsia="Times New Roman" w:cs="Times New Roman"/>
+        </w:rPr>
+        <w:t>；</w:t>
+      </w:r>
+      <w:r>
+        <w:rPr>
+          <w:rFonts w:hint="eastAsia" w:ascii="Times New Roman" w:hAnsi="Times New Roman" w:eastAsia="FangSong" w:cs="Times New Roman"/>
+        </w:rPr>
+        <w:t>所以基态是</w:t>
       </w:r>
       <w:r>
         <w:rPr>
@@ -12795,10 +13916,17 @@
           </m:sub>
         </m:sSub>
       </m:oMath>
-    </w:p>
-    <w:p>
-      <w:pPr>
-        <w:pStyle w:val="FirstParagraph"/>
+      <w:r>
+        <w:rPr>
+          <w:rFonts w:ascii="Times New Roman" w:hAnsi="Times New Roman" w:eastAsia="Times New Roman" w:cs="Times New Roman"/>
+        </w:rPr>
+        <w:t xml:space="preserve">。</w:t>
+      </w:r>
+    </w:p>
+    <w:p>
+      <w:pPr>
+        <w:pStyle w:val="BodyText"/>
+        <w:ind w:firstLine="420"/>
       </w:pPr>
       <w:r>
         <w:rPr>
@@ -12977,6 +14105,7 @@
     <w:p>
       <w:pPr>
         <w:pStyle w:val="FirstParagraph"/>
+        <w:ind w:firstLine="420"/>
       </w:pPr>
       <w:r>
         <w:rPr>
@@ -13050,6 +14179,7 @@
     <w:p>
       <w:pPr>
         <w:pStyle w:val="BodyText"/>
+        <w:ind w:firstLine="420"/>
       </w:pPr>
       <w:r>
         <w:rPr>
@@ -13068,17 +14198,26 @@
     </w:p>
     <w:p>
       <w:pPr>
-        <w:pStyle w:val="Compact"/>
-        <w:numPr>
-          <w:ilvl w:val="0"/>
-          <w:numId w:val="1039"/>
-        </w:numPr>
-      </w:pPr>
-      <w:r>
-        <w:rPr>
-          <w:rFonts w:ascii="Times New Roman" w:hAnsi="Times New Roman" w:eastAsia="Times New Roman" w:cs="Times New Roman"/>
-        </w:rPr>
-        <w:t xml:space="preserve">Al </w:t>
+        <w:pStyle w:val="BodyText"/>
+        <w:ind w:firstLine="420"/>
+      </w:pPr>
+      <w:r>
+        <w:rPr>
+          <w:rFonts w:hint="eastAsia" w:ascii="Times New Roman" w:hAnsi="Times New Roman" w:eastAsia="FangSong" w:cs="Times New Roman"/>
+        </w:rPr>
+        <w:t>其一</w:t>
+      </w:r>
+      <w:r>
+        <w:rPr>
+          <w:rFonts w:hint="eastAsia" w:ascii="Times New Roman" w:hAnsi="Times New Roman" w:eastAsia="Times New Roman" w:cs="Times New Roman"/>
+        </w:rPr>
+        <w:t>，Al</w:t>
+      </w:r>
+      <w:r>
+        <w:rPr>
+          <w:rFonts w:ascii="Times New Roman" w:hAnsi="Times New Roman" w:eastAsia="Times New Roman" w:cs="Times New Roman"/>
+        </w:rPr>
+        <w:t xml:space="preserve"> </w:t>
       </w:r>
       <w:r>
         <w:rPr>
@@ -13151,22 +14290,25 @@
         <w:rPr>
           <w:rFonts w:hint="eastAsia" w:ascii="Times New Roman" w:hAnsi="Times New Roman" w:eastAsia="Times New Roman" w:cs="Times New Roman"/>
         </w:rPr>
-        <w:t>。</w:t>
-      </w:r>
-    </w:p>
-    <w:p>
-      <w:pPr>
-        <w:pStyle w:val="Compact"/>
-        <w:numPr>
-          <w:ilvl w:val="0"/>
-          <w:numId w:val="1039"/>
-        </w:numPr>
-      </w:pPr>
-      <w:r>
-        <w:rPr>
-          <w:rFonts w:ascii="Times New Roman" w:hAnsi="Times New Roman" w:eastAsia="Times New Roman" w:cs="Times New Roman"/>
-        </w:rPr>
-        <w:t xml:space="preserve">Tl </w:t>
+        <w:t>；</w:t>
+      </w:r>
+      <w:r>
+        <w:rPr>
+          <w:rFonts w:hint="eastAsia" w:ascii="Times New Roman" w:hAnsi="Times New Roman" w:eastAsia="FangSong" w:cs="Times New Roman"/>
+        </w:rPr>
+        <w:t>其二</w:t>
+      </w:r>
+      <w:r>
+        <w:rPr>
+          <w:rFonts w:hint="eastAsia" w:ascii="Times New Roman" w:hAnsi="Times New Roman" w:eastAsia="Times New Roman" w:cs="Times New Roman"/>
+        </w:rPr>
+        <w:t>，Tl</w:t>
+      </w:r>
+      <w:r>
+        <w:rPr>
+          <w:rFonts w:ascii="Times New Roman" w:hAnsi="Times New Roman" w:eastAsia="Times New Roman" w:cs="Times New Roman"/>
+        </w:rPr>
+        <w:t xml:space="preserve"> </w:t>
       </w:r>
       <w:r>
         <w:rPr>
@@ -13227,22 +14369,25 @@
         <w:rPr>
           <w:rFonts w:hint="eastAsia" w:ascii="Times New Roman" w:hAnsi="Times New Roman" w:eastAsia="Times New Roman" w:cs="Times New Roman"/>
         </w:rPr>
-        <w:t>。</w:t>
-      </w:r>
-    </w:p>
-    <w:p>
-      <w:pPr>
-        <w:pStyle w:val="Compact"/>
-        <w:numPr>
-          <w:ilvl w:val="0"/>
-          <w:numId w:val="1039"/>
-        </w:numPr>
-      </w:pPr>
-      <w:r>
-        <w:rPr>
-          <w:rFonts w:hint="eastAsia" w:ascii="Times New Roman" w:hAnsi="Times New Roman" w:eastAsia="FangSong" w:cs="Times New Roman"/>
-        </w:rPr>
-        <w:t xml:space="preserve">于是</w:t>
+        <w:t>；</w:t>
+      </w:r>
+      <w:r>
+        <w:rPr>
+          <w:rFonts w:hint="eastAsia" w:ascii="Times New Roman" w:hAnsi="Times New Roman" w:eastAsia="FangSong" w:cs="Times New Roman"/>
+        </w:rPr>
+        <w:t>其三</w:t>
+      </w:r>
+      <w:r>
+        <w:rPr>
+          <w:rFonts w:hint="eastAsia" w:ascii="Times New Roman" w:hAnsi="Times New Roman" w:eastAsia="Times New Roman" w:cs="Times New Roman"/>
+        </w:rPr>
+        <w:t>，</w:t>
+      </w:r>
+      <w:r>
+        <w:rPr>
+          <w:rFonts w:hint="eastAsia" w:ascii="Times New Roman" w:hAnsi="Times New Roman" w:eastAsia="FangSong" w:cs="Times New Roman"/>
+        </w:rPr>
+        <w:t>于是</w:t>
       </w:r>
       <w:r>
         <w:rPr>
@@ -13320,7 +14465,8 @@
     </w:p>
     <w:p>
       <w:pPr>
-        <w:pStyle w:val="FirstParagraph"/>
+        <w:pStyle w:val="BodyText"/>
+        <w:ind w:firstLine="420"/>
       </w:pPr>
       <w:r>
         <w:rPr>
@@ -13438,6 +14584,7 @@
     <w:p>
       <w:pPr>
         <w:pStyle w:val="FirstParagraph"/>
+        <w:ind w:firstLine="420"/>
       </w:pPr>
       <w:r>
         <w:rPr>
@@ -13505,6 +14652,7 @@
     <w:p>
       <w:pPr>
         <w:pStyle w:val="BodyText"/>
+        <w:ind w:firstLine="420"/>
       </w:pPr>
       <w:r>
         <w:rPr>
@@ -13523,12 +14671,21 @@
     </w:p>
     <w:p>
       <w:pPr>
-        <w:pStyle w:val="Compact"/>
-        <w:numPr>
-          <w:ilvl w:val="0"/>
-          <w:numId w:val="1040"/>
-        </w:numPr>
-      </w:pPr>
+        <w:pStyle w:val="BodyText"/>
+        <w:ind w:firstLine="420"/>
+      </w:pPr>
+      <w:r>
+        <w:rPr>
+          <w:rFonts w:hint="eastAsia" w:ascii="Times New Roman" w:hAnsi="Times New Roman" w:eastAsia="FangSong" w:cs="Times New Roman"/>
+        </w:rPr>
+        <w:t>其一</w:t>
+      </w:r>
+      <w:r>
+        <w:rPr>
+          <w:rFonts w:hint="eastAsia" w:ascii="Times New Roman" w:hAnsi="Times New Roman" w:eastAsia="Times New Roman" w:cs="Times New Roman"/>
+        </w:rPr>
+        <w:t>，</w:t>
+      </w:r>
       <w:r>
         <w:rPr>
           <w:rFonts w:hint="eastAsia" w:ascii="Times New Roman" w:hAnsi="Times New Roman" w:eastAsia="FangSong" w:cs="Times New Roman"/>
@@ -13551,126 +14708,133 @@
         <w:rPr>
           <w:rFonts w:hint="eastAsia" w:ascii="Times New Roman" w:hAnsi="Times New Roman" w:eastAsia="Times New Roman" w:cs="Times New Roman"/>
         </w:rPr>
+        <w:t>；</w:t>
+      </w:r>
+      <w:r>
+        <w:rPr>
+          <w:rFonts w:hint="eastAsia" w:ascii="Times New Roman" w:hAnsi="Times New Roman" w:eastAsia="FangSong" w:cs="Times New Roman"/>
+        </w:rPr>
+        <w:t>其二</w:t>
+      </w:r>
+      <w:r>
+        <w:rPr>
+          <w:rFonts w:hint="eastAsia" w:ascii="Times New Roman" w:hAnsi="Times New Roman" w:eastAsia="Times New Roman" w:cs="Times New Roman"/>
+        </w:rPr>
+        <w:t>，</w:t>
+      </w:r>
+      <w:r>
+        <w:rPr>
+          <w:rFonts w:hint="eastAsia" w:ascii="Times New Roman" w:hAnsi="Times New Roman" w:eastAsia="FangSong" w:cs="Times New Roman"/>
+        </w:rPr>
+        <w:t>但</w:t>
+      </w:r>
+      <w:r>
+        <w:rPr>
+          <w:rFonts w:ascii="Times New Roman" w:hAnsi="Times New Roman" w:eastAsia="Times New Roman" w:cs="Times New Roman"/>
+        </w:rPr>
+        <w:t xml:space="preserve"> Au </w:t>
+      </w:r>
+      <w:r>
+        <w:rPr>
+          <w:rFonts w:hint="eastAsia" w:ascii="Times New Roman" w:hAnsi="Times New Roman" w:eastAsia="FangSong" w:cs="Times New Roman"/>
+        </w:rPr>
+        <w:t>中相对论效应更强</w:t>
+      </w:r>
+      <w:r>
+        <w:rPr>
+          <w:rFonts w:hint="eastAsia" w:ascii="Times New Roman" w:hAnsi="Times New Roman" w:eastAsia="Times New Roman" w:cs="Times New Roman"/>
+        </w:rPr>
+        <w:t>，6s</w:t>
+      </w:r>
+      <w:r>
+        <w:rPr>
+          <w:rFonts w:ascii="Times New Roman" w:hAnsi="Times New Roman" w:eastAsia="Times New Roman" w:cs="Times New Roman"/>
+        </w:rPr>
+        <w:t xml:space="preserve"> </w:t>
+      </w:r>
+      <w:r>
+        <w:rPr>
+          <w:rFonts w:hint="eastAsia" w:ascii="Times New Roman" w:hAnsi="Times New Roman" w:eastAsia="FangSong" w:cs="Times New Roman"/>
+        </w:rPr>
+        <w:t>下降</w:t>
+      </w:r>
+      <w:r>
+        <w:rPr>
+          <w:rFonts w:hint="eastAsia" w:ascii="Times New Roman" w:hAnsi="Times New Roman" w:eastAsia="Times New Roman" w:cs="Times New Roman"/>
+        </w:rPr>
+        <w:t>、5d</w:t>
+      </w:r>
+      <w:r>
+        <w:rPr>
+          <w:rFonts w:ascii="Times New Roman" w:hAnsi="Times New Roman" w:eastAsia="Times New Roman" w:cs="Times New Roman"/>
+        </w:rPr>
+        <w:t xml:space="preserve"> </w:t>
+      </w:r>
+      <w:r>
+        <w:rPr>
+          <w:rFonts w:hint="eastAsia" w:ascii="Times New Roman" w:hAnsi="Times New Roman" w:eastAsia="FangSong" w:cs="Times New Roman"/>
+        </w:rPr>
+        <w:t>上移</w:t>
+      </w:r>
+      <w:r>
+        <w:rPr>
+          <w:rFonts w:hint="eastAsia" w:ascii="Times New Roman" w:hAnsi="Times New Roman" w:eastAsia="Times New Roman" w:cs="Times New Roman"/>
+        </w:rPr>
+        <w:t>；</w:t>
+      </w:r>
+      <w:r>
+        <w:rPr>
+          <w:rFonts w:hint="eastAsia" w:ascii="Times New Roman" w:hAnsi="Times New Roman" w:eastAsia="FangSong" w:cs="Times New Roman"/>
+        </w:rPr>
+        <w:t>其三</w:t>
+      </w:r>
+      <w:r>
+        <w:rPr>
+          <w:rFonts w:hint="eastAsia" w:ascii="Times New Roman" w:hAnsi="Times New Roman" w:eastAsia="Times New Roman" w:cs="Times New Roman"/>
+        </w:rPr>
+        <w:t>，</w:t>
+      </w:r>
+      <w:r>
+        <w:rPr>
+          <w:rFonts w:hint="eastAsia" w:ascii="Times New Roman" w:hAnsi="Times New Roman" w:eastAsia="FangSong" w:cs="Times New Roman"/>
+        </w:rPr>
+        <w:t>于是</w:t>
+      </w:r>
+      <w:r>
+        <w:rPr>
+          <w:rFonts w:ascii="Times New Roman" w:hAnsi="Times New Roman" w:eastAsia="Times New Roman" w:cs="Times New Roman"/>
+        </w:rPr>
+        <w:t xml:space="preserve"> 5d → 6s </w:t>
+      </w:r>
+      <w:r>
+        <w:rPr>
+          <w:rFonts w:hint="eastAsia" w:ascii="Times New Roman" w:hAnsi="Times New Roman" w:eastAsia="FangSong" w:cs="Times New Roman"/>
+        </w:rPr>
+        <w:t>跃迁能减小</w:t>
+      </w:r>
+      <w:r>
+        <w:rPr>
+          <w:rFonts w:hint="eastAsia" w:ascii="Times New Roman" w:hAnsi="Times New Roman" w:eastAsia="Times New Roman" w:cs="Times New Roman"/>
+        </w:rPr>
+        <w:t>，</w:t>
+      </w:r>
+      <w:r>
+        <w:rPr>
+          <w:rFonts w:hint="eastAsia" w:ascii="Times New Roman" w:hAnsi="Times New Roman" w:eastAsia="FangSong" w:cs="Times New Roman"/>
+        </w:rPr>
+        <w:t>吸收进入可见光蓝紫区</w:t>
+      </w:r>
+      <w:r>
+        <w:rPr>
+          <w:rFonts w:hint="eastAsia" w:ascii="Times New Roman" w:hAnsi="Times New Roman" w:eastAsia="Times New Roman" w:cs="Times New Roman"/>
+        </w:rPr>
         <w:t>。</w:t>
       </w:r>
     </w:p>
     <w:p>
       <w:pPr>
-        <w:pStyle w:val="Compact"/>
-        <w:numPr>
-          <w:ilvl w:val="0"/>
-          <w:numId w:val="1040"/>
-        </w:numPr>
-      </w:pPr>
-      <w:r>
-        <w:rPr>
-          <w:rFonts w:hint="eastAsia" w:ascii="Times New Roman" w:hAnsi="Times New Roman" w:eastAsia="FangSong" w:cs="Times New Roman"/>
-        </w:rPr>
-        <w:t xml:space="preserve">但</w:t>
-      </w:r>
-      <w:r>
-        <w:rPr>
-          <w:rFonts w:ascii="Times New Roman" w:hAnsi="Times New Roman" w:eastAsia="Times New Roman" w:cs="Times New Roman"/>
-        </w:rPr>
-        <w:t xml:space="preserve"> Au </w:t>
-      </w:r>
-      <w:r>
-        <w:rPr>
-          <w:rFonts w:hint="eastAsia" w:ascii="Times New Roman" w:hAnsi="Times New Roman" w:eastAsia="FangSong" w:cs="Times New Roman"/>
-        </w:rPr>
-        <w:t>中相对论效应更强</w:t>
-      </w:r>
-      <w:r>
-        <w:rPr>
-          <w:rFonts w:hint="eastAsia" w:ascii="Times New Roman" w:hAnsi="Times New Roman" w:eastAsia="Times New Roman" w:cs="Times New Roman"/>
-        </w:rPr>
-        <w:t>，6s</w:t>
-      </w:r>
-      <w:r>
-        <w:rPr>
-          <w:rFonts w:ascii="Times New Roman" w:hAnsi="Times New Roman" w:eastAsia="Times New Roman" w:cs="Times New Roman"/>
-        </w:rPr>
-        <w:t xml:space="preserve"> </w:t>
-      </w:r>
-      <w:r>
-        <w:rPr>
-          <w:rFonts w:hint="eastAsia" w:ascii="Times New Roman" w:hAnsi="Times New Roman" w:eastAsia="FangSong" w:cs="Times New Roman"/>
-        </w:rPr>
-        <w:t>下降</w:t>
-      </w:r>
-      <w:r>
-        <w:rPr>
-          <w:rFonts w:hint="eastAsia" w:ascii="Times New Roman" w:hAnsi="Times New Roman" w:eastAsia="Times New Roman" w:cs="Times New Roman"/>
-        </w:rPr>
-        <w:t>、5d</w:t>
-      </w:r>
-      <w:r>
-        <w:rPr>
-          <w:rFonts w:ascii="Times New Roman" w:hAnsi="Times New Roman" w:eastAsia="Times New Roman" w:cs="Times New Roman"/>
-        </w:rPr>
-        <w:t xml:space="preserve"> </w:t>
-      </w:r>
-      <w:r>
-        <w:rPr>
-          <w:rFonts w:hint="eastAsia" w:ascii="Times New Roman" w:hAnsi="Times New Roman" w:eastAsia="FangSong" w:cs="Times New Roman"/>
-        </w:rPr>
-        <w:t>上移</w:t>
-      </w:r>
-      <w:r>
-        <w:rPr>
-          <w:rFonts w:hint="eastAsia" w:ascii="Times New Roman" w:hAnsi="Times New Roman" w:eastAsia="Times New Roman" w:cs="Times New Roman"/>
-        </w:rPr>
-        <w:t>。</w:t>
-      </w:r>
-    </w:p>
-    <w:p>
-      <w:pPr>
-        <w:pStyle w:val="Compact"/>
-        <w:numPr>
-          <w:ilvl w:val="0"/>
-          <w:numId w:val="1040"/>
-        </w:numPr>
-      </w:pPr>
-      <w:r>
-        <w:rPr>
-          <w:rFonts w:hint="eastAsia" w:ascii="Times New Roman" w:hAnsi="Times New Roman" w:eastAsia="FangSong" w:cs="Times New Roman"/>
-        </w:rPr>
-        <w:t xml:space="preserve">于是</w:t>
-      </w:r>
-      <w:r>
-        <w:rPr>
-          <w:rFonts w:ascii="Times New Roman" w:hAnsi="Times New Roman" w:eastAsia="Times New Roman" w:cs="Times New Roman"/>
-        </w:rPr>
-        <w:t xml:space="preserve"> 5d → 6s </w:t>
-      </w:r>
-      <w:r>
-        <w:rPr>
-          <w:rFonts w:hint="eastAsia" w:ascii="Times New Roman" w:hAnsi="Times New Roman" w:eastAsia="FangSong" w:cs="Times New Roman"/>
-        </w:rPr>
-        <w:t>跃迁能减小</w:t>
-      </w:r>
-      <w:r>
-        <w:rPr>
-          <w:rFonts w:hint="eastAsia" w:ascii="Times New Roman" w:hAnsi="Times New Roman" w:eastAsia="Times New Roman" w:cs="Times New Roman"/>
-        </w:rPr>
-        <w:t>，</w:t>
-      </w:r>
-      <w:r>
-        <w:rPr>
-          <w:rFonts w:hint="eastAsia" w:ascii="Times New Roman" w:hAnsi="Times New Roman" w:eastAsia="FangSong" w:cs="Times New Roman"/>
-        </w:rPr>
-        <w:t>吸收进入可见光蓝紫区</w:t>
-      </w:r>
-      <w:r>
-        <w:rPr>
-          <w:rFonts w:hint="eastAsia" w:ascii="Times New Roman" w:hAnsi="Times New Roman" w:eastAsia="Times New Roman" w:cs="Times New Roman"/>
-        </w:rPr>
-        <w:t>。</w:t>
-      </w:r>
-    </w:p>
-    <w:p>
-      <w:pPr>
-        <w:pStyle w:val="FirstParagraph"/>
+        <w:pStyle w:val="BodyText"/>
+        <w:ind w:firstLine="420"/>
       </w:pPr>
       <w:r>
         <w:rPr>
@@ -13784,6 +14948,7 @@
     <w:p>
       <w:pPr>
         <w:pStyle w:val="FirstParagraph"/>
+        <w:ind w:firstLine="420"/>
       </w:pPr>
       <w:r>
         <w:rPr>
@@ -13875,6 +15040,7 @@
     <w:p>
       <w:pPr>
         <w:pStyle w:val="BodyText"/>
+        <w:ind w:firstLine="420"/>
       </w:pPr>
       <w:r>
         <w:rPr>
@@ -13893,17 +15059,26 @@
     </w:p>
     <w:p>
       <w:pPr>
-        <w:pStyle w:val="Compact"/>
-        <w:numPr>
-          <w:ilvl w:val="0"/>
-          <w:numId w:val="1041"/>
-        </w:numPr>
-      </w:pPr>
-      <w:r>
-        <w:rPr>
-          <w:rFonts w:hint="eastAsia" w:ascii="Times New Roman" w:hAnsi="Times New Roman" w:eastAsia="FangSong" w:cs="Times New Roman"/>
-        </w:rPr>
-        <w:t xml:space="preserve">三者价层都接近</w:t>
+        <w:pStyle w:val="BodyText"/>
+        <w:ind w:firstLine="420"/>
+      </w:pPr>
+      <w:r>
+        <w:rPr>
+          <w:rFonts w:hint="eastAsia" w:ascii="Times New Roman" w:hAnsi="Times New Roman" w:eastAsia="FangSong" w:cs="Times New Roman"/>
+        </w:rPr>
+        <w:t>其一</w:t>
+      </w:r>
+      <w:r>
+        <w:rPr>
+          <w:rFonts w:hint="eastAsia" w:ascii="Times New Roman" w:hAnsi="Times New Roman" w:eastAsia="Times New Roman" w:cs="Times New Roman"/>
+        </w:rPr>
+        <w:t>，</w:t>
+      </w:r>
+      <w:r>
+        <w:rPr>
+          <w:rFonts w:hint="eastAsia" w:ascii="Times New Roman" w:hAnsi="Times New Roman" w:eastAsia="FangSong" w:cs="Times New Roman"/>
+        </w:rPr>
+        <w:t>三者价层都接近</w:t>
       </w:r>
       <w:r>
         <w:rPr>
@@ -13937,20 +15112,29 @@
           </m:sup>
         </m:sSup>
       </m:oMath>
-    </w:p>
-    <w:p>
-      <w:pPr>
-        <w:pStyle w:val="Compact"/>
-        <w:numPr>
-          <w:ilvl w:val="0"/>
-          <w:numId w:val="1041"/>
-        </w:numPr>
-      </w:pPr>
-      <w:r>
-        <w:rPr>
-          <w:rFonts w:hint="eastAsia" w:ascii="Times New Roman" w:hAnsi="Times New Roman" w:eastAsia="FangSong" w:cs="Times New Roman"/>
-        </w:rPr>
-        <w:t xml:space="preserve">到</w:t>
+      <w:r>
+        <w:rPr>
+          <w:rFonts w:hint="eastAsia" w:ascii="Times New Roman" w:hAnsi="Times New Roman" w:eastAsia="Times New Roman" w:cs="Times New Roman"/>
+        </w:rPr>
+        <w:t>；</w:t>
+      </w:r>
+      <w:r>
+        <w:rPr>
+          <w:rFonts w:hint="eastAsia" w:ascii="Times New Roman" w:hAnsi="Times New Roman" w:eastAsia="FangSong" w:cs="Times New Roman"/>
+        </w:rPr>
+        <w:t>其二</w:t>
+      </w:r>
+      <w:r>
+        <w:rPr>
+          <w:rFonts w:hint="eastAsia" w:ascii="Times New Roman" w:hAnsi="Times New Roman" w:eastAsia="Times New Roman" w:cs="Times New Roman"/>
+        </w:rPr>
+        <w:t>，</w:t>
+      </w:r>
+      <w:r>
+        <w:rPr>
+          <w:rFonts w:hint="eastAsia" w:ascii="Times New Roman" w:hAnsi="Times New Roman" w:eastAsia="FangSong" w:cs="Times New Roman"/>
+        </w:rPr>
+        <w:t>到</w:t>
       </w:r>
       <w:r>
         <w:rPr>
@@ -13994,15 +15178,24 @@
         </w:rPr>
         <w:t>参与金属键离域的能力显著减弱</w:t>
       </w:r>
-    </w:p>
-    <w:p>
-      <w:pPr>
-        <w:pStyle w:val="Compact"/>
-        <w:numPr>
-          <w:ilvl w:val="0"/>
-          <w:numId w:val="1041"/>
-        </w:numPr>
-      </w:pPr>
+      <w:r>
+        <w:rPr>
+          <w:rFonts w:hint="eastAsia" w:ascii="Times New Roman" w:hAnsi="Times New Roman" w:eastAsia="Times New Roman" w:cs="Times New Roman"/>
+        </w:rPr>
+        <w:t>；</w:t>
+      </w:r>
+      <w:r>
+        <w:rPr>
+          <w:rFonts w:hint="eastAsia" w:ascii="Times New Roman" w:hAnsi="Times New Roman" w:eastAsia="FangSong" w:cs="Times New Roman"/>
+        </w:rPr>
+        <w:t>其三</w:t>
+      </w:r>
+      <w:r>
+        <w:rPr>
+          <w:rFonts w:hint="eastAsia" w:ascii="Times New Roman" w:hAnsi="Times New Roman" w:eastAsia="Times New Roman" w:cs="Times New Roman"/>
+        </w:rPr>
+        <w:t>，</w:t>
+      </w:r>
       <w:r>
         <w:rPr>
           <w:rFonts w:hint="eastAsia" w:ascii="Times New Roman" w:hAnsi="Times New Roman" w:eastAsia="FangSong" w:cs="Times New Roman"/>
@@ -14033,10 +15226,17 @@
         </w:rPr>
         <w:t>熔点降低</w:t>
       </w:r>
-    </w:p>
-    <w:p>
-      <w:pPr>
-        <w:pStyle w:val="FirstParagraph"/>
+      <w:r>
+        <w:rPr>
+          <w:rFonts w:hint="eastAsia" w:ascii="Times New Roman" w:hAnsi="Times New Roman" w:eastAsia="Times New Roman" w:cs="Times New Roman"/>
+        </w:rPr>
+        <w:t>。</w:t>
+      </w:r>
+    </w:p>
+    <w:p>
+      <w:pPr>
+        <w:pStyle w:val="BodyText"/>
+        <w:ind w:firstLine="420"/>
       </w:pPr>
       <w:r>
         <w:rPr>
@@ -14079,7 +15279,7 @@
     </w:p>
     <w:bookmarkEnd w:id="40"/>
     <w:bookmarkEnd w:id="41"/>
-    <w:bookmarkStart w:id="45" w:name="八练习题"/>
+    <w:bookmarkStart w:id="43" w:name="竞赛思考强化题与微观机理精解"/>
     <w:p>
       <w:pPr>
         <w:pStyle w:val="Heading2"/>
@@ -14087,69 +15287,21 @@
       </w:pPr>
       <w:r>
         <w:rPr>
+          <w:rFonts w:ascii="Times New Roman" w:hAnsi="Times New Roman" w:eastAsia="Times New Roman" w:cs="Times New Roman"/>
+        </w:rPr>
+        <w:t xml:space="preserve">§8 </w:t>
+      </w:r>
+      <w:r>
+        <w:rPr>
           <w:rFonts w:hint="eastAsia" w:ascii="Times New Roman" w:hAnsi="Times New Roman" w:eastAsia="SimHei" w:cs="Times New Roman"/>
         </w:rPr>
-        <w:t>八</w:t>
-      </w:r>
-      <w:r>
-        <w:rPr>
-          <w:rFonts w:hint="eastAsia" w:ascii="Times New Roman" w:hAnsi="Times New Roman" w:eastAsia="Times New Roman" w:cs="Times New Roman"/>
-        </w:rPr>
-        <w:t>、</w:t>
-      </w:r>
-      <w:r>
-        <w:rPr>
-          <w:rFonts w:hint="eastAsia" w:ascii="Times New Roman" w:hAnsi="Times New Roman" w:eastAsia="SimHei" w:cs="Times New Roman"/>
-        </w:rPr>
-        <w:t>练习题</w:t>
-      </w:r>
-    </w:p>
-    <w:bookmarkStart w:id="42" w:name="基础巩固4-题"/>
-    <w:p>
-      <w:pPr>
-        <w:pStyle w:val="Heading3"/>
-        <w:spacing w:before="280" w:after="120"/>
-      </w:pPr>
-      <w:r>
-        <w:rPr>
-          <w:rFonts w:ascii="Times New Roman" w:hAnsi="Times New Roman" w:eastAsia="Times New Roman" w:cs="Times New Roman"/>
-        </w:rPr>
-        <w:t xml:space="preserve">8.1 </w:t>
-      </w:r>
-      <w:r>
-        <w:rPr>
-          <w:rFonts w:hint="eastAsia" w:ascii="Times New Roman" w:hAnsi="Times New Roman" w:eastAsia="SimHei" w:cs="Times New Roman"/>
-        </w:rPr>
-        <w:t>基础巩固</w:t>
-      </w:r>
-      <w:r>
-        <w:rPr>
-          <w:rFonts w:hint="eastAsia" w:ascii="Times New Roman" w:hAnsi="Times New Roman" w:eastAsia="Times New Roman" w:cs="Times New Roman"/>
-        </w:rPr>
-        <w:t>（4</w:t>
-      </w:r>
-      <w:r>
-        <w:rPr>
-          <w:rFonts w:ascii="Times New Roman" w:hAnsi="Times New Roman" w:eastAsia="Times New Roman" w:cs="Times New Roman"/>
-        </w:rPr>
-        <w:t xml:space="preserve"> </w:t>
-      </w:r>
-      <w:r>
-        <w:rPr>
-          <w:rFonts w:hint="eastAsia" w:ascii="Times New Roman" w:hAnsi="Times New Roman" w:eastAsia="SimHei" w:cs="Times New Roman"/>
-        </w:rPr>
-        <w:t>题</w:t>
-      </w:r>
-      <w:r>
-        <w:rPr>
-          <w:rFonts w:hint="eastAsia" w:ascii="Times New Roman" w:hAnsi="Times New Roman" w:eastAsia="Times New Roman" w:cs="Times New Roman"/>
-        </w:rPr>
-        <w:t>）</w:t>
+        <w:t xml:space="preserve">竞赛思考强化题与微观机理精解</w:t>
       </w:r>
     </w:p>
     <w:p>
       <w:pPr>
         <w:pStyle w:val="FirstParagraph"/>
+        <w:ind w:firstLine="420"/>
       </w:pPr>
       <w:r>
         <w:rPr>
@@ -14217,6 +15369,7 @@
     <w:p>
       <w:pPr>
         <w:pStyle w:val="BodyText"/>
+        <w:ind w:firstLine="420"/>
       </w:pPr>
       <w:r>
         <w:rPr>
@@ -14312,6 +15465,7 @@
     <w:p>
       <w:pPr>
         <w:pStyle w:val="BodyText"/>
+        <w:ind w:firstLine="420"/>
       </w:pPr>
       <w:r>
         <w:rPr>
@@ -14402,6 +15556,7 @@
     <w:p>
       <w:pPr>
         <w:pStyle w:val="BodyText"/>
+        <w:ind w:firstLine="420"/>
       </w:pPr>
       <w:r>
         <w:rPr>
@@ -14474,53 +15629,10 @@
         <w:t>？</w:t>
       </w:r>
     </w:p>
-    <w:bookmarkEnd w:id="42"/>
-    <w:bookmarkStart w:id="43" w:name="提高训练4-题"/>
-    <w:p>
-      <w:pPr>
-        <w:pStyle w:val="Heading3"/>
-        <w:spacing w:before="280" w:after="120"/>
-      </w:pPr>
-      <w:r>
-        <w:rPr>
-          <w:rFonts w:ascii="Times New Roman" w:hAnsi="Times New Roman" w:eastAsia="Times New Roman" w:cs="Times New Roman"/>
-        </w:rPr>
-        <w:t xml:space="preserve">8.2 </w:t>
-      </w:r>
-      <w:r>
-        <w:rPr>
-          <w:rFonts w:hint="eastAsia" w:ascii="Times New Roman" w:hAnsi="Times New Roman" w:eastAsia="SimHei" w:cs="Times New Roman"/>
-        </w:rPr>
-        <w:t>提高训练</w:t>
-      </w:r>
-      <w:r>
-        <w:rPr>
-          <w:rFonts w:hint="eastAsia" w:ascii="Times New Roman" w:hAnsi="Times New Roman" w:eastAsia="Times New Roman" w:cs="Times New Roman"/>
-        </w:rPr>
-        <w:t>（4</w:t>
-      </w:r>
-      <w:r>
-        <w:rPr>
-          <w:rFonts w:ascii="Times New Roman" w:hAnsi="Times New Roman" w:eastAsia="Times New Roman" w:cs="Times New Roman"/>
-        </w:rPr>
-        <w:t xml:space="preserve"> </w:t>
-      </w:r>
-      <w:r>
-        <w:rPr>
-          <w:rFonts w:hint="eastAsia" w:ascii="Times New Roman" w:hAnsi="Times New Roman" w:eastAsia="SimHei" w:cs="Times New Roman"/>
-        </w:rPr>
-        <w:t>题</w:t>
-      </w:r>
-      <w:r>
-        <w:rPr>
-          <w:rFonts w:hint="eastAsia" w:ascii="Times New Roman" w:hAnsi="Times New Roman" w:eastAsia="Times New Roman" w:cs="Times New Roman"/>
-        </w:rPr>
-        <w:t>）</w:t>
-      </w:r>
-    </w:p>
-    <w:p>
-      <w:pPr>
-        <w:pStyle w:val="FirstParagraph"/>
+    <w:p>
+      <w:pPr>
+        <w:pStyle w:val="BodyText"/>
+        <w:ind w:firstLine="420"/>
       </w:pPr>
       <w:r>
         <w:rPr>
@@ -14610,6 +15722,7 @@
     <w:p>
       <w:pPr>
         <w:pStyle w:val="BodyText"/>
+        <w:ind w:firstLine="420"/>
       </w:pPr>
       <w:r>
         <w:rPr>
@@ -14721,6 +15834,7 @@
     <w:p>
       <w:pPr>
         <w:pStyle w:val="BodyText"/>
+        <w:ind w:firstLine="420"/>
       </w:pPr>
       <w:r>
         <w:rPr>
@@ -14788,6 +15902,7 @@
     <w:p>
       <w:pPr>
         <w:pStyle w:val="BodyText"/>
+        <w:ind w:firstLine="420"/>
       </w:pPr>
       <w:r>
         <w:rPr>
@@ -14870,53 +15985,10 @@
         <w:t>。</w:t>
       </w:r>
     </w:p>
-    <w:bookmarkEnd w:id="43"/>
-    <w:bookmarkStart w:id="44" w:name="挑战题3-题"/>
-    <w:p>
-      <w:pPr>
-        <w:pStyle w:val="Heading3"/>
-        <w:spacing w:before="280" w:after="120"/>
-      </w:pPr>
-      <w:r>
-        <w:rPr>
-          <w:rFonts w:ascii="Times New Roman" w:hAnsi="Times New Roman" w:eastAsia="Times New Roman" w:cs="Times New Roman"/>
-        </w:rPr>
-        <w:t xml:space="preserve">8.3 </w:t>
-      </w:r>
-      <w:r>
-        <w:rPr>
-          <w:rFonts w:hint="eastAsia" w:ascii="Times New Roman" w:hAnsi="Times New Roman" w:eastAsia="SimHei" w:cs="Times New Roman"/>
-        </w:rPr>
-        <w:t>挑战题</w:t>
-      </w:r>
-      <w:r>
-        <w:rPr>
-          <w:rFonts w:hint="eastAsia" w:ascii="Times New Roman" w:hAnsi="Times New Roman" w:eastAsia="Times New Roman" w:cs="Times New Roman"/>
-        </w:rPr>
-        <w:t>（3</w:t>
-      </w:r>
-      <w:r>
-        <w:rPr>
-          <w:rFonts w:ascii="Times New Roman" w:hAnsi="Times New Roman" w:eastAsia="Times New Roman" w:cs="Times New Roman"/>
-        </w:rPr>
-        <w:t xml:space="preserve"> </w:t>
-      </w:r>
-      <w:r>
-        <w:rPr>
-          <w:rFonts w:hint="eastAsia" w:ascii="Times New Roman" w:hAnsi="Times New Roman" w:eastAsia="SimHei" w:cs="Times New Roman"/>
-        </w:rPr>
-        <w:t>题</w:t>
-      </w:r>
-      <w:r>
-        <w:rPr>
-          <w:rFonts w:hint="eastAsia" w:ascii="Times New Roman" w:hAnsi="Times New Roman" w:eastAsia="Times New Roman" w:cs="Times New Roman"/>
-        </w:rPr>
-        <w:t>）</w:t>
-      </w:r>
-    </w:p>
-    <w:p>
-      <w:pPr>
-        <w:pStyle w:val="FirstParagraph"/>
+    <w:p>
+      <w:pPr>
+        <w:pStyle w:val="BodyText"/>
+        <w:ind w:firstLine="420"/>
       </w:pPr>
       <w:r>
         <w:rPr>
@@ -15014,6 +16086,7 @@
     <w:p>
       <w:pPr>
         <w:pStyle w:val="BodyText"/>
+        <w:ind w:firstLine="420"/>
       </w:pPr>
       <w:r>
         <w:rPr>
@@ -15129,6 +16202,7 @@
     <w:p>
       <w:pPr>
         <w:pStyle w:val="BodyText"/>
+        <w:ind w:firstLine="420"/>
       </w:pPr>
       <w:r>
         <w:rPr>
@@ -15263,34 +16337,7 @@
         <w:t>。</w:t>
       </w:r>
     </w:p>
-    <w:bookmarkEnd w:id="44"/>
-    <w:bookmarkEnd w:id="45"/>
-    <w:bookmarkStart w:id="49" w:name="九参考答案"/>
-    <w:p>
-      <w:pPr>
-        <w:pStyle w:val="Heading2"/>
-        <w:spacing w:before="280" w:after="120"/>
-      </w:pPr>
-      <w:r>
-        <w:rPr>
-          <w:rFonts w:hint="eastAsia" w:ascii="Times New Roman" w:hAnsi="Times New Roman" w:eastAsia="SimHei" w:cs="Times New Roman"/>
-        </w:rPr>
-        <w:t>九</w:t>
-      </w:r>
-      <w:r>
-        <w:rPr>
-          <w:rFonts w:hint="eastAsia" w:ascii="Times New Roman" w:hAnsi="Times New Roman" w:eastAsia="Times New Roman" w:cs="Times New Roman"/>
-        </w:rPr>
-        <w:t>、</w:t>
-      </w:r>
-      <w:r>
-        <w:rPr>
-          <w:rFonts w:hint="eastAsia" w:ascii="Times New Roman" w:hAnsi="Times New Roman" w:eastAsia="SimHei" w:cs="Times New Roman"/>
-        </w:rPr>
-        <w:t>参考答案</w:t>
-      </w:r>
-    </w:p>
-    <w:bookmarkStart w:id="46" w:name="基础巩固"/>
+    <w:bookmarkStart w:id="42" w:name="参考答案与精解"/>
     <w:p>
       <w:pPr>
         <w:pStyle w:val="Heading3"/>
@@ -15298,20 +16345,15 @@
       </w:pPr>
       <w:r>
         <w:rPr>
-          <w:rFonts w:ascii="Times New Roman" w:hAnsi="Times New Roman" w:eastAsia="Times New Roman" w:cs="Times New Roman"/>
-        </w:rPr>
-        <w:t xml:space="preserve">9.1 </w:t>
-      </w:r>
-      <w:r>
-        <w:rPr>
           <w:rFonts w:hint="eastAsia" w:ascii="Times New Roman" w:hAnsi="Times New Roman" w:eastAsia="SimHei" w:cs="Times New Roman"/>
         </w:rPr>
-        <w:t xml:space="preserve">基础巩固</w:t>
+        <w:t xml:space="preserve">参考答案与精解</w:t>
       </w:r>
     </w:p>
     <w:p>
       <w:pPr>
         <w:pStyle w:val="FirstParagraph"/>
+        <w:ind w:firstLine="420"/>
       </w:pPr>
       <w:r>
         <w:rPr>
@@ -15379,6 +16421,7 @@
     <w:p>
       <w:pPr>
         <w:pStyle w:val="BodyText"/>
+        <w:ind w:firstLine="420"/>
       </w:pPr>
       <w:r>
         <w:rPr>
@@ -15479,6 +16522,7 @@
     <w:p>
       <w:pPr>
         <w:pStyle w:val="BodyText"/>
+        <w:ind w:firstLine="420"/>
       </w:pPr>
       <w:r>
         <w:rPr>
@@ -15626,6 +16670,7 @@
     <w:p>
       <w:pPr>
         <w:pStyle w:val="BodyText"/>
+        <w:ind w:firstLine="420"/>
       </w:pPr>
       <w:r>
         <w:rPr>
@@ -15734,29 +16779,9 @@
         <w:t>。</w:t>
       </w:r>
     </w:p>
-    <w:bookmarkEnd w:id="46"/>
-    <w:bookmarkStart w:id="47" w:name="提高训练"/>
-    <w:p>
-      <w:pPr>
-        <w:pStyle w:val="Heading3"/>
-        <w:spacing w:before="280" w:after="120"/>
-      </w:pPr>
-      <w:r>
-        <w:rPr>
-          <w:rFonts w:ascii="Times New Roman" w:hAnsi="Times New Roman" w:eastAsia="Times New Roman" w:cs="Times New Roman"/>
-        </w:rPr>
-        <w:t xml:space="preserve">9.2 </w:t>
-      </w:r>
-      <w:r>
-        <w:rPr>
-          <w:rFonts w:hint="eastAsia" w:ascii="Times New Roman" w:hAnsi="Times New Roman" w:eastAsia="SimHei" w:cs="Times New Roman"/>
-        </w:rPr>
-        <w:t xml:space="preserve">提高训练</w:t>
-      </w:r>
-    </w:p>
-    <w:p>
-      <w:pPr>
-        <w:pStyle w:val="FirstParagraph"/>
+    <w:p>
+      <w:pPr>
+        <w:pStyle w:val="BodyText"/>
       </w:pPr>
       <w:r>
         <w:rPr>
@@ -15769,12 +16794,21 @@
     </w:p>
     <w:p>
       <w:pPr>
-        <w:pStyle w:val="Compact"/>
-        <w:numPr>
-          <w:ilvl w:val="0"/>
-          <w:numId w:val="1042"/>
-        </w:numPr>
-      </w:pPr>
+        <w:pStyle w:val="BodyText"/>
+        <w:ind w:firstLine="420"/>
+      </w:pPr>
+      <w:r>
+        <w:rPr>
+          <w:rFonts w:hint="eastAsia" w:ascii="Times New Roman" w:hAnsi="Times New Roman" w:eastAsia="FangSong" w:cs="Times New Roman"/>
+        </w:rPr>
+        <w:t>其一</w:t>
+      </w:r>
+      <w:r>
+        <w:rPr>
+          <w:rFonts w:hint="eastAsia" w:ascii="Times New Roman" w:hAnsi="Times New Roman" w:eastAsia="Times New Roman" w:cs="Times New Roman"/>
+        </w:rPr>
+        <w:t>，</w:t>
+      </w:r>
       <m:oMath>
         <m:oMathPr>
           <m:ctrlPr>
@@ -15838,19 +16872,22 @@
       </m:oMath>
       <w:r>
         <w:rPr>
-          <w:rFonts w:ascii="Times New Roman" w:hAnsi="Times New Roman" w:eastAsia="Times New Roman" w:cs="Times New Roman"/>
-        </w:rPr>
-        <w:t xml:space="preserve">​</w:t>
-      </w:r>
-    </w:p>
-    <w:p>
-      <w:pPr>
-        <w:pStyle w:val="Compact"/>
-        <w:numPr>
-          <w:ilvl w:val="0"/>
-          <w:numId w:val="1042"/>
-        </w:numPr>
-      </w:pPr>
+          <w:rFonts w:hint="eastAsia" w:ascii="Times New Roman" w:hAnsi="Times New Roman" w:eastAsia="Times New Roman" w:cs="Times New Roman"/>
+        </w:rPr>
+        <w:t>；</w:t>
+      </w:r>
+      <w:r>
+        <w:rPr>
+          <w:rFonts w:hint="eastAsia" w:ascii="Times New Roman" w:hAnsi="Times New Roman" w:eastAsia="FangSong" w:cs="Times New Roman"/>
+        </w:rPr>
+        <w:t>其二</w:t>
+      </w:r>
+      <w:r>
+        <w:rPr>
+          <w:rFonts w:hint="eastAsia" w:ascii="Times New Roman" w:hAnsi="Times New Roman" w:eastAsia="Times New Roman" w:cs="Times New Roman"/>
+        </w:rPr>
+        <w:t>，</w:t>
+      </w:r>
       <m:oMath>
         <m:oMathPr>
           <m:ctrlPr>
@@ -15905,19 +16942,22 @@
       </m:oMath>
       <w:r>
         <w:rPr>
-          <w:rFonts w:ascii="Times New Roman" w:hAnsi="Times New Roman" w:eastAsia="Times New Roman" w:cs="Times New Roman"/>
-        </w:rPr>
-        <w:t xml:space="preserve">​</w:t>
-      </w:r>
-    </w:p>
-    <w:p>
-      <w:pPr>
-        <w:pStyle w:val="Compact"/>
-        <w:numPr>
-          <w:ilvl w:val="0"/>
-          <w:numId w:val="1042"/>
-        </w:numPr>
-      </w:pPr>
+          <w:rFonts w:hint="eastAsia" w:ascii="Times New Roman" w:hAnsi="Times New Roman" w:eastAsia="Times New Roman" w:cs="Times New Roman"/>
+        </w:rPr>
+        <w:t>；</w:t>
+      </w:r>
+      <w:r>
+        <w:rPr>
+          <w:rFonts w:hint="eastAsia" w:ascii="Times New Roman" w:hAnsi="Times New Roman" w:eastAsia="FangSong" w:cs="Times New Roman"/>
+        </w:rPr>
+        <w:t>其三</w:t>
+      </w:r>
+      <w:r>
+        <w:rPr>
+          <w:rFonts w:hint="eastAsia" w:ascii="Times New Roman" w:hAnsi="Times New Roman" w:eastAsia="Times New Roman" w:cs="Times New Roman"/>
+        </w:rPr>
+        <w:t>，</w:t>
+      </w:r>
       <m:oMath>
         <m:sSup>
           <m:e>
@@ -15999,10 +17039,17 @@
           </m:sub>
         </m:sSub>
       </m:oMath>
-    </w:p>
-    <w:p>
-      <w:pPr>
-        <w:pStyle w:val="FirstParagraph"/>
+      <w:r>
+        <w:rPr>
+          <w:rFonts w:ascii="Times New Roman" w:hAnsi="Times New Roman" w:eastAsia="Times New Roman" w:cs="Times New Roman"/>
+        </w:rPr>
+        <w:t xml:space="preserve">。</w:t>
+      </w:r>
+    </w:p>
+    <w:p>
+      <w:pPr>
+        <w:pStyle w:val="BodyText"/>
+        <w:ind w:firstLine="420"/>
       </w:pPr>
       <w:r>
         <w:rPr>
@@ -16358,6 +17405,7 @@
     <w:p>
       <w:pPr>
         <w:pStyle w:val="BodyText"/>
+        <w:ind w:firstLine="420"/>
       </w:pPr>
       <w:r>
         <w:rPr>
@@ -16461,6 +17509,7 @@
     <w:p>
       <w:pPr>
         <w:pStyle w:val="BodyText"/>
+        <w:ind w:firstLine="420"/>
       </w:pPr>
       <w:r>
         <w:rPr>
@@ -16647,29 +17696,10 @@
         <w:t>。</w:t>
       </w:r>
     </w:p>
-    <w:bookmarkEnd w:id="47"/>
-    <w:bookmarkStart w:id="48" w:name="挑战题"/>
-    <w:p>
-      <w:pPr>
-        <w:pStyle w:val="Heading3"/>
-        <w:spacing w:before="280" w:after="120"/>
-      </w:pPr>
-      <w:r>
-        <w:rPr>
-          <w:rFonts w:ascii="Times New Roman" w:hAnsi="Times New Roman" w:eastAsia="Times New Roman" w:cs="Times New Roman"/>
-        </w:rPr>
-        <w:t xml:space="preserve">9.3 </w:t>
-      </w:r>
-      <w:r>
-        <w:rPr>
-          <w:rFonts w:hint="eastAsia" w:ascii="Times New Roman" w:hAnsi="Times New Roman" w:eastAsia="SimHei" w:cs="Times New Roman"/>
-        </w:rPr>
-        <w:t xml:space="preserve">挑战题</w:t>
-      </w:r>
-    </w:p>
-    <w:p>
-      <w:pPr>
-        <w:pStyle w:val="FirstParagraph"/>
+    <w:p>
+      <w:pPr>
+        <w:pStyle w:val="BodyText"/>
+        <w:ind w:firstLine="420"/>
       </w:pPr>
       <w:r>
         <w:rPr>
@@ -16887,6 +17917,7 @@
     <w:p>
       <w:pPr>
         <w:pStyle w:val="BodyText"/>
+        <w:ind w:firstLine="420"/>
       </w:pPr>
       <w:r>
         <w:rPr>
@@ -16984,6 +18015,7 @@
     <w:p>
       <w:pPr>
         <w:pStyle w:val="BodyText"/>
+        <w:ind w:firstLine="420"/>
       </w:pPr>
       <w:r>
         <w:rPr>
@@ -17113,445 +18145,8 @@
         <w:t>。</w:t>
       </w:r>
     </w:p>
-    <w:bookmarkEnd w:id="48"/>
-    <w:bookmarkEnd w:id="49"/>
-    <w:bookmarkStart w:id="50" w:name="十与后续模块的连接"/>
-    <w:p>
-      <w:pPr>
-        <w:pStyle w:val="Heading2"/>
-        <w:spacing w:before="280" w:after="120"/>
-      </w:pPr>
-      <w:r>
-        <w:rPr>
-          <w:rFonts w:hint="eastAsia" w:ascii="Times New Roman" w:hAnsi="Times New Roman" w:eastAsia="SimHei" w:cs="Times New Roman"/>
-        </w:rPr>
-        <w:t>十</w:t>
-      </w:r>
-      <w:r>
-        <w:rPr>
-          <w:rFonts w:hint="eastAsia" w:ascii="Times New Roman" w:hAnsi="Times New Roman" w:eastAsia="Times New Roman" w:cs="Times New Roman"/>
-        </w:rPr>
-        <w:t>、</w:t>
-      </w:r>
-      <w:r>
-        <w:rPr>
-          <w:rFonts w:hint="eastAsia" w:ascii="Times New Roman" w:hAnsi="Times New Roman" w:eastAsia="SimHei" w:cs="Times New Roman"/>
-        </w:rPr>
-        <w:t>与后续模块的连接</w:t>
-      </w:r>
-    </w:p>
-    <w:p>
-      <w:pPr>
-        <w:pStyle w:val="Compact"/>
-        <w:numPr>
-          <w:ilvl w:val="0"/>
-          <w:numId w:val="1043"/>
-        </w:numPr>
-      </w:pPr>
-      <w:r>
-        <w:rPr>
-          <w:rFonts w:hint="eastAsia" w:ascii="Times New Roman" w:hAnsi="Times New Roman" w:eastAsia="FangSong" w:cs="Times New Roman"/>
-        </w:rPr>
-        <w:t xml:space="preserve">接到</w:t>
-      </w:r>
-      <w:r>
-        <w:rPr>
-          <w:rFonts w:ascii="Times New Roman" w:hAnsi="Times New Roman" w:eastAsia="Times New Roman" w:cs="Times New Roman"/>
-        </w:rPr>
-        <w:t xml:space="preserve"> </w:t>
-      </w:r>
-      <w:r>
-        <w:rPr>
-          <w:rFonts w:hint="eastAsia" w:ascii="Times New Roman" w:hAnsi="Times New Roman" w:eastAsia="FangSong" w:cs="Times New Roman"/>
-        </w:rPr>
-        <w:t>决赛</w:t>
-      </w:r>
-      <w:r>
-        <w:rPr>
-          <w:rFonts w:hint="eastAsia" w:ascii="Times New Roman" w:hAnsi="Times New Roman" w:eastAsia="Times New Roman" w:cs="Times New Roman"/>
-        </w:rPr>
-        <w:t>02-</w:t>
-      </w:r>
-      <w:r>
-        <w:rPr>
-          <w:rFonts w:hint="eastAsia" w:ascii="Times New Roman" w:hAnsi="Times New Roman" w:eastAsia="FangSong" w:cs="Times New Roman"/>
-        </w:rPr>
-        <w:t>分子结构补充</w:t>
-      </w:r>
-      <w:r>
-        <w:rPr>
-          <w:rFonts w:hint="eastAsia" w:ascii="Times New Roman" w:hAnsi="Times New Roman" w:eastAsia="Times New Roman" w:cs="Times New Roman"/>
-        </w:rPr>
-        <w:t>：</w:t>
-      </w:r>
-      <w:r>
-        <w:rPr>
-          <w:rFonts w:hint="eastAsia" w:ascii="Times New Roman" w:hAnsi="Times New Roman" w:eastAsia="FangSong" w:cs="Times New Roman"/>
-        </w:rPr>
-        <w:t>原子轨道能量</w:t>
-      </w:r>
-      <w:r>
-        <w:rPr>
-          <w:rFonts w:hint="eastAsia" w:ascii="Times New Roman" w:hAnsi="Times New Roman" w:eastAsia="Times New Roman" w:cs="Times New Roman"/>
-        </w:rPr>
-        <w:t>、</w:t>
-      </w:r>
-      <w:r>
-        <w:rPr>
-          <w:rFonts w:hint="eastAsia" w:ascii="Times New Roman" w:hAnsi="Times New Roman" w:eastAsia="FangSong" w:cs="Times New Roman"/>
-        </w:rPr>
-        <w:t>相位与自旋</w:t>
-      </w:r>
-      <w:r>
-        <w:rPr>
-          <w:rFonts w:hint="eastAsia" w:ascii="Times New Roman" w:hAnsi="Times New Roman" w:eastAsia="Times New Roman" w:cs="Times New Roman"/>
-        </w:rPr>
-        <w:t>，</w:t>
-      </w:r>
-      <w:r>
-        <w:rPr>
-          <w:rFonts w:hint="eastAsia" w:ascii="Times New Roman" w:hAnsi="Times New Roman" w:eastAsia="FangSong" w:cs="Times New Roman"/>
-        </w:rPr>
-        <w:t>是后续</w:t>
-      </w:r>
-      <w:r>
-        <w:rPr>
-          <w:rFonts w:ascii="Times New Roman" w:hAnsi="Times New Roman" w:eastAsia="Times New Roman" w:cs="Times New Roman"/>
-        </w:rPr>
-        <w:t xml:space="preserve"> </w:t>
-      </w:r>
-      <w:r>
-        <w:rPr>
-          <w:rFonts w:hint="eastAsia" w:ascii="Times New Roman" w:hAnsi="Times New Roman" w:eastAsia="Times New Roman" w:cs="Times New Roman"/>
-        </w:rPr>
-        <w:t>MO、</w:t>
-      </w:r>
-      <w:r>
-        <w:rPr>
-          <w:rFonts w:hint="eastAsia" w:ascii="Times New Roman" w:hAnsi="Times New Roman" w:eastAsia="FangSong" w:cs="Times New Roman"/>
-        </w:rPr>
-        <w:t>前线轨道和多中心键深化的基础</w:t>
-      </w:r>
-      <w:r>
-        <w:rPr>
-          <w:rFonts w:hint="eastAsia" w:ascii="Times New Roman" w:hAnsi="Times New Roman" w:eastAsia="Times New Roman" w:cs="Times New Roman"/>
-        </w:rPr>
-        <w:t>。</w:t>
-      </w:r>
-    </w:p>
-    <w:p>
-      <w:pPr>
-        <w:pStyle w:val="Compact"/>
-        <w:numPr>
-          <w:ilvl w:val="0"/>
-          <w:numId w:val="1043"/>
-        </w:numPr>
-      </w:pPr>
-      <w:r>
-        <w:rPr>
-          <w:rFonts w:hint="eastAsia" w:ascii="Times New Roman" w:hAnsi="Times New Roman" w:eastAsia="FangSong" w:cs="Times New Roman"/>
-        </w:rPr>
-        <w:t xml:space="preserve">接到</w:t>
-      </w:r>
-      <w:r>
-        <w:rPr>
-          <w:rFonts w:ascii="Times New Roman" w:hAnsi="Times New Roman" w:eastAsia="Times New Roman" w:cs="Times New Roman"/>
-        </w:rPr>
-        <w:t xml:space="preserve"> </w:t>
-      </w:r>
-      <w:r>
-        <w:rPr>
-          <w:rFonts w:hint="eastAsia" w:ascii="Times New Roman" w:hAnsi="Times New Roman" w:eastAsia="FangSong" w:cs="Times New Roman"/>
-        </w:rPr>
-        <w:t>决赛</w:t>
-      </w:r>
-      <w:r>
-        <w:rPr>
-          <w:rFonts w:hint="eastAsia" w:ascii="Times New Roman" w:hAnsi="Times New Roman" w:eastAsia="Times New Roman" w:cs="Times New Roman"/>
-        </w:rPr>
-        <w:t>03-</w:t>
-      </w:r>
-      <w:r>
-        <w:rPr>
-          <w:rFonts w:hint="eastAsia" w:ascii="Times New Roman" w:hAnsi="Times New Roman" w:eastAsia="FangSong" w:cs="Times New Roman"/>
-        </w:rPr>
-        <w:t>配合物深化</w:t>
-      </w:r>
-      <w:r>
-        <w:rPr>
-          <w:rFonts w:hint="eastAsia" w:ascii="Times New Roman" w:hAnsi="Times New Roman" w:eastAsia="Times New Roman" w:cs="Times New Roman"/>
-        </w:rPr>
-        <w:t>：</w:t>
-      </w:r>
-      <w:r>
-        <w:rPr>
-          <w:rFonts w:hint="eastAsia" w:ascii="Times New Roman" w:hAnsi="Times New Roman" w:eastAsia="FangSong" w:cs="Times New Roman"/>
-        </w:rPr>
-        <w:t>项符号</w:t>
-      </w:r>
-      <w:r>
-        <w:rPr>
-          <w:rFonts w:hint="eastAsia" w:ascii="Times New Roman" w:hAnsi="Times New Roman" w:eastAsia="Times New Roman" w:cs="Times New Roman"/>
-        </w:rPr>
-        <w:t>、</w:t>
-      </w:r>
-      <w:r>
-        <w:rPr>
-          <w:rFonts w:hint="eastAsia" w:ascii="Times New Roman" w:hAnsi="Times New Roman" w:eastAsia="FangSong" w:cs="Times New Roman"/>
-        </w:rPr>
-        <w:t>自旋轨道耦合</w:t>
-      </w:r>
-      <w:r>
-        <w:rPr>
-          <w:rFonts w:hint="eastAsia" w:ascii="Times New Roman" w:hAnsi="Times New Roman" w:eastAsia="Times New Roman" w:cs="Times New Roman"/>
-        </w:rPr>
-        <w:t>、4d/5d</w:t>
-      </w:r>
-      <w:r>
-        <w:rPr>
-          <w:rFonts w:ascii="Times New Roman" w:hAnsi="Times New Roman" w:eastAsia="Times New Roman" w:cs="Times New Roman"/>
-        </w:rPr>
-        <w:t xml:space="preserve"> </w:t>
-      </w:r>
-      <w:r>
-        <w:rPr>
-          <w:rFonts w:hint="eastAsia" w:ascii="Times New Roman" w:hAnsi="Times New Roman" w:eastAsia="FangSong" w:cs="Times New Roman"/>
-        </w:rPr>
-        <w:t>相对论效应</w:t>
-      </w:r>
-      <w:r>
-        <w:rPr>
-          <w:rFonts w:hint="eastAsia" w:ascii="Times New Roman" w:hAnsi="Times New Roman" w:eastAsia="Times New Roman" w:cs="Times New Roman"/>
-        </w:rPr>
-        <w:t>，</w:t>
-      </w:r>
-      <w:r>
-        <w:rPr>
-          <w:rFonts w:hint="eastAsia" w:ascii="Times New Roman" w:hAnsi="Times New Roman" w:eastAsia="FangSong" w:cs="Times New Roman"/>
-        </w:rPr>
-        <w:t>会直接影响配合物磁性</w:t>
-      </w:r>
-      <w:r>
-        <w:rPr>
-          <w:rFonts w:hint="eastAsia" w:ascii="Times New Roman" w:hAnsi="Times New Roman" w:eastAsia="Times New Roman" w:cs="Times New Roman"/>
-        </w:rPr>
-        <w:t>、</w:t>
-      </w:r>
-      <w:r>
-        <w:rPr>
-          <w:rFonts w:hint="eastAsia" w:ascii="Times New Roman" w:hAnsi="Times New Roman" w:eastAsia="FangSong" w:cs="Times New Roman"/>
-        </w:rPr>
-        <w:t>颜色和几何偏好</w:t>
-      </w:r>
-      <w:r>
-        <w:rPr>
-          <w:rFonts w:hint="eastAsia" w:ascii="Times New Roman" w:hAnsi="Times New Roman" w:eastAsia="Times New Roman" w:cs="Times New Roman"/>
-        </w:rPr>
-        <w:t>。</w:t>
-      </w:r>
-    </w:p>
-    <w:p>
-      <w:pPr>
-        <w:pStyle w:val="Compact"/>
-        <w:numPr>
-          <w:ilvl w:val="0"/>
-          <w:numId w:val="1043"/>
-        </w:numPr>
-      </w:pPr>
-      <w:r>
-        <w:rPr>
-          <w:rFonts w:hint="eastAsia" w:ascii="Times New Roman" w:hAnsi="Times New Roman" w:eastAsia="FangSong" w:cs="Times New Roman"/>
-        </w:rPr>
-        <w:t>接到元素化学</w:t>
-      </w:r>
-      <w:r>
-        <w:rPr>
-          <w:rFonts w:hint="eastAsia" w:ascii="Times New Roman" w:hAnsi="Times New Roman" w:eastAsia="Times New Roman" w:cs="Times New Roman"/>
-        </w:rPr>
-        <w:t>：</w:t>
-      </w:r>
-      <w:r>
-        <w:rPr>
-          <w:rFonts w:hint="eastAsia" w:ascii="Times New Roman" w:hAnsi="Times New Roman" w:eastAsia="FangSong" w:cs="Times New Roman"/>
-        </w:rPr>
-        <w:t>惰性电子对效应</w:t>
-      </w:r>
-      <w:r>
-        <w:rPr>
-          <w:rFonts w:hint="eastAsia" w:ascii="Times New Roman" w:hAnsi="Times New Roman" w:eastAsia="Times New Roman" w:cs="Times New Roman"/>
-        </w:rPr>
-        <w:t>、</w:t>
-      </w:r>
-      <w:r>
-        <w:rPr>
-          <w:rFonts w:hint="eastAsia" w:ascii="Times New Roman" w:hAnsi="Times New Roman" w:eastAsia="FangSong" w:cs="Times New Roman"/>
-        </w:rPr>
-        <w:t>镧系收缩和</w:t>
-      </w:r>
-      <w:r>
-        <w:rPr>
-          <w:rFonts w:ascii="Times New Roman" w:hAnsi="Times New Roman" w:eastAsia="Times New Roman" w:cs="Times New Roman"/>
-        </w:rPr>
-        <w:t xml:space="preserve"> 4d/5d </w:t>
-      </w:r>
-      <w:r>
-        <w:rPr>
-          <w:rFonts w:hint="eastAsia" w:ascii="Times New Roman" w:hAnsi="Times New Roman" w:eastAsia="FangSong" w:cs="Times New Roman"/>
-        </w:rPr>
-        <w:t>相似性</w:t>
-      </w:r>
-      <w:r>
-        <w:rPr>
-          <w:rFonts w:hint="eastAsia" w:ascii="Times New Roman" w:hAnsi="Times New Roman" w:eastAsia="Times New Roman" w:cs="Times New Roman"/>
-        </w:rPr>
-        <w:t>，</w:t>
-      </w:r>
-      <w:r>
-        <w:rPr>
-          <w:rFonts w:hint="eastAsia" w:ascii="Times New Roman" w:hAnsi="Times New Roman" w:eastAsia="FangSong" w:cs="Times New Roman"/>
-        </w:rPr>
-        <w:t>都是元素推断与性质反常题的底层解释</w:t>
-      </w:r>
-      <w:r>
-        <w:rPr>
-          <w:rFonts w:hint="eastAsia" w:ascii="Times New Roman" w:hAnsi="Times New Roman" w:eastAsia="Times New Roman" w:cs="Times New Roman"/>
-        </w:rPr>
-        <w:t>。</w:t>
-      </w:r>
-    </w:p>
-    <w:bookmarkEnd w:id="50"/>
-    <w:bookmarkStart w:id="51" w:name="十一延伸阅读"/>
-    <w:p>
-      <w:pPr>
-        <w:pStyle w:val="Heading2"/>
-        <w:spacing w:before="280" w:after="120"/>
-      </w:pPr>
-      <w:r>
-        <w:rPr>
-          <w:rFonts w:hint="eastAsia" w:ascii="Times New Roman" w:hAnsi="Times New Roman" w:eastAsia="SimHei" w:cs="Times New Roman"/>
-        </w:rPr>
-        <w:t>十一</w:t>
-      </w:r>
-      <w:r>
-        <w:rPr>
-          <w:rFonts w:hint="eastAsia" w:ascii="Times New Roman" w:hAnsi="Times New Roman" w:eastAsia="Times New Roman" w:cs="Times New Roman"/>
-        </w:rPr>
-        <w:t>、</w:t>
-      </w:r>
-      <w:r>
-        <w:rPr>
-          <w:rFonts w:hint="eastAsia" w:ascii="Times New Roman" w:hAnsi="Times New Roman" w:eastAsia="SimHei" w:cs="Times New Roman"/>
-        </w:rPr>
-        <w:t>延伸阅读</w:t>
-      </w:r>
-    </w:p>
-    <w:p>
-      <w:pPr>
-        <w:pStyle w:val="Compact"/>
-        <w:numPr>
-          <w:ilvl w:val="0"/>
-          <w:numId w:val="1044"/>
-        </w:numPr>
-      </w:pPr>
-      <w:r>
-        <w:rPr>
-          <w:rFonts w:ascii="Times New Roman" w:hAnsi="Times New Roman" w:eastAsia="Times New Roman" w:cs="Times New Roman"/>
-        </w:rPr>
-        <w:t xml:space="preserve">Atkins Physical </w:t>
-      </w:r>
-      <w:r>
-        <w:rPr>
-          <w:rFonts w:hint="eastAsia" w:ascii="Times New Roman" w:hAnsi="Times New Roman" w:eastAsia="Times New Roman" w:cs="Times New Roman"/>
-        </w:rPr>
-        <w:t>Chemistry：</w:t>
-      </w:r>
-      <w:r>
-        <w:rPr>
-          <w:rFonts w:hint="eastAsia" w:ascii="Times New Roman" w:hAnsi="Times New Roman" w:eastAsia="FangSong" w:cs="Times New Roman"/>
-        </w:rPr>
-        <w:t>原子结构与近似方法章节</w:t>
-      </w:r>
-    </w:p>
-    <w:p>
-      <w:pPr>
-        <w:pStyle w:val="Compact"/>
-        <w:numPr>
-          <w:ilvl w:val="0"/>
-          <w:numId w:val="1044"/>
-        </w:numPr>
-      </w:pPr>
-      <w:r>
-        <w:rPr>
-          <w:rFonts w:ascii="Times New Roman" w:hAnsi="Times New Roman" w:eastAsia="Times New Roman" w:cs="Times New Roman"/>
-        </w:rPr>
-        <w:t xml:space="preserve">Miessler, Fischer, Tarr《Inorganic </w:t>
-      </w:r>
-      <w:r>
-        <w:rPr>
-          <w:rFonts w:hint="eastAsia" w:ascii="Times New Roman" w:hAnsi="Times New Roman" w:eastAsia="Times New Roman" w:cs="Times New Roman"/>
-        </w:rPr>
-        <w:t>Chemistry》：</w:t>
-      </w:r>
-      <w:r>
-        <w:rPr>
-          <w:rFonts w:hint="eastAsia" w:ascii="Times New Roman" w:hAnsi="Times New Roman" w:eastAsia="FangSong" w:cs="Times New Roman"/>
-        </w:rPr>
-        <w:t>原子项符号</w:t>
-      </w:r>
-      <w:r>
-        <w:rPr>
-          <w:rFonts w:hint="eastAsia" w:ascii="Times New Roman" w:hAnsi="Times New Roman" w:eastAsia="Times New Roman" w:cs="Times New Roman"/>
-        </w:rPr>
-        <w:t>、</w:t>
-      </w:r>
-      <w:r>
-        <w:rPr>
-          <w:rFonts w:hint="eastAsia" w:ascii="Times New Roman" w:hAnsi="Times New Roman" w:eastAsia="FangSong" w:cs="Times New Roman"/>
-        </w:rPr>
-        <w:t>相对论效应相关章节</w:t>
-      </w:r>
-    </w:p>
-    <w:p>
-      <w:pPr>
-        <w:pStyle w:val="Compact"/>
-        <w:numPr>
-          <w:ilvl w:val="0"/>
-          <w:numId w:val="1044"/>
-        </w:numPr>
-      </w:pPr>
-      <w:r>
-        <w:rPr>
-          <w:rFonts w:ascii="Times New Roman" w:hAnsi="Times New Roman" w:eastAsia="Times New Roman" w:cs="Times New Roman"/>
-        </w:rPr>
-        <w:t xml:space="preserve">Cotton《Chemical Applications of Group </w:t>
-      </w:r>
-      <w:r>
-        <w:rPr>
-          <w:rFonts w:hint="eastAsia" w:ascii="Times New Roman" w:hAnsi="Times New Roman" w:eastAsia="Times New Roman" w:cs="Times New Roman"/>
-        </w:rPr>
-        <w:t>Theory》：</w:t>
-      </w:r>
-      <w:r>
-        <w:rPr>
-          <w:rFonts w:hint="eastAsia" w:ascii="Times New Roman" w:hAnsi="Times New Roman" w:eastAsia="FangSong" w:cs="Times New Roman"/>
-        </w:rPr>
-        <w:t>若后续进入更系统的谱项与对称性分析</w:t>
-      </w:r>
-      <w:r>
-        <w:rPr>
-          <w:rFonts w:hint="eastAsia" w:ascii="Times New Roman" w:hAnsi="Times New Roman" w:eastAsia="Times New Roman" w:cs="Times New Roman"/>
-        </w:rPr>
-        <w:t>，</w:t>
-      </w:r>
-      <w:r>
-        <w:rPr>
-          <w:rFonts w:hint="eastAsia" w:ascii="Times New Roman" w:hAnsi="Times New Roman" w:eastAsia="FangSong" w:cs="Times New Roman"/>
-        </w:rPr>
-        <w:t>可继续延伸</w:t>
-      </w:r>
-    </w:p>
-    <w:bookmarkEnd w:id="51"/>
-    <w:bookmarkEnd w:id="52"/>
+    <w:bookmarkEnd w:id="42"/>
+    <w:bookmarkEnd w:id="43"/>
     <w:sectPr>
       <w:footerReference w:type="default" r:id="rId9"/>
       <w:footnotePr>
@@ -17700,109 +18295,6 @@
       </w:pPr>
     </w:lvl>
   </w:abstractNum>
-  <w:abstractNum w:abstractNumId="991">
-    <w:nsid w:val="0000A991"/>
-    <w:multiLevelType w:val="multilevel"/>
-    <w:lvl w:ilvl="0">
-      <w:numFmt w:val="bullet"/>
-      <w:lvlText w:val=""/>
-      <w:lvlJc w:val="left"/>
-      <w:pPr>
-        <w:ind w:left="720" w:hanging="360"/>
-      </w:pPr>
-      <w:rPr>
-        <w:rFonts w:ascii="Symbol" w:hAnsi="Symbol" w:cs="Symbol" w:hint="default"/>
-      </w:rPr>
-    </w:lvl>
-    <w:lvl w:ilvl="1">
-      <w:numFmt w:val="bullet"/>
-      <w:lvlText w:val="o"/>
-      <w:lvlJc w:val="left"/>
-      <w:pPr>
-        <w:ind w:left="1440" w:hanging="360"/>
-      </w:pPr>
-      <w:rPr>
-        <w:rFonts w:ascii="Courier New" w:hAnsi="Courier New" w:cs="Courier New" w:hint="default"/>
-      </w:rPr>
-    </w:lvl>
-    <w:lvl w:ilvl="2">
-      <w:numFmt w:val="bullet"/>
-      <w:lvlText w:val=""/>
-      <w:lvlJc w:val="left"/>
-      <w:pPr>
-        <w:ind w:left="2160" w:hanging="360"/>
-      </w:pPr>
-      <w:rPr>
-        <w:rFonts w:ascii="Wingdings" w:hAnsi="Wingdings" w:cs="Wingdings" w:hint="default"/>
-      </w:rPr>
-    </w:lvl>
-    <w:lvl w:ilvl="3">
-      <w:numFmt w:val="bullet"/>
-      <w:lvlText w:val=""/>
-      <w:lvlJc w:val="left"/>
-      <w:pPr>
-        <w:ind w:left="2880" w:hanging="360"/>
-      </w:pPr>
-      <w:rPr>
-        <w:rFonts w:ascii="Symbol" w:hAnsi="Symbol" w:cs="Symbol" w:hint="default"/>
-      </w:rPr>
-    </w:lvl>
-    <w:lvl w:ilvl="4">
-      <w:numFmt w:val="bullet"/>
-      <w:lvlText w:val="o"/>
-      <w:lvlJc w:val="left"/>
-      <w:pPr>
-        <w:ind w:left="3600" w:hanging="360"/>
-      </w:pPr>
-      <w:rPr>
-        <w:rFonts w:ascii="Courier New" w:hAnsi="Courier New" w:cs="Courier New" w:hint="default"/>
-      </w:rPr>
-    </w:lvl>
-    <w:lvl w:ilvl="5">
-      <w:numFmt w:val="bullet"/>
-      <w:lvlText w:val=""/>
-      <w:lvlJc w:val="left"/>
-      <w:pPr>
-        <w:ind w:left="4320" w:hanging="360"/>
-      </w:pPr>
-      <w:rPr>
-        <w:rFonts w:ascii="Wingdings" w:hAnsi="Wingdings" w:cs="Wingdings" w:hint="default"/>
-      </w:rPr>
-    </w:lvl>
-    <w:lvl w:ilvl="6">
-      <w:numFmt w:val="bullet"/>
-      <w:lvlText w:val=""/>
-      <w:lvlJc w:val="left"/>
-      <w:pPr>
-        <w:ind w:left="5040" w:hanging="360"/>
-      </w:pPr>
-      <w:rPr>
-        <w:rFonts w:ascii="Symbol" w:hAnsi="Symbol" w:cs="Symbol" w:hint="default"/>
-      </w:rPr>
-    </w:lvl>
-    <w:lvl w:ilvl="7">
-      <w:numFmt w:val="bullet"/>
-      <w:lvlText w:val="o"/>
-      <w:lvlJc w:val="left"/>
-      <w:pPr>
-        <w:ind w:left="5760" w:hanging="360"/>
-      </w:pPr>
-      <w:rPr>
-        <w:rFonts w:ascii="Courier New" w:hAnsi="Courier New" w:cs="Courier New" w:hint="default"/>
-      </w:rPr>
-    </w:lvl>
-    <w:lvl w:ilvl="8">
-      <w:numFmt w:val="bullet"/>
-      <w:lvlText w:val=""/>
-      <w:lvlJc w:val="left"/>
-      <w:pPr>
-        <w:ind w:left="6480" w:hanging="360"/>
-      </w:pPr>
-      <w:rPr>
-        <w:rFonts w:ascii="Wingdings" w:hAnsi="Wingdings" w:cs="Wingdings" w:hint="default"/>
-      </w:rPr>
-    </w:lvl>
-  </w:abstractNum>
   <w:abstractNum w:abstractNumId="99411">
     <w:nsid w:val="00A99411"/>
     <w:multiLevelType w:val="multilevel"/>
@@ -17892,7 +18384,34 @@
     <w:abstractNumId w:val="990"/>
   </w:num>
   <w:num w:numId="1001">
-    <w:abstractNumId w:val="991"/>
+    <w:abstractNumId w:val="99411"/>
+    <w:lvlOverride w:ilvl="0">
+      <w:startOverride w:val="1"/>
+    </w:lvlOverride>
+    <w:lvlOverride w:ilvl="1">
+      <w:startOverride w:val="1"/>
+    </w:lvlOverride>
+    <w:lvlOverride w:ilvl="2">
+      <w:startOverride w:val="1"/>
+    </w:lvlOverride>
+    <w:lvlOverride w:ilvl="3">
+      <w:startOverride w:val="1"/>
+    </w:lvlOverride>
+    <w:lvlOverride w:ilvl="4">
+      <w:startOverride w:val="1"/>
+    </w:lvlOverride>
+    <w:lvlOverride w:ilvl="5">
+      <w:startOverride w:val="1"/>
+    </w:lvlOverride>
+    <w:lvlOverride w:ilvl="6">
+      <w:startOverride w:val="1"/>
+    </w:lvlOverride>
+    <w:lvlOverride w:ilvl="7">
+      <w:startOverride w:val="1"/>
+    </w:lvlOverride>
+    <w:lvlOverride w:ilvl="8">
+      <w:startOverride w:val="1"/>
+    </w:lvlOverride>
   </w:num>
   <w:num w:numId="1002">
     <w:abstractNumId w:val="99411"/>
@@ -17925,36 +18444,6 @@
     </w:lvlOverride>
   </w:num>
   <w:num w:numId="1003">
-    <w:abstractNumId w:val="991"/>
-  </w:num>
-  <w:num w:numId="1004">
-    <w:abstractNumId w:val="991"/>
-  </w:num>
-  <w:num w:numId="1005">
-    <w:abstractNumId w:val="991"/>
-  </w:num>
-  <w:num w:numId="1006">
-    <w:abstractNumId w:val="991"/>
-  </w:num>
-  <w:num w:numId="1007">
-    <w:abstractNumId w:val="991"/>
-  </w:num>
-  <w:num w:numId="1008">
-    <w:abstractNumId w:val="991"/>
-  </w:num>
-  <w:num w:numId="1009">
-    <w:abstractNumId w:val="991"/>
-  </w:num>
-  <w:num w:numId="1010">
-    <w:abstractNumId w:val="991"/>
-  </w:num>
-  <w:num w:numId="1011">
-    <w:abstractNumId w:val="991"/>
-  </w:num>
-  <w:num w:numId="1012">
-    <w:abstractNumId w:val="991"/>
-  </w:num>
-  <w:num w:numId="1013">
     <w:abstractNumId w:val="99411"/>
     <w:lvlOverride w:ilvl="0">
       <w:startOverride w:val="1"/>
@@ -17984,7 +18473,7 @@
       <w:startOverride w:val="1"/>
     </w:lvlOverride>
   </w:num>
-  <w:num w:numId="1014">
+  <w:num w:numId="1004">
     <w:abstractNumId w:val="99411"/>
     <w:lvlOverride w:ilvl="0">
       <w:startOverride w:val="1"/>
@@ -18014,34 +18503,7 @@
       <w:startOverride w:val="1"/>
     </w:lvlOverride>
   </w:num>
-  <w:num w:numId="1015">
-    <w:abstractNumId w:val="991"/>
-  </w:num>
-  <w:num w:numId="1016">
-    <w:abstractNumId w:val="991"/>
-  </w:num>
-  <w:num w:numId="1017">
-    <w:abstractNumId w:val="991"/>
-  </w:num>
-  <w:num w:numId="1018">
-    <w:abstractNumId w:val="991"/>
-  </w:num>
-  <w:num w:numId="1019">
-    <w:abstractNumId w:val="991"/>
-  </w:num>
-  <w:num w:numId="1020">
-    <w:abstractNumId w:val="991"/>
-  </w:num>
-  <w:num w:numId="1021">
-    <w:abstractNumId w:val="991"/>
-  </w:num>
-  <w:num w:numId="1022">
-    <w:abstractNumId w:val="991"/>
-  </w:num>
-  <w:num w:numId="1023">
-    <w:abstractNumId w:val="991"/>
-  </w:num>
-  <w:num w:numId="1024">
+  <w:num w:numId="1005">
     <w:abstractNumId w:val="99411"/>
     <w:lvlOverride w:ilvl="0">
       <w:startOverride w:val="1"/>
@@ -18071,28 +18533,7 @@
       <w:startOverride w:val="1"/>
     </w:lvlOverride>
   </w:num>
-  <w:num w:numId="1025">
-    <w:abstractNumId w:val="991"/>
-  </w:num>
-  <w:num w:numId="1026">
-    <w:abstractNumId w:val="991"/>
-  </w:num>
-  <w:num w:numId="1027">
-    <w:abstractNumId w:val="991"/>
-  </w:num>
-  <w:num w:numId="1028">
-    <w:abstractNumId w:val="991"/>
-  </w:num>
-  <w:num w:numId="1029">
-    <w:abstractNumId w:val="991"/>
-  </w:num>
-  <w:num w:numId="1030">
-    <w:abstractNumId w:val="991"/>
-  </w:num>
-  <w:num w:numId="1031">
-    <w:abstractNumId w:val="991"/>
-  </w:num>
-  <w:num w:numId="1032">
+  <w:num w:numId="1006">
     <w:abstractNumId w:val="99411"/>
     <w:lvlOverride w:ilvl="0">
       <w:startOverride w:val="1"/>
@@ -18121,69 +18562,6 @@
     <w:lvlOverride w:ilvl="8">
       <w:startOverride w:val="1"/>
     </w:lvlOverride>
-  </w:num>
-  <w:num w:numId="1033">
-    <w:abstractNumId w:val="99411"/>
-    <w:lvlOverride w:ilvl="0">
-      <w:startOverride w:val="1"/>
-    </w:lvlOverride>
-    <w:lvlOverride w:ilvl="1">
-      <w:startOverride w:val="1"/>
-    </w:lvlOverride>
-    <w:lvlOverride w:ilvl="2">
-      <w:startOverride w:val="1"/>
-    </w:lvlOverride>
-    <w:lvlOverride w:ilvl="3">
-      <w:startOverride w:val="1"/>
-    </w:lvlOverride>
-    <w:lvlOverride w:ilvl="4">
-      <w:startOverride w:val="1"/>
-    </w:lvlOverride>
-    <w:lvlOverride w:ilvl="5">
-      <w:startOverride w:val="1"/>
-    </w:lvlOverride>
-    <w:lvlOverride w:ilvl="6">
-      <w:startOverride w:val="1"/>
-    </w:lvlOverride>
-    <w:lvlOverride w:ilvl="7">
-      <w:startOverride w:val="1"/>
-    </w:lvlOverride>
-    <w:lvlOverride w:ilvl="8">
-      <w:startOverride w:val="1"/>
-    </w:lvlOverride>
-  </w:num>
-  <w:num w:numId="1034">
-    <w:abstractNumId w:val="991"/>
-  </w:num>
-  <w:num w:numId="1035">
-    <w:abstractNumId w:val="991"/>
-  </w:num>
-  <w:num w:numId="1036">
-    <w:abstractNumId w:val="991"/>
-  </w:num>
-  <w:num w:numId="1037">
-    <w:abstractNumId w:val="991"/>
-  </w:num>
-  <w:num w:numId="1038">
-    <w:abstractNumId w:val="991"/>
-  </w:num>
-  <w:num w:numId="1039">
-    <w:abstractNumId w:val="991"/>
-  </w:num>
-  <w:num w:numId="1040">
-    <w:abstractNumId w:val="991"/>
-  </w:num>
-  <w:num w:numId="1041">
-    <w:abstractNumId w:val="991"/>
-  </w:num>
-  <w:num w:numId="1042">
-    <w:abstractNumId w:val="991"/>
-  </w:num>
-  <w:num w:numId="1043">
-    <w:abstractNumId w:val="991"/>
-  </w:num>
-  <w:num w:numId="1044">
-    <w:abstractNumId w:val="991"/>
   </w:num>
 </w:numbering>
 </file>
@@ -18912,22 +19290,6 @@
       <ns0:color ns0:themeColor="accent1" ns0:themeShade="BF" ns0:val="365F91"/>
     </ns0:rPr>
   </ns0:style>
-  <w:style w:type="paragraph" w:customStyle="1" w:styleId="MethodologyBlock">
-    <w:name w:val="Methodology Block"/>
-    <w:basedOn w:val="BodyText"/>
-    <w:qFormat/>
-    <ns0:rPr>
-      <w:rFonts ns0:ascii="Times New Roman" ns0:hAnsi="Times New Roman" ns0:eastAsia="FangSong" ns0:cs="Times New Roman"/>
-    </ns0:rPr>
-  </w:style>
-  <w:style w:type="paragraph" w:customStyle="1" w:styleId="MistakeBlock">
-    <w:name w:val="Mistake Block"/>
-    <w:basedOn w:val="BodyText"/>
-    <w:qFormat/>
-    <ns0:rPr>
-      <w:rFonts ns0:ascii="Times New Roman" ns0:hAnsi="Times New Roman" ns0:eastAsia="FangSong" ns0:cs="Times New Roman"/>
-    </ns0:rPr>
-  </w:style>
   <w:style w:type="paragraph" w:customStyle="1" w:styleId="SourceCode">
     <w:name w:val="Source Code"/>
     <w:basedOn w:val="Normal"/>

--- a/06-学生侧材料/讲义/2-结构化学/原子结构补充-超级充实版（自学完整）.docx
+++ b/06-学生侧材料/讲义/2-结构化学/原子结构补充-超级充实版（自学完整）.docx
@@ -2,7 +2,7 @@
 <file path=word/document.xml><?xml version="1.0" encoding="utf-8"?>
 <w:document xmlns:w="http://schemas.openxmlformats.org/wordprocessingml/2006/main" xmlns:m="http://schemas.openxmlformats.org/officeDocument/2006/math" xmlns:r="http://schemas.openxmlformats.org/officeDocument/2006/relationships" xmlns:o="urn:schemas-microsoft-com:office:office" xmlns:v="urn:schemas-microsoft-com:vml" xmlns:w10="urn:schemas-microsoft-com:office:word" xmlns:a="http://schemas.openxmlformats.org/drawingml/2006/main" xmlns:pic="http://schemas.openxmlformats.org/drawingml/2006/picture" xmlns:wp="http://schemas.openxmlformats.org/drawingml/2006/wordprocessingDrawing">
   <w:body>
-    <w:bookmarkStart w:id="9" w:name="学习目标与考纲锚点"/>
+    <w:bookmarkStart w:id="9" w:name="这一讲比第一轮多了什么"/>
     <w:p>
       <w:pPr>
         <w:pStyle w:val="Heading2"/>
@@ -10,789 +10,6 @@
       </w:pPr>
       <w:r>
         <w:rPr>
-          <w:rFonts w:hint="eastAsia" w:ascii="Times New Roman" w:hAnsi="Times New Roman" w:eastAsia="SimHei" w:cs="Times New Roman"/>
-        </w:rPr>
-        <w:t xml:space="preserve">学习目标与考纲锚点</w:t>
-      </w:r>
-    </w:p>
-    <w:p>
-      <w:pPr>
-        <w:pStyle w:val="BlockText"/>
-        <w:spacing w:after="80"/>
-        <w:ind w:firstLine="420"/>
-      </w:pPr>
-      <w:r>
-        <w:rPr>
-          <w:rFonts w:hint="eastAsia" w:ascii="Times New Roman" w:hAnsi="Times New Roman" w:eastAsia="FangSong" w:cs="Times New Roman"/>
-        </w:rPr>
-        <w:t>对齐考纲</w:t>
-      </w:r>
-      <w:r>
-        <w:rPr>
-          <w:rFonts w:hint="eastAsia" w:ascii="Times New Roman" w:hAnsi="Times New Roman" w:eastAsia="Times New Roman" w:cs="Times New Roman"/>
-        </w:rPr>
-        <w:t>：</w:t>
-      </w:r>
-      <w:r>
-        <w:rPr>
-          <w:rFonts w:hint="eastAsia" w:ascii="Times New Roman" w:hAnsi="Times New Roman" w:eastAsia="FangSong" w:cs="Times New Roman"/>
-        </w:rPr>
-        <w:t>决赛</w:t>
-      </w:r>
-      <w:r>
-        <w:rPr>
-          <w:rFonts w:hint="eastAsia" w:ascii="Times New Roman" w:hAnsi="Times New Roman" w:eastAsia="Times New Roman" w:cs="Times New Roman"/>
-        </w:rPr>
-        <w:t>01</w:t>
-      </w:r>
-      <w:r>
-        <w:rPr>
-          <w:rFonts w:ascii="Times New Roman" w:hAnsi="Times New Roman" w:eastAsia="Times New Roman" w:cs="Times New Roman"/>
-        </w:rPr>
-        <w:t xml:space="preserve"> </w:t>
-      </w:r>
-      <w:r>
-        <w:rPr>
-          <w:rFonts w:hint="eastAsia" w:ascii="Times New Roman" w:hAnsi="Times New Roman" w:eastAsia="FangSong" w:cs="Times New Roman"/>
-        </w:rPr>
-        <w:t xml:space="preserve">原子结构补充</w:t>
-      </w:r>
-    </w:p>
-    <w:tbl>
-      <w:tblPr>
-        <w:tblStyle w:val="Table"/>
-        <w:tblW w:type="pct" w:w="5000"/>
-        <w:tblLayout w:type="fixed"/>
-        <w:tblLook w:firstRow="1" w:lastRow="0" w:firstColumn="0" w:lastColumn="0" w:noHBand="0" w:noVBand="0" w:val="0020"/>
-        <w:jc w:val="center"/>
-        <w:tblBorders>
-          <w:top w:val="single" w:sz="12" w:space="0" w:color="333333"/>
-          <w:bottom w:val="single" w:sz="12" w:space="0" w:color="333333"/>
-          <w:left w:val="none"/>
-          <w:right w:val="none"/>
-          <w:insideH w:val="none"/>
-          <w:insideV w:val="none"/>
-        </w:tblBorders>
-      </w:tblPr>
-      <w:tblGrid>
-        <w:gridCol w:w="3960"/>
-        <w:gridCol w:w="3960"/>
-      </w:tblGrid>
-      <w:tr>
-        <w:trPr>
-          <w:tblHeader w:val="on"/>
-        </w:trPr>
-        <w:tc>
-          <w:tcPr>
-            <w:tcBorders>
-              <w:bottom w:val="single" w:sz="6" w:space="0" w:color="333333"/>
-            </w:tcBorders>
-          </w:tcPr>
-          <w:p>
-            <w:pPr>
-              <w:pStyle w:val="Compact"/>
-              <w:jc w:val="center"/>
-            </w:pPr>
-            <w:r>
-              <w:rPr>
-                <w:rFonts w:hint="eastAsia" w:ascii="Times New Roman" w:hAnsi="Times New Roman" w:eastAsia="SimHei" w:cs="Times New Roman"/>
-                <w:b/>
-              </w:rPr>
-              <w:t xml:space="preserve">考纲条目</w:t>
-            </w:r>
-          </w:p>
-        </w:tc>
-        <w:tc>
-          <w:tcPr>
-            <w:tcBorders>
-              <w:bottom w:val="single" w:sz="6" w:space="0" w:color="333333"/>
-            </w:tcBorders>
-          </w:tcPr>
-          <w:p>
-            <w:pPr>
-              <w:pStyle w:val="Compact"/>
-              <w:jc w:val="center"/>
-            </w:pPr>
-            <w:r>
-              <w:rPr>
-                <w:rFonts w:hint="eastAsia" w:ascii="Times New Roman" w:hAnsi="Times New Roman" w:eastAsia="SimHei" w:cs="Times New Roman"/>
-                <w:b/>
-              </w:rPr>
-              <w:t xml:space="preserve">学完本讲应能</w:t>
-            </w:r>
-          </w:p>
-        </w:tc>
-      </w:tr>
-      <w:tr>
-        <w:tc>
-          <w:tcPr/>
-          <w:p>
-            <w:pPr>
-              <w:pStyle w:val="Compact"/>
-              <w:jc w:val="center"/>
-            </w:pPr>
-            <w:r>
-              <w:rPr>
-                <w:rFonts w:hint="eastAsia" w:ascii="Times New Roman" w:hAnsi="Times New Roman" w:eastAsia="FangSong" w:cs="Times New Roman"/>
-              </w:rPr>
-              <w:t>决赛</w:t>
-            </w:r>
-            <w:r>
-              <w:rPr>
-                <w:rFonts w:hint="eastAsia" w:ascii="Times New Roman" w:hAnsi="Times New Roman" w:eastAsia="Times New Roman" w:cs="Times New Roman"/>
-              </w:rPr>
-              <w:t>01</w:t>
-            </w:r>
-            <w:r>
-              <w:rPr>
-                <w:rFonts w:ascii="Times New Roman" w:hAnsi="Times New Roman" w:eastAsia="Times New Roman" w:cs="Times New Roman"/>
-              </w:rPr>
-              <w:t xml:space="preserve"> </w:t>
-            </w:r>
-            <w:r>
-              <w:rPr>
-                <w:rFonts w:hint="eastAsia" w:ascii="Times New Roman" w:hAnsi="Times New Roman" w:eastAsia="FangSong" w:cs="Times New Roman"/>
-              </w:rPr>
-              <w:t xml:space="preserve">原子结构补充</w:t>
-            </w:r>
-            <w:r>
-              <w:rPr>
-                <w:rFonts w:ascii="Times New Roman" w:hAnsi="Times New Roman" w:eastAsia="Times New Roman" w:cs="Times New Roman"/>
-              </w:rPr>
-              <w:t xml:space="preserve"> · </w:t>
-            </w:r>
-            <w:r>
-              <w:rPr>
-                <w:rFonts w:hint="eastAsia" w:ascii="Times New Roman" w:hAnsi="Times New Roman" w:eastAsia="FangSong" w:cs="Times New Roman"/>
-              </w:rPr>
-              <w:t xml:space="preserve">多电子原子的近似层级</w:t>
-            </w:r>
-          </w:p>
-        </w:tc>
-        <w:tc>
-          <w:tcPr/>
-          <w:p>
-            <w:pPr>
-              <w:pStyle w:val="Compact"/>
-              <w:jc w:val="center"/>
-            </w:pPr>
-            <w:r>
-              <w:rPr>
-                <w:rFonts w:hint="eastAsia" w:ascii="Times New Roman" w:hAnsi="Times New Roman" w:eastAsia="FangSong" w:cs="Times New Roman"/>
-              </w:rPr>
-              <w:t>说明中心力场近似</w:t>
-            </w:r>
-            <w:r>
-              <w:rPr>
-                <w:rFonts w:hint="eastAsia" w:ascii="Times New Roman" w:hAnsi="Times New Roman" w:eastAsia="Times New Roman" w:cs="Times New Roman"/>
-              </w:rPr>
-              <w:t>、Slater</w:t>
-            </w:r>
-            <w:r>
-              <w:rPr>
-                <w:rFonts w:ascii="Times New Roman" w:hAnsi="Times New Roman" w:eastAsia="Times New Roman" w:cs="Times New Roman"/>
-              </w:rPr>
-              <w:t xml:space="preserve"> </w:t>
-            </w:r>
-            <w:r>
-              <w:rPr>
-                <w:rFonts w:hint="eastAsia" w:ascii="Times New Roman" w:hAnsi="Times New Roman" w:eastAsia="FangSong" w:cs="Times New Roman"/>
-              </w:rPr>
-              <w:t>规则</w:t>
-            </w:r>
-            <w:r>
-              <w:rPr>
-                <w:rFonts w:hint="eastAsia" w:ascii="Times New Roman" w:hAnsi="Times New Roman" w:eastAsia="Times New Roman" w:cs="Times New Roman"/>
-              </w:rPr>
-              <w:t>、</w:t>
-            </w:r>
-            <w:r>
-              <w:rPr>
-                <w:rFonts w:hint="eastAsia" w:ascii="Times New Roman" w:hAnsi="Times New Roman" w:eastAsia="FangSong" w:cs="Times New Roman"/>
-              </w:rPr>
-              <w:t>自洽场与</w:t>
-            </w:r>
-            <w:r>
-              <w:rPr>
-                <w:rFonts w:ascii="Times New Roman" w:hAnsi="Times New Roman" w:eastAsia="Times New Roman" w:cs="Times New Roman"/>
-              </w:rPr>
-              <w:t xml:space="preserve"> Hartree-Fock </w:t>
-            </w:r>
-            <w:r>
-              <w:rPr>
-                <w:rFonts w:hint="eastAsia" w:ascii="Times New Roman" w:hAnsi="Times New Roman" w:eastAsia="FangSong" w:cs="Times New Roman"/>
-              </w:rPr>
-              <w:t>的层次与各自解决的问题</w:t>
-            </w:r>
-            <w:r>
-              <w:rPr>
-                <w:rFonts w:hint="eastAsia" w:ascii="Times New Roman" w:hAnsi="Times New Roman" w:eastAsia="Times New Roman" w:cs="Times New Roman"/>
-              </w:rPr>
-              <w:t>，</w:t>
-            </w:r>
-            <w:r>
-              <w:rPr>
-                <w:rFonts w:hint="eastAsia" w:ascii="Times New Roman" w:hAnsi="Times New Roman" w:eastAsia="FangSong" w:cs="Times New Roman"/>
-              </w:rPr>
-              <w:t>区分交换能与电子相关</w:t>
-            </w:r>
-          </w:p>
-        </w:tc>
-      </w:tr>
-      <w:tr>
-        <w:tc>
-          <w:tcPr/>
-          <w:p>
-            <w:pPr>
-              <w:pStyle w:val="Compact"/>
-              <w:jc w:val="center"/>
-            </w:pPr>
-            <w:r>
-              <w:rPr>
-                <w:rFonts w:hint="eastAsia" w:ascii="Times New Roman" w:hAnsi="Times New Roman" w:eastAsia="FangSong" w:cs="Times New Roman"/>
-              </w:rPr>
-              <w:t>决赛</w:t>
-            </w:r>
-            <w:r>
-              <w:rPr>
-                <w:rFonts w:hint="eastAsia" w:ascii="Times New Roman" w:hAnsi="Times New Roman" w:eastAsia="Times New Roman" w:cs="Times New Roman"/>
-              </w:rPr>
-              <w:t>01</w:t>
-            </w:r>
-            <w:r>
-              <w:rPr>
-                <w:rFonts w:ascii="Times New Roman" w:hAnsi="Times New Roman" w:eastAsia="Times New Roman" w:cs="Times New Roman"/>
-              </w:rPr>
-              <w:t xml:space="preserve"> </w:t>
-            </w:r>
-            <w:r>
-              <w:rPr>
-                <w:rFonts w:hint="eastAsia" w:ascii="Times New Roman" w:hAnsi="Times New Roman" w:eastAsia="FangSong" w:cs="Times New Roman"/>
-              </w:rPr>
-              <w:t xml:space="preserve">原子结构补充</w:t>
-            </w:r>
-            <w:r>
-              <w:rPr>
-                <w:rFonts w:ascii="Times New Roman" w:hAnsi="Times New Roman" w:eastAsia="Times New Roman" w:cs="Times New Roman"/>
-              </w:rPr>
-              <w:t xml:space="preserve"> · </w:t>
-            </w:r>
-            <w:r>
-              <w:rPr>
-                <w:rFonts w:hint="eastAsia" w:ascii="Times New Roman" w:hAnsi="Times New Roman" w:eastAsia="FangSong" w:cs="Times New Roman"/>
-              </w:rPr>
-              <w:t>穿透</w:t>
-            </w:r>
-            <w:r>
-              <w:rPr>
-                <w:rFonts w:hint="eastAsia" w:ascii="Times New Roman" w:hAnsi="Times New Roman" w:eastAsia="Times New Roman" w:cs="Times New Roman"/>
-              </w:rPr>
-              <w:t>、</w:t>
-            </w:r>
-            <w:r>
-              <w:rPr>
-                <w:rFonts w:hint="eastAsia" w:ascii="Times New Roman" w:hAnsi="Times New Roman" w:eastAsia="FangSong" w:cs="Times New Roman"/>
-              </w:rPr>
-              <w:t>屏蔽与能级分裂</w:t>
-            </w:r>
-          </w:p>
-        </w:tc>
-        <w:tc>
-          <w:tcPr/>
-          <w:p>
-            <w:pPr>
-              <w:pStyle w:val="Compact"/>
-              <w:jc w:val="center"/>
-            </w:pPr>
-            <w:r>
-              <w:rPr>
-                <w:rFonts w:hint="eastAsia" w:ascii="Times New Roman" w:hAnsi="Times New Roman" w:eastAsia="FangSong" w:cs="Times New Roman"/>
-              </w:rPr>
-              <w:t>用穿透与屏蔽解释同一主量子数内的轨道分裂</w:t>
-            </w:r>
-            <w:r>
-              <w:rPr>
-                <w:rFonts w:hint="eastAsia" w:ascii="Times New Roman" w:hAnsi="Times New Roman" w:eastAsia="Times New Roman" w:cs="Times New Roman"/>
-              </w:rPr>
-              <w:t>，</w:t>
-            </w:r>
-            <w:r>
-              <w:rPr>
-                <w:rFonts w:hint="eastAsia" w:ascii="Times New Roman" w:hAnsi="Times New Roman" w:eastAsia="FangSong" w:cs="Times New Roman"/>
-              </w:rPr>
-              <w:t>明确</w:t>
-            </w:r>
-            <w:r>
-              <w:rPr>
-                <w:rFonts w:ascii="Times New Roman" w:hAnsi="Times New Roman" w:eastAsia="Times New Roman" w:cs="Times New Roman"/>
-              </w:rPr>
-              <w:t xml:space="preserve"> Koopmans </w:t>
-            </w:r>
-            <w:r>
-              <w:rPr>
-                <w:rFonts w:hint="eastAsia" w:ascii="Times New Roman" w:hAnsi="Times New Roman" w:eastAsia="FangSong" w:cs="Times New Roman"/>
-              </w:rPr>
-              <w:t xml:space="preserve">定理的适用边界</w:t>
-            </w:r>
-          </w:p>
-        </w:tc>
-      </w:tr>
-      <w:tr>
-        <w:tc>
-          <w:tcPr/>
-          <w:p>
-            <w:pPr>
-              <w:pStyle w:val="Compact"/>
-              <w:jc w:val="center"/>
-            </w:pPr>
-            <w:r>
-              <w:rPr>
-                <w:rFonts w:hint="eastAsia" w:ascii="Times New Roman" w:hAnsi="Times New Roman" w:eastAsia="FangSong" w:cs="Times New Roman"/>
-              </w:rPr>
-              <w:t>决赛</w:t>
-            </w:r>
-            <w:r>
-              <w:rPr>
-                <w:rFonts w:hint="eastAsia" w:ascii="Times New Roman" w:hAnsi="Times New Roman" w:eastAsia="Times New Roman" w:cs="Times New Roman"/>
-              </w:rPr>
-              <w:t>01</w:t>
-            </w:r>
-            <w:r>
-              <w:rPr>
-                <w:rFonts w:ascii="Times New Roman" w:hAnsi="Times New Roman" w:eastAsia="Times New Roman" w:cs="Times New Roman"/>
-              </w:rPr>
-              <w:t xml:space="preserve"> </w:t>
-            </w:r>
-            <w:r>
-              <w:rPr>
-                <w:rFonts w:hint="eastAsia" w:ascii="Times New Roman" w:hAnsi="Times New Roman" w:eastAsia="FangSong" w:cs="Times New Roman"/>
-              </w:rPr>
-              <w:t xml:space="preserve">原子结构补充</w:t>
-            </w:r>
-            <w:r>
-              <w:rPr>
-                <w:rFonts w:ascii="Times New Roman" w:hAnsi="Times New Roman" w:eastAsia="Times New Roman" w:cs="Times New Roman"/>
-              </w:rPr>
-              <w:t xml:space="preserve"> · </w:t>
-            </w:r>
-            <w:r>
-              <w:rPr>
-                <w:rFonts w:hint="eastAsia" w:ascii="Times New Roman" w:hAnsi="Times New Roman" w:eastAsia="FangSong" w:cs="Times New Roman"/>
-              </w:rPr>
-              <w:t xml:space="preserve">项符号与</w:t>
-            </w:r>
-            <w:r>
-              <w:rPr>
-                <w:rFonts w:ascii="Times New Roman" w:hAnsi="Times New Roman" w:eastAsia="Times New Roman" w:cs="Times New Roman"/>
-              </w:rPr>
-              <w:t xml:space="preserve"> Hund </w:t>
-            </w:r>
-            <w:r>
-              <w:rPr>
-                <w:rFonts w:hint="eastAsia" w:ascii="Times New Roman" w:hAnsi="Times New Roman" w:eastAsia="FangSong" w:cs="Times New Roman"/>
-              </w:rPr>
-              <w:t xml:space="preserve">规则</w:t>
-            </w:r>
-          </w:p>
-        </w:tc>
-        <w:tc>
-          <w:tcPr/>
-          <w:p>
-            <w:pPr>
-              <w:pStyle w:val="Compact"/>
-              <w:jc w:val="center"/>
-            </w:pPr>
-            <w:r>
-              <w:rPr>
-                <w:rFonts w:hint="eastAsia" w:ascii="Times New Roman" w:hAnsi="Times New Roman" w:eastAsia="FangSong" w:cs="Times New Roman"/>
-              </w:rPr>
-              <w:t xml:space="preserve">读写真态项符号</w:t>
-            </w:r>
-            <w:r>
-              <w:rPr>
-                <w:rFonts w:ascii="Times New Roman" w:hAnsi="Times New Roman" w:eastAsia="Times New Roman" w:cs="Times New Roman"/>
-              </w:rPr>
-              <w:t xml:space="preserve"> </w:t>
-            </w:r>
-            <m:oMath>
-              <m:sSup>
-                <m:e>
-                  <m:r>
-                    <m:t>​</m:t>
-                  </m:r>
-                </m:e>
-                <m:sup>
-                  <m:r>
-                    <m:t>2</m:t>
-                  </m:r>
-                  <m:r>
-                    <m:t>S</m:t>
-                  </m:r>
-                  <m:r>
-                    <m:rPr>
-                      <m:sty m:val="p"/>
-                    </m:rPr>
-                    <m:t>+</m:t>
-                  </m:r>
-                  <m:r>
-                    <m:t>1</m:t>
-                  </m:r>
-                </m:sup>
-              </m:sSup>
-              <m:sSub>
-                <m:e>
-                  <m:r>
-                    <m:t>L</m:t>
-                  </m:r>
-                </m:e>
-                <m:sub>
-                  <m:r>
-                    <m:t>J</m:t>
-                  </m:r>
-                </m:sub>
-              </m:sSub>
-            </m:oMath>
-            <w:r>
-              <w:rPr>
-                <w:rFonts w:hint="eastAsia" w:ascii="Times New Roman" w:hAnsi="Times New Roman" w:eastAsia="Times New Roman" w:cs="Times New Roman"/>
-              </w:rPr>
-              <w:t>，</w:t>
-            </w:r>
-            <w:r>
-              <w:rPr>
-                <w:rFonts w:hint="eastAsia" w:ascii="Times New Roman" w:hAnsi="Times New Roman" w:eastAsia="FangSong" w:cs="Times New Roman"/>
-              </w:rPr>
-              <w:t>用</w:t>
-            </w:r>
-            <w:r>
-              <w:rPr>
-                <w:rFonts w:ascii="Times New Roman" w:hAnsi="Times New Roman" w:eastAsia="Times New Roman" w:cs="Times New Roman"/>
-              </w:rPr>
-              <w:t xml:space="preserve"> Hund </w:t>
-            </w:r>
-            <w:r>
-              <w:rPr>
-                <w:rFonts w:hint="eastAsia" w:ascii="Times New Roman" w:hAnsi="Times New Roman" w:eastAsia="FangSong" w:cs="Times New Roman"/>
-              </w:rPr>
-              <w:t>规则判基态项</w:t>
-            </w:r>
-            <w:r>
-              <w:rPr>
-                <w:rFonts w:hint="eastAsia" w:ascii="Times New Roman" w:hAnsi="Times New Roman" w:eastAsia="Times New Roman" w:cs="Times New Roman"/>
-              </w:rPr>
-              <w:t>，</w:t>
-            </w:r>
-            <w:r>
-              <w:rPr>
-                <w:rFonts w:hint="eastAsia" w:ascii="Times New Roman" w:hAnsi="Times New Roman" w:eastAsia="FangSong" w:cs="Times New Roman"/>
-              </w:rPr>
-              <w:t>用空穴观点处理多于半充满体系</w:t>
-            </w:r>
-          </w:p>
-        </w:tc>
-      </w:tr>
-      <w:tr>
-        <w:tc>
-          <w:tcPr/>
-          <w:p>
-            <w:pPr>
-              <w:pStyle w:val="Compact"/>
-              <w:jc w:val="center"/>
-            </w:pPr>
-            <w:r>
-              <w:rPr>
-                <w:rFonts w:hint="eastAsia" w:ascii="Times New Roman" w:hAnsi="Times New Roman" w:eastAsia="FangSong" w:cs="Times New Roman"/>
-              </w:rPr>
-              <w:t>决赛</w:t>
-            </w:r>
-            <w:r>
-              <w:rPr>
-                <w:rFonts w:hint="eastAsia" w:ascii="Times New Roman" w:hAnsi="Times New Roman" w:eastAsia="Times New Roman" w:cs="Times New Roman"/>
-              </w:rPr>
-              <w:t>01</w:t>
-            </w:r>
-            <w:r>
-              <w:rPr>
-                <w:rFonts w:ascii="Times New Roman" w:hAnsi="Times New Roman" w:eastAsia="Times New Roman" w:cs="Times New Roman"/>
-              </w:rPr>
-              <w:t xml:space="preserve"> </w:t>
-            </w:r>
-            <w:r>
-              <w:rPr>
-                <w:rFonts w:hint="eastAsia" w:ascii="Times New Roman" w:hAnsi="Times New Roman" w:eastAsia="FangSong" w:cs="Times New Roman"/>
-              </w:rPr>
-              <w:t xml:space="preserve">原子结构补充</w:t>
-            </w:r>
-            <w:r>
-              <w:rPr>
-                <w:rFonts w:ascii="Times New Roman" w:hAnsi="Times New Roman" w:eastAsia="Times New Roman" w:cs="Times New Roman"/>
-              </w:rPr>
-              <w:t xml:space="preserve"> · </w:t>
-            </w:r>
-            <w:r>
-              <w:rPr>
-                <w:rFonts w:hint="eastAsia" w:ascii="Times New Roman" w:hAnsi="Times New Roman" w:eastAsia="FangSong" w:cs="Times New Roman"/>
-              </w:rPr>
-              <w:t xml:space="preserve">自旋轨道耦合与精细结构</w:t>
-            </w:r>
-          </w:p>
-        </w:tc>
-        <w:tc>
-          <w:tcPr/>
-          <w:p>
-            <w:pPr>
-              <w:pStyle w:val="Compact"/>
-              <w:jc w:val="center"/>
-            </w:pPr>
-            <w:r>
-              <w:rPr>
-                <w:rFonts w:hint="eastAsia" w:ascii="Times New Roman" w:hAnsi="Times New Roman" w:eastAsia="FangSong" w:cs="Times New Roman"/>
-              </w:rPr>
-              <w:t xml:space="preserve">由</w:t>
-            </w:r>
-            <w:r>
-              <w:rPr>
-                <w:rFonts w:ascii="Times New Roman" w:hAnsi="Times New Roman" w:eastAsia="Times New Roman" w:cs="Times New Roman"/>
-              </w:rPr>
-              <w:t xml:space="preserve"> </w:t>
-            </w:r>
-            <m:oMath>
-              <m:r>
-                <m:t>L</m:t>
-              </m:r>
-            </m:oMath>
-            <w:r>
-              <w:rPr>
-                <w:rFonts w:ascii="Times New Roman" w:hAnsi="Times New Roman" w:eastAsia="Times New Roman" w:cs="Times New Roman"/>
-              </w:rPr>
-              <w:t xml:space="preserve">、</w:t>
-            </w:r>
-            <m:oMath>
-              <m:r>
-                <m:t>S</m:t>
-              </m:r>
-            </m:oMath>
-            <w:r>
-              <w:rPr>
-                <w:rFonts w:ascii="Times New Roman" w:hAnsi="Times New Roman" w:eastAsia="Times New Roman" w:cs="Times New Roman"/>
-              </w:rPr>
-              <w:t xml:space="preserve"> </w:t>
-            </w:r>
-            <w:r>
-              <w:rPr>
-                <w:rFonts w:hint="eastAsia" w:ascii="Times New Roman" w:hAnsi="Times New Roman" w:eastAsia="FangSong" w:cs="Times New Roman"/>
-              </w:rPr>
-              <w:t xml:space="preserve">合成</w:t>
-            </w:r>
-            <w:r>
-              <w:rPr>
-                <w:rFonts w:ascii="Times New Roman" w:hAnsi="Times New Roman" w:eastAsia="Times New Roman" w:cs="Times New Roman"/>
-              </w:rPr>
-              <w:t xml:space="preserve"> </w:t>
-            </w:r>
-            <m:oMath>
-              <m:r>
-                <m:t>J</m:t>
-              </m:r>
-            </m:oMath>
-            <w:r>
-              <w:rPr>
-                <w:rFonts w:hint="eastAsia" w:ascii="Times New Roman" w:hAnsi="Times New Roman" w:eastAsia="Times New Roman" w:cs="Times New Roman"/>
-              </w:rPr>
-              <w:t>，</w:t>
-            </w:r>
-            <w:r>
-              <w:rPr>
-                <w:rFonts w:hint="eastAsia" w:ascii="Times New Roman" w:hAnsi="Times New Roman" w:eastAsia="FangSong" w:cs="Times New Roman"/>
-              </w:rPr>
-              <w:t>判断少于</w:t>
-            </w:r>
-            <w:r>
-              <w:rPr>
-                <w:rFonts w:hint="eastAsia" w:ascii="Times New Roman" w:hAnsi="Times New Roman" w:eastAsia="Times New Roman" w:cs="Times New Roman"/>
-              </w:rPr>
-              <w:t>/</w:t>
-            </w:r>
-            <w:r>
-              <w:rPr>
-                <w:rFonts w:hint="eastAsia" w:ascii="Times New Roman" w:hAnsi="Times New Roman" w:eastAsia="FangSong" w:cs="Times New Roman"/>
-              </w:rPr>
-              <w:t>多于半充满时的</w:t>
-            </w:r>
-            <w:r>
-              <w:rPr>
-                <w:rFonts w:ascii="Times New Roman" w:hAnsi="Times New Roman" w:eastAsia="Times New Roman" w:cs="Times New Roman"/>
-              </w:rPr>
-              <w:t xml:space="preserve"> </w:t>
-            </w:r>
-            <m:oMath>
-              <m:r>
-                <m:t>J</m:t>
-              </m:r>
-            </m:oMath>
-            <w:r>
-              <w:rPr>
-                <w:rFonts w:ascii="Times New Roman" w:hAnsi="Times New Roman" w:eastAsia="Times New Roman" w:cs="Times New Roman"/>
-              </w:rPr>
-              <w:t xml:space="preserve"> </w:t>
-            </w:r>
-            <w:r>
-              <w:rPr>
-                <w:rFonts w:hint="eastAsia" w:ascii="Times New Roman" w:hAnsi="Times New Roman" w:eastAsia="FangSong" w:cs="Times New Roman"/>
-              </w:rPr>
-              <w:t>排序</w:t>
-            </w:r>
-            <w:r>
-              <w:rPr>
-                <w:rFonts w:hint="eastAsia" w:ascii="Times New Roman" w:hAnsi="Times New Roman" w:eastAsia="Times New Roman" w:cs="Times New Roman"/>
-              </w:rPr>
-              <w:t>，</w:t>
-            </w:r>
-            <w:r>
-              <w:rPr>
-                <w:rFonts w:hint="eastAsia" w:ascii="Times New Roman" w:hAnsi="Times New Roman" w:eastAsia="FangSong" w:cs="Times New Roman"/>
-              </w:rPr>
-              <w:t>说明</w:t>
-            </w:r>
-            <w:r>
-              <w:rPr>
-                <w:rFonts w:ascii="Times New Roman" w:hAnsi="Times New Roman" w:eastAsia="Times New Roman" w:cs="Times New Roman"/>
-              </w:rPr>
-              <w:t xml:space="preserve"> LS </w:t>
-            </w:r>
-            <w:r>
-              <w:rPr>
-                <w:rFonts w:hint="eastAsia" w:ascii="Times New Roman" w:hAnsi="Times New Roman" w:eastAsia="FangSong" w:cs="Times New Roman"/>
-              </w:rPr>
-              <w:t xml:space="preserve">耦合近似的适用条件</w:t>
-            </w:r>
-          </w:p>
-        </w:tc>
-      </w:tr>
-      <w:tr>
-        <w:tc>
-          <w:tcPr/>
-          <w:p>
-            <w:pPr>
-              <w:pStyle w:val="Compact"/>
-              <w:jc w:val="center"/>
-            </w:pPr>
-            <w:r>
-              <w:rPr>
-                <w:rFonts w:hint="eastAsia" w:ascii="Times New Roman" w:hAnsi="Times New Roman" w:eastAsia="FangSong" w:cs="Times New Roman"/>
-              </w:rPr>
-              <w:t>决赛</w:t>
-            </w:r>
-            <w:r>
-              <w:rPr>
-                <w:rFonts w:hint="eastAsia" w:ascii="Times New Roman" w:hAnsi="Times New Roman" w:eastAsia="Times New Roman" w:cs="Times New Roman"/>
-              </w:rPr>
-              <w:t>01</w:t>
-            </w:r>
-            <w:r>
-              <w:rPr>
-                <w:rFonts w:ascii="Times New Roman" w:hAnsi="Times New Roman" w:eastAsia="Times New Roman" w:cs="Times New Roman"/>
-              </w:rPr>
-              <w:t xml:space="preserve"> </w:t>
-            </w:r>
-            <w:r>
-              <w:rPr>
-                <w:rFonts w:hint="eastAsia" w:ascii="Times New Roman" w:hAnsi="Times New Roman" w:eastAsia="FangSong" w:cs="Times New Roman"/>
-              </w:rPr>
-              <w:t xml:space="preserve">原子结构补充</w:t>
-            </w:r>
-            <w:r>
-              <w:rPr>
-                <w:rFonts w:ascii="Times New Roman" w:hAnsi="Times New Roman" w:eastAsia="Times New Roman" w:cs="Times New Roman"/>
-              </w:rPr>
-              <w:t xml:space="preserve"> · </w:t>
-            </w:r>
-            <w:r>
-              <w:rPr>
-                <w:rFonts w:hint="eastAsia" w:ascii="Times New Roman" w:hAnsi="Times New Roman" w:eastAsia="FangSong" w:cs="Times New Roman"/>
-              </w:rPr>
-              <w:t xml:space="preserve">相对论效应与化学后果</w:t>
-            </w:r>
-          </w:p>
-        </w:tc>
-        <w:tc>
-          <w:tcPr/>
-          <w:p>
-            <w:pPr>
-              <w:pStyle w:val="Compact"/>
-              <w:jc w:val="center"/>
-            </w:pPr>
-            <w:r>
-              <w:rPr>
-                <w:rFonts w:hint="eastAsia" w:ascii="Times New Roman" w:hAnsi="Times New Roman" w:eastAsia="FangSong" w:cs="Times New Roman"/>
-              </w:rPr>
-              <w:t>用相对论收缩解释惰性电子对效应</w:t>
-            </w:r>
-            <w:r>
-              <w:rPr>
-                <w:rFonts w:hint="eastAsia" w:ascii="Times New Roman" w:hAnsi="Times New Roman" w:eastAsia="Times New Roman" w:cs="Times New Roman"/>
-              </w:rPr>
-              <w:t>、</w:t>
-            </w:r>
-            <w:r>
-              <w:rPr>
-                <w:rFonts w:hint="eastAsia" w:ascii="Times New Roman" w:hAnsi="Times New Roman" w:eastAsia="FangSong" w:cs="Times New Roman"/>
-              </w:rPr>
-              <w:t>镧系收缩</w:t>
-            </w:r>
-            <w:r>
-              <w:rPr>
-                <w:rFonts w:hint="eastAsia" w:ascii="Times New Roman" w:hAnsi="Times New Roman" w:eastAsia="Times New Roman" w:cs="Times New Roman"/>
-              </w:rPr>
-              <w:t>、Au</w:t>
-            </w:r>
-            <w:r>
-              <w:rPr>
-                <w:rFonts w:ascii="Times New Roman" w:hAnsi="Times New Roman" w:eastAsia="Times New Roman" w:cs="Times New Roman"/>
-              </w:rPr>
-              <w:t xml:space="preserve"> </w:t>
-            </w:r>
-            <w:r>
-              <w:rPr>
-                <w:rFonts w:hint="eastAsia" w:ascii="Times New Roman" w:hAnsi="Times New Roman" w:eastAsia="FangSong" w:cs="Times New Roman"/>
-              </w:rPr>
-              <w:t xml:space="preserve">呈黄色与</w:t>
-            </w:r>
-            <w:r>
-              <w:rPr>
-                <w:rFonts w:ascii="Times New Roman" w:hAnsi="Times New Roman" w:eastAsia="Times New Roman" w:cs="Times New Roman"/>
-              </w:rPr>
-              <w:t xml:space="preserve"> Hg </w:t>
-            </w:r>
-            <w:r>
-              <w:rPr>
-                <w:rFonts w:hint="eastAsia" w:ascii="Times New Roman" w:hAnsi="Times New Roman" w:eastAsia="FangSong" w:cs="Times New Roman"/>
-              </w:rPr>
-              <w:t xml:space="preserve">常温为液体</w:t>
-            </w:r>
-          </w:p>
-        </w:tc>
-      </w:tr>
-    </w:tbl>
-    <w:p>
-      <w:pPr>
-        <w:spacing w:before="160" w:after="80"/>
-      </w:pPr>
-      <w:r>
-        <w:pict>
-          <v:rect style="width:0;height:1.5pt" o:hralign="center" o:hrstd="t" o:hr="t"/>
-        </w:pict>
-      </w:r>
-    </w:p>
-    <w:bookmarkEnd w:id="9"/>
-    <w:bookmarkStart w:id="10" w:name="这一讲比第一轮多了什么"/>
-    <w:p>
-      <w:pPr>
-        <w:pStyle w:val="Heading2"/>
-        <w:spacing w:before="280" w:after="120"/>
-      </w:pPr>
-      <w:r>
-        <w:rPr>
           <w:rFonts w:ascii="Times New Roman" w:hAnsi="Times New Roman" w:eastAsia="Times New Roman" w:cs="Times New Roman"/>
         </w:rPr>
         <w:t xml:space="preserve">§1 </w:t>
@@ -988,7 +205,6 @@
     </w:p>
     <w:p>
       <w:pPr>
-        <w:pStyle w:val="Compact"/>
         <w:numPr>
           <w:ilvl w:val="0"/>
           <w:numId w:val="1001"/>
@@ -1100,7 +316,6 @@
     </w:p>
     <w:p>
       <w:pPr>
-        <w:pStyle w:val="Compact"/>
         <w:numPr>
           <w:ilvl w:val="0"/>
           <w:numId w:val="1001"/>
@@ -1272,7 +487,6 @@
     </w:p>
     <w:p>
       <w:pPr>
-        <w:pStyle w:val="Compact"/>
         <w:numPr>
           <w:ilvl w:val="0"/>
           <w:numId w:val="1001"/>
@@ -1480,8 +694,8 @@
         <w:t xml:space="preserve">。</w:t>
       </w:r>
     </w:p>
-    <w:bookmarkEnd w:id="10"/>
-    <w:bookmarkStart w:id="17" w:name="多电子原子从可分离到近似可解"/>
+    <w:bookmarkEnd w:id="9"/>
+    <w:bookmarkStart w:id="16" w:name="多电子原子从可分离到近似可解"/>
     <w:p>
       <w:pPr>
         <w:pStyle w:val="Heading2"/>
@@ -1554,7 +768,7 @@
         <w:t>”</w:t>
       </w:r>
     </w:p>
-    <w:bookmarkStart w:id="11" w:name="真正困难出在哪里"/>
+    <w:bookmarkStart w:id="10" w:name="真正困难出在哪里"/>
     <w:p>
       <w:pPr>
         <w:pStyle w:val="Heading3"/>
@@ -2403,8 +1617,8 @@
         <w:t>。</w:t>
       </w:r>
     </w:p>
-    <w:bookmarkEnd w:id="11"/>
-    <w:bookmarkStart w:id="12" w:name="中心力场近似先把别人平均掉"/>
+    <w:bookmarkEnd w:id="10"/>
+    <w:bookmarkStart w:id="11" w:name="中心力场近似先把别人平均掉"/>
     <w:p>
       <w:pPr>
         <w:pStyle w:val="Heading3"/>
@@ -3099,8 +2313,8 @@
         <w:t>。</w:t>
       </w:r>
     </w:p>
-    <w:bookmarkEnd w:id="12"/>
-    <w:bookmarkStart w:id="13" w:name="穿透屏蔽与同一主量子数分裂"/>
+    <w:bookmarkEnd w:id="11"/>
+    <w:bookmarkStart w:id="12" w:name="穿透屏蔽与同一主量子数分裂"/>
     <w:p>
       <w:pPr>
         <w:pStyle w:val="Heading3"/>
@@ -3841,8 +3055,8 @@
         <w:t>。</w:t>
       </w:r>
     </w:p>
-    <w:bookmarkEnd w:id="13"/>
-    <w:bookmarkStart w:id="14" w:name="从-slater-到-scf近似层级要分清"/>
+    <w:bookmarkEnd w:id="12"/>
+    <w:bookmarkStart w:id="13" w:name="从-slater-到-scf近似层级要分清"/>
     <w:p>
       <w:pPr>
         <w:pStyle w:val="Heading3"/>
@@ -4741,8 +3955,8 @@
         <w:t>。</w:t>
       </w:r>
     </w:p>
-    <w:bookmarkEnd w:id="14"/>
-    <w:bookmarkStart w:id="15" w:name="交换能与电子相关两件事别混"/>
+    <w:bookmarkEnd w:id="13"/>
+    <w:bookmarkStart w:id="14" w:name="交换能与电子相关两件事别混"/>
     <w:p>
       <w:pPr>
         <w:pStyle w:val="Heading3"/>
@@ -5159,8 +4373,8 @@
         <w:t>。</w:t>
       </w:r>
     </w:p>
-    <w:bookmarkEnd w:id="15"/>
-    <w:bookmarkStart w:id="16" w:name="koopmans-定理能用来做什么"/>
+    <w:bookmarkEnd w:id="14"/>
+    <w:bookmarkStart w:id="15" w:name="koopmans-定理能用来做什么"/>
     <w:p>
       <w:pPr>
         <w:pStyle w:val="Heading3"/>
@@ -5513,9 +4727,9 @@
         <w:t>。</w:t>
       </w:r>
     </w:p>
+    <w:bookmarkEnd w:id="15"/>
     <w:bookmarkEnd w:id="16"/>
-    <w:bookmarkEnd w:id="17"/>
-    <w:bookmarkStart w:id="22" w:name="项符号从单电子轨道走向整个原子状态"/>
+    <w:bookmarkStart w:id="21" w:name="项符号从单电子轨道走向整个原子状态"/>
     <w:p>
       <w:pPr>
         <w:pStyle w:val="Heading2"/>
@@ -5588,7 +4802,7 @@
         <w:t>”</w:t>
       </w:r>
     </w:p>
-    <w:bookmarkStart w:id="18" w:name="为什么需要项符号"/>
+    <w:bookmarkStart w:id="17" w:name="为什么需要项符号"/>
     <w:p>
       <w:pPr>
         <w:pStyle w:val="Heading3"/>
@@ -6232,8 +5446,8 @@
         <w:t xml:space="preserve">。</w:t>
       </w:r>
     </w:p>
-    <w:bookmarkEnd w:id="18"/>
-    <w:bookmarkStart w:id="19" w:name="先看最常用的几个基态项"/>
+    <w:bookmarkEnd w:id="17"/>
+    <w:bookmarkStart w:id="18" w:name="先看最常用的几个基态项"/>
     <w:p>
       <w:pPr>
         <w:pStyle w:val="Heading3"/>
@@ -7066,7 +6280,6 @@
     </w:p>
     <w:p>
       <w:pPr>
-        <w:pStyle w:val="Compact"/>
         <w:numPr>
           <w:ilvl w:val="0"/>
           <w:numId w:val="1002"/>
@@ -7134,7 +6347,6 @@
     </w:p>
     <w:p>
       <w:pPr>
-        <w:pStyle w:val="Compact"/>
         <w:numPr>
           <w:ilvl w:val="0"/>
           <w:numId w:val="1002"/>
@@ -7162,7 +6374,6 @@
     </w:p>
     <w:p>
       <w:pPr>
-        <w:pStyle w:val="Compact"/>
         <w:numPr>
           <w:ilvl w:val="0"/>
           <w:numId w:val="1002"/>
@@ -7254,8 +6465,8 @@
         <w:t xml:space="preserve">有直觉</w:t>
       </w:r>
     </w:p>
-    <w:bookmarkEnd w:id="19"/>
-    <w:bookmarkStart w:id="20" w:name="hund-规则在项层面怎么用"/>
+    <w:bookmarkEnd w:id="18"/>
+    <w:bookmarkStart w:id="19" w:name="hund-规则在项层面怎么用"/>
     <w:p>
       <w:pPr>
         <w:pStyle w:val="Heading3"/>
@@ -7994,8 +7205,8 @@
         <w:t>。</w:t>
       </w:r>
     </w:p>
-    <w:bookmarkEnd w:id="20"/>
-    <w:bookmarkStart w:id="21" w:name="空穴观点为什么这么好用"/>
+    <w:bookmarkEnd w:id="19"/>
+    <w:bookmarkStart w:id="20" w:name="空穴观点为什么这么好用"/>
     <w:p>
       <w:pPr>
         <w:pStyle w:val="Heading3"/>
@@ -8729,9 +7940,9 @@
         <w:t>。</w:t>
       </w:r>
     </w:p>
+    <w:bookmarkEnd w:id="20"/>
     <w:bookmarkEnd w:id="21"/>
-    <w:bookmarkEnd w:id="22"/>
-    <w:bookmarkStart w:id="26" w:name="自旋轨道耦合与精细结构"/>
+    <w:bookmarkStart w:id="25" w:name="自旋轨道耦合与精细结构"/>
     <w:p>
       <w:pPr>
         <w:pStyle w:val="Heading2"/>
@@ -8750,7 +7961,7 @@
         <w:t xml:space="preserve">自旋轨道耦合与精细结构</w:t>
       </w:r>
     </w:p>
-    <w:bookmarkStart w:id="23" w:name="从-ls-到-j"/>
+    <w:bookmarkStart w:id="22" w:name="从-ls-到-j"/>
     <w:p>
       <w:pPr>
         <w:pStyle w:val="Heading3"/>
@@ -9501,8 +8712,8 @@
         <w:t>。</w:t>
       </w:r>
     </w:p>
-    <w:bookmarkEnd w:id="23"/>
-    <w:bookmarkStart w:id="24" w:name="为什么少于半充满取小-j多于半充满取大-j"/>
+    <w:bookmarkEnd w:id="22"/>
+    <w:bookmarkStart w:id="23" w:name="为什么少于半充满取小-j多于半充满取大-j"/>
     <w:p>
       <w:pPr>
         <w:pStyle w:val="Heading3"/>
@@ -9888,8 +9099,8 @@
         <w:t>。</w:t>
       </w:r>
     </w:p>
-    <w:bookmarkEnd w:id="24"/>
-    <w:bookmarkStart w:id="25" w:name="什么时候-ls-耦合近似最好用"/>
+    <w:bookmarkEnd w:id="23"/>
+    <w:bookmarkStart w:id="24" w:name="什么时候-ls-耦合近似最好用"/>
     <w:p>
       <w:pPr>
         <w:pStyle w:val="Heading3"/>
@@ -10140,9 +9351,9 @@
         <w:t>。</w:t>
       </w:r>
     </w:p>
+    <w:bookmarkEnd w:id="24"/>
     <w:bookmarkEnd w:id="25"/>
-    <w:bookmarkEnd w:id="26"/>
-    <w:bookmarkStart w:id="32" w:name="相对论效应为什么它会进入化学"/>
+    <w:bookmarkStart w:id="31" w:name="相对论效应为什么它会进入化学"/>
     <w:p>
       <w:pPr>
         <w:pStyle w:val="Heading2"/>
@@ -10173,7 +9384,7 @@
         <w:t>为什么它会进入化学</w:t>
       </w:r>
     </w:p>
-    <w:bookmarkStart w:id="27" w:name="最核心的结论"/>
+    <w:bookmarkStart w:id="26" w:name="最核心的结论"/>
     <w:p>
       <w:pPr>
         <w:pStyle w:val="Heading3"/>
@@ -10254,7 +9465,6 @@
     </w:p>
     <w:p>
       <w:pPr>
-        <w:pStyle w:val="Compact"/>
         <w:numPr>
           <w:ilvl w:val="0"/>
           <w:numId w:val="1004"/>
@@ -10280,7 +9490,6 @@
     </w:p>
     <w:p>
       <w:pPr>
-        <w:pStyle w:val="Compact"/>
         <w:numPr>
           <w:ilvl w:val="0"/>
           <w:numId w:val="1004"/>
@@ -10306,7 +9515,6 @@
     </w:p>
     <w:p>
       <w:pPr>
-        <w:pStyle w:val="Compact"/>
         <w:numPr>
           <w:ilvl w:val="0"/>
           <w:numId w:val="1004"/>
@@ -10426,8 +9634,8 @@
         <w:t>。</w:t>
       </w:r>
     </w:p>
-    <w:bookmarkEnd w:id="27"/>
-    <w:bookmarkStart w:id="28" w:name="惰性电子对效应"/>
+    <w:bookmarkEnd w:id="26"/>
+    <w:bookmarkStart w:id="27" w:name="惰性电子对效应"/>
     <w:p>
       <w:pPr>
         <w:pStyle w:val="Heading3"/>
@@ -10867,8 +10075,8 @@
         <w:t>。</w:t>
       </w:r>
     </w:p>
-    <w:bookmarkEnd w:id="28"/>
-    <w:bookmarkStart w:id="29" w:name="镧系收缩为什么会拖到后面元素"/>
+    <w:bookmarkEnd w:id="27"/>
+    <w:bookmarkStart w:id="28" w:name="镧系收缩为什么会拖到后面元素"/>
     <w:p>
       <w:pPr>
         <w:pStyle w:val="Heading3"/>
@@ -11198,8 +10406,8 @@
         <w:t>。</w:t>
       </w:r>
     </w:p>
-    <w:bookmarkEnd w:id="29"/>
-    <w:bookmarkStart w:id="30" w:name="为什么-au-是黄色"/>
+    <w:bookmarkEnd w:id="28"/>
+    <w:bookmarkStart w:id="29" w:name="为什么-au-是黄色"/>
     <w:p>
       <w:pPr>
         <w:pStyle w:val="Heading3"/>
@@ -11508,8 +10716,8 @@
         <w:t>。</w:t>
       </w:r>
     </w:p>
-    <w:bookmarkEnd w:id="30"/>
-    <w:bookmarkStart w:id="31" w:name="为什么-hg-常温是液体"/>
+    <w:bookmarkEnd w:id="29"/>
+    <w:bookmarkStart w:id="30" w:name="为什么-hg-常温是液体"/>
     <w:p>
       <w:pPr>
         <w:pStyle w:val="Heading3"/>
@@ -11962,9 +11170,9 @@
         <w:t>。</w:t>
       </w:r>
     </w:p>
+    <w:bookmarkEnd w:id="30"/>
     <w:bookmarkEnd w:id="31"/>
-    <w:bookmarkEnd w:id="32"/>
-    <w:bookmarkStart w:id="35" w:name="把深化内容接回做题"/>
+    <w:bookmarkStart w:id="34" w:name="把深化内容接回做题"/>
     <w:p>
       <w:pPr>
         <w:pStyle w:val="Heading2"/>
@@ -11983,7 +11191,7 @@
         <w:t xml:space="preserve">把深化内容接回做题</w:t>
       </w:r>
     </w:p>
-    <w:bookmarkStart w:id="33" w:name="原子结构深化题的常见问法"/>
+    <w:bookmarkStart w:id="32" w:name="原子结构深化题的常见问法"/>
     <w:p>
       <w:pPr>
         <w:pStyle w:val="Heading3"/>
@@ -12366,8 +11574,8 @@
         <w:t>。</w:t>
       </w:r>
     </w:p>
-    <w:bookmarkEnd w:id="33"/>
-    <w:bookmarkStart w:id="34" w:name="解题时的推荐顺序"/>
+    <w:bookmarkEnd w:id="32"/>
+    <w:bookmarkStart w:id="33" w:name="解题时的推荐顺序"/>
     <w:p>
       <w:pPr>
         <w:pStyle w:val="Heading3"/>
@@ -12860,9 +12068,9 @@
         <w:t>”。</w:t>
       </w:r>
     </w:p>
+    <w:bookmarkEnd w:id="33"/>
     <w:bookmarkEnd w:id="34"/>
-    <w:bookmarkEnd w:id="35"/>
-    <w:bookmarkStart w:id="41" w:name="典型例题"/>
+    <w:bookmarkStart w:id="40" w:name="典型例题"/>
     <w:p>
       <w:pPr>
         <w:pStyle w:val="Heading2"/>
@@ -12881,7 +12089,7 @@
         <w:t xml:space="preserve">典型例题</w:t>
       </w:r>
     </w:p>
-    <w:bookmarkStart w:id="36" w:name="例1-4s-与-3d-的填充顺序"/>
+    <w:bookmarkStart w:id="35" w:name="例1-4s-与-3d-的填充顺序"/>
     <w:p>
       <w:pPr>
         <w:pStyle w:val="Heading3"/>
@@ -13342,12 +12550,12 @@
         </w:rPr>
         <w:t xml:space="preserve">：</w:t>
       </w:r>
-      <w:r>
-        <w:rPr>
-          <w:rFonts w:ascii="Times New Roman" w:hAnsi="Times New Roman" w:eastAsia="Times New Roman" w:cs="Times New Roman"/>
-        </w:rPr>
-        <w:br/>
-      </w:r>
+    </w:p>
+    <w:p>
+      <w:pPr>
+        <w:pStyle w:val="BodyText"/>
+        <w:ind w:firstLine="420"/>
+      </w:pPr>
       <w:r>
         <w:rPr>
           <w:rFonts w:hint="eastAsia" w:ascii="Times New Roman" w:hAnsi="Times New Roman" w:eastAsia="Times New Roman" w:cs="Times New Roman"/>
@@ -13429,8 +12637,8 @@
         <w:t>。</w:t>
       </w:r>
     </w:p>
-    <w:bookmarkEnd w:id="36"/>
-    <w:bookmarkStart w:id="37" w:name="例2-项符号判断"/>
+    <w:bookmarkEnd w:id="35"/>
+    <w:bookmarkStart w:id="36" w:name="例2-项符号判断"/>
     <w:p>
       <w:pPr>
         <w:pStyle w:val="Heading3"/>
@@ -13942,12 +13150,12 @@
         </w:rPr>
         <w:t xml:space="preserve">：</w:t>
       </w:r>
-      <w:r>
-        <w:rPr>
-          <w:rFonts w:ascii="Times New Roman" w:hAnsi="Times New Roman" w:eastAsia="Times New Roman" w:cs="Times New Roman"/>
-        </w:rPr>
-        <w:br/>
-      </w:r>
+    </w:p>
+    <w:p>
+      <w:pPr>
+        <w:pStyle w:val="BodyText"/>
+        <w:ind w:firstLine="420"/>
+      </w:pPr>
       <w:r>
         <w:rPr>
           <w:rFonts w:ascii="Times New Roman" w:hAnsi="Times New Roman" w:eastAsia="Times New Roman" w:cs="Times New Roman"/>
@@ -14058,8 +13266,8 @@
         <w:t>。</w:t>
       </w:r>
     </w:p>
-    <w:bookmarkEnd w:id="37"/>
-    <w:bookmarkStart w:id="38" w:name="例3-惰性电子对效应"/>
+    <w:bookmarkEnd w:id="36"/>
+    <w:bookmarkStart w:id="37" w:name="例3-惰性电子对效应"/>
     <w:p>
       <w:pPr>
         <w:pStyle w:val="Heading3"/>
@@ -14482,12 +13690,12 @@
         </w:rPr>
         <w:t xml:space="preserve">：</w:t>
       </w:r>
-      <w:r>
-        <w:rPr>
-          <w:rFonts w:ascii="Times New Roman" w:hAnsi="Times New Roman" w:eastAsia="Times New Roman" w:cs="Times New Roman"/>
-        </w:rPr>
-        <w:br/>
-      </w:r>
+    </w:p>
+    <w:p>
+      <w:pPr>
+        <w:pStyle w:val="BodyText"/>
+        <w:ind w:firstLine="420"/>
+      </w:pPr>
       <w:r>
         <w:rPr>
           <w:rFonts w:ascii="Times New Roman" w:hAnsi="Times New Roman" w:eastAsia="Times New Roman" w:cs="Times New Roman"/>
@@ -14543,8 +13751,8 @@
         <w:t>。</w:t>
       </w:r>
     </w:p>
-    <w:bookmarkEnd w:id="38"/>
-    <w:bookmarkStart w:id="39" w:name="例4-au-的颜色"/>
+    <w:bookmarkEnd w:id="37"/>
+    <w:bookmarkStart w:id="38" w:name="例4-au-的颜色"/>
     <w:p>
       <w:pPr>
         <w:pStyle w:val="Heading3"/>
@@ -14850,12 +14058,12 @@
         </w:rPr>
         <w:t xml:space="preserve">：</w:t>
       </w:r>
-      <w:r>
-        <w:rPr>
-          <w:rFonts w:ascii="Times New Roman" w:hAnsi="Times New Roman" w:eastAsia="Times New Roman" w:cs="Times New Roman"/>
-        </w:rPr>
-        <w:br/>
-      </w:r>
+    </w:p>
+    <w:p>
+      <w:pPr>
+        <w:pStyle w:val="BodyText"/>
+        <w:ind w:firstLine="420"/>
+      </w:pPr>
       <w:r>
         <w:rPr>
           <w:rFonts w:ascii="Times New Roman" w:hAnsi="Times New Roman" w:eastAsia="Times New Roman" w:cs="Times New Roman"/>
@@ -14907,8 +14115,8 @@
         <w:t>。</w:t>
       </w:r>
     </w:p>
-    <w:bookmarkEnd w:id="39"/>
-    <w:bookmarkStart w:id="40" w:name="例5-hg-的液态"/>
+    <w:bookmarkEnd w:id="38"/>
+    <w:bookmarkStart w:id="39" w:name="例5-hg-的液态"/>
     <w:p>
       <w:pPr>
         <w:pStyle w:val="Heading3"/>
@@ -15252,12 +14460,12 @@
         </w:rPr>
         <w:t xml:space="preserve">：</w:t>
       </w:r>
-      <w:r>
-        <w:rPr>
-          <w:rFonts w:ascii="Times New Roman" w:hAnsi="Times New Roman" w:eastAsia="Times New Roman" w:cs="Times New Roman"/>
-        </w:rPr>
-        <w:br/>
-      </w:r>
+    </w:p>
+    <w:p>
+      <w:pPr>
+        <w:pStyle w:val="BodyText"/>
+        <w:ind w:firstLine="420"/>
+      </w:pPr>
       <w:r>
         <w:rPr>
           <w:rFonts w:ascii="Times New Roman" w:hAnsi="Times New Roman" w:eastAsia="Times New Roman" w:cs="Times New Roman"/>
@@ -15277,9 +14485,9 @@
         <w:t>。</w:t>
       </w:r>
     </w:p>
+    <w:bookmarkEnd w:id="39"/>
     <w:bookmarkEnd w:id="40"/>
-    <w:bookmarkEnd w:id="41"/>
-    <w:bookmarkStart w:id="43" w:name="竞赛思考强化题与微观机理精解"/>
+    <w:bookmarkStart w:id="42" w:name="课后习题"/>
     <w:p>
       <w:pPr>
         <w:pStyle w:val="Heading2"/>
@@ -15295,7 +14503,7 @@
         <w:rPr>
           <w:rFonts w:hint="eastAsia" w:ascii="Times New Roman" w:hAnsi="Times New Roman" w:eastAsia="SimHei" w:cs="Times New Roman"/>
         </w:rPr>
-        <w:t xml:space="preserve">竞赛思考强化题与微观机理精解</w:t>
+        <w:t xml:space="preserve">课后习题</w:t>
       </w:r>
     </w:p>
     <w:p>
@@ -16337,7 +15545,7 @@
         <w:t>。</w:t>
       </w:r>
     </w:p>
-    <w:bookmarkStart w:id="42" w:name="参考答案与精解"/>
+    <w:bookmarkStart w:id="41" w:name="参考答案与精解"/>
     <w:p>
       <w:pPr>
         <w:pStyle w:val="Heading3"/>
@@ -18145,8 +17353,8 @@
         <w:t>。</w:t>
       </w:r>
     </w:p>
+    <w:bookmarkEnd w:id="41"/>
     <w:bookmarkEnd w:id="42"/>
-    <w:bookmarkEnd w:id="43"/>
     <w:sectPr>
       <w:footerReference w:type="default" r:id="rId9"/>
       <w:footnotePr>

--- a/06-学生侧材料/讲义/2-结构化学/原子结构补充-超级充实版（自学完整）.docx
+++ b/06-学生侧材料/讲义/2-结构化学/原子结构补充-超级充实版（自学完整）.docx
@@ -1440,12 +1440,12 @@
         </w:rPr>
         <w:t>。</w:t>
       </w:r>
-      <w:r>
-        <w:rPr>
-          <w:rFonts w:ascii="Times New Roman" w:hAnsi="Times New Roman" w:eastAsia="Times New Roman" w:cs="Times New Roman"/>
-        </w:rPr>
-        <w:br/>
-      </w:r>
+    </w:p>
+    <w:p>
+      <w:pPr>
+        <w:pStyle w:val="BodyText"/>
+        <w:ind w:firstLine="420"/>
+      </w:pPr>
       <w:r>
         <w:rPr>
           <w:rFonts w:hint="eastAsia" w:ascii="Times New Roman" w:hAnsi="Times New Roman" w:eastAsia="FangSong" w:cs="Times New Roman"/>
@@ -1526,12 +1526,12 @@
         </w:rPr>
         <w:t xml:space="preserve">理解要点</w:t>
       </w:r>
-      <w:r>
-        <w:rPr>
-          <w:rFonts w:ascii="Times New Roman" w:hAnsi="Times New Roman" w:eastAsia="Times New Roman" w:cs="Times New Roman"/>
-        </w:rPr>
-        <w:t xml:space="preserve"> </w:t>
-      </w:r>
+    </w:p>
+    <w:p>
+      <w:pPr>
+        <w:pStyle w:val="BodyText"/>
+        <w:ind w:firstLine="420"/>
+      </w:pPr>
       <w:r>
         <w:rPr>
           <w:rFonts w:hint="eastAsia" w:ascii="Times New Roman" w:hAnsi="Times New Roman" w:eastAsia="FangSong" w:cs="Times New Roman"/>
@@ -2523,12 +2523,12 @@
         </w:rPr>
         <w:t>。</w:t>
       </w:r>
-      <w:r>
-        <w:rPr>
-          <w:rFonts w:ascii="Times New Roman" w:hAnsi="Times New Roman" w:eastAsia="Times New Roman" w:cs="Times New Roman"/>
-        </w:rPr>
-        <w:br/>
-      </w:r>
+    </w:p>
+    <w:p>
+      <w:pPr>
+        <w:pStyle w:val="BodyText"/>
+        <w:ind w:firstLine="420"/>
+      </w:pPr>
       <w:r>
         <w:rPr>
           <w:rFonts w:hint="eastAsia" w:ascii="Times New Roman" w:hAnsi="Times New Roman" w:eastAsia="FangSong" w:cs="Times New Roman"/>
@@ -3169,12 +3169,12 @@
         </w:rPr>
         <w:t xml:space="preserve">。</w:t>
       </w:r>
-      <w:r>
-        <w:rPr>
-          <w:rFonts w:ascii="Times New Roman" w:hAnsi="Times New Roman" w:eastAsia="Times New Roman" w:cs="Times New Roman"/>
-        </w:rPr>
-        <w:br/>
-      </w:r>
+    </w:p>
+    <w:p>
+      <w:pPr>
+        <w:pStyle w:val="BodyText"/>
+        <w:ind w:firstLine="420"/>
+      </w:pPr>
       <w:r>
         <w:rPr>
           <w:rFonts w:hint="eastAsia" w:ascii="Times New Roman" w:hAnsi="Times New Roman" w:eastAsia="FangSong" w:cs="Times New Roman"/>
@@ -4208,12 +4208,12 @@
         </w:rPr>
         <w:t xml:space="preserve">。</w:t>
       </w:r>
-      <w:r>
-        <w:rPr>
-          <w:rFonts w:ascii="Times New Roman" w:hAnsi="Times New Roman" w:eastAsia="Times New Roman" w:cs="Times New Roman"/>
-        </w:rPr>
-        <w:br/>
-      </w:r>
+    </w:p>
+    <w:p>
+      <w:pPr>
+        <w:pStyle w:val="BodyText"/>
+        <w:ind w:firstLine="420"/>
+      </w:pPr>
       <w:r>
         <w:rPr>
           <w:rFonts w:hint="eastAsia" w:ascii="Times New Roman" w:hAnsi="Times New Roman" w:eastAsia="FangSong" w:cs="Times New Roman"/>
@@ -4862,12 +4862,12 @@
         </w:rPr>
         <w:t>。</w:t>
       </w:r>
-      <w:r>
-        <w:rPr>
-          <w:rFonts w:ascii="Times New Roman" w:hAnsi="Times New Roman" w:eastAsia="Times New Roman" w:cs="Times New Roman"/>
-        </w:rPr>
-        <w:br/>
-      </w:r>
+    </w:p>
+    <w:p>
+      <w:pPr>
+        <w:pStyle w:val="BodyText"/>
+        <w:ind w:firstLine="420"/>
+      </w:pPr>
       <w:r>
         <w:rPr>
           <w:rFonts w:hint="eastAsia" w:ascii="Times New Roman" w:hAnsi="Times New Roman" w:eastAsia="FangSong" w:cs="Times New Roman"/>
@@ -7127,12 +7127,12 @@
         </w:rPr>
         <w:t xml:space="preserve">理解要点</w:t>
       </w:r>
-      <w:r>
-        <w:rPr>
-          <w:rFonts w:ascii="Times New Roman" w:hAnsi="Times New Roman" w:eastAsia="Times New Roman" w:cs="Times New Roman"/>
-        </w:rPr>
-        <w:t xml:space="preserve"> </w:t>
-      </w:r>
+    </w:p>
+    <w:p>
+      <w:pPr>
+        <w:pStyle w:val="BodyText"/>
+        <w:ind w:firstLine="420"/>
+      </w:pPr>
       <w:r>
         <w:rPr>
           <w:rFonts w:hint="eastAsia" w:ascii="Times New Roman" w:hAnsi="Times New Roman" w:eastAsia="FangSong" w:cs="Times New Roman"/>
@@ -8090,12 +8090,12 @@
         </w:rPr>
         <w:t>。</w:t>
       </w:r>
-      <w:r>
-        <w:rPr>
-          <w:rFonts w:ascii="Times New Roman" w:hAnsi="Times New Roman" w:eastAsia="Times New Roman" w:cs="Times New Roman"/>
-        </w:rPr>
-        <w:br/>
-      </w:r>
+    </w:p>
+    <w:p>
+      <w:pPr>
+        <w:pStyle w:val="BodyText"/>
+        <w:ind w:firstLine="420"/>
+      </w:pPr>
       <w:r>
         <w:rPr>
           <w:rFonts w:hint="eastAsia" w:ascii="Times New Roman" w:hAnsi="Times New Roman" w:eastAsia="FangSong" w:cs="Times New Roman"/>
@@ -9308,12 +9308,12 @@
         </w:rPr>
         <w:t>。</w:t>
       </w:r>
-      <w:r>
-        <w:rPr>
-          <w:rFonts w:ascii="Times New Roman" w:hAnsi="Times New Roman" w:eastAsia="Times New Roman" w:cs="Times New Roman"/>
-        </w:rPr>
-        <w:br/>
-      </w:r>
+    </w:p>
+    <w:p>
+      <w:pPr>
+        <w:pStyle w:val="BodyText"/>
+        <w:ind w:firstLine="420"/>
+      </w:pPr>
       <w:r>
         <w:rPr>
           <w:rFonts w:hint="eastAsia" w:ascii="Times New Roman" w:hAnsi="Times New Roman" w:eastAsia="FangSong" w:cs="Times New Roman"/>
@@ -9444,12 +9444,12 @@
         </w:rPr>
         <w:t>。</w:t>
       </w:r>
-      <w:r>
-        <w:rPr>
-          <w:rFonts w:ascii="Times New Roman" w:hAnsi="Times New Roman" w:eastAsia="Times New Roman" w:cs="Times New Roman"/>
-        </w:rPr>
-        <w:br/>
-      </w:r>
+    </w:p>
+    <w:p>
+      <w:pPr>
+        <w:pStyle w:val="BodyText"/>
+        <w:ind w:firstLine="420"/>
+      </w:pPr>
       <w:r>
         <w:rPr>
           <w:rFonts w:hint="eastAsia" w:ascii="Times New Roman" w:hAnsi="Times New Roman" w:eastAsia="FangSong" w:cs="Times New Roman"/>
@@ -10148,12 +10148,12 @@
         </w:rPr>
         <w:t>。</w:t>
       </w:r>
-      <w:r>
-        <w:rPr>
-          <w:rFonts w:ascii="Times New Roman" w:hAnsi="Times New Roman" w:eastAsia="Times New Roman" w:cs="Times New Roman"/>
-        </w:rPr>
-        <w:br/>
-      </w:r>
+    </w:p>
+    <w:p>
+      <w:pPr>
+        <w:pStyle w:val="BodyText"/>
+        <w:ind w:firstLine="420"/>
+      </w:pPr>
       <w:r>
         <w:rPr>
           <w:rFonts w:hint="eastAsia" w:ascii="Times New Roman" w:hAnsi="Times New Roman" w:eastAsia="FangSong" w:cs="Times New Roman"/>
@@ -10491,24 +10491,6 @@
         </w:rPr>
         <w:t>。</w:t>
       </w:r>
-      <w:r>
-        <w:rPr>
-          <w:rFonts w:ascii="Times New Roman" w:hAnsi="Times New Roman" w:eastAsia="Times New Roman" w:cs="Times New Roman"/>
-        </w:rPr>
-        <w:br/>
-      </w:r>
-      <w:r>
-        <w:rPr>
-          <w:rFonts w:hint="eastAsia" w:ascii="Times New Roman" w:hAnsi="Times New Roman" w:eastAsia="FangSong" w:cs="Times New Roman"/>
-        </w:rPr>
-        <w:t>但实际上</w:t>
-      </w:r>
-      <w:r>
-        <w:rPr>
-          <w:rFonts w:hint="eastAsia" w:ascii="Times New Roman" w:hAnsi="Times New Roman" w:eastAsia="Times New Roman" w:cs="Times New Roman"/>
-        </w:rPr>
-        <w:t>：</w:t>
-      </w:r>
     </w:p>
     <w:p>
       <w:pPr>
@@ -10519,109 +10501,13 @@
         <w:rPr>
           <w:rFonts w:hint="eastAsia" w:ascii="Times New Roman" w:hAnsi="Times New Roman" w:eastAsia="FangSong" w:cs="Times New Roman"/>
         </w:rPr>
-        <w:t>其一</w:t>
-      </w:r>
-      <w:r>
-        <w:rPr>
-          <w:rFonts w:hint="eastAsia" w:ascii="Times New Roman" w:hAnsi="Times New Roman" w:eastAsia="Times New Roman" w:cs="Times New Roman"/>
-        </w:rPr>
-        <w:t>，6s</w:t>
-      </w:r>
-      <w:r>
-        <w:rPr>
-          <w:rFonts w:ascii="Times New Roman" w:hAnsi="Times New Roman" w:eastAsia="Times New Roman" w:cs="Times New Roman"/>
-        </w:rPr>
-        <w:t xml:space="preserve"> </w:t>
-      </w:r>
-      <w:r>
-        <w:rPr>
-          <w:rFonts w:hint="eastAsia" w:ascii="Times New Roman" w:hAnsi="Times New Roman" w:eastAsia="FangSong" w:cs="Times New Roman"/>
-        </w:rPr>
-        <w:t>轨道被相对论稳定化而下降</w:t>
-      </w:r>
-      <w:r>
-        <w:rPr>
-          <w:rFonts w:hint="eastAsia" w:ascii="Times New Roman" w:hAnsi="Times New Roman" w:eastAsia="Times New Roman" w:cs="Times New Roman"/>
-        </w:rPr>
-        <w:t>；</w:t>
-      </w:r>
-      <w:r>
-        <w:rPr>
-          <w:rFonts w:hint="eastAsia" w:ascii="Times New Roman" w:hAnsi="Times New Roman" w:eastAsia="FangSong" w:cs="Times New Roman"/>
-        </w:rPr>
-        <w:t>其二</w:t>
-      </w:r>
-      <w:r>
-        <w:rPr>
-          <w:rFonts w:hint="eastAsia" w:ascii="Times New Roman" w:hAnsi="Times New Roman" w:eastAsia="Times New Roman" w:cs="Times New Roman"/>
-        </w:rPr>
-        <w:t>，5d</w:t>
-      </w:r>
-      <w:r>
-        <w:rPr>
-          <w:rFonts w:ascii="Times New Roman" w:hAnsi="Times New Roman" w:eastAsia="Times New Roman" w:cs="Times New Roman"/>
-        </w:rPr>
-        <w:t xml:space="preserve"> </w:t>
-      </w:r>
-      <w:r>
-        <w:rPr>
-          <w:rFonts w:hint="eastAsia" w:ascii="Times New Roman" w:hAnsi="Times New Roman" w:eastAsia="FangSong" w:cs="Times New Roman"/>
-        </w:rPr>
-        <w:t>轨道相对抬高</w:t>
-      </w:r>
-      <w:r>
-        <w:rPr>
-          <w:rFonts w:hint="eastAsia" w:ascii="Times New Roman" w:hAnsi="Times New Roman" w:eastAsia="Times New Roman" w:cs="Times New Roman"/>
-        </w:rPr>
-        <w:t>；</w:t>
-      </w:r>
-      <w:r>
-        <w:rPr>
-          <w:rFonts w:hint="eastAsia" w:ascii="Times New Roman" w:hAnsi="Times New Roman" w:eastAsia="FangSong" w:cs="Times New Roman"/>
-        </w:rPr>
-        <w:t>其三</w:t>
-      </w:r>
-      <w:r>
-        <w:rPr>
-          <w:rFonts w:hint="eastAsia" w:ascii="Times New Roman" w:hAnsi="Times New Roman" w:eastAsia="Times New Roman" w:cs="Times New Roman"/>
-        </w:rPr>
-        <w:t>，</w:t>
-      </w:r>
-      <w:r>
-        <w:rPr>
-          <w:rFonts w:hint="eastAsia" w:ascii="Times New Roman" w:hAnsi="Times New Roman" w:eastAsia="FangSong" w:cs="Times New Roman"/>
-        </w:rPr>
-        <w:t>于是</w:t>
-      </w:r>
-      <w:r>
-        <w:rPr>
-          <w:rFonts w:ascii="Times New Roman" w:hAnsi="Times New Roman" w:eastAsia="Times New Roman" w:cs="Times New Roman"/>
-        </w:rPr>
-        <w:t xml:space="preserve"> 5d → 6s </w:t>
-      </w:r>
-      <w:r>
-        <w:rPr>
-          <w:rFonts w:hint="eastAsia" w:ascii="Times New Roman" w:hAnsi="Times New Roman" w:eastAsia="FangSong" w:cs="Times New Roman"/>
-        </w:rPr>
-        <w:t>的跃迁能减小</w:t>
-      </w:r>
-      <w:r>
-        <w:rPr>
-          <w:rFonts w:hint="eastAsia" w:ascii="Times New Roman" w:hAnsi="Times New Roman" w:eastAsia="Times New Roman" w:cs="Times New Roman"/>
-        </w:rPr>
-        <w:t>，</w:t>
-      </w:r>
-      <w:r>
-        <w:rPr>
-          <w:rFonts w:hint="eastAsia" w:ascii="Times New Roman" w:hAnsi="Times New Roman" w:eastAsia="FangSong" w:cs="Times New Roman"/>
-        </w:rPr>
-        <w:t>开始落入可见光范围</w:t>
-      </w:r>
-      <w:r>
-        <w:rPr>
-          <w:rFonts w:hint="eastAsia" w:ascii="Times New Roman" w:hAnsi="Times New Roman" w:eastAsia="Times New Roman" w:cs="Times New Roman"/>
-        </w:rPr>
-        <w:t>。</w:t>
+        <w:t>但实际上</w:t>
+      </w:r>
+      <w:r>
+        <w:rPr>
+          <w:rFonts w:hint="eastAsia" w:ascii="Times New Roman" w:hAnsi="Times New Roman" w:eastAsia="Times New Roman" w:cs="Times New Roman"/>
+        </w:rPr>
+        <w:t>：</w:t>
       </w:r>
     </w:p>
     <w:p>
@@ -10631,6 +10517,120 @@
       </w:pPr>
       <w:r>
         <w:rPr>
+          <w:rFonts w:hint="eastAsia" w:ascii="Times New Roman" w:hAnsi="Times New Roman" w:eastAsia="FangSong" w:cs="Times New Roman"/>
+        </w:rPr>
+        <w:t>其一</w:t>
+      </w:r>
+      <w:r>
+        <w:rPr>
+          <w:rFonts w:hint="eastAsia" w:ascii="Times New Roman" w:hAnsi="Times New Roman" w:eastAsia="Times New Roman" w:cs="Times New Roman"/>
+        </w:rPr>
+        <w:t>，6s</w:t>
+      </w:r>
+      <w:r>
+        <w:rPr>
+          <w:rFonts w:ascii="Times New Roman" w:hAnsi="Times New Roman" w:eastAsia="Times New Roman" w:cs="Times New Roman"/>
+        </w:rPr>
+        <w:t xml:space="preserve"> </w:t>
+      </w:r>
+      <w:r>
+        <w:rPr>
+          <w:rFonts w:hint="eastAsia" w:ascii="Times New Roman" w:hAnsi="Times New Roman" w:eastAsia="FangSong" w:cs="Times New Roman"/>
+        </w:rPr>
+        <w:t>轨道被相对论稳定化而下降</w:t>
+      </w:r>
+      <w:r>
+        <w:rPr>
+          <w:rFonts w:hint="eastAsia" w:ascii="Times New Roman" w:hAnsi="Times New Roman" w:eastAsia="Times New Roman" w:cs="Times New Roman"/>
+        </w:rPr>
+        <w:t>；</w:t>
+      </w:r>
+      <w:r>
+        <w:rPr>
+          <w:rFonts w:hint="eastAsia" w:ascii="Times New Roman" w:hAnsi="Times New Roman" w:eastAsia="FangSong" w:cs="Times New Roman"/>
+        </w:rPr>
+        <w:t>其二</w:t>
+      </w:r>
+      <w:r>
+        <w:rPr>
+          <w:rFonts w:hint="eastAsia" w:ascii="Times New Roman" w:hAnsi="Times New Roman" w:eastAsia="Times New Roman" w:cs="Times New Roman"/>
+        </w:rPr>
+        <w:t>，5d</w:t>
+      </w:r>
+      <w:r>
+        <w:rPr>
+          <w:rFonts w:ascii="Times New Roman" w:hAnsi="Times New Roman" w:eastAsia="Times New Roman" w:cs="Times New Roman"/>
+        </w:rPr>
+        <w:t xml:space="preserve"> </w:t>
+      </w:r>
+      <w:r>
+        <w:rPr>
+          <w:rFonts w:hint="eastAsia" w:ascii="Times New Roman" w:hAnsi="Times New Roman" w:eastAsia="FangSong" w:cs="Times New Roman"/>
+        </w:rPr>
+        <w:t>轨道相对抬高</w:t>
+      </w:r>
+      <w:r>
+        <w:rPr>
+          <w:rFonts w:hint="eastAsia" w:ascii="Times New Roman" w:hAnsi="Times New Roman" w:eastAsia="Times New Roman" w:cs="Times New Roman"/>
+        </w:rPr>
+        <w:t>；</w:t>
+      </w:r>
+      <w:r>
+        <w:rPr>
+          <w:rFonts w:hint="eastAsia" w:ascii="Times New Roman" w:hAnsi="Times New Roman" w:eastAsia="FangSong" w:cs="Times New Roman"/>
+        </w:rPr>
+        <w:t>其三</w:t>
+      </w:r>
+      <w:r>
+        <w:rPr>
+          <w:rFonts w:hint="eastAsia" w:ascii="Times New Roman" w:hAnsi="Times New Roman" w:eastAsia="Times New Roman" w:cs="Times New Roman"/>
+        </w:rPr>
+        <w:t>，</w:t>
+      </w:r>
+      <w:r>
+        <w:rPr>
+          <w:rFonts w:hint="eastAsia" w:ascii="Times New Roman" w:hAnsi="Times New Roman" w:eastAsia="FangSong" w:cs="Times New Roman"/>
+        </w:rPr>
+        <w:t>于是</w:t>
+      </w:r>
+      <w:r>
+        <w:rPr>
+          <w:rFonts w:ascii="Times New Roman" w:hAnsi="Times New Roman" w:eastAsia="Times New Roman" w:cs="Times New Roman"/>
+        </w:rPr>
+        <w:t xml:space="preserve"> 5d → 6s </w:t>
+      </w:r>
+      <w:r>
+        <w:rPr>
+          <w:rFonts w:hint="eastAsia" w:ascii="Times New Roman" w:hAnsi="Times New Roman" w:eastAsia="FangSong" w:cs="Times New Roman"/>
+        </w:rPr>
+        <w:t>的跃迁能减小</w:t>
+      </w:r>
+      <w:r>
+        <w:rPr>
+          <w:rFonts w:hint="eastAsia" w:ascii="Times New Roman" w:hAnsi="Times New Roman" w:eastAsia="Times New Roman" w:cs="Times New Roman"/>
+        </w:rPr>
+        <w:t>，</w:t>
+      </w:r>
+      <w:r>
+        <w:rPr>
+          <w:rFonts w:hint="eastAsia" w:ascii="Times New Roman" w:hAnsi="Times New Roman" w:eastAsia="FangSong" w:cs="Times New Roman"/>
+        </w:rPr>
+        <w:t>开始落入可见光范围</w:t>
+      </w:r>
+      <w:r>
+        <w:rPr>
+          <w:rFonts w:hint="eastAsia" w:ascii="Times New Roman" w:hAnsi="Times New Roman" w:eastAsia="Times New Roman" w:cs="Times New Roman"/>
+        </w:rPr>
+        <w:t>。</w:t>
+      </w:r>
+    </w:p>
+    <w:p>
+      <w:pPr>
+        <w:pStyle w:val="BodyText"/>
+        <w:ind w:firstLine="420"/>
+      </w:pPr>
+      <w:r>
+        <w:rPr>
           <w:rFonts w:ascii="Times New Roman" w:hAnsi="Times New Roman" w:eastAsia="Times New Roman" w:cs="Times New Roman"/>
         </w:rPr>
         <w:t xml:space="preserve">Au </w:t>
@@ -10659,12 +10659,12 @@
         </w:rPr>
         <w:t>。</w:t>
       </w:r>
-      <w:r>
-        <w:rPr>
-          <w:rFonts w:ascii="Times New Roman" w:hAnsi="Times New Roman" w:eastAsia="Times New Roman" w:cs="Times New Roman"/>
-        </w:rPr>
-        <w:br/>
-      </w:r>
+    </w:p>
+    <w:p>
+      <w:pPr>
+        <w:pStyle w:val="BodyText"/>
+        <w:ind w:firstLine="420"/>
+      </w:pPr>
       <w:r>
         <w:rPr>
           <w:rFonts w:hint="eastAsia" w:ascii="Times New Roman" w:hAnsi="Times New Roman" w:eastAsia="FangSong" w:cs="Times New Roman"/>
@@ -10817,78 +10817,6 @@
         </w:rPr>
         <w:t xml:space="preserve">。</w:t>
       </w:r>
-      <w:r>
-        <w:rPr>
-          <w:rFonts w:ascii="Times New Roman" w:hAnsi="Times New Roman" w:eastAsia="Times New Roman" w:cs="Times New Roman"/>
-        </w:rPr>
-        <w:br/>
-      </w:r>
-      <w:r>
-        <w:rPr>
-          <w:rFonts w:hint="eastAsia" w:ascii="Times New Roman" w:hAnsi="Times New Roman" w:eastAsia="FangSong" w:cs="Times New Roman"/>
-        </w:rPr>
-        <w:t xml:space="preserve">相对论使</w:t>
-      </w:r>
-      <w:r>
-        <w:rPr>
-          <w:rFonts w:ascii="Times New Roman" w:hAnsi="Times New Roman" w:eastAsia="Times New Roman" w:cs="Times New Roman"/>
-        </w:rPr>
-        <w:t xml:space="preserve"> 6s </w:t>
-      </w:r>
-      <w:r>
-        <w:rPr>
-          <w:rFonts w:hint="eastAsia" w:ascii="Times New Roman" w:hAnsi="Times New Roman" w:eastAsia="FangSong" w:cs="Times New Roman"/>
-        </w:rPr>
-        <w:t>显著收缩</w:t>
-      </w:r>
-      <w:r>
-        <w:rPr>
-          <w:rFonts w:hint="eastAsia" w:ascii="Times New Roman" w:hAnsi="Times New Roman" w:eastAsia="Times New Roman" w:cs="Times New Roman"/>
-        </w:rPr>
-        <w:t>，6s</w:t>
-      </w:r>
-      <w:r>
-        <w:rPr>
-          <w:rFonts w:ascii="Times New Roman" w:hAnsi="Times New Roman" w:eastAsia="Times New Roman" w:cs="Times New Roman"/>
-        </w:rPr>
-        <w:t xml:space="preserve"> </w:t>
-      </w:r>
-      <w:r>
-        <w:rPr>
-          <w:rFonts w:hint="eastAsia" w:ascii="Times New Roman" w:hAnsi="Times New Roman" w:eastAsia="FangSong" w:cs="Times New Roman"/>
-        </w:rPr>
-        <w:t>电子更紧</w:t>
-      </w:r>
-      <w:r>
-        <w:rPr>
-          <w:rFonts w:hint="eastAsia" w:ascii="Times New Roman" w:hAnsi="Times New Roman" w:eastAsia="Times New Roman" w:cs="Times New Roman"/>
-        </w:rPr>
-        <w:t>、</w:t>
-      </w:r>
-      <w:r>
-        <w:rPr>
-          <w:rFonts w:hint="eastAsia" w:ascii="Times New Roman" w:hAnsi="Times New Roman" w:eastAsia="FangSong" w:cs="Times New Roman"/>
-        </w:rPr>
-        <w:t>更不愿参与金属键离域</w:t>
-      </w:r>
-      <w:r>
-        <w:rPr>
-          <w:rFonts w:hint="eastAsia" w:ascii="Times New Roman" w:hAnsi="Times New Roman" w:eastAsia="Times New Roman" w:cs="Times New Roman"/>
-        </w:rPr>
-        <w:t>，</w:t>
-      </w:r>
-      <w:r>
-        <w:rPr>
-          <w:rFonts w:hint="eastAsia" w:ascii="Times New Roman" w:hAnsi="Times New Roman" w:eastAsia="FangSong" w:cs="Times New Roman"/>
-        </w:rPr>
-        <w:t>于是</w:t>
-      </w:r>
-      <w:r>
-        <w:rPr>
-          <w:rFonts w:hint="eastAsia" w:ascii="Times New Roman" w:hAnsi="Times New Roman" w:eastAsia="Times New Roman" w:cs="Times New Roman"/>
-        </w:rPr>
-        <w:t>：</w:t>
-      </w:r>
     </w:p>
     <w:p>
       <w:pPr>
@@ -10899,79 +10827,67 @@
         <w:rPr>
           <w:rFonts w:hint="eastAsia" w:ascii="Times New Roman" w:hAnsi="Times New Roman" w:eastAsia="FangSong" w:cs="Times New Roman"/>
         </w:rPr>
-        <w:t>其一</w:t>
-      </w:r>
-      <w:r>
-        <w:rPr>
-          <w:rFonts w:hint="eastAsia" w:ascii="Times New Roman" w:hAnsi="Times New Roman" w:eastAsia="Times New Roman" w:cs="Times New Roman"/>
-        </w:rPr>
-        <w:t>，Hg-Hg</w:t>
-      </w:r>
-      <w:r>
-        <w:rPr>
-          <w:rFonts w:ascii="Times New Roman" w:hAnsi="Times New Roman" w:eastAsia="Times New Roman" w:cs="Times New Roman"/>
-        </w:rPr>
-        <w:t xml:space="preserve"> </w:t>
-      </w:r>
-      <w:r>
-        <w:rPr>
-          <w:rFonts w:hint="eastAsia" w:ascii="Times New Roman" w:hAnsi="Times New Roman" w:eastAsia="FangSong" w:cs="Times New Roman"/>
-        </w:rPr>
-        <w:t>金属键明显变弱</w:t>
-      </w:r>
-      <w:r>
-        <w:rPr>
-          <w:rFonts w:hint="eastAsia" w:ascii="Times New Roman" w:hAnsi="Times New Roman" w:eastAsia="Times New Roman" w:cs="Times New Roman"/>
-        </w:rPr>
-        <w:t>；</w:t>
-      </w:r>
-      <w:r>
-        <w:rPr>
-          <w:rFonts w:hint="eastAsia" w:ascii="Times New Roman" w:hAnsi="Times New Roman" w:eastAsia="FangSong" w:cs="Times New Roman"/>
-        </w:rPr>
-        <w:t>其二</w:t>
-      </w:r>
-      <w:r>
-        <w:rPr>
-          <w:rFonts w:hint="eastAsia" w:ascii="Times New Roman" w:hAnsi="Times New Roman" w:eastAsia="Times New Roman" w:cs="Times New Roman"/>
-        </w:rPr>
-        <w:t>，</w:t>
-      </w:r>
-      <w:r>
-        <w:rPr>
-          <w:rFonts w:hint="eastAsia" w:ascii="Times New Roman" w:hAnsi="Times New Roman" w:eastAsia="FangSong" w:cs="Times New Roman"/>
-        </w:rPr>
-        <w:t>内聚能下降</w:t>
-      </w:r>
-      <w:r>
-        <w:rPr>
-          <w:rFonts w:hint="eastAsia" w:ascii="Times New Roman" w:hAnsi="Times New Roman" w:eastAsia="Times New Roman" w:cs="Times New Roman"/>
-        </w:rPr>
-        <w:t>；</w:t>
-      </w:r>
-      <w:r>
-        <w:rPr>
-          <w:rFonts w:hint="eastAsia" w:ascii="Times New Roman" w:hAnsi="Times New Roman" w:eastAsia="FangSong" w:cs="Times New Roman"/>
-        </w:rPr>
-        <w:t>其三</w:t>
-      </w:r>
-      <w:r>
-        <w:rPr>
-          <w:rFonts w:hint="eastAsia" w:ascii="Times New Roman" w:hAnsi="Times New Roman" w:eastAsia="Times New Roman" w:cs="Times New Roman"/>
-        </w:rPr>
-        <w:t>，</w:t>
-      </w:r>
-      <w:r>
-        <w:rPr>
-          <w:rFonts w:hint="eastAsia" w:ascii="Times New Roman" w:hAnsi="Times New Roman" w:eastAsia="FangSong" w:cs="Times New Roman"/>
-        </w:rPr>
-        <w:t>熔点异常低</w:t>
-      </w:r>
-      <w:r>
-        <w:rPr>
-          <w:rFonts w:hint="eastAsia" w:ascii="Times New Roman" w:hAnsi="Times New Roman" w:eastAsia="Times New Roman" w:cs="Times New Roman"/>
-        </w:rPr>
-        <w:t>。</w:t>
+        <w:t xml:space="preserve">相对论使</w:t>
+      </w:r>
+      <w:r>
+        <w:rPr>
+          <w:rFonts w:ascii="Times New Roman" w:hAnsi="Times New Roman" w:eastAsia="Times New Roman" w:cs="Times New Roman"/>
+        </w:rPr>
+        <w:t xml:space="preserve"> 6s </w:t>
+      </w:r>
+      <w:r>
+        <w:rPr>
+          <w:rFonts w:hint="eastAsia" w:ascii="Times New Roman" w:hAnsi="Times New Roman" w:eastAsia="FangSong" w:cs="Times New Roman"/>
+        </w:rPr>
+        <w:t>显著收缩</w:t>
+      </w:r>
+      <w:r>
+        <w:rPr>
+          <w:rFonts w:hint="eastAsia" w:ascii="Times New Roman" w:hAnsi="Times New Roman" w:eastAsia="Times New Roman" w:cs="Times New Roman"/>
+        </w:rPr>
+        <w:t>，6s</w:t>
+      </w:r>
+      <w:r>
+        <w:rPr>
+          <w:rFonts w:ascii="Times New Roman" w:hAnsi="Times New Roman" w:eastAsia="Times New Roman" w:cs="Times New Roman"/>
+        </w:rPr>
+        <w:t xml:space="preserve"> </w:t>
+      </w:r>
+      <w:r>
+        <w:rPr>
+          <w:rFonts w:hint="eastAsia" w:ascii="Times New Roman" w:hAnsi="Times New Roman" w:eastAsia="FangSong" w:cs="Times New Roman"/>
+        </w:rPr>
+        <w:t>电子更紧</w:t>
+      </w:r>
+      <w:r>
+        <w:rPr>
+          <w:rFonts w:hint="eastAsia" w:ascii="Times New Roman" w:hAnsi="Times New Roman" w:eastAsia="Times New Roman" w:cs="Times New Roman"/>
+        </w:rPr>
+        <w:t>、</w:t>
+      </w:r>
+      <w:r>
+        <w:rPr>
+          <w:rFonts w:hint="eastAsia" w:ascii="Times New Roman" w:hAnsi="Times New Roman" w:eastAsia="FangSong" w:cs="Times New Roman"/>
+        </w:rPr>
+        <w:t>更不愿参与金属键离域</w:t>
+      </w:r>
+      <w:r>
+        <w:rPr>
+          <w:rFonts w:hint="eastAsia" w:ascii="Times New Roman" w:hAnsi="Times New Roman" w:eastAsia="Times New Roman" w:cs="Times New Roman"/>
+        </w:rPr>
+        <w:t>，</w:t>
+      </w:r>
+      <w:r>
+        <w:rPr>
+          <w:rFonts w:hint="eastAsia" w:ascii="Times New Roman" w:hAnsi="Times New Roman" w:eastAsia="FangSong" w:cs="Times New Roman"/>
+        </w:rPr>
+        <w:t>于是</w:t>
+      </w:r>
+      <w:r>
+        <w:rPr>
+          <w:rFonts w:hint="eastAsia" w:ascii="Times New Roman" w:hAnsi="Times New Roman" w:eastAsia="Times New Roman" w:cs="Times New Roman"/>
+        </w:rPr>
+        <w:t>：</w:t>
       </w:r>
     </w:p>
     <w:p>
@@ -10983,6 +10899,90 @@
         <w:rPr>
           <w:rFonts w:hint="eastAsia" w:ascii="Times New Roman" w:hAnsi="Times New Roman" w:eastAsia="FangSong" w:cs="Times New Roman"/>
         </w:rPr>
+        <w:t>其一</w:t>
+      </w:r>
+      <w:r>
+        <w:rPr>
+          <w:rFonts w:hint="eastAsia" w:ascii="Times New Roman" w:hAnsi="Times New Roman" w:eastAsia="Times New Roman" w:cs="Times New Roman"/>
+        </w:rPr>
+        <w:t>，Hg-Hg</w:t>
+      </w:r>
+      <w:r>
+        <w:rPr>
+          <w:rFonts w:ascii="Times New Roman" w:hAnsi="Times New Roman" w:eastAsia="Times New Roman" w:cs="Times New Roman"/>
+        </w:rPr>
+        <w:t xml:space="preserve"> </w:t>
+      </w:r>
+      <w:r>
+        <w:rPr>
+          <w:rFonts w:hint="eastAsia" w:ascii="Times New Roman" w:hAnsi="Times New Roman" w:eastAsia="FangSong" w:cs="Times New Roman"/>
+        </w:rPr>
+        <w:t>金属键明显变弱</w:t>
+      </w:r>
+      <w:r>
+        <w:rPr>
+          <w:rFonts w:hint="eastAsia" w:ascii="Times New Roman" w:hAnsi="Times New Roman" w:eastAsia="Times New Roman" w:cs="Times New Roman"/>
+        </w:rPr>
+        <w:t>；</w:t>
+      </w:r>
+      <w:r>
+        <w:rPr>
+          <w:rFonts w:hint="eastAsia" w:ascii="Times New Roman" w:hAnsi="Times New Roman" w:eastAsia="FangSong" w:cs="Times New Roman"/>
+        </w:rPr>
+        <w:t>其二</w:t>
+      </w:r>
+      <w:r>
+        <w:rPr>
+          <w:rFonts w:hint="eastAsia" w:ascii="Times New Roman" w:hAnsi="Times New Roman" w:eastAsia="Times New Roman" w:cs="Times New Roman"/>
+        </w:rPr>
+        <w:t>，</w:t>
+      </w:r>
+      <w:r>
+        <w:rPr>
+          <w:rFonts w:hint="eastAsia" w:ascii="Times New Roman" w:hAnsi="Times New Roman" w:eastAsia="FangSong" w:cs="Times New Roman"/>
+        </w:rPr>
+        <w:t>内聚能下降</w:t>
+      </w:r>
+      <w:r>
+        <w:rPr>
+          <w:rFonts w:hint="eastAsia" w:ascii="Times New Roman" w:hAnsi="Times New Roman" w:eastAsia="Times New Roman" w:cs="Times New Roman"/>
+        </w:rPr>
+        <w:t>；</w:t>
+      </w:r>
+      <w:r>
+        <w:rPr>
+          <w:rFonts w:hint="eastAsia" w:ascii="Times New Roman" w:hAnsi="Times New Roman" w:eastAsia="FangSong" w:cs="Times New Roman"/>
+        </w:rPr>
+        <w:t>其三</w:t>
+      </w:r>
+      <w:r>
+        <w:rPr>
+          <w:rFonts w:hint="eastAsia" w:ascii="Times New Roman" w:hAnsi="Times New Roman" w:eastAsia="Times New Roman" w:cs="Times New Roman"/>
+        </w:rPr>
+        <w:t>，</w:t>
+      </w:r>
+      <w:r>
+        <w:rPr>
+          <w:rFonts w:hint="eastAsia" w:ascii="Times New Roman" w:hAnsi="Times New Roman" w:eastAsia="FangSong" w:cs="Times New Roman"/>
+        </w:rPr>
+        <w:t>熔点异常低</w:t>
+      </w:r>
+      <w:r>
+        <w:rPr>
+          <w:rFonts w:hint="eastAsia" w:ascii="Times New Roman" w:hAnsi="Times New Roman" w:eastAsia="Times New Roman" w:cs="Times New Roman"/>
+        </w:rPr>
+        <w:t>。</w:t>
+      </w:r>
+    </w:p>
+    <w:p>
+      <w:pPr>
+        <w:pStyle w:val="BodyText"/>
+        <w:ind w:firstLine="420"/>
+      </w:pPr>
+      <w:r>
+        <w:rPr>
+          <w:rFonts w:hint="eastAsia" w:ascii="Times New Roman" w:hAnsi="Times New Roman" w:eastAsia="FangSong" w:cs="Times New Roman"/>
+        </w:rPr>
         <w:t xml:space="preserve">所以</w:t>
       </w:r>
       <w:r>
@@ -11003,12 +11003,12 @@
         </w:rPr>
         <w:t>。</w:t>
       </w:r>
-      <w:r>
-        <w:rPr>
-          <w:rFonts w:ascii="Times New Roman" w:hAnsi="Times New Roman" w:eastAsia="Times New Roman" w:cs="Times New Roman"/>
-        </w:rPr>
-        <w:br/>
-      </w:r>
+    </w:p>
+    <w:p>
+      <w:pPr>
+        <w:pStyle w:val="BodyText"/>
+        <w:ind w:firstLine="420"/>
+      </w:pPr>
       <w:r>
         <w:rPr>
           <w:rFonts w:hint="eastAsia" w:ascii="Times New Roman" w:hAnsi="Times New Roman" w:eastAsia="FangSong" w:cs="Times New Roman"/>
